--- a/docassemble/ParentingTimeSchedule/data/templates/Motion_to_modify_parenting_time.docx
+++ b/docassemble/ParentingTimeSchedule/data/templates/Motion_to_modify_parenting_time.docx
@@ -1,6 +1,6 @@
 
 <file path=word/document.xml><?xml version="1.0" encoding="utf-8"?>
-<w:document xmlns:wpc="http://schemas.microsoft.com/office/word/2010/wordprocessingCanvas" xmlns:cx="http://schemas.microsoft.com/office/drawing/2014/chartex" xmlns:cx1="http://schemas.microsoft.com/office/drawing/2015/9/8/chartex" xmlns:cx2="http://schemas.microsoft.com/office/drawing/2015/10/21/chartex" xmlns:cx3="http://schemas.microsoft.com/office/drawing/2016/5/9/chartex" xmlns:cx4="http://schemas.microsoft.com/office/drawing/2016/5/10/chartex" xmlns:cx5="http://schemas.microsoft.com/office/drawing/2016/5/11/chartex" xmlns:cx6="http://schemas.microsoft.com/office/drawing/2016/5/12/chartex" xmlns:cx7="http://schemas.microsoft.com/office/drawing/2016/5/13/chartex" xmlns:cx8="http://schemas.microsoft.com/office/drawing/2016/5/14/chartex" xmlns:mc="http://schemas.openxmlformats.org/markup-compatibility/2006" xmlns:aink="http://schemas.microsoft.com/office/drawing/2016/ink" xmlns:am3d="http://schemas.microsoft.com/office/drawing/2017/model3d" xmlns:o="urn:schemas-microsoft-com:office:office" xmlns:oel="http://schemas.microsoft.com/office/2019/extlst" xmlns:r="http://schemas.openxmlformats.org/officeDocument/2006/relationships" xmlns:m="http://schemas.openxmlformats.org/officeDocument/2006/math" xmlns:v="urn:schemas-microsoft-com:vml" xmlns:wp14="http://schemas.microsoft.com/office/word/2010/wordprocessingDrawing" xmlns:wp="http://schemas.openxmlformats.org/drawingml/2006/wordprocessingDrawing" xmlns:w10="urn:schemas-microsoft-com:office:word" xmlns:w="http://schemas.openxmlformats.org/wordprocessingml/2006/main" xmlns:w14="http://schemas.microsoft.com/office/word/2010/wordml" xmlns:w15="http://schemas.microsoft.com/office/word/2012/wordml" xmlns:w16cex="http://schemas.microsoft.com/office/word/2018/wordml/cex" xmlns:w16cid="http://schemas.microsoft.com/office/word/2016/wordml/cid" xmlns:w16="http://schemas.microsoft.com/office/word/2018/wordml" xmlns:w16du="http://schemas.microsoft.com/office/word/2023/wordml/word16du" xmlns:w16sdtdh="http://schemas.microsoft.com/office/word/2020/wordml/sdtdatahash" xmlns:w16sdtfl="http://schemas.microsoft.com/office/word/2024/wordml/sdtformatlock" xmlns:w16se="http://schemas.microsoft.com/office/word/2015/wordml/symex" xmlns:wpg="http://schemas.microsoft.com/office/word/2010/wordprocessingGroup" xmlns:wpi="http://schemas.microsoft.com/office/word/2010/wordprocessingInk" xmlns:wne="http://schemas.microsoft.com/office/word/2006/wordml" xmlns:wps="http://schemas.microsoft.com/office/word/2010/wordprocessingShape" mc:Ignorable="w14 w15 w16se w16cid w16 w16cex w16sdtdh w16sdtfl w16du wp14">
+<w:document xmlns:wpc="http://schemas.microsoft.com/office/word/2010/wordprocessingCanvas" xmlns:cx="http://schemas.microsoft.com/office/drawing/2014/chartex" xmlns:cx1="http://schemas.microsoft.com/office/drawing/2015/9/8/chartex" xmlns:cx2="http://schemas.microsoft.com/office/drawing/2015/10/21/chartex" xmlns:cx3="http://schemas.microsoft.com/office/drawing/2016/5/9/chartex" xmlns:cx4="http://schemas.microsoft.com/office/drawing/2016/5/10/chartex" xmlns:cx5="http://schemas.microsoft.com/office/drawing/2016/5/11/chartex" xmlns:cx6="http://schemas.microsoft.com/office/drawing/2016/5/12/chartex" xmlns:cx7="http://schemas.microsoft.com/office/drawing/2016/5/13/chartex" xmlns:cx8="http://schemas.microsoft.com/office/drawing/2016/5/14/chartex" xmlns:mc="http://schemas.openxmlformats.org/markup-compatibility/2006" xmlns:aink="http://schemas.microsoft.com/office/drawing/2016/ink" xmlns:am3d="http://schemas.microsoft.com/office/drawing/2017/model3d" xmlns:o="urn:schemas-microsoft-com:office:office" xmlns:oel="http://schemas.microsoft.com/office/2019/extlst" xmlns:r="http://schemas.openxmlformats.org/officeDocument/2006/relationships" xmlns:m="http://schemas.openxmlformats.org/officeDocument/2006/math" xmlns:v="urn:schemas-microsoft-com:vml" xmlns:wp14="http://schemas.microsoft.com/office/word/2010/wordprocessingDrawing" xmlns:wp="http://schemas.openxmlformats.org/drawingml/2006/wordprocessingDrawing" xmlns:w10="urn:schemas-microsoft-com:office:word" xmlns:w="http://schemas.openxmlformats.org/wordprocessingml/2006/main" xmlns:w14="http://schemas.microsoft.com/office/word/2010/wordml" xmlns:w15="http://schemas.microsoft.com/office/word/2012/wordml" xmlns:w16cex="http://schemas.microsoft.com/office/word/2018/wordml/cex" xmlns:w16cid="http://schemas.microsoft.com/office/word/2016/wordml/cid" xmlns:w16="http://schemas.microsoft.com/office/word/2018/wordml" xmlns:w16sdtdh="http://schemas.microsoft.com/office/word/2020/wordml/sdtdatahash" xmlns:w16se="http://schemas.microsoft.com/office/word/2015/wordml/symex" xmlns:wpg="http://schemas.microsoft.com/office/word/2010/wordprocessingGroup" xmlns:wpi="http://schemas.microsoft.com/office/word/2010/wordprocessingInk" xmlns:wne="http://schemas.microsoft.com/office/word/2006/wordml" xmlns:wps="http://schemas.microsoft.com/office/word/2010/wordprocessingShape" mc:Ignorable="w14 w15 w16se w16cid w16 w16cex w16sdtdh wp14">
   <w:body>
     <w:p>
       <w:pPr>
@@ -44,25 +44,13 @@
         <w:rPr>
           <w:rFonts w:ascii="Arial" w:hAnsi="Arial" w:cs="Arial"/>
         </w:rPr>
-        <w:t>{county</w:t>
-      </w:r>
-      <w:r>
-        <w:rPr>
-          <w:rFonts w:ascii="Arial" w:hAnsi="Arial" w:cs="Arial"/>
-        </w:rPr>
-        <w:t>.upper</w:t>
-      </w:r>
-      <w:r>
-        <w:rPr>
-          <w:rFonts w:ascii="Arial" w:hAnsi="Arial" w:cs="Arial"/>
-        </w:rPr>
-        <w:t>}</w:t>
-      </w:r>
-      <w:r>
-        <w:rPr>
-          <w:rFonts w:ascii="Arial" w:hAnsi="Arial" w:cs="Arial"/>
-        </w:rPr>
-        <w:t xml:space="preserve"> COUNTY</w:t>
+        <w:t xml:space="preserve">{{ filing_county.upper() }} </w:t>
+      </w:r>
+      <w:r>
+        <w:rPr>
+          <w:rFonts w:ascii="Arial" w:hAnsi="Arial" w:cs="Arial"/>
+        </w:rPr>
+        <w:t>COUNTY</w:t>
       </w:r>
     </w:p>
     <w:p>
@@ -122,19 +110,7 @@
               <w:rPr>
                 <w:rFonts w:ascii="Arial" w:hAnsi="Arial" w:cs="Arial"/>
               </w:rPr>
-              <w:t>{</w:t>
-            </w:r>
-            <w:r>
-              <w:rPr>
-                <w:rFonts w:ascii="Arial" w:hAnsi="Arial" w:cs="Arial"/>
-              </w:rPr>
-              <w:t>petitioner</w:t>
-            </w:r>
-            <w:r>
-              <w:rPr>
-                <w:rFonts w:ascii="Arial" w:hAnsi="Arial" w:cs="Arial"/>
-              </w:rPr>
-              <w:t>}</w:t>
+              <w:t>{% if party_label == 'petitioner' %}{{ users[0].name_full() }}{% else %}{{ other_parties[0].name_full() }}{% endif %}</w:t>
             </w:r>
           </w:p>
         </w:tc>
@@ -259,13 +235,43 @@
               <w:rPr>
                 <w:rFonts w:ascii="Arial" w:hAnsi="Arial" w:cs="Arial"/>
               </w:rPr>
-              <w:t>{c</w:t>
-            </w:r>
-            <w:r>
-              <w:rPr>
-                <w:rFonts w:ascii="Arial" w:hAnsi="Arial" w:cs="Arial"/>
-              </w:rPr>
-              <w:t>ase number</w:t>
+              <w:t>{</w:t>
+            </w:r>
+            <w:r>
+              <w:rPr>
+                <w:rFonts w:ascii="Arial" w:hAnsi="Arial" w:cs="Arial"/>
+              </w:rPr>
+              <w:t xml:space="preserve">{ </w:t>
+            </w:r>
+            <w:r>
+              <w:rPr>
+                <w:rFonts w:ascii="Arial" w:hAnsi="Arial" w:cs="Arial"/>
+              </w:rPr>
+              <w:t>c</w:t>
+            </w:r>
+            <w:r>
+              <w:rPr>
+                <w:rFonts w:ascii="Arial" w:hAnsi="Arial" w:cs="Arial"/>
+              </w:rPr>
+              <w:t>ase</w:t>
+            </w:r>
+            <w:r>
+              <w:rPr>
+                <w:rFonts w:ascii="Arial" w:hAnsi="Arial" w:cs="Arial"/>
+              </w:rPr>
+              <w:t>_</w:t>
+            </w:r>
+            <w:r>
+              <w:rPr>
+                <w:rFonts w:ascii="Arial" w:hAnsi="Arial" w:cs="Arial"/>
+              </w:rPr>
+              <w:t>number</w:t>
+            </w:r>
+            <w:r>
+              <w:rPr>
+                <w:rFonts w:ascii="Arial" w:hAnsi="Arial" w:cs="Arial"/>
+              </w:rPr>
+              <w:t xml:space="preserve"> }</w:t>
             </w:r>
             <w:r>
               <w:rPr>
@@ -384,19 +390,13 @@
               <w:rPr>
                 <w:rFonts w:ascii="Arial" w:hAnsi="Arial" w:cs="Arial"/>
               </w:rPr>
-              <w:t>{</w:t>
-            </w:r>
-            <w:r>
-              <w:rPr>
-                <w:rFonts w:ascii="Arial" w:hAnsi="Arial" w:cs="Arial"/>
-              </w:rPr>
-              <w:t>respondent</w:t>
-            </w:r>
-            <w:r>
-              <w:rPr>
-                <w:rFonts w:ascii="Arial" w:hAnsi="Arial" w:cs="Arial"/>
-              </w:rPr>
-              <w:t>}</w:t>
+              <w:t>{% if party_label == 'petitioner' %}{{ other_parties[0].name_full() }}{% else %}{{ users[0].name_full() }}{% endif %}</w:t>
+            </w:r>
+            <w:r>
+              <w:rPr>
+                <w:rFonts w:ascii="Arial" w:hAnsi="Arial" w:cs="Arial"/>
+              </w:rPr>
+              <w:tab/>
             </w:r>
           </w:p>
         </w:tc>
@@ -538,79 +538,7 @@
           <w:bCs/>
           <w:u w:val="single"/>
         </w:rPr>
-        <w:t xml:space="preserve">MOTION TO </w:t>
-      </w:r>
-      <w:r>
-        <w:rPr>
-          <w:rFonts w:ascii="Arial" w:hAnsi="Arial" w:cs="Arial"/>
-          <w:b/>
-          <w:bCs/>
-          <w:u w:val="single"/>
-        </w:rPr>
-        <w:t>{</w:t>
-      </w:r>
-      <w:r>
-        <w:rPr>
-          <w:rFonts w:ascii="Arial" w:hAnsi="Arial" w:cs="Arial"/>
-          <w:b/>
-          <w:bCs/>
-          <w:u w:val="single"/>
-        </w:rPr>
-        <w:t>modify or specify</w:t>
-      </w:r>
-      <w:r>
-        <w:rPr>
-          <w:rFonts w:ascii="Arial" w:hAnsi="Arial" w:cs="Arial"/>
-          <w:b/>
-          <w:bCs/>
-          <w:u w:val="single"/>
-        </w:rPr>
-        <w:t xml:space="preserve"> </w:t>
-      </w:r>
-      <w:r>
-        <w:rPr>
-          <w:rFonts w:ascii="Arial" w:hAnsi="Arial" w:cs="Arial"/>
-          <w:b/>
-          <w:bCs/>
-          <w:u w:val="single"/>
-        </w:rPr>
-        <w:t>.</w:t>
-      </w:r>
-      <w:r>
-        <w:rPr>
-          <w:rFonts w:ascii="Arial" w:hAnsi="Arial" w:cs="Arial"/>
-          <w:b/>
-          <w:bCs/>
-          <w:u w:val="single"/>
-        </w:rPr>
-        <w:t>upper</w:t>
-      </w:r>
-      <w:r>
-        <w:rPr>
-          <w:rFonts w:ascii="Arial" w:hAnsi="Arial" w:cs="Arial"/>
-          <w:b/>
-          <w:bCs/>
-          <w:u w:val="single"/>
-        </w:rPr>
-        <w:t>}</w:t>
-      </w:r>
-      <w:r>
-        <w:rPr>
-          <w:rFonts w:ascii="Arial" w:hAnsi="Arial" w:cs="Arial"/>
-          <w:b/>
-          <w:bCs/>
-          <w:u w:val="single"/>
-        </w:rPr>
-        <w:t xml:space="preserve"> </w:t>
-      </w:r>
-      <w:r>
-        <w:rPr>
-          <w:rFonts w:ascii="Arial" w:hAnsi="Arial" w:cs="Arial"/>
-          <w:b/>
-          <w:bCs/>
-          <w:u w:val="single"/>
-        </w:rPr>
-        <w:t>PARENTING TIME</w:t>
+        <w:t>MOTION TO {% if have_set_schedule %}MODIFY{% else %}SPECIFY{% endif %} PARENTING TIME</w:t>
       </w:r>
     </w:p>
     <w:p>
@@ -632,49 +560,13 @@
         <w:rPr>
           <w:rFonts w:ascii="Arial" w:hAnsi="Arial" w:cs="Arial"/>
         </w:rPr>
-        <w:t>I, {user},</w:t>
-      </w:r>
-      <w:r>
-        <w:rPr>
-          <w:rFonts w:ascii="Arial" w:hAnsi="Arial" w:cs="Arial"/>
-        </w:rPr>
-        <w:t xml:space="preserve"> ask this Honorable Court to </w:t>
-      </w:r>
-      <w:r>
-        <w:rPr>
-          <w:rFonts w:ascii="Arial" w:hAnsi="Arial" w:cs="Arial"/>
-        </w:rPr>
-        <w:t>{“</w:t>
-      </w:r>
-      <w:r>
-        <w:rPr>
-          <w:rFonts w:ascii="Arial" w:hAnsi="Arial" w:cs="Arial"/>
-        </w:rPr>
-        <w:t xml:space="preserve">modify </w:t>
-      </w:r>
-      <w:r>
-        <w:rPr>
-          <w:rFonts w:ascii="Arial" w:hAnsi="Arial" w:cs="Arial"/>
-        </w:rPr>
-        <w:t xml:space="preserve">an existing order of parenting time” </w:t>
-      </w:r>
-      <w:r>
-        <w:rPr>
-          <w:rFonts w:ascii="Arial" w:hAnsi="Arial" w:cs="Arial"/>
-        </w:rPr>
-        <w:t>or</w:t>
-      </w:r>
-      <w:r>
-        <w:rPr>
-          <w:rFonts w:ascii="Arial" w:hAnsi="Arial" w:cs="Arial"/>
-        </w:rPr>
-        <w:t xml:space="preserve"> “order a specific parenting time schedule”} involving the {child or children} of the parties, {children.full_names()}.</w:t>
-      </w:r>
-      <w:r>
-        <w:rPr>
-          <w:rFonts w:ascii="Arial" w:hAnsi="Arial" w:cs="Arial"/>
-        </w:rPr>
-        <w:t xml:space="preserve"> In support of my motion, I state that the following is true and correct:</w:t>
+        <w:t>I</w:t>
+      </w:r>
+      <w:r>
+        <w:rPr>
+          <w:rFonts w:ascii="Arial" w:hAnsi="Arial" w:cs="Arial"/>
+        </w:rPr>
+        <w:t>, {{ users[0].name_full() }}, ask this Honorable Court to {% if have_set_schedule %}modify an existing order of parenting time{% else %}order a specific parenting time schedule{% endif %} involving the children of the parties, {{ children.full_names() }}. In support of my motion, I state that the following is true and correct:</w:t>
       </w:r>
     </w:p>
     <w:p>
@@ -720,31 +612,13 @@
         <w:rPr>
           <w:rFonts w:ascii="Arial" w:hAnsi="Arial" w:cs="Arial"/>
         </w:rPr>
-        <w:t xml:space="preserve">My name is </w:t>
-      </w:r>
-      <w:r>
-        <w:rPr>
-          <w:rFonts w:ascii="Arial" w:hAnsi="Arial" w:cs="Arial"/>
-        </w:rPr>
-        <w:t>{user}.</w:t>
-      </w:r>
-      <w:r>
-        <w:rPr>
-          <w:rFonts w:ascii="Arial" w:hAnsi="Arial" w:cs="Arial"/>
-        </w:rPr>
-        <w:t xml:space="preserve"> I am {age_in_years} years old. {“</w:t>
-      </w:r>
-      <w:r>
-        <w:rPr>
-          <w:rFonts w:ascii="Arial" w:hAnsi="Arial" w:cs="Arial"/>
-        </w:rPr>
-        <w:t>I am not disclosing my address or county of residence to protect myself or my household.</w:t>
-      </w:r>
-      <w:r>
-        <w:rPr>
-          <w:rFonts w:ascii="Arial" w:hAnsi="Arial" w:cs="Arial"/>
-        </w:rPr>
-        <w:t>” or “I live at [user address].”}</w:t>
+        <w:t xml:space="preserve">My </w:t>
+      </w:r>
+      <w:r>
+        <w:rPr>
+          <w:rFonts w:ascii="Arial" w:hAnsi="Arial" w:cs="Arial"/>
+        </w:rPr>
+        <w:t>me is {{ users[0].name_full() }}. I am {{ users[0].age_in_years() }} years old. {% if hide_address %}I am using an alternative address because disclosing my address would put me or my household at risk.{% else %}I live at {{ users[0].address.on_one_line(bare=True) }}.{% endif %}</w:t>
       </w:r>
     </w:p>
     <w:p>
@@ -763,7 +637,13 @@
         <w:rPr>
           <w:rFonts w:ascii="Arial" w:hAnsi="Arial" w:cs="Arial"/>
         </w:rPr>
-        <w:t>The other parent is {other_parties[0]}. They are {age_in_years} years old. They live at {other_pareties[0] address]}.</w:t>
+        <w:t xml:space="preserve">The </w:t>
+      </w:r>
+      <w:r>
+        <w:rPr>
+          <w:rFonts w:ascii="Arial" w:hAnsi="Arial" w:cs="Arial"/>
+        </w:rPr>
+        <w:t>ther parent is {{ other_parties[0].name_full() }}.{% if knows_other_parent_dob %} They are {{ other_parties[0].age_in_years() }} years old.{% endif %}{% if knows_other_parent_address %} They live at {{ other_parties[0].address.on_one_line(bare=True) }}.{% endif %}</w:t>
       </w:r>
     </w:p>
     <w:p>
@@ -782,25 +662,40 @@
         <w:rPr>
           <w:rFonts w:ascii="Arial" w:hAnsi="Arial" w:cs="Arial"/>
         </w:rPr>
-        <w:t xml:space="preserve">On {order_date}, this Court entered an order regarding parenting time </w:t>
-      </w:r>
-      <w:r>
-        <w:rPr>
-          <w:rFonts w:ascii="Arial" w:hAnsi="Arial" w:cs="Arial"/>
-        </w:rPr>
-        <w:t>(see attached). O</w:t>
-      </w:r>
-      <w:r>
-        <w:rPr>
-          <w:rFonts w:ascii="Arial" w:hAnsi="Arial" w:cs="Arial"/>
-        </w:rPr>
-        <w:t>ur {child or children}</w:t>
-      </w:r>
-      <w:r>
-        <w:rPr>
-          <w:rFonts w:ascii="Arial" w:hAnsi="Arial" w:cs="Arial"/>
-        </w:rPr>
-        <w:t xml:space="preserve"> covered by the order {is or are}:</w:t>
+        <w:t xml:space="preserve">On </w:t>
+      </w:r>
+      <w:r>
+        <w:rPr>
+          <w:rFonts w:ascii="Arial" w:hAnsi="Arial" w:cs="Arial"/>
+        </w:rPr>
+        <w:t>{{ order_date }}, this Court entered an order regarding parenting time (see attached). The children covered by the order are:</w:t>
+      </w:r>
+    </w:p>
+    <w:p>
+      <w:pPr>
+        <w:spacing w:after="0"/>
+        <w:ind w:firstLine="720"/>
+        <w:rPr>
+          <w:rFonts w:ascii="Arial" w:hAnsi="Arial" w:cs="Arial"/>
+        </w:rPr>
+      </w:pPr>
+      <w:r>
+        <w:rPr>
+          <w:rFonts w:ascii="Arial" w:hAnsi="Arial" w:cs="Arial"/>
+        </w:rPr>
+        <w:t>{%</w:t>
+      </w:r>
+      <w:r>
+        <w:rPr>
+          <w:rFonts w:ascii="Arial" w:hAnsi="Arial" w:cs="Arial"/>
+        </w:rPr>
+        <w:t>p</w:t>
+      </w:r>
+      <w:r>
+        <w:rPr>
+          <w:rFonts w:ascii="Arial" w:hAnsi="Arial" w:cs="Arial"/>
+        </w:rPr>
+        <w:t xml:space="preserve"> for child in children %}</w:t>
       </w:r>
     </w:p>
     <w:p>
@@ -819,28 +714,12 @@
         <w:rPr>
           <w:rFonts w:ascii="Arial" w:hAnsi="Arial" w:cs="Arial"/>
         </w:rPr>
-        <w:t>{child name</w:t>
-      </w:r>
-      <w:r>
-        <w:rPr>
-          <w:rFonts w:ascii="Arial" w:hAnsi="Arial" w:cs="Arial"/>
-        </w:rPr>
-        <w:t>}</w:t>
-      </w:r>
-      <w:r>
-        <w:rPr>
-          <w:rFonts w:ascii="Arial" w:hAnsi="Arial" w:cs="Arial"/>
-        </w:rPr>
-        <w:t>, born: " + child.birthdate + ", age: " + str(child.age_in_years())</w:t>
+        <w:t>{{ child.name_full() }}, born {{ child.birthdate }}, age {{ child.age_in_years() }}.</w:t>
       </w:r>
     </w:p>
     <w:p>
       <w:pPr>
         <w:pStyle w:val="ListParagraph"/>
-        <w:numPr>
-          <w:ilvl w:val="1"/>
-          <w:numId w:val="2"/>
-        </w:numPr>
         <w:spacing w:after="0"/>
         <w:rPr>
           <w:rFonts w:ascii="Arial" w:hAnsi="Arial" w:cs="Arial"/>
@@ -850,19 +729,19 @@
         <w:rPr>
           <w:rFonts w:ascii="Arial" w:hAnsi="Arial" w:cs="Arial"/>
         </w:rPr>
-        <w:t>{child name}</w:t>
-      </w:r>
-      <w:r>
-        <w:rPr>
-          <w:rFonts w:ascii="Arial" w:hAnsi="Arial" w:cs="Arial"/>
-        </w:rPr>
-        <w:t>, born: " + child.birthdate + ", age: " + str(child.age_in_years()</w:t>
-      </w:r>
-      <w:r>
-        <w:rPr>
-          <w:rFonts w:ascii="Arial" w:hAnsi="Arial" w:cs="Arial"/>
-        </w:rPr>
-        <w:t>)</w:t>
+        <w:t>{%</w:t>
+      </w:r>
+      <w:r>
+        <w:rPr>
+          <w:rFonts w:ascii="Arial" w:hAnsi="Arial" w:cs="Arial"/>
+        </w:rPr>
+        <w:t>p</w:t>
+      </w:r>
+      <w:r>
+        <w:rPr>
+          <w:rFonts w:ascii="Arial" w:hAnsi="Arial" w:cs="Arial"/>
+        </w:rPr>
+        <w:t xml:space="preserve"> endfor %}</w:t>
       </w:r>
     </w:p>
     <w:p>
@@ -881,37 +760,8 @@
         <w:rPr>
           <w:rFonts w:ascii="Arial" w:hAnsi="Arial" w:cs="Arial"/>
         </w:rPr>
-        <w:t xml:space="preserve">{if specific}{other_parties} and I have not been able to agree on consistent days and times for parenting time. {if modify} </w:t>
-      </w:r>
-      <w:r>
-        <w:rPr>
-          <w:rFonts w:ascii="Arial" w:hAnsi="Arial" w:cs="Arial"/>
-        </w:rPr>
-        <w:t xml:space="preserve">Since the entry of this </w:t>
-      </w:r>
-      <w:r>
-        <w:rPr>
-          <w:rFonts w:ascii="Arial" w:hAnsi="Arial" w:cs="Arial"/>
-        </w:rPr>
-        <w:t>o</w:t>
-      </w:r>
-      <w:r>
-        <w:rPr>
-          <w:rFonts w:ascii="Arial" w:hAnsi="Arial" w:cs="Arial"/>
-        </w:rPr>
-        <w:t>rder, there have been substantial changes in circumstances which justify the immediate modification of the parenting time order including:</w:t>
-      </w:r>
-      <w:r>
-        <w:rPr>
-          <w:rFonts w:ascii="Arial" w:hAnsi="Arial" w:cs="Arial"/>
-        </w:rPr>
-        <w:t xml:space="preserve"> {changed_circumstances}</w:t>
-      </w:r>
-      <w:r>
-        <w:rPr>
-          <w:rFonts w:ascii="Arial" w:hAnsi="Arial" w:cs="Arial"/>
-        </w:rPr>
-        <w:t>{endif}</w:t>
+        <w:lastRenderedPageBreak/>
+        <w:t>{% if not have_set_schedule %}{{ other_parties[0].name_full() }} and I have not been able to agree on consistent days and times for parenting time.{% else %}Since the entry of this order, there have been substantial changes in circumstances which justify modifying the parenting time order, including: {{ changed_circumstances }}{% endif %}</w:t>
       </w:r>
     </w:p>
     <w:p>
@@ -930,43 +780,13 @@
         <w:rPr>
           <w:rFonts w:ascii="Arial" w:hAnsi="Arial" w:cs="Arial"/>
         </w:rPr>
-        <w:t>I believe it is in the best interest of the {child or children}</w:t>
-      </w:r>
-      <w:r>
-        <w:rPr>
-          <w:rFonts w:ascii="Arial" w:hAnsi="Arial" w:cs="Arial"/>
-        </w:rPr>
-        <w:t xml:space="preserve"> </w:t>
-      </w:r>
-      <w:r>
-        <w:rPr>
-          <w:rFonts w:ascii="Arial" w:hAnsi="Arial" w:cs="Arial"/>
-        </w:rPr>
-        <w:t xml:space="preserve">that a </w:t>
-      </w:r>
-      <w:r>
-        <w:rPr>
-          <w:rFonts w:ascii="Arial" w:hAnsi="Arial" w:cs="Arial"/>
-        </w:rPr>
-        <w:t>{</w:t>
-      </w:r>
-      <w:r>
-        <w:rPr>
-          <w:rFonts w:ascii="Arial" w:hAnsi="Arial" w:cs="Arial"/>
-        </w:rPr>
-        <w:t xml:space="preserve">specific </w:t>
-      </w:r>
-      <w:r>
-        <w:rPr>
-          <w:rFonts w:ascii="Arial" w:hAnsi="Arial" w:cs="Arial"/>
-        </w:rPr>
-        <w:t xml:space="preserve">or modified } </w:t>
-      </w:r>
-      <w:r>
-        <w:rPr>
-          <w:rFonts w:ascii="Arial" w:hAnsi="Arial" w:cs="Arial"/>
-        </w:rPr>
-        <w:t>schedule be set for parenting time.</w:t>
+        <w:t>I</w:t>
+      </w:r>
+      <w:r>
+        <w:rPr>
+          <w:rFonts w:ascii="Arial" w:hAnsi="Arial" w:cs="Arial"/>
+        </w:rPr>
+        <w:t xml:space="preserve"> believe it is in the best interest of the children that a {% if have_set_schedule %}modified{% else %}specific{% endif %} schedule be set for parenting time.</w:t>
       </w:r>
     </w:p>
     <w:p>
@@ -1007,35 +827,7 @@
         <w:rPr>
           <w:rFonts w:ascii="Arial" w:hAnsi="Arial" w:cs="Arial"/>
         </w:rPr>
-        <w:lastRenderedPageBreak/>
-        <w:t>{if specific}That the Court enter and order granting me a specific parenting time schedule with the {child or children} as described below:</w:t>
-      </w:r>
-      <w:r>
-        <w:rPr>
-          <w:rFonts w:ascii="Arial" w:hAnsi="Arial" w:cs="Arial"/>
-        </w:rPr>
-        <w:t>{endif}</w:t>
-      </w:r>
-      <w:r>
-        <w:rPr>
-          <w:rFonts w:ascii="Arial" w:hAnsi="Arial" w:cs="Arial"/>
-        </w:rPr>
-        <w:t>{if modify}</w:t>
-      </w:r>
-      <w:r>
-        <w:t>T</w:t>
-      </w:r>
-      <w:r>
-        <w:rPr>
-          <w:rFonts w:ascii="Arial" w:hAnsi="Arial" w:cs="Arial"/>
-        </w:rPr>
-        <w:t>hat the Court modify the existing parenting time to this schedule below which reflects the changed circumstances:</w:t>
-      </w:r>
-      <w:r>
-        <w:rPr>
-          <w:rFonts w:ascii="Arial" w:hAnsi="Arial" w:cs="Arial"/>
-        </w:rPr>
-        <w:t>{endif}</w:t>
+        <w:t>That the Court {% if have_set_schedule %}modify the existing parenting time order{% else %}order a specific parenting time schedule{% endif %} as described below.</w:t>
       </w:r>
     </w:p>
     <w:p>
@@ -1054,7 +846,7 @@
         <w:rPr>
           <w:rFonts w:ascii="Arial" w:hAnsi="Arial" w:cs="Arial"/>
         </w:rPr>
-        <w:t>This parenting time schedule will begin on {schedule_start_date or “as soon as this schedule is ordered by the Court.”}</w:t>
+        <w:t>This parenting time schedule will begin {% if schedule_start == 'specific' %}on {{ schedule_start_date }}{% else %}when the Court orders the new schedule{% endif %}.</w:t>
       </w:r>
     </w:p>
     <w:p>
@@ -1073,13 +865,13 @@
         <w:rPr>
           <w:rFonts w:ascii="Arial" w:hAnsi="Arial" w:cs="Arial"/>
         </w:rPr>
-        <w:t>{if weekly_schedule}</w:t>
-      </w:r>
-      <w:r>
-        <w:rPr>
-          <w:rFonts w:ascii="Arial" w:hAnsi="Arial" w:cs="Arial"/>
-        </w:rPr>
-        <w:t>WEEKLY PARENTING TIME SCHEDULE</w:t>
+        <w:t>{</w:t>
+      </w:r>
+      <w:r>
+        <w:rPr>
+          <w:rFonts w:ascii="Arial" w:hAnsi="Arial" w:cs="Arial"/>
+        </w:rPr>
+        <w:t>% if weekly_schedule %}WEEKLY PARENTING TIME SCHEDULE</w:t>
       </w:r>
     </w:p>
     <w:p>
@@ -1093,19 +885,7 @@
         <w:rPr>
           <w:rFonts w:ascii="Arial" w:hAnsi="Arial" w:cs="Arial"/>
         </w:rPr>
-        <w:t>The schedule below has each day separated into one-hour blocks, except for overnights, which begin at</w:t>
-      </w:r>
-      <w:r>
-        <w:rPr>
-          <w:rFonts w:ascii="Arial" w:hAnsi="Arial" w:cs="Arial"/>
-        </w:rPr>
-        <w:t xml:space="preserve"> </w:t>
-      </w:r>
-      <w:r>
-        <w:rPr>
-          <w:rFonts w:ascii="Arial" w:hAnsi="Arial" w:cs="Arial"/>
-        </w:rPr>
-        <w:t>9:00 PM and end at 8:00 AM the next day.</w:t>
+        <w:t>The schedule below has each day separated into one-hour blocks, except for overnights, which begin at 9:00 PM and end at 8:00 AM the next day.</w:t>
       </w:r>
     </w:p>
     <w:p>
@@ -1119,25 +899,7 @@
         <w:rPr>
           <w:rFonts w:ascii="Arial" w:hAnsi="Arial" w:cs="Arial"/>
         </w:rPr>
-        <w:t xml:space="preserve">Parent Name: </w:t>
-      </w:r>
-      <w:r>
-        <w:rPr>
-          <w:rFonts w:ascii="Arial" w:hAnsi="Arial" w:cs="Arial"/>
-        </w:rPr>
-        <w:t xml:space="preserve">{user}, </w:t>
-      </w:r>
-      <w:r>
-        <w:rPr>
-          <w:rFonts w:ascii="Arial" w:hAnsi="Arial" w:cs="Arial"/>
-        </w:rPr>
-        <w:t>Initials:</w:t>
-      </w:r>
-      <w:r>
-        <w:rPr>
-          <w:rFonts w:ascii="Arial" w:hAnsi="Arial" w:cs="Arial"/>
-        </w:rPr>
-        <w:t xml:space="preserve"> {user initials}</w:t>
+        <w:t>Parent Name: {{ users[0].name_full() }}, Initials: {{ users[0].name.initials }}</w:t>
       </w:r>
     </w:p>
     <w:p>
@@ -1151,25 +913,7 @@
         <w:rPr>
           <w:rFonts w:ascii="Arial" w:hAnsi="Arial" w:cs="Arial"/>
         </w:rPr>
-        <w:t xml:space="preserve">Parent Name: </w:t>
-      </w:r>
-      <w:r>
-        <w:rPr>
-          <w:rFonts w:ascii="Arial" w:hAnsi="Arial" w:cs="Arial"/>
-        </w:rPr>
-        <w:t xml:space="preserve">{other_parties[0]}, </w:t>
-      </w:r>
-      <w:r>
-        <w:rPr>
-          <w:rFonts w:ascii="Arial" w:hAnsi="Arial" w:cs="Arial"/>
-        </w:rPr>
-        <w:t>Initials:</w:t>
-      </w:r>
-      <w:r>
-        <w:rPr>
-          <w:rFonts w:ascii="Arial" w:hAnsi="Arial" w:cs="Arial"/>
-        </w:rPr>
-        <w:t xml:space="preserve"> {op initials}</w:t>
+        <w:t>Parent Name: {{ other_parties[0].name_full() }}, Initials: {{ other_parties[0].name.initials }}</w:t>
       </w:r>
     </w:p>
     <w:p>
@@ -1179,6 +923,24 @@
           <w:rFonts w:ascii="Arial" w:hAnsi="Arial" w:cs="Arial"/>
         </w:rPr>
       </w:pPr>
+      <w:r>
+        <w:rPr>
+          <w:rFonts w:ascii="Arial" w:hAnsi="Arial" w:cs="Arial"/>
+        </w:rPr>
+        <w:t>{%</w:t>
+      </w:r>
+      <w:r>
+        <w:rPr>
+          <w:rFonts w:ascii="Arial" w:hAnsi="Arial" w:cs="Arial"/>
+        </w:rPr>
+        <w:t>p</w:t>
+      </w:r>
+      <w:r>
+        <w:rPr>
+          <w:rFonts w:ascii="Arial" w:hAnsi="Arial" w:cs="Arial"/>
+        </w:rPr>
+        <w:t xml:space="preserve"> for current_week in week %}</w:t>
+      </w:r>
     </w:p>
     <w:p>
       <w:pPr>
@@ -1191,21 +953,7 @@
         <w:rPr>
           <w:rFonts w:ascii="Arial" w:hAnsi="Arial" w:cs="Arial"/>
         </w:rPr>
-        <w:t>{Loop up to 4 weeks}</w:t>
-      </w:r>
-    </w:p>
-    <w:p>
-      <w:pPr>
-        <w:spacing w:after="0"/>
-        <w:rPr>
-          <w:rFonts w:ascii="Arial" w:hAnsi="Arial" w:cs="Arial"/>
-        </w:rPr>
-      </w:pPr>
-      <w:r>
-        <w:rPr>
-          <w:rFonts w:ascii="Arial" w:hAnsi="Arial" w:cs="Arial"/>
-        </w:rPr>
-        <w:t>Week #</w:t>
+        <w:t>{{ current_week.name }}</w:t>
       </w:r>
     </w:p>
     <w:tbl>
@@ -1442,6 +1190,12 @@
                 <w:rFonts w:ascii="Arial" w:hAnsi="Arial" w:cs="Arial"/>
               </w:rPr>
             </w:pPr>
+            <w:r>
+              <w:rPr>
+                <w:rFonts w:ascii="Arial" w:hAnsi="Arial" w:cs="Arial"/>
+              </w:rPr>
+              <w:t>{{ current_week.day[0].time_8_am.name.initials }}</w:t>
+            </w:r>
           </w:p>
         </w:tc>
         <w:tc>
@@ -1455,6 +1209,12 @@
                 <w:rFonts w:ascii="Arial" w:hAnsi="Arial" w:cs="Arial"/>
               </w:rPr>
             </w:pPr>
+            <w:r>
+              <w:rPr>
+                <w:rFonts w:ascii="Arial" w:hAnsi="Arial" w:cs="Arial"/>
+              </w:rPr>
+              <w:t>{{ current_week.day[1].time_8_am.name.initials }}</w:t>
+            </w:r>
           </w:p>
         </w:tc>
         <w:tc>
@@ -1468,6 +1228,12 @@
                 <w:rFonts w:ascii="Arial" w:hAnsi="Arial" w:cs="Arial"/>
               </w:rPr>
             </w:pPr>
+            <w:r>
+              <w:rPr>
+                <w:rFonts w:ascii="Arial" w:hAnsi="Arial" w:cs="Arial"/>
+              </w:rPr>
+              <w:t>{{ current_week.day[2].time_8_am.name.initials }}</w:t>
+            </w:r>
           </w:p>
         </w:tc>
         <w:tc>
@@ -1481,6 +1247,12 @@
                 <w:rFonts w:ascii="Arial" w:hAnsi="Arial" w:cs="Arial"/>
               </w:rPr>
             </w:pPr>
+            <w:r>
+              <w:rPr>
+                <w:rFonts w:ascii="Arial" w:hAnsi="Arial" w:cs="Arial"/>
+              </w:rPr>
+              <w:t>{{ current_week.day[3].time_8_am.name.initials }}</w:t>
+            </w:r>
           </w:p>
         </w:tc>
         <w:tc>
@@ -1494,6 +1266,12 @@
                 <w:rFonts w:ascii="Arial" w:hAnsi="Arial" w:cs="Arial"/>
               </w:rPr>
             </w:pPr>
+            <w:r>
+              <w:rPr>
+                <w:rFonts w:ascii="Arial" w:hAnsi="Arial" w:cs="Arial"/>
+              </w:rPr>
+              <w:t>{{ current_week.day[4].time_8_am.name.initials }}</w:t>
+            </w:r>
           </w:p>
         </w:tc>
         <w:tc>
@@ -1507,6 +1285,12 @@
                 <w:rFonts w:ascii="Arial" w:hAnsi="Arial" w:cs="Arial"/>
               </w:rPr>
             </w:pPr>
+            <w:r>
+              <w:rPr>
+                <w:rFonts w:ascii="Arial" w:hAnsi="Arial" w:cs="Arial"/>
+              </w:rPr>
+              <w:t>{{ current_week.day[5].time_8_am.name.initials }}</w:t>
+            </w:r>
           </w:p>
         </w:tc>
         <w:tc>
@@ -1520,6 +1304,12 @@
                 <w:rFonts w:ascii="Arial" w:hAnsi="Arial" w:cs="Arial"/>
               </w:rPr>
             </w:pPr>
+            <w:r>
+              <w:rPr>
+                <w:rFonts w:ascii="Arial" w:hAnsi="Arial" w:cs="Arial"/>
+              </w:rPr>
+              <w:t>{{ current_week.day[6].time_8_am.name.initials }}</w:t>
+            </w:r>
           </w:p>
         </w:tc>
       </w:tr>
@@ -1554,6 +1344,12 @@
                 <w:rFonts w:ascii="Arial" w:hAnsi="Arial" w:cs="Arial"/>
               </w:rPr>
             </w:pPr>
+            <w:r>
+              <w:rPr>
+                <w:rFonts w:ascii="Arial" w:hAnsi="Arial" w:cs="Arial"/>
+              </w:rPr>
+              <w:t>{{ current_week.day[0].time_9_am.name.initials }}</w:t>
+            </w:r>
           </w:p>
         </w:tc>
         <w:tc>
@@ -1567,6 +1363,12 @@
                 <w:rFonts w:ascii="Arial" w:hAnsi="Arial" w:cs="Arial"/>
               </w:rPr>
             </w:pPr>
+            <w:r>
+              <w:rPr>
+                <w:rFonts w:ascii="Arial" w:hAnsi="Arial" w:cs="Arial"/>
+              </w:rPr>
+              <w:t>{{ current_week.day[1].time_9_am.name.initials }}</w:t>
+            </w:r>
           </w:p>
         </w:tc>
         <w:tc>
@@ -1580,6 +1382,12 @@
                 <w:rFonts w:ascii="Arial" w:hAnsi="Arial" w:cs="Arial"/>
               </w:rPr>
             </w:pPr>
+            <w:r>
+              <w:rPr>
+                <w:rFonts w:ascii="Arial" w:hAnsi="Arial" w:cs="Arial"/>
+              </w:rPr>
+              <w:t>{{ current_week.day[2].time_9_am.name.initials }}</w:t>
+            </w:r>
           </w:p>
         </w:tc>
         <w:tc>
@@ -1593,6 +1401,12 @@
                 <w:rFonts w:ascii="Arial" w:hAnsi="Arial" w:cs="Arial"/>
               </w:rPr>
             </w:pPr>
+            <w:r>
+              <w:rPr>
+                <w:rFonts w:ascii="Arial" w:hAnsi="Arial" w:cs="Arial"/>
+              </w:rPr>
+              <w:t>{{ current_week.day[3].time_9_am.name.initials }}</w:t>
+            </w:r>
           </w:p>
         </w:tc>
         <w:tc>
@@ -1606,6 +1420,12 @@
                 <w:rFonts w:ascii="Arial" w:hAnsi="Arial" w:cs="Arial"/>
               </w:rPr>
             </w:pPr>
+            <w:r>
+              <w:rPr>
+                <w:rFonts w:ascii="Arial" w:hAnsi="Arial" w:cs="Arial"/>
+              </w:rPr>
+              <w:t>{{ current_week.day[4].time_9_am.name.initials }}</w:t>
+            </w:r>
           </w:p>
         </w:tc>
         <w:tc>
@@ -1619,6 +1439,12 @@
                 <w:rFonts w:ascii="Arial" w:hAnsi="Arial" w:cs="Arial"/>
               </w:rPr>
             </w:pPr>
+            <w:r>
+              <w:rPr>
+                <w:rFonts w:ascii="Arial" w:hAnsi="Arial" w:cs="Arial"/>
+              </w:rPr>
+              <w:t>{{ current_week.day[5].time_9_am.name.initials }}</w:t>
+            </w:r>
           </w:p>
         </w:tc>
         <w:tc>
@@ -1632,6 +1458,12 @@
                 <w:rFonts w:ascii="Arial" w:hAnsi="Arial" w:cs="Arial"/>
               </w:rPr>
             </w:pPr>
+            <w:r>
+              <w:rPr>
+                <w:rFonts w:ascii="Arial" w:hAnsi="Arial" w:cs="Arial"/>
+              </w:rPr>
+              <w:t>{{ current_week.day[6].time_9_am.name.initials }}</w:t>
+            </w:r>
           </w:p>
         </w:tc>
       </w:tr>
@@ -1666,6 +1498,19 @@
                 <w:rFonts w:ascii="Arial" w:hAnsi="Arial" w:cs="Arial"/>
               </w:rPr>
             </w:pPr>
+            <w:r>
+              <w:rPr>
+                <w:rFonts w:ascii="Arial" w:hAnsi="Arial" w:cs="Arial"/>
+              </w:rPr>
+              <w:t>{{ current_week.</w:t>
+            </w:r>
+            <w:r>
+              <w:rPr>
+                <w:rFonts w:ascii="Arial" w:hAnsi="Arial" w:cs="Arial"/>
+              </w:rPr>
+              <w:lastRenderedPageBreak/>
+              <w:t>day[0].time_10_am.name.initials }}</w:t>
+            </w:r>
           </w:p>
         </w:tc>
         <w:tc>
@@ -1679,6 +1524,20 @@
                 <w:rFonts w:ascii="Arial" w:hAnsi="Arial" w:cs="Arial"/>
               </w:rPr>
             </w:pPr>
+            <w:r>
+              <w:rPr>
+                <w:rFonts w:ascii="Arial" w:hAnsi="Arial" w:cs="Arial"/>
+              </w:rPr>
+              <w:lastRenderedPageBreak/>
+              <w:t>{{ current_week.da</w:t>
+            </w:r>
+            <w:r>
+              <w:rPr>
+                <w:rFonts w:ascii="Arial" w:hAnsi="Arial" w:cs="Arial"/>
+              </w:rPr>
+              <w:lastRenderedPageBreak/>
+              <w:t>y[1].time_10_am.name.initials }}</w:t>
+            </w:r>
           </w:p>
         </w:tc>
         <w:tc>
@@ -1692,6 +1551,20 @@
                 <w:rFonts w:ascii="Arial" w:hAnsi="Arial" w:cs="Arial"/>
               </w:rPr>
             </w:pPr>
+            <w:r>
+              <w:rPr>
+                <w:rFonts w:ascii="Arial" w:hAnsi="Arial" w:cs="Arial"/>
+              </w:rPr>
+              <w:lastRenderedPageBreak/>
+              <w:t>{{ current_week.day[2].ti</w:t>
+            </w:r>
+            <w:r>
+              <w:rPr>
+                <w:rFonts w:ascii="Arial" w:hAnsi="Arial" w:cs="Arial"/>
+              </w:rPr>
+              <w:lastRenderedPageBreak/>
+              <w:t>me_10_am.name.initials }}</w:t>
+            </w:r>
           </w:p>
         </w:tc>
         <w:tc>
@@ -1705,6 +1578,20 @@
                 <w:rFonts w:ascii="Arial" w:hAnsi="Arial" w:cs="Arial"/>
               </w:rPr>
             </w:pPr>
+            <w:r>
+              <w:rPr>
+                <w:rFonts w:ascii="Arial" w:hAnsi="Arial" w:cs="Arial"/>
+              </w:rPr>
+              <w:lastRenderedPageBreak/>
+              <w:t>{{ current_week.da</w:t>
+            </w:r>
+            <w:r>
+              <w:rPr>
+                <w:rFonts w:ascii="Arial" w:hAnsi="Arial" w:cs="Arial"/>
+              </w:rPr>
+              <w:lastRenderedPageBreak/>
+              <w:t>y[3].time_10_am.name.initials }}</w:t>
+            </w:r>
           </w:p>
         </w:tc>
         <w:tc>
@@ -1718,6 +1605,20 @@
                 <w:rFonts w:ascii="Arial" w:hAnsi="Arial" w:cs="Arial"/>
               </w:rPr>
             </w:pPr>
+            <w:r>
+              <w:rPr>
+                <w:rFonts w:ascii="Arial" w:hAnsi="Arial" w:cs="Arial"/>
+              </w:rPr>
+              <w:lastRenderedPageBreak/>
+              <w:t>{{ current_week.</w:t>
+            </w:r>
+            <w:r>
+              <w:rPr>
+                <w:rFonts w:ascii="Arial" w:hAnsi="Arial" w:cs="Arial"/>
+              </w:rPr>
+              <w:lastRenderedPageBreak/>
+              <w:t>day[4].time_10_am.name.initials }}</w:t>
+            </w:r>
           </w:p>
         </w:tc>
         <w:tc>
@@ -1731,6 +1632,20 @@
                 <w:rFonts w:ascii="Arial" w:hAnsi="Arial" w:cs="Arial"/>
               </w:rPr>
             </w:pPr>
+            <w:r>
+              <w:rPr>
+                <w:rFonts w:ascii="Arial" w:hAnsi="Arial" w:cs="Arial"/>
+              </w:rPr>
+              <w:lastRenderedPageBreak/>
+              <w:t>{{ current_week.da</w:t>
+            </w:r>
+            <w:r>
+              <w:rPr>
+                <w:rFonts w:ascii="Arial" w:hAnsi="Arial" w:cs="Arial"/>
+              </w:rPr>
+              <w:lastRenderedPageBreak/>
+              <w:t>y[5].time_10_am.name.initials }}</w:t>
+            </w:r>
           </w:p>
         </w:tc>
         <w:tc>
@@ -1744,6 +1659,20 @@
                 <w:rFonts w:ascii="Arial" w:hAnsi="Arial" w:cs="Arial"/>
               </w:rPr>
             </w:pPr>
+            <w:r>
+              <w:rPr>
+                <w:rFonts w:ascii="Arial" w:hAnsi="Arial" w:cs="Arial"/>
+              </w:rPr>
+              <w:lastRenderedPageBreak/>
+              <w:t>{{ current_week.da</w:t>
+            </w:r>
+            <w:r>
+              <w:rPr>
+                <w:rFonts w:ascii="Arial" w:hAnsi="Arial" w:cs="Arial"/>
+              </w:rPr>
+              <w:lastRenderedPageBreak/>
+              <w:t>y[6].time_10_am.name.initials }}</w:t>
+            </w:r>
           </w:p>
         </w:tc>
       </w:tr>
@@ -1763,6 +1692,7 @@
               <w:rPr>
                 <w:rFonts w:ascii="Arial" w:hAnsi="Arial" w:cs="Arial"/>
               </w:rPr>
+              <w:lastRenderedPageBreak/>
               <w:t>11 AM</w:t>
             </w:r>
           </w:p>
@@ -1778,6 +1708,12 @@
                 <w:rFonts w:ascii="Arial" w:hAnsi="Arial" w:cs="Arial"/>
               </w:rPr>
             </w:pPr>
+            <w:r>
+              <w:rPr>
+                <w:rFonts w:ascii="Arial" w:hAnsi="Arial" w:cs="Arial"/>
+              </w:rPr>
+              <w:t>{{ current_week.day[0].time_11_am.name.initials }}</w:t>
+            </w:r>
           </w:p>
         </w:tc>
         <w:tc>
@@ -1791,6 +1727,12 @@
                 <w:rFonts w:ascii="Arial" w:hAnsi="Arial" w:cs="Arial"/>
               </w:rPr>
             </w:pPr>
+            <w:r>
+              <w:rPr>
+                <w:rFonts w:ascii="Arial" w:hAnsi="Arial" w:cs="Arial"/>
+              </w:rPr>
+              <w:t>{{ current_week.day[1].time_11_am.name.initials }}</w:t>
+            </w:r>
           </w:p>
         </w:tc>
         <w:tc>
@@ -1804,6 +1746,12 @@
                 <w:rFonts w:ascii="Arial" w:hAnsi="Arial" w:cs="Arial"/>
               </w:rPr>
             </w:pPr>
+            <w:r>
+              <w:rPr>
+                <w:rFonts w:ascii="Arial" w:hAnsi="Arial" w:cs="Arial"/>
+              </w:rPr>
+              <w:t>{{ current_week.day[2].time_11_am.name.initials }}</w:t>
+            </w:r>
           </w:p>
         </w:tc>
         <w:tc>
@@ -1817,6 +1765,12 @@
                 <w:rFonts w:ascii="Arial" w:hAnsi="Arial" w:cs="Arial"/>
               </w:rPr>
             </w:pPr>
+            <w:r>
+              <w:rPr>
+                <w:rFonts w:ascii="Arial" w:hAnsi="Arial" w:cs="Arial"/>
+              </w:rPr>
+              <w:t>{{ current_week.day[3].time_11_am.name.initials }}</w:t>
+            </w:r>
           </w:p>
         </w:tc>
         <w:tc>
@@ -1830,6 +1784,12 @@
                 <w:rFonts w:ascii="Arial" w:hAnsi="Arial" w:cs="Arial"/>
               </w:rPr>
             </w:pPr>
+            <w:r>
+              <w:rPr>
+                <w:rFonts w:ascii="Arial" w:hAnsi="Arial" w:cs="Arial"/>
+              </w:rPr>
+              <w:t>{{ current_week.day[4].time_11_am.name.initials }}</w:t>
+            </w:r>
           </w:p>
         </w:tc>
         <w:tc>
@@ -1843,6 +1803,12 @@
                 <w:rFonts w:ascii="Arial" w:hAnsi="Arial" w:cs="Arial"/>
               </w:rPr>
             </w:pPr>
+            <w:r>
+              <w:rPr>
+                <w:rFonts w:ascii="Arial" w:hAnsi="Arial" w:cs="Arial"/>
+              </w:rPr>
+              <w:t>{{ current_week.day[5].time_11_am.name.initials }}</w:t>
+            </w:r>
           </w:p>
         </w:tc>
         <w:tc>
@@ -1856,6 +1822,12 @@
                 <w:rFonts w:ascii="Arial" w:hAnsi="Arial" w:cs="Arial"/>
               </w:rPr>
             </w:pPr>
+            <w:r>
+              <w:rPr>
+                <w:rFonts w:ascii="Arial" w:hAnsi="Arial" w:cs="Arial"/>
+              </w:rPr>
+              <w:t>{{ current_week.day[6].time_11_am.name.initials }}</w:t>
+            </w:r>
           </w:p>
         </w:tc>
       </w:tr>
@@ -1890,6 +1862,12 @@
                 <w:rFonts w:ascii="Arial" w:hAnsi="Arial" w:cs="Arial"/>
               </w:rPr>
             </w:pPr>
+            <w:r>
+              <w:rPr>
+                <w:rFonts w:ascii="Arial" w:hAnsi="Arial" w:cs="Arial"/>
+              </w:rPr>
+              <w:t>{{ current_week.day[0].time_noon.name.initials }}</w:t>
+            </w:r>
           </w:p>
         </w:tc>
         <w:tc>
@@ -1903,6 +1881,12 @@
                 <w:rFonts w:ascii="Arial" w:hAnsi="Arial" w:cs="Arial"/>
               </w:rPr>
             </w:pPr>
+            <w:r>
+              <w:rPr>
+                <w:rFonts w:ascii="Arial" w:hAnsi="Arial" w:cs="Arial"/>
+              </w:rPr>
+              <w:t>{{ current_week.day[1].time_noon.name.initials }}</w:t>
+            </w:r>
           </w:p>
         </w:tc>
         <w:tc>
@@ -1916,6 +1900,12 @@
                 <w:rFonts w:ascii="Arial" w:hAnsi="Arial" w:cs="Arial"/>
               </w:rPr>
             </w:pPr>
+            <w:r>
+              <w:rPr>
+                <w:rFonts w:ascii="Arial" w:hAnsi="Arial" w:cs="Arial"/>
+              </w:rPr>
+              <w:t>{{ current_week.day[2].time_noon.name.initials }}</w:t>
+            </w:r>
           </w:p>
         </w:tc>
         <w:tc>
@@ -1929,6 +1919,12 @@
                 <w:rFonts w:ascii="Arial" w:hAnsi="Arial" w:cs="Arial"/>
               </w:rPr>
             </w:pPr>
+            <w:r>
+              <w:rPr>
+                <w:rFonts w:ascii="Arial" w:hAnsi="Arial" w:cs="Arial"/>
+              </w:rPr>
+              <w:t>{{ current_week.day[3].time_noon.name.initials }}</w:t>
+            </w:r>
           </w:p>
         </w:tc>
         <w:tc>
@@ -1942,6 +1938,12 @@
                 <w:rFonts w:ascii="Arial" w:hAnsi="Arial" w:cs="Arial"/>
               </w:rPr>
             </w:pPr>
+            <w:r>
+              <w:rPr>
+                <w:rFonts w:ascii="Arial" w:hAnsi="Arial" w:cs="Arial"/>
+              </w:rPr>
+              <w:t>{{ current_week.day[4].time_noon.name.initials }}</w:t>
+            </w:r>
           </w:p>
         </w:tc>
         <w:tc>
@@ -1955,6 +1957,12 @@
                 <w:rFonts w:ascii="Arial" w:hAnsi="Arial" w:cs="Arial"/>
               </w:rPr>
             </w:pPr>
+            <w:r>
+              <w:rPr>
+                <w:rFonts w:ascii="Arial" w:hAnsi="Arial" w:cs="Arial"/>
+              </w:rPr>
+              <w:t>{{ current_week.day[5].time_noon.name.initials }}</w:t>
+            </w:r>
           </w:p>
         </w:tc>
         <w:tc>
@@ -1968,6 +1976,12 @@
                 <w:rFonts w:ascii="Arial" w:hAnsi="Arial" w:cs="Arial"/>
               </w:rPr>
             </w:pPr>
+            <w:r>
+              <w:rPr>
+                <w:rFonts w:ascii="Arial" w:hAnsi="Arial" w:cs="Arial"/>
+              </w:rPr>
+              <w:t>{{ current_week.day[6].time_noon.name.initials }}</w:t>
+            </w:r>
           </w:p>
         </w:tc>
       </w:tr>
@@ -2002,6 +2016,12 @@
                 <w:rFonts w:ascii="Arial" w:hAnsi="Arial" w:cs="Arial"/>
               </w:rPr>
             </w:pPr>
+            <w:r>
+              <w:rPr>
+                <w:rFonts w:ascii="Arial" w:hAnsi="Arial" w:cs="Arial"/>
+              </w:rPr>
+              <w:t>{{ current_week.day[0].time_1_pm.name.initials }}</w:t>
+            </w:r>
           </w:p>
         </w:tc>
         <w:tc>
@@ -2015,6 +2035,12 @@
                 <w:rFonts w:ascii="Arial" w:hAnsi="Arial" w:cs="Arial"/>
               </w:rPr>
             </w:pPr>
+            <w:r>
+              <w:rPr>
+                <w:rFonts w:ascii="Arial" w:hAnsi="Arial" w:cs="Arial"/>
+              </w:rPr>
+              <w:t>{{ current_week.day[1].time_1_pm.name.initials }}</w:t>
+            </w:r>
           </w:p>
         </w:tc>
         <w:tc>
@@ -2028,6 +2054,12 @@
                 <w:rFonts w:ascii="Arial" w:hAnsi="Arial" w:cs="Arial"/>
               </w:rPr>
             </w:pPr>
+            <w:r>
+              <w:rPr>
+                <w:rFonts w:ascii="Arial" w:hAnsi="Arial" w:cs="Arial"/>
+              </w:rPr>
+              <w:t>{{ current_week.day[2].time_1_pm.name.initials }}</w:t>
+            </w:r>
           </w:p>
         </w:tc>
         <w:tc>
@@ -2041,6 +2073,12 @@
                 <w:rFonts w:ascii="Arial" w:hAnsi="Arial" w:cs="Arial"/>
               </w:rPr>
             </w:pPr>
+            <w:r>
+              <w:rPr>
+                <w:rFonts w:ascii="Arial" w:hAnsi="Arial" w:cs="Arial"/>
+              </w:rPr>
+              <w:t>{{ current_week.day[3].time_1_pm.name.initials }}</w:t>
+            </w:r>
           </w:p>
         </w:tc>
         <w:tc>
@@ -2054,6 +2092,12 @@
                 <w:rFonts w:ascii="Arial" w:hAnsi="Arial" w:cs="Arial"/>
               </w:rPr>
             </w:pPr>
+            <w:r>
+              <w:rPr>
+                <w:rFonts w:ascii="Arial" w:hAnsi="Arial" w:cs="Arial"/>
+              </w:rPr>
+              <w:t>{{ current_week.day[4].time_1_pm.name.initials }}</w:t>
+            </w:r>
           </w:p>
         </w:tc>
         <w:tc>
@@ -2067,6 +2111,12 @@
                 <w:rFonts w:ascii="Arial" w:hAnsi="Arial" w:cs="Arial"/>
               </w:rPr>
             </w:pPr>
+            <w:r>
+              <w:rPr>
+                <w:rFonts w:ascii="Arial" w:hAnsi="Arial" w:cs="Arial"/>
+              </w:rPr>
+              <w:t>{{ current_week.day[5].time_1_pm.name.initials }}</w:t>
+            </w:r>
           </w:p>
         </w:tc>
         <w:tc>
@@ -2080,6 +2130,12 @@
                 <w:rFonts w:ascii="Arial" w:hAnsi="Arial" w:cs="Arial"/>
               </w:rPr>
             </w:pPr>
+            <w:r>
+              <w:rPr>
+                <w:rFonts w:ascii="Arial" w:hAnsi="Arial" w:cs="Arial"/>
+              </w:rPr>
+              <w:t>{{ current_week.day[6].time_1_pm.name.initials }}</w:t>
+            </w:r>
           </w:p>
         </w:tc>
       </w:tr>
@@ -2114,6 +2170,12 @@
                 <w:rFonts w:ascii="Arial" w:hAnsi="Arial" w:cs="Arial"/>
               </w:rPr>
             </w:pPr>
+            <w:r>
+              <w:rPr>
+                <w:rFonts w:ascii="Arial" w:hAnsi="Arial" w:cs="Arial"/>
+              </w:rPr>
+              <w:t>{{ current_week.day[0].time_2_pm.name.initials }}</w:t>
+            </w:r>
           </w:p>
         </w:tc>
         <w:tc>
@@ -2127,6 +2189,12 @@
                 <w:rFonts w:ascii="Arial" w:hAnsi="Arial" w:cs="Arial"/>
               </w:rPr>
             </w:pPr>
+            <w:r>
+              <w:rPr>
+                <w:rFonts w:ascii="Arial" w:hAnsi="Arial" w:cs="Arial"/>
+              </w:rPr>
+              <w:t>{{ current_week.day[1].time_2_pm.name.initials }}</w:t>
+            </w:r>
           </w:p>
         </w:tc>
         <w:tc>
@@ -2140,6 +2208,12 @@
                 <w:rFonts w:ascii="Arial" w:hAnsi="Arial" w:cs="Arial"/>
               </w:rPr>
             </w:pPr>
+            <w:r>
+              <w:rPr>
+                <w:rFonts w:ascii="Arial" w:hAnsi="Arial" w:cs="Arial"/>
+              </w:rPr>
+              <w:t>{{ current_week.day[2].time_2_pm.name.initials }}</w:t>
+            </w:r>
           </w:p>
         </w:tc>
         <w:tc>
@@ -2153,6 +2227,12 @@
                 <w:rFonts w:ascii="Arial" w:hAnsi="Arial" w:cs="Arial"/>
               </w:rPr>
             </w:pPr>
+            <w:r>
+              <w:rPr>
+                <w:rFonts w:ascii="Arial" w:hAnsi="Arial" w:cs="Arial"/>
+              </w:rPr>
+              <w:t>{{ current_week.day[3].time_2_pm.name.initials }}</w:t>
+            </w:r>
           </w:p>
         </w:tc>
         <w:tc>
@@ -2166,6 +2246,12 @@
                 <w:rFonts w:ascii="Arial" w:hAnsi="Arial" w:cs="Arial"/>
               </w:rPr>
             </w:pPr>
+            <w:r>
+              <w:rPr>
+                <w:rFonts w:ascii="Arial" w:hAnsi="Arial" w:cs="Arial"/>
+              </w:rPr>
+              <w:t>{{ current_week.day[4].time_2_pm.name.initials }}</w:t>
+            </w:r>
           </w:p>
         </w:tc>
         <w:tc>
@@ -2179,6 +2265,12 @@
                 <w:rFonts w:ascii="Arial" w:hAnsi="Arial" w:cs="Arial"/>
               </w:rPr>
             </w:pPr>
+            <w:r>
+              <w:rPr>
+                <w:rFonts w:ascii="Arial" w:hAnsi="Arial" w:cs="Arial"/>
+              </w:rPr>
+              <w:t>{{ current_week.day[5].time_2_pm.name.initials }}</w:t>
+            </w:r>
           </w:p>
         </w:tc>
         <w:tc>
@@ -2192,6 +2284,12 @@
                 <w:rFonts w:ascii="Arial" w:hAnsi="Arial" w:cs="Arial"/>
               </w:rPr>
             </w:pPr>
+            <w:r>
+              <w:rPr>
+                <w:rFonts w:ascii="Arial" w:hAnsi="Arial" w:cs="Arial"/>
+              </w:rPr>
+              <w:t>{{ current_week.day[6].time_2_pm.name.initials }}</w:t>
+            </w:r>
           </w:p>
         </w:tc>
       </w:tr>
@@ -2226,6 +2324,19 @@
                 <w:rFonts w:ascii="Arial" w:hAnsi="Arial" w:cs="Arial"/>
               </w:rPr>
             </w:pPr>
+            <w:r>
+              <w:rPr>
+                <w:rFonts w:ascii="Arial" w:hAnsi="Arial" w:cs="Arial"/>
+              </w:rPr>
+              <w:t>{{ current_week.day[0].time_3_pm.na</w:t>
+            </w:r>
+            <w:r>
+              <w:rPr>
+                <w:rFonts w:ascii="Arial" w:hAnsi="Arial" w:cs="Arial"/>
+              </w:rPr>
+              <w:lastRenderedPageBreak/>
+              <w:t>me.initials }}</w:t>
+            </w:r>
           </w:p>
         </w:tc>
         <w:tc>
@@ -2239,6 +2350,13 @@
                 <w:rFonts w:ascii="Arial" w:hAnsi="Arial" w:cs="Arial"/>
               </w:rPr>
             </w:pPr>
+            <w:r>
+              <w:rPr>
+                <w:rFonts w:ascii="Arial" w:hAnsi="Arial" w:cs="Arial"/>
+              </w:rPr>
+              <w:lastRenderedPageBreak/>
+              <w:t>{{ current_week.day[1].time_3_pm.name.initials }}</w:t>
+            </w:r>
           </w:p>
         </w:tc>
         <w:tc>
@@ -2252,6 +2370,12 @@
                 <w:rFonts w:ascii="Arial" w:hAnsi="Arial" w:cs="Arial"/>
               </w:rPr>
             </w:pPr>
+            <w:r>
+              <w:rPr>
+                <w:rFonts w:ascii="Arial" w:hAnsi="Arial" w:cs="Arial"/>
+              </w:rPr>
+              <w:t>{{ current_week.day[2].time_3_pm.name.initials }}</w:t>
+            </w:r>
           </w:p>
         </w:tc>
         <w:tc>
@@ -2265,6 +2389,12 @@
                 <w:rFonts w:ascii="Arial" w:hAnsi="Arial" w:cs="Arial"/>
               </w:rPr>
             </w:pPr>
+            <w:r>
+              <w:rPr>
+                <w:rFonts w:ascii="Arial" w:hAnsi="Arial" w:cs="Arial"/>
+              </w:rPr>
+              <w:t>{{ current_week.day[3].time_3_pm.name.initials }}</w:t>
+            </w:r>
           </w:p>
         </w:tc>
         <w:tc>
@@ -2278,6 +2408,19 @@
                 <w:rFonts w:ascii="Arial" w:hAnsi="Arial" w:cs="Arial"/>
               </w:rPr>
             </w:pPr>
+            <w:r>
+              <w:rPr>
+                <w:rFonts w:ascii="Arial" w:hAnsi="Arial" w:cs="Arial"/>
+              </w:rPr>
+              <w:t>{{ current_week.day[4].time_3_pm.n</w:t>
+            </w:r>
+            <w:r>
+              <w:rPr>
+                <w:rFonts w:ascii="Arial" w:hAnsi="Arial" w:cs="Arial"/>
+              </w:rPr>
+              <w:lastRenderedPageBreak/>
+              <w:t>ame.initials }}</w:t>
+            </w:r>
           </w:p>
         </w:tc>
         <w:tc>
@@ -2291,6 +2434,13 @@
                 <w:rFonts w:ascii="Arial" w:hAnsi="Arial" w:cs="Arial"/>
               </w:rPr>
             </w:pPr>
+            <w:r>
+              <w:rPr>
+                <w:rFonts w:ascii="Arial" w:hAnsi="Arial" w:cs="Arial"/>
+              </w:rPr>
+              <w:lastRenderedPageBreak/>
+              <w:t>{{ current_week.day[5].time_3_pm.name.initials }}</w:t>
+            </w:r>
           </w:p>
         </w:tc>
         <w:tc>
@@ -2304,6 +2454,12 @@
                 <w:rFonts w:ascii="Arial" w:hAnsi="Arial" w:cs="Arial"/>
               </w:rPr>
             </w:pPr>
+            <w:r>
+              <w:rPr>
+                <w:rFonts w:ascii="Arial" w:hAnsi="Arial" w:cs="Arial"/>
+              </w:rPr>
+              <w:t>{{ current_week.day[6].time_3_pm.name.initials }}</w:t>
+            </w:r>
           </w:p>
         </w:tc>
       </w:tr>
@@ -2338,6 +2494,12 @@
                 <w:rFonts w:ascii="Arial" w:hAnsi="Arial" w:cs="Arial"/>
               </w:rPr>
             </w:pPr>
+            <w:r>
+              <w:rPr>
+                <w:rFonts w:ascii="Arial" w:hAnsi="Arial" w:cs="Arial"/>
+              </w:rPr>
+              <w:t>{{ current_week.day[0].time_4_pm.name.initials }}</w:t>
+            </w:r>
           </w:p>
         </w:tc>
         <w:tc>
@@ -2351,6 +2513,12 @@
                 <w:rFonts w:ascii="Arial" w:hAnsi="Arial" w:cs="Arial"/>
               </w:rPr>
             </w:pPr>
+            <w:r>
+              <w:rPr>
+                <w:rFonts w:ascii="Arial" w:hAnsi="Arial" w:cs="Arial"/>
+              </w:rPr>
+              <w:t>{{ current_week.day[1].time_4_pm.name.initials }}</w:t>
+            </w:r>
           </w:p>
         </w:tc>
         <w:tc>
@@ -2364,6 +2532,12 @@
                 <w:rFonts w:ascii="Arial" w:hAnsi="Arial" w:cs="Arial"/>
               </w:rPr>
             </w:pPr>
+            <w:r>
+              <w:rPr>
+                <w:rFonts w:ascii="Arial" w:hAnsi="Arial" w:cs="Arial"/>
+              </w:rPr>
+              <w:t>{{ current_week.day[2].time_4_pm.name.initials }}</w:t>
+            </w:r>
           </w:p>
         </w:tc>
         <w:tc>
@@ -2377,6 +2551,12 @@
                 <w:rFonts w:ascii="Arial" w:hAnsi="Arial" w:cs="Arial"/>
               </w:rPr>
             </w:pPr>
+            <w:r>
+              <w:rPr>
+                <w:rFonts w:ascii="Arial" w:hAnsi="Arial" w:cs="Arial"/>
+              </w:rPr>
+              <w:t>{{ current_week.day[3].time_4_pm.name.initials }}</w:t>
+            </w:r>
           </w:p>
         </w:tc>
         <w:tc>
@@ -2390,6 +2570,12 @@
                 <w:rFonts w:ascii="Arial" w:hAnsi="Arial" w:cs="Arial"/>
               </w:rPr>
             </w:pPr>
+            <w:r>
+              <w:rPr>
+                <w:rFonts w:ascii="Arial" w:hAnsi="Arial" w:cs="Arial"/>
+              </w:rPr>
+              <w:t>{{ current_week.day[4].time_4_pm.name.initials }}</w:t>
+            </w:r>
           </w:p>
         </w:tc>
         <w:tc>
@@ -2403,6 +2589,12 @@
                 <w:rFonts w:ascii="Arial" w:hAnsi="Arial" w:cs="Arial"/>
               </w:rPr>
             </w:pPr>
+            <w:r>
+              <w:rPr>
+                <w:rFonts w:ascii="Arial" w:hAnsi="Arial" w:cs="Arial"/>
+              </w:rPr>
+              <w:t>{{ current_week.day[5].time_4_pm.name.initials }}</w:t>
+            </w:r>
           </w:p>
         </w:tc>
         <w:tc>
@@ -2416,6 +2608,12 @@
                 <w:rFonts w:ascii="Arial" w:hAnsi="Arial" w:cs="Arial"/>
               </w:rPr>
             </w:pPr>
+            <w:r>
+              <w:rPr>
+                <w:rFonts w:ascii="Arial" w:hAnsi="Arial" w:cs="Arial"/>
+              </w:rPr>
+              <w:t>{{ current_week.day[6].time_4_pm.name.initials }}</w:t>
+            </w:r>
           </w:p>
         </w:tc>
       </w:tr>
@@ -2450,6 +2648,12 @@
                 <w:rFonts w:ascii="Arial" w:hAnsi="Arial" w:cs="Arial"/>
               </w:rPr>
             </w:pPr>
+            <w:r>
+              <w:rPr>
+                <w:rFonts w:ascii="Arial" w:hAnsi="Arial" w:cs="Arial"/>
+              </w:rPr>
+              <w:t>{{ current_week.day[0].time_5_pm.name.initials }}</w:t>
+            </w:r>
           </w:p>
         </w:tc>
         <w:tc>
@@ -2463,6 +2667,12 @@
                 <w:rFonts w:ascii="Arial" w:hAnsi="Arial" w:cs="Arial"/>
               </w:rPr>
             </w:pPr>
+            <w:r>
+              <w:rPr>
+                <w:rFonts w:ascii="Arial" w:hAnsi="Arial" w:cs="Arial"/>
+              </w:rPr>
+              <w:t>{{ current_week.day[1].time_5_pm.name.initials }}</w:t>
+            </w:r>
           </w:p>
         </w:tc>
         <w:tc>
@@ -2476,6 +2686,12 @@
                 <w:rFonts w:ascii="Arial" w:hAnsi="Arial" w:cs="Arial"/>
               </w:rPr>
             </w:pPr>
+            <w:r>
+              <w:rPr>
+                <w:rFonts w:ascii="Arial" w:hAnsi="Arial" w:cs="Arial"/>
+              </w:rPr>
+              <w:t>{{ current_week.day[2].time_5_pm.name.initials }}</w:t>
+            </w:r>
           </w:p>
         </w:tc>
         <w:tc>
@@ -2489,6 +2705,12 @@
                 <w:rFonts w:ascii="Arial" w:hAnsi="Arial" w:cs="Arial"/>
               </w:rPr>
             </w:pPr>
+            <w:r>
+              <w:rPr>
+                <w:rFonts w:ascii="Arial" w:hAnsi="Arial" w:cs="Arial"/>
+              </w:rPr>
+              <w:t>{{ current_week.day[3].time_5_pm.name.initials }}</w:t>
+            </w:r>
           </w:p>
         </w:tc>
         <w:tc>
@@ -2502,6 +2724,12 @@
                 <w:rFonts w:ascii="Arial" w:hAnsi="Arial" w:cs="Arial"/>
               </w:rPr>
             </w:pPr>
+            <w:r>
+              <w:rPr>
+                <w:rFonts w:ascii="Arial" w:hAnsi="Arial" w:cs="Arial"/>
+              </w:rPr>
+              <w:t>{{ current_week.day[4].time_5_pm.name.initials }}</w:t>
+            </w:r>
           </w:p>
         </w:tc>
         <w:tc>
@@ -2515,6 +2743,12 @@
                 <w:rFonts w:ascii="Arial" w:hAnsi="Arial" w:cs="Arial"/>
               </w:rPr>
             </w:pPr>
+            <w:r>
+              <w:rPr>
+                <w:rFonts w:ascii="Arial" w:hAnsi="Arial" w:cs="Arial"/>
+              </w:rPr>
+              <w:t>{{ current_week.day[5].time_5_pm.name.initials }}</w:t>
+            </w:r>
           </w:p>
         </w:tc>
         <w:tc>
@@ -2528,6 +2762,12 @@
                 <w:rFonts w:ascii="Arial" w:hAnsi="Arial" w:cs="Arial"/>
               </w:rPr>
             </w:pPr>
+            <w:r>
+              <w:rPr>
+                <w:rFonts w:ascii="Arial" w:hAnsi="Arial" w:cs="Arial"/>
+              </w:rPr>
+              <w:t>{{ current_week.day[6].time_5_pm.name.initials }}</w:t>
+            </w:r>
           </w:p>
         </w:tc>
       </w:tr>
@@ -2562,6 +2802,12 @@
                 <w:rFonts w:ascii="Arial" w:hAnsi="Arial" w:cs="Arial"/>
               </w:rPr>
             </w:pPr>
+            <w:r>
+              <w:rPr>
+                <w:rFonts w:ascii="Arial" w:hAnsi="Arial" w:cs="Arial"/>
+              </w:rPr>
+              <w:t>{{ current_week.day[0].time_6_pm.name.initials }}</w:t>
+            </w:r>
           </w:p>
         </w:tc>
         <w:tc>
@@ -2575,6 +2821,12 @@
                 <w:rFonts w:ascii="Arial" w:hAnsi="Arial" w:cs="Arial"/>
               </w:rPr>
             </w:pPr>
+            <w:r>
+              <w:rPr>
+                <w:rFonts w:ascii="Arial" w:hAnsi="Arial" w:cs="Arial"/>
+              </w:rPr>
+              <w:t>{{ current_week.day[1].time_6_pm.name.initials }}</w:t>
+            </w:r>
           </w:p>
         </w:tc>
         <w:tc>
@@ -2588,6 +2840,12 @@
                 <w:rFonts w:ascii="Arial" w:hAnsi="Arial" w:cs="Arial"/>
               </w:rPr>
             </w:pPr>
+            <w:r>
+              <w:rPr>
+                <w:rFonts w:ascii="Arial" w:hAnsi="Arial" w:cs="Arial"/>
+              </w:rPr>
+              <w:t>{{ current_week.day[2].time_6_pm.name.initials }}</w:t>
+            </w:r>
           </w:p>
         </w:tc>
         <w:tc>
@@ -2601,6 +2859,12 @@
                 <w:rFonts w:ascii="Arial" w:hAnsi="Arial" w:cs="Arial"/>
               </w:rPr>
             </w:pPr>
+            <w:r>
+              <w:rPr>
+                <w:rFonts w:ascii="Arial" w:hAnsi="Arial" w:cs="Arial"/>
+              </w:rPr>
+              <w:t>{{ current_week.day[3].time_6_pm.name.initials }}</w:t>
+            </w:r>
           </w:p>
         </w:tc>
         <w:tc>
@@ -2614,6 +2878,12 @@
                 <w:rFonts w:ascii="Arial" w:hAnsi="Arial" w:cs="Arial"/>
               </w:rPr>
             </w:pPr>
+            <w:r>
+              <w:rPr>
+                <w:rFonts w:ascii="Arial" w:hAnsi="Arial" w:cs="Arial"/>
+              </w:rPr>
+              <w:t>{{ current_week.day[4].time_6_pm.name.initials }}</w:t>
+            </w:r>
           </w:p>
         </w:tc>
         <w:tc>
@@ -2627,6 +2897,12 @@
                 <w:rFonts w:ascii="Arial" w:hAnsi="Arial" w:cs="Arial"/>
               </w:rPr>
             </w:pPr>
+            <w:r>
+              <w:rPr>
+                <w:rFonts w:ascii="Arial" w:hAnsi="Arial" w:cs="Arial"/>
+              </w:rPr>
+              <w:t>{{ current_week.day[5].time_6_pm.name.initials }}</w:t>
+            </w:r>
           </w:p>
         </w:tc>
         <w:tc>
@@ -2640,6 +2916,12 @@
                 <w:rFonts w:ascii="Arial" w:hAnsi="Arial" w:cs="Arial"/>
               </w:rPr>
             </w:pPr>
+            <w:r>
+              <w:rPr>
+                <w:rFonts w:ascii="Arial" w:hAnsi="Arial" w:cs="Arial"/>
+              </w:rPr>
+              <w:t>{{ current_week.day[6].time_6_pm.name.initials }}</w:t>
+            </w:r>
           </w:p>
         </w:tc>
       </w:tr>
@@ -2674,6 +2956,12 @@
                 <w:rFonts w:ascii="Arial" w:hAnsi="Arial" w:cs="Arial"/>
               </w:rPr>
             </w:pPr>
+            <w:r>
+              <w:rPr>
+                <w:rFonts w:ascii="Arial" w:hAnsi="Arial" w:cs="Arial"/>
+              </w:rPr>
+              <w:t>{{ current_week.day[0].time_7_pm.name.initials }}</w:t>
+            </w:r>
           </w:p>
         </w:tc>
         <w:tc>
@@ -2687,6 +2975,12 @@
                 <w:rFonts w:ascii="Arial" w:hAnsi="Arial" w:cs="Arial"/>
               </w:rPr>
             </w:pPr>
+            <w:r>
+              <w:rPr>
+                <w:rFonts w:ascii="Arial" w:hAnsi="Arial" w:cs="Arial"/>
+              </w:rPr>
+              <w:t>{{ current_week.day[1].time_7_pm.name.initials }}</w:t>
+            </w:r>
           </w:p>
         </w:tc>
         <w:tc>
@@ -2700,6 +2994,12 @@
                 <w:rFonts w:ascii="Arial" w:hAnsi="Arial" w:cs="Arial"/>
               </w:rPr>
             </w:pPr>
+            <w:r>
+              <w:rPr>
+                <w:rFonts w:ascii="Arial" w:hAnsi="Arial" w:cs="Arial"/>
+              </w:rPr>
+              <w:t>{{ current_week.day[2].time_7_pm.name.initials }}</w:t>
+            </w:r>
           </w:p>
         </w:tc>
         <w:tc>
@@ -2713,6 +3013,12 @@
                 <w:rFonts w:ascii="Arial" w:hAnsi="Arial" w:cs="Arial"/>
               </w:rPr>
             </w:pPr>
+            <w:r>
+              <w:rPr>
+                <w:rFonts w:ascii="Arial" w:hAnsi="Arial" w:cs="Arial"/>
+              </w:rPr>
+              <w:t>{{ current_week.day[3].time_7_pm.name.initials }}</w:t>
+            </w:r>
           </w:p>
         </w:tc>
         <w:tc>
@@ -2726,6 +3032,12 @@
                 <w:rFonts w:ascii="Arial" w:hAnsi="Arial" w:cs="Arial"/>
               </w:rPr>
             </w:pPr>
+            <w:r>
+              <w:rPr>
+                <w:rFonts w:ascii="Arial" w:hAnsi="Arial" w:cs="Arial"/>
+              </w:rPr>
+              <w:t>{{ current_week.day[4].time_7_pm.name.initials }}</w:t>
+            </w:r>
           </w:p>
         </w:tc>
         <w:tc>
@@ -2739,6 +3051,12 @@
                 <w:rFonts w:ascii="Arial" w:hAnsi="Arial" w:cs="Arial"/>
               </w:rPr>
             </w:pPr>
+            <w:r>
+              <w:rPr>
+                <w:rFonts w:ascii="Arial" w:hAnsi="Arial" w:cs="Arial"/>
+              </w:rPr>
+              <w:t>{{ current_week.day[5].time_7_pm.name.initials }}</w:t>
+            </w:r>
           </w:p>
         </w:tc>
         <w:tc>
@@ -2752,6 +3070,12 @@
                 <w:rFonts w:ascii="Arial" w:hAnsi="Arial" w:cs="Arial"/>
               </w:rPr>
             </w:pPr>
+            <w:r>
+              <w:rPr>
+                <w:rFonts w:ascii="Arial" w:hAnsi="Arial" w:cs="Arial"/>
+              </w:rPr>
+              <w:t>{{ current_week.day[6].time_7_pm.name.initials }}</w:t>
+            </w:r>
           </w:p>
         </w:tc>
       </w:tr>
@@ -2786,6 +3110,12 @@
                 <w:rFonts w:ascii="Arial" w:hAnsi="Arial" w:cs="Arial"/>
               </w:rPr>
             </w:pPr>
+            <w:r>
+              <w:rPr>
+                <w:rFonts w:ascii="Arial" w:hAnsi="Arial" w:cs="Arial"/>
+              </w:rPr>
+              <w:t>{{ current_week.day[0].time_8_pm.name.initials }}</w:t>
+            </w:r>
           </w:p>
         </w:tc>
         <w:tc>
@@ -2799,6 +3129,12 @@
                 <w:rFonts w:ascii="Arial" w:hAnsi="Arial" w:cs="Arial"/>
               </w:rPr>
             </w:pPr>
+            <w:r>
+              <w:rPr>
+                <w:rFonts w:ascii="Arial" w:hAnsi="Arial" w:cs="Arial"/>
+              </w:rPr>
+              <w:t>{{ current_week.day[1].time_8_pm.name.initials }}</w:t>
+            </w:r>
           </w:p>
         </w:tc>
         <w:tc>
@@ -2812,6 +3148,12 @@
                 <w:rFonts w:ascii="Arial" w:hAnsi="Arial" w:cs="Arial"/>
               </w:rPr>
             </w:pPr>
+            <w:r>
+              <w:rPr>
+                <w:rFonts w:ascii="Arial" w:hAnsi="Arial" w:cs="Arial"/>
+              </w:rPr>
+              <w:t>{{ current_week.day[2].time_8_pm.name.initials }}</w:t>
+            </w:r>
           </w:p>
         </w:tc>
         <w:tc>
@@ -2825,6 +3167,12 @@
                 <w:rFonts w:ascii="Arial" w:hAnsi="Arial" w:cs="Arial"/>
               </w:rPr>
             </w:pPr>
+            <w:r>
+              <w:rPr>
+                <w:rFonts w:ascii="Arial" w:hAnsi="Arial" w:cs="Arial"/>
+              </w:rPr>
+              <w:t>{{ current_week.day[3].time_8_pm.name.initials }}</w:t>
+            </w:r>
           </w:p>
         </w:tc>
         <w:tc>
@@ -2838,6 +3186,12 @@
                 <w:rFonts w:ascii="Arial" w:hAnsi="Arial" w:cs="Arial"/>
               </w:rPr>
             </w:pPr>
+            <w:r>
+              <w:rPr>
+                <w:rFonts w:ascii="Arial" w:hAnsi="Arial" w:cs="Arial"/>
+              </w:rPr>
+              <w:t>{{ current_week.day[4].time_8_pm.name.initials }}</w:t>
+            </w:r>
           </w:p>
         </w:tc>
         <w:tc>
@@ -2851,6 +3205,12 @@
                 <w:rFonts w:ascii="Arial" w:hAnsi="Arial" w:cs="Arial"/>
               </w:rPr>
             </w:pPr>
+            <w:r>
+              <w:rPr>
+                <w:rFonts w:ascii="Arial" w:hAnsi="Arial" w:cs="Arial"/>
+              </w:rPr>
+              <w:t>{{ current_week.day[5].time_8_pm.name.initials }}</w:t>
+            </w:r>
           </w:p>
         </w:tc>
         <w:tc>
@@ -2864,6 +3224,12 @@
                 <w:rFonts w:ascii="Arial" w:hAnsi="Arial" w:cs="Arial"/>
               </w:rPr>
             </w:pPr>
+            <w:r>
+              <w:rPr>
+                <w:rFonts w:ascii="Arial" w:hAnsi="Arial" w:cs="Arial"/>
+              </w:rPr>
+              <w:t>{{ current_week.day[6].time_8_pm.name.initials }}</w:t>
+            </w:r>
           </w:p>
         </w:tc>
       </w:tr>
@@ -2898,6 +3264,19 @@
                 <w:rFonts w:ascii="Arial" w:hAnsi="Arial" w:cs="Arial"/>
               </w:rPr>
             </w:pPr>
+            <w:r>
+              <w:rPr>
+                <w:rFonts w:ascii="Arial" w:hAnsi="Arial" w:cs="Arial"/>
+              </w:rPr>
+              <w:t>{{ current_week.day[0].t</w:t>
+            </w:r>
+            <w:r>
+              <w:rPr>
+                <w:rFonts w:ascii="Arial" w:hAnsi="Arial" w:cs="Arial"/>
+              </w:rPr>
+              <w:lastRenderedPageBreak/>
+              <w:t>ime_9_pm.name.initials }}</w:t>
+            </w:r>
           </w:p>
         </w:tc>
         <w:tc>
@@ -2911,6 +3290,20 @@
                 <w:rFonts w:ascii="Arial" w:hAnsi="Arial" w:cs="Arial"/>
               </w:rPr>
             </w:pPr>
+            <w:r>
+              <w:rPr>
+                <w:rFonts w:ascii="Arial" w:hAnsi="Arial" w:cs="Arial"/>
+              </w:rPr>
+              <w:lastRenderedPageBreak/>
+              <w:t>{{ current_week.day[1].time</w:t>
+            </w:r>
+            <w:r>
+              <w:rPr>
+                <w:rFonts w:ascii="Arial" w:hAnsi="Arial" w:cs="Arial"/>
+              </w:rPr>
+              <w:lastRenderedPageBreak/>
+              <w:t>_9_pm.name.initials }}</w:t>
+            </w:r>
           </w:p>
         </w:tc>
         <w:tc>
@@ -2924,6 +3317,20 @@
                 <w:rFonts w:ascii="Arial" w:hAnsi="Arial" w:cs="Arial"/>
               </w:rPr>
             </w:pPr>
+            <w:r>
+              <w:rPr>
+                <w:rFonts w:ascii="Arial" w:hAnsi="Arial" w:cs="Arial"/>
+              </w:rPr>
+              <w:lastRenderedPageBreak/>
+              <w:t>{{ current_week.day[2].time_9_pm.</w:t>
+            </w:r>
+            <w:r>
+              <w:rPr>
+                <w:rFonts w:ascii="Arial" w:hAnsi="Arial" w:cs="Arial"/>
+              </w:rPr>
+              <w:lastRenderedPageBreak/>
+              <w:t>name.initials }}</w:t>
+            </w:r>
           </w:p>
         </w:tc>
         <w:tc>
@@ -2937,6 +3344,20 @@
                 <w:rFonts w:ascii="Arial" w:hAnsi="Arial" w:cs="Arial"/>
               </w:rPr>
             </w:pPr>
+            <w:r>
+              <w:rPr>
+                <w:rFonts w:ascii="Arial" w:hAnsi="Arial" w:cs="Arial"/>
+              </w:rPr>
+              <w:lastRenderedPageBreak/>
+              <w:t>{{ current_week.day[3].time</w:t>
+            </w:r>
+            <w:r>
+              <w:rPr>
+                <w:rFonts w:ascii="Arial" w:hAnsi="Arial" w:cs="Arial"/>
+              </w:rPr>
+              <w:lastRenderedPageBreak/>
+              <w:t>_9_pm.name.initials }}</w:t>
+            </w:r>
           </w:p>
         </w:tc>
         <w:tc>
@@ -2950,6 +3371,20 @@
                 <w:rFonts w:ascii="Arial" w:hAnsi="Arial" w:cs="Arial"/>
               </w:rPr>
             </w:pPr>
+            <w:r>
+              <w:rPr>
+                <w:rFonts w:ascii="Arial" w:hAnsi="Arial" w:cs="Arial"/>
+              </w:rPr>
+              <w:lastRenderedPageBreak/>
+              <w:t>{{ current_week.day[4].</w:t>
+            </w:r>
+            <w:r>
+              <w:rPr>
+                <w:rFonts w:ascii="Arial" w:hAnsi="Arial" w:cs="Arial"/>
+              </w:rPr>
+              <w:lastRenderedPageBreak/>
+              <w:t>time_9_pm.name.initials }}</w:t>
+            </w:r>
           </w:p>
         </w:tc>
         <w:tc>
@@ -2963,6 +3398,20 @@
                 <w:rFonts w:ascii="Arial" w:hAnsi="Arial" w:cs="Arial"/>
               </w:rPr>
             </w:pPr>
+            <w:r>
+              <w:rPr>
+                <w:rFonts w:ascii="Arial" w:hAnsi="Arial" w:cs="Arial"/>
+              </w:rPr>
+              <w:lastRenderedPageBreak/>
+              <w:t>{{ current_week.day[5].time</w:t>
+            </w:r>
+            <w:r>
+              <w:rPr>
+                <w:rFonts w:ascii="Arial" w:hAnsi="Arial" w:cs="Arial"/>
+              </w:rPr>
+              <w:lastRenderedPageBreak/>
+              <w:t>_9_pm.name.initials }}</w:t>
+            </w:r>
           </w:p>
         </w:tc>
         <w:tc>
@@ -2976,6 +3425,20 @@
                 <w:rFonts w:ascii="Arial" w:hAnsi="Arial" w:cs="Arial"/>
               </w:rPr>
             </w:pPr>
+            <w:r>
+              <w:rPr>
+                <w:rFonts w:ascii="Arial" w:hAnsi="Arial" w:cs="Arial"/>
+              </w:rPr>
+              <w:lastRenderedPageBreak/>
+              <w:t>{{ current_week.day[6].time</w:t>
+            </w:r>
+            <w:r>
+              <w:rPr>
+                <w:rFonts w:ascii="Arial" w:hAnsi="Arial" w:cs="Arial"/>
+              </w:rPr>
+              <w:lastRenderedPageBreak/>
+              <w:t>_9_pm.name.initials }}</w:t>
+            </w:r>
           </w:p>
         </w:tc>
       </w:tr>
@@ -2991,7 +3454,34 @@
         <w:rPr>
           <w:rFonts w:ascii="Arial" w:hAnsi="Arial" w:cs="Arial"/>
         </w:rPr>
-        <w:t>{endif}</w:t>
+        <w:lastRenderedPageBreak/>
+        <w:t>{%</w:t>
+      </w:r>
+      <w:r>
+        <w:rPr>
+          <w:rFonts w:ascii="Arial" w:hAnsi="Arial" w:cs="Arial"/>
+        </w:rPr>
+        <w:t>p</w:t>
+      </w:r>
+      <w:r>
+        <w:rPr>
+          <w:rFonts w:ascii="Arial" w:hAnsi="Arial" w:cs="Arial"/>
+        </w:rPr>
+        <w:t xml:space="preserve"> endfor %}</w:t>
+      </w:r>
+    </w:p>
+    <w:p>
+      <w:pPr>
+        <w:spacing w:after="0"/>
+        <w:rPr>
+          <w:rFonts w:ascii="Arial" w:hAnsi="Arial" w:cs="Arial"/>
+        </w:rPr>
+      </w:pPr>
+      <w:r>
+        <w:rPr>
+          <w:rFonts w:ascii="Arial" w:hAnsi="Arial" w:cs="Arial"/>
+        </w:rPr>
+        <w:t>{% endif %}</w:t>
       </w:r>
     </w:p>
     <w:p>
@@ -3018,10 +3508,7 @@
         <w:rPr>
           <w:rFonts w:ascii="Arial" w:hAnsi="Arial" w:cs="Arial"/>
         </w:rPr>
-        <w:t>{if holiday_list}</w:t>
-      </w:r>
-      <w:r>
-        <w:t xml:space="preserve"> </w:t>
+        <w:t>{% if holiday_list.any_true() %}</w:t>
       </w:r>
       <w:r>
         <w:rPr>
@@ -3041,67 +3528,7 @@
         <w:rPr>
           <w:rFonts w:ascii="Arial" w:hAnsi="Arial" w:cs="Arial"/>
         </w:rPr>
-        <w:t>Each year, holidays may fall during school breaks, causing a conflict.</w:t>
-      </w:r>
-      <w:r>
-        <w:rPr>
-          <w:rFonts w:ascii="Arial" w:hAnsi="Arial" w:cs="Arial"/>
-        </w:rPr>
-        <w:t xml:space="preserve"> </w:t>
-      </w:r>
-      <w:r>
-        <w:rPr>
-          <w:rFonts w:ascii="Arial" w:hAnsi="Arial" w:cs="Arial"/>
-        </w:rPr>
-        <w:t>When a conflict happens, the priority will be:</w:t>
-      </w:r>
-      <w:r>
-        <w:rPr>
-          <w:rFonts w:ascii="Arial" w:hAnsi="Arial" w:cs="Arial"/>
-        </w:rPr>
-        <w:t xml:space="preserve"> </w:t>
-      </w:r>
-      <w:r>
-        <w:rPr>
-          <w:rFonts w:ascii="Arial" w:hAnsi="Arial" w:cs="Arial"/>
-          <w:b/>
-          <w:bCs/>
-        </w:rPr>
-        <w:t>1st Priority</w:t>
-      </w:r>
-      <w:r>
-        <w:rPr>
-          <w:rFonts w:ascii="Arial" w:hAnsi="Arial" w:cs="Arial"/>
-        </w:rPr>
-        <w:t xml:space="preserve">: Holiday Schedule; </w:t>
-      </w:r>
-      <w:r>
-        <w:rPr>
-          <w:rFonts w:ascii="Arial" w:hAnsi="Arial" w:cs="Arial"/>
-          <w:b/>
-          <w:bCs/>
-        </w:rPr>
-        <w:t>2nd Priority</w:t>
-      </w:r>
-      <w:r>
-        <w:rPr>
-          <w:rFonts w:ascii="Arial" w:hAnsi="Arial" w:cs="Arial"/>
-        </w:rPr>
-        <w:t xml:space="preserve">: School Break Schedule; </w:t>
-      </w:r>
-      <w:r>
-        <w:rPr>
-          <w:rFonts w:ascii="Arial" w:hAnsi="Arial" w:cs="Arial"/>
-          <w:b/>
-          <w:bCs/>
-        </w:rPr>
-        <w:t>3rd Priority</w:t>
-      </w:r>
-      <w:r>
-        <w:rPr>
-          <w:rFonts w:ascii="Arial" w:hAnsi="Arial" w:cs="Arial"/>
-        </w:rPr>
-        <w:t>: Regular Weekly Schedule</w:t>
+        <w:t>Each year, holidays may fall during school breaks, causing a conflict. When a conflict happens, the priority will be: 1st Priority: Holiday Schedule; 2nd Priority: School Break Schedule; 3rd Priority: Regular Weekly Schedule.</w:t>
       </w:r>
     </w:p>
     <w:p>
@@ -3123,19 +3550,25 @@
         <w:rPr>
           <w:rFonts w:ascii="Arial" w:hAnsi="Arial" w:cs="Arial"/>
         </w:rPr>
-        <w:t xml:space="preserve">{if </w:t>
-      </w:r>
-      <w:r>
-        <w:rPr>
-          <w:rFonts w:ascii="Arial" w:hAnsi="Arial" w:cs="Arial"/>
-        </w:rPr>
-        <w:t>not weekly_schedule</w:t>
-      </w:r>
-      <w:r>
-        <w:rPr>
-          <w:rFonts w:ascii="Arial" w:hAnsi="Arial" w:cs="Arial"/>
-        </w:rPr>
-        <w:t>}</w:t>
+        <w:t xml:space="preserve">Parent Name: </w:t>
+      </w:r>
+      <w:r>
+        <w:rPr>
+          <w:rFonts w:ascii="Arial" w:hAnsi="Arial" w:cs="Arial"/>
+        </w:rPr>
+        <w:t xml:space="preserve">{{ users[0].name_full() }}, </w:t>
+      </w:r>
+      <w:r>
+        <w:rPr>
+          <w:rFonts w:ascii="Arial" w:hAnsi="Arial" w:cs="Arial"/>
+        </w:rPr>
+        <w:t>Initials:</w:t>
+      </w:r>
+      <w:r>
+        <w:rPr>
+          <w:rFonts w:ascii="Arial" w:hAnsi="Arial" w:cs="Arial"/>
+        </w:rPr>
+        <w:t xml:space="preserve"> {{ users[0].name.initials }}</w:t>
       </w:r>
     </w:p>
     <w:p>
@@ -3155,7 +3588,7 @@
         <w:rPr>
           <w:rFonts w:ascii="Arial" w:hAnsi="Arial" w:cs="Arial"/>
         </w:rPr>
-        <w:t xml:space="preserve">{user}, </w:t>
+        <w:t xml:space="preserve">{{ other_parties[0].name_full() }}, </w:t>
       </w:r>
       <w:r>
         <w:rPr>
@@ -3167,7 +3600,7 @@
         <w:rPr>
           <w:rFonts w:ascii="Arial" w:hAnsi="Arial" w:cs="Arial"/>
         </w:rPr>
-        <w:t xml:space="preserve"> {user initials}</w:t>
+        <w:t xml:space="preserve"> {{ other_parties[0].name.initials }}</w:t>
       </w:r>
     </w:p>
     <w:p>
@@ -3181,31 +3614,19 @@
         <w:rPr>
           <w:rFonts w:ascii="Arial" w:hAnsi="Arial" w:cs="Arial"/>
         </w:rPr>
-        <w:t xml:space="preserve">Parent Name: </w:t>
-      </w:r>
-      <w:r>
-        <w:rPr>
-          <w:rFonts w:ascii="Arial" w:hAnsi="Arial" w:cs="Arial"/>
-        </w:rPr>
-        <w:t xml:space="preserve">{other_parties[0]}, </w:t>
-      </w:r>
-      <w:r>
-        <w:rPr>
-          <w:rFonts w:ascii="Arial" w:hAnsi="Arial" w:cs="Arial"/>
-        </w:rPr>
-        <w:t>Initials:</w:t>
-      </w:r>
-      <w:r>
-        <w:rPr>
-          <w:rFonts w:ascii="Arial" w:hAnsi="Arial" w:cs="Arial"/>
-        </w:rPr>
-        <w:t xml:space="preserve"> {op initials}</w:t>
-      </w:r>
-      <w:r>
-        <w:rPr>
-          <w:rFonts w:ascii="Arial" w:hAnsi="Arial" w:cs="Arial"/>
-        </w:rPr>
-        <w:t>{endif}</w:t>
+        <w:t>{%</w:t>
+      </w:r>
+      <w:r>
+        <w:rPr>
+          <w:rFonts w:ascii="Arial" w:hAnsi="Arial" w:cs="Arial"/>
+        </w:rPr>
+        <w:t>p</w:t>
+      </w:r>
+      <w:r>
+        <w:rPr>
+          <w:rFonts w:ascii="Arial" w:hAnsi="Arial" w:cs="Arial"/>
+        </w:rPr>
+        <w:t xml:space="preserve"> if prepopulated_holidays %}</w:t>
       </w:r>
     </w:p>
     <w:p>
@@ -3215,44 +3636,11 @@
           <w:rFonts w:ascii="Arial" w:hAnsi="Arial" w:cs="Arial"/>
         </w:rPr>
       </w:pPr>
-    </w:p>
-    <w:p>
-      <w:pPr>
-        <w:spacing w:after="0"/>
-        <w:rPr>
-          <w:rFonts w:ascii="Arial" w:hAnsi="Arial" w:cs="Arial"/>
-        </w:rPr>
-      </w:pPr>
-      <w:r>
-        <w:rPr>
-          <w:rFonts w:ascii="Arial" w:hAnsi="Arial" w:cs="Arial"/>
-        </w:rPr>
-        <w:lastRenderedPageBreak/>
-        <w:t>The parents will divide holidays as follows (Use your names or the initials for each parent to show which</w:t>
-      </w:r>
-      <w:r>
-        <w:rPr>
-          <w:rFonts w:ascii="Arial" w:hAnsi="Arial" w:cs="Arial"/>
-        </w:rPr>
-        <w:t xml:space="preserve"> </w:t>
-      </w:r>
-      <w:r>
-        <w:rPr>
-          <w:rFonts w:ascii="Arial" w:hAnsi="Arial" w:cs="Arial"/>
-        </w:rPr>
-        <w:t xml:space="preserve">parent has the </w:t>
-      </w:r>
-      <w:r>
-        <w:rPr>
-          <w:rFonts w:ascii="Arial" w:hAnsi="Arial" w:cs="Arial"/>
-        </w:rPr>
-        <w:t>{child or children}</w:t>
-      </w:r>
-      <w:r>
-        <w:rPr>
-          <w:rFonts w:ascii="Arial" w:hAnsi="Arial" w:cs="Arial"/>
-        </w:rPr>
-        <w:t xml:space="preserve"> in even and odd years for each holiday):</w:t>
+      <w:r>
+        <w:rPr>
+          <w:rFonts w:ascii="Arial" w:hAnsi="Arial" w:cs="Arial"/>
+        </w:rPr>
+        <w:t>The parents will use the following schedule for the selected holidays:</w:t>
       </w:r>
     </w:p>
     <w:tbl>
@@ -3278,15 +3666,17 @@
           </w:tcPr>
           <w:p>
             <w:pPr>
-              <w:jc w:val="center"/>
-              <w:rPr>
-                <w:rFonts w:ascii="Arial" w:hAnsi="Arial" w:cs="Arial"/>
-              </w:rPr>
-            </w:pPr>
-            <w:r>
-              <w:rPr>
-                <w:rFonts w:ascii="Arial" w:hAnsi="Arial" w:cs="Arial"/>
-              </w:rPr>
+              <w:keepNext/>
+              <w:jc w:val="center"/>
+              <w:rPr>
+                <w:rFonts w:ascii="Arial" w:hAnsi="Arial" w:cs="Arial"/>
+              </w:rPr>
+            </w:pPr>
+            <w:r>
+              <w:rPr>
+                <w:rFonts w:ascii="Arial" w:hAnsi="Arial" w:cs="Arial"/>
+              </w:rPr>
+              <w:lastRenderedPageBreak/>
               <w:t>New Year’s Day</w:t>
             </w:r>
           </w:p>
@@ -3301,6 +3691,7 @@
           </w:tcPr>
           <w:p>
             <w:pPr>
+              <w:keepNext/>
               <w:jc w:val="center"/>
               <w:rPr>
                 <w:rFonts w:ascii="Arial" w:hAnsi="Arial" w:cs="Arial"/>
@@ -3314,6 +3705,7 @@
           </w:tcPr>
           <w:p>
             <w:pPr>
+              <w:keepNext/>
               <w:jc w:val="center"/>
               <w:rPr>
                 <w:rFonts w:ascii="Arial" w:hAnsi="Arial" w:cs="Arial"/>
@@ -3337,6 +3729,7 @@
           </w:tcPr>
           <w:p>
             <w:pPr>
+              <w:keepNext/>
               <w:jc w:val="center"/>
               <w:rPr>
                 <w:rFonts w:ascii="Arial" w:hAnsi="Arial" w:cs="Arial"/>
@@ -3350,6 +3743,7 @@
           </w:tcPr>
           <w:p>
             <w:pPr>
+              <w:keepNext/>
               <w:jc w:val="center"/>
               <w:rPr>
                 <w:rFonts w:ascii="Arial" w:hAnsi="Arial" w:cs="Arial"/>
@@ -3373,6 +3767,7 @@
           </w:tcPr>
           <w:p>
             <w:pPr>
+              <w:keepNext/>
               <w:jc w:val="center"/>
               <w:rPr>
                 <w:rFonts w:ascii="Arial" w:hAnsi="Arial" w:cs="Arial"/>
@@ -3386,6 +3781,7 @@
           </w:tcPr>
           <w:p>
             <w:pPr>
+              <w:keepNext/>
               <w:jc w:val="center"/>
               <w:rPr>
                 <w:rFonts w:ascii="Arial" w:hAnsi="Arial" w:cs="Arial"/>
@@ -3407,6 +3803,7 @@
           </w:tcPr>
           <w:p>
             <w:pPr>
+              <w:keepNext/>
               <w:rPr>
                 <w:rFonts w:ascii="Arial" w:hAnsi="Arial" w:cs="Arial"/>
               </w:rPr>
@@ -3416,6 +3813,12 @@
                 <w:rFonts w:ascii="Arial" w:hAnsi="Arial" w:cs="Arial"/>
               </w:rPr>
               <w:t>ODD:</w:t>
+            </w:r>
+            <w:r>
+              <w:rPr>
+                <w:rFonts w:ascii="Arial" w:hAnsi="Arial" w:cs="Arial"/>
+              </w:rPr>
+              <w:t xml:space="preserve"> {% if holiday_list["New Year's Day"] and prepopulated_holidays %}{{ users[0].name.initials if new_years_day.holiday_year in ['me', 'odd'] else other_parties[0].name.initials }}{% endif %}</w:t>
             </w:r>
           </w:p>
         </w:tc>
@@ -3429,6 +3832,7 @@
           </w:tcPr>
           <w:p>
             <w:pPr>
+              <w:keepNext/>
               <w:rPr>
                 <w:rFonts w:ascii="Arial" w:hAnsi="Arial" w:cs="Arial"/>
               </w:rPr>
@@ -3441,6 +3845,7 @@
           </w:tcPr>
           <w:p>
             <w:pPr>
+              <w:keepNext/>
               <w:rPr>
                 <w:rFonts w:ascii="Arial" w:hAnsi="Arial" w:cs="Arial"/>
               </w:rPr>
@@ -3450,6 +3855,12 @@
                 <w:rFonts w:ascii="Arial" w:hAnsi="Arial" w:cs="Arial"/>
               </w:rPr>
               <w:t>ODD:</w:t>
+            </w:r>
+            <w:r>
+              <w:rPr>
+                <w:rFonts w:ascii="Arial" w:hAnsi="Arial" w:cs="Arial"/>
+              </w:rPr>
+              <w:t xml:space="preserve"> {% if holiday_list["Mother's Day"] and prepopulated_holidays %}{{ users[0].name.initials if mothers_day.holiday_year in ['me', 'odd'] else other_parties[0].name.initials }}{% endif %}</w:t>
             </w:r>
           </w:p>
         </w:tc>
@@ -3463,6 +3874,7 @@
           </w:tcPr>
           <w:p>
             <w:pPr>
+              <w:keepNext/>
               <w:rPr>
                 <w:rFonts w:ascii="Arial" w:hAnsi="Arial" w:cs="Arial"/>
               </w:rPr>
@@ -3475,6 +3887,7 @@
           </w:tcPr>
           <w:p>
             <w:pPr>
+              <w:keepNext/>
               <w:rPr>
                 <w:rFonts w:ascii="Arial" w:hAnsi="Arial" w:cs="Arial"/>
               </w:rPr>
@@ -3484,6 +3897,12 @@
                 <w:rFonts w:ascii="Arial" w:hAnsi="Arial" w:cs="Arial"/>
               </w:rPr>
               <w:t>ODD:</w:t>
+            </w:r>
+            <w:r>
+              <w:rPr>
+                <w:rFonts w:ascii="Arial" w:hAnsi="Arial" w:cs="Arial"/>
+              </w:rPr>
+              <w:t xml:space="preserve"> {% if holiday_list['Memorial Day'] and prepopulated_holidays %}{{ users[0].name.initials if memorial_day.holiday_year in ['me', 'odd'] else other_parties[0].name.initials }}{% endif %}</w:t>
             </w:r>
           </w:p>
         </w:tc>
@@ -3497,6 +3916,7 @@
           </w:tcPr>
           <w:p>
             <w:pPr>
+              <w:keepNext/>
               <w:rPr>
                 <w:rFonts w:ascii="Arial" w:hAnsi="Arial" w:cs="Arial"/>
               </w:rPr>
@@ -3509,6 +3929,7 @@
           </w:tcPr>
           <w:p>
             <w:pPr>
+              <w:keepNext/>
               <w:rPr>
                 <w:rFonts w:ascii="Arial" w:hAnsi="Arial" w:cs="Arial"/>
               </w:rPr>
@@ -3518,6 +3939,21 @@
                 <w:rFonts w:ascii="Arial" w:hAnsi="Arial" w:cs="Arial"/>
               </w:rPr>
               <w:t>ODD:</w:t>
+            </w:r>
+            <w:r>
+              <w:rPr>
+                <w:rFonts w:ascii="Arial" w:eastAsia="Times New Roman" w:hAnsi="Arial" w:cs="Arial"/>
+                <w:color w:val="CCCCCC"/>
+                <w:kern w:val="0"/>
+                <w14:ligatures w14:val="none"/>
+              </w:rPr>
+              <w:t xml:space="preserve"> </w:t>
+            </w:r>
+            <w:r>
+              <w:rPr>
+                <w:rFonts w:ascii="Arial" w:hAnsi="Arial" w:cs="Arial"/>
+              </w:rPr>
+              <w:t>{% if holiday_list["Father's Day"] and prepopulated_holidays %}{{ users[0].name.initials if fathers_day.holiday_year in ['me', 'odd'] else other_parties[0].name.initials }}{% endif %}</w:t>
             </w:r>
           </w:p>
         </w:tc>
@@ -3529,6 +3965,7 @@
           </w:tcPr>
           <w:p>
             <w:pPr>
+              <w:keepNext/>
               <w:rPr>
                 <w:rFonts w:ascii="Arial" w:hAnsi="Arial" w:cs="Arial"/>
               </w:rPr>
@@ -3538,6 +3975,12 @@
                 <w:rFonts w:ascii="Arial" w:hAnsi="Arial" w:cs="Arial"/>
               </w:rPr>
               <w:t>EVEN:</w:t>
+            </w:r>
+            <w:r>
+              <w:rPr>
+                <w:rFonts w:ascii="Arial" w:hAnsi="Arial" w:cs="Arial"/>
+              </w:rPr>
+              <w:t xml:space="preserve"> {% if holiday_list["New Year's Day"] and prepopulated_holidays %}{{ users[0].name.initials if new_years_day.holiday_year in ['me', 'even'] else other_parties[0].name.initials }}{% endif %}</w:t>
             </w:r>
           </w:p>
         </w:tc>
@@ -3551,6 +3994,7 @@
           </w:tcPr>
           <w:p>
             <w:pPr>
+              <w:keepNext/>
               <w:rPr>
                 <w:rFonts w:ascii="Arial" w:hAnsi="Arial" w:cs="Arial"/>
               </w:rPr>
@@ -3563,6 +4007,7 @@
           </w:tcPr>
           <w:p>
             <w:pPr>
+              <w:keepNext/>
               <w:rPr>
                 <w:rFonts w:ascii="Arial" w:hAnsi="Arial" w:cs="Arial"/>
               </w:rPr>
@@ -3572,6 +4017,21 @@
                 <w:rFonts w:ascii="Arial" w:hAnsi="Arial" w:cs="Arial"/>
               </w:rPr>
               <w:t>EVEN:</w:t>
+            </w:r>
+            <w:r>
+              <w:rPr>
+                <w:rFonts w:ascii="Arial" w:eastAsia="Times New Roman" w:hAnsi="Arial" w:cs="Arial"/>
+                <w:color w:val="CCCCCC"/>
+                <w:kern w:val="0"/>
+                <w14:ligatures w14:val="none"/>
+              </w:rPr>
+              <w:t xml:space="preserve"> </w:t>
+            </w:r>
+            <w:r>
+              <w:rPr>
+                <w:rFonts w:ascii="Arial" w:hAnsi="Arial" w:cs="Arial"/>
+              </w:rPr>
+              <w:t>{% if holiday_list["Mother's Day"] and prepopulated_holidays %}{{ users[0].name.initials if mothers_day.holiday_year in ['me', 'even'] else other_parties[0].name.initials }}{% endif %}</w:t>
             </w:r>
           </w:p>
         </w:tc>
@@ -3585,6 +4045,7 @@
           </w:tcPr>
           <w:p>
             <w:pPr>
+              <w:keepNext/>
               <w:rPr>
                 <w:rFonts w:ascii="Arial" w:hAnsi="Arial" w:cs="Arial"/>
               </w:rPr>
@@ -3597,6 +4058,7 @@
           </w:tcPr>
           <w:p>
             <w:pPr>
+              <w:keepNext/>
               <w:rPr>
                 <w:rFonts w:ascii="Arial" w:hAnsi="Arial" w:cs="Arial"/>
               </w:rPr>
@@ -3606,6 +4068,21 @@
                 <w:rFonts w:ascii="Arial" w:hAnsi="Arial" w:cs="Arial"/>
               </w:rPr>
               <w:t>EVEN:</w:t>
+            </w:r>
+            <w:r>
+              <w:rPr>
+                <w:rFonts w:ascii="Arial" w:eastAsia="Times New Roman" w:hAnsi="Arial" w:cs="Arial"/>
+                <w:color w:val="CCCCCC"/>
+                <w:kern w:val="0"/>
+                <w14:ligatures w14:val="none"/>
+              </w:rPr>
+              <w:t xml:space="preserve"> </w:t>
+            </w:r>
+            <w:r>
+              <w:rPr>
+                <w:rFonts w:ascii="Arial" w:hAnsi="Arial" w:cs="Arial"/>
+              </w:rPr>
+              <w:t>{% if holiday_list['Memorial Day'] and prepopulated_holidays %}{{ users[0].name.initials if memorial_day.holiday_year in ['me', 'even'] else other_parties[0].name.initials }}{% endif %}</w:t>
             </w:r>
           </w:p>
         </w:tc>
@@ -3619,6 +4096,7 @@
           </w:tcPr>
           <w:p>
             <w:pPr>
+              <w:keepNext/>
               <w:rPr>
                 <w:rFonts w:ascii="Arial" w:hAnsi="Arial" w:cs="Arial"/>
               </w:rPr>
@@ -3631,6 +4109,7 @@
           </w:tcPr>
           <w:p>
             <w:pPr>
+              <w:keepNext/>
               <w:rPr>
                 <w:rFonts w:ascii="Arial" w:hAnsi="Arial" w:cs="Arial"/>
               </w:rPr>
@@ -3640,6 +4119,21 @@
                 <w:rFonts w:ascii="Arial" w:hAnsi="Arial" w:cs="Arial"/>
               </w:rPr>
               <w:t>EVEN:</w:t>
+            </w:r>
+            <w:r>
+              <w:rPr>
+                <w:rFonts w:ascii="Arial" w:eastAsia="Times New Roman" w:hAnsi="Arial" w:cs="Arial"/>
+                <w:color w:val="CCCCCC"/>
+                <w:kern w:val="0"/>
+                <w14:ligatures w14:val="none"/>
+              </w:rPr>
+              <w:t xml:space="preserve"> </w:t>
+            </w:r>
+            <w:r>
+              <w:rPr>
+                <w:rFonts w:ascii="Arial" w:hAnsi="Arial" w:cs="Arial"/>
+              </w:rPr>
+              <w:t>{% if holiday_list["Father's Day"] and prepopulated_holidays %}{{ users[0].name.initials if fathers_day.holiday_year in ['me', 'even'] else other_parties[0].name.initials }}{% endif %}</w:t>
             </w:r>
           </w:p>
         </w:tc>
@@ -3651,15 +4145,16 @@
           </w:tcPr>
           <w:p>
             <w:pPr>
-              <w:rPr>
-                <w:rFonts w:ascii="Arial" w:hAnsi="Arial" w:cs="Arial"/>
-              </w:rPr>
-            </w:pPr>
-            <w:r>
-              <w:rPr>
-                <w:rFonts w:ascii="Arial" w:hAnsi="Arial" w:cs="Arial"/>
-              </w:rPr>
-              <w:t>Start:</w:t>
+              <w:keepNext/>
+              <w:rPr>
+                <w:rFonts w:ascii="Arial" w:hAnsi="Arial" w:cs="Arial"/>
+              </w:rPr>
+            </w:pPr>
+            <w:r>
+              <w:rPr>
+                <w:rFonts w:ascii="Arial" w:hAnsi="Arial" w:cs="Arial"/>
+              </w:rPr>
+              <w:t>Start: {% if holiday_list["New Year's Day"] and prepopulated_holidays %}{{ format_time(new_years_day.holiday_start, format='h:mm a') }}{% endif %}</w:t>
             </w:r>
           </w:p>
         </w:tc>
@@ -3673,6 +4168,7 @@
           </w:tcPr>
           <w:p>
             <w:pPr>
+              <w:keepNext/>
               <w:rPr>
                 <w:rFonts w:ascii="Arial" w:hAnsi="Arial" w:cs="Arial"/>
               </w:rPr>
@@ -3685,15 +4181,16 @@
           </w:tcPr>
           <w:p>
             <w:pPr>
-              <w:rPr>
-                <w:rFonts w:ascii="Arial" w:hAnsi="Arial" w:cs="Arial"/>
-              </w:rPr>
-            </w:pPr>
-            <w:r>
-              <w:rPr>
-                <w:rFonts w:ascii="Arial" w:hAnsi="Arial" w:cs="Arial"/>
-              </w:rPr>
-              <w:t>Start:</w:t>
+              <w:keepNext/>
+              <w:rPr>
+                <w:rFonts w:ascii="Arial" w:hAnsi="Arial" w:cs="Arial"/>
+              </w:rPr>
+            </w:pPr>
+            <w:r>
+              <w:rPr>
+                <w:rFonts w:ascii="Arial" w:hAnsi="Arial" w:cs="Arial"/>
+              </w:rPr>
+              <w:t>Start: {% if holiday_list["Mother's Day"] and prepopulated_holidays %}{{ format_time(mothers_day.holiday_start, format='h:mm a') }}{% endif %}</w:t>
             </w:r>
           </w:p>
         </w:tc>
@@ -3707,6 +4204,7 @@
           </w:tcPr>
           <w:p>
             <w:pPr>
+              <w:keepNext/>
               <w:rPr>
                 <w:rFonts w:ascii="Arial" w:hAnsi="Arial" w:cs="Arial"/>
               </w:rPr>
@@ -3719,15 +4217,16 @@
           </w:tcPr>
           <w:p>
             <w:pPr>
-              <w:rPr>
-                <w:rFonts w:ascii="Arial" w:hAnsi="Arial" w:cs="Arial"/>
-              </w:rPr>
-            </w:pPr>
-            <w:r>
-              <w:rPr>
-                <w:rFonts w:ascii="Arial" w:hAnsi="Arial" w:cs="Arial"/>
-              </w:rPr>
-              <w:t>Start:</w:t>
+              <w:keepNext/>
+              <w:rPr>
+                <w:rFonts w:ascii="Arial" w:hAnsi="Arial" w:cs="Arial"/>
+              </w:rPr>
+            </w:pPr>
+            <w:r>
+              <w:rPr>
+                <w:rFonts w:ascii="Arial" w:hAnsi="Arial" w:cs="Arial"/>
+              </w:rPr>
+              <w:t>Start: {% if holiday_list['Memorial Day'] and prepopulated_holidays %}{{ format_time(memorial_day.holiday_start, format='h:mm a') }}{% endif %}</w:t>
             </w:r>
           </w:p>
         </w:tc>
@@ -3741,6 +4240,7 @@
           </w:tcPr>
           <w:p>
             <w:pPr>
+              <w:keepNext/>
               <w:rPr>
                 <w:rFonts w:ascii="Arial" w:hAnsi="Arial" w:cs="Arial"/>
               </w:rPr>
@@ -3753,15 +4253,16 @@
           </w:tcPr>
           <w:p>
             <w:pPr>
-              <w:rPr>
-                <w:rFonts w:ascii="Arial" w:hAnsi="Arial" w:cs="Arial"/>
-              </w:rPr>
-            </w:pPr>
-            <w:r>
-              <w:rPr>
-                <w:rFonts w:ascii="Arial" w:hAnsi="Arial" w:cs="Arial"/>
-              </w:rPr>
-              <w:t>Start:</w:t>
+              <w:keepNext/>
+              <w:rPr>
+                <w:rFonts w:ascii="Arial" w:hAnsi="Arial" w:cs="Arial"/>
+              </w:rPr>
+            </w:pPr>
+            <w:r>
+              <w:rPr>
+                <w:rFonts w:ascii="Arial" w:hAnsi="Arial" w:cs="Arial"/>
+              </w:rPr>
+              <w:t>Start: {% if holiday_list["Father's Day"] and prepopulated_holidays %}{{ format_time(fathers_day.holiday_start, format='h:mm a') }}{% endif %}</w:t>
             </w:r>
           </w:p>
         </w:tc>
@@ -3776,15 +4277,17 @@
           </w:tcPr>
           <w:p>
             <w:pPr>
-              <w:rPr>
-                <w:rFonts w:ascii="Arial" w:hAnsi="Arial" w:cs="Arial"/>
-              </w:rPr>
-            </w:pPr>
-            <w:r>
-              <w:rPr>
-                <w:rFonts w:ascii="Arial" w:hAnsi="Arial" w:cs="Arial"/>
-              </w:rPr>
-              <w:t>End:</w:t>
+              <w:keepNext/>
+              <w:rPr>
+                <w:rFonts w:ascii="Arial" w:hAnsi="Arial" w:cs="Arial"/>
+              </w:rPr>
+            </w:pPr>
+            <w:r>
+              <w:rPr>
+                <w:rFonts w:ascii="Arial" w:hAnsi="Arial" w:cs="Arial"/>
+              </w:rPr>
+              <w:lastRenderedPageBreak/>
+              <w:t>End: {% if holiday_list["New Year's Day"] and prepopulated_holidays %}{{ format_time(new_years_day.holiday_end, format='h:mm a') }}{% endif %}</w:t>
             </w:r>
           </w:p>
         </w:tc>
@@ -3798,6 +4301,7 @@
           </w:tcPr>
           <w:p>
             <w:pPr>
+              <w:keepNext/>
               <w:rPr>
                 <w:rFonts w:ascii="Arial" w:hAnsi="Arial" w:cs="Arial"/>
               </w:rPr>
@@ -3810,15 +4314,16 @@
           </w:tcPr>
           <w:p>
             <w:pPr>
-              <w:rPr>
-                <w:rFonts w:ascii="Arial" w:hAnsi="Arial" w:cs="Arial"/>
-              </w:rPr>
-            </w:pPr>
-            <w:r>
-              <w:rPr>
-                <w:rFonts w:ascii="Arial" w:hAnsi="Arial" w:cs="Arial"/>
-              </w:rPr>
-              <w:t>End:</w:t>
+              <w:keepNext/>
+              <w:rPr>
+                <w:rFonts w:ascii="Arial" w:hAnsi="Arial" w:cs="Arial"/>
+              </w:rPr>
+            </w:pPr>
+            <w:r>
+              <w:rPr>
+                <w:rFonts w:ascii="Arial" w:hAnsi="Arial" w:cs="Arial"/>
+              </w:rPr>
+              <w:t>End: {% if holiday_list["Mother's Day"] and prepopulated_holidays %}{{ format_time(mothers_day.holiday_end, format='h:mm a') }}{% endif %}</w:t>
             </w:r>
           </w:p>
         </w:tc>
@@ -3832,6 +4337,7 @@
           </w:tcPr>
           <w:p>
             <w:pPr>
+              <w:keepNext/>
               <w:rPr>
                 <w:rFonts w:ascii="Arial" w:hAnsi="Arial" w:cs="Arial"/>
               </w:rPr>
@@ -3844,15 +4350,16 @@
           </w:tcPr>
           <w:p>
             <w:pPr>
-              <w:rPr>
-                <w:rFonts w:ascii="Arial" w:hAnsi="Arial" w:cs="Arial"/>
-              </w:rPr>
-            </w:pPr>
-            <w:r>
-              <w:rPr>
-                <w:rFonts w:ascii="Arial" w:hAnsi="Arial" w:cs="Arial"/>
-              </w:rPr>
-              <w:t>End:</w:t>
+              <w:keepNext/>
+              <w:rPr>
+                <w:rFonts w:ascii="Arial" w:hAnsi="Arial" w:cs="Arial"/>
+              </w:rPr>
+            </w:pPr>
+            <w:r>
+              <w:rPr>
+                <w:rFonts w:ascii="Arial" w:hAnsi="Arial" w:cs="Arial"/>
+              </w:rPr>
+              <w:t>End: {% if holiday_list['Memorial Day'] and prepopulated_holidays %}{{ format_time(memorial_day.holiday_end, format='h:mm a') }}{% endif %}</w:t>
             </w:r>
           </w:p>
         </w:tc>
@@ -3866,6 +4373,7 @@
           </w:tcPr>
           <w:p>
             <w:pPr>
+              <w:keepNext/>
               <w:rPr>
                 <w:rFonts w:ascii="Arial" w:hAnsi="Arial" w:cs="Arial"/>
               </w:rPr>
@@ -3881,15 +4389,16 @@
           </w:tcPr>
           <w:p>
             <w:pPr>
-              <w:rPr>
-                <w:rFonts w:ascii="Arial" w:hAnsi="Arial" w:cs="Arial"/>
-              </w:rPr>
-            </w:pPr>
-            <w:r>
-              <w:rPr>
-                <w:rFonts w:ascii="Arial" w:hAnsi="Arial" w:cs="Arial"/>
-              </w:rPr>
-              <w:t>End:</w:t>
+              <w:keepNext/>
+              <w:rPr>
+                <w:rFonts w:ascii="Arial" w:hAnsi="Arial" w:cs="Arial"/>
+              </w:rPr>
+            </w:pPr>
+            <w:r>
+              <w:rPr>
+                <w:rFonts w:ascii="Arial" w:hAnsi="Arial" w:cs="Arial"/>
+              </w:rPr>
+              <w:t>End: {% if holiday_list["Father's Day"] and prepopulated_holidays %}{{ format_time(fathers_day.holiday_end, format='h:mm a') }}{% endif %}</w:t>
             </w:r>
           </w:p>
         </w:tc>
@@ -4021,15 +4530,17 @@
           </w:tcPr>
           <w:p>
             <w:pPr>
-              <w:jc w:val="center"/>
-              <w:rPr>
-                <w:rFonts w:ascii="Arial" w:hAnsi="Arial" w:cs="Arial"/>
-              </w:rPr>
-            </w:pPr>
-            <w:r>
-              <w:rPr>
-                <w:rFonts w:ascii="Arial" w:hAnsi="Arial" w:cs="Arial"/>
-              </w:rPr>
+              <w:keepNext/>
+              <w:jc w:val="center"/>
+              <w:rPr>
+                <w:rFonts w:ascii="Arial" w:hAnsi="Arial" w:cs="Arial"/>
+              </w:rPr>
+            </w:pPr>
+            <w:r>
+              <w:rPr>
+                <w:rFonts w:ascii="Arial" w:hAnsi="Arial" w:cs="Arial"/>
+              </w:rPr>
+              <w:lastRenderedPageBreak/>
               <w:t>July 4</w:t>
             </w:r>
           </w:p>
@@ -4044,6 +4555,7 @@
           </w:tcPr>
           <w:p>
             <w:pPr>
+              <w:keepNext/>
               <w:jc w:val="center"/>
               <w:rPr>
                 <w:rFonts w:ascii="Arial" w:hAnsi="Arial" w:cs="Arial"/>
@@ -4057,6 +4569,7 @@
           </w:tcPr>
           <w:p>
             <w:pPr>
+              <w:keepNext/>
               <w:jc w:val="center"/>
               <w:rPr>
                 <w:rFonts w:ascii="Arial" w:hAnsi="Arial" w:cs="Arial"/>
@@ -4080,6 +4593,7 @@
           </w:tcPr>
           <w:p>
             <w:pPr>
+              <w:keepNext/>
               <w:jc w:val="center"/>
               <w:rPr>
                 <w:rFonts w:ascii="Arial" w:hAnsi="Arial" w:cs="Arial"/>
@@ -4093,6 +4607,7 @@
           </w:tcPr>
           <w:p>
             <w:pPr>
+              <w:keepNext/>
               <w:jc w:val="center"/>
               <w:rPr>
                 <w:rFonts w:ascii="Arial" w:hAnsi="Arial" w:cs="Arial"/>
@@ -4116,6 +4631,7 @@
           </w:tcPr>
           <w:p>
             <w:pPr>
+              <w:keepNext/>
               <w:jc w:val="center"/>
               <w:rPr>
                 <w:rFonts w:ascii="Arial" w:hAnsi="Arial" w:cs="Arial"/>
@@ -4129,6 +4645,7 @@
           </w:tcPr>
           <w:p>
             <w:pPr>
+              <w:keepNext/>
               <w:jc w:val="center"/>
               <w:rPr>
                 <w:rFonts w:ascii="Arial" w:hAnsi="Arial" w:cs="Arial"/>
@@ -4150,6 +4667,7 @@
           </w:tcPr>
           <w:p>
             <w:pPr>
+              <w:keepNext/>
               <w:rPr>
                 <w:rFonts w:ascii="Arial" w:hAnsi="Arial" w:cs="Arial"/>
               </w:rPr>
@@ -4159,6 +4677,21 @@
                 <w:rFonts w:ascii="Arial" w:hAnsi="Arial" w:cs="Arial"/>
               </w:rPr>
               <w:t>ODD:</w:t>
+            </w:r>
+            <w:r>
+              <w:rPr>
+                <w:rFonts w:ascii="Arial" w:eastAsia="Times New Roman" w:hAnsi="Arial" w:cs="Arial"/>
+                <w:color w:val="CCCCCC"/>
+                <w:kern w:val="0"/>
+                <w14:ligatures w14:val="none"/>
+              </w:rPr>
+              <w:t xml:space="preserve"> </w:t>
+            </w:r>
+            <w:r>
+              <w:rPr>
+                <w:rFonts w:ascii="Arial" w:hAnsi="Arial" w:cs="Arial"/>
+              </w:rPr>
+              <w:t>{% if holiday_list['July 4'] and prepopulated_holidays %}{{ users[0].name.initials if july_4th.holiday_year in ['me', 'odd'] else other_parties[0].name.initials }}{% endif %}</w:t>
             </w:r>
           </w:p>
         </w:tc>
@@ -4172,6 +4705,7 @@
           </w:tcPr>
           <w:p>
             <w:pPr>
+              <w:keepNext/>
               <w:rPr>
                 <w:rFonts w:ascii="Arial" w:hAnsi="Arial" w:cs="Arial"/>
               </w:rPr>
@@ -4184,6 +4718,7 @@
           </w:tcPr>
           <w:p>
             <w:pPr>
+              <w:keepNext/>
               <w:rPr>
                 <w:rFonts w:ascii="Arial" w:hAnsi="Arial" w:cs="Arial"/>
               </w:rPr>
@@ -4193,6 +4728,21 @@
                 <w:rFonts w:ascii="Arial" w:hAnsi="Arial" w:cs="Arial"/>
               </w:rPr>
               <w:t>ODD:</w:t>
+            </w:r>
+            <w:r>
+              <w:rPr>
+                <w:rFonts w:ascii="Arial" w:eastAsia="Times New Roman" w:hAnsi="Arial" w:cs="Arial"/>
+                <w:color w:val="CCCCCC"/>
+                <w:kern w:val="0"/>
+                <w14:ligatures w14:val="none"/>
+              </w:rPr>
+              <w:t xml:space="preserve"> </w:t>
+            </w:r>
+            <w:r>
+              <w:rPr>
+                <w:rFonts w:ascii="Arial" w:hAnsi="Arial" w:cs="Arial"/>
+              </w:rPr>
+              <w:t>{% if holiday_list['Labor Day'] and prepopulated_holidays %}{{ users[0].name.initials if labor_day.holiday_year in ['me', 'odd'] else other_parties[0].name.initials }}{% endif %}</w:t>
             </w:r>
           </w:p>
         </w:tc>
@@ -4206,6 +4756,7 @@
           </w:tcPr>
           <w:p>
             <w:pPr>
+              <w:keepNext/>
               <w:rPr>
                 <w:rFonts w:ascii="Arial" w:hAnsi="Arial" w:cs="Arial"/>
               </w:rPr>
@@ -4218,6 +4769,7 @@
           </w:tcPr>
           <w:p>
             <w:pPr>
+              <w:keepNext/>
               <w:rPr>
                 <w:rFonts w:ascii="Arial" w:hAnsi="Arial" w:cs="Arial"/>
               </w:rPr>
@@ -4227,6 +4779,21 @@
                 <w:rFonts w:ascii="Arial" w:hAnsi="Arial" w:cs="Arial"/>
               </w:rPr>
               <w:t>ODD:</w:t>
+            </w:r>
+            <w:r>
+              <w:rPr>
+                <w:rFonts w:ascii="Arial" w:eastAsia="Times New Roman" w:hAnsi="Arial" w:cs="Arial"/>
+                <w:color w:val="CCCCCC"/>
+                <w:kern w:val="0"/>
+                <w14:ligatures w14:val="none"/>
+              </w:rPr>
+              <w:t xml:space="preserve"> </w:t>
+            </w:r>
+            <w:r>
+              <w:rPr>
+                <w:rFonts w:ascii="Arial" w:hAnsi="Arial" w:cs="Arial"/>
+              </w:rPr>
+              <w:t>{% if holiday_list['Halloween'] and prepopulated_holidays %}{{ users[0].name.initials if halloween.holiday_year in ['me', 'odd'] else other_parties[0].name.initials }}{% endif %}</w:t>
             </w:r>
           </w:p>
         </w:tc>
@@ -4240,6 +4807,7 @@
           </w:tcPr>
           <w:p>
             <w:pPr>
+              <w:keepNext/>
               <w:rPr>
                 <w:rFonts w:ascii="Arial" w:hAnsi="Arial" w:cs="Arial"/>
               </w:rPr>
@@ -4252,6 +4820,7 @@
           </w:tcPr>
           <w:p>
             <w:pPr>
+              <w:keepNext/>
               <w:rPr>
                 <w:rFonts w:ascii="Arial" w:hAnsi="Arial" w:cs="Arial"/>
               </w:rPr>
@@ -4261,6 +4830,21 @@
                 <w:rFonts w:ascii="Arial" w:hAnsi="Arial" w:cs="Arial"/>
               </w:rPr>
               <w:t>ODD:</w:t>
+            </w:r>
+            <w:r>
+              <w:rPr>
+                <w:rFonts w:ascii="Arial" w:eastAsia="Times New Roman" w:hAnsi="Arial" w:cs="Arial"/>
+                <w:color w:val="CCCCCC"/>
+                <w:kern w:val="0"/>
+                <w14:ligatures w14:val="none"/>
+              </w:rPr>
+              <w:t xml:space="preserve"> </w:t>
+            </w:r>
+            <w:r>
+              <w:rPr>
+                <w:rFonts w:ascii="Arial" w:hAnsi="Arial" w:cs="Arial"/>
+              </w:rPr>
+              <w:t>{% if holiday_list['Thanksgiving'] and prepopulated_holidays %}{{ users[0].name.initials if thanksgiving.holiday_year in ['me', 'odd'] else other_parties[0].name.initials }}{% endif %}</w:t>
             </w:r>
           </w:p>
         </w:tc>
@@ -4272,6 +4856,7 @@
           </w:tcPr>
           <w:p>
             <w:pPr>
+              <w:keepNext/>
               <w:rPr>
                 <w:rFonts w:ascii="Arial" w:hAnsi="Arial" w:cs="Arial"/>
               </w:rPr>
@@ -4281,6 +4866,21 @@
                 <w:rFonts w:ascii="Arial" w:hAnsi="Arial" w:cs="Arial"/>
               </w:rPr>
               <w:t>EVEN:</w:t>
+            </w:r>
+            <w:r>
+              <w:rPr>
+                <w:rFonts w:ascii="Arial" w:eastAsia="Times New Roman" w:hAnsi="Arial" w:cs="Arial"/>
+                <w:color w:val="CCCCCC"/>
+                <w:kern w:val="0"/>
+                <w14:ligatures w14:val="none"/>
+              </w:rPr>
+              <w:t xml:space="preserve"> </w:t>
+            </w:r>
+            <w:r>
+              <w:rPr>
+                <w:rFonts w:ascii="Arial" w:hAnsi="Arial" w:cs="Arial"/>
+              </w:rPr>
+              <w:t>{% if holiday_list['July 4'] and prepopulated_holidays %}{{ users[0].name.initials if july_4th.holiday_year in ['me', 'even'] else other_parties[0].name.initials }}{% endif %}</w:t>
             </w:r>
           </w:p>
         </w:tc>
@@ -4294,6 +4894,7 @@
           </w:tcPr>
           <w:p>
             <w:pPr>
+              <w:keepNext/>
               <w:rPr>
                 <w:rFonts w:ascii="Arial" w:hAnsi="Arial" w:cs="Arial"/>
               </w:rPr>
@@ -4306,6 +4907,7 @@
           </w:tcPr>
           <w:p>
             <w:pPr>
+              <w:keepNext/>
               <w:rPr>
                 <w:rFonts w:ascii="Arial" w:hAnsi="Arial" w:cs="Arial"/>
               </w:rPr>
@@ -4315,6 +4917,21 @@
                 <w:rFonts w:ascii="Arial" w:hAnsi="Arial" w:cs="Arial"/>
               </w:rPr>
               <w:t>EVEN:</w:t>
+            </w:r>
+            <w:r>
+              <w:rPr>
+                <w:rFonts w:ascii="Arial" w:eastAsia="Times New Roman" w:hAnsi="Arial" w:cs="Arial"/>
+                <w:color w:val="CCCCCC"/>
+                <w:kern w:val="0"/>
+                <w14:ligatures w14:val="none"/>
+              </w:rPr>
+              <w:t xml:space="preserve"> </w:t>
+            </w:r>
+            <w:r>
+              <w:rPr>
+                <w:rFonts w:ascii="Arial" w:hAnsi="Arial" w:cs="Arial"/>
+              </w:rPr>
+              <w:t>{% if holiday_list['Labor Day'] and prepopulated_holidays %}{{ users[0].name.initials if labor_day.holiday_year in ['me', 'even'] else other_parties[0].name.initials }}{% endif %}</w:t>
             </w:r>
           </w:p>
         </w:tc>
@@ -4328,6 +4945,7 @@
           </w:tcPr>
           <w:p>
             <w:pPr>
+              <w:keepNext/>
               <w:rPr>
                 <w:rFonts w:ascii="Arial" w:hAnsi="Arial" w:cs="Arial"/>
               </w:rPr>
@@ -4340,6 +4958,7 @@
           </w:tcPr>
           <w:p>
             <w:pPr>
+              <w:keepNext/>
               <w:rPr>
                 <w:rFonts w:ascii="Arial" w:hAnsi="Arial" w:cs="Arial"/>
               </w:rPr>
@@ -4349,6 +4968,21 @@
                 <w:rFonts w:ascii="Arial" w:hAnsi="Arial" w:cs="Arial"/>
               </w:rPr>
               <w:t>EVEN:</w:t>
+            </w:r>
+            <w:r>
+              <w:rPr>
+                <w:rFonts w:ascii="Arial" w:eastAsia="Times New Roman" w:hAnsi="Arial" w:cs="Arial"/>
+                <w:color w:val="CCCCCC"/>
+                <w:kern w:val="0"/>
+                <w14:ligatures w14:val="none"/>
+              </w:rPr>
+              <w:t xml:space="preserve"> </w:t>
+            </w:r>
+            <w:r>
+              <w:rPr>
+                <w:rFonts w:ascii="Arial" w:hAnsi="Arial" w:cs="Arial"/>
+              </w:rPr>
+              <w:t>{% if holiday_list['Halloween'] and prepopulated_holidays %}{{ users[0].name.initials if halloween.holiday_year in ['me', 'even'] else other_parties[0].name.initials }}{% endif %}</w:t>
             </w:r>
           </w:p>
         </w:tc>
@@ -4362,6 +4996,7 @@
           </w:tcPr>
           <w:p>
             <w:pPr>
+              <w:keepNext/>
               <w:rPr>
                 <w:rFonts w:ascii="Arial" w:hAnsi="Arial" w:cs="Arial"/>
               </w:rPr>
@@ -4374,6 +5009,7 @@
           </w:tcPr>
           <w:p>
             <w:pPr>
+              <w:keepNext/>
               <w:rPr>
                 <w:rFonts w:ascii="Arial" w:hAnsi="Arial" w:cs="Arial"/>
               </w:rPr>
@@ -4383,6 +5019,21 @@
                 <w:rFonts w:ascii="Arial" w:hAnsi="Arial" w:cs="Arial"/>
               </w:rPr>
               <w:t>EVEN:</w:t>
+            </w:r>
+            <w:r>
+              <w:rPr>
+                <w:rFonts w:ascii="Arial" w:eastAsia="Times New Roman" w:hAnsi="Arial" w:cs="Arial"/>
+                <w:color w:val="CCCCCC"/>
+                <w:kern w:val="0"/>
+                <w14:ligatures w14:val="none"/>
+              </w:rPr>
+              <w:t xml:space="preserve"> </w:t>
+            </w:r>
+            <w:r>
+              <w:rPr>
+                <w:rFonts w:ascii="Arial" w:hAnsi="Arial" w:cs="Arial"/>
+              </w:rPr>
+              <w:t>{% if holiday_list['Thanksgiving'] and prepopulated_holidays %}{{ users[0].name.initials if thanksgiving.holiday_year in ['me', 'even'] else other_parties[0].name.initials }}{% endif %}</w:t>
             </w:r>
           </w:p>
         </w:tc>
@@ -4394,15 +5045,16 @@
           </w:tcPr>
           <w:p>
             <w:pPr>
-              <w:rPr>
-                <w:rFonts w:ascii="Arial" w:hAnsi="Arial" w:cs="Arial"/>
-              </w:rPr>
-            </w:pPr>
-            <w:r>
-              <w:rPr>
-                <w:rFonts w:ascii="Arial" w:hAnsi="Arial" w:cs="Arial"/>
-              </w:rPr>
-              <w:t>Start:</w:t>
+              <w:keepNext/>
+              <w:rPr>
+                <w:rFonts w:ascii="Arial" w:hAnsi="Arial" w:cs="Arial"/>
+              </w:rPr>
+            </w:pPr>
+            <w:r>
+              <w:rPr>
+                <w:rFonts w:ascii="Arial" w:hAnsi="Arial" w:cs="Arial"/>
+              </w:rPr>
+              <w:t>Start: {% if holiday_list['July 4'] and prepopulated_holidays %}{{ format_time(july_4th.holiday_start, format='h:mm a') }}{% endif %}</w:t>
             </w:r>
           </w:p>
         </w:tc>
@@ -4416,6 +5068,7 @@
           </w:tcPr>
           <w:p>
             <w:pPr>
+              <w:keepNext/>
               <w:rPr>
                 <w:rFonts w:ascii="Arial" w:hAnsi="Arial" w:cs="Arial"/>
               </w:rPr>
@@ -4428,15 +5081,16 @@
           </w:tcPr>
           <w:p>
             <w:pPr>
-              <w:rPr>
-                <w:rFonts w:ascii="Arial" w:hAnsi="Arial" w:cs="Arial"/>
-              </w:rPr>
-            </w:pPr>
-            <w:r>
-              <w:rPr>
-                <w:rFonts w:ascii="Arial" w:hAnsi="Arial" w:cs="Arial"/>
-              </w:rPr>
-              <w:t>Start:</w:t>
+              <w:keepNext/>
+              <w:rPr>
+                <w:rFonts w:ascii="Arial" w:hAnsi="Arial" w:cs="Arial"/>
+              </w:rPr>
+            </w:pPr>
+            <w:r>
+              <w:rPr>
+                <w:rFonts w:ascii="Arial" w:hAnsi="Arial" w:cs="Arial"/>
+              </w:rPr>
+              <w:t>Start: {% if holiday_list['Labor Day'] and prepopulated_holidays %}{{ format_time(labor_day.holiday_start, format='h:mm a') }}{% endif %}</w:t>
             </w:r>
           </w:p>
         </w:tc>
@@ -4450,6 +5104,7 @@
           </w:tcPr>
           <w:p>
             <w:pPr>
+              <w:keepNext/>
               <w:rPr>
                 <w:rFonts w:ascii="Arial" w:hAnsi="Arial" w:cs="Arial"/>
               </w:rPr>
@@ -4462,15 +5117,16 @@
           </w:tcPr>
           <w:p>
             <w:pPr>
-              <w:rPr>
-                <w:rFonts w:ascii="Arial" w:hAnsi="Arial" w:cs="Arial"/>
-              </w:rPr>
-            </w:pPr>
-            <w:r>
-              <w:rPr>
-                <w:rFonts w:ascii="Arial" w:hAnsi="Arial" w:cs="Arial"/>
-              </w:rPr>
-              <w:t>Start:</w:t>
+              <w:keepNext/>
+              <w:rPr>
+                <w:rFonts w:ascii="Arial" w:hAnsi="Arial" w:cs="Arial"/>
+              </w:rPr>
+            </w:pPr>
+            <w:r>
+              <w:rPr>
+                <w:rFonts w:ascii="Arial" w:hAnsi="Arial" w:cs="Arial"/>
+              </w:rPr>
+              <w:t>Start: {% if holiday_list['Halloween'] and prepopulated_holidays %}{{ format_time(halloween.holiday_start, format='h:mm a') }}{% endif %}</w:t>
             </w:r>
           </w:p>
         </w:tc>
@@ -4484,6 +5140,7 @@
           </w:tcPr>
           <w:p>
             <w:pPr>
+              <w:keepNext/>
               <w:rPr>
                 <w:rFonts w:ascii="Arial" w:hAnsi="Arial" w:cs="Arial"/>
               </w:rPr>
@@ -4496,15 +5153,16 @@
           </w:tcPr>
           <w:p>
             <w:pPr>
-              <w:rPr>
-                <w:rFonts w:ascii="Arial" w:hAnsi="Arial" w:cs="Arial"/>
-              </w:rPr>
-            </w:pPr>
-            <w:r>
-              <w:rPr>
-                <w:rFonts w:ascii="Arial" w:hAnsi="Arial" w:cs="Arial"/>
-              </w:rPr>
-              <w:t>Start:</w:t>
+              <w:keepNext/>
+              <w:rPr>
+                <w:rFonts w:ascii="Arial" w:hAnsi="Arial" w:cs="Arial"/>
+              </w:rPr>
+            </w:pPr>
+            <w:r>
+              <w:rPr>
+                <w:rFonts w:ascii="Arial" w:hAnsi="Arial" w:cs="Arial"/>
+              </w:rPr>
+              <w:t>Start: {% if holiday_list['Thanksgiving'] and prepopulated_holidays %}{{ format_time(thanksgiving.holiday_start, format='h:mm a') }}{% endif %}</w:t>
             </w:r>
           </w:p>
         </w:tc>
@@ -4519,15 +5177,17 @@
           </w:tcPr>
           <w:p>
             <w:pPr>
-              <w:rPr>
-                <w:rFonts w:ascii="Arial" w:hAnsi="Arial" w:cs="Arial"/>
-              </w:rPr>
-            </w:pPr>
-            <w:r>
-              <w:rPr>
-                <w:rFonts w:ascii="Arial" w:hAnsi="Arial" w:cs="Arial"/>
-              </w:rPr>
-              <w:t>End:</w:t>
+              <w:keepNext/>
+              <w:rPr>
+                <w:rFonts w:ascii="Arial" w:hAnsi="Arial" w:cs="Arial"/>
+              </w:rPr>
+            </w:pPr>
+            <w:r>
+              <w:rPr>
+                <w:rFonts w:ascii="Arial" w:hAnsi="Arial" w:cs="Arial"/>
+              </w:rPr>
+              <w:lastRenderedPageBreak/>
+              <w:t>End: {% if holiday_list['July 4'] and prepopulated_holidays %}{{ format_time(july_4th.holiday_end, format='h:mm a') }}{% endif %}</w:t>
             </w:r>
           </w:p>
         </w:tc>
@@ -4541,6 +5201,7 @@
           </w:tcPr>
           <w:p>
             <w:pPr>
+              <w:keepNext/>
               <w:rPr>
                 <w:rFonts w:ascii="Arial" w:hAnsi="Arial" w:cs="Arial"/>
               </w:rPr>
@@ -4550,18 +5211,22 @@
         <w:tc>
           <w:tcPr>
             <w:tcW w:w="2250" w:type="dxa"/>
-          </w:tcPr>
-          <w:p>
-            <w:pPr>
-              <w:rPr>
-                <w:rFonts w:ascii="Arial" w:hAnsi="Arial" w:cs="Arial"/>
-              </w:rPr>
-            </w:pPr>
-            <w:r>
-              <w:rPr>
-                <w:rFonts w:ascii="Arial" w:hAnsi="Arial" w:cs="Arial"/>
-              </w:rPr>
-              <w:t>End:</w:t>
+            <w:tcBorders>
+              <w:bottom w:val="single" w:sz="4" w:space="0" w:color="auto"/>
+            </w:tcBorders>
+          </w:tcPr>
+          <w:p>
+            <w:pPr>
+              <w:keepNext/>
+              <w:rPr>
+                <w:rFonts w:ascii="Arial" w:hAnsi="Arial" w:cs="Arial"/>
+              </w:rPr>
+            </w:pPr>
+            <w:r>
+              <w:rPr>
+                <w:rFonts w:ascii="Arial" w:hAnsi="Arial" w:cs="Arial"/>
+              </w:rPr>
+              <w:t>End: {% if holiday_list['Labor Day'] and prepopulated_holidays %}{{ format_time(labor_day.holiday_end, format='h:mm a') }}{% endif %}</w:t>
             </w:r>
           </w:p>
         </w:tc>
@@ -4575,6 +5240,7 @@
           </w:tcPr>
           <w:p>
             <w:pPr>
+              <w:keepNext/>
               <w:rPr>
                 <w:rFonts w:ascii="Arial" w:hAnsi="Arial" w:cs="Arial"/>
               </w:rPr>
@@ -4584,18 +5250,22 @@
         <w:tc>
           <w:tcPr>
             <w:tcW w:w="2250" w:type="dxa"/>
-          </w:tcPr>
-          <w:p>
-            <w:pPr>
-              <w:rPr>
-                <w:rFonts w:ascii="Arial" w:hAnsi="Arial" w:cs="Arial"/>
-              </w:rPr>
-            </w:pPr>
-            <w:r>
-              <w:rPr>
-                <w:rFonts w:ascii="Arial" w:hAnsi="Arial" w:cs="Arial"/>
-              </w:rPr>
-              <w:t>End:</w:t>
+            <w:tcBorders>
+              <w:bottom w:val="single" w:sz="4" w:space="0" w:color="auto"/>
+            </w:tcBorders>
+          </w:tcPr>
+          <w:p>
+            <w:pPr>
+              <w:keepNext/>
+              <w:rPr>
+                <w:rFonts w:ascii="Arial" w:hAnsi="Arial" w:cs="Arial"/>
+              </w:rPr>
+            </w:pPr>
+            <w:r>
+              <w:rPr>
+                <w:rFonts w:ascii="Arial" w:hAnsi="Arial" w:cs="Arial"/>
+              </w:rPr>
+              <w:t>End: {% if holiday_list['Halloween'] and prepopulated_holidays %}{{ format_time(halloween.holiday_end, format='h:mm a') }}{% endif %}</w:t>
             </w:r>
           </w:p>
         </w:tc>
@@ -4609,6 +5279,7 @@
           </w:tcPr>
           <w:p>
             <w:pPr>
+              <w:keepNext/>
               <w:rPr>
                 <w:rFonts w:ascii="Arial" w:hAnsi="Arial" w:cs="Arial"/>
               </w:rPr>
@@ -4624,15 +5295,16 @@
           </w:tcPr>
           <w:p>
             <w:pPr>
-              <w:rPr>
-                <w:rFonts w:ascii="Arial" w:hAnsi="Arial" w:cs="Arial"/>
-              </w:rPr>
-            </w:pPr>
-            <w:r>
-              <w:rPr>
-                <w:rFonts w:ascii="Arial" w:hAnsi="Arial" w:cs="Arial"/>
-              </w:rPr>
-              <w:t>End:</w:t>
+              <w:keepNext/>
+              <w:rPr>
+                <w:rFonts w:ascii="Arial" w:hAnsi="Arial" w:cs="Arial"/>
+              </w:rPr>
+            </w:pPr>
+            <w:r>
+              <w:rPr>
+                <w:rFonts w:ascii="Arial" w:hAnsi="Arial" w:cs="Arial"/>
+              </w:rPr>
+              <w:t>End: {% if holiday_list['Thanksgiving'] and prepopulated_holidays %}{{ format_time(thanksgiving.holiday_end, format='h:mm a') }}{% endif %}</w:t>
             </w:r>
           </w:p>
         </w:tc>
@@ -4642,7 +5314,9 @@
           <w:tcPr>
             <w:tcW w:w="1975" w:type="dxa"/>
             <w:tcBorders>
+              <w:top w:val="single" w:sz="4" w:space="0" w:color="auto"/>
               <w:left w:val="nil"/>
+              <w:bottom w:val="nil"/>
               <w:right w:val="nil"/>
             </w:tcBorders>
           </w:tcPr>
@@ -4676,7 +5350,9 @@
           <w:tcPr>
             <w:tcW w:w="2250" w:type="dxa"/>
             <w:tcBorders>
+              <w:top w:val="single" w:sz="4" w:space="0" w:color="auto"/>
               <w:left w:val="nil"/>
+              <w:bottom w:val="nil"/>
               <w:right w:val="nil"/>
             </w:tcBorders>
           </w:tcPr>
@@ -4710,7 +5386,9 @@
           <w:tcPr>
             <w:tcW w:w="2250" w:type="dxa"/>
             <w:tcBorders>
+              <w:top w:val="single" w:sz="4" w:space="0" w:color="auto"/>
               <w:left w:val="nil"/>
+              <w:bottom w:val="nil"/>
               <w:right w:val="nil"/>
             </w:tcBorders>
           </w:tcPr>
@@ -4744,6 +5422,816 @@
           <w:tcPr>
             <w:tcW w:w="2065" w:type="dxa"/>
             <w:tcBorders>
+              <w:top w:val="single" w:sz="4" w:space="0" w:color="auto"/>
+              <w:left w:val="nil"/>
+              <w:bottom w:val="nil"/>
+              <w:right w:val="nil"/>
+            </w:tcBorders>
+          </w:tcPr>
+          <w:p>
+            <w:pPr>
+              <w:rPr>
+                <w:rFonts w:ascii="Arial" w:hAnsi="Arial" w:cs="Arial"/>
+              </w:rPr>
+            </w:pPr>
+          </w:p>
+        </w:tc>
+      </w:tr>
+      <w:tr>
+        <w:tc>
+          <w:tcPr>
+            <w:tcW w:w="1975" w:type="dxa"/>
+            <w:tcBorders>
+              <w:top w:val="single" w:sz="4" w:space="0" w:color="auto"/>
+            </w:tcBorders>
+          </w:tcPr>
+          <w:p>
+            <w:pPr>
+              <w:keepNext/>
+              <w:jc w:val="center"/>
+              <w:rPr>
+                <w:rFonts w:ascii="Arial" w:hAnsi="Arial" w:cs="Arial"/>
+              </w:rPr>
+            </w:pPr>
+            <w:r>
+              <w:rPr>
+                <w:rFonts w:ascii="Arial" w:hAnsi="Arial" w:cs="Arial"/>
+              </w:rPr>
+              <w:lastRenderedPageBreak/>
+              <w:t>Christmas Eve</w:t>
+            </w:r>
+          </w:p>
+        </w:tc>
+        <w:tc>
+          <w:tcPr>
+            <w:tcW w:w="270" w:type="dxa"/>
+            <w:tcBorders>
+              <w:top w:val="nil"/>
+              <w:bottom w:val="nil"/>
+            </w:tcBorders>
+          </w:tcPr>
+          <w:p>
+            <w:pPr>
+              <w:keepNext/>
+              <w:jc w:val="center"/>
+              <w:rPr>
+                <w:rFonts w:ascii="Arial" w:hAnsi="Arial" w:cs="Arial"/>
+              </w:rPr>
+            </w:pPr>
+          </w:p>
+        </w:tc>
+        <w:tc>
+          <w:tcPr>
+            <w:tcW w:w="2250" w:type="dxa"/>
+            <w:tcBorders>
+              <w:top w:val="single" w:sz="4" w:space="0" w:color="auto"/>
+            </w:tcBorders>
+          </w:tcPr>
+          <w:p>
+            <w:pPr>
+              <w:keepNext/>
+              <w:jc w:val="center"/>
+              <w:rPr>
+                <w:rFonts w:ascii="Arial" w:hAnsi="Arial" w:cs="Arial"/>
+              </w:rPr>
+            </w:pPr>
+            <w:r>
+              <w:rPr>
+                <w:rFonts w:ascii="Arial" w:hAnsi="Arial" w:cs="Arial"/>
+              </w:rPr>
+              <w:t>Christmas Day</w:t>
+            </w:r>
+          </w:p>
+        </w:tc>
+        <w:tc>
+          <w:tcPr>
+            <w:tcW w:w="270" w:type="dxa"/>
+            <w:tcBorders>
+              <w:top w:val="nil"/>
+              <w:bottom w:val="nil"/>
+            </w:tcBorders>
+          </w:tcPr>
+          <w:p>
+            <w:pPr>
+              <w:keepNext/>
+              <w:jc w:val="center"/>
+              <w:rPr>
+                <w:rFonts w:ascii="Arial" w:hAnsi="Arial" w:cs="Arial"/>
+              </w:rPr>
+            </w:pPr>
+          </w:p>
+        </w:tc>
+        <w:tc>
+          <w:tcPr>
+            <w:tcW w:w="2250" w:type="dxa"/>
+            <w:tcBorders>
+              <w:top w:val="single" w:sz="4" w:space="0" w:color="auto"/>
+            </w:tcBorders>
+          </w:tcPr>
+          <w:p>
+            <w:pPr>
+              <w:keepNext/>
+              <w:jc w:val="center"/>
+              <w:rPr>
+                <w:rFonts w:ascii="Arial" w:hAnsi="Arial" w:cs="Arial"/>
+              </w:rPr>
+            </w:pPr>
+            <w:r>
+              <w:rPr>
+                <w:rFonts w:ascii="Arial" w:hAnsi="Arial" w:cs="Arial"/>
+              </w:rPr>
+              <w:t>New Year’s Eve</w:t>
+            </w:r>
+          </w:p>
+        </w:tc>
+        <w:tc>
+          <w:tcPr>
+            <w:tcW w:w="270" w:type="dxa"/>
+            <w:tcBorders>
+              <w:top w:val="nil"/>
+              <w:bottom w:val="nil"/>
+            </w:tcBorders>
+          </w:tcPr>
+          <w:p>
+            <w:pPr>
+              <w:keepNext/>
+              <w:rPr>
+                <w:rFonts w:ascii="Arial" w:hAnsi="Arial" w:cs="Arial"/>
+              </w:rPr>
+            </w:pPr>
+          </w:p>
+        </w:tc>
+        <w:tc>
+          <w:tcPr>
+            <w:tcW w:w="2065" w:type="dxa"/>
+            <w:tcBorders>
+              <w:top w:val="single" w:sz="4" w:space="0" w:color="auto"/>
+            </w:tcBorders>
+          </w:tcPr>
+          <w:p>
+            <w:pPr>
+              <w:keepNext/>
+              <w:rPr>
+                <w:rFonts w:ascii="Arial" w:hAnsi="Arial" w:cs="Arial"/>
+              </w:rPr>
+            </w:pPr>
+            <w:r>
+              <w:rPr>
+                <w:rFonts w:ascii="Arial" w:hAnsi="Arial" w:cs="Arial"/>
+              </w:rPr>
+              <w:t>{% if other_holidays.number_gathered() &gt; 0 %}Other: {{ other_holidays[0].name.text }}{% else %}Other:{% endif %}</w:t>
+            </w:r>
+          </w:p>
+        </w:tc>
+      </w:tr>
+      <w:tr>
+        <w:tc>
+          <w:tcPr>
+            <w:tcW w:w="1975" w:type="dxa"/>
+          </w:tcPr>
+          <w:p>
+            <w:pPr>
+              <w:keepNext/>
+              <w:rPr>
+                <w:rFonts w:ascii="Arial" w:hAnsi="Arial" w:cs="Arial"/>
+              </w:rPr>
+            </w:pPr>
+            <w:r>
+              <w:rPr>
+                <w:rFonts w:ascii="Arial" w:hAnsi="Arial" w:cs="Arial"/>
+              </w:rPr>
+              <w:t>ODD:</w:t>
+            </w:r>
+            <w:r>
+              <w:rPr>
+                <w:rFonts w:ascii="Arial" w:eastAsia="Times New Roman" w:hAnsi="Arial" w:cs="Arial"/>
+                <w:color w:val="CCCCCC"/>
+                <w:kern w:val="0"/>
+                <w14:ligatures w14:val="none"/>
+              </w:rPr>
+              <w:t xml:space="preserve"> </w:t>
+            </w:r>
+            <w:r>
+              <w:rPr>
+                <w:rFonts w:ascii="Arial" w:hAnsi="Arial" w:cs="Arial"/>
+              </w:rPr>
+              <w:t>{% if holiday_list['Christmas Eve'] and prepopulated_holidays %}{{ users[0].name.initials if christmas_eve.holiday_year in ['me', 'odd'] else other_parties[0].name.initials }}{% endif %}</w:t>
+            </w:r>
+          </w:p>
+        </w:tc>
+        <w:tc>
+          <w:tcPr>
+            <w:tcW w:w="270" w:type="dxa"/>
+            <w:tcBorders>
+              <w:top w:val="nil"/>
+              <w:bottom w:val="nil"/>
+            </w:tcBorders>
+          </w:tcPr>
+          <w:p>
+            <w:pPr>
+              <w:keepNext/>
+              <w:rPr>
+                <w:rFonts w:ascii="Arial" w:hAnsi="Arial" w:cs="Arial"/>
+              </w:rPr>
+            </w:pPr>
+          </w:p>
+        </w:tc>
+        <w:tc>
+          <w:tcPr>
+            <w:tcW w:w="2250" w:type="dxa"/>
+          </w:tcPr>
+          <w:p>
+            <w:pPr>
+              <w:keepNext/>
+              <w:rPr>
+                <w:rFonts w:ascii="Arial" w:hAnsi="Arial" w:cs="Arial"/>
+              </w:rPr>
+            </w:pPr>
+            <w:r>
+              <w:rPr>
+                <w:rFonts w:ascii="Arial" w:hAnsi="Arial" w:cs="Arial"/>
+              </w:rPr>
+              <w:t>ODD:</w:t>
+            </w:r>
+            <w:r>
+              <w:rPr>
+                <w:rFonts w:ascii="Arial" w:eastAsia="Times New Roman" w:hAnsi="Arial" w:cs="Arial"/>
+                <w:color w:val="CCCCCC"/>
+                <w:kern w:val="0"/>
+                <w14:ligatures w14:val="none"/>
+              </w:rPr>
+              <w:t xml:space="preserve"> </w:t>
+            </w:r>
+            <w:r>
+              <w:rPr>
+                <w:rFonts w:ascii="Arial" w:hAnsi="Arial" w:cs="Arial"/>
+              </w:rPr>
+              <w:t>{% if holiday_list['Christmas Day'] and prepopulated_holidays %}{{ users[0].name.initials if christmas_day.holiday_year in ['me', 'odd'] else other_parties[0].name.initials }}{% endif %}</w:t>
+            </w:r>
+          </w:p>
+        </w:tc>
+        <w:tc>
+          <w:tcPr>
+            <w:tcW w:w="270" w:type="dxa"/>
+            <w:tcBorders>
+              <w:top w:val="nil"/>
+              <w:bottom w:val="nil"/>
+            </w:tcBorders>
+          </w:tcPr>
+          <w:p>
+            <w:pPr>
+              <w:keepNext/>
+              <w:rPr>
+                <w:rFonts w:ascii="Arial" w:hAnsi="Arial" w:cs="Arial"/>
+              </w:rPr>
+            </w:pPr>
+          </w:p>
+        </w:tc>
+        <w:tc>
+          <w:tcPr>
+            <w:tcW w:w="2250" w:type="dxa"/>
+          </w:tcPr>
+          <w:p>
+            <w:pPr>
+              <w:keepNext/>
+              <w:rPr>
+                <w:rFonts w:ascii="Arial" w:hAnsi="Arial" w:cs="Arial"/>
+              </w:rPr>
+            </w:pPr>
+            <w:r>
+              <w:rPr>
+                <w:rFonts w:ascii="Arial" w:hAnsi="Arial" w:cs="Arial"/>
+              </w:rPr>
+              <w:t>ODD:</w:t>
+            </w:r>
+            <w:r>
+              <w:rPr>
+                <w:rFonts w:ascii="Arial" w:eastAsia="Times New Roman" w:hAnsi="Arial" w:cs="Arial"/>
+                <w:color w:val="CCCCCC"/>
+                <w:kern w:val="0"/>
+                <w14:ligatures w14:val="none"/>
+              </w:rPr>
+              <w:t xml:space="preserve"> </w:t>
+            </w:r>
+            <w:r>
+              <w:rPr>
+                <w:rFonts w:ascii="Arial" w:hAnsi="Arial" w:cs="Arial"/>
+              </w:rPr>
+              <w:t>{% if holiday_list["New Year's Eve"] and prepopulated_holidays %}{{ users[0].name.initials if new_years_eve.holiday_year in ['me', 'odd'] else other_parties[0].name.initials }}{% endif %}</w:t>
+            </w:r>
+          </w:p>
+        </w:tc>
+        <w:tc>
+          <w:tcPr>
+            <w:tcW w:w="270" w:type="dxa"/>
+            <w:tcBorders>
+              <w:top w:val="nil"/>
+              <w:bottom w:val="nil"/>
+            </w:tcBorders>
+          </w:tcPr>
+          <w:p>
+            <w:pPr>
+              <w:keepNext/>
+              <w:rPr>
+                <w:rFonts w:ascii="Arial" w:hAnsi="Arial" w:cs="Arial"/>
+              </w:rPr>
+            </w:pPr>
+          </w:p>
+        </w:tc>
+        <w:tc>
+          <w:tcPr>
+            <w:tcW w:w="2065" w:type="dxa"/>
+          </w:tcPr>
+          <w:p>
+            <w:pPr>
+              <w:keepNext/>
+              <w:rPr>
+                <w:rFonts w:ascii="Arial" w:hAnsi="Arial" w:cs="Arial"/>
+              </w:rPr>
+            </w:pPr>
+            <w:r>
+              <w:rPr>
+                <w:rFonts w:ascii="Arial" w:hAnsi="Arial" w:cs="Arial"/>
+              </w:rPr>
+              <w:t>ODD:</w:t>
+            </w:r>
+            <w:r>
+              <w:rPr>
+                <w:rFonts w:ascii="Arial" w:eastAsia="Times New Roman" w:hAnsi="Arial" w:cs="Arial"/>
+                <w:color w:val="CCCCCC"/>
+                <w:kern w:val="0"/>
+                <w14:ligatures w14:val="none"/>
+              </w:rPr>
+              <w:t xml:space="preserve"> </w:t>
+            </w:r>
+            <w:r>
+              <w:rPr>
+                <w:rFonts w:ascii="Arial" w:hAnsi="Arial" w:cs="Arial"/>
+              </w:rPr>
+              <w:t>{% if other_holidays.number_gathered() &gt; 0 %}{{ users[0].name.initials if other_holidays[0].holiday_year in ['me', 'odd'] else other_parties[0].name.initials }}{% endif %}</w:t>
+            </w:r>
+          </w:p>
+        </w:tc>
+      </w:tr>
+      <w:tr>
+        <w:tc>
+          <w:tcPr>
+            <w:tcW w:w="1975" w:type="dxa"/>
+          </w:tcPr>
+          <w:p>
+            <w:pPr>
+              <w:keepNext/>
+              <w:rPr>
+                <w:rFonts w:ascii="Arial" w:hAnsi="Arial" w:cs="Arial"/>
+              </w:rPr>
+            </w:pPr>
+            <w:r>
+              <w:rPr>
+                <w:rFonts w:ascii="Arial" w:hAnsi="Arial" w:cs="Arial"/>
+              </w:rPr>
+              <w:t>EVEN:</w:t>
+            </w:r>
+            <w:r>
+              <w:rPr>
+                <w:rFonts w:ascii="Arial" w:eastAsia="Times New Roman" w:hAnsi="Arial" w:cs="Arial"/>
+                <w:color w:val="CCCCCC"/>
+                <w:kern w:val="0"/>
+                <w14:ligatures w14:val="none"/>
+              </w:rPr>
+              <w:t xml:space="preserve"> </w:t>
+            </w:r>
+            <w:r>
+              <w:rPr>
+                <w:rFonts w:ascii="Arial" w:hAnsi="Arial" w:cs="Arial"/>
+              </w:rPr>
+              <w:t>{% if holiday_list['Christmas Eve'] and prepopulated_holidays %}{{ users[0].name.initials if christmas_eve.holiday_year in ['me', 'even'] else other_parties[0].name.initials }}{% endif %}</w:t>
+            </w:r>
+          </w:p>
+        </w:tc>
+        <w:tc>
+          <w:tcPr>
+            <w:tcW w:w="270" w:type="dxa"/>
+            <w:tcBorders>
+              <w:top w:val="nil"/>
+              <w:bottom w:val="nil"/>
+            </w:tcBorders>
+          </w:tcPr>
+          <w:p>
+            <w:pPr>
+              <w:keepNext/>
+              <w:rPr>
+                <w:rFonts w:ascii="Arial" w:hAnsi="Arial" w:cs="Arial"/>
+              </w:rPr>
+            </w:pPr>
+          </w:p>
+        </w:tc>
+        <w:tc>
+          <w:tcPr>
+            <w:tcW w:w="2250" w:type="dxa"/>
+          </w:tcPr>
+          <w:p>
+            <w:pPr>
+              <w:keepNext/>
+              <w:rPr>
+                <w:rFonts w:ascii="Arial" w:hAnsi="Arial" w:cs="Arial"/>
+              </w:rPr>
+            </w:pPr>
+            <w:r>
+              <w:rPr>
+                <w:rFonts w:ascii="Arial" w:hAnsi="Arial" w:cs="Arial"/>
+              </w:rPr>
+              <w:t>EVEN:</w:t>
+            </w:r>
+            <w:r>
+              <w:rPr>
+                <w:rFonts w:ascii="Arial" w:eastAsia="Times New Roman" w:hAnsi="Arial" w:cs="Arial"/>
+                <w:color w:val="CCCCCC"/>
+                <w:kern w:val="0"/>
+                <w14:ligatures w14:val="none"/>
+              </w:rPr>
+              <w:t xml:space="preserve"> </w:t>
+            </w:r>
+            <w:r>
+              <w:rPr>
+                <w:rFonts w:ascii="Arial" w:hAnsi="Arial" w:cs="Arial"/>
+              </w:rPr>
+              <w:t>{% if holiday_list['Christmas Day'] and prepopulated_holidays %}{{ users[0].name.initials if christmas_day.holiday_year in ['me', 'even'] else other_parties[0].name.initials }}{% endif %}</w:t>
+            </w:r>
+          </w:p>
+        </w:tc>
+        <w:tc>
+          <w:tcPr>
+            <w:tcW w:w="270" w:type="dxa"/>
+            <w:tcBorders>
+              <w:top w:val="nil"/>
+              <w:bottom w:val="nil"/>
+            </w:tcBorders>
+          </w:tcPr>
+          <w:p>
+            <w:pPr>
+              <w:keepNext/>
+              <w:rPr>
+                <w:rFonts w:ascii="Arial" w:hAnsi="Arial" w:cs="Arial"/>
+              </w:rPr>
+            </w:pPr>
+          </w:p>
+        </w:tc>
+        <w:tc>
+          <w:tcPr>
+            <w:tcW w:w="2250" w:type="dxa"/>
+          </w:tcPr>
+          <w:p>
+            <w:pPr>
+              <w:keepNext/>
+              <w:rPr>
+                <w:rFonts w:ascii="Arial" w:hAnsi="Arial" w:cs="Arial"/>
+              </w:rPr>
+            </w:pPr>
+            <w:r>
+              <w:rPr>
+                <w:rFonts w:ascii="Arial" w:hAnsi="Arial" w:cs="Arial"/>
+              </w:rPr>
+              <w:t>EVEN:</w:t>
+            </w:r>
+            <w:r>
+              <w:rPr>
+                <w:rFonts w:ascii="Arial" w:eastAsia="Times New Roman" w:hAnsi="Arial" w:cs="Arial"/>
+                <w:color w:val="CCCCCC"/>
+                <w:kern w:val="0"/>
+                <w14:ligatures w14:val="none"/>
+              </w:rPr>
+              <w:t xml:space="preserve"> </w:t>
+            </w:r>
+            <w:r>
+              <w:rPr>
+                <w:rFonts w:ascii="Arial" w:hAnsi="Arial" w:cs="Arial"/>
+              </w:rPr>
+              <w:t>{% if holiday_list["New Year's Eve"] and prepopulated_holidays %}{{ users[0].name.initials if new_years_eve.holiday_year in ['me', 'even'] else other_parties[0].name.initials }}{% endif %}</w:t>
+            </w:r>
+          </w:p>
+        </w:tc>
+        <w:tc>
+          <w:tcPr>
+            <w:tcW w:w="270" w:type="dxa"/>
+            <w:tcBorders>
+              <w:top w:val="nil"/>
+              <w:bottom w:val="nil"/>
+            </w:tcBorders>
+          </w:tcPr>
+          <w:p>
+            <w:pPr>
+              <w:keepNext/>
+              <w:rPr>
+                <w:rFonts w:ascii="Arial" w:hAnsi="Arial" w:cs="Arial"/>
+              </w:rPr>
+            </w:pPr>
+          </w:p>
+        </w:tc>
+        <w:tc>
+          <w:tcPr>
+            <w:tcW w:w="2065" w:type="dxa"/>
+          </w:tcPr>
+          <w:p>
+            <w:pPr>
+              <w:keepNext/>
+              <w:rPr>
+                <w:rFonts w:ascii="Arial" w:hAnsi="Arial" w:cs="Arial"/>
+              </w:rPr>
+            </w:pPr>
+            <w:r>
+              <w:rPr>
+                <w:rFonts w:ascii="Arial" w:hAnsi="Arial" w:cs="Arial"/>
+              </w:rPr>
+              <w:t>EVEN:</w:t>
+            </w:r>
+            <w:r>
+              <w:rPr>
+                <w:rFonts w:ascii="Arial" w:eastAsia="Times New Roman" w:hAnsi="Arial" w:cs="Arial"/>
+                <w:color w:val="CCCCCC"/>
+                <w:kern w:val="0"/>
+                <w14:ligatures w14:val="none"/>
+              </w:rPr>
+              <w:t xml:space="preserve"> </w:t>
+            </w:r>
+            <w:r>
+              <w:rPr>
+                <w:rFonts w:ascii="Arial" w:hAnsi="Arial" w:cs="Arial"/>
+              </w:rPr>
+              <w:t>{% if other_holidays.number_gathered() &gt; 0 %}{{ users[0].name.initials if other_holidays[0].holiday_year in ['me', 'even'] else other_parties[0].name.initials }}{% endif %}</w:t>
+            </w:r>
+          </w:p>
+        </w:tc>
+      </w:tr>
+      <w:tr>
+        <w:tc>
+          <w:tcPr>
+            <w:tcW w:w="1975" w:type="dxa"/>
+          </w:tcPr>
+          <w:p>
+            <w:pPr>
+              <w:keepNext/>
+              <w:rPr>
+                <w:rFonts w:ascii="Arial" w:hAnsi="Arial" w:cs="Arial"/>
+              </w:rPr>
+            </w:pPr>
+            <w:r>
+              <w:rPr>
+                <w:rFonts w:ascii="Arial" w:hAnsi="Arial" w:cs="Arial"/>
+              </w:rPr>
+              <w:t>Start: {% if holiday_list['Christmas Eve'] and prepopulated_holidays %}{{ format_time(christmas_eve.holiday_start, format='h:mm a') }}{% endif %}</w:t>
+            </w:r>
+          </w:p>
+        </w:tc>
+        <w:tc>
+          <w:tcPr>
+            <w:tcW w:w="270" w:type="dxa"/>
+            <w:tcBorders>
+              <w:top w:val="nil"/>
+              <w:bottom w:val="nil"/>
+            </w:tcBorders>
+          </w:tcPr>
+          <w:p>
+            <w:pPr>
+              <w:keepNext/>
+              <w:rPr>
+                <w:rFonts w:ascii="Arial" w:hAnsi="Arial" w:cs="Arial"/>
+              </w:rPr>
+            </w:pPr>
+          </w:p>
+        </w:tc>
+        <w:tc>
+          <w:tcPr>
+            <w:tcW w:w="2250" w:type="dxa"/>
+          </w:tcPr>
+          <w:p>
+            <w:pPr>
+              <w:keepNext/>
+              <w:rPr>
+                <w:rFonts w:ascii="Arial" w:hAnsi="Arial" w:cs="Arial"/>
+              </w:rPr>
+            </w:pPr>
+            <w:r>
+              <w:rPr>
+                <w:rFonts w:ascii="Arial" w:hAnsi="Arial" w:cs="Arial"/>
+              </w:rPr>
+              <w:t>Start: {% if holiday_list['Christmas Day'] and prepopulated_holidays %}{{ format_time(christmas_day.holiday_start, format='h:mm a') }}{% endif %}</w:t>
+            </w:r>
+          </w:p>
+        </w:tc>
+        <w:tc>
+          <w:tcPr>
+            <w:tcW w:w="270" w:type="dxa"/>
+            <w:tcBorders>
+              <w:top w:val="nil"/>
+              <w:bottom w:val="nil"/>
+            </w:tcBorders>
+          </w:tcPr>
+          <w:p>
+            <w:pPr>
+              <w:keepNext/>
+              <w:rPr>
+                <w:rFonts w:ascii="Arial" w:hAnsi="Arial" w:cs="Arial"/>
+              </w:rPr>
+            </w:pPr>
+          </w:p>
+        </w:tc>
+        <w:tc>
+          <w:tcPr>
+            <w:tcW w:w="2250" w:type="dxa"/>
+          </w:tcPr>
+          <w:p>
+            <w:pPr>
+              <w:keepNext/>
+              <w:rPr>
+                <w:rFonts w:ascii="Arial" w:hAnsi="Arial" w:cs="Arial"/>
+              </w:rPr>
+            </w:pPr>
+            <w:r>
+              <w:rPr>
+                <w:rFonts w:ascii="Arial" w:hAnsi="Arial" w:cs="Arial"/>
+              </w:rPr>
+              <w:t>Start: {% if holiday_list["New Year's Eve"] and prepopulated_holidays %}{{ format_time(new_years_eve.holiday_start, format='h:mm a') }}{% endif %}</w:t>
+            </w:r>
+          </w:p>
+        </w:tc>
+        <w:tc>
+          <w:tcPr>
+            <w:tcW w:w="270" w:type="dxa"/>
+            <w:tcBorders>
+              <w:top w:val="nil"/>
+              <w:bottom w:val="nil"/>
+            </w:tcBorders>
+          </w:tcPr>
+          <w:p>
+            <w:pPr>
+              <w:keepNext/>
+              <w:rPr>
+                <w:rFonts w:ascii="Arial" w:hAnsi="Arial" w:cs="Arial"/>
+              </w:rPr>
+            </w:pPr>
+          </w:p>
+        </w:tc>
+        <w:tc>
+          <w:tcPr>
+            <w:tcW w:w="2065" w:type="dxa"/>
+          </w:tcPr>
+          <w:p>
+            <w:pPr>
+              <w:keepNext/>
+              <w:rPr>
+                <w:rFonts w:ascii="Arial" w:hAnsi="Arial" w:cs="Arial"/>
+              </w:rPr>
+            </w:pPr>
+            <w:r>
+              <w:rPr>
+                <w:rFonts w:ascii="Arial" w:hAnsi="Arial" w:cs="Arial"/>
+              </w:rPr>
+              <w:t>Start: {% if other_holidays.number_gathered() &gt; 0 %}{{ format_time(other_holidays[0].holiday_start, format='h:mm a') }}{% endif %}</w:t>
+            </w:r>
+          </w:p>
+        </w:tc>
+      </w:tr>
+      <w:tr>
+        <w:tc>
+          <w:tcPr>
+            <w:tcW w:w="1975" w:type="dxa"/>
+            <w:tcBorders>
+              <w:bottom w:val="single" w:sz="4" w:space="0" w:color="auto"/>
+            </w:tcBorders>
+          </w:tcPr>
+          <w:p>
+            <w:pPr>
+              <w:keepNext/>
+              <w:rPr>
+                <w:rFonts w:ascii="Arial" w:hAnsi="Arial" w:cs="Arial"/>
+              </w:rPr>
+            </w:pPr>
+            <w:r>
+              <w:rPr>
+                <w:rFonts w:ascii="Arial" w:hAnsi="Arial" w:cs="Arial"/>
+              </w:rPr>
+              <w:lastRenderedPageBreak/>
+              <w:t>End: {% if holiday_list['Christmas Eve'] and prepopulated_holidays %}{{ format_time(christmas_eve.holiday_end, format='h:mm a') }}{% endif %}</w:t>
+            </w:r>
+          </w:p>
+        </w:tc>
+        <w:tc>
+          <w:tcPr>
+            <w:tcW w:w="270" w:type="dxa"/>
+            <w:tcBorders>
+              <w:top w:val="nil"/>
+              <w:bottom w:val="nil"/>
+            </w:tcBorders>
+          </w:tcPr>
+          <w:p>
+            <w:pPr>
+              <w:keepNext/>
+              <w:rPr>
+                <w:rFonts w:ascii="Arial" w:hAnsi="Arial" w:cs="Arial"/>
+              </w:rPr>
+            </w:pPr>
+          </w:p>
+        </w:tc>
+        <w:tc>
+          <w:tcPr>
+            <w:tcW w:w="2250" w:type="dxa"/>
+          </w:tcPr>
+          <w:p>
+            <w:pPr>
+              <w:keepNext/>
+              <w:rPr>
+                <w:rFonts w:ascii="Arial" w:hAnsi="Arial" w:cs="Arial"/>
+              </w:rPr>
+            </w:pPr>
+            <w:r>
+              <w:rPr>
+                <w:rFonts w:ascii="Arial" w:hAnsi="Arial" w:cs="Arial"/>
+              </w:rPr>
+              <w:t>End: {% if holiday_list['Christmas Day'] and prepopulated_holidays %}{{ format_time(christmas_day.holiday_end, format='h:mm a') }}{% endif %}</w:t>
+            </w:r>
+          </w:p>
+        </w:tc>
+        <w:tc>
+          <w:tcPr>
+            <w:tcW w:w="270" w:type="dxa"/>
+            <w:tcBorders>
+              <w:top w:val="nil"/>
+              <w:bottom w:val="nil"/>
+            </w:tcBorders>
+          </w:tcPr>
+          <w:p>
+            <w:pPr>
+              <w:keepNext/>
+              <w:rPr>
+                <w:rFonts w:ascii="Arial" w:hAnsi="Arial" w:cs="Arial"/>
+              </w:rPr>
+            </w:pPr>
+          </w:p>
+        </w:tc>
+        <w:tc>
+          <w:tcPr>
+            <w:tcW w:w="2250" w:type="dxa"/>
+          </w:tcPr>
+          <w:p>
+            <w:pPr>
+              <w:keepNext/>
+              <w:rPr>
+                <w:rFonts w:ascii="Arial" w:hAnsi="Arial" w:cs="Arial"/>
+              </w:rPr>
+            </w:pPr>
+            <w:r>
+              <w:rPr>
+                <w:rFonts w:ascii="Arial" w:hAnsi="Arial" w:cs="Arial"/>
+              </w:rPr>
+              <w:t>End: {% if holiday_list["New Year's Eve"] and prepopulated_holidays %}{{ format_time(new_years_eve.holiday_end, format='h:mm a') }}{% endif %}</w:t>
+            </w:r>
+          </w:p>
+        </w:tc>
+        <w:tc>
+          <w:tcPr>
+            <w:tcW w:w="270" w:type="dxa"/>
+            <w:tcBorders>
+              <w:top w:val="nil"/>
+              <w:bottom w:val="nil"/>
+            </w:tcBorders>
+          </w:tcPr>
+          <w:p>
+            <w:pPr>
+              <w:keepNext/>
+              <w:rPr>
+                <w:rFonts w:ascii="Arial" w:hAnsi="Arial" w:cs="Arial"/>
+              </w:rPr>
+            </w:pPr>
+          </w:p>
+        </w:tc>
+        <w:tc>
+          <w:tcPr>
+            <w:tcW w:w="2065" w:type="dxa"/>
+            <w:tcBorders>
+              <w:bottom w:val="single" w:sz="4" w:space="0" w:color="auto"/>
+            </w:tcBorders>
+          </w:tcPr>
+          <w:p>
+            <w:pPr>
+              <w:keepNext/>
+              <w:rPr>
+                <w:rFonts w:ascii="Arial" w:hAnsi="Arial" w:cs="Arial"/>
+              </w:rPr>
+            </w:pPr>
+            <w:r>
+              <w:rPr>
+                <w:rFonts w:ascii="Arial" w:hAnsi="Arial" w:cs="Arial"/>
+              </w:rPr>
+              <w:t>End: {% if other_holidays.number_gathered() &gt; 0 %}{{ format_time(other_holidays[0].holiday_end, format='h:mm a') }}{% endif %}</w:t>
+            </w:r>
+          </w:p>
+        </w:tc>
+      </w:tr>
+      <w:tr>
+        <w:tc>
+          <w:tcPr>
+            <w:tcW w:w="1975" w:type="dxa"/>
+            <w:tcBorders>
               <w:left w:val="nil"/>
               <w:right w:val="nil"/>
             </w:tcBorders>
@@ -4754,649 +6242,18 @@
                 <w:rFonts w:ascii="Arial" w:hAnsi="Arial" w:cs="Arial"/>
               </w:rPr>
             </w:pPr>
-          </w:p>
-        </w:tc>
-      </w:tr>
-      <w:tr>
-        <w:tc>
-          <w:tcPr>
-            <w:tcW w:w="1975" w:type="dxa"/>
-          </w:tcPr>
-          <w:p>
-            <w:pPr>
-              <w:jc w:val="center"/>
-              <w:rPr>
-                <w:rFonts w:ascii="Arial" w:hAnsi="Arial" w:cs="Arial"/>
-              </w:rPr>
-            </w:pPr>
-            <w:r>
-              <w:rPr>
-                <w:rFonts w:ascii="Arial" w:hAnsi="Arial" w:cs="Arial"/>
-              </w:rPr>
-              <w:t>Christmas Eve</w:t>
-            </w:r>
-          </w:p>
-        </w:tc>
-        <w:tc>
-          <w:tcPr>
-            <w:tcW w:w="270" w:type="dxa"/>
-            <w:tcBorders>
-              <w:top w:val="nil"/>
-              <w:bottom w:val="nil"/>
-            </w:tcBorders>
-          </w:tcPr>
-          <w:p>
-            <w:pPr>
-              <w:jc w:val="center"/>
-              <w:rPr>
-                <w:rFonts w:ascii="Arial" w:hAnsi="Arial" w:cs="Arial"/>
-              </w:rPr>
-            </w:pPr>
-          </w:p>
-        </w:tc>
-        <w:tc>
-          <w:tcPr>
-            <w:tcW w:w="2250" w:type="dxa"/>
-          </w:tcPr>
-          <w:p>
-            <w:pPr>
-              <w:jc w:val="center"/>
-              <w:rPr>
-                <w:rFonts w:ascii="Arial" w:hAnsi="Arial" w:cs="Arial"/>
-              </w:rPr>
-            </w:pPr>
-            <w:r>
-              <w:rPr>
-                <w:rFonts w:ascii="Arial" w:hAnsi="Arial" w:cs="Arial"/>
-              </w:rPr>
-              <w:t>Christmas Day</w:t>
-            </w:r>
-          </w:p>
-        </w:tc>
-        <w:tc>
-          <w:tcPr>
-            <w:tcW w:w="270" w:type="dxa"/>
-            <w:tcBorders>
-              <w:top w:val="nil"/>
-              <w:bottom w:val="nil"/>
-            </w:tcBorders>
-          </w:tcPr>
-          <w:p>
-            <w:pPr>
-              <w:jc w:val="center"/>
-              <w:rPr>
-                <w:rFonts w:ascii="Arial" w:hAnsi="Arial" w:cs="Arial"/>
-              </w:rPr>
-            </w:pPr>
-          </w:p>
-        </w:tc>
-        <w:tc>
-          <w:tcPr>
-            <w:tcW w:w="2250" w:type="dxa"/>
-          </w:tcPr>
-          <w:p>
-            <w:pPr>
-              <w:jc w:val="center"/>
-              <w:rPr>
-                <w:rFonts w:ascii="Arial" w:hAnsi="Arial" w:cs="Arial"/>
-              </w:rPr>
-            </w:pPr>
-            <w:r>
-              <w:rPr>
-                <w:rFonts w:ascii="Arial" w:hAnsi="Arial" w:cs="Arial"/>
-              </w:rPr>
-              <w:t>New Year’s Eve</w:t>
-            </w:r>
-          </w:p>
-        </w:tc>
-        <w:tc>
-          <w:tcPr>
-            <w:tcW w:w="270" w:type="dxa"/>
-            <w:tcBorders>
-              <w:top w:val="nil"/>
-              <w:bottom w:val="nil"/>
-            </w:tcBorders>
-          </w:tcPr>
-          <w:p>
-            <w:pPr>
-              <w:rPr>
-                <w:rFonts w:ascii="Arial" w:hAnsi="Arial" w:cs="Arial"/>
-              </w:rPr>
-            </w:pPr>
-          </w:p>
-        </w:tc>
-        <w:tc>
-          <w:tcPr>
-            <w:tcW w:w="2065" w:type="dxa"/>
-          </w:tcPr>
-          <w:p>
-            <w:pPr>
-              <w:rPr>
-                <w:rFonts w:ascii="Arial" w:hAnsi="Arial" w:cs="Arial"/>
-                <w:sz w:val="20"/>
-                <w:szCs w:val="20"/>
-              </w:rPr>
-            </w:pPr>
-            <w:r>
-              <w:rPr>
-                <w:rFonts w:ascii="Arial" w:hAnsi="Arial" w:cs="Arial"/>
-                <w:sz w:val="20"/>
-                <w:szCs w:val="20"/>
-              </w:rPr>
-              <w:t xml:space="preserve">Other: </w:t>
-            </w:r>
-          </w:p>
-        </w:tc>
-      </w:tr>
-      <w:tr>
-        <w:tc>
-          <w:tcPr>
-            <w:tcW w:w="1975" w:type="dxa"/>
-          </w:tcPr>
-          <w:p>
-            <w:pPr>
-              <w:rPr>
-                <w:rFonts w:ascii="Arial" w:hAnsi="Arial" w:cs="Arial"/>
-              </w:rPr>
-            </w:pPr>
-            <w:r>
-              <w:rPr>
-                <w:rFonts w:ascii="Arial" w:hAnsi="Arial" w:cs="Arial"/>
-              </w:rPr>
-              <w:t>ODD:</w:t>
-            </w:r>
-          </w:p>
-        </w:tc>
-        <w:tc>
-          <w:tcPr>
-            <w:tcW w:w="270" w:type="dxa"/>
-            <w:tcBorders>
-              <w:top w:val="nil"/>
-              <w:bottom w:val="nil"/>
-            </w:tcBorders>
-          </w:tcPr>
-          <w:p>
-            <w:pPr>
-              <w:rPr>
-                <w:rFonts w:ascii="Arial" w:hAnsi="Arial" w:cs="Arial"/>
-              </w:rPr>
-            </w:pPr>
-          </w:p>
-        </w:tc>
-        <w:tc>
-          <w:tcPr>
-            <w:tcW w:w="2250" w:type="dxa"/>
-          </w:tcPr>
-          <w:p>
-            <w:pPr>
-              <w:rPr>
-                <w:rFonts w:ascii="Arial" w:hAnsi="Arial" w:cs="Arial"/>
-              </w:rPr>
-            </w:pPr>
-            <w:r>
-              <w:rPr>
-                <w:rFonts w:ascii="Arial" w:hAnsi="Arial" w:cs="Arial"/>
-              </w:rPr>
-              <w:t>ODD:</w:t>
-            </w:r>
-          </w:p>
-        </w:tc>
-        <w:tc>
-          <w:tcPr>
-            <w:tcW w:w="270" w:type="dxa"/>
-            <w:tcBorders>
-              <w:top w:val="nil"/>
-              <w:bottom w:val="nil"/>
-            </w:tcBorders>
-          </w:tcPr>
-          <w:p>
-            <w:pPr>
-              <w:rPr>
-                <w:rFonts w:ascii="Arial" w:hAnsi="Arial" w:cs="Arial"/>
-              </w:rPr>
-            </w:pPr>
-          </w:p>
-        </w:tc>
-        <w:tc>
-          <w:tcPr>
-            <w:tcW w:w="2250" w:type="dxa"/>
-          </w:tcPr>
-          <w:p>
-            <w:pPr>
-              <w:rPr>
-                <w:rFonts w:ascii="Arial" w:hAnsi="Arial" w:cs="Arial"/>
-              </w:rPr>
-            </w:pPr>
-            <w:r>
-              <w:rPr>
-                <w:rFonts w:ascii="Arial" w:hAnsi="Arial" w:cs="Arial"/>
-              </w:rPr>
-              <w:t>ODD:</w:t>
-            </w:r>
-          </w:p>
-        </w:tc>
-        <w:tc>
-          <w:tcPr>
-            <w:tcW w:w="270" w:type="dxa"/>
-            <w:tcBorders>
-              <w:top w:val="nil"/>
-              <w:bottom w:val="nil"/>
-            </w:tcBorders>
-          </w:tcPr>
-          <w:p>
-            <w:pPr>
-              <w:rPr>
-                <w:rFonts w:ascii="Arial" w:hAnsi="Arial" w:cs="Arial"/>
-              </w:rPr>
-            </w:pPr>
-          </w:p>
-        </w:tc>
-        <w:tc>
-          <w:tcPr>
-            <w:tcW w:w="2065" w:type="dxa"/>
-          </w:tcPr>
-          <w:p>
-            <w:pPr>
-              <w:rPr>
-                <w:rFonts w:ascii="Arial" w:hAnsi="Arial" w:cs="Arial"/>
-              </w:rPr>
-            </w:pPr>
-            <w:r>
-              <w:rPr>
-                <w:rFonts w:ascii="Arial" w:hAnsi="Arial" w:cs="Arial"/>
-              </w:rPr>
-              <w:t>ODD:</w:t>
-            </w:r>
-          </w:p>
-        </w:tc>
-      </w:tr>
-      <w:tr>
-        <w:tc>
-          <w:tcPr>
-            <w:tcW w:w="1975" w:type="dxa"/>
-          </w:tcPr>
-          <w:p>
-            <w:pPr>
-              <w:rPr>
-                <w:rFonts w:ascii="Arial" w:hAnsi="Arial" w:cs="Arial"/>
-              </w:rPr>
-            </w:pPr>
-            <w:r>
-              <w:rPr>
-                <w:rFonts w:ascii="Arial" w:hAnsi="Arial" w:cs="Arial"/>
-              </w:rPr>
-              <w:t>EVEN:</w:t>
-            </w:r>
-          </w:p>
-        </w:tc>
-        <w:tc>
-          <w:tcPr>
-            <w:tcW w:w="270" w:type="dxa"/>
-            <w:tcBorders>
-              <w:top w:val="nil"/>
-              <w:bottom w:val="nil"/>
-            </w:tcBorders>
-          </w:tcPr>
-          <w:p>
-            <w:pPr>
-              <w:rPr>
-                <w:rFonts w:ascii="Arial" w:hAnsi="Arial" w:cs="Arial"/>
-              </w:rPr>
-            </w:pPr>
-          </w:p>
-        </w:tc>
-        <w:tc>
-          <w:tcPr>
-            <w:tcW w:w="2250" w:type="dxa"/>
-          </w:tcPr>
-          <w:p>
-            <w:pPr>
-              <w:rPr>
-                <w:rFonts w:ascii="Arial" w:hAnsi="Arial" w:cs="Arial"/>
-              </w:rPr>
-            </w:pPr>
-            <w:r>
-              <w:rPr>
-                <w:rFonts w:ascii="Arial" w:hAnsi="Arial" w:cs="Arial"/>
-              </w:rPr>
-              <w:t>EVEN:</w:t>
-            </w:r>
-          </w:p>
-        </w:tc>
-        <w:tc>
-          <w:tcPr>
-            <w:tcW w:w="270" w:type="dxa"/>
-            <w:tcBorders>
-              <w:top w:val="nil"/>
-              <w:bottom w:val="nil"/>
-            </w:tcBorders>
-          </w:tcPr>
-          <w:p>
-            <w:pPr>
-              <w:rPr>
-                <w:rFonts w:ascii="Arial" w:hAnsi="Arial" w:cs="Arial"/>
-              </w:rPr>
-            </w:pPr>
-          </w:p>
-        </w:tc>
-        <w:tc>
-          <w:tcPr>
-            <w:tcW w:w="2250" w:type="dxa"/>
-          </w:tcPr>
-          <w:p>
-            <w:pPr>
-              <w:rPr>
-                <w:rFonts w:ascii="Arial" w:hAnsi="Arial" w:cs="Arial"/>
-              </w:rPr>
-            </w:pPr>
-            <w:r>
-              <w:rPr>
-                <w:rFonts w:ascii="Arial" w:hAnsi="Arial" w:cs="Arial"/>
-              </w:rPr>
-              <w:t>EVEN:</w:t>
-            </w:r>
-          </w:p>
-        </w:tc>
-        <w:tc>
-          <w:tcPr>
-            <w:tcW w:w="270" w:type="dxa"/>
-            <w:tcBorders>
-              <w:top w:val="nil"/>
-              <w:bottom w:val="nil"/>
-            </w:tcBorders>
-          </w:tcPr>
-          <w:p>
-            <w:pPr>
-              <w:rPr>
-                <w:rFonts w:ascii="Arial" w:hAnsi="Arial" w:cs="Arial"/>
-              </w:rPr>
-            </w:pPr>
-          </w:p>
-        </w:tc>
-        <w:tc>
-          <w:tcPr>
-            <w:tcW w:w="2065" w:type="dxa"/>
-          </w:tcPr>
-          <w:p>
-            <w:pPr>
-              <w:rPr>
-                <w:rFonts w:ascii="Arial" w:hAnsi="Arial" w:cs="Arial"/>
-              </w:rPr>
-            </w:pPr>
-            <w:r>
-              <w:rPr>
-                <w:rFonts w:ascii="Arial" w:hAnsi="Arial" w:cs="Arial"/>
-              </w:rPr>
-              <w:t>EVEN:</w:t>
-            </w:r>
-          </w:p>
-        </w:tc>
-      </w:tr>
-      <w:tr>
-        <w:tc>
-          <w:tcPr>
-            <w:tcW w:w="1975" w:type="dxa"/>
-          </w:tcPr>
-          <w:p>
-            <w:pPr>
-              <w:rPr>
-                <w:rFonts w:ascii="Arial" w:hAnsi="Arial" w:cs="Arial"/>
-              </w:rPr>
-            </w:pPr>
-            <w:r>
-              <w:rPr>
-                <w:rFonts w:ascii="Arial" w:hAnsi="Arial" w:cs="Arial"/>
-              </w:rPr>
-              <w:t>Start:</w:t>
-            </w:r>
-          </w:p>
-        </w:tc>
-        <w:tc>
-          <w:tcPr>
-            <w:tcW w:w="270" w:type="dxa"/>
-            <w:tcBorders>
-              <w:top w:val="nil"/>
-              <w:bottom w:val="nil"/>
-            </w:tcBorders>
-          </w:tcPr>
-          <w:p>
-            <w:pPr>
-              <w:rPr>
-                <w:rFonts w:ascii="Arial" w:hAnsi="Arial" w:cs="Arial"/>
-              </w:rPr>
-            </w:pPr>
-          </w:p>
-        </w:tc>
-        <w:tc>
-          <w:tcPr>
-            <w:tcW w:w="2250" w:type="dxa"/>
-          </w:tcPr>
-          <w:p>
-            <w:pPr>
-              <w:rPr>
-                <w:rFonts w:ascii="Arial" w:hAnsi="Arial" w:cs="Arial"/>
-              </w:rPr>
-            </w:pPr>
-            <w:r>
-              <w:rPr>
-                <w:rFonts w:ascii="Arial" w:hAnsi="Arial" w:cs="Arial"/>
-              </w:rPr>
-              <w:t>Start:</w:t>
-            </w:r>
-          </w:p>
-        </w:tc>
-        <w:tc>
-          <w:tcPr>
-            <w:tcW w:w="270" w:type="dxa"/>
-            <w:tcBorders>
-              <w:top w:val="nil"/>
-              <w:bottom w:val="nil"/>
-            </w:tcBorders>
-          </w:tcPr>
-          <w:p>
-            <w:pPr>
-              <w:rPr>
-                <w:rFonts w:ascii="Arial" w:hAnsi="Arial" w:cs="Arial"/>
-              </w:rPr>
-            </w:pPr>
-          </w:p>
-        </w:tc>
-        <w:tc>
-          <w:tcPr>
-            <w:tcW w:w="2250" w:type="dxa"/>
-          </w:tcPr>
-          <w:p>
-            <w:pPr>
-              <w:rPr>
-                <w:rFonts w:ascii="Arial" w:hAnsi="Arial" w:cs="Arial"/>
-              </w:rPr>
-            </w:pPr>
-            <w:r>
-              <w:rPr>
-                <w:rFonts w:ascii="Arial" w:hAnsi="Arial" w:cs="Arial"/>
-              </w:rPr>
-              <w:t>Start:</w:t>
-            </w:r>
-          </w:p>
-        </w:tc>
-        <w:tc>
-          <w:tcPr>
-            <w:tcW w:w="270" w:type="dxa"/>
-            <w:tcBorders>
-              <w:top w:val="nil"/>
-              <w:bottom w:val="nil"/>
-            </w:tcBorders>
-          </w:tcPr>
-          <w:p>
-            <w:pPr>
-              <w:rPr>
-                <w:rFonts w:ascii="Arial" w:hAnsi="Arial" w:cs="Arial"/>
-              </w:rPr>
-            </w:pPr>
-          </w:p>
-        </w:tc>
-        <w:tc>
-          <w:tcPr>
-            <w:tcW w:w="2065" w:type="dxa"/>
-          </w:tcPr>
-          <w:p>
-            <w:pPr>
-              <w:rPr>
-                <w:rFonts w:ascii="Arial" w:hAnsi="Arial" w:cs="Arial"/>
-              </w:rPr>
-            </w:pPr>
-            <w:r>
-              <w:rPr>
-                <w:rFonts w:ascii="Arial" w:hAnsi="Arial" w:cs="Arial"/>
-              </w:rPr>
-              <w:t>Start:</w:t>
-            </w:r>
-          </w:p>
-        </w:tc>
-      </w:tr>
-      <w:tr>
-        <w:tc>
-          <w:tcPr>
-            <w:tcW w:w="1975" w:type="dxa"/>
-            <w:tcBorders>
-              <w:bottom w:val="single" w:sz="4" w:space="0" w:color="auto"/>
-            </w:tcBorders>
-          </w:tcPr>
-          <w:p>
-            <w:pPr>
-              <w:rPr>
-                <w:rFonts w:ascii="Arial" w:hAnsi="Arial" w:cs="Arial"/>
-              </w:rPr>
-            </w:pPr>
-            <w:r>
-              <w:rPr>
-                <w:rFonts w:ascii="Arial" w:hAnsi="Arial" w:cs="Arial"/>
-              </w:rPr>
-              <w:t>End:</w:t>
-            </w:r>
-          </w:p>
-        </w:tc>
-        <w:tc>
-          <w:tcPr>
-            <w:tcW w:w="270" w:type="dxa"/>
-            <w:tcBorders>
-              <w:top w:val="nil"/>
-              <w:bottom w:val="nil"/>
-            </w:tcBorders>
-          </w:tcPr>
-          <w:p>
-            <w:pPr>
-              <w:rPr>
-                <w:rFonts w:ascii="Arial" w:hAnsi="Arial" w:cs="Arial"/>
-              </w:rPr>
-            </w:pPr>
-          </w:p>
-        </w:tc>
-        <w:tc>
-          <w:tcPr>
-            <w:tcW w:w="2250" w:type="dxa"/>
-          </w:tcPr>
-          <w:p>
-            <w:pPr>
-              <w:rPr>
-                <w:rFonts w:ascii="Arial" w:hAnsi="Arial" w:cs="Arial"/>
-              </w:rPr>
-            </w:pPr>
-            <w:r>
-              <w:rPr>
-                <w:rFonts w:ascii="Arial" w:hAnsi="Arial" w:cs="Arial"/>
-              </w:rPr>
-              <w:t>End:</w:t>
-            </w:r>
-          </w:p>
-        </w:tc>
-        <w:tc>
-          <w:tcPr>
-            <w:tcW w:w="270" w:type="dxa"/>
-            <w:tcBorders>
-              <w:top w:val="nil"/>
-              <w:bottom w:val="nil"/>
-            </w:tcBorders>
-          </w:tcPr>
-          <w:p>
-            <w:pPr>
-              <w:rPr>
-                <w:rFonts w:ascii="Arial" w:hAnsi="Arial" w:cs="Arial"/>
-              </w:rPr>
-            </w:pPr>
-          </w:p>
-        </w:tc>
-        <w:tc>
-          <w:tcPr>
-            <w:tcW w:w="2250" w:type="dxa"/>
-          </w:tcPr>
-          <w:p>
-            <w:pPr>
-              <w:rPr>
-                <w:rFonts w:ascii="Arial" w:hAnsi="Arial" w:cs="Arial"/>
-              </w:rPr>
-            </w:pPr>
-            <w:r>
-              <w:rPr>
-                <w:rFonts w:ascii="Arial" w:hAnsi="Arial" w:cs="Arial"/>
-              </w:rPr>
-              <w:t>End:</w:t>
-            </w:r>
-          </w:p>
-        </w:tc>
-        <w:tc>
-          <w:tcPr>
-            <w:tcW w:w="270" w:type="dxa"/>
-            <w:tcBorders>
-              <w:top w:val="nil"/>
-              <w:bottom w:val="nil"/>
-            </w:tcBorders>
-          </w:tcPr>
-          <w:p>
-            <w:pPr>
-              <w:rPr>
-                <w:rFonts w:ascii="Arial" w:hAnsi="Arial" w:cs="Arial"/>
-              </w:rPr>
-            </w:pPr>
-          </w:p>
-        </w:tc>
-        <w:tc>
-          <w:tcPr>
-            <w:tcW w:w="2065" w:type="dxa"/>
-            <w:tcBorders>
-              <w:bottom w:val="single" w:sz="4" w:space="0" w:color="auto"/>
-            </w:tcBorders>
-          </w:tcPr>
-          <w:p>
-            <w:pPr>
-              <w:rPr>
-                <w:rFonts w:ascii="Arial" w:hAnsi="Arial" w:cs="Arial"/>
-              </w:rPr>
-            </w:pPr>
-            <w:r>
-              <w:rPr>
-                <w:rFonts w:ascii="Arial" w:hAnsi="Arial" w:cs="Arial"/>
-              </w:rPr>
-              <w:t>End:</w:t>
-            </w:r>
-          </w:p>
-        </w:tc>
-      </w:tr>
-      <w:tr>
-        <w:tc>
-          <w:tcPr>
-            <w:tcW w:w="1975" w:type="dxa"/>
-            <w:tcBorders>
-              <w:left w:val="nil"/>
-              <w:right w:val="nil"/>
-            </w:tcBorders>
-          </w:tcPr>
-          <w:p>
-            <w:pPr>
-              <w:rPr>
-                <w:rFonts w:ascii="Arial" w:hAnsi="Arial" w:cs="Arial"/>
-              </w:rPr>
-            </w:pPr>
+            <w:r>
+              <w:rPr>
+                <w:rFonts w:ascii="Arial" w:hAnsi="Arial" w:cs="Arial"/>
+              </w:rPr>
+              <w:t>{%tr i</w:t>
+            </w:r>
+            <w:r>
+              <w:rPr>
+                <w:rFonts w:ascii="Arial" w:hAnsi="Arial" w:cs="Arial"/>
+              </w:rPr>
+              <w:t>f other_holidays.number_gathered() &gt; 1 %}</w:t>
+            </w:r>
           </w:p>
         </w:tc>
         <w:tc>
@@ -5509,17 +6366,17 @@
           </w:tcPr>
           <w:p>
             <w:pPr>
-              <w:rPr>
-                <w:rFonts w:ascii="Arial" w:hAnsi="Arial" w:cs="Arial"/>
-              </w:rPr>
-            </w:pPr>
-            <w:r>
-              <w:rPr>
-                <w:rFonts w:ascii="Arial" w:hAnsi="Arial" w:cs="Arial"/>
-                <w:sz w:val="20"/>
-                <w:szCs w:val="20"/>
-              </w:rPr>
-              <w:t>Other:</w:t>
+              <w:keepNext/>
+              <w:rPr>
+                <w:rFonts w:ascii="Arial" w:hAnsi="Arial" w:cs="Arial"/>
+              </w:rPr>
+            </w:pPr>
+            <w:r>
+              <w:rPr>
+                <w:rFonts w:ascii="Arial" w:hAnsi="Arial" w:cs="Arial"/>
+              </w:rPr>
+              <w:lastRenderedPageBreak/>
+              <w:t>{% if other_holidays.number_gathered() &gt; 1 %}Other: {{ other_holidays[1].name.text }}{% else %}Other:{% endif %}</w:t>
             </w:r>
           </w:p>
         </w:tc>
@@ -5533,6 +6390,7 @@
           </w:tcPr>
           <w:p>
             <w:pPr>
+              <w:keepNext/>
               <w:rPr>
                 <w:rFonts w:ascii="Arial" w:hAnsi="Arial" w:cs="Arial"/>
               </w:rPr>
@@ -5545,17 +6403,16 @@
           </w:tcPr>
           <w:p>
             <w:pPr>
-              <w:rPr>
-                <w:rFonts w:ascii="Arial" w:hAnsi="Arial" w:cs="Arial"/>
-              </w:rPr>
-            </w:pPr>
-            <w:r>
-              <w:rPr>
-                <w:rFonts w:ascii="Arial" w:hAnsi="Arial" w:cs="Arial"/>
-                <w:sz w:val="20"/>
-                <w:szCs w:val="20"/>
-              </w:rPr>
-              <w:t>Other:</w:t>
+              <w:keepNext/>
+              <w:rPr>
+                <w:rFonts w:ascii="Arial" w:hAnsi="Arial" w:cs="Arial"/>
+              </w:rPr>
+            </w:pPr>
+            <w:r>
+              <w:rPr>
+                <w:rFonts w:ascii="Arial" w:hAnsi="Arial" w:cs="Arial"/>
+              </w:rPr>
+              <w:t>{% if other_holidays.number_gathered() &gt; 2 %}Other: {{ other_holidays[2].name.text }}{% else %}Other:{% endif %}</w:t>
             </w:r>
           </w:p>
         </w:tc>
@@ -5569,6 +6426,7 @@
           </w:tcPr>
           <w:p>
             <w:pPr>
+              <w:keepNext/>
               <w:rPr>
                 <w:rFonts w:ascii="Arial" w:hAnsi="Arial" w:cs="Arial"/>
               </w:rPr>
@@ -5581,17 +6439,16 @@
           </w:tcPr>
           <w:p>
             <w:pPr>
-              <w:rPr>
-                <w:rFonts w:ascii="Arial" w:hAnsi="Arial" w:cs="Arial"/>
-              </w:rPr>
-            </w:pPr>
-            <w:r>
-              <w:rPr>
-                <w:rFonts w:ascii="Arial" w:hAnsi="Arial" w:cs="Arial"/>
-                <w:sz w:val="20"/>
-                <w:szCs w:val="20"/>
-              </w:rPr>
-              <w:t>Other:</w:t>
+              <w:keepNext/>
+              <w:rPr>
+                <w:rFonts w:ascii="Arial" w:hAnsi="Arial" w:cs="Arial"/>
+              </w:rPr>
+            </w:pPr>
+            <w:r>
+              <w:rPr>
+                <w:rFonts w:ascii="Arial" w:hAnsi="Arial" w:cs="Arial"/>
+              </w:rPr>
+              <w:t>{% if other_holidays.number_gathered() &gt; 3 %}Other: {{ other_holidays[3].name.text }}{% else %}Other:{% endif %}</w:t>
             </w:r>
           </w:p>
         </w:tc>
@@ -5605,6 +6462,7 @@
           </w:tcPr>
           <w:p>
             <w:pPr>
+              <w:keepNext/>
               <w:rPr>
                 <w:rFonts w:ascii="Arial" w:hAnsi="Arial" w:cs="Arial"/>
               </w:rPr>
@@ -5617,17 +6475,16 @@
           </w:tcPr>
           <w:p>
             <w:pPr>
-              <w:rPr>
-                <w:rFonts w:ascii="Arial" w:hAnsi="Arial" w:cs="Arial"/>
-              </w:rPr>
-            </w:pPr>
-            <w:r>
-              <w:rPr>
-                <w:rFonts w:ascii="Arial" w:hAnsi="Arial" w:cs="Arial"/>
-                <w:sz w:val="20"/>
-                <w:szCs w:val="20"/>
-              </w:rPr>
-              <w:t>Other:</w:t>
+              <w:keepNext/>
+              <w:rPr>
+                <w:rFonts w:ascii="Arial" w:hAnsi="Arial" w:cs="Arial"/>
+              </w:rPr>
+            </w:pPr>
+            <w:r>
+              <w:rPr>
+                <w:rFonts w:ascii="Arial" w:hAnsi="Arial" w:cs="Arial"/>
+              </w:rPr>
+              <w:t>{% if other_holidays.number_gathered() &gt; 4 %}Other: {{ other_holidays[4].name.text }}{% else %}Other:{% endif %}</w:t>
             </w:r>
           </w:p>
         </w:tc>
@@ -5639,6 +6496,7 @@
           </w:tcPr>
           <w:p>
             <w:pPr>
+              <w:keepNext/>
               <w:rPr>
                 <w:rFonts w:ascii="Arial" w:hAnsi="Arial" w:cs="Arial"/>
               </w:rPr>
@@ -5648,6 +6506,21 @@
                 <w:rFonts w:ascii="Arial" w:hAnsi="Arial" w:cs="Arial"/>
               </w:rPr>
               <w:t>ODD:</w:t>
+            </w:r>
+            <w:r>
+              <w:rPr>
+                <w:rFonts w:ascii="Arial" w:eastAsia="Times New Roman" w:hAnsi="Arial" w:cs="Arial"/>
+                <w:color w:val="CCCCCC"/>
+                <w:kern w:val="0"/>
+                <w14:ligatures w14:val="none"/>
+              </w:rPr>
+              <w:t xml:space="preserve"> </w:t>
+            </w:r>
+            <w:r>
+              <w:rPr>
+                <w:rFonts w:ascii="Arial" w:hAnsi="Arial" w:cs="Arial"/>
+              </w:rPr>
+              <w:t>{% if other_holidays.number_gathered() &gt; 1 %}{{ users[0].name.initials if other_holidays[1].holiday_year in ['me', 'odd'] else other_parties[0].name.initials }}{% endif %}</w:t>
             </w:r>
           </w:p>
         </w:tc>
@@ -5661,6 +6534,7 @@
           </w:tcPr>
           <w:p>
             <w:pPr>
+              <w:keepNext/>
               <w:rPr>
                 <w:rFonts w:ascii="Arial" w:hAnsi="Arial" w:cs="Arial"/>
               </w:rPr>
@@ -5673,6 +6547,7 @@
           </w:tcPr>
           <w:p>
             <w:pPr>
+              <w:keepNext/>
               <w:rPr>
                 <w:rFonts w:ascii="Arial" w:hAnsi="Arial" w:cs="Arial"/>
               </w:rPr>
@@ -5682,6 +6557,21 @@
                 <w:rFonts w:ascii="Arial" w:hAnsi="Arial" w:cs="Arial"/>
               </w:rPr>
               <w:t>ODD:</w:t>
+            </w:r>
+            <w:r>
+              <w:rPr>
+                <w:rFonts w:ascii="Arial" w:eastAsia="Times New Roman" w:hAnsi="Arial" w:cs="Arial"/>
+                <w:color w:val="CCCCCC"/>
+                <w:kern w:val="0"/>
+                <w14:ligatures w14:val="none"/>
+              </w:rPr>
+              <w:t xml:space="preserve"> </w:t>
+            </w:r>
+            <w:r>
+              <w:rPr>
+                <w:rFonts w:ascii="Arial" w:hAnsi="Arial" w:cs="Arial"/>
+              </w:rPr>
+              <w:t>{% if other_holidays.number_gathered() &gt; 2 %}{{ users[0].name.initials if other_holidays[2].holiday_year in ['me', 'odd'] else other_parties[0].name.initials }}{% endif %}</w:t>
             </w:r>
           </w:p>
         </w:tc>
@@ -5695,6 +6585,7 @@
           </w:tcPr>
           <w:p>
             <w:pPr>
+              <w:keepNext/>
               <w:rPr>
                 <w:rFonts w:ascii="Arial" w:hAnsi="Arial" w:cs="Arial"/>
               </w:rPr>
@@ -5707,6 +6598,7 @@
           </w:tcPr>
           <w:p>
             <w:pPr>
+              <w:keepNext/>
               <w:rPr>
                 <w:rFonts w:ascii="Arial" w:hAnsi="Arial" w:cs="Arial"/>
               </w:rPr>
@@ -5716,6 +6608,21 @@
                 <w:rFonts w:ascii="Arial" w:hAnsi="Arial" w:cs="Arial"/>
               </w:rPr>
               <w:t>ODD:</w:t>
+            </w:r>
+            <w:r>
+              <w:rPr>
+                <w:rFonts w:ascii="Arial" w:eastAsia="Times New Roman" w:hAnsi="Arial" w:cs="Arial"/>
+                <w:color w:val="CCCCCC"/>
+                <w:kern w:val="0"/>
+                <w14:ligatures w14:val="none"/>
+              </w:rPr>
+              <w:t xml:space="preserve"> </w:t>
+            </w:r>
+            <w:r>
+              <w:rPr>
+                <w:rFonts w:ascii="Arial" w:hAnsi="Arial" w:cs="Arial"/>
+              </w:rPr>
+              <w:t>{% if other_holidays.number_gathered() &gt; 3 %}{{ users[0].name.initials if other_holidays[3].holiday_year in ['me', 'odd'] else other_parties[0].name.initials }}{% endif %}</w:t>
             </w:r>
           </w:p>
         </w:tc>
@@ -5729,6 +6636,7 @@
           </w:tcPr>
           <w:p>
             <w:pPr>
+              <w:keepNext/>
               <w:rPr>
                 <w:rFonts w:ascii="Arial" w:hAnsi="Arial" w:cs="Arial"/>
               </w:rPr>
@@ -5741,6 +6649,7 @@
           </w:tcPr>
           <w:p>
             <w:pPr>
+              <w:keepNext/>
               <w:rPr>
                 <w:rFonts w:ascii="Arial" w:hAnsi="Arial" w:cs="Arial"/>
               </w:rPr>
@@ -5750,6 +6659,21 @@
                 <w:rFonts w:ascii="Arial" w:hAnsi="Arial" w:cs="Arial"/>
               </w:rPr>
               <w:t>ODD:</w:t>
+            </w:r>
+            <w:r>
+              <w:rPr>
+                <w:rFonts w:ascii="Arial" w:eastAsia="Times New Roman" w:hAnsi="Arial" w:cs="Arial"/>
+                <w:color w:val="CCCCCC"/>
+                <w:kern w:val="0"/>
+                <w14:ligatures w14:val="none"/>
+              </w:rPr>
+              <w:t xml:space="preserve"> </w:t>
+            </w:r>
+            <w:r>
+              <w:rPr>
+                <w:rFonts w:ascii="Arial" w:hAnsi="Arial" w:cs="Arial"/>
+              </w:rPr>
+              <w:t>{% if other_holidays.number_gathered() &gt; 4 %}{{ users[0].name.initials if other_holidays[4].holiday_year in ['me', 'odd'] else other_parties[0].name.initials }}{% endif %}</w:t>
             </w:r>
           </w:p>
         </w:tc>
@@ -5761,6 +6685,7 @@
           </w:tcPr>
           <w:p>
             <w:pPr>
+              <w:keepNext/>
               <w:rPr>
                 <w:rFonts w:ascii="Arial" w:hAnsi="Arial" w:cs="Arial"/>
               </w:rPr>
@@ -5770,6 +6695,21 @@
                 <w:rFonts w:ascii="Arial" w:hAnsi="Arial" w:cs="Arial"/>
               </w:rPr>
               <w:t>EVEN:</w:t>
+            </w:r>
+            <w:r>
+              <w:rPr>
+                <w:rFonts w:ascii="Arial" w:eastAsia="Times New Roman" w:hAnsi="Arial" w:cs="Arial"/>
+                <w:color w:val="CCCCCC"/>
+                <w:kern w:val="0"/>
+                <w14:ligatures w14:val="none"/>
+              </w:rPr>
+              <w:t xml:space="preserve"> </w:t>
+            </w:r>
+            <w:r>
+              <w:rPr>
+                <w:rFonts w:ascii="Arial" w:hAnsi="Arial" w:cs="Arial"/>
+              </w:rPr>
+              <w:t>{% if other_holidays.number_gathered() &gt; 1 %}{{ users[0].name.initials if other_holidays[1].holiday_year in ['me', 'even'] else other_parties[0].name.initials }}{% endif %}</w:t>
             </w:r>
           </w:p>
         </w:tc>
@@ -5783,6 +6723,7 @@
           </w:tcPr>
           <w:p>
             <w:pPr>
+              <w:keepNext/>
               <w:rPr>
                 <w:rFonts w:ascii="Arial" w:hAnsi="Arial" w:cs="Arial"/>
               </w:rPr>
@@ -5795,6 +6736,7 @@
           </w:tcPr>
           <w:p>
             <w:pPr>
+              <w:keepNext/>
               <w:rPr>
                 <w:rFonts w:ascii="Arial" w:hAnsi="Arial" w:cs="Arial"/>
               </w:rPr>
@@ -5804,6 +6746,21 @@
                 <w:rFonts w:ascii="Arial" w:hAnsi="Arial" w:cs="Arial"/>
               </w:rPr>
               <w:t>EVEN:</w:t>
+            </w:r>
+            <w:r>
+              <w:rPr>
+                <w:rFonts w:ascii="Arial" w:eastAsia="Times New Roman" w:hAnsi="Arial" w:cs="Arial"/>
+                <w:color w:val="CCCCCC"/>
+                <w:kern w:val="0"/>
+                <w14:ligatures w14:val="none"/>
+              </w:rPr>
+              <w:t xml:space="preserve"> </w:t>
+            </w:r>
+            <w:r>
+              <w:rPr>
+                <w:rFonts w:ascii="Arial" w:hAnsi="Arial" w:cs="Arial"/>
+              </w:rPr>
+              <w:t>{% if other_holidays.number_gathered() &gt; 2 %}{{ users[0].name.initials if other_holidays[2].holiday_year in ['me', 'even'] else other_parties[0].name.initials }}{% endif %}</w:t>
             </w:r>
           </w:p>
         </w:tc>
@@ -5817,6 +6774,7 @@
           </w:tcPr>
           <w:p>
             <w:pPr>
+              <w:keepNext/>
               <w:rPr>
                 <w:rFonts w:ascii="Arial" w:hAnsi="Arial" w:cs="Arial"/>
               </w:rPr>
@@ -5829,6 +6787,7 @@
           </w:tcPr>
           <w:p>
             <w:pPr>
+              <w:keepNext/>
               <w:rPr>
                 <w:rFonts w:ascii="Arial" w:hAnsi="Arial" w:cs="Arial"/>
               </w:rPr>
@@ -5838,6 +6797,21 @@
                 <w:rFonts w:ascii="Arial" w:hAnsi="Arial" w:cs="Arial"/>
               </w:rPr>
               <w:t>EVEN:</w:t>
+            </w:r>
+            <w:r>
+              <w:rPr>
+                <w:rFonts w:ascii="Arial" w:eastAsia="Times New Roman" w:hAnsi="Arial" w:cs="Arial"/>
+                <w:color w:val="CCCCCC"/>
+                <w:kern w:val="0"/>
+                <w14:ligatures w14:val="none"/>
+              </w:rPr>
+              <w:t xml:space="preserve"> </w:t>
+            </w:r>
+            <w:r>
+              <w:rPr>
+                <w:rFonts w:ascii="Arial" w:hAnsi="Arial" w:cs="Arial"/>
+              </w:rPr>
+              <w:t>{% if other_holidays.number_gathered() &gt; 3 %}{{ users[0].name.initials if other_holidays[3].holiday_year in ['me', 'even'] else other_parties[0].name.initials }}{% endif %}</w:t>
             </w:r>
           </w:p>
         </w:tc>
@@ -5851,6 +6825,7 @@
           </w:tcPr>
           <w:p>
             <w:pPr>
+              <w:keepNext/>
               <w:rPr>
                 <w:rFonts w:ascii="Arial" w:hAnsi="Arial" w:cs="Arial"/>
               </w:rPr>
@@ -5863,6 +6838,7 @@
           </w:tcPr>
           <w:p>
             <w:pPr>
+              <w:keepNext/>
               <w:rPr>
                 <w:rFonts w:ascii="Arial" w:hAnsi="Arial" w:cs="Arial"/>
               </w:rPr>
@@ -5872,6 +6848,21 @@
                 <w:rFonts w:ascii="Arial" w:hAnsi="Arial" w:cs="Arial"/>
               </w:rPr>
               <w:t>EVEN:</w:t>
+            </w:r>
+            <w:r>
+              <w:rPr>
+                <w:rFonts w:ascii="Arial" w:eastAsia="Times New Roman" w:hAnsi="Arial" w:cs="Arial"/>
+                <w:color w:val="CCCCCC"/>
+                <w:kern w:val="0"/>
+                <w14:ligatures w14:val="none"/>
+              </w:rPr>
+              <w:t xml:space="preserve"> </w:t>
+            </w:r>
+            <w:r>
+              <w:rPr>
+                <w:rFonts w:ascii="Arial" w:hAnsi="Arial" w:cs="Arial"/>
+              </w:rPr>
+              <w:t>{% if other_holidays.number_gathered() &gt; 4 %}{{ users[0].name.initials if other_holidays[4].holiday_year in ['me', 'even'] else other_parties[0].name.initials }}{% endif %}</w:t>
             </w:r>
           </w:p>
         </w:tc>
@@ -5883,15 +6874,16 @@
           </w:tcPr>
           <w:p>
             <w:pPr>
-              <w:rPr>
-                <w:rFonts w:ascii="Arial" w:hAnsi="Arial" w:cs="Arial"/>
-              </w:rPr>
-            </w:pPr>
-            <w:r>
-              <w:rPr>
-                <w:rFonts w:ascii="Arial" w:hAnsi="Arial" w:cs="Arial"/>
-              </w:rPr>
-              <w:t>Start:</w:t>
+              <w:keepNext/>
+              <w:rPr>
+                <w:rFonts w:ascii="Arial" w:hAnsi="Arial" w:cs="Arial"/>
+              </w:rPr>
+            </w:pPr>
+            <w:r>
+              <w:rPr>
+                <w:rFonts w:ascii="Arial" w:hAnsi="Arial" w:cs="Arial"/>
+              </w:rPr>
+              <w:t>Start: {% if other_holidays.number_gathered() &gt; 1 %}{{ format_time(other_holidays[1].holiday_start, format='h:mm a') }}{% endif %}</w:t>
             </w:r>
           </w:p>
         </w:tc>
@@ -5905,6 +6897,7 @@
           </w:tcPr>
           <w:p>
             <w:pPr>
+              <w:keepNext/>
               <w:rPr>
                 <w:rFonts w:ascii="Arial" w:hAnsi="Arial" w:cs="Arial"/>
               </w:rPr>
@@ -5917,15 +6910,16 @@
           </w:tcPr>
           <w:p>
             <w:pPr>
-              <w:rPr>
-                <w:rFonts w:ascii="Arial" w:hAnsi="Arial" w:cs="Arial"/>
-              </w:rPr>
-            </w:pPr>
-            <w:r>
-              <w:rPr>
-                <w:rFonts w:ascii="Arial" w:hAnsi="Arial" w:cs="Arial"/>
-              </w:rPr>
-              <w:t>Start:</w:t>
+              <w:keepNext/>
+              <w:rPr>
+                <w:rFonts w:ascii="Arial" w:hAnsi="Arial" w:cs="Arial"/>
+              </w:rPr>
+            </w:pPr>
+            <w:r>
+              <w:rPr>
+                <w:rFonts w:ascii="Arial" w:hAnsi="Arial" w:cs="Arial"/>
+              </w:rPr>
+              <w:t>Start: {% if other_holidays.number_gathered() &gt; 2 %}{{ format_time(other_holidays[2].holiday_start, format='h:mm a') }}{% endif %}</w:t>
             </w:r>
           </w:p>
         </w:tc>
@@ -5939,6 +6933,7 @@
           </w:tcPr>
           <w:p>
             <w:pPr>
+              <w:keepNext/>
               <w:rPr>
                 <w:rFonts w:ascii="Arial" w:hAnsi="Arial" w:cs="Arial"/>
               </w:rPr>
@@ -5951,15 +6946,16 @@
           </w:tcPr>
           <w:p>
             <w:pPr>
-              <w:rPr>
-                <w:rFonts w:ascii="Arial" w:hAnsi="Arial" w:cs="Arial"/>
-              </w:rPr>
-            </w:pPr>
-            <w:r>
-              <w:rPr>
-                <w:rFonts w:ascii="Arial" w:hAnsi="Arial" w:cs="Arial"/>
-              </w:rPr>
-              <w:t>Start:</w:t>
+              <w:keepNext/>
+              <w:rPr>
+                <w:rFonts w:ascii="Arial" w:hAnsi="Arial" w:cs="Arial"/>
+              </w:rPr>
+            </w:pPr>
+            <w:r>
+              <w:rPr>
+                <w:rFonts w:ascii="Arial" w:hAnsi="Arial" w:cs="Arial"/>
+              </w:rPr>
+              <w:t>Start: {% if other_holidays.number_gathered() &gt; 3 %}{{ format_time(other_holidays[3].holiday_start, format='h:mm a') }}{% endif %}</w:t>
             </w:r>
           </w:p>
         </w:tc>
@@ -5973,6 +6969,7 @@
           </w:tcPr>
           <w:p>
             <w:pPr>
+              <w:keepNext/>
               <w:rPr>
                 <w:rFonts w:ascii="Arial" w:hAnsi="Arial" w:cs="Arial"/>
               </w:rPr>
@@ -5985,15 +6982,16 @@
           </w:tcPr>
           <w:p>
             <w:pPr>
-              <w:rPr>
-                <w:rFonts w:ascii="Arial" w:hAnsi="Arial" w:cs="Arial"/>
-              </w:rPr>
-            </w:pPr>
-            <w:r>
-              <w:rPr>
-                <w:rFonts w:ascii="Arial" w:hAnsi="Arial" w:cs="Arial"/>
-              </w:rPr>
-              <w:t>Start:</w:t>
+              <w:keepNext/>
+              <w:rPr>
+                <w:rFonts w:ascii="Arial" w:hAnsi="Arial" w:cs="Arial"/>
+              </w:rPr>
+            </w:pPr>
+            <w:r>
+              <w:rPr>
+                <w:rFonts w:ascii="Arial" w:hAnsi="Arial" w:cs="Arial"/>
+              </w:rPr>
+              <w:t>Start: {% if other_holidays.number_gathered() &gt; 4 %}{{ format_time(other_holidays[4].holiday_start, format='h:mm a') }}{% endif %}</w:t>
             </w:r>
           </w:p>
         </w:tc>
@@ -6002,18 +7000,23 @@
         <w:tc>
           <w:tcPr>
             <w:tcW w:w="1975" w:type="dxa"/>
-          </w:tcPr>
-          <w:p>
-            <w:pPr>
-              <w:rPr>
-                <w:rFonts w:ascii="Arial" w:hAnsi="Arial" w:cs="Arial"/>
-              </w:rPr>
-            </w:pPr>
-            <w:r>
-              <w:rPr>
-                <w:rFonts w:ascii="Arial" w:hAnsi="Arial" w:cs="Arial"/>
-              </w:rPr>
-              <w:t>End:</w:t>
+            <w:tcBorders>
+              <w:bottom w:val="single" w:sz="4" w:space="0" w:color="auto"/>
+            </w:tcBorders>
+          </w:tcPr>
+          <w:p>
+            <w:pPr>
+              <w:keepNext/>
+              <w:rPr>
+                <w:rFonts w:ascii="Arial" w:hAnsi="Arial" w:cs="Arial"/>
+              </w:rPr>
+            </w:pPr>
+            <w:r>
+              <w:rPr>
+                <w:rFonts w:ascii="Arial" w:hAnsi="Arial" w:cs="Arial"/>
+              </w:rPr>
+              <w:lastRenderedPageBreak/>
+              <w:t>End: {% if other_holidays.number_gathered() &gt; 1 %}{{ format_time(other_holidays[1].holiday_end, format='h:mm a') }}{% endif %}</w:t>
             </w:r>
           </w:p>
         </w:tc>
@@ -6027,6 +7030,7 @@
           </w:tcPr>
           <w:p>
             <w:pPr>
+              <w:keepNext/>
               <w:rPr>
                 <w:rFonts w:ascii="Arial" w:hAnsi="Arial" w:cs="Arial"/>
               </w:rPr>
@@ -6036,18 +7040,22 @@
         <w:tc>
           <w:tcPr>
             <w:tcW w:w="2250" w:type="dxa"/>
-          </w:tcPr>
-          <w:p>
-            <w:pPr>
-              <w:rPr>
-                <w:rFonts w:ascii="Arial" w:hAnsi="Arial" w:cs="Arial"/>
-              </w:rPr>
-            </w:pPr>
-            <w:r>
-              <w:rPr>
-                <w:rFonts w:ascii="Arial" w:hAnsi="Arial" w:cs="Arial"/>
-              </w:rPr>
-              <w:t>End:</w:t>
+            <w:tcBorders>
+              <w:bottom w:val="single" w:sz="4" w:space="0" w:color="auto"/>
+            </w:tcBorders>
+          </w:tcPr>
+          <w:p>
+            <w:pPr>
+              <w:keepNext/>
+              <w:rPr>
+                <w:rFonts w:ascii="Arial" w:hAnsi="Arial" w:cs="Arial"/>
+              </w:rPr>
+            </w:pPr>
+            <w:r>
+              <w:rPr>
+                <w:rFonts w:ascii="Arial" w:hAnsi="Arial" w:cs="Arial"/>
+              </w:rPr>
+              <w:t>End: {% if other_holidays.number_gathered() &gt; 2 %}{{ format_time(other_holidays[2].holiday_end, format='h:mm a') }}{% endif %}</w:t>
             </w:r>
           </w:p>
         </w:tc>
@@ -6061,6 +7069,7 @@
           </w:tcPr>
           <w:p>
             <w:pPr>
+              <w:keepNext/>
               <w:rPr>
                 <w:rFonts w:ascii="Arial" w:hAnsi="Arial" w:cs="Arial"/>
               </w:rPr>
@@ -6070,18 +7079,22 @@
         <w:tc>
           <w:tcPr>
             <w:tcW w:w="2250" w:type="dxa"/>
-          </w:tcPr>
-          <w:p>
-            <w:pPr>
-              <w:rPr>
-                <w:rFonts w:ascii="Arial" w:hAnsi="Arial" w:cs="Arial"/>
-              </w:rPr>
-            </w:pPr>
-            <w:r>
-              <w:rPr>
-                <w:rFonts w:ascii="Arial" w:hAnsi="Arial" w:cs="Arial"/>
-              </w:rPr>
-              <w:t>End:</w:t>
+            <w:tcBorders>
+              <w:bottom w:val="single" w:sz="4" w:space="0" w:color="auto"/>
+            </w:tcBorders>
+          </w:tcPr>
+          <w:p>
+            <w:pPr>
+              <w:keepNext/>
+              <w:rPr>
+                <w:rFonts w:ascii="Arial" w:hAnsi="Arial" w:cs="Arial"/>
+              </w:rPr>
+            </w:pPr>
+            <w:r>
+              <w:rPr>
+                <w:rFonts w:ascii="Arial" w:hAnsi="Arial" w:cs="Arial"/>
+              </w:rPr>
+              <w:t>End: {% if other_holidays.number_gathered() &gt; 3 %}{{ format_time(other_holidays[3].holiday_end, format='h:mm a') }}{% endif %}</w:t>
             </w:r>
           </w:p>
         </w:tc>
@@ -6095,6 +7108,7 @@
           </w:tcPr>
           <w:p>
             <w:pPr>
+              <w:keepNext/>
               <w:rPr>
                 <w:rFonts w:ascii="Arial" w:hAnsi="Arial" w:cs="Arial"/>
               </w:rPr>
@@ -6104,19 +7118,153 @@
         <w:tc>
           <w:tcPr>
             <w:tcW w:w="2065" w:type="dxa"/>
-          </w:tcPr>
-          <w:p>
-            <w:pPr>
-              <w:rPr>
-                <w:rFonts w:ascii="Arial" w:hAnsi="Arial" w:cs="Arial"/>
-              </w:rPr>
-            </w:pPr>
-            <w:r>
-              <w:rPr>
-                <w:rFonts w:ascii="Arial" w:hAnsi="Arial" w:cs="Arial"/>
-              </w:rPr>
-              <w:t>End:</w:t>
-            </w:r>
+            <w:tcBorders>
+              <w:bottom w:val="single" w:sz="4" w:space="0" w:color="auto"/>
+            </w:tcBorders>
+          </w:tcPr>
+          <w:p>
+            <w:pPr>
+              <w:keepNext/>
+              <w:rPr>
+                <w:rFonts w:ascii="Arial" w:hAnsi="Arial" w:cs="Arial"/>
+              </w:rPr>
+            </w:pPr>
+            <w:r>
+              <w:rPr>
+                <w:rFonts w:ascii="Arial" w:hAnsi="Arial" w:cs="Arial"/>
+              </w:rPr>
+              <w:t>End: {% if other_holidays.number_gathered() &gt; 4 %}{{ format_time(other_holidays[4].holiday_end, format='h:mm a') }}{% endif %}</w:t>
+            </w:r>
+          </w:p>
+        </w:tc>
+      </w:tr>
+      <w:tr>
+        <w:tc>
+          <w:tcPr>
+            <w:tcW w:w="1975" w:type="dxa"/>
+            <w:tcBorders>
+              <w:left w:val="nil"/>
+              <w:bottom w:val="nil"/>
+              <w:right w:val="nil"/>
+            </w:tcBorders>
+          </w:tcPr>
+          <w:p>
+            <w:pPr>
+              <w:rPr>
+                <w:rFonts w:ascii="Arial" w:hAnsi="Arial" w:cs="Arial"/>
+              </w:rPr>
+            </w:pPr>
+            <w:r>
+              <w:rPr>
+                <w:rFonts w:ascii="Arial" w:hAnsi="Arial" w:cs="Arial"/>
+              </w:rPr>
+              <w:t>{%tr endif %}</w:t>
+            </w:r>
+          </w:p>
+        </w:tc>
+        <w:tc>
+          <w:tcPr>
+            <w:tcW w:w="270" w:type="dxa"/>
+            <w:tcBorders>
+              <w:top w:val="nil"/>
+              <w:left w:val="nil"/>
+              <w:bottom w:val="nil"/>
+              <w:right w:val="nil"/>
+            </w:tcBorders>
+          </w:tcPr>
+          <w:p>
+            <w:pPr>
+              <w:rPr>
+                <w:rFonts w:ascii="Arial" w:hAnsi="Arial" w:cs="Arial"/>
+              </w:rPr>
+            </w:pPr>
+          </w:p>
+        </w:tc>
+        <w:tc>
+          <w:tcPr>
+            <w:tcW w:w="2250" w:type="dxa"/>
+            <w:tcBorders>
+              <w:left w:val="nil"/>
+              <w:bottom w:val="nil"/>
+              <w:right w:val="nil"/>
+            </w:tcBorders>
+          </w:tcPr>
+          <w:p>
+            <w:pPr>
+              <w:rPr>
+                <w:rFonts w:ascii="Arial" w:hAnsi="Arial" w:cs="Arial"/>
+              </w:rPr>
+            </w:pPr>
+          </w:p>
+        </w:tc>
+        <w:tc>
+          <w:tcPr>
+            <w:tcW w:w="270" w:type="dxa"/>
+            <w:tcBorders>
+              <w:top w:val="nil"/>
+              <w:left w:val="nil"/>
+              <w:bottom w:val="nil"/>
+              <w:right w:val="nil"/>
+            </w:tcBorders>
+          </w:tcPr>
+          <w:p>
+            <w:pPr>
+              <w:rPr>
+                <w:rFonts w:ascii="Arial" w:hAnsi="Arial" w:cs="Arial"/>
+              </w:rPr>
+            </w:pPr>
+          </w:p>
+        </w:tc>
+        <w:tc>
+          <w:tcPr>
+            <w:tcW w:w="2250" w:type="dxa"/>
+            <w:tcBorders>
+              <w:left w:val="nil"/>
+              <w:bottom w:val="nil"/>
+              <w:right w:val="nil"/>
+            </w:tcBorders>
+          </w:tcPr>
+          <w:p>
+            <w:pPr>
+              <w:rPr>
+                <w:rFonts w:ascii="Arial" w:hAnsi="Arial" w:cs="Arial"/>
+              </w:rPr>
+            </w:pPr>
+          </w:p>
+        </w:tc>
+        <w:tc>
+          <w:tcPr>
+            <w:tcW w:w="270" w:type="dxa"/>
+            <w:tcBorders>
+              <w:top w:val="nil"/>
+              <w:left w:val="nil"/>
+              <w:bottom w:val="nil"/>
+              <w:right w:val="nil"/>
+            </w:tcBorders>
+          </w:tcPr>
+          <w:p>
+            <w:pPr>
+              <w:rPr>
+                <w:rFonts w:ascii="Arial" w:hAnsi="Arial" w:cs="Arial"/>
+              </w:rPr>
+            </w:pPr>
+          </w:p>
+        </w:tc>
+        <w:tc>
+          <w:tcPr>
+            <w:tcW w:w="2065" w:type="dxa"/>
+            <w:tcBorders>
+              <w:left w:val="nil"/>
+              <w:bottom w:val="nil"/>
+              <w:right w:val="nil"/>
+            </w:tcBorders>
+          </w:tcPr>
+          <w:p>
+            <w:pPr>
+              <w:rPr>
+                <w:rFonts w:ascii="Arial" w:hAnsi="Arial" w:cs="Arial"/>
+              </w:rPr>
+            </w:pPr>
           </w:p>
         </w:tc>
       </w:tr>
@@ -6132,7 +7280,19 @@
         <w:rPr>
           <w:rFonts w:ascii="Arial" w:hAnsi="Arial" w:cs="Arial"/>
         </w:rPr>
-        <w:t>{endif}</w:t>
+        <w:t>{%</w:t>
+      </w:r>
+      <w:r>
+        <w:rPr>
+          <w:rFonts w:ascii="Arial" w:hAnsi="Arial" w:cs="Arial"/>
+        </w:rPr>
+        <w:t>p</w:t>
+      </w:r>
+      <w:r>
+        <w:rPr>
+          <w:rFonts w:ascii="Arial" w:hAnsi="Arial" w:cs="Arial"/>
+        </w:rPr>
+        <w:t xml:space="preserve"> endif %}</w:t>
       </w:r>
     </w:p>
     <w:p>
@@ -6142,6 +7302,12 @@
           <w:rFonts w:ascii="Arial" w:hAnsi="Arial" w:cs="Arial"/>
         </w:rPr>
       </w:pPr>
+      <w:r>
+        <w:rPr>
+          <w:rFonts w:ascii="Arial" w:hAnsi="Arial" w:cs="Arial"/>
+        </w:rPr>
+        <w:t>{% endif %}</w:t>
+      </w:r>
     </w:p>
     <w:p>
       <w:pPr>
@@ -6155,12 +7321,20 @@
           <w:rFonts w:ascii="Arial" w:hAnsi="Arial" w:cs="Arial"/>
         </w:rPr>
       </w:pPr>
-      <w:r>
-        <w:rPr>
-          <w:rFonts w:ascii="Arial" w:hAnsi="Arial" w:cs="Arial"/>
-        </w:rPr>
-        <w:t>{if school_breaks}</w:t>
-      </w:r>
+      <w:bookmarkStart w:id="0" w:name="_Hlk241752707"/>
+      <w:r>
+        <w:rPr>
+          <w:rFonts w:ascii="Arial" w:hAnsi="Arial" w:cs="Arial"/>
+        </w:rPr>
+        <w:t>{</w:t>
+      </w:r>
+      <w:r>
+        <w:rPr>
+          <w:rFonts w:ascii="Arial" w:hAnsi="Arial" w:cs="Arial"/>
+        </w:rPr>
+        <w:t>% if school_breaks %}</w:t>
+      </w:r>
+      <w:bookmarkEnd w:id="0"/>
       <w:r>
         <w:rPr>
           <w:rFonts w:ascii="Arial" w:hAnsi="Arial" w:cs="Arial"/>
@@ -6175,23 +7349,13 @@
           <w:rFonts w:ascii="Arial" w:hAnsi="Arial" w:cs="Arial"/>
         </w:rPr>
       </w:pPr>
-      <w:r>
-        <w:rPr>
-          <w:rFonts w:ascii="Arial" w:hAnsi="Arial" w:cs="Arial"/>
-        </w:rPr>
-        <w:t xml:space="preserve">{if </w:t>
-      </w:r>
-      <w:r>
-        <w:rPr>
-          <w:rFonts w:ascii="Arial" w:hAnsi="Arial" w:cs="Arial"/>
-        </w:rPr>
-        <w:t>not weekly_schedule or holiday_list</w:t>
-      </w:r>
-      <w:r>
-        <w:rPr>
-          <w:rFonts w:ascii="Arial" w:hAnsi="Arial" w:cs="Arial"/>
-        </w:rPr>
-        <w:t>}</w:t>
+      <w:bookmarkStart w:id="1" w:name="_Hlk241752825"/>
+      <w:bookmarkStart w:id="2" w:name="_Hlk241752786"/>
+      <w:r>
+        <w:rPr>
+          <w:rFonts w:ascii="Arial" w:hAnsi="Arial" w:cs="Arial"/>
+        </w:rPr>
+        <w:t>{% if not weekly_schedule or holiday_list.any_true() %}</w:t>
       </w:r>
     </w:p>
     <w:p>
@@ -6201,29 +7365,13 @@
           <w:rFonts w:ascii="Arial" w:hAnsi="Arial" w:cs="Arial"/>
         </w:rPr>
       </w:pPr>
-      <w:r>
-        <w:rPr>
-          <w:rFonts w:ascii="Arial" w:hAnsi="Arial" w:cs="Arial"/>
-        </w:rPr>
-        <w:t xml:space="preserve">Parent Name: </w:t>
-      </w:r>
-      <w:r>
-        <w:rPr>
-          <w:rFonts w:ascii="Arial" w:hAnsi="Arial" w:cs="Arial"/>
-        </w:rPr>
-        <w:t xml:space="preserve">{user}, </w:t>
-      </w:r>
-      <w:r>
-        <w:rPr>
-          <w:rFonts w:ascii="Arial" w:hAnsi="Arial" w:cs="Arial"/>
-        </w:rPr>
-        <w:t>Initials:</w:t>
-      </w:r>
-      <w:r>
-        <w:rPr>
-          <w:rFonts w:ascii="Arial" w:hAnsi="Arial" w:cs="Arial"/>
-        </w:rPr>
-        <w:t xml:space="preserve"> {user initials}</w:t>
+      <w:bookmarkStart w:id="3" w:name="_Hlk241752811"/>
+      <w:bookmarkEnd w:id="1"/>
+      <w:r>
+        <w:rPr>
+          <w:rFonts w:ascii="Arial" w:hAnsi="Arial" w:cs="Arial"/>
+        </w:rPr>
+        <w:t>Parent Name: {{ users[0].name_full() }}, Initials: {{ users[0].name.initials }}</w:t>
       </w:r>
     </w:p>
     <w:p>
@@ -6237,31 +7385,7 @@
         <w:rPr>
           <w:rFonts w:ascii="Arial" w:hAnsi="Arial" w:cs="Arial"/>
         </w:rPr>
-        <w:t xml:space="preserve">Parent Name: </w:t>
-      </w:r>
-      <w:r>
-        <w:rPr>
-          <w:rFonts w:ascii="Arial" w:hAnsi="Arial" w:cs="Arial"/>
-        </w:rPr>
-        <w:t xml:space="preserve">{other_parties[0]}, </w:t>
-      </w:r>
-      <w:r>
-        <w:rPr>
-          <w:rFonts w:ascii="Arial" w:hAnsi="Arial" w:cs="Arial"/>
-        </w:rPr>
-        <w:t>Initials:</w:t>
-      </w:r>
-      <w:r>
-        <w:rPr>
-          <w:rFonts w:ascii="Arial" w:hAnsi="Arial" w:cs="Arial"/>
-        </w:rPr>
-        <w:t xml:space="preserve"> {op initials}</w:t>
-      </w:r>
-      <w:r>
-        <w:rPr>
-          <w:rFonts w:ascii="Arial" w:hAnsi="Arial" w:cs="Arial"/>
-        </w:rPr>
-        <w:t>{endif}</w:t>
+        <w:t>Parent Name: {{ other_parties[0].name_full() }}, Initials: {{ other_parties[0].name.initials }}{% endif %}</w:t>
       </w:r>
     </w:p>
     <w:p>
@@ -6271,6 +7395,24 @@
           <w:rFonts w:ascii="Arial" w:hAnsi="Arial" w:cs="Arial"/>
         </w:rPr>
       </w:pPr>
+      <w:r>
+        <w:rPr>
+          <w:rFonts w:ascii="Arial" w:hAnsi="Arial" w:cs="Arial"/>
+        </w:rPr>
+        <w:t>{%</w:t>
+      </w:r>
+      <w:r>
+        <w:rPr>
+          <w:rFonts w:ascii="Arial" w:hAnsi="Arial" w:cs="Arial"/>
+        </w:rPr>
+        <w:t>p</w:t>
+      </w:r>
+      <w:r>
+        <w:rPr>
+          <w:rFonts w:ascii="Arial" w:hAnsi="Arial" w:cs="Arial"/>
+        </w:rPr>
+        <w:t xml:space="preserve"> if spring_break != 'no' %}</w:t>
+      </w:r>
     </w:p>
     <w:p>
       <w:pPr>
@@ -6283,13 +7425,7 @@
         <w:rPr>
           <w:rFonts w:ascii="Arial" w:hAnsi="Arial" w:cs="Arial"/>
         </w:rPr>
-        <w:t>{if spring_break</w:t>
-      </w:r>
-      <w:r>
-        <w:rPr>
-          <w:rFonts w:ascii="Arial" w:hAnsi="Arial" w:cs="Arial"/>
-        </w:rPr>
-        <w:t>}</w:t>
+        <w:t>School Spring Break</w:t>
       </w:r>
     </w:p>
     <w:p>
@@ -6303,7 +7439,19 @@
         <w:rPr>
           <w:rFonts w:ascii="Arial" w:hAnsi="Arial" w:cs="Arial"/>
         </w:rPr>
-        <w:t>School Spring Break</w:t>
+        <w:t>{%</w:t>
+      </w:r>
+      <w:r>
+        <w:rPr>
+          <w:rFonts w:ascii="Arial" w:hAnsi="Arial" w:cs="Arial"/>
+        </w:rPr>
+        <w:t>p</w:t>
+      </w:r>
+      <w:r>
+        <w:rPr>
+          <w:rFonts w:ascii="Arial" w:hAnsi="Arial" w:cs="Arial"/>
+        </w:rPr>
+        <w:t xml:space="preserve"> if spring_break == 'split' %}</w:t>
       </w:r>
     </w:p>
     <w:p>
@@ -6317,7 +7465,7 @@
         <w:rPr>
           <w:rFonts w:ascii="Arial" w:hAnsi="Arial" w:cs="Arial"/>
         </w:rPr>
-        <w:t>{Regular parenting time schedule will be followed during spring break} or</w:t>
+        <w:t>{% if spring_break_year == 'me' %}{{ users[0].name_full() }}{% else %}{{ other_parties[0].name_full() }}{% endif %} will have the entire spring break in even-numbered years, and the other parent will have it in odd-numbered years. Spring break starts at 9 AM the day after school dismissal and ends at 5 PM the day before school starts again.</w:t>
       </w:r>
     </w:p>
     <w:p>
@@ -6331,67 +7479,19 @@
         <w:rPr>
           <w:rFonts w:ascii="Arial" w:hAnsi="Arial" w:cs="Arial"/>
         </w:rPr>
-        <w:t xml:space="preserve">{if even/odd} {inits} </w:t>
-      </w:r>
-      <w:r>
-        <w:rPr>
-          <w:rFonts w:ascii="Arial" w:hAnsi="Arial" w:cs="Arial"/>
-        </w:rPr>
-        <w:t>will have the entire spring break in even-number years and</w:t>
-      </w:r>
-      <w:r>
-        <w:rPr>
-          <w:rFonts w:ascii="Arial" w:hAnsi="Arial" w:cs="Arial"/>
-        </w:rPr>
-        <w:t xml:space="preserve"> {inits} </w:t>
-      </w:r>
-      <w:r>
-        <w:rPr>
-          <w:rFonts w:ascii="Arial" w:hAnsi="Arial" w:cs="Arial"/>
-        </w:rPr>
-        <w:t>will have the entire spring</w:t>
-      </w:r>
-      <w:r>
-        <w:rPr>
-          <w:rFonts w:ascii="Arial" w:hAnsi="Arial" w:cs="Arial"/>
-        </w:rPr>
-        <w:t xml:space="preserve"> </w:t>
-      </w:r>
-      <w:r>
-        <w:rPr>
-          <w:rFonts w:ascii="Arial" w:hAnsi="Arial" w:cs="Arial"/>
-        </w:rPr>
-        <w:t>break in odd-numbered years. Spring break starts at 9</w:t>
-      </w:r>
-      <w:r>
-        <w:rPr>
-          <w:rFonts w:ascii="Arial" w:hAnsi="Arial" w:cs="Arial"/>
-        </w:rPr>
-        <w:t xml:space="preserve"> AM</w:t>
-      </w:r>
-      <w:r>
-        <w:rPr>
-          <w:rFonts w:ascii="Arial" w:hAnsi="Arial" w:cs="Arial"/>
-        </w:rPr>
-        <w:t xml:space="preserve"> the day after school dismissal and ends at 5</w:t>
-      </w:r>
-      <w:r>
-        <w:rPr>
-          <w:rFonts w:ascii="Arial" w:hAnsi="Arial" w:cs="Arial"/>
-        </w:rPr>
-        <w:t xml:space="preserve"> PM </w:t>
-      </w:r>
-      <w:r>
-        <w:rPr>
-          <w:rFonts w:ascii="Arial" w:hAnsi="Arial" w:cs="Arial"/>
-        </w:rPr>
-        <w:t>the day before school starts again</w:t>
-      </w:r>
-      <w:r>
-        <w:rPr>
-          <w:rFonts w:ascii="Arial" w:hAnsi="Arial" w:cs="Arial"/>
-        </w:rPr>
-        <w:t>.</w:t>
+        <w:t>{%</w:t>
+      </w:r>
+      <w:r>
+        <w:rPr>
+          <w:rFonts w:ascii="Arial" w:hAnsi="Arial" w:cs="Arial"/>
+        </w:rPr>
+        <w:t>p</w:t>
+      </w:r>
+      <w:r>
+        <w:rPr>
+          <w:rFonts w:ascii="Arial" w:hAnsi="Arial" w:cs="Arial"/>
+        </w:rPr>
+        <w:t xml:space="preserve"> elif spring_break == 'other' %}</w:t>
       </w:r>
     </w:p>
     <w:p>
@@ -6405,7 +7505,7 @@
         <w:rPr>
           <w:rFonts w:ascii="Arial" w:hAnsi="Arial" w:cs="Arial"/>
         </w:rPr>
-        <w:t>{if other}Other: {other spring break}</w:t>
+        <w:t>Other: {{ spring_break_other }} (Start day/time: {{ spring_break_start }}; end day/time: {{ spring_break_end }})</w:t>
       </w:r>
     </w:p>
     <w:p>
@@ -6419,13 +7519,19 @@
         <w:rPr>
           <w:rFonts w:ascii="Arial" w:hAnsi="Arial" w:cs="Arial"/>
         </w:rPr>
-        <w:t>(Start day/time: {spring break start} End day/time: {spring break end} {end other}</w:t>
-      </w:r>
-      <w:r>
-        <w:rPr>
-          <w:rFonts w:ascii="Arial" w:hAnsi="Arial" w:cs="Arial"/>
-        </w:rPr>
-        <w:t>{endif}</w:t>
+        <w:t>{%</w:t>
+      </w:r>
+      <w:r>
+        <w:rPr>
+          <w:rFonts w:ascii="Arial" w:hAnsi="Arial" w:cs="Arial"/>
+        </w:rPr>
+        <w:t>p</w:t>
+      </w:r>
+      <w:r>
+        <w:rPr>
+          <w:rFonts w:ascii="Arial" w:hAnsi="Arial" w:cs="Arial"/>
+        </w:rPr>
+        <w:t xml:space="preserve"> endif %}</w:t>
       </w:r>
     </w:p>
     <w:p>
@@ -6435,6 +7541,24 @@
           <w:rFonts w:ascii="Arial" w:hAnsi="Arial" w:cs="Arial"/>
         </w:rPr>
       </w:pPr>
+      <w:r>
+        <w:rPr>
+          <w:rFonts w:ascii="Arial" w:hAnsi="Arial" w:cs="Arial"/>
+        </w:rPr>
+        <w:t>{%</w:t>
+      </w:r>
+      <w:r>
+        <w:rPr>
+          <w:rFonts w:ascii="Arial" w:hAnsi="Arial" w:cs="Arial"/>
+        </w:rPr>
+        <w:t>p</w:t>
+      </w:r>
+      <w:r>
+        <w:rPr>
+          <w:rFonts w:ascii="Arial" w:hAnsi="Arial" w:cs="Arial"/>
+        </w:rPr>
+        <w:t xml:space="preserve"> endif %}</w:t>
+      </w:r>
     </w:p>
     <w:p>
       <w:pPr>
@@ -6443,18 +7567,6 @@
           <w:rFonts w:ascii="Arial" w:hAnsi="Arial" w:cs="Arial"/>
         </w:rPr>
       </w:pPr>
-      <w:r>
-        <w:rPr>
-          <w:rFonts w:ascii="Arial" w:hAnsi="Arial" w:cs="Arial"/>
-        </w:rPr>
-        <w:t>{if summer_break</w:t>
-      </w:r>
-      <w:r>
-        <w:rPr>
-          <w:rFonts w:ascii="Arial" w:hAnsi="Arial" w:cs="Arial"/>
-        </w:rPr>
-        <w:t>}</w:t>
-      </w:r>
     </w:p>
     <w:p>
       <w:pPr>
@@ -6467,8 +7579,19 @@
         <w:rPr>
           <w:rFonts w:ascii="Arial" w:hAnsi="Arial" w:cs="Arial"/>
         </w:rPr>
-        <w:lastRenderedPageBreak/>
-        <w:t>School Summer Break</w:t>
+        <w:t>{%</w:t>
+      </w:r>
+      <w:r>
+        <w:rPr>
+          <w:rFonts w:ascii="Arial" w:hAnsi="Arial" w:cs="Arial"/>
+        </w:rPr>
+        <w:t>p</w:t>
+      </w:r>
+      <w:r>
+        <w:rPr>
+          <w:rFonts w:ascii="Arial" w:hAnsi="Arial" w:cs="Arial"/>
+        </w:rPr>
+        <w:t xml:space="preserve"> if summer_break != 'no' %}</w:t>
       </w:r>
     </w:p>
     <w:p>
@@ -6482,7 +7605,7 @@
         <w:rPr>
           <w:rFonts w:ascii="Arial" w:hAnsi="Arial" w:cs="Arial"/>
         </w:rPr>
-        <w:t>{Regular parenting time schedule will be followed during summer break} or</w:t>
+        <w:t>School Summer Break</w:t>
       </w:r>
     </w:p>
     <w:p>
@@ -6496,91 +7619,19 @@
         <w:rPr>
           <w:rFonts w:ascii="Arial" w:hAnsi="Arial" w:cs="Arial"/>
         </w:rPr>
-        <w:t xml:space="preserve">{if even/odd} {inits} </w:t>
-      </w:r>
-      <w:r>
-        <w:rPr>
-          <w:rFonts w:ascii="Arial" w:hAnsi="Arial" w:cs="Arial"/>
-        </w:rPr>
-        <w:t xml:space="preserve">will have the entire </w:t>
-      </w:r>
-      <w:r>
-        <w:rPr>
-          <w:rFonts w:ascii="Arial" w:hAnsi="Arial" w:cs="Arial"/>
-        </w:rPr>
-        <w:t>summer</w:t>
-      </w:r>
-      <w:r>
-        <w:rPr>
-          <w:rFonts w:ascii="Arial" w:hAnsi="Arial" w:cs="Arial"/>
-        </w:rPr>
-        <w:t xml:space="preserve"> break in even-number years and</w:t>
-      </w:r>
-      <w:r>
-        <w:rPr>
-          <w:rFonts w:ascii="Arial" w:hAnsi="Arial" w:cs="Arial"/>
-        </w:rPr>
-        <w:t xml:space="preserve"> {inits} </w:t>
-      </w:r>
-      <w:r>
-        <w:rPr>
-          <w:rFonts w:ascii="Arial" w:hAnsi="Arial" w:cs="Arial"/>
-        </w:rPr>
-        <w:t xml:space="preserve">will have the entire </w:t>
-      </w:r>
-      <w:r>
-        <w:rPr>
-          <w:rFonts w:ascii="Arial" w:hAnsi="Arial" w:cs="Arial"/>
-        </w:rPr>
-        <w:t xml:space="preserve">summer </w:t>
-      </w:r>
-      <w:r>
-        <w:rPr>
-          <w:rFonts w:ascii="Arial" w:hAnsi="Arial" w:cs="Arial"/>
-        </w:rPr>
-        <w:t xml:space="preserve">break in odd-numbered years. </w:t>
-      </w:r>
-      <w:r>
-        <w:rPr>
-          <w:rFonts w:ascii="Arial" w:hAnsi="Arial" w:cs="Arial"/>
-        </w:rPr>
-        <w:t>Summer</w:t>
-      </w:r>
-      <w:r>
-        <w:rPr>
-          <w:rFonts w:ascii="Arial" w:hAnsi="Arial" w:cs="Arial"/>
-        </w:rPr>
-        <w:t xml:space="preserve"> break starts at 9</w:t>
-      </w:r>
-      <w:r>
-        <w:rPr>
-          <w:rFonts w:ascii="Arial" w:hAnsi="Arial" w:cs="Arial"/>
-        </w:rPr>
-        <w:t xml:space="preserve"> AM</w:t>
-      </w:r>
-      <w:r>
-        <w:rPr>
-          <w:rFonts w:ascii="Arial" w:hAnsi="Arial" w:cs="Arial"/>
-        </w:rPr>
-        <w:t xml:space="preserve"> the day after school dismissal and ends at 5</w:t>
-      </w:r>
-      <w:r>
-        <w:rPr>
-          <w:rFonts w:ascii="Arial" w:hAnsi="Arial" w:cs="Arial"/>
-        </w:rPr>
-        <w:t xml:space="preserve"> PM </w:t>
-      </w:r>
-      <w:r>
-        <w:rPr>
-          <w:rFonts w:ascii="Arial" w:hAnsi="Arial" w:cs="Arial"/>
-        </w:rPr>
-        <w:t>the day before school starts again</w:t>
-      </w:r>
-      <w:r>
-        <w:rPr>
-          <w:rFonts w:ascii="Arial" w:hAnsi="Arial" w:cs="Arial"/>
-        </w:rPr>
-        <w:t>.</w:t>
+        <w:t>{%</w:t>
+      </w:r>
+      <w:r>
+        <w:rPr>
+          <w:rFonts w:ascii="Arial" w:hAnsi="Arial" w:cs="Arial"/>
+        </w:rPr>
+        <w:t>p</w:t>
+      </w:r>
+      <w:r>
+        <w:rPr>
+          <w:rFonts w:ascii="Arial" w:hAnsi="Arial" w:cs="Arial"/>
+        </w:rPr>
+        <w:t xml:space="preserve"> if summer_break == 'split' %}</w:t>
       </w:r>
     </w:p>
     <w:p>
@@ -6594,7 +7645,7 @@
         <w:rPr>
           <w:rFonts w:ascii="Arial" w:hAnsi="Arial" w:cs="Arial"/>
         </w:rPr>
-        <w:t>{if other}Other: {other summer break}</w:t>
+        <w:t>Each parent will have 2 non-consecutive weeks in the summer. {% if summer_break_year == 'me' %}{{ users[0].name_full() }}{% else %}{{ other_parties[0].name_full() }}{% endif %} will have first choice of dates in even-numbered years, and the other parent will have first choice in odd-numbered years. Each parent will notify the other in writing by April 1 each year.</w:t>
       </w:r>
     </w:p>
     <w:p>
@@ -6608,13 +7659,19 @@
         <w:rPr>
           <w:rFonts w:ascii="Arial" w:hAnsi="Arial" w:cs="Arial"/>
         </w:rPr>
-        <w:t>(Start day/time: {summer break start} End day/time: {summer break end} {end other}</w:t>
-      </w:r>
-      <w:r>
-        <w:rPr>
-          <w:rFonts w:ascii="Arial" w:hAnsi="Arial" w:cs="Arial"/>
-        </w:rPr>
-        <w:t>{endif}</w:t>
+        <w:t>{%</w:t>
+      </w:r>
+      <w:r>
+        <w:rPr>
+          <w:rFonts w:ascii="Arial" w:hAnsi="Arial" w:cs="Arial"/>
+        </w:rPr>
+        <w:t>p</w:t>
+      </w:r>
+      <w:r>
+        <w:rPr>
+          <w:rFonts w:ascii="Arial" w:hAnsi="Arial" w:cs="Arial"/>
+        </w:rPr>
+        <w:t xml:space="preserve"> elif summer_break == 'other' %}</w:t>
       </w:r>
     </w:p>
     <w:p>
@@ -6624,6 +7681,13 @@
           <w:rFonts w:ascii="Arial" w:hAnsi="Arial" w:cs="Arial"/>
         </w:rPr>
       </w:pPr>
+      <w:r>
+        <w:rPr>
+          <w:rFonts w:ascii="Arial" w:hAnsi="Arial" w:cs="Arial"/>
+        </w:rPr>
+        <w:lastRenderedPageBreak/>
+        <w:t>Other: {{ summer_break_other }} (Start day/time: {{ summer_break_start }}; end day/time: {{ summer_break_end }})</w:t>
+      </w:r>
     </w:p>
     <w:p>
       <w:pPr>
@@ -6636,13 +7700,19 @@
         <w:rPr>
           <w:rFonts w:ascii="Arial" w:hAnsi="Arial" w:cs="Arial"/>
         </w:rPr>
-        <w:t>{if winter_break</w:t>
-      </w:r>
-      <w:r>
-        <w:rPr>
-          <w:rFonts w:ascii="Arial" w:hAnsi="Arial" w:cs="Arial"/>
-        </w:rPr>
-        <w:t>}</w:t>
+        <w:t>{%</w:t>
+      </w:r>
+      <w:r>
+        <w:rPr>
+          <w:rFonts w:ascii="Arial" w:hAnsi="Arial" w:cs="Arial"/>
+        </w:rPr>
+        <w:t>p</w:t>
+      </w:r>
+      <w:r>
+        <w:rPr>
+          <w:rFonts w:ascii="Arial" w:hAnsi="Arial" w:cs="Arial"/>
+        </w:rPr>
+        <w:t xml:space="preserve"> endif %}</w:t>
       </w:r>
     </w:p>
     <w:p>
@@ -6656,7 +7726,19 @@
         <w:rPr>
           <w:rFonts w:ascii="Arial" w:hAnsi="Arial" w:cs="Arial"/>
         </w:rPr>
-        <w:t>School Winter Break</w:t>
+        <w:t>{%</w:t>
+      </w:r>
+      <w:r>
+        <w:rPr>
+          <w:rFonts w:ascii="Arial" w:hAnsi="Arial" w:cs="Arial"/>
+        </w:rPr>
+        <w:t>p</w:t>
+      </w:r>
+      <w:r>
+        <w:rPr>
+          <w:rFonts w:ascii="Arial" w:hAnsi="Arial" w:cs="Arial"/>
+        </w:rPr>
+        <w:t xml:space="preserve"> endif %}</w:t>
       </w:r>
     </w:p>
     <w:p>
@@ -6666,12 +7748,6 @@
           <w:rFonts w:ascii="Arial" w:hAnsi="Arial" w:cs="Arial"/>
         </w:rPr>
       </w:pPr>
-      <w:r>
-        <w:rPr>
-          <w:rFonts w:ascii="Arial" w:hAnsi="Arial" w:cs="Arial"/>
-        </w:rPr>
-        <w:t>{Regular parenting time schedule will be followed during winter break} or</w:t>
-      </w:r>
     </w:p>
     <w:p>
       <w:pPr>
@@ -6684,91 +7760,19 @@
         <w:rPr>
           <w:rFonts w:ascii="Arial" w:hAnsi="Arial" w:cs="Arial"/>
         </w:rPr>
-        <w:t xml:space="preserve">{if even/odd} {inits} </w:t>
-      </w:r>
-      <w:r>
-        <w:rPr>
-          <w:rFonts w:ascii="Arial" w:hAnsi="Arial" w:cs="Arial"/>
-        </w:rPr>
-        <w:t xml:space="preserve">will have the entire </w:t>
-      </w:r>
-      <w:r>
-        <w:rPr>
-          <w:rFonts w:ascii="Arial" w:hAnsi="Arial" w:cs="Arial"/>
-        </w:rPr>
-        <w:t>winter</w:t>
-      </w:r>
-      <w:r>
-        <w:rPr>
-          <w:rFonts w:ascii="Arial" w:hAnsi="Arial" w:cs="Arial"/>
-        </w:rPr>
-        <w:t xml:space="preserve"> break in even-number years and</w:t>
-      </w:r>
-      <w:r>
-        <w:rPr>
-          <w:rFonts w:ascii="Arial" w:hAnsi="Arial" w:cs="Arial"/>
-        </w:rPr>
-        <w:t xml:space="preserve"> {inits} </w:t>
-      </w:r>
-      <w:r>
-        <w:rPr>
-          <w:rFonts w:ascii="Arial" w:hAnsi="Arial" w:cs="Arial"/>
-        </w:rPr>
-        <w:t xml:space="preserve">will have the entire </w:t>
-      </w:r>
-      <w:r>
-        <w:rPr>
-          <w:rFonts w:ascii="Arial" w:hAnsi="Arial" w:cs="Arial"/>
-        </w:rPr>
-        <w:t xml:space="preserve">winter </w:t>
-      </w:r>
-      <w:r>
-        <w:rPr>
-          <w:rFonts w:ascii="Arial" w:hAnsi="Arial" w:cs="Arial"/>
-        </w:rPr>
-        <w:t xml:space="preserve">break in odd-numbered years. </w:t>
-      </w:r>
-      <w:r>
-        <w:rPr>
-          <w:rFonts w:ascii="Arial" w:hAnsi="Arial" w:cs="Arial"/>
-        </w:rPr>
-        <w:t>Winter</w:t>
-      </w:r>
-      <w:r>
-        <w:rPr>
-          <w:rFonts w:ascii="Arial" w:hAnsi="Arial" w:cs="Arial"/>
-        </w:rPr>
-        <w:t xml:space="preserve"> break starts at 9</w:t>
-      </w:r>
-      <w:r>
-        <w:rPr>
-          <w:rFonts w:ascii="Arial" w:hAnsi="Arial" w:cs="Arial"/>
-        </w:rPr>
-        <w:t xml:space="preserve"> AM</w:t>
-      </w:r>
-      <w:r>
-        <w:rPr>
-          <w:rFonts w:ascii="Arial" w:hAnsi="Arial" w:cs="Arial"/>
-        </w:rPr>
-        <w:t xml:space="preserve"> the day after school dismissal and ends at 5</w:t>
-      </w:r>
-      <w:r>
-        <w:rPr>
-          <w:rFonts w:ascii="Arial" w:hAnsi="Arial" w:cs="Arial"/>
-        </w:rPr>
-        <w:t xml:space="preserve"> PM </w:t>
-      </w:r>
-      <w:r>
-        <w:rPr>
-          <w:rFonts w:ascii="Arial" w:hAnsi="Arial" w:cs="Arial"/>
-        </w:rPr>
-        <w:t>the day before school starts again</w:t>
-      </w:r>
-      <w:r>
-        <w:rPr>
-          <w:rFonts w:ascii="Arial" w:hAnsi="Arial" w:cs="Arial"/>
-        </w:rPr>
-        <w:t>.</w:t>
+        <w:t>{%</w:t>
+      </w:r>
+      <w:r>
+        <w:rPr>
+          <w:rFonts w:ascii="Arial" w:hAnsi="Arial" w:cs="Arial"/>
+        </w:rPr>
+        <w:t>p</w:t>
+      </w:r>
+      <w:r>
+        <w:rPr>
+          <w:rFonts w:ascii="Arial" w:hAnsi="Arial" w:cs="Arial"/>
+        </w:rPr>
+        <w:t xml:space="preserve"> if winter_break != 'no' %}</w:t>
       </w:r>
     </w:p>
     <w:p>
@@ -6782,7 +7786,7 @@
         <w:rPr>
           <w:rFonts w:ascii="Arial" w:hAnsi="Arial" w:cs="Arial"/>
         </w:rPr>
-        <w:t>{if other}Other: {other winter break}</w:t>
+        <w:t>School Winter Break</w:t>
       </w:r>
     </w:p>
     <w:p>
@@ -6796,13 +7800,19 @@
         <w:rPr>
           <w:rFonts w:ascii="Arial" w:hAnsi="Arial" w:cs="Arial"/>
         </w:rPr>
-        <w:t>(Start day/time: {winter break start} End day/time: {winter break end} {end other}</w:t>
-      </w:r>
-      <w:r>
-        <w:rPr>
-          <w:rFonts w:ascii="Arial" w:hAnsi="Arial" w:cs="Arial"/>
-        </w:rPr>
-        <w:t>{endif}</w:t>
+        <w:t>{%</w:t>
+      </w:r>
+      <w:r>
+        <w:rPr>
+          <w:rFonts w:ascii="Arial" w:hAnsi="Arial" w:cs="Arial"/>
+        </w:rPr>
+        <w:t>p</w:t>
+      </w:r>
+      <w:r>
+        <w:rPr>
+          <w:rFonts w:ascii="Arial" w:hAnsi="Arial" w:cs="Arial"/>
+        </w:rPr>
+        <w:t xml:space="preserve"> if winter_break == 'split' %}</w:t>
       </w:r>
     </w:p>
     <w:p>
@@ -6816,7 +7826,7 @@
         <w:rPr>
           <w:rFonts w:ascii="Arial" w:hAnsi="Arial" w:cs="Arial"/>
         </w:rPr>
-        <w:t>{endif}</w:t>
+        <w:t>{% if winter_break_year == 'me' %}{{ users[0].name_full() }}{% else %}{{ other_parties[0].name_full() }}{% endif %} will have the first half of winter break in even-numbered years and the second half in odd-numbered years. The other parent will have the second half in even-numbered years and the first half in odd-numbered years. Winter break starts at 9 AM the day after school dismissal and ends at 5 PM the day before school starts again.</w:t>
       </w:r>
     </w:p>
     <w:p>
@@ -6826,7 +7836,107 @@
           <w:rFonts w:ascii="Arial" w:hAnsi="Arial" w:cs="Arial"/>
         </w:rPr>
       </w:pPr>
+      <w:r>
+        <w:rPr>
+          <w:rFonts w:ascii="Arial" w:hAnsi="Arial" w:cs="Arial"/>
+        </w:rPr>
+        <w:t>{%</w:t>
+      </w:r>
+      <w:r>
+        <w:rPr>
+          <w:rFonts w:ascii="Arial" w:hAnsi="Arial" w:cs="Arial"/>
+        </w:rPr>
+        <w:t>p</w:t>
+      </w:r>
+      <w:r>
+        <w:rPr>
+          <w:rFonts w:ascii="Arial" w:hAnsi="Arial" w:cs="Arial"/>
+        </w:rPr>
+        <w:t xml:space="preserve"> elif winter_break == 'other' %}</w:t>
+      </w:r>
     </w:p>
+    <w:p>
+      <w:pPr>
+        <w:spacing w:after="0"/>
+        <w:rPr>
+          <w:rFonts w:ascii="Arial" w:hAnsi="Arial" w:cs="Arial"/>
+        </w:rPr>
+      </w:pPr>
+      <w:r>
+        <w:rPr>
+          <w:rFonts w:ascii="Arial" w:hAnsi="Arial" w:cs="Arial"/>
+        </w:rPr>
+        <w:t>Other: {{ winter_break_other }} (Start day/time: {{ winter_break_start }}; end day/time: {{ winter_break_end }})</w:t>
+      </w:r>
+    </w:p>
+    <w:p>
+      <w:pPr>
+        <w:spacing w:after="0"/>
+        <w:rPr>
+          <w:rFonts w:ascii="Arial" w:hAnsi="Arial" w:cs="Arial"/>
+        </w:rPr>
+      </w:pPr>
+      <w:r>
+        <w:rPr>
+          <w:rFonts w:ascii="Arial" w:hAnsi="Arial" w:cs="Arial"/>
+        </w:rPr>
+        <w:t>{%</w:t>
+      </w:r>
+      <w:r>
+        <w:rPr>
+          <w:rFonts w:ascii="Arial" w:hAnsi="Arial" w:cs="Arial"/>
+        </w:rPr>
+        <w:t>p</w:t>
+      </w:r>
+      <w:r>
+        <w:rPr>
+          <w:rFonts w:ascii="Arial" w:hAnsi="Arial" w:cs="Arial"/>
+        </w:rPr>
+        <w:t xml:space="preserve"> endif %}</w:t>
+      </w:r>
+    </w:p>
+    <w:p>
+      <w:pPr>
+        <w:spacing w:after="0"/>
+        <w:rPr>
+          <w:rFonts w:ascii="Arial" w:hAnsi="Arial" w:cs="Arial"/>
+        </w:rPr>
+      </w:pPr>
+      <w:r>
+        <w:rPr>
+          <w:rFonts w:ascii="Arial" w:hAnsi="Arial" w:cs="Arial"/>
+        </w:rPr>
+        <w:t>{%</w:t>
+      </w:r>
+      <w:r>
+        <w:rPr>
+          <w:rFonts w:ascii="Arial" w:hAnsi="Arial" w:cs="Arial"/>
+        </w:rPr>
+        <w:t>p</w:t>
+      </w:r>
+      <w:r>
+        <w:rPr>
+          <w:rFonts w:ascii="Arial" w:hAnsi="Arial" w:cs="Arial"/>
+        </w:rPr>
+        <w:t xml:space="preserve"> endif %}</w:t>
+      </w:r>
+    </w:p>
+    <w:p>
+      <w:pPr>
+        <w:spacing w:after="0"/>
+        <w:rPr>
+          <w:rFonts w:ascii="Arial" w:hAnsi="Arial" w:cs="Arial"/>
+        </w:rPr>
+      </w:pPr>
+      <w:r>
+        <w:rPr>
+          <w:rFonts w:ascii="Arial" w:hAnsi="Arial" w:cs="Arial"/>
+        </w:rPr>
+        <w:t>{% endif %}</w:t>
+      </w:r>
+    </w:p>
+    <w:bookmarkEnd w:id="2"/>
+    <w:bookmarkEnd w:id="3"/>
     <w:p>
       <w:pPr>
         <w:pStyle w:val="ListParagraph"/>
@@ -6843,13 +7953,7 @@
         <w:rPr>
           <w:rFonts w:ascii="Arial" w:hAnsi="Arial" w:cs="Arial"/>
         </w:rPr>
-        <w:t>{if transportation}</w:t>
-      </w:r>
-      <w:r>
-        <w:rPr>
-          <w:rFonts w:ascii="Arial" w:hAnsi="Arial" w:cs="Arial"/>
-        </w:rPr>
-        <w:t xml:space="preserve"> TRANSPORTATION (show only 1)</w:t>
+        <w:t>TRANSPORTATION</w:t>
       </w:r>
     </w:p>
     <w:p>
@@ -6863,114 +7967,8 @@
         <w:rPr>
           <w:rFonts w:ascii="Arial" w:hAnsi="Arial" w:cs="Arial"/>
         </w:rPr>
-        <w:t>Petitioner will provide all transportation.</w:t>
-      </w:r>
-    </w:p>
-    <w:p>
-      <w:pPr>
-        <w:spacing w:after="0"/>
-        <w:rPr>
-          <w:rFonts w:ascii="Arial" w:hAnsi="Arial" w:cs="Arial"/>
-        </w:rPr>
-      </w:pPr>
-      <w:r>
-        <w:rPr>
-          <w:rFonts w:ascii="Arial" w:hAnsi="Arial" w:cs="Arial"/>
-        </w:rPr>
-        <w:t>Respondent will provide transportation.</w:t>
-      </w:r>
-    </w:p>
-    <w:p>
-      <w:pPr>
-        <w:spacing w:after="0"/>
-        <w:rPr>
-          <w:rFonts w:ascii="Arial" w:hAnsi="Arial" w:cs="Arial"/>
-        </w:rPr>
-      </w:pPr>
-      <w:r>
-        <w:rPr>
-          <w:rFonts w:ascii="Arial" w:hAnsi="Arial" w:cs="Arial"/>
-        </w:rPr>
-        <w:t xml:space="preserve">Each parent will pick up the </w:t>
-      </w:r>
-      <w:r>
-        <w:rPr>
-          <w:rFonts w:ascii="Arial" w:hAnsi="Arial" w:cs="Arial"/>
-        </w:rPr>
-        <w:t>{child or children}</w:t>
-      </w:r>
-      <w:r>
-        <w:rPr>
-          <w:rFonts w:ascii="Arial" w:hAnsi="Arial" w:cs="Arial"/>
-        </w:rPr>
-        <w:t xml:space="preserve"> </w:t>
-      </w:r>
-      <w:r>
-        <w:rPr>
-          <w:rFonts w:ascii="Arial" w:hAnsi="Arial" w:cs="Arial"/>
-        </w:rPr>
-        <w:t>at the start of their parenting time.</w:t>
-      </w:r>
-    </w:p>
-    <w:p>
-      <w:pPr>
-        <w:spacing w:after="0"/>
-        <w:rPr>
-          <w:rFonts w:ascii="Arial" w:hAnsi="Arial" w:cs="Arial"/>
-        </w:rPr>
-      </w:pPr>
-      <w:r>
-        <w:rPr>
-          <w:rFonts w:ascii="Arial" w:hAnsi="Arial" w:cs="Arial"/>
-        </w:rPr>
-        <w:t xml:space="preserve">Each parent will drop off the </w:t>
-      </w:r>
-      <w:r>
-        <w:rPr>
-          <w:rFonts w:ascii="Arial" w:hAnsi="Arial" w:cs="Arial"/>
-        </w:rPr>
-        <w:t>{child or children}</w:t>
-      </w:r>
-      <w:r>
-        <w:rPr>
-          <w:rFonts w:ascii="Arial" w:hAnsi="Arial" w:cs="Arial"/>
-        </w:rPr>
-        <w:t xml:space="preserve"> </w:t>
-      </w:r>
-      <w:r>
-        <w:rPr>
-          <w:rFonts w:ascii="Arial" w:hAnsi="Arial" w:cs="Arial"/>
-        </w:rPr>
-        <w:t>at the end of their parenting time.</w:t>
-      </w:r>
-    </w:p>
-    <w:p>
-      <w:pPr>
-        <w:spacing w:after="0"/>
-        <w:rPr>
-          <w:rFonts w:ascii="Arial" w:hAnsi="Arial" w:cs="Arial"/>
-        </w:rPr>
-      </w:pPr>
-      <w:r>
-        <w:rPr>
-          <w:rFonts w:ascii="Arial" w:hAnsi="Arial" w:cs="Arial"/>
-        </w:rPr>
-        <w:t>Other: {other_transportation}</w:t>
-      </w:r>
-      <w:r>
-        <w:rPr>
-          <w:rFonts w:ascii="Arial" w:hAnsi="Arial" w:cs="Arial"/>
-        </w:rPr>
-        <w:t>{endif}</w:t>
-      </w:r>
-    </w:p>
-    <w:p>
-      <w:pPr>
-        <w:spacing w:after="0"/>
-        <w:rPr>
-          <w:rFonts w:ascii="Arial" w:hAnsi="Arial" w:cs="Arial"/>
-        </w:rPr>
-      </w:pPr>
+        <w:t>{% if transportation == 'me' %}{{ users[0].name_full() }} will provide all transportation.{% elif transportation == 'them' %}{{ other_parties[0].name_full() }} will provide all transportation.{% elif transportation == 'pick_up' %}Each parent will pick up the children at the start of their parenting time.{% elif transportation == 'drop_off' %}Each parent will drop off the children at the end of their parenting time.{% elif transportation == 'other' %}Other: {{ transportation_other }}{% endif %}</w:t>
+      </w:r>
     </w:p>
     <w:p>
       <w:pPr>
@@ -6988,13 +7986,7 @@
         <w:rPr>
           <w:rFonts w:ascii="Arial" w:hAnsi="Arial" w:cs="Arial"/>
         </w:rPr>
-        <w:t>{if exchange_location}</w:t>
-      </w:r>
-      <w:r>
-        <w:rPr>
-          <w:rFonts w:ascii="Arial" w:hAnsi="Arial" w:cs="Arial"/>
-        </w:rPr>
-        <w:t xml:space="preserve"> EXCHANGE OF CHILDREN</w:t>
+        <w:t>EXCHANGE OF CHILDREN</w:t>
       </w:r>
     </w:p>
     <w:p>
@@ -7008,114 +8000,8 @@
         <w:rPr>
           <w:rFonts w:ascii="Arial" w:hAnsi="Arial" w:cs="Arial"/>
         </w:rPr>
-        <w:t>{if exchange_location == “homes”}</w:t>
-      </w:r>
-      <w:r>
-        <w:rPr>
-          <w:rFonts w:ascii="Arial" w:hAnsi="Arial" w:cs="Arial"/>
-        </w:rPr>
-        <w:t xml:space="preserve">Drop off and pick up of the </w:t>
-      </w:r>
-      <w:r>
-        <w:rPr>
-          <w:rFonts w:ascii="Arial" w:hAnsi="Arial" w:cs="Arial"/>
-        </w:rPr>
-        <w:t>{child or children}</w:t>
-      </w:r>
-      <w:r>
-        <w:rPr>
-          <w:rFonts w:ascii="Arial" w:hAnsi="Arial" w:cs="Arial"/>
-        </w:rPr>
-        <w:t xml:space="preserve"> </w:t>
-      </w:r>
-      <w:r>
-        <w:rPr>
-          <w:rFonts w:ascii="Arial" w:hAnsi="Arial" w:cs="Arial"/>
-        </w:rPr>
-        <w:t>be at Petitioner’s and Respondent’s homes unless both parties</w:t>
-      </w:r>
-      <w:r>
-        <w:rPr>
-          <w:rFonts w:ascii="Arial" w:hAnsi="Arial" w:cs="Arial"/>
-        </w:rPr>
-        <w:t xml:space="preserve"> </w:t>
-      </w:r>
-      <w:r>
-        <w:rPr>
-          <w:rFonts w:ascii="Arial" w:hAnsi="Arial" w:cs="Arial"/>
-        </w:rPr>
-        <w:t>agree in advance to a different meeting place.</w:t>
-      </w:r>
-      <w:r>
-        <w:rPr>
-          <w:rFonts w:ascii="Arial" w:hAnsi="Arial" w:cs="Arial"/>
-        </w:rPr>
-        <w:t xml:space="preserve"> </w:t>
-      </w:r>
-      <w:r>
-        <w:rPr>
-          <w:rFonts w:ascii="Arial" w:hAnsi="Arial" w:cs="Arial"/>
-        </w:rPr>
-        <w:t>{endif}</w:t>
-      </w:r>
-    </w:p>
-    <w:p>
-      <w:pPr>
-        <w:spacing w:after="0"/>
-        <w:rPr>
-          <w:rFonts w:ascii="Arial" w:hAnsi="Arial" w:cs="Arial"/>
-        </w:rPr>
-      </w:pPr>
-      <w:r>
-        <w:rPr>
-          <w:rFonts w:ascii="Arial" w:hAnsi="Arial" w:cs="Arial"/>
-        </w:rPr>
-        <w:t>{if exchange_location == “</w:t>
-      </w:r>
-      <w:r>
-        <w:rPr>
-          <w:rFonts w:ascii="Arial" w:hAnsi="Arial" w:cs="Arial"/>
-        </w:rPr>
-        <w:t>location</w:t>
-      </w:r>
-      <w:r>
-        <w:rPr>
-          <w:rFonts w:ascii="Arial" w:hAnsi="Arial" w:cs="Arial"/>
-        </w:rPr>
-        <w:t>”}</w:t>
-      </w:r>
-      <w:r>
-        <w:rPr>
-          <w:rFonts w:ascii="Arial" w:hAnsi="Arial" w:cs="Arial"/>
-        </w:rPr>
-        <w:t>Drop off and pick up will take place at</w:t>
-      </w:r>
-      <w:r>
-        <w:rPr>
-          <w:rFonts w:ascii="Arial" w:hAnsi="Arial" w:cs="Arial"/>
-        </w:rPr>
-        <w:t xml:space="preserve"> {location name, location address and city}.</w:t>
-      </w:r>
-      <w:r>
-        <w:rPr>
-          <w:rFonts w:ascii="Arial" w:hAnsi="Arial" w:cs="Arial"/>
-        </w:rPr>
-        <w:t>{endif}</w:t>
-      </w:r>
-      <w:r>
-        <w:rPr>
-          <w:rFonts w:ascii="Arial" w:hAnsi="Arial" w:cs="Arial"/>
-        </w:rPr>
-        <w:t>{endif}</w:t>
-      </w:r>
-    </w:p>
-    <w:p>
-      <w:pPr>
-        <w:spacing w:after="0"/>
-        <w:rPr>
-          <w:rFonts w:ascii="Arial" w:hAnsi="Arial" w:cs="Arial"/>
-        </w:rPr>
-      </w:pPr>
+        <w:t>{% if exchange_location == 'homes' %}Drop off and pick up of the children will be at each parent's home unless both parties agree in advance to a different meeting place.{% elif exchange_location == 'location' %}Drop off and pick up will take place at {{ exchange_address.location }}, {{ exchange_address.address.on_one_line(bare=True) }}.{% endif %}</w:t>
+      </w:r>
     </w:p>
     <w:p>
       <w:pPr>
@@ -7133,33 +8019,40 @@
         <w:rPr>
           <w:rFonts w:ascii="Arial" w:hAnsi="Arial" w:cs="Arial"/>
         </w:rPr>
-        <w:t>{if additional_time}</w:t>
-      </w:r>
-      <w:r>
-        <w:rPr>
-          <w:rFonts w:ascii="Arial" w:hAnsi="Arial" w:cs="Arial"/>
-        </w:rPr>
-        <w:t>ADDITIONAL INFORMATION</w:t>
+        <w:t>{</w:t>
+      </w:r>
+      <w:r>
+        <w:rPr>
+          <w:rFonts w:ascii="Arial" w:hAnsi="Arial" w:cs="Arial"/>
+        </w:rPr>
+        <w:t>% if additional_time %}ADDITIONAL INFORMATION</w:t>
       </w:r>
     </w:p>
     <w:p>
       <w:pPr>
         <w:spacing w:after="0"/>
-        <w:rPr>
-          <w:rFonts w:ascii="Arial" w:hAnsi="Arial" w:cs="Arial"/>
-        </w:rPr>
-      </w:pPr>
-      <w:r>
-        <w:rPr>
-          <w:rFonts w:ascii="Arial" w:hAnsi="Arial" w:cs="Arial"/>
-        </w:rPr>
-        <w:t>{additional_time_details}</w:t>
-      </w:r>
-      <w:r>
-        <w:rPr>
-          <w:rFonts w:ascii="Arial" w:hAnsi="Arial" w:cs="Arial"/>
-        </w:rPr>
-        <w:t>{endif}</w:t>
+        <w:ind w:left="360"/>
+        <w:rPr>
+          <w:rFonts w:ascii="Arial" w:hAnsi="Arial" w:cs="Arial"/>
+        </w:rPr>
+      </w:pPr>
+      <w:r>
+        <w:rPr>
+          <w:rFonts w:ascii="Arial" w:hAnsi="Arial" w:cs="Arial"/>
+        </w:rPr>
+        <w:t>{{ additional_time_details }}</w:t>
+      </w:r>
+      <w:r>
+        <w:rPr>
+          <w:rFonts w:ascii="Arial" w:hAnsi="Arial" w:cs="Arial"/>
+        </w:rPr>
+        <w:br/>
+      </w:r>
+      <w:r>
+        <w:rPr>
+          <w:rFonts w:ascii="Arial" w:hAnsi="Arial" w:cs="Arial"/>
+        </w:rPr>
+        <w:t>{% endif %}</w:t>
       </w:r>
     </w:p>
     <w:p>
@@ -7306,19 +8199,7 @@
               <w:rPr>
                 <w:rFonts w:ascii="Arial" w:hAnsi="Arial" w:cs="Arial"/>
               </w:rPr>
-              <w:t>{</w:t>
-            </w:r>
-            <w:r>
-              <w:rPr>
-                <w:rFonts w:ascii="Arial" w:hAnsi="Arial" w:cs="Arial"/>
-              </w:rPr>
-              <w:t>user</w:t>
-            </w:r>
-            <w:r>
-              <w:rPr>
-                <w:rFonts w:ascii="Arial" w:hAnsi="Arial" w:cs="Arial"/>
-              </w:rPr>
-              <w:t>}</w:t>
+              <w:t>{{ users[0].name_full() }}</w:t>
             </w:r>
           </w:p>
         </w:tc>
@@ -7354,9 +8235,6 @@
               <w:keepLines/>
               <w:rPr>
                 <w:rFonts w:ascii="Arial" w:hAnsi="Arial" w:cs="Arial"/>
-                <w:b/>
-                <w:bCs/>
-                <w:u w:val="single"/>
               </w:rPr>
             </w:pPr>
             <w:r>
@@ -7581,19 +8459,7 @@
               <w:rPr>
                 <w:rFonts w:ascii="Arial" w:hAnsi="Arial" w:cs="Arial"/>
               </w:rPr>
-              <w:t>{</w:t>
-            </w:r>
-            <w:r>
-              <w:rPr>
-                <w:rFonts w:ascii="Arial" w:hAnsi="Arial" w:cs="Arial"/>
-              </w:rPr>
-              <w:t>user if e_signature</w:t>
-            </w:r>
-            <w:r>
-              <w:rPr>
-                <w:rFonts w:ascii="Arial" w:hAnsi="Arial" w:cs="Arial"/>
-              </w:rPr>
-              <w:t>}</w:t>
+              <w:t>{% if e_signature %}/s/ {{ users[0].name_full() }}{% endif %}</w:t>
             </w:r>
           </w:p>
         </w:tc>
@@ -7648,19 +8514,7 @@
               <w:rPr>
                 <w:rFonts w:ascii="Arial" w:hAnsi="Arial" w:cs="Arial"/>
               </w:rPr>
-              <w:t>{</w:t>
-            </w:r>
-            <w:r>
-              <w:rPr>
-                <w:rFonts w:ascii="Arial" w:hAnsi="Arial" w:cs="Arial"/>
-              </w:rPr>
-              <w:t>date</w:t>
-            </w:r>
-            <w:r>
-              <w:rPr>
-                <w:rFonts w:ascii="Arial" w:hAnsi="Arial" w:cs="Arial"/>
-              </w:rPr>
-              <w:t>}</w:t>
+              <w:t>{{ today() }}</w:t>
             </w:r>
           </w:p>
         </w:tc>
@@ -7788,19 +8642,7 @@
               <w:rPr>
                 <w:rFonts w:ascii="Arial" w:hAnsi="Arial" w:cs="Arial"/>
               </w:rPr>
-              <w:t>{</w:t>
-            </w:r>
-            <w:r>
-              <w:rPr>
-                <w:rFonts w:ascii="Arial" w:hAnsi="Arial" w:cs="Arial"/>
-              </w:rPr>
-              <w:t>user</w:t>
-            </w:r>
-            <w:r>
-              <w:rPr>
-                <w:rFonts w:ascii="Arial" w:hAnsi="Arial" w:cs="Arial"/>
-              </w:rPr>
-              <w:t>}</w:t>
+              <w:t>{{ users[0].name_full() }}</w:t>
             </w:r>
           </w:p>
         </w:tc>
@@ -7961,30 +8803,8 @@
               <w:rPr>
                 <w:rFonts w:ascii="Arial" w:hAnsi="Arial" w:cs="Arial"/>
               </w:rPr>
-              <w:t>{</w:t>
-            </w:r>
-            <w:r>
-              <w:rPr>
-                <w:rFonts w:ascii="Arial" w:hAnsi="Arial" w:cs="Arial"/>
-              </w:rPr>
-              <w:t>user phone</w:t>
-            </w:r>
-            <w:r>
-              <w:rPr>
-                <w:rFonts w:ascii="Arial" w:hAnsi="Arial" w:cs="Arial"/>
-              </w:rPr>
-              <w:t>}</w:t>
-            </w:r>
-          </w:p>
-          <w:p>
-            <w:pPr>
-              <w:keepNext/>
-              <w:keepLines/>
-              <w:spacing w:after="0"/>
-              <w:rPr>
-                <w:rFonts w:ascii="Arial" w:hAnsi="Arial" w:cs="Arial"/>
-              </w:rPr>
-            </w:pPr>
+              <w:t>{{ users[0].phone_number }}</w:t>
+            </w:r>
           </w:p>
         </w:tc>
         <w:tc>
@@ -8038,19 +8858,7 @@
               <w:rPr>
                 <w:rFonts w:ascii="Arial" w:hAnsi="Arial" w:cs="Arial"/>
               </w:rPr>
-              <w:t>{</w:t>
-            </w:r>
-            <w:r>
-              <w:rPr>
-                <w:rFonts w:ascii="Arial" w:hAnsi="Arial" w:cs="Arial"/>
-              </w:rPr>
-              <w:t>user email</w:t>
-            </w:r>
-            <w:r>
-              <w:rPr>
-                <w:rFonts w:ascii="Arial" w:hAnsi="Arial" w:cs="Arial"/>
-              </w:rPr>
-              <w:t>}</w:t>
+              <w:t>{% if users[0].has_email_address %}{{ users[0].email }}{% endif %}</w:t>
             </w:r>
           </w:p>
         </w:tc>
@@ -8153,7 +8961,8 @@
         </w:trPr>
         <w:tc>
           <w:tcPr>
-            <w:tcW w:w="4762" w:type="dxa"/>
+            <w:tcW w:w="9372" w:type="dxa"/>
+            <w:gridSpan w:val="3"/>
             <w:tcBorders>
               <w:bottom w:val="single" w:sz="4" w:space="0" w:color="auto"/>
             </w:tcBorders>
@@ -8179,83 +8988,8 @@
               <w:rPr>
                 <w:rFonts w:ascii="Arial" w:hAnsi="Arial" w:cs="Arial"/>
               </w:rPr>
-              <w:t>{</w:t>
-            </w:r>
-            <w:r>
-              <w:rPr>
-                <w:rFonts w:ascii="Arial" w:hAnsi="Arial" w:cs="Arial"/>
-              </w:rPr>
-              <w:t>user address</w:t>
-            </w:r>
-            <w:r>
-              <w:rPr>
-                <w:rFonts w:ascii="Arial" w:hAnsi="Arial" w:cs="Arial"/>
-              </w:rPr>
-              <w:t>}</w:t>
-            </w:r>
-          </w:p>
-          <w:p>
-            <w:pPr>
-              <w:keepNext/>
-              <w:keepLines/>
-              <w:spacing w:after="0"/>
-              <w:rPr>
-                <w:rFonts w:ascii="Arial" w:hAnsi="Arial" w:cs="Arial"/>
-              </w:rPr>
-            </w:pPr>
-          </w:p>
-        </w:tc>
-        <w:tc>
-          <w:tcPr>
-            <w:tcW w:w="110" w:type="dxa"/>
-            <w:tcBorders>
-              <w:bottom w:val="single" w:sz="4" w:space="0" w:color="auto"/>
-            </w:tcBorders>
-            <w:tcMar>
-              <w:top w:w="30" w:type="dxa"/>
-              <w:left w:w="45" w:type="dxa"/>
-              <w:bottom w:w="30" w:type="dxa"/>
-              <w:right w:w="45" w:type="dxa"/>
-            </w:tcMar>
-            <w:vAlign w:val="bottom"/>
-            <w:hideMark/>
-          </w:tcPr>
-          <w:p>
-            <w:pPr>
-              <w:keepNext/>
-              <w:keepLines/>
-              <w:spacing w:after="0"/>
-              <w:rPr>
-                <w:rFonts w:ascii="Arial" w:hAnsi="Arial" w:cs="Arial"/>
-              </w:rPr>
-            </w:pPr>
-          </w:p>
-        </w:tc>
-        <w:tc>
-          <w:tcPr>
-            <w:tcW w:w="4500" w:type="dxa"/>
-            <w:tcBorders>
-              <w:left w:val="nil"/>
-              <w:bottom w:val="single" w:sz="4" w:space="0" w:color="auto"/>
-            </w:tcBorders>
-            <w:tcMar>
-              <w:top w:w="30" w:type="dxa"/>
-              <w:left w:w="45" w:type="dxa"/>
-              <w:bottom w:w="30" w:type="dxa"/>
-              <w:right w:w="45" w:type="dxa"/>
-            </w:tcMar>
-            <w:vAlign w:val="bottom"/>
-            <w:hideMark/>
-          </w:tcPr>
-          <w:p>
-            <w:pPr>
-              <w:keepNext/>
-              <w:keepLines/>
-              <w:spacing w:after="0"/>
-              <w:rPr>
-                <w:rFonts w:ascii="Arial" w:hAnsi="Arial" w:cs="Arial"/>
-              </w:rPr>
-            </w:pPr>
+              <w:t>{{ users[0].address.on_one_line(bare=True) }}</w:t>
+            </w:r>
           </w:p>
         </w:tc>
       </w:tr>
@@ -8364,8 +9098,8 @@
         <w:tblLook w:val="04A0" w:firstRow="1" w:lastRow="0" w:firstColumn="1" w:lastColumn="0" w:noHBand="0" w:noVBand="1"/>
       </w:tblPr>
       <w:tblGrid>
-        <w:gridCol w:w="1190"/>
-        <w:gridCol w:w="8170"/>
+        <w:gridCol w:w="1248"/>
+        <w:gridCol w:w="8112"/>
       </w:tblGrid>
       <w:tr>
         <w:tc>
@@ -8376,6 +9110,7 @@
             <w:pPr>
               <w:keepNext/>
               <w:keepLines/>
+              <w:jc w:val="right"/>
               <w:rPr>
                 <w:rFonts w:ascii="Arial" w:hAnsi="Arial" w:cs="Arial"/>
               </w:rPr>
@@ -8385,8 +9120,10 @@
                 <w:rFonts w:ascii="Arial" w:eastAsia="Verdana" w:hAnsi="Arial" w:cs="Arial"/>
                 <w:b/>
                 <w:bCs/>
-              </w:rPr>
-              <w:t>{</w:t>
+                <w:sz w:val="16"/>
+                <w:szCs w:val="16"/>
+              </w:rPr>
+              <w:t>{% if hide_address %}</w:t>
             </w:r>
             <w:r>
               <w:rPr>
@@ -8401,10 +9138,11 @@
                 <w:rFonts w:ascii="Arial" w:eastAsia="Verdana" w:hAnsi="Arial" w:cs="Arial"/>
                 <w:b/>
                 <w:bCs/>
-              </w:rPr>
-              <w:t xml:space="preserve"> or </w:t>
-            </w:r>
-            <w:commentRangeStart w:id="0"/>
+                <w:sz w:val="16"/>
+                <w:szCs w:val="16"/>
+              </w:rPr>
+              <w:t>{% else %}</w:t>
+            </w:r>
             <w:r>
               <w:rPr>
                 <w:rFonts w:ascii="Arial" w:eastAsia="Verdana" w:hAnsi="Arial" w:cs="Arial"/>
@@ -8413,23 +9151,19 @@
               </w:rPr>
               <w:sym w:font="Wingdings 2" w:char="F0A3"/>
             </w:r>
-            <w:commentRangeEnd w:id="0"/>
-            <w:r>
-              <w:rPr>
-                <w:rStyle w:val="CommentReference"/>
+            <w:r>
+              <w:rPr>
                 <w:rFonts w:ascii="Arial" w:eastAsia="Verdana" w:hAnsi="Arial" w:cs="Arial"/>
-                <w:b/>
-                <w:bCs/>
-                <w:sz w:val="24"/>
-                <w:szCs w:val="24"/>
-              </w:rPr>
-              <w:commentReference w:id="0"/>
+                <w:sz w:val="16"/>
+                <w:szCs w:val="16"/>
+              </w:rPr>
+              <w:t>{% endif %</w:t>
             </w:r>
             <w:r>
               <w:rPr>
                 <w:rFonts w:ascii="Arial" w:eastAsia="Verdana" w:hAnsi="Arial" w:cs="Arial"/>
-                <w:b/>
-                <w:bCs/>
+                <w:sz w:val="16"/>
+                <w:szCs w:val="16"/>
               </w:rPr>
               <w:t>}</w:t>
             </w:r>
@@ -8466,7 +9200,7 @@
       </w:pPr>
     </w:p>
     <w:sectPr>
-      <w:footerReference w:type="default" r:id="rId11"/>
+      <w:footerReference w:type="default" r:id="rId7"/>
       <w:pgSz w:w="12240" w:h="15840"/>
       <w:pgMar w:top="1440" w:right="1440" w:bottom="1440" w:left="1440" w:header="720" w:footer="720" w:gutter="0"/>
       <w:cols w:space="720"/>
@@ -8476,108 +9210,8 @@
 </w:document>
 </file>
 
-<file path=word/comments.xml><?xml version="1.0" encoding="utf-8"?>
-<w:comments xmlns:wpc="http://schemas.microsoft.com/office/word/2010/wordprocessingCanvas" xmlns:cx="http://schemas.microsoft.com/office/drawing/2014/chartex" xmlns:cx1="http://schemas.microsoft.com/office/drawing/2015/9/8/chartex" xmlns:cx2="http://schemas.microsoft.com/office/drawing/2015/10/21/chartex" xmlns:cx3="http://schemas.microsoft.com/office/drawing/2016/5/9/chartex" xmlns:cx4="http://schemas.microsoft.com/office/drawing/2016/5/10/chartex" xmlns:cx5="http://schemas.microsoft.com/office/drawing/2016/5/11/chartex" xmlns:cx6="http://schemas.microsoft.com/office/drawing/2016/5/12/chartex" xmlns:cx7="http://schemas.microsoft.com/office/drawing/2016/5/13/chartex" xmlns:cx8="http://schemas.microsoft.com/office/drawing/2016/5/14/chartex" xmlns:mc="http://schemas.openxmlformats.org/markup-compatibility/2006" xmlns:aink="http://schemas.microsoft.com/office/drawing/2016/ink" xmlns:am3d="http://schemas.microsoft.com/office/drawing/2017/model3d" xmlns:o="urn:schemas-microsoft-com:office:office" xmlns:oel="http://schemas.microsoft.com/office/2019/extlst" xmlns:r="http://schemas.openxmlformats.org/officeDocument/2006/relationships" xmlns:m="http://schemas.openxmlformats.org/officeDocument/2006/math" xmlns:v="urn:schemas-microsoft-com:vml" xmlns:wp14="http://schemas.microsoft.com/office/word/2010/wordprocessingDrawing" xmlns:wp="http://schemas.openxmlformats.org/drawingml/2006/wordprocessingDrawing" xmlns:w10="urn:schemas-microsoft-com:office:word" xmlns:w="http://schemas.openxmlformats.org/wordprocessingml/2006/main" xmlns:w14="http://schemas.microsoft.com/office/word/2010/wordml" xmlns:w15="http://schemas.microsoft.com/office/word/2012/wordml" xmlns:w16cex="http://schemas.microsoft.com/office/word/2018/wordml/cex" xmlns:w16cid="http://schemas.microsoft.com/office/word/2016/wordml/cid" xmlns:w16="http://schemas.microsoft.com/office/word/2018/wordml" xmlns:w16du="http://schemas.microsoft.com/office/word/2023/wordml/word16du" xmlns:w16sdtdh="http://schemas.microsoft.com/office/word/2020/wordml/sdtdatahash" xmlns:w16sdtfl="http://schemas.microsoft.com/office/word/2024/wordml/sdtformatlock" xmlns:w16se="http://schemas.microsoft.com/office/word/2015/wordml/symex" xmlns:wpg="http://schemas.microsoft.com/office/word/2010/wordprocessingGroup" xmlns:wpi="http://schemas.microsoft.com/office/word/2010/wordprocessingInk" xmlns:wne="http://schemas.microsoft.com/office/word/2006/wordml" xmlns:wps="http://schemas.microsoft.com/office/word/2010/wordprocessingShape" mc:Ignorable="w14 w15 w16se w16cid w16 w16cex w16sdtdh w16sdtfl w16du wp14">
-  <w:comment w:id="0" w:author="Matthew Newsted" w:date="2026-06-10T08:43:00Z" w:initials="MN">
-    <w:p>
-      <w:pPr>
-        <w:pStyle w:val="CommentText"/>
-      </w:pPr>
-      <w:r>
-        <w:rPr>
-          <w:rStyle w:val="CommentReference"/>
-        </w:rPr>
-        <w:annotationRef/>
-      </w:r>
-      <w:r>
-        <w:t>Use one checkbox, but first:</w:t>
-      </w:r>
-    </w:p>
-    <w:p>
-      <w:pPr>
-        <w:pStyle w:val="CommentText"/>
-      </w:pPr>
-    </w:p>
-    <w:p>
-      <w:pPr>
-        <w:pStyle w:val="CommentText"/>
-      </w:pPr>
-      <w:r>
-        <w:t>Turn on table borders</w:t>
-      </w:r>
-    </w:p>
-    <w:p>
-      <w:pPr>
-        <w:pStyle w:val="CommentText"/>
-      </w:pPr>
-      <w:r>
-        <w:t>Split this cell</w:t>
-      </w:r>
-    </w:p>
-    <w:p>
-      <w:pPr>
-        <w:pStyle w:val="CommentText"/>
-      </w:pPr>
-      <w:r>
-        <w:t>Adjust margins in this row to match above</w:t>
-      </w:r>
-    </w:p>
-    <w:p>
-      <w:pPr>
-        <w:pStyle w:val="CommentText"/>
-      </w:pPr>
-      <w:r>
-        <w:t>Adjust column width to match above</w:t>
-      </w:r>
-    </w:p>
-    <w:p>
-      <w:pPr>
-        <w:pStyle w:val="CommentText"/>
-      </w:pPr>
-      <w:r>
-        <w:t>Copy/paste checkboxes</w:t>
-      </w:r>
-    </w:p>
-    <w:p>
-      <w:pPr>
-        <w:pStyle w:val="CommentText"/>
-      </w:pPr>
-      <w:r>
-        <w:t>In column with text, adjust margins to match above</w:t>
-      </w:r>
-    </w:p>
-    <w:p>
-      <w:pPr>
-        <w:pStyle w:val="CommentText"/>
-      </w:pPr>
-      <w:r>
-        <w:t>Remove table border</w:t>
-      </w:r>
-    </w:p>
-  </w:comment>
-</w:comments>
-</file>
-
-<file path=word/commentsExtended.xml><?xml version="1.0" encoding="utf-8"?>
-<w15:commentsEx xmlns:wpc="http://schemas.microsoft.com/office/word/2010/wordprocessingCanvas" xmlns:cx="http://schemas.microsoft.com/office/drawing/2014/chartex" xmlns:cx1="http://schemas.microsoft.com/office/drawing/2015/9/8/chartex" xmlns:cx2="http://schemas.microsoft.com/office/drawing/2015/10/21/chartex" xmlns:cx3="http://schemas.microsoft.com/office/drawing/2016/5/9/chartex" xmlns:cx4="http://schemas.microsoft.com/office/drawing/2016/5/10/chartex" xmlns:cx5="http://schemas.microsoft.com/office/drawing/2016/5/11/chartex" xmlns:cx6="http://schemas.microsoft.com/office/drawing/2016/5/12/chartex" xmlns:cx7="http://schemas.microsoft.com/office/drawing/2016/5/13/chartex" xmlns:cx8="http://schemas.microsoft.com/office/drawing/2016/5/14/chartex" xmlns:mc="http://schemas.openxmlformats.org/markup-compatibility/2006" xmlns:aink="http://schemas.microsoft.com/office/drawing/2016/ink" xmlns:am3d="http://schemas.microsoft.com/office/drawing/2017/model3d" xmlns:o="urn:schemas-microsoft-com:office:office" xmlns:oel="http://schemas.microsoft.com/office/2019/extlst" xmlns:r="http://schemas.openxmlformats.org/officeDocument/2006/relationships" xmlns:m="http://schemas.openxmlformats.org/officeDocument/2006/math" xmlns:v="urn:schemas-microsoft-com:vml" xmlns:wp14="http://schemas.microsoft.com/office/word/2010/wordprocessingDrawing" xmlns:wp="http://schemas.openxmlformats.org/drawingml/2006/wordprocessingDrawing" xmlns:w10="urn:schemas-microsoft-com:office:word" xmlns:w="http://schemas.openxmlformats.org/wordprocessingml/2006/main" xmlns:w14="http://schemas.microsoft.com/office/word/2010/wordml" xmlns:w15="http://schemas.microsoft.com/office/word/2012/wordml" xmlns:w16cex="http://schemas.microsoft.com/office/word/2018/wordml/cex" xmlns:w16cid="http://schemas.microsoft.com/office/word/2016/wordml/cid" xmlns:w16="http://schemas.microsoft.com/office/word/2018/wordml" xmlns:w16du="http://schemas.microsoft.com/office/word/2023/wordml/word16du" xmlns:w16sdtdh="http://schemas.microsoft.com/office/word/2020/wordml/sdtdatahash" xmlns:w16sdtfl="http://schemas.microsoft.com/office/word/2024/wordml/sdtformatlock" xmlns:w16se="http://schemas.microsoft.com/office/word/2015/wordml/symex" xmlns:wpg="http://schemas.microsoft.com/office/word/2010/wordprocessingGroup" xmlns:wpi="http://schemas.microsoft.com/office/word/2010/wordprocessingInk" xmlns:wne="http://schemas.microsoft.com/office/word/2006/wordml" xmlns:wps="http://schemas.microsoft.com/office/word/2010/wordprocessingShape" mc:Ignorable="w14 w15 w16se w16cid w16 w16cex w16sdtdh w16sdtfl w16du wp14">
-  <w15:commentEx w15:paraId="793AD72B" w15:done="1"/>
-</w15:commentsEx>
-</file>
-
-<file path=word/commentsExtensible.xml><?xml version="1.0" encoding="utf-8"?>
-<w16cex:commentsExtensible xmlns:wpc="http://schemas.microsoft.com/office/word/2010/wordprocessingCanvas" xmlns:cx="http://schemas.microsoft.com/office/drawing/2014/chartex" xmlns:cx1="http://schemas.microsoft.com/office/drawing/2015/9/8/chartex" xmlns:cx2="http://schemas.microsoft.com/office/drawing/2015/10/21/chartex" xmlns:cx3="http://schemas.microsoft.com/office/drawing/2016/5/9/chartex" xmlns:cx4="http://schemas.microsoft.com/office/drawing/2016/5/10/chartex" xmlns:cx5="http://schemas.microsoft.com/office/drawing/2016/5/11/chartex" xmlns:cx6="http://schemas.microsoft.com/office/drawing/2016/5/12/chartex" xmlns:cx7="http://schemas.microsoft.com/office/drawing/2016/5/13/chartex" xmlns:cx8="http://schemas.microsoft.com/office/drawing/2016/5/14/chartex" xmlns:cr="http://schemas.microsoft.com/office/comments/2020/reactions" xmlns:mc="http://schemas.openxmlformats.org/markup-compatibility/2006" xmlns:aink="http://schemas.microsoft.com/office/drawing/2016/ink" xmlns:am3d="http://schemas.microsoft.com/office/drawing/2017/model3d" xmlns:o="urn:schemas-microsoft-com:office:office" xmlns:oel="http://schemas.microsoft.com/office/2019/extlst" xmlns:r="http://schemas.openxmlformats.org/officeDocument/2006/relationships" xmlns:m="http://schemas.openxmlformats.org/officeDocument/2006/math" xmlns:v="urn:schemas-microsoft-com:vml" xmlns:wp14="http://schemas.microsoft.com/office/word/2010/wordprocessingDrawing" xmlns:wp="http://schemas.openxmlformats.org/drawingml/2006/wordprocessingDrawing" xmlns:w10="urn:schemas-microsoft-com:office:word" xmlns:w="http://schemas.openxmlformats.org/wordprocessingml/2006/main" xmlns:w14="http://schemas.microsoft.com/office/word/2010/wordml" xmlns:w15="http://schemas.microsoft.com/office/word/2012/wordml" xmlns:w16cex="http://schemas.microsoft.com/office/word/2018/wordml/cex" xmlns:w16cid="http://schemas.microsoft.com/office/word/2016/wordml/cid" xmlns:w16="http://schemas.microsoft.com/office/word/2018/wordml" xmlns:w16du="http://schemas.microsoft.com/office/word/2023/wordml/word16du" xmlns:w16sdtdh="http://schemas.microsoft.com/office/word/2020/wordml/sdtdatahash" xmlns:w16sdtfl="http://schemas.microsoft.com/office/word/2024/wordml/sdtformatlock" xmlns:w16se="http://schemas.microsoft.com/office/word/2015/wordml/symex" xmlns:wpg="http://schemas.microsoft.com/office/word/2010/wordprocessingGroup" xmlns:wpi="http://schemas.microsoft.com/office/word/2010/wordprocessingInk" xmlns:wne="http://schemas.microsoft.com/office/word/2006/wordml" xmlns:wps="http://schemas.microsoft.com/office/word/2010/wordprocessingShape" mc:Ignorable="w14 w15 w16se w16cid w16 w16cex w16sdtdh w16sdtfl cr w16du wp14">
-  <w16cex:commentExtensible w16cex:durableId="3F58AE04" w16cex:dateUtc="2026-06-10T13:43:00Z"/>
-</w16cex:commentsExtensible>
-</file>
-
-<file path=word/commentsIds.xml><?xml version="1.0" encoding="utf-8"?>
-<w16cid:commentsIds xmlns:wpc="http://schemas.microsoft.com/office/word/2010/wordprocessingCanvas" xmlns:cx="http://schemas.microsoft.com/office/drawing/2014/chartex" xmlns:cx1="http://schemas.microsoft.com/office/drawing/2015/9/8/chartex" xmlns:cx2="http://schemas.microsoft.com/office/drawing/2015/10/21/chartex" xmlns:cx3="http://schemas.microsoft.com/office/drawing/2016/5/9/chartex" xmlns:cx4="http://schemas.microsoft.com/office/drawing/2016/5/10/chartex" xmlns:cx5="http://schemas.microsoft.com/office/drawing/2016/5/11/chartex" xmlns:cx6="http://schemas.microsoft.com/office/drawing/2016/5/12/chartex" xmlns:cx7="http://schemas.microsoft.com/office/drawing/2016/5/13/chartex" xmlns:cx8="http://schemas.microsoft.com/office/drawing/2016/5/14/chartex" xmlns:mc="http://schemas.openxmlformats.org/markup-compatibility/2006" xmlns:aink="http://schemas.microsoft.com/office/drawing/2016/ink" xmlns:am3d="http://schemas.microsoft.com/office/drawing/2017/model3d" xmlns:o="urn:schemas-microsoft-com:office:office" xmlns:oel="http://schemas.microsoft.com/office/2019/extlst" xmlns:r="http://schemas.openxmlformats.org/officeDocument/2006/relationships" xmlns:m="http://schemas.openxmlformats.org/officeDocument/2006/math" xmlns:v="urn:schemas-microsoft-com:vml" xmlns:wp14="http://schemas.microsoft.com/office/word/2010/wordprocessingDrawing" xmlns:wp="http://schemas.openxmlformats.org/drawingml/2006/wordprocessingDrawing" xmlns:w10="urn:schemas-microsoft-com:office:word" xmlns:w="http://schemas.openxmlformats.org/wordprocessingml/2006/main" xmlns:w14="http://schemas.microsoft.com/office/word/2010/wordml" xmlns:w15="http://schemas.microsoft.com/office/word/2012/wordml" xmlns:w16cex="http://schemas.microsoft.com/office/word/2018/wordml/cex" xmlns:w16cid="http://schemas.microsoft.com/office/word/2016/wordml/cid" xmlns:w16="http://schemas.microsoft.com/office/word/2018/wordml" xmlns:w16du="http://schemas.microsoft.com/office/word/2023/wordml/word16du" xmlns:w16sdtdh="http://schemas.microsoft.com/office/word/2020/wordml/sdtdatahash" xmlns:w16sdtfl="http://schemas.microsoft.com/office/word/2024/wordml/sdtformatlock" xmlns:w16se="http://schemas.microsoft.com/office/word/2015/wordml/symex" xmlns:wpg="http://schemas.microsoft.com/office/word/2010/wordprocessingGroup" xmlns:wpi="http://schemas.microsoft.com/office/word/2010/wordprocessingInk" xmlns:wne="http://schemas.microsoft.com/office/word/2006/wordml" xmlns:wps="http://schemas.microsoft.com/office/word/2010/wordprocessingShape" mc:Ignorable="w14 w15 w16se w16cid w16 w16cex w16sdtdh w16sdtfl w16du wp14">
-  <w16cid:commentId w16cid:paraId="793AD72B" w16cid:durableId="3F58AE04"/>
-</w16cid:commentsIds>
-</file>
-
 <file path=word/endnotes.xml><?xml version="1.0" encoding="utf-8"?>
-<w:endnotes xmlns:wpc="http://schemas.microsoft.com/office/word/2010/wordprocessingCanvas" xmlns:cx="http://schemas.microsoft.com/office/drawing/2014/chartex" xmlns:cx1="http://schemas.microsoft.com/office/drawing/2015/9/8/chartex" xmlns:cx2="http://schemas.microsoft.com/office/drawing/2015/10/21/chartex" xmlns:cx3="http://schemas.microsoft.com/office/drawing/2016/5/9/chartex" xmlns:cx4="http://schemas.microsoft.com/office/drawing/2016/5/10/chartex" xmlns:cx5="http://schemas.microsoft.com/office/drawing/2016/5/11/chartex" xmlns:cx6="http://schemas.microsoft.com/office/drawing/2016/5/12/chartex" xmlns:cx7="http://schemas.microsoft.com/office/drawing/2016/5/13/chartex" xmlns:cx8="http://schemas.microsoft.com/office/drawing/2016/5/14/chartex" xmlns:mc="http://schemas.openxmlformats.org/markup-compatibility/2006" xmlns:aink="http://schemas.microsoft.com/office/drawing/2016/ink" xmlns:am3d="http://schemas.microsoft.com/office/drawing/2017/model3d" xmlns:o="urn:schemas-microsoft-com:office:office" xmlns:oel="http://schemas.microsoft.com/office/2019/extlst" xmlns:r="http://schemas.openxmlformats.org/officeDocument/2006/relationships" xmlns:m="http://schemas.openxmlformats.org/officeDocument/2006/math" xmlns:v="urn:schemas-microsoft-com:vml" xmlns:wp14="http://schemas.microsoft.com/office/word/2010/wordprocessingDrawing" xmlns:wp="http://schemas.openxmlformats.org/drawingml/2006/wordprocessingDrawing" xmlns:w10="urn:schemas-microsoft-com:office:word" xmlns:w="http://schemas.openxmlformats.org/wordprocessingml/2006/main" xmlns:w14="http://schemas.microsoft.com/office/word/2010/wordml" xmlns:w15="http://schemas.microsoft.com/office/word/2012/wordml" xmlns:w16cex="http://schemas.microsoft.com/office/word/2018/wordml/cex" xmlns:w16cid="http://schemas.microsoft.com/office/word/2016/wordml/cid" xmlns:w16="http://schemas.microsoft.com/office/word/2018/wordml" xmlns:w16du="http://schemas.microsoft.com/office/word/2023/wordml/word16du" xmlns:w16sdtdh="http://schemas.microsoft.com/office/word/2020/wordml/sdtdatahash" xmlns:w16sdtfl="http://schemas.microsoft.com/office/word/2024/wordml/sdtformatlock" xmlns:w16se="http://schemas.microsoft.com/office/word/2015/wordml/symex" xmlns:wpg="http://schemas.microsoft.com/office/word/2010/wordprocessingGroup" xmlns:wpi="http://schemas.microsoft.com/office/word/2010/wordprocessingInk" xmlns:wne="http://schemas.microsoft.com/office/word/2006/wordml" xmlns:wps="http://schemas.microsoft.com/office/word/2010/wordprocessingShape" mc:Ignorable="w14 w15 w16se w16cid w16 w16cex w16sdtdh w16sdtfl w16du wp14">
+<w:endnotes xmlns:wpc="http://schemas.microsoft.com/office/word/2010/wordprocessingCanvas" xmlns:cx="http://schemas.microsoft.com/office/drawing/2014/chartex" xmlns:cx1="http://schemas.microsoft.com/office/drawing/2015/9/8/chartex" xmlns:cx2="http://schemas.microsoft.com/office/drawing/2015/10/21/chartex" xmlns:cx3="http://schemas.microsoft.com/office/drawing/2016/5/9/chartex" xmlns:cx4="http://schemas.microsoft.com/office/drawing/2016/5/10/chartex" xmlns:cx5="http://schemas.microsoft.com/office/drawing/2016/5/11/chartex" xmlns:cx6="http://schemas.microsoft.com/office/drawing/2016/5/12/chartex" xmlns:cx7="http://schemas.microsoft.com/office/drawing/2016/5/13/chartex" xmlns:cx8="http://schemas.microsoft.com/office/drawing/2016/5/14/chartex" xmlns:mc="http://schemas.openxmlformats.org/markup-compatibility/2006" xmlns:aink="http://schemas.microsoft.com/office/drawing/2016/ink" xmlns:am3d="http://schemas.microsoft.com/office/drawing/2017/model3d" xmlns:o="urn:schemas-microsoft-com:office:office" xmlns:oel="http://schemas.microsoft.com/office/2019/extlst" xmlns:r="http://schemas.openxmlformats.org/officeDocument/2006/relationships" xmlns:m="http://schemas.openxmlformats.org/officeDocument/2006/math" xmlns:v="urn:schemas-microsoft-com:vml" xmlns:wp14="http://schemas.microsoft.com/office/word/2010/wordprocessingDrawing" xmlns:wp="http://schemas.openxmlformats.org/drawingml/2006/wordprocessingDrawing" xmlns:w10="urn:schemas-microsoft-com:office:word" xmlns:w="http://schemas.openxmlformats.org/wordprocessingml/2006/main" xmlns:w14="http://schemas.microsoft.com/office/word/2010/wordml" xmlns:w15="http://schemas.microsoft.com/office/word/2012/wordml" xmlns:w16cex="http://schemas.microsoft.com/office/word/2018/wordml/cex" xmlns:w16cid="http://schemas.microsoft.com/office/word/2016/wordml/cid" xmlns:w16="http://schemas.microsoft.com/office/word/2018/wordml" xmlns:w16sdtdh="http://schemas.microsoft.com/office/word/2020/wordml/sdtdatahash" xmlns:w16se="http://schemas.microsoft.com/office/word/2015/wordml/symex" xmlns:wpg="http://schemas.microsoft.com/office/word/2010/wordprocessingGroup" xmlns:wpi="http://schemas.microsoft.com/office/word/2010/wordprocessingInk" xmlns:wne="http://schemas.microsoft.com/office/word/2006/wordml" xmlns:wps="http://schemas.microsoft.com/office/word/2010/wordprocessingShape" mc:Ignorable="w14 w15 w16se w16cid w16 w16cex w16sdtdh wp14">
   <w:endnote w:type="separator" w:id="-1">
     <w:p>
       <w:pPr>
@@ -8602,7 +9236,7 @@
 </file>
 
 <file path=word/footer1.xml><?xml version="1.0" encoding="utf-8"?>
-<w:ftr xmlns:wpc="http://schemas.microsoft.com/office/word/2010/wordprocessingCanvas" xmlns:cx="http://schemas.microsoft.com/office/drawing/2014/chartex" xmlns:cx1="http://schemas.microsoft.com/office/drawing/2015/9/8/chartex" xmlns:cx2="http://schemas.microsoft.com/office/drawing/2015/10/21/chartex" xmlns:cx3="http://schemas.microsoft.com/office/drawing/2016/5/9/chartex" xmlns:cx4="http://schemas.microsoft.com/office/drawing/2016/5/10/chartex" xmlns:cx5="http://schemas.microsoft.com/office/drawing/2016/5/11/chartex" xmlns:cx6="http://schemas.microsoft.com/office/drawing/2016/5/12/chartex" xmlns:cx7="http://schemas.microsoft.com/office/drawing/2016/5/13/chartex" xmlns:cx8="http://schemas.microsoft.com/office/drawing/2016/5/14/chartex" xmlns:mc="http://schemas.openxmlformats.org/markup-compatibility/2006" xmlns:aink="http://schemas.microsoft.com/office/drawing/2016/ink" xmlns:am3d="http://schemas.microsoft.com/office/drawing/2017/model3d" xmlns:o="urn:schemas-microsoft-com:office:office" xmlns:oel="http://schemas.microsoft.com/office/2019/extlst" xmlns:r="http://schemas.openxmlformats.org/officeDocument/2006/relationships" xmlns:m="http://schemas.openxmlformats.org/officeDocument/2006/math" xmlns:v="urn:schemas-microsoft-com:vml" xmlns:wp14="http://schemas.microsoft.com/office/word/2010/wordprocessingDrawing" xmlns:wp="http://schemas.openxmlformats.org/drawingml/2006/wordprocessingDrawing" xmlns:w10="urn:schemas-microsoft-com:office:word" xmlns:w="http://schemas.openxmlformats.org/wordprocessingml/2006/main" xmlns:w14="http://schemas.microsoft.com/office/word/2010/wordml" xmlns:w15="http://schemas.microsoft.com/office/word/2012/wordml" xmlns:w16cex="http://schemas.microsoft.com/office/word/2018/wordml/cex" xmlns:w16cid="http://schemas.microsoft.com/office/word/2016/wordml/cid" xmlns:w16="http://schemas.microsoft.com/office/word/2018/wordml" xmlns:w16du="http://schemas.microsoft.com/office/word/2023/wordml/word16du" xmlns:w16sdtdh="http://schemas.microsoft.com/office/word/2020/wordml/sdtdatahash" xmlns:w16sdtfl="http://schemas.microsoft.com/office/word/2024/wordml/sdtformatlock" xmlns:w16se="http://schemas.microsoft.com/office/word/2015/wordml/symex" xmlns:wpg="http://schemas.microsoft.com/office/word/2010/wordprocessingGroup" xmlns:wpi="http://schemas.microsoft.com/office/word/2010/wordprocessingInk" xmlns:wne="http://schemas.microsoft.com/office/word/2006/wordml" xmlns:wps="http://schemas.microsoft.com/office/word/2010/wordprocessingShape" mc:Ignorable="w14 w15 w16se w16cid w16 w16cex w16sdtdh w16sdtfl w16du wp14">
+<w:ftr xmlns:wpc="http://schemas.microsoft.com/office/word/2010/wordprocessingCanvas" xmlns:cx="http://schemas.microsoft.com/office/drawing/2014/chartex" xmlns:cx1="http://schemas.microsoft.com/office/drawing/2015/9/8/chartex" xmlns:cx2="http://schemas.microsoft.com/office/drawing/2015/10/21/chartex" xmlns:cx3="http://schemas.microsoft.com/office/drawing/2016/5/9/chartex" xmlns:cx4="http://schemas.microsoft.com/office/drawing/2016/5/10/chartex" xmlns:cx5="http://schemas.microsoft.com/office/drawing/2016/5/11/chartex" xmlns:cx6="http://schemas.microsoft.com/office/drawing/2016/5/12/chartex" xmlns:cx7="http://schemas.microsoft.com/office/drawing/2016/5/13/chartex" xmlns:cx8="http://schemas.microsoft.com/office/drawing/2016/5/14/chartex" xmlns:mc="http://schemas.openxmlformats.org/markup-compatibility/2006" xmlns:aink="http://schemas.microsoft.com/office/drawing/2016/ink" xmlns:am3d="http://schemas.microsoft.com/office/drawing/2017/model3d" xmlns:o="urn:schemas-microsoft-com:office:office" xmlns:oel="http://schemas.microsoft.com/office/2019/extlst" xmlns:r="http://schemas.openxmlformats.org/officeDocument/2006/relationships" xmlns:m="http://schemas.openxmlformats.org/officeDocument/2006/math" xmlns:v="urn:schemas-microsoft-com:vml" xmlns:wp14="http://schemas.microsoft.com/office/word/2010/wordprocessingDrawing" xmlns:wp="http://schemas.openxmlformats.org/drawingml/2006/wordprocessingDrawing" xmlns:w10="urn:schemas-microsoft-com:office:word" xmlns:w="http://schemas.openxmlformats.org/wordprocessingml/2006/main" xmlns:w14="http://schemas.microsoft.com/office/word/2010/wordml" xmlns:w15="http://schemas.microsoft.com/office/word/2012/wordml" xmlns:w16cex="http://schemas.microsoft.com/office/word/2018/wordml/cex" xmlns:w16cid="http://schemas.microsoft.com/office/word/2016/wordml/cid" xmlns:w16="http://schemas.microsoft.com/office/word/2018/wordml" xmlns:w16sdtdh="http://schemas.microsoft.com/office/word/2020/wordml/sdtdatahash" xmlns:w16se="http://schemas.microsoft.com/office/word/2015/wordml/symex" xmlns:wpg="http://schemas.microsoft.com/office/word/2010/wordprocessingGroup" xmlns:wpi="http://schemas.microsoft.com/office/word/2010/wordprocessingInk" xmlns:wne="http://schemas.microsoft.com/office/word/2006/wordml" xmlns:wps="http://schemas.microsoft.com/office/word/2010/wordprocessingShape" mc:Ignorable="w14 w15 w16se w16cid w16 w16cex w16sdtdh wp14">
   <w:sdt>
     <w:sdtPr>
       <w:rPr>
@@ -8730,7 +9364,7 @@
 </file>
 
 <file path=word/footnotes.xml><?xml version="1.0" encoding="utf-8"?>
-<w:footnotes xmlns:wpc="http://schemas.microsoft.com/office/word/2010/wordprocessingCanvas" xmlns:cx="http://schemas.microsoft.com/office/drawing/2014/chartex" xmlns:cx1="http://schemas.microsoft.com/office/drawing/2015/9/8/chartex" xmlns:cx2="http://schemas.microsoft.com/office/drawing/2015/10/21/chartex" xmlns:cx3="http://schemas.microsoft.com/office/drawing/2016/5/9/chartex" xmlns:cx4="http://schemas.microsoft.com/office/drawing/2016/5/10/chartex" xmlns:cx5="http://schemas.microsoft.com/office/drawing/2016/5/11/chartex" xmlns:cx6="http://schemas.microsoft.com/office/drawing/2016/5/12/chartex" xmlns:cx7="http://schemas.microsoft.com/office/drawing/2016/5/13/chartex" xmlns:cx8="http://schemas.microsoft.com/office/drawing/2016/5/14/chartex" xmlns:mc="http://schemas.openxmlformats.org/markup-compatibility/2006" xmlns:aink="http://schemas.microsoft.com/office/drawing/2016/ink" xmlns:am3d="http://schemas.microsoft.com/office/drawing/2017/model3d" xmlns:o="urn:schemas-microsoft-com:office:office" xmlns:oel="http://schemas.microsoft.com/office/2019/extlst" xmlns:r="http://schemas.openxmlformats.org/officeDocument/2006/relationships" xmlns:m="http://schemas.openxmlformats.org/officeDocument/2006/math" xmlns:v="urn:schemas-microsoft-com:vml" xmlns:wp14="http://schemas.microsoft.com/office/word/2010/wordprocessingDrawing" xmlns:wp="http://schemas.openxmlformats.org/drawingml/2006/wordprocessingDrawing" xmlns:w10="urn:schemas-microsoft-com:office:word" xmlns:w="http://schemas.openxmlformats.org/wordprocessingml/2006/main" xmlns:w14="http://schemas.microsoft.com/office/word/2010/wordml" xmlns:w15="http://schemas.microsoft.com/office/word/2012/wordml" xmlns:w16cex="http://schemas.microsoft.com/office/word/2018/wordml/cex" xmlns:w16cid="http://schemas.microsoft.com/office/word/2016/wordml/cid" xmlns:w16="http://schemas.microsoft.com/office/word/2018/wordml" xmlns:w16du="http://schemas.microsoft.com/office/word/2023/wordml/word16du" xmlns:w16sdtdh="http://schemas.microsoft.com/office/word/2020/wordml/sdtdatahash" xmlns:w16sdtfl="http://schemas.microsoft.com/office/word/2024/wordml/sdtformatlock" xmlns:w16se="http://schemas.microsoft.com/office/word/2015/wordml/symex" xmlns:wpg="http://schemas.microsoft.com/office/word/2010/wordprocessingGroup" xmlns:wpi="http://schemas.microsoft.com/office/word/2010/wordprocessingInk" xmlns:wne="http://schemas.microsoft.com/office/word/2006/wordml" xmlns:wps="http://schemas.microsoft.com/office/word/2010/wordprocessingShape" mc:Ignorable="w14 w15 w16se w16cid w16 w16cex w16sdtdh w16sdtfl w16du wp14">
+<w:footnotes xmlns:wpc="http://schemas.microsoft.com/office/word/2010/wordprocessingCanvas" xmlns:cx="http://schemas.microsoft.com/office/drawing/2014/chartex" xmlns:cx1="http://schemas.microsoft.com/office/drawing/2015/9/8/chartex" xmlns:cx2="http://schemas.microsoft.com/office/drawing/2015/10/21/chartex" xmlns:cx3="http://schemas.microsoft.com/office/drawing/2016/5/9/chartex" xmlns:cx4="http://schemas.microsoft.com/office/drawing/2016/5/10/chartex" xmlns:cx5="http://schemas.microsoft.com/office/drawing/2016/5/11/chartex" xmlns:cx6="http://schemas.microsoft.com/office/drawing/2016/5/12/chartex" xmlns:cx7="http://schemas.microsoft.com/office/drawing/2016/5/13/chartex" xmlns:cx8="http://schemas.microsoft.com/office/drawing/2016/5/14/chartex" xmlns:mc="http://schemas.openxmlformats.org/markup-compatibility/2006" xmlns:aink="http://schemas.microsoft.com/office/drawing/2016/ink" xmlns:am3d="http://schemas.microsoft.com/office/drawing/2017/model3d" xmlns:o="urn:schemas-microsoft-com:office:office" xmlns:oel="http://schemas.microsoft.com/office/2019/extlst" xmlns:r="http://schemas.openxmlformats.org/officeDocument/2006/relationships" xmlns:m="http://schemas.openxmlformats.org/officeDocument/2006/math" xmlns:v="urn:schemas-microsoft-com:vml" xmlns:wp14="http://schemas.microsoft.com/office/word/2010/wordprocessingDrawing" xmlns:wp="http://schemas.openxmlformats.org/drawingml/2006/wordprocessingDrawing" xmlns:w10="urn:schemas-microsoft-com:office:word" xmlns:w="http://schemas.openxmlformats.org/wordprocessingml/2006/main" xmlns:w14="http://schemas.microsoft.com/office/word/2010/wordml" xmlns:w15="http://schemas.microsoft.com/office/word/2012/wordml" xmlns:w16cex="http://schemas.microsoft.com/office/word/2018/wordml/cex" xmlns:w16cid="http://schemas.microsoft.com/office/word/2016/wordml/cid" xmlns:w16="http://schemas.microsoft.com/office/word/2018/wordml" xmlns:w16sdtdh="http://schemas.microsoft.com/office/word/2020/wordml/sdtdatahash" xmlns:w16se="http://schemas.microsoft.com/office/word/2015/wordml/symex" xmlns:wpg="http://schemas.microsoft.com/office/word/2010/wordprocessingGroup" xmlns:wpi="http://schemas.microsoft.com/office/word/2010/wordprocessingInk" xmlns:wne="http://schemas.microsoft.com/office/word/2006/wordml" xmlns:wps="http://schemas.microsoft.com/office/word/2010/wordprocessingShape" mc:Ignorable="w14 w15 w16se w16cid w16 w16cex w16sdtdh wp14">
   <w:footnote w:type="separator" w:id="-1">
     <w:p>
       <w:pPr>
@@ -8755,7 +9389,7 @@
 </file>
 
 <file path=word/numbering.xml><?xml version="1.0" encoding="utf-8"?>
-<w:numbering xmlns:wpc="http://schemas.microsoft.com/office/word/2010/wordprocessingCanvas" xmlns:cx="http://schemas.microsoft.com/office/drawing/2014/chartex" xmlns:cx1="http://schemas.microsoft.com/office/drawing/2015/9/8/chartex" xmlns:cx2="http://schemas.microsoft.com/office/drawing/2015/10/21/chartex" xmlns:cx3="http://schemas.microsoft.com/office/drawing/2016/5/9/chartex" xmlns:cx4="http://schemas.microsoft.com/office/drawing/2016/5/10/chartex" xmlns:cx5="http://schemas.microsoft.com/office/drawing/2016/5/11/chartex" xmlns:cx6="http://schemas.microsoft.com/office/drawing/2016/5/12/chartex" xmlns:cx7="http://schemas.microsoft.com/office/drawing/2016/5/13/chartex" xmlns:cx8="http://schemas.microsoft.com/office/drawing/2016/5/14/chartex" xmlns:mc="http://schemas.openxmlformats.org/markup-compatibility/2006" xmlns:aink="http://schemas.microsoft.com/office/drawing/2016/ink" xmlns:am3d="http://schemas.microsoft.com/office/drawing/2017/model3d" xmlns:o="urn:schemas-microsoft-com:office:office" xmlns:oel="http://schemas.microsoft.com/office/2019/extlst" xmlns:r="http://schemas.openxmlformats.org/officeDocument/2006/relationships" xmlns:m="http://schemas.openxmlformats.org/officeDocument/2006/math" xmlns:v="urn:schemas-microsoft-com:vml" xmlns:wp14="http://schemas.microsoft.com/office/word/2010/wordprocessingDrawing" xmlns:wp="http://schemas.openxmlformats.org/drawingml/2006/wordprocessingDrawing" xmlns:w10="urn:schemas-microsoft-com:office:word" xmlns:w="http://schemas.openxmlformats.org/wordprocessingml/2006/main" xmlns:w14="http://schemas.microsoft.com/office/word/2010/wordml" xmlns:w15="http://schemas.microsoft.com/office/word/2012/wordml" xmlns:w16cex="http://schemas.microsoft.com/office/word/2018/wordml/cex" xmlns:w16cid="http://schemas.microsoft.com/office/word/2016/wordml/cid" xmlns:w16="http://schemas.microsoft.com/office/word/2018/wordml" xmlns:w16du="http://schemas.microsoft.com/office/word/2023/wordml/word16du" xmlns:w16sdtdh="http://schemas.microsoft.com/office/word/2020/wordml/sdtdatahash" xmlns:w16sdtfl="http://schemas.microsoft.com/office/word/2024/wordml/sdtformatlock" xmlns:w16se="http://schemas.microsoft.com/office/word/2015/wordml/symex" xmlns:wpg="http://schemas.microsoft.com/office/word/2010/wordprocessingGroup" xmlns:wpi="http://schemas.microsoft.com/office/word/2010/wordprocessingInk" xmlns:wne="http://schemas.microsoft.com/office/word/2006/wordml" xmlns:wps="http://schemas.microsoft.com/office/word/2010/wordprocessingShape" mc:Ignorable="w14 w15 w16se w16cid w16 w16cex w16sdtdh w16sdtfl w16du wp14">
+<w:numbering xmlns:wpc="http://schemas.microsoft.com/office/word/2010/wordprocessingCanvas" xmlns:cx="http://schemas.microsoft.com/office/drawing/2014/chartex" xmlns:cx1="http://schemas.microsoft.com/office/drawing/2015/9/8/chartex" xmlns:cx2="http://schemas.microsoft.com/office/drawing/2015/10/21/chartex" xmlns:cx3="http://schemas.microsoft.com/office/drawing/2016/5/9/chartex" xmlns:cx4="http://schemas.microsoft.com/office/drawing/2016/5/10/chartex" xmlns:cx5="http://schemas.microsoft.com/office/drawing/2016/5/11/chartex" xmlns:cx6="http://schemas.microsoft.com/office/drawing/2016/5/12/chartex" xmlns:cx7="http://schemas.microsoft.com/office/drawing/2016/5/13/chartex" xmlns:cx8="http://schemas.microsoft.com/office/drawing/2016/5/14/chartex" xmlns:mc="http://schemas.openxmlformats.org/markup-compatibility/2006" xmlns:aink="http://schemas.microsoft.com/office/drawing/2016/ink" xmlns:am3d="http://schemas.microsoft.com/office/drawing/2017/model3d" xmlns:o="urn:schemas-microsoft-com:office:office" xmlns:oel="http://schemas.microsoft.com/office/2019/extlst" xmlns:r="http://schemas.openxmlformats.org/officeDocument/2006/relationships" xmlns:m="http://schemas.openxmlformats.org/officeDocument/2006/math" xmlns:v="urn:schemas-microsoft-com:vml" xmlns:wp14="http://schemas.microsoft.com/office/word/2010/wordprocessingDrawing" xmlns:wp="http://schemas.openxmlformats.org/drawingml/2006/wordprocessingDrawing" xmlns:w10="urn:schemas-microsoft-com:office:word" xmlns:w="http://schemas.openxmlformats.org/wordprocessingml/2006/main" xmlns:w14="http://schemas.microsoft.com/office/word/2010/wordml" xmlns:w15="http://schemas.microsoft.com/office/word/2012/wordml" xmlns:w16cex="http://schemas.microsoft.com/office/word/2018/wordml/cex" xmlns:w16cid="http://schemas.microsoft.com/office/word/2016/wordml/cid" xmlns:w16="http://schemas.microsoft.com/office/word/2018/wordml" xmlns:w16sdtdh="http://schemas.microsoft.com/office/word/2020/wordml/sdtdatahash" xmlns:w16se="http://schemas.microsoft.com/office/word/2015/wordml/symex" xmlns:wpg="http://schemas.microsoft.com/office/word/2010/wordprocessingGroup" xmlns:wpi="http://schemas.microsoft.com/office/word/2010/wordprocessingInk" xmlns:wne="http://schemas.microsoft.com/office/word/2006/wordml" xmlns:wps="http://schemas.microsoft.com/office/word/2010/wordprocessingShape" mc:Ignorable="w14 w15 w16se w16cid w16 w16cex w16sdtdh wp14">
   <w:abstractNum w:abstractNumId="0" w15:restartNumberingAfterBreak="0">
     <w:nsid w:val="188C77DD"/>
     <w:multiLevelType w:val="hybridMultilevel"/>
@@ -8781,7 +9415,7 @@
         <w:ind w:left="1440" w:hanging="360"/>
       </w:pPr>
     </w:lvl>
-    <w:lvl w:ilvl="2" w:tplc="0409001B" w:tentative="1">
+    <w:lvl w:ilvl="2" w:tplc="0409001B">
       <w:start w:val="1"/>
       <w:numFmt w:val="lowerRoman"/>
       <w:lvlText w:val="%3."/>
@@ -9151,16 +9785,8 @@
 </w:numbering>
 </file>
 
-<file path=word/people.xml><?xml version="1.0" encoding="utf-8"?>
-<w15:people xmlns:wpc="http://schemas.microsoft.com/office/word/2010/wordprocessingCanvas" xmlns:cx="http://schemas.microsoft.com/office/drawing/2014/chartex" xmlns:cx1="http://schemas.microsoft.com/office/drawing/2015/9/8/chartex" xmlns:cx2="http://schemas.microsoft.com/office/drawing/2015/10/21/chartex" xmlns:cx3="http://schemas.microsoft.com/office/drawing/2016/5/9/chartex" xmlns:cx4="http://schemas.microsoft.com/office/drawing/2016/5/10/chartex" xmlns:cx5="http://schemas.microsoft.com/office/drawing/2016/5/11/chartex" xmlns:cx6="http://schemas.microsoft.com/office/drawing/2016/5/12/chartex" xmlns:cx7="http://schemas.microsoft.com/office/drawing/2016/5/13/chartex" xmlns:cx8="http://schemas.microsoft.com/office/drawing/2016/5/14/chartex" xmlns:mc="http://schemas.openxmlformats.org/markup-compatibility/2006" xmlns:aink="http://schemas.microsoft.com/office/drawing/2016/ink" xmlns:am3d="http://schemas.microsoft.com/office/drawing/2017/model3d" xmlns:o="urn:schemas-microsoft-com:office:office" xmlns:oel="http://schemas.microsoft.com/office/2019/extlst" xmlns:r="http://schemas.openxmlformats.org/officeDocument/2006/relationships" xmlns:m="http://schemas.openxmlformats.org/officeDocument/2006/math" xmlns:v="urn:schemas-microsoft-com:vml" xmlns:wp14="http://schemas.microsoft.com/office/word/2010/wordprocessingDrawing" xmlns:wp="http://schemas.openxmlformats.org/drawingml/2006/wordprocessingDrawing" xmlns:w10="urn:schemas-microsoft-com:office:word" xmlns:w="http://schemas.openxmlformats.org/wordprocessingml/2006/main" xmlns:w14="http://schemas.microsoft.com/office/word/2010/wordml" xmlns:w15="http://schemas.microsoft.com/office/word/2012/wordml" xmlns:w16cex="http://schemas.microsoft.com/office/word/2018/wordml/cex" xmlns:w16cid="http://schemas.microsoft.com/office/word/2016/wordml/cid" xmlns:w16="http://schemas.microsoft.com/office/word/2018/wordml" xmlns:w16du="http://schemas.microsoft.com/office/word/2023/wordml/word16du" xmlns:w16sdtdh="http://schemas.microsoft.com/office/word/2020/wordml/sdtdatahash" xmlns:w16sdtfl="http://schemas.microsoft.com/office/word/2024/wordml/sdtformatlock" xmlns:w16se="http://schemas.microsoft.com/office/word/2015/wordml/symex" xmlns:wpg="http://schemas.microsoft.com/office/word/2010/wordprocessingGroup" xmlns:wpi="http://schemas.microsoft.com/office/word/2010/wordprocessingInk" xmlns:wne="http://schemas.microsoft.com/office/word/2006/wordml" xmlns:wps="http://schemas.microsoft.com/office/word/2010/wordprocessingShape" mc:Ignorable="w14 w15 w16se w16cid w16 w16cex w16sdtdh w16sdtfl w16du wp14">
-  <w15:person w15:author="Matthew Newsted">
-    <w15:presenceInfo w15:providerId="AD" w15:userId="S::mnewsted@illinoislegalaidonline.onmicrosoft.com::c0752f42-06a4-4414-ad05-3189f088c7cf"/>
-  </w15:person>
-</w15:people>
-</file>
-
 <file path=word/styles.xml><?xml version="1.0" encoding="utf-8"?>
-<w:styles xmlns:mc="http://schemas.openxmlformats.org/markup-compatibility/2006" xmlns:r="http://schemas.openxmlformats.org/officeDocument/2006/relationships" xmlns:w="http://schemas.openxmlformats.org/wordprocessingml/2006/main" xmlns:w14="http://schemas.microsoft.com/office/word/2010/wordml" xmlns:w15="http://schemas.microsoft.com/office/word/2012/wordml" xmlns:w16cex="http://schemas.microsoft.com/office/word/2018/wordml/cex" xmlns:w16cid="http://schemas.microsoft.com/office/word/2016/wordml/cid" xmlns:w16="http://schemas.microsoft.com/office/word/2018/wordml" xmlns:w16du="http://schemas.microsoft.com/office/word/2023/wordml/word16du" xmlns:w16sdtdh="http://schemas.microsoft.com/office/word/2020/wordml/sdtdatahash" xmlns:w16sdtfl="http://schemas.microsoft.com/office/word/2024/wordml/sdtformatlock" xmlns:w16se="http://schemas.microsoft.com/office/word/2015/wordml/symex" mc:Ignorable="w14 w15 w16se w16cid w16 w16cex w16sdtdh w16sdtfl w16du">
+<w:styles xmlns:mc="http://schemas.openxmlformats.org/markup-compatibility/2006" xmlns:r="http://schemas.openxmlformats.org/officeDocument/2006/relationships" xmlns:w="http://schemas.openxmlformats.org/wordprocessingml/2006/main" xmlns:w14="http://schemas.microsoft.com/office/word/2010/wordml" xmlns:w15="http://schemas.microsoft.com/office/word/2012/wordml" xmlns:w16cex="http://schemas.microsoft.com/office/word/2018/wordml/cex" xmlns:w16cid="http://schemas.microsoft.com/office/word/2016/wordml/cid" xmlns:w16="http://schemas.microsoft.com/office/word/2018/wordml" xmlns:w16sdtdh="http://schemas.microsoft.com/office/word/2020/wordml/sdtdatahash" xmlns:w16se="http://schemas.microsoft.com/office/word/2015/wordml/symex" mc:Ignorable="w14 w15 w16se w16cid w16 w16cex w16sdtdh">
   <w:docDefaults>
     <w:rPrDefault>
       <w:rPr>

--- a/docassemble/ParentingTimeSchedule/data/templates/Motion_to_modify_parenting_time.docx
+++ b/docassemble/ParentingTimeSchedule/data/templates/Motion_to_modify_parenting_time.docx
@@ -1,6 +1,6 @@
 
 <file path=word/document.xml><?xml version="1.0" encoding="utf-8"?>
-<w:document xmlns:wpc="http://schemas.microsoft.com/office/word/2010/wordprocessingCanvas" xmlns:cx="http://schemas.microsoft.com/office/drawing/2014/chartex" xmlns:cx1="http://schemas.microsoft.com/office/drawing/2015/9/8/chartex" xmlns:cx2="http://schemas.microsoft.com/office/drawing/2015/10/21/chartex" xmlns:cx3="http://schemas.microsoft.com/office/drawing/2016/5/9/chartex" xmlns:cx4="http://schemas.microsoft.com/office/drawing/2016/5/10/chartex" xmlns:cx5="http://schemas.microsoft.com/office/drawing/2016/5/11/chartex" xmlns:cx6="http://schemas.microsoft.com/office/drawing/2016/5/12/chartex" xmlns:cx7="http://schemas.microsoft.com/office/drawing/2016/5/13/chartex" xmlns:cx8="http://schemas.microsoft.com/office/drawing/2016/5/14/chartex" xmlns:mc="http://schemas.openxmlformats.org/markup-compatibility/2006" xmlns:aink="http://schemas.microsoft.com/office/drawing/2016/ink" xmlns:am3d="http://schemas.microsoft.com/office/drawing/2017/model3d" xmlns:o="urn:schemas-microsoft-com:office:office" xmlns:oel="http://schemas.microsoft.com/office/2019/extlst" xmlns:r="http://schemas.openxmlformats.org/officeDocument/2006/relationships" xmlns:m="http://schemas.openxmlformats.org/officeDocument/2006/math" xmlns:v="urn:schemas-microsoft-com:vml" xmlns:wp14="http://schemas.microsoft.com/office/word/2010/wordprocessingDrawing" xmlns:wp="http://schemas.openxmlformats.org/drawingml/2006/wordprocessingDrawing" xmlns:w10="urn:schemas-microsoft-com:office:word" xmlns:w="http://schemas.openxmlformats.org/wordprocessingml/2006/main" xmlns:w14="http://schemas.microsoft.com/office/word/2010/wordml" xmlns:w15="http://schemas.microsoft.com/office/word/2012/wordml" xmlns:w16cex="http://schemas.microsoft.com/office/word/2018/wordml/cex" xmlns:w16cid="http://schemas.microsoft.com/office/word/2016/wordml/cid" xmlns:w16="http://schemas.microsoft.com/office/word/2018/wordml" xmlns:w16sdtdh="http://schemas.microsoft.com/office/word/2020/wordml/sdtdatahash" xmlns:w16se="http://schemas.microsoft.com/office/word/2015/wordml/symex" xmlns:wpg="http://schemas.microsoft.com/office/word/2010/wordprocessingGroup" xmlns:wpi="http://schemas.microsoft.com/office/word/2010/wordprocessingInk" xmlns:wne="http://schemas.microsoft.com/office/word/2006/wordml" xmlns:wps="http://schemas.microsoft.com/office/word/2010/wordprocessingShape" mc:Ignorable="w14 w15 w16se w16cid w16 w16cex w16sdtdh wp14">
+<w:document xmlns:wpc="http://schemas.microsoft.com/office/word/2010/wordprocessingCanvas" xmlns:cx="http://schemas.microsoft.com/office/drawing/2014/chartex" xmlns:cx1="http://schemas.microsoft.com/office/drawing/2015/9/8/chartex" xmlns:cx2="http://schemas.microsoft.com/office/drawing/2015/10/21/chartex" xmlns:cx3="http://schemas.microsoft.com/office/drawing/2016/5/9/chartex" xmlns:cx4="http://schemas.microsoft.com/office/drawing/2016/5/10/chartex" xmlns:cx5="http://schemas.microsoft.com/office/drawing/2016/5/11/chartex" xmlns:cx6="http://schemas.microsoft.com/office/drawing/2016/5/12/chartex" xmlns:cx7="http://schemas.microsoft.com/office/drawing/2016/5/13/chartex" xmlns:cx8="http://schemas.microsoft.com/office/drawing/2016/5/14/chartex" xmlns:mc="http://schemas.openxmlformats.org/markup-compatibility/2006" xmlns:aink="http://schemas.microsoft.com/office/drawing/2016/ink" xmlns:am3d="http://schemas.microsoft.com/office/drawing/2017/model3d" xmlns:o="urn:schemas-microsoft-com:office:office" xmlns:oel="http://schemas.microsoft.com/office/2019/extlst" xmlns:r="http://schemas.openxmlformats.org/officeDocument/2006/relationships" xmlns:m="http://schemas.openxmlformats.org/officeDocument/2006/math" xmlns:v="urn:schemas-microsoft-com:vml" xmlns:wp14="http://schemas.microsoft.com/office/word/2010/wordprocessingDrawing" xmlns:wp="http://schemas.openxmlformats.org/drawingml/2006/wordprocessingDrawing" xmlns:w10="urn:schemas-microsoft-com:office:word" xmlns:w="http://schemas.openxmlformats.org/wordprocessingml/2006/main" xmlns:w14="http://schemas.microsoft.com/office/word/2010/wordml" xmlns:w15="http://schemas.microsoft.com/office/word/2012/wordml" xmlns:w16cex="http://schemas.microsoft.com/office/word/2018/wordml/cex" xmlns:w16cid="http://schemas.microsoft.com/office/word/2016/wordml/cid" xmlns:w16="http://schemas.microsoft.com/office/word/2018/wordml" xmlns:w16du="http://schemas.microsoft.com/office/word/2023/wordml/word16du" xmlns:w16sdtdh="http://schemas.microsoft.com/office/word/2020/wordml/sdtdatahash" xmlns:w16sdtfl="http://schemas.microsoft.com/office/word/2024/wordml/sdtformatlock" xmlns:w16se="http://schemas.microsoft.com/office/word/2015/wordml/symex" xmlns:wpg="http://schemas.microsoft.com/office/word/2010/wordprocessingGroup" xmlns:wpi="http://schemas.microsoft.com/office/word/2010/wordprocessingInk" xmlns:wne="http://schemas.microsoft.com/office/word/2006/wordml" xmlns:wps="http://schemas.microsoft.com/office/word/2010/wordprocessingShape" mc:Ignorable="w14 w15 w16se w16cid w16 w16cex w16sdtdh w16sdtfl w16du wp14">
   <w:body>
     <w:p>
       <w:pPr>
@@ -618,7 +618,13 @@
         <w:rPr>
           <w:rFonts w:ascii="Arial" w:hAnsi="Arial" w:cs="Arial"/>
         </w:rPr>
-        <w:t>me is {{ users[0].name_full() }}. I am {{ users[0].age_in_years() }} years old. {% if hide_address %}I am using an alternative address because disclosing my address would put me or my household at risk.{% else %}I live at {{ users[0].address.on_one_line(bare=True) }}.{% endif %}</w:t>
+        <w:t xml:space="preserve">name </w:t>
+      </w:r>
+      <w:r>
+        <w:rPr>
+          <w:rFonts w:ascii="Arial" w:hAnsi="Arial" w:cs="Arial"/>
+        </w:rPr>
+        <w:t>is {{ users[0].name_full() }}. I am {{ users[0].age_in_years() }} years old. {% if hide_address %}I am using an alternative address because disclosing my address would put me or my household at risk.{% else %}I live at {{ users[0].address.on_one_line(bare=True) }}.{% endif %}</w:t>
       </w:r>
     </w:p>
     <w:p>
@@ -643,7 +649,13 @@
         <w:rPr>
           <w:rFonts w:ascii="Arial" w:hAnsi="Arial" w:cs="Arial"/>
         </w:rPr>
-        <w:t>ther parent is {{ other_parties[0].name_full() }}.{% if knows_other_parent_dob %} They are {{ other_parties[0].age_in_years() }} years old.{% endif %}{% if knows_other_parent_address %} They live at {{ other_parties[0].address.on_one_line(bare=True) }}.{% endif %}</w:t>
+        <w:t xml:space="preserve">other </w:t>
+      </w:r>
+      <w:r>
+        <w:rPr>
+          <w:rFonts w:ascii="Arial" w:hAnsi="Arial" w:cs="Arial"/>
+        </w:rPr>
+        <w:t>parent is {{ other_parties[0].name_full() }}.{% if knows_other_parent_dob %} They are {{ other_parties[0].age_in_years() }} years old.{% endif %}{% if knows_other_parent_address %} They live at {{ other_parties[0].address.on_one_line(bare=True) }}.{% endif %}</w:t>
       </w:r>
     </w:p>
     <w:p>
@@ -3508,7 +3520,31 @@
         <w:rPr>
           <w:rFonts w:ascii="Arial" w:hAnsi="Arial" w:cs="Arial"/>
         </w:rPr>
-        <w:t>{% if holiday_list.any_true() %}</w:t>
+        <w:t xml:space="preserve">{% if holiday_list.any_true() </w:t>
+      </w:r>
+      <w:r>
+        <w:rPr>
+          <w:rFonts w:ascii="Arial" w:hAnsi="Arial" w:cs="Arial"/>
+        </w:rPr>
+        <w:t xml:space="preserve">or </w:t>
+      </w:r>
+      <w:r>
+        <w:rPr>
+          <w:rFonts w:ascii="Arial" w:hAnsi="Arial" w:cs="Arial"/>
+        </w:rPr>
+        <w:t>other_holidays.number_gathered()</w:t>
+      </w:r>
+      <w:r>
+        <w:rPr>
+          <w:rFonts w:ascii="Arial" w:hAnsi="Arial" w:cs="Arial"/>
+        </w:rPr>
+        <w:t xml:space="preserve"> &gt; 0 </w:t>
+      </w:r>
+      <w:r>
+        <w:rPr>
+          <w:rFonts w:ascii="Arial" w:hAnsi="Arial" w:cs="Arial"/>
+        </w:rPr>
+        <w:t>%}</w:t>
       </w:r>
       <w:r>
         <w:rPr>
@@ -3528,7 +3564,49 @@
         <w:rPr>
           <w:rFonts w:ascii="Arial" w:hAnsi="Arial" w:cs="Arial"/>
         </w:rPr>
-        <w:t>Each year, holidays may fall during school breaks, causing a conflict. When a conflict happens, the priority will be: 1st Priority: Holiday Schedule; 2nd Priority: School Break Schedule; 3rd Priority: Regular Weekly Schedule.</w:t>
+        <w:t xml:space="preserve">Each year, holidays may fall during school breaks, causing a conflict. When a conflict happens, the priority will be: </w:t>
+      </w:r>
+      <w:r>
+        <w:rPr>
+          <w:rFonts w:ascii="Arial" w:hAnsi="Arial" w:cs="Arial"/>
+          <w:b/>
+          <w:bCs/>
+        </w:rPr>
+        <w:t>1st Priority</w:t>
+      </w:r>
+      <w:r>
+        <w:rPr>
+          <w:rFonts w:ascii="Arial" w:hAnsi="Arial" w:cs="Arial"/>
+        </w:rPr>
+        <w:t xml:space="preserve">: Holiday Schedule; </w:t>
+      </w:r>
+      <w:r>
+        <w:rPr>
+          <w:rFonts w:ascii="Arial" w:hAnsi="Arial" w:cs="Arial"/>
+          <w:b/>
+          <w:bCs/>
+        </w:rPr>
+        <w:t>2nd Priority</w:t>
+      </w:r>
+      <w:r>
+        <w:rPr>
+          <w:rFonts w:ascii="Arial" w:hAnsi="Arial" w:cs="Arial"/>
+        </w:rPr>
+        <w:t xml:space="preserve">: School Break Schedule; </w:t>
+      </w:r>
+      <w:r>
+        <w:rPr>
+          <w:rFonts w:ascii="Arial" w:hAnsi="Arial" w:cs="Arial"/>
+          <w:b/>
+          <w:bCs/>
+        </w:rPr>
+        <w:t>3rd Priority</w:t>
+      </w:r>
+      <w:r>
+        <w:rPr>
+          <w:rFonts w:ascii="Arial" w:hAnsi="Arial" w:cs="Arial"/>
+        </w:rPr>
+        <w:t>: Regular Weekly Schedule.</w:t>
       </w:r>
     </w:p>
     <w:p>
@@ -3601,32 +3679,6 @@
           <w:rFonts w:ascii="Arial" w:hAnsi="Arial" w:cs="Arial"/>
         </w:rPr>
         <w:t xml:space="preserve"> {{ other_parties[0].name.initials }}</w:t>
-      </w:r>
-    </w:p>
-    <w:p>
-      <w:pPr>
-        <w:spacing w:after="0"/>
-        <w:rPr>
-          <w:rFonts w:ascii="Arial" w:hAnsi="Arial" w:cs="Arial"/>
-        </w:rPr>
-      </w:pPr>
-      <w:r>
-        <w:rPr>
-          <w:rFonts w:ascii="Arial" w:hAnsi="Arial" w:cs="Arial"/>
-        </w:rPr>
-        <w:t>{%</w:t>
-      </w:r>
-      <w:r>
-        <w:rPr>
-          <w:rFonts w:ascii="Arial" w:hAnsi="Arial" w:cs="Arial"/>
-        </w:rPr>
-        <w:t>p</w:t>
-      </w:r>
-      <w:r>
-        <w:rPr>
-          <w:rFonts w:ascii="Arial" w:hAnsi="Arial" w:cs="Arial"/>
-        </w:rPr>
-        <w:t xml:space="preserve"> if prepopulated_holidays %}</w:t>
       </w:r>
     </w:p>
     <w:p>
@@ -7280,32 +7332,6 @@
         <w:rPr>
           <w:rFonts w:ascii="Arial" w:hAnsi="Arial" w:cs="Arial"/>
         </w:rPr>
-        <w:t>{%</w:t>
-      </w:r>
-      <w:r>
-        <w:rPr>
-          <w:rFonts w:ascii="Arial" w:hAnsi="Arial" w:cs="Arial"/>
-        </w:rPr>
-        <w:t>p</w:t>
-      </w:r>
-      <w:r>
-        <w:rPr>
-          <w:rFonts w:ascii="Arial" w:hAnsi="Arial" w:cs="Arial"/>
-        </w:rPr>
-        <w:t xml:space="preserve"> endif %}</w:t>
-      </w:r>
-    </w:p>
-    <w:p>
-      <w:pPr>
-        <w:spacing w:after="0"/>
-        <w:rPr>
-          <w:rFonts w:ascii="Arial" w:hAnsi="Arial" w:cs="Arial"/>
-        </w:rPr>
-      </w:pPr>
-      <w:r>
-        <w:rPr>
-          <w:rFonts w:ascii="Arial" w:hAnsi="Arial" w:cs="Arial"/>
-        </w:rPr>
         <w:t>{% endif %}</w:t>
       </w:r>
     </w:p>
@@ -7685,7 +7711,6 @@
         <w:rPr>
           <w:rFonts w:ascii="Arial" w:hAnsi="Arial" w:cs="Arial"/>
         </w:rPr>
-        <w:lastRenderedPageBreak/>
         <w:t>Other: {{ summer_break_other }} (Start day/time: {{ summer_break_start }}; end day/time: {{ summer_break_end }})</w:t>
       </w:r>
     </w:p>
@@ -7700,6 +7725,7 @@
         <w:rPr>
           <w:rFonts w:ascii="Arial" w:hAnsi="Arial" w:cs="Arial"/>
         </w:rPr>
+        <w:lastRenderedPageBreak/>
         <w:t>{%</w:t>
       </w:r>
       <w:r>
@@ -9211,7 +9237,7 @@
 </file>
 
 <file path=word/endnotes.xml><?xml version="1.0" encoding="utf-8"?>
-<w:endnotes xmlns:wpc="http://schemas.microsoft.com/office/word/2010/wordprocessingCanvas" xmlns:cx="http://schemas.microsoft.com/office/drawing/2014/chartex" xmlns:cx1="http://schemas.microsoft.com/office/drawing/2015/9/8/chartex" xmlns:cx2="http://schemas.microsoft.com/office/drawing/2015/10/21/chartex" xmlns:cx3="http://schemas.microsoft.com/office/drawing/2016/5/9/chartex" xmlns:cx4="http://schemas.microsoft.com/office/drawing/2016/5/10/chartex" xmlns:cx5="http://schemas.microsoft.com/office/drawing/2016/5/11/chartex" xmlns:cx6="http://schemas.microsoft.com/office/drawing/2016/5/12/chartex" xmlns:cx7="http://schemas.microsoft.com/office/drawing/2016/5/13/chartex" xmlns:cx8="http://schemas.microsoft.com/office/drawing/2016/5/14/chartex" xmlns:mc="http://schemas.openxmlformats.org/markup-compatibility/2006" xmlns:aink="http://schemas.microsoft.com/office/drawing/2016/ink" xmlns:am3d="http://schemas.microsoft.com/office/drawing/2017/model3d" xmlns:o="urn:schemas-microsoft-com:office:office" xmlns:oel="http://schemas.microsoft.com/office/2019/extlst" xmlns:r="http://schemas.openxmlformats.org/officeDocument/2006/relationships" xmlns:m="http://schemas.openxmlformats.org/officeDocument/2006/math" xmlns:v="urn:schemas-microsoft-com:vml" xmlns:wp14="http://schemas.microsoft.com/office/word/2010/wordprocessingDrawing" xmlns:wp="http://schemas.openxmlformats.org/drawingml/2006/wordprocessingDrawing" xmlns:w10="urn:schemas-microsoft-com:office:word" xmlns:w="http://schemas.openxmlformats.org/wordprocessingml/2006/main" xmlns:w14="http://schemas.microsoft.com/office/word/2010/wordml" xmlns:w15="http://schemas.microsoft.com/office/word/2012/wordml" xmlns:w16cex="http://schemas.microsoft.com/office/word/2018/wordml/cex" xmlns:w16cid="http://schemas.microsoft.com/office/word/2016/wordml/cid" xmlns:w16="http://schemas.microsoft.com/office/word/2018/wordml" xmlns:w16sdtdh="http://schemas.microsoft.com/office/word/2020/wordml/sdtdatahash" xmlns:w16se="http://schemas.microsoft.com/office/word/2015/wordml/symex" xmlns:wpg="http://schemas.microsoft.com/office/word/2010/wordprocessingGroup" xmlns:wpi="http://schemas.microsoft.com/office/word/2010/wordprocessingInk" xmlns:wne="http://schemas.microsoft.com/office/word/2006/wordml" xmlns:wps="http://schemas.microsoft.com/office/word/2010/wordprocessingShape" mc:Ignorable="w14 w15 w16se w16cid w16 w16cex w16sdtdh wp14">
+<w:endnotes xmlns:wpc="http://schemas.microsoft.com/office/word/2010/wordprocessingCanvas" xmlns:cx="http://schemas.microsoft.com/office/drawing/2014/chartex" xmlns:cx1="http://schemas.microsoft.com/office/drawing/2015/9/8/chartex" xmlns:cx2="http://schemas.microsoft.com/office/drawing/2015/10/21/chartex" xmlns:cx3="http://schemas.microsoft.com/office/drawing/2016/5/9/chartex" xmlns:cx4="http://schemas.microsoft.com/office/drawing/2016/5/10/chartex" xmlns:cx5="http://schemas.microsoft.com/office/drawing/2016/5/11/chartex" xmlns:cx6="http://schemas.microsoft.com/office/drawing/2016/5/12/chartex" xmlns:cx7="http://schemas.microsoft.com/office/drawing/2016/5/13/chartex" xmlns:cx8="http://schemas.microsoft.com/office/drawing/2016/5/14/chartex" xmlns:mc="http://schemas.openxmlformats.org/markup-compatibility/2006" xmlns:aink="http://schemas.microsoft.com/office/drawing/2016/ink" xmlns:am3d="http://schemas.microsoft.com/office/drawing/2017/model3d" xmlns:o="urn:schemas-microsoft-com:office:office" xmlns:oel="http://schemas.microsoft.com/office/2019/extlst" xmlns:r="http://schemas.openxmlformats.org/officeDocument/2006/relationships" xmlns:m="http://schemas.openxmlformats.org/officeDocument/2006/math" xmlns:v="urn:schemas-microsoft-com:vml" xmlns:wp14="http://schemas.microsoft.com/office/word/2010/wordprocessingDrawing" xmlns:wp="http://schemas.openxmlformats.org/drawingml/2006/wordprocessingDrawing" xmlns:w10="urn:schemas-microsoft-com:office:word" xmlns:w="http://schemas.openxmlformats.org/wordprocessingml/2006/main" xmlns:w14="http://schemas.microsoft.com/office/word/2010/wordml" xmlns:w15="http://schemas.microsoft.com/office/word/2012/wordml" xmlns:w16cex="http://schemas.microsoft.com/office/word/2018/wordml/cex" xmlns:w16cid="http://schemas.microsoft.com/office/word/2016/wordml/cid" xmlns:w16="http://schemas.microsoft.com/office/word/2018/wordml" xmlns:w16du="http://schemas.microsoft.com/office/word/2023/wordml/word16du" xmlns:w16sdtdh="http://schemas.microsoft.com/office/word/2020/wordml/sdtdatahash" xmlns:w16sdtfl="http://schemas.microsoft.com/office/word/2024/wordml/sdtformatlock" xmlns:w16se="http://schemas.microsoft.com/office/word/2015/wordml/symex" xmlns:wpg="http://schemas.microsoft.com/office/word/2010/wordprocessingGroup" xmlns:wpi="http://schemas.microsoft.com/office/word/2010/wordprocessingInk" xmlns:wne="http://schemas.microsoft.com/office/word/2006/wordml" xmlns:wps="http://schemas.microsoft.com/office/word/2010/wordprocessingShape" mc:Ignorable="w14 w15 w16se w16cid w16 w16cex w16sdtdh w16sdtfl w16du wp14">
   <w:endnote w:type="separator" w:id="-1">
     <w:p>
       <w:pPr>
@@ -9236,7 +9262,7 @@
 </file>
 
 <file path=word/footer1.xml><?xml version="1.0" encoding="utf-8"?>
-<w:ftr xmlns:wpc="http://schemas.microsoft.com/office/word/2010/wordprocessingCanvas" xmlns:cx="http://schemas.microsoft.com/office/drawing/2014/chartex" xmlns:cx1="http://schemas.microsoft.com/office/drawing/2015/9/8/chartex" xmlns:cx2="http://schemas.microsoft.com/office/drawing/2015/10/21/chartex" xmlns:cx3="http://schemas.microsoft.com/office/drawing/2016/5/9/chartex" xmlns:cx4="http://schemas.microsoft.com/office/drawing/2016/5/10/chartex" xmlns:cx5="http://schemas.microsoft.com/office/drawing/2016/5/11/chartex" xmlns:cx6="http://schemas.microsoft.com/office/drawing/2016/5/12/chartex" xmlns:cx7="http://schemas.microsoft.com/office/drawing/2016/5/13/chartex" xmlns:cx8="http://schemas.microsoft.com/office/drawing/2016/5/14/chartex" xmlns:mc="http://schemas.openxmlformats.org/markup-compatibility/2006" xmlns:aink="http://schemas.microsoft.com/office/drawing/2016/ink" xmlns:am3d="http://schemas.microsoft.com/office/drawing/2017/model3d" xmlns:o="urn:schemas-microsoft-com:office:office" xmlns:oel="http://schemas.microsoft.com/office/2019/extlst" xmlns:r="http://schemas.openxmlformats.org/officeDocument/2006/relationships" xmlns:m="http://schemas.openxmlformats.org/officeDocument/2006/math" xmlns:v="urn:schemas-microsoft-com:vml" xmlns:wp14="http://schemas.microsoft.com/office/word/2010/wordprocessingDrawing" xmlns:wp="http://schemas.openxmlformats.org/drawingml/2006/wordprocessingDrawing" xmlns:w10="urn:schemas-microsoft-com:office:word" xmlns:w="http://schemas.openxmlformats.org/wordprocessingml/2006/main" xmlns:w14="http://schemas.microsoft.com/office/word/2010/wordml" xmlns:w15="http://schemas.microsoft.com/office/word/2012/wordml" xmlns:w16cex="http://schemas.microsoft.com/office/word/2018/wordml/cex" xmlns:w16cid="http://schemas.microsoft.com/office/word/2016/wordml/cid" xmlns:w16="http://schemas.microsoft.com/office/word/2018/wordml" xmlns:w16sdtdh="http://schemas.microsoft.com/office/word/2020/wordml/sdtdatahash" xmlns:w16se="http://schemas.microsoft.com/office/word/2015/wordml/symex" xmlns:wpg="http://schemas.microsoft.com/office/word/2010/wordprocessingGroup" xmlns:wpi="http://schemas.microsoft.com/office/word/2010/wordprocessingInk" xmlns:wne="http://schemas.microsoft.com/office/word/2006/wordml" xmlns:wps="http://schemas.microsoft.com/office/word/2010/wordprocessingShape" mc:Ignorable="w14 w15 w16se w16cid w16 w16cex w16sdtdh wp14">
+<w:ftr xmlns:wpc="http://schemas.microsoft.com/office/word/2010/wordprocessingCanvas" xmlns:cx="http://schemas.microsoft.com/office/drawing/2014/chartex" xmlns:cx1="http://schemas.microsoft.com/office/drawing/2015/9/8/chartex" xmlns:cx2="http://schemas.microsoft.com/office/drawing/2015/10/21/chartex" xmlns:cx3="http://schemas.microsoft.com/office/drawing/2016/5/9/chartex" xmlns:cx4="http://schemas.microsoft.com/office/drawing/2016/5/10/chartex" xmlns:cx5="http://schemas.microsoft.com/office/drawing/2016/5/11/chartex" xmlns:cx6="http://schemas.microsoft.com/office/drawing/2016/5/12/chartex" xmlns:cx7="http://schemas.microsoft.com/office/drawing/2016/5/13/chartex" xmlns:cx8="http://schemas.microsoft.com/office/drawing/2016/5/14/chartex" xmlns:mc="http://schemas.openxmlformats.org/markup-compatibility/2006" xmlns:aink="http://schemas.microsoft.com/office/drawing/2016/ink" xmlns:am3d="http://schemas.microsoft.com/office/drawing/2017/model3d" xmlns:o="urn:schemas-microsoft-com:office:office" xmlns:oel="http://schemas.microsoft.com/office/2019/extlst" xmlns:r="http://schemas.openxmlformats.org/officeDocument/2006/relationships" xmlns:m="http://schemas.openxmlformats.org/officeDocument/2006/math" xmlns:v="urn:schemas-microsoft-com:vml" xmlns:wp14="http://schemas.microsoft.com/office/word/2010/wordprocessingDrawing" xmlns:wp="http://schemas.openxmlformats.org/drawingml/2006/wordprocessingDrawing" xmlns:w10="urn:schemas-microsoft-com:office:word" xmlns:w="http://schemas.openxmlformats.org/wordprocessingml/2006/main" xmlns:w14="http://schemas.microsoft.com/office/word/2010/wordml" xmlns:w15="http://schemas.microsoft.com/office/word/2012/wordml" xmlns:w16cex="http://schemas.microsoft.com/office/word/2018/wordml/cex" xmlns:w16cid="http://schemas.microsoft.com/office/word/2016/wordml/cid" xmlns:w16="http://schemas.microsoft.com/office/word/2018/wordml" xmlns:w16du="http://schemas.microsoft.com/office/word/2023/wordml/word16du" xmlns:w16sdtdh="http://schemas.microsoft.com/office/word/2020/wordml/sdtdatahash" xmlns:w16sdtfl="http://schemas.microsoft.com/office/word/2024/wordml/sdtformatlock" xmlns:w16se="http://schemas.microsoft.com/office/word/2015/wordml/symex" xmlns:wpg="http://schemas.microsoft.com/office/word/2010/wordprocessingGroup" xmlns:wpi="http://schemas.microsoft.com/office/word/2010/wordprocessingInk" xmlns:wne="http://schemas.microsoft.com/office/word/2006/wordml" xmlns:wps="http://schemas.microsoft.com/office/word/2010/wordprocessingShape" mc:Ignorable="w14 w15 w16se w16cid w16 w16cex w16sdtdh w16sdtfl w16du wp14">
   <w:sdt>
     <w:sdtPr>
       <w:rPr>
@@ -9364,7 +9390,7 @@
 </file>
 
 <file path=word/footnotes.xml><?xml version="1.0" encoding="utf-8"?>
-<w:footnotes xmlns:wpc="http://schemas.microsoft.com/office/word/2010/wordprocessingCanvas" xmlns:cx="http://schemas.microsoft.com/office/drawing/2014/chartex" xmlns:cx1="http://schemas.microsoft.com/office/drawing/2015/9/8/chartex" xmlns:cx2="http://schemas.microsoft.com/office/drawing/2015/10/21/chartex" xmlns:cx3="http://schemas.microsoft.com/office/drawing/2016/5/9/chartex" xmlns:cx4="http://schemas.microsoft.com/office/drawing/2016/5/10/chartex" xmlns:cx5="http://schemas.microsoft.com/office/drawing/2016/5/11/chartex" xmlns:cx6="http://schemas.microsoft.com/office/drawing/2016/5/12/chartex" xmlns:cx7="http://schemas.microsoft.com/office/drawing/2016/5/13/chartex" xmlns:cx8="http://schemas.microsoft.com/office/drawing/2016/5/14/chartex" xmlns:mc="http://schemas.openxmlformats.org/markup-compatibility/2006" xmlns:aink="http://schemas.microsoft.com/office/drawing/2016/ink" xmlns:am3d="http://schemas.microsoft.com/office/drawing/2017/model3d" xmlns:o="urn:schemas-microsoft-com:office:office" xmlns:oel="http://schemas.microsoft.com/office/2019/extlst" xmlns:r="http://schemas.openxmlformats.org/officeDocument/2006/relationships" xmlns:m="http://schemas.openxmlformats.org/officeDocument/2006/math" xmlns:v="urn:schemas-microsoft-com:vml" xmlns:wp14="http://schemas.microsoft.com/office/word/2010/wordprocessingDrawing" xmlns:wp="http://schemas.openxmlformats.org/drawingml/2006/wordprocessingDrawing" xmlns:w10="urn:schemas-microsoft-com:office:word" xmlns:w="http://schemas.openxmlformats.org/wordprocessingml/2006/main" xmlns:w14="http://schemas.microsoft.com/office/word/2010/wordml" xmlns:w15="http://schemas.microsoft.com/office/word/2012/wordml" xmlns:w16cex="http://schemas.microsoft.com/office/word/2018/wordml/cex" xmlns:w16cid="http://schemas.microsoft.com/office/word/2016/wordml/cid" xmlns:w16="http://schemas.microsoft.com/office/word/2018/wordml" xmlns:w16sdtdh="http://schemas.microsoft.com/office/word/2020/wordml/sdtdatahash" xmlns:w16se="http://schemas.microsoft.com/office/word/2015/wordml/symex" xmlns:wpg="http://schemas.microsoft.com/office/word/2010/wordprocessingGroup" xmlns:wpi="http://schemas.microsoft.com/office/word/2010/wordprocessingInk" xmlns:wne="http://schemas.microsoft.com/office/word/2006/wordml" xmlns:wps="http://schemas.microsoft.com/office/word/2010/wordprocessingShape" mc:Ignorable="w14 w15 w16se w16cid w16 w16cex w16sdtdh wp14">
+<w:footnotes xmlns:wpc="http://schemas.microsoft.com/office/word/2010/wordprocessingCanvas" xmlns:cx="http://schemas.microsoft.com/office/drawing/2014/chartex" xmlns:cx1="http://schemas.microsoft.com/office/drawing/2015/9/8/chartex" xmlns:cx2="http://schemas.microsoft.com/office/drawing/2015/10/21/chartex" xmlns:cx3="http://schemas.microsoft.com/office/drawing/2016/5/9/chartex" xmlns:cx4="http://schemas.microsoft.com/office/drawing/2016/5/10/chartex" xmlns:cx5="http://schemas.microsoft.com/office/drawing/2016/5/11/chartex" xmlns:cx6="http://schemas.microsoft.com/office/drawing/2016/5/12/chartex" xmlns:cx7="http://schemas.microsoft.com/office/drawing/2016/5/13/chartex" xmlns:cx8="http://schemas.microsoft.com/office/drawing/2016/5/14/chartex" xmlns:mc="http://schemas.openxmlformats.org/markup-compatibility/2006" xmlns:aink="http://schemas.microsoft.com/office/drawing/2016/ink" xmlns:am3d="http://schemas.microsoft.com/office/drawing/2017/model3d" xmlns:o="urn:schemas-microsoft-com:office:office" xmlns:oel="http://schemas.microsoft.com/office/2019/extlst" xmlns:r="http://schemas.openxmlformats.org/officeDocument/2006/relationships" xmlns:m="http://schemas.openxmlformats.org/officeDocument/2006/math" xmlns:v="urn:schemas-microsoft-com:vml" xmlns:wp14="http://schemas.microsoft.com/office/word/2010/wordprocessingDrawing" xmlns:wp="http://schemas.openxmlformats.org/drawingml/2006/wordprocessingDrawing" xmlns:w10="urn:schemas-microsoft-com:office:word" xmlns:w="http://schemas.openxmlformats.org/wordprocessingml/2006/main" xmlns:w14="http://schemas.microsoft.com/office/word/2010/wordml" xmlns:w15="http://schemas.microsoft.com/office/word/2012/wordml" xmlns:w16cex="http://schemas.microsoft.com/office/word/2018/wordml/cex" xmlns:w16cid="http://schemas.microsoft.com/office/word/2016/wordml/cid" xmlns:w16="http://schemas.microsoft.com/office/word/2018/wordml" xmlns:w16du="http://schemas.microsoft.com/office/word/2023/wordml/word16du" xmlns:w16sdtdh="http://schemas.microsoft.com/office/word/2020/wordml/sdtdatahash" xmlns:w16sdtfl="http://schemas.microsoft.com/office/word/2024/wordml/sdtformatlock" xmlns:w16se="http://schemas.microsoft.com/office/word/2015/wordml/symex" xmlns:wpg="http://schemas.microsoft.com/office/word/2010/wordprocessingGroup" xmlns:wpi="http://schemas.microsoft.com/office/word/2010/wordprocessingInk" xmlns:wne="http://schemas.microsoft.com/office/word/2006/wordml" xmlns:wps="http://schemas.microsoft.com/office/word/2010/wordprocessingShape" mc:Ignorable="w14 w15 w16se w16cid w16 w16cex w16sdtdh w16sdtfl w16du wp14">
   <w:footnote w:type="separator" w:id="-1">
     <w:p>
       <w:pPr>
@@ -9389,7 +9415,7 @@
 </file>
 
 <file path=word/numbering.xml><?xml version="1.0" encoding="utf-8"?>
-<w:numbering xmlns:wpc="http://schemas.microsoft.com/office/word/2010/wordprocessingCanvas" xmlns:cx="http://schemas.microsoft.com/office/drawing/2014/chartex" xmlns:cx1="http://schemas.microsoft.com/office/drawing/2015/9/8/chartex" xmlns:cx2="http://schemas.microsoft.com/office/drawing/2015/10/21/chartex" xmlns:cx3="http://schemas.microsoft.com/office/drawing/2016/5/9/chartex" xmlns:cx4="http://schemas.microsoft.com/office/drawing/2016/5/10/chartex" xmlns:cx5="http://schemas.microsoft.com/office/drawing/2016/5/11/chartex" xmlns:cx6="http://schemas.microsoft.com/office/drawing/2016/5/12/chartex" xmlns:cx7="http://schemas.microsoft.com/office/drawing/2016/5/13/chartex" xmlns:cx8="http://schemas.microsoft.com/office/drawing/2016/5/14/chartex" xmlns:mc="http://schemas.openxmlformats.org/markup-compatibility/2006" xmlns:aink="http://schemas.microsoft.com/office/drawing/2016/ink" xmlns:am3d="http://schemas.microsoft.com/office/drawing/2017/model3d" xmlns:o="urn:schemas-microsoft-com:office:office" xmlns:oel="http://schemas.microsoft.com/office/2019/extlst" xmlns:r="http://schemas.openxmlformats.org/officeDocument/2006/relationships" xmlns:m="http://schemas.openxmlformats.org/officeDocument/2006/math" xmlns:v="urn:schemas-microsoft-com:vml" xmlns:wp14="http://schemas.microsoft.com/office/word/2010/wordprocessingDrawing" xmlns:wp="http://schemas.openxmlformats.org/drawingml/2006/wordprocessingDrawing" xmlns:w10="urn:schemas-microsoft-com:office:word" xmlns:w="http://schemas.openxmlformats.org/wordprocessingml/2006/main" xmlns:w14="http://schemas.microsoft.com/office/word/2010/wordml" xmlns:w15="http://schemas.microsoft.com/office/word/2012/wordml" xmlns:w16cex="http://schemas.microsoft.com/office/word/2018/wordml/cex" xmlns:w16cid="http://schemas.microsoft.com/office/word/2016/wordml/cid" xmlns:w16="http://schemas.microsoft.com/office/word/2018/wordml" xmlns:w16sdtdh="http://schemas.microsoft.com/office/word/2020/wordml/sdtdatahash" xmlns:w16se="http://schemas.microsoft.com/office/word/2015/wordml/symex" xmlns:wpg="http://schemas.microsoft.com/office/word/2010/wordprocessingGroup" xmlns:wpi="http://schemas.microsoft.com/office/word/2010/wordprocessingInk" xmlns:wne="http://schemas.microsoft.com/office/word/2006/wordml" xmlns:wps="http://schemas.microsoft.com/office/word/2010/wordprocessingShape" mc:Ignorable="w14 w15 w16se w16cid w16 w16cex w16sdtdh wp14">
+<w:numbering xmlns:wpc="http://schemas.microsoft.com/office/word/2010/wordprocessingCanvas" xmlns:cx="http://schemas.microsoft.com/office/drawing/2014/chartex" xmlns:cx1="http://schemas.microsoft.com/office/drawing/2015/9/8/chartex" xmlns:cx2="http://schemas.microsoft.com/office/drawing/2015/10/21/chartex" xmlns:cx3="http://schemas.microsoft.com/office/drawing/2016/5/9/chartex" xmlns:cx4="http://schemas.microsoft.com/office/drawing/2016/5/10/chartex" xmlns:cx5="http://schemas.microsoft.com/office/drawing/2016/5/11/chartex" xmlns:cx6="http://schemas.microsoft.com/office/drawing/2016/5/12/chartex" xmlns:cx7="http://schemas.microsoft.com/office/drawing/2016/5/13/chartex" xmlns:cx8="http://schemas.microsoft.com/office/drawing/2016/5/14/chartex" xmlns:mc="http://schemas.openxmlformats.org/markup-compatibility/2006" xmlns:aink="http://schemas.microsoft.com/office/drawing/2016/ink" xmlns:am3d="http://schemas.microsoft.com/office/drawing/2017/model3d" xmlns:o="urn:schemas-microsoft-com:office:office" xmlns:oel="http://schemas.microsoft.com/office/2019/extlst" xmlns:r="http://schemas.openxmlformats.org/officeDocument/2006/relationships" xmlns:m="http://schemas.openxmlformats.org/officeDocument/2006/math" xmlns:v="urn:schemas-microsoft-com:vml" xmlns:wp14="http://schemas.microsoft.com/office/word/2010/wordprocessingDrawing" xmlns:wp="http://schemas.openxmlformats.org/drawingml/2006/wordprocessingDrawing" xmlns:w10="urn:schemas-microsoft-com:office:word" xmlns:w="http://schemas.openxmlformats.org/wordprocessingml/2006/main" xmlns:w14="http://schemas.microsoft.com/office/word/2010/wordml" xmlns:w15="http://schemas.microsoft.com/office/word/2012/wordml" xmlns:w16cex="http://schemas.microsoft.com/office/word/2018/wordml/cex" xmlns:w16cid="http://schemas.microsoft.com/office/word/2016/wordml/cid" xmlns:w16="http://schemas.microsoft.com/office/word/2018/wordml" xmlns:w16du="http://schemas.microsoft.com/office/word/2023/wordml/word16du" xmlns:w16sdtdh="http://schemas.microsoft.com/office/word/2020/wordml/sdtdatahash" xmlns:w16sdtfl="http://schemas.microsoft.com/office/word/2024/wordml/sdtformatlock" xmlns:w16se="http://schemas.microsoft.com/office/word/2015/wordml/symex" xmlns:wpg="http://schemas.microsoft.com/office/word/2010/wordprocessingGroup" xmlns:wpi="http://schemas.microsoft.com/office/word/2010/wordprocessingInk" xmlns:wne="http://schemas.microsoft.com/office/word/2006/wordml" xmlns:wps="http://schemas.microsoft.com/office/word/2010/wordprocessingShape" mc:Ignorable="w14 w15 w16se w16cid w16 w16cex w16sdtdh w16sdtfl w16du wp14">
   <w:abstractNum w:abstractNumId="0" w15:restartNumberingAfterBreak="0">
     <w:nsid w:val="188C77DD"/>
     <w:multiLevelType w:val="hybridMultilevel"/>
@@ -9786,7 +9812,7 @@
 </file>
 
 <file path=word/styles.xml><?xml version="1.0" encoding="utf-8"?>
-<w:styles xmlns:mc="http://schemas.openxmlformats.org/markup-compatibility/2006" xmlns:r="http://schemas.openxmlformats.org/officeDocument/2006/relationships" xmlns:w="http://schemas.openxmlformats.org/wordprocessingml/2006/main" xmlns:w14="http://schemas.microsoft.com/office/word/2010/wordml" xmlns:w15="http://schemas.microsoft.com/office/word/2012/wordml" xmlns:w16cex="http://schemas.microsoft.com/office/word/2018/wordml/cex" xmlns:w16cid="http://schemas.microsoft.com/office/word/2016/wordml/cid" xmlns:w16="http://schemas.microsoft.com/office/word/2018/wordml" xmlns:w16sdtdh="http://schemas.microsoft.com/office/word/2020/wordml/sdtdatahash" xmlns:w16se="http://schemas.microsoft.com/office/word/2015/wordml/symex" mc:Ignorable="w14 w15 w16se w16cid w16 w16cex w16sdtdh">
+<w:styles xmlns:mc="http://schemas.openxmlformats.org/markup-compatibility/2006" xmlns:r="http://schemas.openxmlformats.org/officeDocument/2006/relationships" xmlns:w="http://schemas.openxmlformats.org/wordprocessingml/2006/main" xmlns:w14="http://schemas.microsoft.com/office/word/2010/wordml" xmlns:w15="http://schemas.microsoft.com/office/word/2012/wordml" xmlns:w16cex="http://schemas.microsoft.com/office/word/2018/wordml/cex" xmlns:w16cid="http://schemas.microsoft.com/office/word/2016/wordml/cid" xmlns:w16="http://schemas.microsoft.com/office/word/2018/wordml" xmlns:w16du="http://schemas.microsoft.com/office/word/2023/wordml/word16du" xmlns:w16sdtdh="http://schemas.microsoft.com/office/word/2020/wordml/sdtdatahash" xmlns:w16sdtfl="http://schemas.microsoft.com/office/word/2024/wordml/sdtformatlock" xmlns:w16se="http://schemas.microsoft.com/office/word/2015/wordml/symex" mc:Ignorable="w14 w15 w16se w16cid w16 w16cex w16sdtdh w16sdtfl w16du">
   <w:docDefaults>
     <w:rPrDefault>
       <w:rPr>

--- a/docassemble/ParentingTimeSchedule/data/templates/Motion_to_modify_parenting_time.docx
+++ b/docassemble/ParentingTimeSchedule/data/templates/Motion_to_modify_parenting_time.docx
@@ -40,7 +40,6 @@
         </w:rPr>
         <w:t xml:space="preserve">IN THE CIRCUIT COURT OF </w:t>
       </w:r>
-      <w:proofErr w:type="gramStart"/>
       <w:r>
         <w:rPr>
           <w:rFonts w:ascii="Arial" w:hAnsi="Arial" w:cs="Arial"/>
@@ -52,43 +51,14 @@
         <w:rPr>
           <w:rFonts w:ascii="Arial" w:hAnsi="Arial" w:cs="Arial"/>
         </w:rPr>
-        <w:t>filing</w:t>
-      </w:r>
-      <w:proofErr w:type="gramEnd"/>
-      <w:r>
-        <w:rPr>
-          <w:rFonts w:ascii="Arial" w:hAnsi="Arial" w:cs="Arial"/>
-        </w:rPr>
-        <w:t>_</w:t>
-      </w:r>
-      <w:proofErr w:type="gramStart"/>
-      <w:r>
-        <w:rPr>
-          <w:rFonts w:ascii="Arial" w:hAnsi="Arial" w:cs="Arial"/>
-        </w:rPr>
-        <w:t>county.upper</w:t>
+        <w:t>filing_county.upper</w:t>
       </w:r>
       <w:proofErr w:type="spellEnd"/>
-      <w:proofErr w:type="gramEnd"/>
-      <w:r>
-        <w:rPr>
-          <w:rFonts w:ascii="Arial" w:hAnsi="Arial" w:cs="Arial"/>
-        </w:rPr>
-        <w:t>(</w:t>
-      </w:r>
-      <w:proofErr w:type="gramStart"/>
-      <w:r>
-        <w:rPr>
-          <w:rFonts w:ascii="Arial" w:hAnsi="Arial" w:cs="Arial"/>
-        </w:rPr>
-        <w:t>) }</w:t>
-      </w:r>
-      <w:proofErr w:type="gramEnd"/>
-      <w:r>
-        <w:rPr>
-          <w:rFonts w:ascii="Arial" w:hAnsi="Arial" w:cs="Arial"/>
-        </w:rPr>
-        <w:t xml:space="preserve">} </w:t>
+      <w:r>
+        <w:rPr>
+          <w:rFonts w:ascii="Arial" w:hAnsi="Arial" w:cs="Arial"/>
+        </w:rPr>
+        <w:t xml:space="preserve">() }} </w:t>
       </w:r>
       <w:r>
         <w:rPr>
@@ -168,16 +138,30 @@
               <w:rPr>
                 <w:rFonts w:ascii="Arial" w:hAnsi="Arial" w:cs="Arial"/>
               </w:rPr>
-              <w:t xml:space="preserve"> == 'petitioner' </w:t>
-            </w:r>
-            <w:proofErr w:type="gramStart"/>
-            <w:r>
-              <w:rPr>
-                <w:rFonts w:ascii="Arial" w:hAnsi="Arial" w:cs="Arial"/>
-              </w:rPr>
-              <w:t>%}{{ users</w:t>
-            </w:r>
-            <w:proofErr w:type="gramEnd"/>
+              <w:t xml:space="preserve"> == 'petitioner' %}{{ users[0].</w:t>
+            </w:r>
+            <w:proofErr w:type="spellStart"/>
+            <w:r>
+              <w:rPr>
+                <w:rFonts w:ascii="Arial" w:hAnsi="Arial" w:cs="Arial"/>
+              </w:rPr>
+              <w:t>name_full</w:t>
+            </w:r>
+            <w:proofErr w:type="spellEnd"/>
+            <w:r>
+              <w:rPr>
+                <w:rFonts w:ascii="Arial" w:hAnsi="Arial" w:cs="Arial"/>
+              </w:rPr>
+              <w:t xml:space="preserve">() }}{% else %}{{ </w:t>
+            </w:r>
+            <w:proofErr w:type="spellStart"/>
+            <w:r>
+              <w:rPr>
+                <w:rFonts w:ascii="Arial" w:hAnsi="Arial" w:cs="Arial"/>
+              </w:rPr>
+              <w:t>other_parties</w:t>
+            </w:r>
+            <w:proofErr w:type="spellEnd"/>
             <w:r>
               <w:rPr>
                 <w:rFonts w:ascii="Arial" w:hAnsi="Arial" w:cs="Arial"/>
@@ -189,84 +173,14 @@
               <w:rPr>
                 <w:rFonts w:ascii="Arial" w:hAnsi="Arial" w:cs="Arial"/>
               </w:rPr>
-              <w:t>name_</w:t>
-            </w:r>
-            <w:proofErr w:type="gramStart"/>
-            <w:r>
-              <w:rPr>
-                <w:rFonts w:ascii="Arial" w:hAnsi="Arial" w:cs="Arial"/>
-              </w:rPr>
-              <w:t>full</w:t>
-            </w:r>
-            <w:proofErr w:type="spellEnd"/>
-            <w:r>
-              <w:rPr>
-                <w:rFonts w:ascii="Arial" w:hAnsi="Arial" w:cs="Arial"/>
-              </w:rPr>
-              <w:t>() }}{</w:t>
-            </w:r>
-            <w:proofErr w:type="gramEnd"/>
-            <w:r>
-              <w:rPr>
-                <w:rFonts w:ascii="Arial" w:hAnsi="Arial" w:cs="Arial"/>
-              </w:rPr>
-              <w:t xml:space="preserve">% else </w:t>
-            </w:r>
-            <w:proofErr w:type="gramStart"/>
-            <w:r>
-              <w:rPr>
-                <w:rFonts w:ascii="Arial" w:hAnsi="Arial" w:cs="Arial"/>
-              </w:rPr>
-              <w:t xml:space="preserve">%}{{ </w:t>
-            </w:r>
-            <w:proofErr w:type="spellStart"/>
-            <w:r>
-              <w:rPr>
-                <w:rFonts w:ascii="Arial" w:hAnsi="Arial" w:cs="Arial"/>
-              </w:rPr>
-              <w:t>other</w:t>
-            </w:r>
-            <w:proofErr w:type="gramEnd"/>
-            <w:r>
-              <w:rPr>
-                <w:rFonts w:ascii="Arial" w:hAnsi="Arial" w:cs="Arial"/>
-              </w:rPr>
-              <w:t>_parties</w:t>
-            </w:r>
-            <w:proofErr w:type="spellEnd"/>
-            <w:r>
-              <w:rPr>
-                <w:rFonts w:ascii="Arial" w:hAnsi="Arial" w:cs="Arial"/>
-              </w:rPr>
-              <w:t>[0].</w:t>
-            </w:r>
-            <w:proofErr w:type="spellStart"/>
-            <w:r>
-              <w:rPr>
-                <w:rFonts w:ascii="Arial" w:hAnsi="Arial" w:cs="Arial"/>
-              </w:rPr>
-              <w:t>name_</w:t>
-            </w:r>
-            <w:proofErr w:type="gramStart"/>
-            <w:r>
-              <w:rPr>
-                <w:rFonts w:ascii="Arial" w:hAnsi="Arial" w:cs="Arial"/>
-              </w:rPr>
-              <w:t>full</w:t>
-            </w:r>
-            <w:proofErr w:type="spellEnd"/>
-            <w:r>
-              <w:rPr>
-                <w:rFonts w:ascii="Arial" w:hAnsi="Arial" w:cs="Arial"/>
-              </w:rPr>
-              <w:t>() }}{</w:t>
-            </w:r>
-            <w:proofErr w:type="gramEnd"/>
-            <w:r>
-              <w:rPr>
-                <w:rFonts w:ascii="Arial" w:hAnsi="Arial" w:cs="Arial"/>
-              </w:rPr>
-              <w:t>% endif %}</w:t>
+              <w:t>name_full</w:t>
+            </w:r>
+            <w:proofErr w:type="spellEnd"/>
+            <w:r>
+              <w:rPr>
+                <w:rFonts w:ascii="Arial" w:hAnsi="Arial" w:cs="Arial"/>
+              </w:rPr>
+              <w:t>() }}{% endif %}</w:t>
             </w:r>
           </w:p>
         </w:tc>
@@ -387,7 +301,6 @@
                 <w:rFonts w:ascii="Arial" w:hAnsi="Arial" w:cs="Arial"/>
               </w:rPr>
             </w:pPr>
-            <w:proofErr w:type="gramStart"/>
             <w:r>
               <w:rPr>
                 <w:rFonts w:ascii="Arial" w:hAnsi="Arial" w:cs="Arial"/>
@@ -413,7 +326,6 @@
               </w:rPr>
               <w:t>ase</w:t>
             </w:r>
-            <w:proofErr w:type="gramEnd"/>
             <w:r>
               <w:rPr>
                 <w:rFonts w:ascii="Arial" w:hAnsi="Arial" w:cs="Arial"/>
@@ -564,28 +476,14 @@
               <w:rPr>
                 <w:rFonts w:ascii="Arial" w:hAnsi="Arial" w:cs="Arial"/>
               </w:rPr>
-              <w:t xml:space="preserve"> == 'petitioner' </w:t>
-            </w:r>
-            <w:proofErr w:type="gramStart"/>
-            <w:r>
-              <w:rPr>
-                <w:rFonts w:ascii="Arial" w:hAnsi="Arial" w:cs="Arial"/>
-              </w:rPr>
-              <w:t xml:space="preserve">%}{{ </w:t>
-            </w:r>
-            <w:proofErr w:type="spellStart"/>
-            <w:r>
-              <w:rPr>
-                <w:rFonts w:ascii="Arial" w:hAnsi="Arial" w:cs="Arial"/>
-              </w:rPr>
-              <w:t>other</w:t>
-            </w:r>
-            <w:proofErr w:type="gramEnd"/>
-            <w:r>
-              <w:rPr>
-                <w:rFonts w:ascii="Arial" w:hAnsi="Arial" w:cs="Arial"/>
-              </w:rPr>
-              <w:t>_parties</w:t>
+              <w:t xml:space="preserve"> == 'petitioner' %}{{ </w:t>
+            </w:r>
+            <w:proofErr w:type="spellStart"/>
+            <w:r>
+              <w:rPr>
+                <w:rFonts w:ascii="Arial" w:hAnsi="Arial" w:cs="Arial"/>
+              </w:rPr>
+              <w:t>other_parties</w:t>
             </w:r>
             <w:proofErr w:type="spellEnd"/>
             <w:r>
@@ -599,70 +497,28 @@
               <w:rPr>
                 <w:rFonts w:ascii="Arial" w:hAnsi="Arial" w:cs="Arial"/>
               </w:rPr>
-              <w:t>name_</w:t>
-            </w:r>
-            <w:proofErr w:type="gramStart"/>
-            <w:r>
-              <w:rPr>
-                <w:rFonts w:ascii="Arial" w:hAnsi="Arial" w:cs="Arial"/>
-              </w:rPr>
-              <w:t>full</w:t>
-            </w:r>
-            <w:proofErr w:type="spellEnd"/>
-            <w:r>
-              <w:rPr>
-                <w:rFonts w:ascii="Arial" w:hAnsi="Arial" w:cs="Arial"/>
-              </w:rPr>
-              <w:t>() }}{</w:t>
-            </w:r>
-            <w:proofErr w:type="gramEnd"/>
-            <w:r>
-              <w:rPr>
-                <w:rFonts w:ascii="Arial" w:hAnsi="Arial" w:cs="Arial"/>
-              </w:rPr>
-              <w:t xml:space="preserve">% else </w:t>
-            </w:r>
-            <w:proofErr w:type="gramStart"/>
-            <w:r>
-              <w:rPr>
-                <w:rFonts w:ascii="Arial" w:hAnsi="Arial" w:cs="Arial"/>
-              </w:rPr>
-              <w:t>%}{{ users</w:t>
-            </w:r>
-            <w:proofErr w:type="gramEnd"/>
-            <w:r>
-              <w:rPr>
-                <w:rFonts w:ascii="Arial" w:hAnsi="Arial" w:cs="Arial"/>
-              </w:rPr>
-              <w:t>[0].</w:t>
-            </w:r>
-            <w:proofErr w:type="spellStart"/>
-            <w:r>
-              <w:rPr>
-                <w:rFonts w:ascii="Arial" w:hAnsi="Arial" w:cs="Arial"/>
-              </w:rPr>
-              <w:t>name_</w:t>
-            </w:r>
-            <w:proofErr w:type="gramStart"/>
-            <w:r>
-              <w:rPr>
-                <w:rFonts w:ascii="Arial" w:hAnsi="Arial" w:cs="Arial"/>
-              </w:rPr>
-              <w:t>full</w:t>
-            </w:r>
-            <w:proofErr w:type="spellEnd"/>
-            <w:r>
-              <w:rPr>
-                <w:rFonts w:ascii="Arial" w:hAnsi="Arial" w:cs="Arial"/>
-              </w:rPr>
-              <w:t>() }}{</w:t>
-            </w:r>
-            <w:proofErr w:type="gramEnd"/>
-            <w:r>
-              <w:rPr>
-                <w:rFonts w:ascii="Arial" w:hAnsi="Arial" w:cs="Arial"/>
-              </w:rPr>
-              <w:t>% endif %}</w:t>
+              <w:t>name_full</w:t>
+            </w:r>
+            <w:proofErr w:type="spellEnd"/>
+            <w:r>
+              <w:rPr>
+                <w:rFonts w:ascii="Arial" w:hAnsi="Arial" w:cs="Arial"/>
+              </w:rPr>
+              <w:t>() }}{% else %}{{ users[0].</w:t>
+            </w:r>
+            <w:proofErr w:type="spellStart"/>
+            <w:r>
+              <w:rPr>
+                <w:rFonts w:ascii="Arial" w:hAnsi="Arial" w:cs="Arial"/>
+              </w:rPr>
+              <w:t>name_full</w:t>
+            </w:r>
+            <w:proofErr w:type="spellEnd"/>
+            <w:r>
+              <w:rPr>
+                <w:rFonts w:ascii="Arial" w:hAnsi="Arial" w:cs="Arial"/>
+              </w:rPr>
+              <w:t>() }}{% endif %}</w:t>
             </w:r>
             <w:r>
               <w:rPr>
@@ -810,9 +666,9 @@
           <w:bCs/>
           <w:u w:val="single"/>
         </w:rPr>
-        <w:t xml:space="preserve">MOTION </w:t>
-      </w:r>
-      <w:proofErr w:type="gramStart"/>
+        <w:t xml:space="preserve">MOTION TO {% if </w:t>
+      </w:r>
+      <w:proofErr w:type="spellStart"/>
       <w:r>
         <w:rPr>
           <w:rFonts w:ascii="Arial" w:hAnsi="Arial" w:cs="Arial"/>
@@ -820,9 +676,9 @@
           <w:bCs/>
           <w:u w:val="single"/>
         </w:rPr>
-        <w:t>TO {%</w:t>
-      </w:r>
-      <w:proofErr w:type="gramEnd"/>
+        <w:t>have_set_schedule</w:t>
+      </w:r>
+      <w:proofErr w:type="spellEnd"/>
       <w:r>
         <w:rPr>
           <w:rFonts w:ascii="Arial" w:hAnsi="Arial" w:cs="Arial"/>
@@ -830,87 +686,7 @@
           <w:bCs/>
           <w:u w:val="single"/>
         </w:rPr>
-        <w:t xml:space="preserve"> if </w:t>
-      </w:r>
-      <w:proofErr w:type="spellStart"/>
-      <w:r>
-        <w:rPr>
-          <w:rFonts w:ascii="Arial" w:hAnsi="Arial" w:cs="Arial"/>
-          <w:b/>
-          <w:bCs/>
-          <w:u w:val="single"/>
-        </w:rPr>
-        <w:t>have_set_schedule</w:t>
-      </w:r>
-      <w:proofErr w:type="spellEnd"/>
-      <w:r>
-        <w:rPr>
-          <w:rFonts w:ascii="Arial" w:hAnsi="Arial" w:cs="Arial"/>
-          <w:b/>
-          <w:bCs/>
-          <w:u w:val="single"/>
-        </w:rPr>
-        <w:t xml:space="preserve"> </w:t>
-      </w:r>
-      <w:proofErr w:type="gramStart"/>
-      <w:r>
-        <w:rPr>
-          <w:rFonts w:ascii="Arial" w:hAnsi="Arial" w:cs="Arial"/>
-          <w:b/>
-          <w:bCs/>
-          <w:u w:val="single"/>
-        </w:rPr>
-        <w:t>%}MODIFY</w:t>
-      </w:r>
-      <w:proofErr w:type="gramEnd"/>
-      <w:r>
-        <w:rPr>
-          <w:rFonts w:ascii="Arial" w:hAnsi="Arial" w:cs="Arial"/>
-          <w:b/>
-          <w:bCs/>
-          <w:u w:val="single"/>
-        </w:rPr>
-        <w:t xml:space="preserve">{% else </w:t>
-      </w:r>
-      <w:proofErr w:type="gramStart"/>
-      <w:r>
-        <w:rPr>
-          <w:rFonts w:ascii="Arial" w:hAnsi="Arial" w:cs="Arial"/>
-          <w:b/>
-          <w:bCs/>
-          <w:u w:val="single"/>
-        </w:rPr>
-        <w:t>%}SPECIFY</w:t>
-      </w:r>
-      <w:proofErr w:type="gramEnd"/>
-      <w:r>
-        <w:rPr>
-          <w:rFonts w:ascii="Arial" w:hAnsi="Arial" w:cs="Arial"/>
-          <w:b/>
-          <w:bCs/>
-          <w:u w:val="single"/>
-        </w:rPr>
-        <w:t xml:space="preserve">{% </w:t>
-      </w:r>
-      <w:proofErr w:type="gramStart"/>
-      <w:r>
-        <w:rPr>
-          <w:rFonts w:ascii="Arial" w:hAnsi="Arial" w:cs="Arial"/>
-          <w:b/>
-          <w:bCs/>
-          <w:u w:val="single"/>
-        </w:rPr>
-        <w:t>endif %}</w:t>
-      </w:r>
-      <w:proofErr w:type="gramEnd"/>
-      <w:r>
-        <w:rPr>
-          <w:rFonts w:ascii="Arial" w:hAnsi="Arial" w:cs="Arial"/>
-          <w:b/>
-          <w:bCs/>
-          <w:u w:val="single"/>
-        </w:rPr>
-        <w:t xml:space="preserve"> PARENTING TIME</w:t>
+        <w:t xml:space="preserve"> %}MODIFY{% else %}SPECIFY{% endif %} PARENTING TIME</w:t>
       </w:r>
     </w:p>
     <w:p>
@@ -938,49 +714,21 @@
         <w:rPr>
           <w:rFonts w:ascii="Arial" w:hAnsi="Arial" w:cs="Arial"/>
         </w:rPr>
-        <w:t xml:space="preserve">, </w:t>
-      </w:r>
-      <w:proofErr w:type="gramStart"/>
-      <w:r>
-        <w:rPr>
-          <w:rFonts w:ascii="Arial" w:hAnsi="Arial" w:cs="Arial"/>
-        </w:rPr>
-        <w:t>{{ users</w:t>
-      </w:r>
-      <w:proofErr w:type="gramEnd"/>
-      <w:r>
-        <w:rPr>
-          <w:rFonts w:ascii="Arial" w:hAnsi="Arial" w:cs="Arial"/>
-        </w:rPr>
-        <w:t>[0].</w:t>
+        <w:t>, {{ users[0].</w:t>
       </w:r>
       <w:proofErr w:type="spellStart"/>
       <w:r>
         <w:rPr>
           <w:rFonts w:ascii="Arial" w:hAnsi="Arial" w:cs="Arial"/>
         </w:rPr>
-        <w:t>name_</w:t>
-      </w:r>
-      <w:proofErr w:type="gramStart"/>
-      <w:r>
-        <w:rPr>
-          <w:rFonts w:ascii="Arial" w:hAnsi="Arial" w:cs="Arial"/>
-        </w:rPr>
-        <w:t>full</w:t>
+        <w:t>name_full</w:t>
       </w:r>
       <w:proofErr w:type="spellEnd"/>
       <w:r>
         <w:rPr>
           <w:rFonts w:ascii="Arial" w:hAnsi="Arial" w:cs="Arial"/>
         </w:rPr>
-        <w:t>() }</w:t>
-      </w:r>
-      <w:proofErr w:type="gramEnd"/>
-      <w:r>
-        <w:rPr>
-          <w:rFonts w:ascii="Arial" w:hAnsi="Arial" w:cs="Arial"/>
-        </w:rPr>
-        <w:t xml:space="preserve">}, ask this Honorable Court to {% if </w:t>
+        <w:t xml:space="preserve">() }}, ask this Honorable Court to {% if </w:t>
       </w:r>
       <w:proofErr w:type="spellStart"/>
       <w:r>
@@ -994,105 +742,21 @@
         <w:rPr>
           <w:rFonts w:ascii="Arial" w:hAnsi="Arial" w:cs="Arial"/>
         </w:rPr>
-        <w:t xml:space="preserve"> </w:t>
-      </w:r>
-      <w:proofErr w:type="gramStart"/>
-      <w:r>
-        <w:rPr>
-          <w:rFonts w:ascii="Arial" w:hAnsi="Arial" w:cs="Arial"/>
-        </w:rPr>
-        <w:t>%}modify</w:t>
-      </w:r>
-      <w:proofErr w:type="gramEnd"/>
-      <w:r>
-        <w:rPr>
-          <w:rFonts w:ascii="Arial" w:hAnsi="Arial" w:cs="Arial"/>
-        </w:rPr>
-        <w:t xml:space="preserve"> an existing order of parenting </w:t>
-      </w:r>
-      <w:proofErr w:type="gramStart"/>
-      <w:r>
-        <w:rPr>
-          <w:rFonts w:ascii="Arial" w:hAnsi="Arial" w:cs="Arial"/>
-        </w:rPr>
-        <w:t>time{</w:t>
-      </w:r>
-      <w:proofErr w:type="gramEnd"/>
-      <w:r>
-        <w:rPr>
-          <w:rFonts w:ascii="Arial" w:hAnsi="Arial" w:cs="Arial"/>
-        </w:rPr>
-        <w:t xml:space="preserve">% else </w:t>
-      </w:r>
-      <w:proofErr w:type="gramStart"/>
-      <w:r>
-        <w:rPr>
-          <w:rFonts w:ascii="Arial" w:hAnsi="Arial" w:cs="Arial"/>
-        </w:rPr>
-        <w:t>%}order</w:t>
-      </w:r>
-      <w:proofErr w:type="gramEnd"/>
-      <w:r>
-        <w:rPr>
-          <w:rFonts w:ascii="Arial" w:hAnsi="Arial" w:cs="Arial"/>
-        </w:rPr>
-        <w:t xml:space="preserve"> a specific parenting time </w:t>
-      </w:r>
-      <w:proofErr w:type="gramStart"/>
-      <w:r>
-        <w:rPr>
-          <w:rFonts w:ascii="Arial" w:hAnsi="Arial" w:cs="Arial"/>
-        </w:rPr>
-        <w:t>schedule{</w:t>
-      </w:r>
-      <w:proofErr w:type="gramEnd"/>
-      <w:r>
-        <w:rPr>
-          <w:rFonts w:ascii="Arial" w:hAnsi="Arial" w:cs="Arial"/>
-        </w:rPr>
-        <w:t xml:space="preserve">% endif %} involving the children of the parties, </w:t>
-      </w:r>
-      <w:proofErr w:type="gramStart"/>
-      <w:r>
-        <w:rPr>
-          <w:rFonts w:ascii="Arial" w:hAnsi="Arial" w:cs="Arial"/>
-        </w:rPr>
-        <w:t xml:space="preserve">{{ </w:t>
+        <w:t xml:space="preserve"> %}modify an existing order of parenting time{% else %}order a specific parenting time schedule{% endif %} involving the children of the parties, {{ </w:t>
       </w:r>
       <w:proofErr w:type="spellStart"/>
       <w:r>
         <w:rPr>
           <w:rFonts w:ascii="Arial" w:hAnsi="Arial" w:cs="Arial"/>
         </w:rPr>
-        <w:t>children</w:t>
-      </w:r>
-      <w:proofErr w:type="gramEnd"/>
-      <w:r>
-        <w:rPr>
-          <w:rFonts w:ascii="Arial" w:hAnsi="Arial" w:cs="Arial"/>
-        </w:rPr>
-        <w:t>.full_</w:t>
-      </w:r>
-      <w:proofErr w:type="gramStart"/>
-      <w:r>
-        <w:rPr>
-          <w:rFonts w:ascii="Arial" w:hAnsi="Arial" w:cs="Arial"/>
-        </w:rPr>
-        <w:t>names</w:t>
+        <w:t>children.full_names</w:t>
       </w:r>
       <w:proofErr w:type="spellEnd"/>
       <w:r>
         <w:rPr>
           <w:rFonts w:ascii="Arial" w:hAnsi="Arial" w:cs="Arial"/>
         </w:rPr>
-        <w:t>() }</w:t>
-      </w:r>
-      <w:proofErr w:type="gramEnd"/>
-      <w:r>
-        <w:rPr>
-          <w:rFonts w:ascii="Arial" w:hAnsi="Arial" w:cs="Arial"/>
-        </w:rPr>
-        <w:t>}. In support of my motion, I state that the following is true and correct:</w:t>
+        <w:t>() }}. In support of my motion, I state that the following is true and correct:</w:t>
       </w:r>
     </w:p>
     <w:p>
@@ -1159,105 +823,35 @@
         <w:rPr>
           <w:rFonts w:ascii="Arial" w:hAnsi="Arial" w:cs="Arial"/>
         </w:rPr>
-        <w:t xml:space="preserve">is </w:t>
-      </w:r>
-      <w:proofErr w:type="gramStart"/>
-      <w:r>
-        <w:rPr>
-          <w:rFonts w:ascii="Arial" w:hAnsi="Arial" w:cs="Arial"/>
-        </w:rPr>
-        <w:t>{{ users</w:t>
-      </w:r>
-      <w:proofErr w:type="gramEnd"/>
-      <w:r>
-        <w:rPr>
-          <w:rFonts w:ascii="Arial" w:hAnsi="Arial" w:cs="Arial"/>
-        </w:rPr>
-        <w:t>[0].</w:t>
+        <w:t>is {{ users[0].</w:t>
       </w:r>
       <w:proofErr w:type="spellStart"/>
       <w:r>
         <w:rPr>
           <w:rFonts w:ascii="Arial" w:hAnsi="Arial" w:cs="Arial"/>
         </w:rPr>
-        <w:t>name_</w:t>
-      </w:r>
-      <w:proofErr w:type="gramStart"/>
-      <w:r>
-        <w:rPr>
-          <w:rFonts w:ascii="Arial" w:hAnsi="Arial" w:cs="Arial"/>
-        </w:rPr>
-        <w:t>full</w:t>
+        <w:t>name_full</w:t>
       </w:r>
       <w:proofErr w:type="spellEnd"/>
       <w:r>
         <w:rPr>
           <w:rFonts w:ascii="Arial" w:hAnsi="Arial" w:cs="Arial"/>
         </w:rPr>
-        <w:t>() }</w:t>
-      </w:r>
-      <w:proofErr w:type="gramEnd"/>
-      <w:r>
-        <w:rPr>
-          <w:rFonts w:ascii="Arial" w:hAnsi="Arial" w:cs="Arial"/>
-        </w:rPr>
-        <w:t xml:space="preserve">}. I am </w:t>
-      </w:r>
-      <w:proofErr w:type="gramStart"/>
-      <w:r>
-        <w:rPr>
-          <w:rFonts w:ascii="Arial" w:hAnsi="Arial" w:cs="Arial"/>
-        </w:rPr>
-        <w:t>{{ users</w:t>
-      </w:r>
-      <w:proofErr w:type="gramEnd"/>
-      <w:r>
-        <w:rPr>
-          <w:rFonts w:ascii="Arial" w:hAnsi="Arial" w:cs="Arial"/>
-        </w:rPr>
-        <w:t>[0</w:t>
-      </w:r>
-      <w:proofErr w:type="gramStart"/>
-      <w:r>
-        <w:rPr>
-          <w:rFonts w:ascii="Arial" w:hAnsi="Arial" w:cs="Arial"/>
-        </w:rPr>
-        <w:t>].</w:t>
+        <w:t>() }}. I am {{ users[0].</w:t>
       </w:r>
       <w:proofErr w:type="spellStart"/>
       <w:r>
         <w:rPr>
           <w:rFonts w:ascii="Arial" w:hAnsi="Arial" w:cs="Arial"/>
         </w:rPr>
-        <w:t>age</w:t>
-      </w:r>
-      <w:proofErr w:type="gramEnd"/>
-      <w:r>
-        <w:rPr>
-          <w:rFonts w:ascii="Arial" w:hAnsi="Arial" w:cs="Arial"/>
-        </w:rPr>
-        <w:t>_in_</w:t>
-      </w:r>
-      <w:proofErr w:type="gramStart"/>
-      <w:r>
-        <w:rPr>
-          <w:rFonts w:ascii="Arial" w:hAnsi="Arial" w:cs="Arial"/>
-        </w:rPr>
-        <w:t>years</w:t>
+        <w:t>age_in_years</w:t>
       </w:r>
       <w:proofErr w:type="spellEnd"/>
       <w:r>
         <w:rPr>
           <w:rFonts w:ascii="Arial" w:hAnsi="Arial" w:cs="Arial"/>
         </w:rPr>
-        <w:t>() }</w:t>
-      </w:r>
-      <w:proofErr w:type="gramEnd"/>
-      <w:r>
-        <w:rPr>
-          <w:rFonts w:ascii="Arial" w:hAnsi="Arial" w:cs="Arial"/>
-        </w:rPr>
-        <w:t xml:space="preserve">} years old. {% if </w:t>
+        <w:t xml:space="preserve">() }} years old. {% if </w:t>
       </w:r>
       <w:proofErr w:type="spellStart"/>
       <w:r>
@@ -1271,84 +865,14 @@
         <w:rPr>
           <w:rFonts w:ascii="Arial" w:hAnsi="Arial" w:cs="Arial"/>
         </w:rPr>
-        <w:t xml:space="preserve"> </w:t>
-      </w:r>
-      <w:proofErr w:type="gramStart"/>
-      <w:r>
-        <w:rPr>
-          <w:rFonts w:ascii="Arial" w:hAnsi="Arial" w:cs="Arial"/>
-        </w:rPr>
-        <w:t>%}I</w:t>
-      </w:r>
-      <w:proofErr w:type="gramEnd"/>
-      <w:r>
-        <w:rPr>
-          <w:rFonts w:ascii="Arial" w:hAnsi="Arial" w:cs="Arial"/>
-        </w:rPr>
-        <w:t xml:space="preserve"> am using an alternative address because disclosing my address would put me or my household at </w:t>
-      </w:r>
-      <w:proofErr w:type="gramStart"/>
-      <w:r>
-        <w:rPr>
-          <w:rFonts w:ascii="Arial" w:hAnsi="Arial" w:cs="Arial"/>
-        </w:rPr>
-        <w:t>risk.{</w:t>
-      </w:r>
-      <w:proofErr w:type="gramEnd"/>
-      <w:r>
-        <w:rPr>
-          <w:rFonts w:ascii="Arial" w:hAnsi="Arial" w:cs="Arial"/>
-        </w:rPr>
-        <w:t xml:space="preserve">% else </w:t>
-      </w:r>
-      <w:proofErr w:type="gramStart"/>
-      <w:r>
-        <w:rPr>
-          <w:rFonts w:ascii="Arial" w:hAnsi="Arial" w:cs="Arial"/>
-        </w:rPr>
-        <w:t>%}I</w:t>
-      </w:r>
-      <w:proofErr w:type="gramEnd"/>
-      <w:r>
-        <w:rPr>
-          <w:rFonts w:ascii="Arial" w:hAnsi="Arial" w:cs="Arial"/>
-        </w:rPr>
-        <w:t xml:space="preserve"> live at </w:t>
-      </w:r>
-      <w:proofErr w:type="gramStart"/>
-      <w:r>
-        <w:rPr>
-          <w:rFonts w:ascii="Arial" w:hAnsi="Arial" w:cs="Arial"/>
-        </w:rPr>
-        <w:t>{{ users</w:t>
-      </w:r>
-      <w:proofErr w:type="gramEnd"/>
-      <w:r>
-        <w:rPr>
-          <w:rFonts w:ascii="Arial" w:hAnsi="Arial" w:cs="Arial"/>
-        </w:rPr>
-        <w:t>[0</w:t>
-      </w:r>
-      <w:proofErr w:type="gramStart"/>
-      <w:r>
-        <w:rPr>
-          <w:rFonts w:ascii="Arial" w:hAnsi="Arial" w:cs="Arial"/>
-        </w:rPr>
-        <w:t>].</w:t>
+        <w:t xml:space="preserve"> %}I am using an alternative address because disclosing my address would put me or my household at risk.{% else %}I live at {{ users[0].</w:t>
       </w:r>
       <w:proofErr w:type="spellStart"/>
       <w:r>
         <w:rPr>
           <w:rFonts w:ascii="Arial" w:hAnsi="Arial" w:cs="Arial"/>
         </w:rPr>
-        <w:t>address</w:t>
-      </w:r>
-      <w:proofErr w:type="gramEnd"/>
-      <w:r>
-        <w:rPr>
-          <w:rFonts w:ascii="Arial" w:hAnsi="Arial" w:cs="Arial"/>
-        </w:rPr>
-        <w:t>.on_one_line</w:t>
+        <w:t>address.on_one_line</w:t>
       </w:r>
       <w:proofErr w:type="spellEnd"/>
       <w:r>
@@ -1436,105 +960,35 @@
         <w:rPr>
           <w:rFonts w:ascii="Arial" w:hAnsi="Arial" w:cs="Arial"/>
         </w:rPr>
-        <w:t xml:space="preserve"> %} They are </w:t>
-      </w:r>
-      <w:proofErr w:type="gramStart"/>
-      <w:r>
-        <w:rPr>
-          <w:rFonts w:ascii="Arial" w:hAnsi="Arial" w:cs="Arial"/>
-        </w:rPr>
-        <w:t xml:space="preserve">{{ </w:t>
+        <w:t xml:space="preserve"> %} They are {{ </w:t>
       </w:r>
       <w:proofErr w:type="spellStart"/>
       <w:r>
         <w:rPr>
           <w:rFonts w:ascii="Arial" w:hAnsi="Arial" w:cs="Arial"/>
         </w:rPr>
-        <w:t>other</w:t>
-      </w:r>
-      <w:proofErr w:type="gramEnd"/>
-      <w:r>
-        <w:rPr>
-          <w:rFonts w:ascii="Arial" w:hAnsi="Arial" w:cs="Arial"/>
-        </w:rPr>
-        <w:t>_parties</w:t>
+        <w:t>other_parties</w:t>
       </w:r>
       <w:proofErr w:type="spellEnd"/>
       <w:r>
         <w:rPr>
           <w:rFonts w:ascii="Arial" w:hAnsi="Arial" w:cs="Arial"/>
         </w:rPr>
-        <w:t>[0</w:t>
-      </w:r>
-      <w:proofErr w:type="gramStart"/>
-      <w:r>
-        <w:rPr>
-          <w:rFonts w:ascii="Arial" w:hAnsi="Arial" w:cs="Arial"/>
-        </w:rPr>
-        <w:t>].</w:t>
+        <w:t>[0].</w:t>
       </w:r>
       <w:proofErr w:type="spellStart"/>
       <w:r>
         <w:rPr>
           <w:rFonts w:ascii="Arial" w:hAnsi="Arial" w:cs="Arial"/>
         </w:rPr>
-        <w:t>age</w:t>
-      </w:r>
-      <w:proofErr w:type="gramEnd"/>
-      <w:r>
-        <w:rPr>
-          <w:rFonts w:ascii="Arial" w:hAnsi="Arial" w:cs="Arial"/>
-        </w:rPr>
-        <w:t>_in_</w:t>
-      </w:r>
-      <w:proofErr w:type="gramStart"/>
-      <w:r>
-        <w:rPr>
-          <w:rFonts w:ascii="Arial" w:hAnsi="Arial" w:cs="Arial"/>
-        </w:rPr>
-        <w:t>years</w:t>
+        <w:t>age_in_years</w:t>
       </w:r>
       <w:proofErr w:type="spellEnd"/>
       <w:r>
         <w:rPr>
           <w:rFonts w:ascii="Arial" w:hAnsi="Arial" w:cs="Arial"/>
         </w:rPr>
-        <w:t>() }</w:t>
-      </w:r>
-      <w:proofErr w:type="gramEnd"/>
-      <w:r>
-        <w:rPr>
-          <w:rFonts w:ascii="Arial" w:hAnsi="Arial" w:cs="Arial"/>
-        </w:rPr>
-        <w:t xml:space="preserve">} years </w:t>
-      </w:r>
-      <w:proofErr w:type="gramStart"/>
-      <w:r>
-        <w:rPr>
-          <w:rFonts w:ascii="Arial" w:hAnsi="Arial" w:cs="Arial"/>
-        </w:rPr>
-        <w:t>old.{</w:t>
-      </w:r>
-      <w:proofErr w:type="gramEnd"/>
-      <w:r>
-        <w:rPr>
-          <w:rFonts w:ascii="Arial" w:hAnsi="Arial" w:cs="Arial"/>
-        </w:rPr>
-        <w:t xml:space="preserve">% endif </w:t>
-      </w:r>
-      <w:proofErr w:type="gramStart"/>
-      <w:r>
-        <w:rPr>
-          <w:rFonts w:ascii="Arial" w:hAnsi="Arial" w:cs="Arial"/>
-        </w:rPr>
-        <w:t>%}{</w:t>
-      </w:r>
-      <w:proofErr w:type="gramEnd"/>
-      <w:r>
-        <w:rPr>
-          <w:rFonts w:ascii="Arial" w:hAnsi="Arial" w:cs="Arial"/>
-        </w:rPr>
-        <w:t xml:space="preserve">% if </w:t>
+        <w:t xml:space="preserve">() }} years old.{% endif %}{% if </w:t>
       </w:r>
       <w:proofErr w:type="spellStart"/>
       <w:r>
@@ -1548,56 +1002,28 @@
         <w:rPr>
           <w:rFonts w:ascii="Arial" w:hAnsi="Arial" w:cs="Arial"/>
         </w:rPr>
-        <w:t xml:space="preserve"> %} They live at </w:t>
-      </w:r>
-      <w:proofErr w:type="gramStart"/>
-      <w:r>
-        <w:rPr>
-          <w:rFonts w:ascii="Arial" w:hAnsi="Arial" w:cs="Arial"/>
-        </w:rPr>
-        <w:t xml:space="preserve">{{ </w:t>
+        <w:t xml:space="preserve"> %} They live at {{ </w:t>
       </w:r>
       <w:proofErr w:type="spellStart"/>
       <w:r>
         <w:rPr>
           <w:rFonts w:ascii="Arial" w:hAnsi="Arial" w:cs="Arial"/>
         </w:rPr>
-        <w:t>other</w:t>
-      </w:r>
-      <w:proofErr w:type="gramEnd"/>
-      <w:r>
-        <w:rPr>
-          <w:rFonts w:ascii="Arial" w:hAnsi="Arial" w:cs="Arial"/>
-        </w:rPr>
-        <w:t>_parties</w:t>
+        <w:t>other_parties</w:t>
       </w:r>
       <w:proofErr w:type="spellEnd"/>
       <w:r>
         <w:rPr>
           <w:rFonts w:ascii="Arial" w:hAnsi="Arial" w:cs="Arial"/>
         </w:rPr>
-        <w:t>[0</w:t>
-      </w:r>
-      <w:proofErr w:type="gramStart"/>
-      <w:r>
-        <w:rPr>
-          <w:rFonts w:ascii="Arial" w:hAnsi="Arial" w:cs="Arial"/>
-        </w:rPr>
-        <w:t>].</w:t>
+        <w:t>[0].</w:t>
       </w:r>
       <w:proofErr w:type="spellStart"/>
       <w:r>
         <w:rPr>
           <w:rFonts w:ascii="Arial" w:hAnsi="Arial" w:cs="Arial"/>
         </w:rPr>
-        <w:t>address</w:t>
-      </w:r>
-      <w:proofErr w:type="gramEnd"/>
-      <w:r>
-        <w:rPr>
-          <w:rFonts w:ascii="Arial" w:hAnsi="Arial" w:cs="Arial"/>
-        </w:rPr>
-        <w:t>.on_one_line</w:t>
+        <w:t>address.on_one_line</w:t>
       </w:r>
       <w:proofErr w:type="spellEnd"/>
       <w:r>
@@ -1633,7 +1059,6 @@
         </w:rPr>
         <w:t xml:space="preserve">On </w:t>
       </w:r>
-      <w:proofErr w:type="gramStart"/>
       <w:r>
         <w:rPr>
           <w:rFonts w:ascii="Arial" w:hAnsi="Arial" w:cs="Arial"/>
@@ -1645,35 +1070,14 @@
         <w:rPr>
           <w:rFonts w:ascii="Arial" w:hAnsi="Arial" w:cs="Arial"/>
         </w:rPr>
-        <w:t>order</w:t>
-      </w:r>
-      <w:proofErr w:type="gramEnd"/>
-      <w:r>
-        <w:rPr>
-          <w:rFonts w:ascii="Arial" w:hAnsi="Arial" w:cs="Arial"/>
-        </w:rPr>
-        <w:t>_</w:t>
-      </w:r>
-      <w:proofErr w:type="gramStart"/>
-      <w:r>
-        <w:rPr>
-          <w:rFonts w:ascii="Arial" w:hAnsi="Arial" w:cs="Arial"/>
-        </w:rPr>
-        <w:t>date</w:t>
+        <w:t>order_date</w:t>
       </w:r>
       <w:proofErr w:type="spellEnd"/>
       <w:r>
         <w:rPr>
           <w:rFonts w:ascii="Arial" w:hAnsi="Arial" w:cs="Arial"/>
         </w:rPr>
-        <w:t xml:space="preserve"> }</w:t>
-      </w:r>
-      <w:proofErr w:type="gramEnd"/>
-      <w:r>
-        <w:rPr>
-          <w:rFonts w:ascii="Arial" w:hAnsi="Arial" w:cs="Arial"/>
-        </w:rPr>
-        <w:t>}, this Court entered an order regarding parenting time (see attached). The children covered by the order are:</w:t>
+        <w:t xml:space="preserve"> }}, this Court entered an order regarding parenting time (see attached). The children covered by the order are:</w:t>
       </w:r>
     </w:p>
     <w:p>
@@ -1700,16 +1104,8 @@
         <w:rPr>
           <w:rFonts w:ascii="Arial" w:hAnsi="Arial" w:cs="Arial"/>
         </w:rPr>
-        <w:t xml:space="preserve"> for child in </w:t>
-      </w:r>
-      <w:proofErr w:type="gramStart"/>
-      <w:r>
-        <w:rPr>
-          <w:rFonts w:ascii="Arial" w:hAnsi="Arial" w:cs="Arial"/>
-        </w:rPr>
-        <w:t>children %}</w:t>
-      </w:r>
-      <w:proofErr w:type="gramEnd"/>
+        <w:t xml:space="preserve"> for child in children %}</w:t>
+      </w:r>
     </w:p>
     <w:p>
       <w:pPr>
@@ -1723,7 +1119,6 @@
           <w:rFonts w:ascii="Arial" w:hAnsi="Arial" w:cs="Arial"/>
         </w:rPr>
       </w:pPr>
-      <w:proofErr w:type="gramStart"/>
       <w:r>
         <w:rPr>
           <w:rFonts w:ascii="Arial" w:hAnsi="Arial" w:cs="Arial"/>
@@ -1736,119 +1131,42 @@
         <w:rPr>
           <w:rFonts w:ascii="Arial" w:hAnsi="Arial" w:cs="Arial"/>
         </w:rPr>
-        <w:t>child.name</w:t>
-      </w:r>
-      <w:proofErr w:type="gramEnd"/>
-      <w:r>
-        <w:rPr>
-          <w:rFonts w:ascii="Arial" w:hAnsi="Arial" w:cs="Arial"/>
-        </w:rPr>
-        <w:t>_</w:t>
-      </w:r>
-      <w:proofErr w:type="gramStart"/>
-      <w:r>
-        <w:rPr>
-          <w:rFonts w:ascii="Arial" w:hAnsi="Arial" w:cs="Arial"/>
-        </w:rPr>
-        <w:t>full</w:t>
+        <w:t>child.name_full</w:t>
       </w:r>
       <w:proofErr w:type="spellEnd"/>
       <w:r>
         <w:rPr>
           <w:rFonts w:ascii="Arial" w:hAnsi="Arial" w:cs="Arial"/>
         </w:rPr>
-        <w:t>() }</w:t>
-      </w:r>
-      <w:proofErr w:type="gramEnd"/>
-      <w:r>
-        <w:rPr>
-          <w:rFonts w:ascii="Arial" w:hAnsi="Arial" w:cs="Arial"/>
-        </w:rPr>
-        <w:t xml:space="preserve">}, born </w:t>
-      </w:r>
-      <w:proofErr w:type="gramStart"/>
-      <w:r>
-        <w:rPr>
-          <w:rFonts w:ascii="Arial" w:hAnsi="Arial" w:cs="Arial"/>
-        </w:rPr>
-        <w:t xml:space="preserve">{{ </w:t>
+        <w:t xml:space="preserve">() }}, born {{ </w:t>
       </w:r>
       <w:proofErr w:type="spellStart"/>
       <w:r>
         <w:rPr>
           <w:rFonts w:ascii="Arial" w:hAnsi="Arial" w:cs="Arial"/>
         </w:rPr>
-        <w:t>child</w:t>
-      </w:r>
-      <w:proofErr w:type="gramEnd"/>
-      <w:r>
-        <w:rPr>
-          <w:rFonts w:ascii="Arial" w:hAnsi="Arial" w:cs="Arial"/>
-        </w:rPr>
-        <w:t>.</w:t>
-      </w:r>
-      <w:proofErr w:type="gramStart"/>
-      <w:r>
-        <w:rPr>
-          <w:rFonts w:ascii="Arial" w:hAnsi="Arial" w:cs="Arial"/>
-        </w:rPr>
-        <w:t>birthdate</w:t>
+        <w:t>child.birthdate</w:t>
       </w:r>
       <w:proofErr w:type="spellEnd"/>
       <w:r>
         <w:rPr>
           <w:rFonts w:ascii="Arial" w:hAnsi="Arial" w:cs="Arial"/>
         </w:rPr>
-        <w:t xml:space="preserve"> }</w:t>
-      </w:r>
-      <w:proofErr w:type="gramEnd"/>
-      <w:r>
-        <w:rPr>
-          <w:rFonts w:ascii="Arial" w:hAnsi="Arial" w:cs="Arial"/>
-        </w:rPr>
-        <w:t xml:space="preserve">}, age </w:t>
-      </w:r>
-      <w:proofErr w:type="gramStart"/>
-      <w:r>
-        <w:rPr>
-          <w:rFonts w:ascii="Arial" w:hAnsi="Arial" w:cs="Arial"/>
-        </w:rPr>
-        <w:t xml:space="preserve">{{ </w:t>
+        <w:t xml:space="preserve"> }}, age {{ </w:t>
       </w:r>
       <w:proofErr w:type="spellStart"/>
       <w:r>
         <w:rPr>
           <w:rFonts w:ascii="Arial" w:hAnsi="Arial" w:cs="Arial"/>
         </w:rPr>
-        <w:t>child.age</w:t>
-      </w:r>
-      <w:proofErr w:type="gramEnd"/>
-      <w:r>
-        <w:rPr>
-          <w:rFonts w:ascii="Arial" w:hAnsi="Arial" w:cs="Arial"/>
-        </w:rPr>
-        <w:t>_in_</w:t>
-      </w:r>
-      <w:proofErr w:type="gramStart"/>
-      <w:r>
-        <w:rPr>
-          <w:rFonts w:ascii="Arial" w:hAnsi="Arial" w:cs="Arial"/>
-        </w:rPr>
-        <w:t>years</w:t>
+        <w:t>child.age_in_years</w:t>
       </w:r>
       <w:proofErr w:type="spellEnd"/>
       <w:r>
         <w:rPr>
           <w:rFonts w:ascii="Arial" w:hAnsi="Arial" w:cs="Arial"/>
         </w:rPr>
-        <w:t>() }</w:t>
-      </w:r>
-      <w:proofErr w:type="gramEnd"/>
-      <w:r>
-        <w:rPr>
-          <w:rFonts w:ascii="Arial" w:hAnsi="Arial" w:cs="Arial"/>
-        </w:rPr>
-        <w:t>}.</w:t>
+        <w:t>() }}.</w:t>
       </w:r>
     </w:p>
     <w:p>
@@ -1878,7 +1196,6 @@
         <w:t xml:space="preserve"> </w:t>
       </w:r>
       <w:proofErr w:type="spellStart"/>
-      <w:proofErr w:type="gramStart"/>
       <w:r>
         <w:rPr>
           <w:rFonts w:ascii="Arial" w:hAnsi="Arial" w:cs="Arial"/>
@@ -1892,7 +1209,6 @@
         </w:rPr>
         <w:t xml:space="preserve"> %}</w:t>
       </w:r>
-      <w:proofErr w:type="gramEnd"/>
     </w:p>
     <w:p>
       <w:pPr>
@@ -1932,28 +1248,14 @@
         <w:rPr>
           <w:rFonts w:ascii="Arial" w:hAnsi="Arial" w:cs="Arial"/>
         </w:rPr>
-        <w:t xml:space="preserve"> </w:t>
-      </w:r>
-      <w:proofErr w:type="gramStart"/>
-      <w:r>
-        <w:rPr>
-          <w:rFonts w:ascii="Arial" w:hAnsi="Arial" w:cs="Arial"/>
-        </w:rPr>
-        <w:t xml:space="preserve">%}{{ </w:t>
+        <w:t xml:space="preserve"> %}{{ </w:t>
       </w:r>
       <w:proofErr w:type="spellStart"/>
       <w:r>
         <w:rPr>
           <w:rFonts w:ascii="Arial" w:hAnsi="Arial" w:cs="Arial"/>
         </w:rPr>
-        <w:t>other</w:t>
-      </w:r>
-      <w:proofErr w:type="gramEnd"/>
-      <w:r>
-        <w:rPr>
-          <w:rFonts w:ascii="Arial" w:hAnsi="Arial" w:cs="Arial"/>
-        </w:rPr>
-        <w:t>_parties</w:t>
+        <w:t>other_parties</w:t>
       </w:r>
       <w:proofErr w:type="spellEnd"/>
       <w:r>
@@ -1967,98 +1269,28 @@
         <w:rPr>
           <w:rFonts w:ascii="Arial" w:hAnsi="Arial" w:cs="Arial"/>
         </w:rPr>
-        <w:t>name_</w:t>
-      </w:r>
-      <w:proofErr w:type="gramStart"/>
-      <w:r>
-        <w:rPr>
-          <w:rFonts w:ascii="Arial" w:hAnsi="Arial" w:cs="Arial"/>
-        </w:rPr>
-        <w:t>full</w:t>
+        <w:t>name_full</w:t>
       </w:r>
       <w:proofErr w:type="spellEnd"/>
       <w:r>
         <w:rPr>
           <w:rFonts w:ascii="Arial" w:hAnsi="Arial" w:cs="Arial"/>
         </w:rPr>
-        <w:t>() }</w:t>
-      </w:r>
-      <w:proofErr w:type="gramEnd"/>
-      <w:r>
-        <w:rPr>
-          <w:rFonts w:ascii="Arial" w:hAnsi="Arial" w:cs="Arial"/>
-        </w:rPr>
-        <w:t xml:space="preserve">} and I have not been able to agree on consistent days and times for parenting </w:t>
-      </w:r>
-      <w:proofErr w:type="gramStart"/>
-      <w:r>
-        <w:rPr>
-          <w:rFonts w:ascii="Arial" w:hAnsi="Arial" w:cs="Arial"/>
-        </w:rPr>
-        <w:t>time.{</w:t>
-      </w:r>
-      <w:proofErr w:type="gramEnd"/>
-      <w:r>
-        <w:rPr>
-          <w:rFonts w:ascii="Arial" w:hAnsi="Arial" w:cs="Arial"/>
-        </w:rPr>
-        <w:t xml:space="preserve">% else </w:t>
-      </w:r>
-      <w:proofErr w:type="gramStart"/>
-      <w:r>
-        <w:rPr>
-          <w:rFonts w:ascii="Arial" w:hAnsi="Arial" w:cs="Arial"/>
-        </w:rPr>
-        <w:t>%}Since</w:t>
-      </w:r>
-      <w:proofErr w:type="gramEnd"/>
-      <w:r>
-        <w:rPr>
-          <w:rFonts w:ascii="Arial" w:hAnsi="Arial" w:cs="Arial"/>
-        </w:rPr>
-        <w:t xml:space="preserve"> the entry of this order, there have been substantial changes in circumstances which justify modifying the parenting time order, including: </w:t>
-      </w:r>
-      <w:proofErr w:type="gramStart"/>
-      <w:r>
-        <w:rPr>
-          <w:rFonts w:ascii="Arial" w:hAnsi="Arial" w:cs="Arial"/>
-        </w:rPr>
-        <w:t xml:space="preserve">{{ </w:t>
+        <w:t xml:space="preserve">() }} and I have not been able to agree on consistent days and times for parenting time.{% else %}Since the entry of this order, there have been substantial changes in circumstances which justify modifying the parenting time order, including: {{ </w:t>
       </w:r>
       <w:proofErr w:type="spellStart"/>
       <w:r>
         <w:rPr>
           <w:rFonts w:ascii="Arial" w:hAnsi="Arial" w:cs="Arial"/>
         </w:rPr>
-        <w:t>changed</w:t>
-      </w:r>
-      <w:proofErr w:type="gramEnd"/>
-      <w:r>
-        <w:rPr>
-          <w:rFonts w:ascii="Arial" w:hAnsi="Arial" w:cs="Arial"/>
-        </w:rPr>
-        <w:t>_</w:t>
-      </w:r>
-      <w:proofErr w:type="gramStart"/>
-      <w:r>
-        <w:rPr>
-          <w:rFonts w:ascii="Arial" w:hAnsi="Arial" w:cs="Arial"/>
-        </w:rPr>
-        <w:t>circumstances</w:t>
+        <w:t>changed_circumstances</w:t>
       </w:r>
       <w:proofErr w:type="spellEnd"/>
       <w:r>
         <w:rPr>
           <w:rFonts w:ascii="Arial" w:hAnsi="Arial" w:cs="Arial"/>
         </w:rPr>
-        <w:t xml:space="preserve"> }}{</w:t>
-      </w:r>
-      <w:proofErr w:type="gramEnd"/>
-      <w:r>
-        <w:rPr>
-          <w:rFonts w:ascii="Arial" w:hAnsi="Arial" w:cs="Arial"/>
-        </w:rPr>
-        <w:t>% endif %}</w:t>
+        <w:t xml:space="preserve"> }}{% endif %}</w:t>
       </w:r>
     </w:p>
     <w:p>
@@ -2091,85 +1323,21 @@
         <w:rPr>
           <w:rFonts w:ascii="Arial" w:hAnsi="Arial" w:cs="Arial"/>
         </w:rPr>
-        <w:t xml:space="preserve"> believe it is in the best interest of the children that </w:t>
-      </w:r>
-      <w:proofErr w:type="gramStart"/>
-      <w:r>
-        <w:rPr>
-          <w:rFonts w:ascii="Arial" w:hAnsi="Arial" w:cs="Arial"/>
-        </w:rPr>
-        <w:t>a {%</w:t>
-      </w:r>
-      <w:proofErr w:type="gramEnd"/>
-      <w:r>
-        <w:rPr>
-          <w:rFonts w:ascii="Arial" w:hAnsi="Arial" w:cs="Arial"/>
-        </w:rPr>
-        <w:t xml:space="preserve"> if </w:t>
+        <w:t xml:space="preserve"> believe it is in the best interest of the children that a {% if </w:t>
       </w:r>
       <w:proofErr w:type="spellStart"/>
-      <w:proofErr w:type="gramStart"/>
-      <w:r>
-        <w:rPr>
-          <w:rFonts w:ascii="Arial" w:hAnsi="Arial" w:cs="Arial"/>
-        </w:rPr>
-        <w:t>have_set</w:t>
-      </w:r>
-      <w:proofErr w:type="gramEnd"/>
-      <w:r>
-        <w:rPr>
-          <w:rFonts w:ascii="Arial" w:hAnsi="Arial" w:cs="Arial"/>
-        </w:rPr>
-        <w:t>_schedule</w:t>
+      <w:r>
+        <w:rPr>
+          <w:rFonts w:ascii="Arial" w:hAnsi="Arial" w:cs="Arial"/>
+        </w:rPr>
+        <w:t>have_set_schedule</w:t>
       </w:r>
       <w:proofErr w:type="spellEnd"/>
       <w:r>
         <w:rPr>
           <w:rFonts w:ascii="Arial" w:hAnsi="Arial" w:cs="Arial"/>
         </w:rPr>
-        <w:t xml:space="preserve"> </w:t>
-      </w:r>
-      <w:proofErr w:type="gramStart"/>
-      <w:r>
-        <w:rPr>
-          <w:rFonts w:ascii="Arial" w:hAnsi="Arial" w:cs="Arial"/>
-        </w:rPr>
-        <w:t>%}modified</w:t>
-      </w:r>
-      <w:proofErr w:type="gramEnd"/>
-      <w:r>
-        <w:rPr>
-          <w:rFonts w:ascii="Arial" w:hAnsi="Arial" w:cs="Arial"/>
-        </w:rPr>
-        <w:t xml:space="preserve">{% else </w:t>
-      </w:r>
-      <w:proofErr w:type="gramStart"/>
-      <w:r>
-        <w:rPr>
-          <w:rFonts w:ascii="Arial" w:hAnsi="Arial" w:cs="Arial"/>
-        </w:rPr>
-        <w:t>%}specific</w:t>
-      </w:r>
-      <w:proofErr w:type="gramEnd"/>
-      <w:r>
-        <w:rPr>
-          <w:rFonts w:ascii="Arial" w:hAnsi="Arial" w:cs="Arial"/>
-        </w:rPr>
-        <w:t xml:space="preserve">{% </w:t>
-      </w:r>
-      <w:proofErr w:type="gramStart"/>
-      <w:r>
-        <w:rPr>
-          <w:rFonts w:ascii="Arial" w:hAnsi="Arial" w:cs="Arial"/>
-        </w:rPr>
-        <w:t>endif %}</w:t>
-      </w:r>
-      <w:proofErr w:type="gramEnd"/>
-      <w:r>
-        <w:rPr>
-          <w:rFonts w:ascii="Arial" w:hAnsi="Arial" w:cs="Arial"/>
-        </w:rPr>
-        <w:t xml:space="preserve"> schedule be set for parenting time.</w:t>
+        <w:t xml:space="preserve"> %}modified{% else %}specific{% endif %} schedule be set for parenting time.</w:t>
       </w:r>
     </w:p>
     <w:p>
@@ -2218,21 +1386,7 @@
         <w:rPr>
           <w:rFonts w:ascii="Arial" w:hAnsi="Arial" w:cs="Arial"/>
         </w:rPr>
-        <w:t xml:space="preserve">That the </w:t>
-      </w:r>
-      <w:proofErr w:type="gramStart"/>
-      <w:r>
-        <w:rPr>
-          <w:rFonts w:ascii="Arial" w:hAnsi="Arial" w:cs="Arial"/>
-        </w:rPr>
-        <w:t>Court {%</w:t>
-      </w:r>
-      <w:proofErr w:type="gramEnd"/>
-      <w:r>
-        <w:rPr>
-          <w:rFonts w:ascii="Arial" w:hAnsi="Arial" w:cs="Arial"/>
-        </w:rPr>
-        <w:t xml:space="preserve"> if </w:t>
+        <w:t xml:space="preserve">That the Court {% if </w:t>
       </w:r>
       <w:proofErr w:type="spellStart"/>
       <w:r>
@@ -2246,77 +1400,7 @@
         <w:rPr>
           <w:rFonts w:ascii="Arial" w:hAnsi="Arial" w:cs="Arial"/>
         </w:rPr>
-        <w:t xml:space="preserve"> </w:t>
-      </w:r>
-      <w:proofErr w:type="gramStart"/>
-      <w:r>
-        <w:rPr>
-          <w:rFonts w:ascii="Arial" w:hAnsi="Arial" w:cs="Arial"/>
-        </w:rPr>
-        <w:t>%}modify</w:t>
-      </w:r>
-      <w:proofErr w:type="gramEnd"/>
-      <w:r>
-        <w:rPr>
-          <w:rFonts w:ascii="Arial" w:hAnsi="Arial" w:cs="Arial"/>
-        </w:rPr>
-        <w:t xml:space="preserve"> the existing parenting time </w:t>
-      </w:r>
-      <w:proofErr w:type="gramStart"/>
-      <w:r>
-        <w:rPr>
-          <w:rFonts w:ascii="Arial" w:hAnsi="Arial" w:cs="Arial"/>
-        </w:rPr>
-        <w:t>order{</w:t>
-      </w:r>
-      <w:proofErr w:type="gramEnd"/>
-      <w:r>
-        <w:rPr>
-          <w:rFonts w:ascii="Arial" w:hAnsi="Arial" w:cs="Arial"/>
-        </w:rPr>
-        <w:t xml:space="preserve">% else </w:t>
-      </w:r>
-      <w:proofErr w:type="gramStart"/>
-      <w:r>
-        <w:rPr>
-          <w:rFonts w:ascii="Arial" w:hAnsi="Arial" w:cs="Arial"/>
-        </w:rPr>
-        <w:t>%}order</w:t>
-      </w:r>
-      <w:proofErr w:type="gramEnd"/>
-      <w:r>
-        <w:rPr>
-          <w:rFonts w:ascii="Arial" w:hAnsi="Arial" w:cs="Arial"/>
-        </w:rPr>
-        <w:t xml:space="preserve"> a specific parenting time </w:t>
-      </w:r>
-      <w:proofErr w:type="gramStart"/>
-      <w:r>
-        <w:rPr>
-          <w:rFonts w:ascii="Arial" w:hAnsi="Arial" w:cs="Arial"/>
-        </w:rPr>
-        <w:t>schedule{</w:t>
-      </w:r>
-      <w:proofErr w:type="gramEnd"/>
-      <w:r>
-        <w:rPr>
-          <w:rFonts w:ascii="Arial" w:hAnsi="Arial" w:cs="Arial"/>
-        </w:rPr>
-        <w:t xml:space="preserve">% </w:t>
-      </w:r>
-      <w:proofErr w:type="gramStart"/>
-      <w:r>
-        <w:rPr>
-          <w:rFonts w:ascii="Arial" w:hAnsi="Arial" w:cs="Arial"/>
-        </w:rPr>
-        <w:t>endif %}</w:t>
-      </w:r>
-      <w:proofErr w:type="gramEnd"/>
-      <w:r>
-        <w:rPr>
-          <w:rFonts w:ascii="Arial" w:hAnsi="Arial" w:cs="Arial"/>
-        </w:rPr>
-        <w:t xml:space="preserve"> as described below.</w:t>
+        <w:t xml:space="preserve"> %}modify the existing parenting time order{% else %}order a specific parenting time schedule{% endif %} as described below.</w:t>
       </w:r>
     </w:p>
     <w:p>
@@ -2344,21 +1428,7 @@
         <w:rPr>
           <w:rFonts w:ascii="Arial" w:hAnsi="Arial" w:cs="Arial"/>
         </w:rPr>
-        <w:t xml:space="preserve">This parenting time schedule will </w:t>
-      </w:r>
-      <w:proofErr w:type="gramStart"/>
-      <w:r>
-        <w:rPr>
-          <w:rFonts w:ascii="Arial" w:hAnsi="Arial" w:cs="Arial"/>
-        </w:rPr>
-        <w:t>begin {%</w:t>
-      </w:r>
-      <w:proofErr w:type="gramEnd"/>
-      <w:r>
-        <w:rPr>
-          <w:rFonts w:ascii="Arial" w:hAnsi="Arial" w:cs="Arial"/>
-        </w:rPr>
-        <w:t xml:space="preserve"> if </w:t>
+        <w:t xml:space="preserve">This parenting time schedule will begin {% if </w:t>
       </w:r>
       <w:proofErr w:type="spellStart"/>
       <w:r>
@@ -2372,105 +1442,21 @@
         <w:rPr>
           <w:rFonts w:ascii="Arial" w:hAnsi="Arial" w:cs="Arial"/>
         </w:rPr>
-        <w:t xml:space="preserve"> == 'specific' </w:t>
-      </w:r>
-      <w:proofErr w:type="gramStart"/>
-      <w:r>
-        <w:rPr>
-          <w:rFonts w:ascii="Arial" w:hAnsi="Arial" w:cs="Arial"/>
-        </w:rPr>
-        <w:t>%}on</w:t>
-      </w:r>
-      <w:proofErr w:type="gramEnd"/>
-      <w:r>
-        <w:rPr>
-          <w:rFonts w:ascii="Arial" w:hAnsi="Arial" w:cs="Arial"/>
-        </w:rPr>
-        <w:t xml:space="preserve"> </w:t>
-      </w:r>
-      <w:proofErr w:type="gramStart"/>
-      <w:r>
-        <w:rPr>
-          <w:rFonts w:ascii="Arial" w:hAnsi="Arial" w:cs="Arial"/>
-        </w:rPr>
-        <w:t xml:space="preserve">{{ </w:t>
+        <w:t xml:space="preserve"> == 'specific' %}on {{ </w:t>
       </w:r>
       <w:proofErr w:type="spellStart"/>
       <w:r>
         <w:rPr>
           <w:rFonts w:ascii="Arial" w:hAnsi="Arial" w:cs="Arial"/>
         </w:rPr>
-        <w:t>schedule</w:t>
-      </w:r>
-      <w:proofErr w:type="gramEnd"/>
-      <w:r>
-        <w:rPr>
-          <w:rFonts w:ascii="Arial" w:hAnsi="Arial" w:cs="Arial"/>
-        </w:rPr>
-        <w:t>_start_</w:t>
-      </w:r>
-      <w:proofErr w:type="gramStart"/>
-      <w:r>
-        <w:rPr>
-          <w:rFonts w:ascii="Arial" w:hAnsi="Arial" w:cs="Arial"/>
-        </w:rPr>
-        <w:t>date</w:t>
+        <w:t>schedule_start_date</w:t>
       </w:r>
       <w:proofErr w:type="spellEnd"/>
       <w:r>
         <w:rPr>
           <w:rFonts w:ascii="Arial" w:hAnsi="Arial" w:cs="Arial"/>
         </w:rPr>
-        <w:t xml:space="preserve"> }}{</w:t>
-      </w:r>
-      <w:proofErr w:type="gramEnd"/>
-      <w:r>
-        <w:rPr>
-          <w:rFonts w:ascii="Arial" w:hAnsi="Arial" w:cs="Arial"/>
-        </w:rPr>
-        <w:t xml:space="preserve">% else </w:t>
-      </w:r>
-      <w:proofErr w:type="gramStart"/>
-      <w:r>
-        <w:rPr>
-          <w:rFonts w:ascii="Arial" w:hAnsi="Arial" w:cs="Arial"/>
-        </w:rPr>
-        <w:t>%}when</w:t>
-      </w:r>
-      <w:proofErr w:type="gramEnd"/>
-      <w:r>
-        <w:rPr>
-          <w:rFonts w:ascii="Arial" w:hAnsi="Arial" w:cs="Arial"/>
-        </w:rPr>
-        <w:t xml:space="preserve"> the Court orders the new </w:t>
-      </w:r>
-      <w:proofErr w:type="gramStart"/>
-      <w:r>
-        <w:rPr>
-          <w:rFonts w:ascii="Arial" w:hAnsi="Arial" w:cs="Arial"/>
-        </w:rPr>
-        <w:t>schedule{</w:t>
-      </w:r>
-      <w:proofErr w:type="gramEnd"/>
-      <w:r>
-        <w:rPr>
-          <w:rFonts w:ascii="Arial" w:hAnsi="Arial" w:cs="Arial"/>
-        </w:rPr>
-        <w:t xml:space="preserve">% </w:t>
-      </w:r>
-      <w:proofErr w:type="gramStart"/>
-      <w:r>
-        <w:rPr>
-          <w:rFonts w:ascii="Arial" w:hAnsi="Arial" w:cs="Arial"/>
-        </w:rPr>
-        <w:t>endif %}</w:t>
-      </w:r>
-      <w:proofErr w:type="gramEnd"/>
-      <w:r>
-        <w:rPr>
-          <w:rFonts w:ascii="Arial" w:hAnsi="Arial" w:cs="Arial"/>
-        </w:rPr>
-        <w:t>.</w:t>
+        <w:t xml:space="preserve"> }}{% else %}when the Court orders the new schedule{% endif %}.</w:t>
       </w:r>
     </w:p>
     <w:p>
@@ -2512,66 +1498,23 @@
         <w:rPr>
           <w:rFonts w:ascii="Arial" w:hAnsi="Arial" w:cs="Arial"/>
         </w:rPr>
-        <w:t xml:space="preserve">Parent Name: </w:t>
-      </w:r>
-      <w:proofErr w:type="gramStart"/>
-      <w:r>
-        <w:rPr>
-          <w:rFonts w:ascii="Arial" w:hAnsi="Arial" w:cs="Arial"/>
-        </w:rPr>
-        <w:t>{{ users</w:t>
-      </w:r>
-      <w:proofErr w:type="gramEnd"/>
-      <w:r>
-        <w:rPr>
-          <w:rFonts w:ascii="Arial" w:hAnsi="Arial" w:cs="Arial"/>
-        </w:rPr>
-        <w:t>[0].</w:t>
+        <w:t>Parent Name: {{ users[0].</w:t>
       </w:r>
       <w:proofErr w:type="spellStart"/>
       <w:r>
         <w:rPr>
           <w:rFonts w:ascii="Arial" w:hAnsi="Arial" w:cs="Arial"/>
         </w:rPr>
-        <w:t>name_</w:t>
-      </w:r>
-      <w:proofErr w:type="gramStart"/>
-      <w:r>
-        <w:rPr>
-          <w:rFonts w:ascii="Arial" w:hAnsi="Arial" w:cs="Arial"/>
-        </w:rPr>
-        <w:t>full</w:t>
+        <w:t>name_full</w:t>
       </w:r>
       <w:proofErr w:type="spellEnd"/>
       <w:r>
         <w:rPr>
           <w:rFonts w:ascii="Arial" w:hAnsi="Arial" w:cs="Arial"/>
         </w:rPr>
-        <w:t>() }</w:t>
-      </w:r>
-      <w:proofErr w:type="gramEnd"/>
-      <w:r>
-        <w:rPr>
-          <w:rFonts w:ascii="Arial" w:hAnsi="Arial" w:cs="Arial"/>
-        </w:rPr>
-        <w:t xml:space="preserve">}, Initials: </w:t>
-      </w:r>
-      <w:proofErr w:type="gramStart"/>
-      <w:r>
-        <w:rPr>
-          <w:rFonts w:ascii="Arial" w:hAnsi="Arial" w:cs="Arial"/>
-        </w:rPr>
-        <w:t>{{ users</w:t>
-      </w:r>
-      <w:proofErr w:type="gramEnd"/>
-      <w:r>
-        <w:rPr>
-          <w:rFonts w:ascii="Arial" w:hAnsi="Arial" w:cs="Arial"/>
-        </w:rPr>
-        <w:t>[0].</w:t>
+        <w:t>() }}, Initials: {{ users[0].</w:t>
       </w:r>
       <w:proofErr w:type="spellStart"/>
-      <w:proofErr w:type="gramStart"/>
       <w:r>
         <w:rPr>
           <w:rFonts w:ascii="Arial" w:hAnsi="Arial" w:cs="Arial"/>
@@ -2579,7 +1522,6 @@
         <w:t>name.initials</w:t>
       </w:r>
       <w:proofErr w:type="spellEnd"/>
-      <w:proofErr w:type="gramEnd"/>
       <w:r>
         <w:rPr>
           <w:rFonts w:ascii="Arial" w:hAnsi="Arial" w:cs="Arial"/>
@@ -2598,28 +1540,14 @@
         <w:rPr>
           <w:rFonts w:ascii="Arial" w:hAnsi="Arial" w:cs="Arial"/>
         </w:rPr>
-        <w:t xml:space="preserve">Parent Name: </w:t>
-      </w:r>
-      <w:proofErr w:type="gramStart"/>
-      <w:r>
-        <w:rPr>
-          <w:rFonts w:ascii="Arial" w:hAnsi="Arial" w:cs="Arial"/>
-        </w:rPr>
-        <w:t xml:space="preserve">{{ </w:t>
+        <w:t xml:space="preserve">Parent Name: {{ </w:t>
       </w:r>
       <w:proofErr w:type="spellStart"/>
       <w:r>
         <w:rPr>
           <w:rFonts w:ascii="Arial" w:hAnsi="Arial" w:cs="Arial"/>
         </w:rPr>
-        <w:t>other</w:t>
-      </w:r>
-      <w:proofErr w:type="gramEnd"/>
-      <w:r>
-        <w:rPr>
-          <w:rFonts w:ascii="Arial" w:hAnsi="Arial" w:cs="Arial"/>
-        </w:rPr>
-        <w:t>_parties</w:t>
+        <w:t>other_parties</w:t>
       </w:r>
       <w:proofErr w:type="spellEnd"/>
       <w:r>
@@ -2633,73 +1561,30 @@
         <w:rPr>
           <w:rFonts w:ascii="Arial" w:hAnsi="Arial" w:cs="Arial"/>
         </w:rPr>
-        <w:t>name_</w:t>
-      </w:r>
-      <w:proofErr w:type="gramStart"/>
-      <w:r>
-        <w:rPr>
-          <w:rFonts w:ascii="Arial" w:hAnsi="Arial" w:cs="Arial"/>
-        </w:rPr>
-        <w:t>full</w:t>
+        <w:t>name_full</w:t>
       </w:r>
       <w:proofErr w:type="spellEnd"/>
       <w:r>
         <w:rPr>
           <w:rFonts w:ascii="Arial" w:hAnsi="Arial" w:cs="Arial"/>
         </w:rPr>
-        <w:t>() }</w:t>
-      </w:r>
-      <w:proofErr w:type="gramEnd"/>
-      <w:r>
-        <w:rPr>
-          <w:rFonts w:ascii="Arial" w:hAnsi="Arial" w:cs="Arial"/>
-        </w:rPr>
-        <w:t xml:space="preserve">}, Initials: </w:t>
-      </w:r>
-      <w:proofErr w:type="gramStart"/>
-      <w:r>
-        <w:rPr>
-          <w:rFonts w:ascii="Arial" w:hAnsi="Arial" w:cs="Arial"/>
-        </w:rPr>
-        <w:t xml:space="preserve">{{ </w:t>
+        <w:t xml:space="preserve">() }}, Initials: {{ </w:t>
       </w:r>
       <w:proofErr w:type="spellStart"/>
       <w:r>
         <w:rPr>
           <w:rFonts w:ascii="Arial" w:hAnsi="Arial" w:cs="Arial"/>
         </w:rPr>
-        <w:t>other</w:t>
-      </w:r>
-      <w:proofErr w:type="gramEnd"/>
-      <w:r>
-        <w:rPr>
-          <w:rFonts w:ascii="Arial" w:hAnsi="Arial" w:cs="Arial"/>
-        </w:rPr>
-        <w:t>_</w:t>
-      </w:r>
-      <w:proofErr w:type="gramStart"/>
-      <w:r>
-        <w:rPr>
-          <w:rFonts w:ascii="Arial" w:hAnsi="Arial" w:cs="Arial"/>
-        </w:rPr>
-        <w:t>parties</w:t>
+        <w:t>other_parties</w:t>
       </w:r>
       <w:proofErr w:type="spellEnd"/>
       <w:r>
         <w:rPr>
           <w:rFonts w:ascii="Arial" w:hAnsi="Arial" w:cs="Arial"/>
         </w:rPr>
-        <w:t>[</w:t>
-      </w:r>
-      <w:proofErr w:type="gramEnd"/>
-      <w:r>
-        <w:rPr>
-          <w:rFonts w:ascii="Arial" w:hAnsi="Arial" w:cs="Arial"/>
-        </w:rPr>
-        <w:t>0].</w:t>
+        <w:t>[0].</w:t>
       </w:r>
       <w:proofErr w:type="spellStart"/>
-      <w:proofErr w:type="gramStart"/>
       <w:r>
         <w:rPr>
           <w:rFonts w:ascii="Arial" w:hAnsi="Arial" w:cs="Arial"/>
@@ -2707,7 +1592,6 @@
         <w:t>name.initials</w:t>
       </w:r>
       <w:proofErr w:type="spellEnd"/>
-      <w:proofErr w:type="gramEnd"/>
       <w:r>
         <w:rPr>
           <w:rFonts w:ascii="Arial" w:hAnsi="Arial" w:cs="Arial"/>
@@ -2745,14 +1629,7 @@
         <w:rPr>
           <w:rFonts w:ascii="Arial" w:hAnsi="Arial" w:cs="Arial"/>
         </w:rPr>
-        <w:t>weekly_</w:t>
-      </w:r>
-      <w:proofErr w:type="gramStart"/>
-      <w:r>
-        <w:rPr>
-          <w:rFonts w:ascii="Arial" w:hAnsi="Arial" w:cs="Arial"/>
-        </w:rPr>
-        <w:t>schedule</w:t>
+        <w:t>weekly_schedule</w:t>
       </w:r>
       <w:proofErr w:type="spellEnd"/>
       <w:r>
@@ -2761,7 +1638,6 @@
         </w:rPr>
         <w:t xml:space="preserve"> %}</w:t>
       </w:r>
-      <w:proofErr w:type="gramEnd"/>
     </w:p>
     <w:p>
       <w:pPr>
@@ -2801,35 +1677,7 @@
         <w:rPr>
           <w:rFonts w:ascii="Arial" w:hAnsi="Arial" w:cs="Arial"/>
         </w:rPr>
-        <w:t xml:space="preserve">The schedule below </w:t>
-      </w:r>
-      <w:proofErr w:type="gramStart"/>
-      <w:r>
-        <w:rPr>
-          <w:rFonts w:ascii="Arial" w:hAnsi="Arial" w:cs="Arial"/>
-        </w:rPr>
-        <w:t>has</w:t>
-      </w:r>
-      <w:proofErr w:type="gramEnd"/>
-      <w:r>
-        <w:rPr>
-          <w:rFonts w:ascii="Arial" w:hAnsi="Arial" w:cs="Arial"/>
-        </w:rPr>
-        <w:t xml:space="preserve"> </w:t>
-      </w:r>
-      <w:proofErr w:type="gramStart"/>
-      <w:r>
-        <w:rPr>
-          <w:rFonts w:ascii="Arial" w:hAnsi="Arial" w:cs="Arial"/>
-        </w:rPr>
-        <w:t>each day separated</w:t>
-      </w:r>
-      <w:proofErr w:type="gramEnd"/>
-      <w:r>
-        <w:rPr>
-          <w:rFonts w:ascii="Arial" w:hAnsi="Arial" w:cs="Arial"/>
-        </w:rPr>
-        <w:t xml:space="preserve"> into one-hour blocks, except for overnights, which begin at 9:00 PM and end at 8:00 AM the next day.</w:t>
+        <w:t>The schedule below has each day separated into one-hour blocks, except for overnights, which begin at 9:00 PM and end at 8:00 AM the next day.</w:t>
       </w:r>
     </w:p>
     <w:p>
@@ -2843,66 +1691,23 @@
         <w:rPr>
           <w:rFonts w:ascii="Arial" w:hAnsi="Arial" w:cs="Arial"/>
         </w:rPr>
-        <w:t xml:space="preserve">Parent Name: </w:t>
-      </w:r>
-      <w:proofErr w:type="gramStart"/>
-      <w:r>
-        <w:rPr>
-          <w:rFonts w:ascii="Arial" w:hAnsi="Arial" w:cs="Arial"/>
-        </w:rPr>
-        <w:t>{{ users</w:t>
-      </w:r>
-      <w:proofErr w:type="gramEnd"/>
-      <w:r>
-        <w:rPr>
-          <w:rFonts w:ascii="Arial" w:hAnsi="Arial" w:cs="Arial"/>
-        </w:rPr>
-        <w:t>[0].</w:t>
+        <w:t>Parent Name: {{ users[0].</w:t>
       </w:r>
       <w:proofErr w:type="spellStart"/>
       <w:r>
         <w:rPr>
           <w:rFonts w:ascii="Arial" w:hAnsi="Arial" w:cs="Arial"/>
         </w:rPr>
-        <w:t>name_</w:t>
-      </w:r>
-      <w:proofErr w:type="gramStart"/>
-      <w:r>
-        <w:rPr>
-          <w:rFonts w:ascii="Arial" w:hAnsi="Arial" w:cs="Arial"/>
-        </w:rPr>
-        <w:t>full</w:t>
+        <w:t>name_full</w:t>
       </w:r>
       <w:proofErr w:type="spellEnd"/>
       <w:r>
         <w:rPr>
           <w:rFonts w:ascii="Arial" w:hAnsi="Arial" w:cs="Arial"/>
         </w:rPr>
-        <w:t>() }</w:t>
-      </w:r>
-      <w:proofErr w:type="gramEnd"/>
-      <w:r>
-        <w:rPr>
-          <w:rFonts w:ascii="Arial" w:hAnsi="Arial" w:cs="Arial"/>
-        </w:rPr>
-        <w:t xml:space="preserve">}, Initials: </w:t>
-      </w:r>
-      <w:proofErr w:type="gramStart"/>
-      <w:r>
-        <w:rPr>
-          <w:rFonts w:ascii="Arial" w:hAnsi="Arial" w:cs="Arial"/>
-        </w:rPr>
-        <w:t>{{ users</w:t>
-      </w:r>
-      <w:proofErr w:type="gramEnd"/>
-      <w:r>
-        <w:rPr>
-          <w:rFonts w:ascii="Arial" w:hAnsi="Arial" w:cs="Arial"/>
-        </w:rPr>
-        <w:t>[0].</w:t>
+        <w:t>() }}, Initials: {{ users[0].</w:t>
       </w:r>
       <w:proofErr w:type="spellStart"/>
-      <w:proofErr w:type="gramStart"/>
       <w:r>
         <w:rPr>
           <w:rFonts w:ascii="Arial" w:hAnsi="Arial" w:cs="Arial"/>
@@ -2910,7 +1715,6 @@
         <w:t>name.initials</w:t>
       </w:r>
       <w:proofErr w:type="spellEnd"/>
-      <w:proofErr w:type="gramEnd"/>
       <w:r>
         <w:rPr>
           <w:rFonts w:ascii="Arial" w:hAnsi="Arial" w:cs="Arial"/>
@@ -2929,28 +1733,14 @@
         <w:rPr>
           <w:rFonts w:ascii="Arial" w:hAnsi="Arial" w:cs="Arial"/>
         </w:rPr>
-        <w:t xml:space="preserve">Parent Name: </w:t>
-      </w:r>
-      <w:proofErr w:type="gramStart"/>
-      <w:r>
-        <w:rPr>
-          <w:rFonts w:ascii="Arial" w:hAnsi="Arial" w:cs="Arial"/>
-        </w:rPr>
-        <w:t xml:space="preserve">{{ </w:t>
+        <w:t xml:space="preserve">Parent Name: {{ </w:t>
       </w:r>
       <w:proofErr w:type="spellStart"/>
       <w:r>
         <w:rPr>
           <w:rFonts w:ascii="Arial" w:hAnsi="Arial" w:cs="Arial"/>
         </w:rPr>
-        <w:t>other</w:t>
-      </w:r>
-      <w:proofErr w:type="gramEnd"/>
-      <w:r>
-        <w:rPr>
-          <w:rFonts w:ascii="Arial" w:hAnsi="Arial" w:cs="Arial"/>
-        </w:rPr>
-        <w:t>_parties</w:t>
+        <w:t>other_parties</w:t>
       </w:r>
       <w:proofErr w:type="spellEnd"/>
       <w:r>
@@ -2964,73 +1754,30 @@
         <w:rPr>
           <w:rFonts w:ascii="Arial" w:hAnsi="Arial" w:cs="Arial"/>
         </w:rPr>
-        <w:t>name_</w:t>
-      </w:r>
-      <w:proofErr w:type="gramStart"/>
-      <w:r>
-        <w:rPr>
-          <w:rFonts w:ascii="Arial" w:hAnsi="Arial" w:cs="Arial"/>
-        </w:rPr>
-        <w:t>full</w:t>
+        <w:t>name_full</w:t>
       </w:r>
       <w:proofErr w:type="spellEnd"/>
       <w:r>
         <w:rPr>
           <w:rFonts w:ascii="Arial" w:hAnsi="Arial" w:cs="Arial"/>
         </w:rPr>
-        <w:t>() }</w:t>
-      </w:r>
-      <w:proofErr w:type="gramEnd"/>
-      <w:r>
-        <w:rPr>
-          <w:rFonts w:ascii="Arial" w:hAnsi="Arial" w:cs="Arial"/>
-        </w:rPr>
-        <w:t xml:space="preserve">}, Initials: </w:t>
-      </w:r>
-      <w:proofErr w:type="gramStart"/>
-      <w:r>
-        <w:rPr>
-          <w:rFonts w:ascii="Arial" w:hAnsi="Arial" w:cs="Arial"/>
-        </w:rPr>
-        <w:t xml:space="preserve">{{ </w:t>
+        <w:t xml:space="preserve">() }}, Initials: {{ </w:t>
       </w:r>
       <w:proofErr w:type="spellStart"/>
       <w:r>
         <w:rPr>
           <w:rFonts w:ascii="Arial" w:hAnsi="Arial" w:cs="Arial"/>
         </w:rPr>
-        <w:t>other</w:t>
-      </w:r>
-      <w:proofErr w:type="gramEnd"/>
-      <w:r>
-        <w:rPr>
-          <w:rFonts w:ascii="Arial" w:hAnsi="Arial" w:cs="Arial"/>
-        </w:rPr>
-        <w:t>_</w:t>
-      </w:r>
-      <w:proofErr w:type="gramStart"/>
-      <w:r>
-        <w:rPr>
-          <w:rFonts w:ascii="Arial" w:hAnsi="Arial" w:cs="Arial"/>
-        </w:rPr>
-        <w:t>parties</w:t>
+        <w:t>other_parties</w:t>
       </w:r>
       <w:proofErr w:type="spellEnd"/>
       <w:r>
         <w:rPr>
           <w:rFonts w:ascii="Arial" w:hAnsi="Arial" w:cs="Arial"/>
         </w:rPr>
-        <w:t>[</w:t>
-      </w:r>
-      <w:proofErr w:type="gramEnd"/>
-      <w:r>
-        <w:rPr>
-          <w:rFonts w:ascii="Arial" w:hAnsi="Arial" w:cs="Arial"/>
-        </w:rPr>
-        <w:t>0].</w:t>
+        <w:t>[0].</w:t>
       </w:r>
       <w:proofErr w:type="spellStart"/>
-      <w:proofErr w:type="gramStart"/>
       <w:r>
         <w:rPr>
           <w:rFonts w:ascii="Arial" w:hAnsi="Arial" w:cs="Arial"/>
@@ -3038,7 +1785,6 @@
         <w:t>name.initials</w:t>
       </w:r>
       <w:proofErr w:type="spellEnd"/>
-      <w:proofErr w:type="gramEnd"/>
       <w:r>
         <w:rPr>
           <w:rFonts w:ascii="Arial" w:hAnsi="Arial" w:cs="Arial"/>
@@ -3083,16 +1829,8 @@
         <w:rPr>
           <w:rFonts w:ascii="Arial" w:hAnsi="Arial" w:cs="Arial"/>
         </w:rPr>
-        <w:t xml:space="preserve"> in </w:t>
-      </w:r>
-      <w:proofErr w:type="gramStart"/>
-      <w:r>
-        <w:rPr>
-          <w:rFonts w:ascii="Arial" w:hAnsi="Arial" w:cs="Arial"/>
-        </w:rPr>
-        <w:t>week %}</w:t>
-      </w:r>
-      <w:proofErr w:type="gramEnd"/>
+        <w:t xml:space="preserve"> in week %}</w:t>
+      </w:r>
     </w:p>
     <w:p>
       <w:pPr>
@@ -3109,19 +1847,11 @@
           <w:rFonts w:ascii="Arial" w:hAnsi="Arial" w:cs="Arial"/>
         </w:rPr>
       </w:pPr>
-      <w:proofErr w:type="gramStart"/>
-      <w:r>
-        <w:rPr>
-          <w:rFonts w:ascii="Arial" w:hAnsi="Arial" w:cs="Arial"/>
-        </w:rPr>
-        <w:t>{{ current_week.name</w:t>
-      </w:r>
-      <w:proofErr w:type="gramEnd"/>
-      <w:r>
-        <w:rPr>
-          <w:rFonts w:ascii="Arial" w:hAnsi="Arial" w:cs="Arial"/>
-        </w:rPr>
-        <w:t xml:space="preserve"> }}</w:t>
+      <w:r>
+        <w:rPr>
+          <w:rFonts w:ascii="Arial" w:hAnsi="Arial" w:cs="Arial"/>
+        </w:rPr>
+        <w:t>{{ current_week.name }}</w:t>
       </w:r>
     </w:p>
     <w:tbl>
@@ -3365,7 +2095,6 @@
                 <w:rFonts w:ascii="Arial" w:hAnsi="Arial" w:cs="Arial"/>
               </w:rPr>
             </w:pPr>
-            <w:proofErr w:type="gramStart"/>
             <w:r>
               <w:rPr>
                 <w:rFonts w:ascii="Arial" w:hAnsi="Arial" w:cs="Arial"/>
@@ -3380,26 +2109,11 @@
               <w:t>current_week.day</w:t>
             </w:r>
             <w:proofErr w:type="spellEnd"/>
-            <w:proofErr w:type="gramEnd"/>
-            <w:r>
-              <w:rPr>
-                <w:rFonts w:ascii="Arial" w:hAnsi="Arial" w:cs="Arial"/>
-              </w:rPr>
-              <w:t>[0</w:t>
-            </w:r>
-            <w:proofErr w:type="gramStart"/>
-            <w:r>
-              <w:rPr>
-                <w:rFonts w:ascii="Arial" w:hAnsi="Arial" w:cs="Arial"/>
-              </w:rPr>
-              <w:t>].time_8_am.name.initials</w:t>
-            </w:r>
-            <w:proofErr w:type="gramEnd"/>
-            <w:r>
-              <w:rPr>
-                <w:rFonts w:ascii="Arial" w:hAnsi="Arial" w:cs="Arial"/>
-              </w:rPr>
-              <w:t xml:space="preserve"> }}</w:t>
+            <w:r>
+              <w:rPr>
+                <w:rFonts w:ascii="Arial" w:hAnsi="Arial" w:cs="Arial"/>
+              </w:rPr>
+              <w:t>[0].time_8_am.name.initials }}</w:t>
             </w:r>
           </w:p>
         </w:tc>
@@ -3414,7 +2128,6 @@
                 <w:rFonts w:ascii="Arial" w:hAnsi="Arial" w:cs="Arial"/>
               </w:rPr>
             </w:pPr>
-            <w:proofErr w:type="gramStart"/>
             <w:r>
               <w:rPr>
                 <w:rFonts w:ascii="Arial" w:hAnsi="Arial" w:cs="Arial"/>
@@ -3429,26 +2142,11 @@
               <w:t>current_week.day</w:t>
             </w:r>
             <w:proofErr w:type="spellEnd"/>
-            <w:proofErr w:type="gramEnd"/>
-            <w:r>
-              <w:rPr>
-                <w:rFonts w:ascii="Arial" w:hAnsi="Arial" w:cs="Arial"/>
-              </w:rPr>
-              <w:t>[1</w:t>
-            </w:r>
-            <w:proofErr w:type="gramStart"/>
-            <w:r>
-              <w:rPr>
-                <w:rFonts w:ascii="Arial" w:hAnsi="Arial" w:cs="Arial"/>
-              </w:rPr>
-              <w:t>].time_8_am.name.initials</w:t>
-            </w:r>
-            <w:proofErr w:type="gramEnd"/>
-            <w:r>
-              <w:rPr>
-                <w:rFonts w:ascii="Arial" w:hAnsi="Arial" w:cs="Arial"/>
-              </w:rPr>
-              <w:t xml:space="preserve"> }}</w:t>
+            <w:r>
+              <w:rPr>
+                <w:rFonts w:ascii="Arial" w:hAnsi="Arial" w:cs="Arial"/>
+              </w:rPr>
+              <w:t>[1].time_8_am.name.initials }}</w:t>
             </w:r>
           </w:p>
         </w:tc>
@@ -3463,7 +2161,6 @@
                 <w:rFonts w:ascii="Arial" w:hAnsi="Arial" w:cs="Arial"/>
               </w:rPr>
             </w:pPr>
-            <w:proofErr w:type="gramStart"/>
             <w:r>
               <w:rPr>
                 <w:rFonts w:ascii="Arial" w:hAnsi="Arial" w:cs="Arial"/>
@@ -3478,26 +2175,11 @@
               <w:t>current_week.day</w:t>
             </w:r>
             <w:proofErr w:type="spellEnd"/>
-            <w:proofErr w:type="gramEnd"/>
-            <w:r>
-              <w:rPr>
-                <w:rFonts w:ascii="Arial" w:hAnsi="Arial" w:cs="Arial"/>
-              </w:rPr>
-              <w:t>[2</w:t>
-            </w:r>
-            <w:proofErr w:type="gramStart"/>
-            <w:r>
-              <w:rPr>
-                <w:rFonts w:ascii="Arial" w:hAnsi="Arial" w:cs="Arial"/>
-              </w:rPr>
-              <w:t>].time_8_am.name.initials</w:t>
-            </w:r>
-            <w:proofErr w:type="gramEnd"/>
-            <w:r>
-              <w:rPr>
-                <w:rFonts w:ascii="Arial" w:hAnsi="Arial" w:cs="Arial"/>
-              </w:rPr>
-              <w:t xml:space="preserve"> }}</w:t>
+            <w:r>
+              <w:rPr>
+                <w:rFonts w:ascii="Arial" w:hAnsi="Arial" w:cs="Arial"/>
+              </w:rPr>
+              <w:t>[2].time_8_am.name.initials }}</w:t>
             </w:r>
           </w:p>
         </w:tc>
@@ -3512,7 +2194,6 @@
                 <w:rFonts w:ascii="Arial" w:hAnsi="Arial" w:cs="Arial"/>
               </w:rPr>
             </w:pPr>
-            <w:proofErr w:type="gramStart"/>
             <w:r>
               <w:rPr>
                 <w:rFonts w:ascii="Arial" w:hAnsi="Arial" w:cs="Arial"/>
@@ -3527,26 +2208,11 @@
               <w:t>current_week.day</w:t>
             </w:r>
             <w:proofErr w:type="spellEnd"/>
-            <w:proofErr w:type="gramEnd"/>
-            <w:r>
-              <w:rPr>
-                <w:rFonts w:ascii="Arial" w:hAnsi="Arial" w:cs="Arial"/>
-              </w:rPr>
-              <w:t>[3</w:t>
-            </w:r>
-            <w:proofErr w:type="gramStart"/>
-            <w:r>
-              <w:rPr>
-                <w:rFonts w:ascii="Arial" w:hAnsi="Arial" w:cs="Arial"/>
-              </w:rPr>
-              <w:t>].time_8_am.name.initials</w:t>
-            </w:r>
-            <w:proofErr w:type="gramEnd"/>
-            <w:r>
-              <w:rPr>
-                <w:rFonts w:ascii="Arial" w:hAnsi="Arial" w:cs="Arial"/>
-              </w:rPr>
-              <w:t xml:space="preserve"> }}</w:t>
+            <w:r>
+              <w:rPr>
+                <w:rFonts w:ascii="Arial" w:hAnsi="Arial" w:cs="Arial"/>
+              </w:rPr>
+              <w:t>[3].time_8_am.name.initials }}</w:t>
             </w:r>
           </w:p>
         </w:tc>
@@ -3561,7 +2227,6 @@
                 <w:rFonts w:ascii="Arial" w:hAnsi="Arial" w:cs="Arial"/>
               </w:rPr>
             </w:pPr>
-            <w:proofErr w:type="gramStart"/>
             <w:r>
               <w:rPr>
                 <w:rFonts w:ascii="Arial" w:hAnsi="Arial" w:cs="Arial"/>
@@ -3576,26 +2241,11 @@
               <w:t>current_week.day</w:t>
             </w:r>
             <w:proofErr w:type="spellEnd"/>
-            <w:proofErr w:type="gramEnd"/>
-            <w:r>
-              <w:rPr>
-                <w:rFonts w:ascii="Arial" w:hAnsi="Arial" w:cs="Arial"/>
-              </w:rPr>
-              <w:t>[4</w:t>
-            </w:r>
-            <w:proofErr w:type="gramStart"/>
-            <w:r>
-              <w:rPr>
-                <w:rFonts w:ascii="Arial" w:hAnsi="Arial" w:cs="Arial"/>
-              </w:rPr>
-              <w:t>].time_8_am.name.initials</w:t>
-            </w:r>
-            <w:proofErr w:type="gramEnd"/>
-            <w:r>
-              <w:rPr>
-                <w:rFonts w:ascii="Arial" w:hAnsi="Arial" w:cs="Arial"/>
-              </w:rPr>
-              <w:t xml:space="preserve"> }}</w:t>
+            <w:r>
+              <w:rPr>
+                <w:rFonts w:ascii="Arial" w:hAnsi="Arial" w:cs="Arial"/>
+              </w:rPr>
+              <w:t>[4].time_8_am.name.initials }}</w:t>
             </w:r>
           </w:p>
         </w:tc>
@@ -3610,7 +2260,6 @@
                 <w:rFonts w:ascii="Arial" w:hAnsi="Arial" w:cs="Arial"/>
               </w:rPr>
             </w:pPr>
-            <w:proofErr w:type="gramStart"/>
             <w:r>
               <w:rPr>
                 <w:rFonts w:ascii="Arial" w:hAnsi="Arial" w:cs="Arial"/>
@@ -3625,26 +2274,11 @@
               <w:t>current_week.day</w:t>
             </w:r>
             <w:proofErr w:type="spellEnd"/>
-            <w:proofErr w:type="gramEnd"/>
-            <w:r>
-              <w:rPr>
-                <w:rFonts w:ascii="Arial" w:hAnsi="Arial" w:cs="Arial"/>
-              </w:rPr>
-              <w:t>[5</w:t>
-            </w:r>
-            <w:proofErr w:type="gramStart"/>
-            <w:r>
-              <w:rPr>
-                <w:rFonts w:ascii="Arial" w:hAnsi="Arial" w:cs="Arial"/>
-              </w:rPr>
-              <w:t>].time_8_am.name.initials</w:t>
-            </w:r>
-            <w:proofErr w:type="gramEnd"/>
-            <w:r>
-              <w:rPr>
-                <w:rFonts w:ascii="Arial" w:hAnsi="Arial" w:cs="Arial"/>
-              </w:rPr>
-              <w:t xml:space="preserve"> }}</w:t>
+            <w:r>
+              <w:rPr>
+                <w:rFonts w:ascii="Arial" w:hAnsi="Arial" w:cs="Arial"/>
+              </w:rPr>
+              <w:t>[5].time_8_am.name.initials }}</w:t>
             </w:r>
           </w:p>
         </w:tc>
@@ -3659,7 +2293,6 @@
                 <w:rFonts w:ascii="Arial" w:hAnsi="Arial" w:cs="Arial"/>
               </w:rPr>
             </w:pPr>
-            <w:proofErr w:type="gramStart"/>
             <w:r>
               <w:rPr>
                 <w:rFonts w:ascii="Arial" w:hAnsi="Arial" w:cs="Arial"/>
@@ -3674,26 +2307,11 @@
               <w:t>current_week.day</w:t>
             </w:r>
             <w:proofErr w:type="spellEnd"/>
-            <w:proofErr w:type="gramEnd"/>
-            <w:r>
-              <w:rPr>
-                <w:rFonts w:ascii="Arial" w:hAnsi="Arial" w:cs="Arial"/>
-              </w:rPr>
-              <w:t>[6</w:t>
-            </w:r>
-            <w:proofErr w:type="gramStart"/>
-            <w:r>
-              <w:rPr>
-                <w:rFonts w:ascii="Arial" w:hAnsi="Arial" w:cs="Arial"/>
-              </w:rPr>
-              <w:t>].time_8_am.name.initials</w:t>
-            </w:r>
-            <w:proofErr w:type="gramEnd"/>
-            <w:r>
-              <w:rPr>
-                <w:rFonts w:ascii="Arial" w:hAnsi="Arial" w:cs="Arial"/>
-              </w:rPr>
-              <w:t xml:space="preserve"> }}</w:t>
+            <w:r>
+              <w:rPr>
+                <w:rFonts w:ascii="Arial" w:hAnsi="Arial" w:cs="Arial"/>
+              </w:rPr>
+              <w:t>[6].time_8_am.name.initials }}</w:t>
             </w:r>
           </w:p>
         </w:tc>
@@ -3732,7 +2350,6 @@
                 <w:rFonts w:ascii="Arial" w:hAnsi="Arial" w:cs="Arial"/>
               </w:rPr>
             </w:pPr>
-            <w:proofErr w:type="gramStart"/>
             <w:r>
               <w:rPr>
                 <w:rFonts w:ascii="Arial" w:hAnsi="Arial" w:cs="Arial"/>
@@ -3747,26 +2364,11 @@
               <w:t>current_week.day</w:t>
             </w:r>
             <w:proofErr w:type="spellEnd"/>
-            <w:proofErr w:type="gramEnd"/>
-            <w:r>
-              <w:rPr>
-                <w:rFonts w:ascii="Arial" w:hAnsi="Arial" w:cs="Arial"/>
-              </w:rPr>
-              <w:t>[0</w:t>
-            </w:r>
-            <w:proofErr w:type="gramStart"/>
-            <w:r>
-              <w:rPr>
-                <w:rFonts w:ascii="Arial" w:hAnsi="Arial" w:cs="Arial"/>
-              </w:rPr>
-              <w:t>].time_9_am.name.initials</w:t>
-            </w:r>
-            <w:proofErr w:type="gramEnd"/>
-            <w:r>
-              <w:rPr>
-                <w:rFonts w:ascii="Arial" w:hAnsi="Arial" w:cs="Arial"/>
-              </w:rPr>
-              <w:t xml:space="preserve"> }}</w:t>
+            <w:r>
+              <w:rPr>
+                <w:rFonts w:ascii="Arial" w:hAnsi="Arial" w:cs="Arial"/>
+              </w:rPr>
+              <w:t>[0].time_9_am.name.initials }}</w:t>
             </w:r>
           </w:p>
         </w:tc>
@@ -3781,7 +2383,6 @@
                 <w:rFonts w:ascii="Arial" w:hAnsi="Arial" w:cs="Arial"/>
               </w:rPr>
             </w:pPr>
-            <w:proofErr w:type="gramStart"/>
             <w:r>
               <w:rPr>
                 <w:rFonts w:ascii="Arial" w:hAnsi="Arial" w:cs="Arial"/>
@@ -3796,26 +2397,11 @@
               <w:t>current_week.day</w:t>
             </w:r>
             <w:proofErr w:type="spellEnd"/>
-            <w:proofErr w:type="gramEnd"/>
-            <w:r>
-              <w:rPr>
-                <w:rFonts w:ascii="Arial" w:hAnsi="Arial" w:cs="Arial"/>
-              </w:rPr>
-              <w:t>[1</w:t>
-            </w:r>
-            <w:proofErr w:type="gramStart"/>
-            <w:r>
-              <w:rPr>
-                <w:rFonts w:ascii="Arial" w:hAnsi="Arial" w:cs="Arial"/>
-              </w:rPr>
-              <w:t>].time_9_am.name.initials</w:t>
-            </w:r>
-            <w:proofErr w:type="gramEnd"/>
-            <w:r>
-              <w:rPr>
-                <w:rFonts w:ascii="Arial" w:hAnsi="Arial" w:cs="Arial"/>
-              </w:rPr>
-              <w:t xml:space="preserve"> }}</w:t>
+            <w:r>
+              <w:rPr>
+                <w:rFonts w:ascii="Arial" w:hAnsi="Arial" w:cs="Arial"/>
+              </w:rPr>
+              <w:t>[1].time_9_am.name.initials }}</w:t>
             </w:r>
           </w:p>
         </w:tc>
@@ -3830,7 +2416,6 @@
                 <w:rFonts w:ascii="Arial" w:hAnsi="Arial" w:cs="Arial"/>
               </w:rPr>
             </w:pPr>
-            <w:proofErr w:type="gramStart"/>
             <w:r>
               <w:rPr>
                 <w:rFonts w:ascii="Arial" w:hAnsi="Arial" w:cs="Arial"/>
@@ -3845,26 +2430,11 @@
               <w:t>current_week.day</w:t>
             </w:r>
             <w:proofErr w:type="spellEnd"/>
-            <w:proofErr w:type="gramEnd"/>
-            <w:r>
-              <w:rPr>
-                <w:rFonts w:ascii="Arial" w:hAnsi="Arial" w:cs="Arial"/>
-              </w:rPr>
-              <w:t>[2</w:t>
-            </w:r>
-            <w:proofErr w:type="gramStart"/>
-            <w:r>
-              <w:rPr>
-                <w:rFonts w:ascii="Arial" w:hAnsi="Arial" w:cs="Arial"/>
-              </w:rPr>
-              <w:t>].time_9_am.name.initials</w:t>
-            </w:r>
-            <w:proofErr w:type="gramEnd"/>
-            <w:r>
-              <w:rPr>
-                <w:rFonts w:ascii="Arial" w:hAnsi="Arial" w:cs="Arial"/>
-              </w:rPr>
-              <w:t xml:space="preserve"> }}</w:t>
+            <w:r>
+              <w:rPr>
+                <w:rFonts w:ascii="Arial" w:hAnsi="Arial" w:cs="Arial"/>
+              </w:rPr>
+              <w:t>[2].time_9_am.name.initials }}</w:t>
             </w:r>
           </w:p>
         </w:tc>
@@ -3879,7 +2449,6 @@
                 <w:rFonts w:ascii="Arial" w:hAnsi="Arial" w:cs="Arial"/>
               </w:rPr>
             </w:pPr>
-            <w:proofErr w:type="gramStart"/>
             <w:r>
               <w:rPr>
                 <w:rFonts w:ascii="Arial" w:hAnsi="Arial" w:cs="Arial"/>
@@ -3894,26 +2463,11 @@
               <w:t>current_week.day</w:t>
             </w:r>
             <w:proofErr w:type="spellEnd"/>
-            <w:proofErr w:type="gramEnd"/>
-            <w:r>
-              <w:rPr>
-                <w:rFonts w:ascii="Arial" w:hAnsi="Arial" w:cs="Arial"/>
-              </w:rPr>
-              <w:t>[3</w:t>
-            </w:r>
-            <w:proofErr w:type="gramStart"/>
-            <w:r>
-              <w:rPr>
-                <w:rFonts w:ascii="Arial" w:hAnsi="Arial" w:cs="Arial"/>
-              </w:rPr>
-              <w:t>].time_9_am.name.initials</w:t>
-            </w:r>
-            <w:proofErr w:type="gramEnd"/>
-            <w:r>
-              <w:rPr>
-                <w:rFonts w:ascii="Arial" w:hAnsi="Arial" w:cs="Arial"/>
-              </w:rPr>
-              <w:t xml:space="preserve"> }}</w:t>
+            <w:r>
+              <w:rPr>
+                <w:rFonts w:ascii="Arial" w:hAnsi="Arial" w:cs="Arial"/>
+              </w:rPr>
+              <w:t>[3].time_9_am.name.initials }}</w:t>
             </w:r>
           </w:p>
         </w:tc>
@@ -3928,7 +2482,6 @@
                 <w:rFonts w:ascii="Arial" w:hAnsi="Arial" w:cs="Arial"/>
               </w:rPr>
             </w:pPr>
-            <w:proofErr w:type="gramStart"/>
             <w:r>
               <w:rPr>
                 <w:rFonts w:ascii="Arial" w:hAnsi="Arial" w:cs="Arial"/>
@@ -3943,26 +2496,11 @@
               <w:t>current_week.day</w:t>
             </w:r>
             <w:proofErr w:type="spellEnd"/>
-            <w:proofErr w:type="gramEnd"/>
-            <w:r>
-              <w:rPr>
-                <w:rFonts w:ascii="Arial" w:hAnsi="Arial" w:cs="Arial"/>
-              </w:rPr>
-              <w:t>[4</w:t>
-            </w:r>
-            <w:proofErr w:type="gramStart"/>
-            <w:r>
-              <w:rPr>
-                <w:rFonts w:ascii="Arial" w:hAnsi="Arial" w:cs="Arial"/>
-              </w:rPr>
-              <w:t>].time_9_am.name.initials</w:t>
-            </w:r>
-            <w:proofErr w:type="gramEnd"/>
-            <w:r>
-              <w:rPr>
-                <w:rFonts w:ascii="Arial" w:hAnsi="Arial" w:cs="Arial"/>
-              </w:rPr>
-              <w:t xml:space="preserve"> }}</w:t>
+            <w:r>
+              <w:rPr>
+                <w:rFonts w:ascii="Arial" w:hAnsi="Arial" w:cs="Arial"/>
+              </w:rPr>
+              <w:t>[4].time_9_am.name.initials }}</w:t>
             </w:r>
           </w:p>
         </w:tc>
@@ -3977,7 +2515,6 @@
                 <w:rFonts w:ascii="Arial" w:hAnsi="Arial" w:cs="Arial"/>
               </w:rPr>
             </w:pPr>
-            <w:proofErr w:type="gramStart"/>
             <w:r>
               <w:rPr>
                 <w:rFonts w:ascii="Arial" w:hAnsi="Arial" w:cs="Arial"/>
@@ -3992,26 +2529,11 @@
               <w:t>current_week.day</w:t>
             </w:r>
             <w:proofErr w:type="spellEnd"/>
-            <w:proofErr w:type="gramEnd"/>
-            <w:r>
-              <w:rPr>
-                <w:rFonts w:ascii="Arial" w:hAnsi="Arial" w:cs="Arial"/>
-              </w:rPr>
-              <w:t>[5</w:t>
-            </w:r>
-            <w:proofErr w:type="gramStart"/>
-            <w:r>
-              <w:rPr>
-                <w:rFonts w:ascii="Arial" w:hAnsi="Arial" w:cs="Arial"/>
-              </w:rPr>
-              <w:t>].time_9_am.name.initials</w:t>
-            </w:r>
-            <w:proofErr w:type="gramEnd"/>
-            <w:r>
-              <w:rPr>
-                <w:rFonts w:ascii="Arial" w:hAnsi="Arial" w:cs="Arial"/>
-              </w:rPr>
-              <w:t xml:space="preserve"> }}</w:t>
+            <w:r>
+              <w:rPr>
+                <w:rFonts w:ascii="Arial" w:hAnsi="Arial" w:cs="Arial"/>
+              </w:rPr>
+              <w:t>[5].time_9_am.name.initials }}</w:t>
             </w:r>
           </w:p>
         </w:tc>
@@ -4026,7 +2548,6 @@
                 <w:rFonts w:ascii="Arial" w:hAnsi="Arial" w:cs="Arial"/>
               </w:rPr>
             </w:pPr>
-            <w:proofErr w:type="gramStart"/>
             <w:r>
               <w:rPr>
                 <w:rFonts w:ascii="Arial" w:hAnsi="Arial" w:cs="Arial"/>
@@ -4041,26 +2562,11 @@
               <w:t>current_week.day</w:t>
             </w:r>
             <w:proofErr w:type="spellEnd"/>
-            <w:proofErr w:type="gramEnd"/>
-            <w:r>
-              <w:rPr>
-                <w:rFonts w:ascii="Arial" w:hAnsi="Arial" w:cs="Arial"/>
-              </w:rPr>
-              <w:t>[6</w:t>
-            </w:r>
-            <w:proofErr w:type="gramStart"/>
-            <w:r>
-              <w:rPr>
-                <w:rFonts w:ascii="Arial" w:hAnsi="Arial" w:cs="Arial"/>
-              </w:rPr>
-              <w:t>].time_9_am.name.initials</w:t>
-            </w:r>
-            <w:proofErr w:type="gramEnd"/>
-            <w:r>
-              <w:rPr>
-                <w:rFonts w:ascii="Arial" w:hAnsi="Arial" w:cs="Arial"/>
-              </w:rPr>
-              <w:t xml:space="preserve"> }}</w:t>
+            <w:r>
+              <w:rPr>
+                <w:rFonts w:ascii="Arial" w:hAnsi="Arial" w:cs="Arial"/>
+              </w:rPr>
+              <w:t>[6].time_9_am.name.initials }}</w:t>
             </w:r>
           </w:p>
         </w:tc>
@@ -4099,7 +2605,6 @@
                 <w:rFonts w:ascii="Arial" w:hAnsi="Arial" w:cs="Arial"/>
               </w:rPr>
             </w:pPr>
-            <w:proofErr w:type="gramStart"/>
             <w:r>
               <w:rPr>
                 <w:rFonts w:ascii="Arial" w:hAnsi="Arial" w:cs="Arial"/>
@@ -4114,26 +2619,11 @@
               <w:t>current_week.day</w:t>
             </w:r>
             <w:proofErr w:type="spellEnd"/>
-            <w:proofErr w:type="gramEnd"/>
-            <w:r>
-              <w:rPr>
-                <w:rFonts w:ascii="Arial" w:hAnsi="Arial" w:cs="Arial"/>
-              </w:rPr>
-              <w:t>[0</w:t>
-            </w:r>
-            <w:proofErr w:type="gramStart"/>
-            <w:r>
-              <w:rPr>
-                <w:rFonts w:ascii="Arial" w:hAnsi="Arial" w:cs="Arial"/>
-              </w:rPr>
-              <w:t>].time_10_am.name.initials</w:t>
-            </w:r>
-            <w:proofErr w:type="gramEnd"/>
-            <w:r>
-              <w:rPr>
-                <w:rFonts w:ascii="Arial" w:hAnsi="Arial" w:cs="Arial"/>
-              </w:rPr>
-              <w:t xml:space="preserve"> }}</w:t>
+            <w:r>
+              <w:rPr>
+                <w:rFonts w:ascii="Arial" w:hAnsi="Arial" w:cs="Arial"/>
+              </w:rPr>
+              <w:t>[0].time_10_am.name.initials }}</w:t>
             </w:r>
           </w:p>
         </w:tc>
@@ -4148,7 +2638,6 @@
                 <w:rFonts w:ascii="Arial" w:hAnsi="Arial" w:cs="Arial"/>
               </w:rPr>
             </w:pPr>
-            <w:proofErr w:type="gramStart"/>
             <w:r>
               <w:rPr>
                 <w:rFonts w:ascii="Arial" w:hAnsi="Arial" w:cs="Arial"/>
@@ -4163,26 +2652,11 @@
               <w:t>current_week.day</w:t>
             </w:r>
             <w:proofErr w:type="spellEnd"/>
-            <w:proofErr w:type="gramEnd"/>
-            <w:r>
-              <w:rPr>
-                <w:rFonts w:ascii="Arial" w:hAnsi="Arial" w:cs="Arial"/>
-              </w:rPr>
-              <w:t>[1</w:t>
-            </w:r>
-            <w:proofErr w:type="gramStart"/>
-            <w:r>
-              <w:rPr>
-                <w:rFonts w:ascii="Arial" w:hAnsi="Arial" w:cs="Arial"/>
-              </w:rPr>
-              <w:t>].time_10_am.name.initials</w:t>
-            </w:r>
-            <w:proofErr w:type="gramEnd"/>
-            <w:r>
-              <w:rPr>
-                <w:rFonts w:ascii="Arial" w:hAnsi="Arial" w:cs="Arial"/>
-              </w:rPr>
-              <w:t xml:space="preserve"> }}</w:t>
+            <w:r>
+              <w:rPr>
+                <w:rFonts w:ascii="Arial" w:hAnsi="Arial" w:cs="Arial"/>
+              </w:rPr>
+              <w:t>[1].time_10_am.name.initials }}</w:t>
             </w:r>
           </w:p>
         </w:tc>
@@ -4197,7 +2671,6 @@
                 <w:rFonts w:ascii="Arial" w:hAnsi="Arial" w:cs="Arial"/>
               </w:rPr>
             </w:pPr>
-            <w:proofErr w:type="gramStart"/>
             <w:r>
               <w:rPr>
                 <w:rFonts w:ascii="Arial" w:hAnsi="Arial" w:cs="Arial"/>
@@ -4212,26 +2685,11 @@
               <w:t>current_week.day</w:t>
             </w:r>
             <w:proofErr w:type="spellEnd"/>
-            <w:proofErr w:type="gramEnd"/>
-            <w:r>
-              <w:rPr>
-                <w:rFonts w:ascii="Arial" w:hAnsi="Arial" w:cs="Arial"/>
-              </w:rPr>
-              <w:t>[2</w:t>
-            </w:r>
-            <w:proofErr w:type="gramStart"/>
-            <w:r>
-              <w:rPr>
-                <w:rFonts w:ascii="Arial" w:hAnsi="Arial" w:cs="Arial"/>
-              </w:rPr>
-              <w:t>].time_10_am.name.initials</w:t>
-            </w:r>
-            <w:proofErr w:type="gramEnd"/>
-            <w:r>
-              <w:rPr>
-                <w:rFonts w:ascii="Arial" w:hAnsi="Arial" w:cs="Arial"/>
-              </w:rPr>
-              <w:t xml:space="preserve"> }}</w:t>
+            <w:r>
+              <w:rPr>
+                <w:rFonts w:ascii="Arial" w:hAnsi="Arial" w:cs="Arial"/>
+              </w:rPr>
+              <w:t>[2].time_10_am.name.initials }}</w:t>
             </w:r>
           </w:p>
         </w:tc>
@@ -4246,7 +2704,6 @@
                 <w:rFonts w:ascii="Arial" w:hAnsi="Arial" w:cs="Arial"/>
               </w:rPr>
             </w:pPr>
-            <w:proofErr w:type="gramStart"/>
             <w:r>
               <w:rPr>
                 <w:rFonts w:ascii="Arial" w:hAnsi="Arial" w:cs="Arial"/>
@@ -4261,26 +2718,11 @@
               <w:t>current_week.day</w:t>
             </w:r>
             <w:proofErr w:type="spellEnd"/>
-            <w:proofErr w:type="gramEnd"/>
-            <w:r>
-              <w:rPr>
-                <w:rFonts w:ascii="Arial" w:hAnsi="Arial" w:cs="Arial"/>
-              </w:rPr>
-              <w:t>[3</w:t>
-            </w:r>
-            <w:proofErr w:type="gramStart"/>
-            <w:r>
-              <w:rPr>
-                <w:rFonts w:ascii="Arial" w:hAnsi="Arial" w:cs="Arial"/>
-              </w:rPr>
-              <w:t>].time_10_am.name.initials</w:t>
-            </w:r>
-            <w:proofErr w:type="gramEnd"/>
-            <w:r>
-              <w:rPr>
-                <w:rFonts w:ascii="Arial" w:hAnsi="Arial" w:cs="Arial"/>
-              </w:rPr>
-              <w:t xml:space="preserve"> }}</w:t>
+            <w:r>
+              <w:rPr>
+                <w:rFonts w:ascii="Arial" w:hAnsi="Arial" w:cs="Arial"/>
+              </w:rPr>
+              <w:t>[3].time_10_am.name.initials }}</w:t>
             </w:r>
           </w:p>
         </w:tc>
@@ -4295,7 +2737,6 @@
                 <w:rFonts w:ascii="Arial" w:hAnsi="Arial" w:cs="Arial"/>
               </w:rPr>
             </w:pPr>
-            <w:proofErr w:type="gramStart"/>
             <w:r>
               <w:rPr>
                 <w:rFonts w:ascii="Arial" w:hAnsi="Arial" w:cs="Arial"/>
@@ -4310,26 +2751,11 @@
               <w:t>current_week.day</w:t>
             </w:r>
             <w:proofErr w:type="spellEnd"/>
-            <w:proofErr w:type="gramEnd"/>
-            <w:r>
-              <w:rPr>
-                <w:rFonts w:ascii="Arial" w:hAnsi="Arial" w:cs="Arial"/>
-              </w:rPr>
-              <w:t>[4</w:t>
-            </w:r>
-            <w:proofErr w:type="gramStart"/>
-            <w:r>
-              <w:rPr>
-                <w:rFonts w:ascii="Arial" w:hAnsi="Arial" w:cs="Arial"/>
-              </w:rPr>
-              <w:t>].time_10_am.name.initials</w:t>
-            </w:r>
-            <w:proofErr w:type="gramEnd"/>
-            <w:r>
-              <w:rPr>
-                <w:rFonts w:ascii="Arial" w:hAnsi="Arial" w:cs="Arial"/>
-              </w:rPr>
-              <w:t xml:space="preserve"> }}</w:t>
+            <w:r>
+              <w:rPr>
+                <w:rFonts w:ascii="Arial" w:hAnsi="Arial" w:cs="Arial"/>
+              </w:rPr>
+              <w:t>[4].time_10_am.name.initials }}</w:t>
             </w:r>
           </w:p>
         </w:tc>
@@ -4344,7 +2770,6 @@
                 <w:rFonts w:ascii="Arial" w:hAnsi="Arial" w:cs="Arial"/>
               </w:rPr>
             </w:pPr>
-            <w:proofErr w:type="gramStart"/>
             <w:r>
               <w:rPr>
                 <w:rFonts w:ascii="Arial" w:hAnsi="Arial" w:cs="Arial"/>
@@ -4359,26 +2784,11 @@
               <w:t>current_week.day</w:t>
             </w:r>
             <w:proofErr w:type="spellEnd"/>
-            <w:proofErr w:type="gramEnd"/>
-            <w:r>
-              <w:rPr>
-                <w:rFonts w:ascii="Arial" w:hAnsi="Arial" w:cs="Arial"/>
-              </w:rPr>
-              <w:t>[5</w:t>
-            </w:r>
-            <w:proofErr w:type="gramStart"/>
-            <w:r>
-              <w:rPr>
-                <w:rFonts w:ascii="Arial" w:hAnsi="Arial" w:cs="Arial"/>
-              </w:rPr>
-              <w:t>].time_10_am.name.initials</w:t>
-            </w:r>
-            <w:proofErr w:type="gramEnd"/>
-            <w:r>
-              <w:rPr>
-                <w:rFonts w:ascii="Arial" w:hAnsi="Arial" w:cs="Arial"/>
-              </w:rPr>
-              <w:t xml:space="preserve"> }}</w:t>
+            <w:r>
+              <w:rPr>
+                <w:rFonts w:ascii="Arial" w:hAnsi="Arial" w:cs="Arial"/>
+              </w:rPr>
+              <w:t>[5].time_10_am.name.initials }}</w:t>
             </w:r>
           </w:p>
         </w:tc>
@@ -4393,7 +2803,6 @@
                 <w:rFonts w:ascii="Arial" w:hAnsi="Arial" w:cs="Arial"/>
               </w:rPr>
             </w:pPr>
-            <w:proofErr w:type="gramStart"/>
             <w:r>
               <w:rPr>
                 <w:rFonts w:ascii="Arial" w:hAnsi="Arial" w:cs="Arial"/>
@@ -4408,26 +2817,11 @@
               <w:t>current_week.day</w:t>
             </w:r>
             <w:proofErr w:type="spellEnd"/>
-            <w:proofErr w:type="gramEnd"/>
-            <w:r>
-              <w:rPr>
-                <w:rFonts w:ascii="Arial" w:hAnsi="Arial" w:cs="Arial"/>
-              </w:rPr>
-              <w:t>[6</w:t>
-            </w:r>
-            <w:proofErr w:type="gramStart"/>
-            <w:r>
-              <w:rPr>
-                <w:rFonts w:ascii="Arial" w:hAnsi="Arial" w:cs="Arial"/>
-              </w:rPr>
-              <w:t>].time_10_am.name.initials</w:t>
-            </w:r>
-            <w:proofErr w:type="gramEnd"/>
-            <w:r>
-              <w:rPr>
-                <w:rFonts w:ascii="Arial" w:hAnsi="Arial" w:cs="Arial"/>
-              </w:rPr>
-              <w:t xml:space="preserve"> }}</w:t>
+            <w:r>
+              <w:rPr>
+                <w:rFonts w:ascii="Arial" w:hAnsi="Arial" w:cs="Arial"/>
+              </w:rPr>
+              <w:t>[6].time_10_am.name.initials }}</w:t>
             </w:r>
           </w:p>
         </w:tc>
@@ -4466,7 +2860,6 @@
                 <w:rFonts w:ascii="Arial" w:hAnsi="Arial" w:cs="Arial"/>
               </w:rPr>
             </w:pPr>
-            <w:proofErr w:type="gramStart"/>
             <w:r>
               <w:rPr>
                 <w:rFonts w:ascii="Arial" w:hAnsi="Arial" w:cs="Arial"/>
@@ -4481,26 +2874,11 @@
               <w:t>current_week.day</w:t>
             </w:r>
             <w:proofErr w:type="spellEnd"/>
-            <w:proofErr w:type="gramEnd"/>
-            <w:r>
-              <w:rPr>
-                <w:rFonts w:ascii="Arial" w:hAnsi="Arial" w:cs="Arial"/>
-              </w:rPr>
-              <w:t>[0</w:t>
-            </w:r>
-            <w:proofErr w:type="gramStart"/>
-            <w:r>
-              <w:rPr>
-                <w:rFonts w:ascii="Arial" w:hAnsi="Arial" w:cs="Arial"/>
-              </w:rPr>
-              <w:t>].time_11_am.name.initials</w:t>
-            </w:r>
-            <w:proofErr w:type="gramEnd"/>
-            <w:r>
-              <w:rPr>
-                <w:rFonts w:ascii="Arial" w:hAnsi="Arial" w:cs="Arial"/>
-              </w:rPr>
-              <w:t xml:space="preserve"> }}</w:t>
+            <w:r>
+              <w:rPr>
+                <w:rFonts w:ascii="Arial" w:hAnsi="Arial" w:cs="Arial"/>
+              </w:rPr>
+              <w:t>[0].time_11_am.name.initials }}</w:t>
             </w:r>
           </w:p>
         </w:tc>
@@ -4515,7 +2893,6 @@
                 <w:rFonts w:ascii="Arial" w:hAnsi="Arial" w:cs="Arial"/>
               </w:rPr>
             </w:pPr>
-            <w:proofErr w:type="gramStart"/>
             <w:r>
               <w:rPr>
                 <w:rFonts w:ascii="Arial" w:hAnsi="Arial" w:cs="Arial"/>
@@ -4530,26 +2907,11 @@
               <w:t>current_week.day</w:t>
             </w:r>
             <w:proofErr w:type="spellEnd"/>
-            <w:proofErr w:type="gramEnd"/>
-            <w:r>
-              <w:rPr>
-                <w:rFonts w:ascii="Arial" w:hAnsi="Arial" w:cs="Arial"/>
-              </w:rPr>
-              <w:t>[1</w:t>
-            </w:r>
-            <w:proofErr w:type="gramStart"/>
-            <w:r>
-              <w:rPr>
-                <w:rFonts w:ascii="Arial" w:hAnsi="Arial" w:cs="Arial"/>
-              </w:rPr>
-              <w:t>].time_11_am.name.initials</w:t>
-            </w:r>
-            <w:proofErr w:type="gramEnd"/>
-            <w:r>
-              <w:rPr>
-                <w:rFonts w:ascii="Arial" w:hAnsi="Arial" w:cs="Arial"/>
-              </w:rPr>
-              <w:t xml:space="preserve"> }}</w:t>
+            <w:r>
+              <w:rPr>
+                <w:rFonts w:ascii="Arial" w:hAnsi="Arial" w:cs="Arial"/>
+              </w:rPr>
+              <w:t>[1].time_11_am.name.initials }}</w:t>
             </w:r>
           </w:p>
         </w:tc>
@@ -4564,7 +2926,6 @@
                 <w:rFonts w:ascii="Arial" w:hAnsi="Arial" w:cs="Arial"/>
               </w:rPr>
             </w:pPr>
-            <w:proofErr w:type="gramStart"/>
             <w:r>
               <w:rPr>
                 <w:rFonts w:ascii="Arial" w:hAnsi="Arial" w:cs="Arial"/>
@@ -4579,26 +2940,11 @@
               <w:t>current_week.day</w:t>
             </w:r>
             <w:proofErr w:type="spellEnd"/>
-            <w:proofErr w:type="gramEnd"/>
-            <w:r>
-              <w:rPr>
-                <w:rFonts w:ascii="Arial" w:hAnsi="Arial" w:cs="Arial"/>
-              </w:rPr>
-              <w:t>[2</w:t>
-            </w:r>
-            <w:proofErr w:type="gramStart"/>
-            <w:r>
-              <w:rPr>
-                <w:rFonts w:ascii="Arial" w:hAnsi="Arial" w:cs="Arial"/>
-              </w:rPr>
-              <w:t>].time_11_am.name.initials</w:t>
-            </w:r>
-            <w:proofErr w:type="gramEnd"/>
-            <w:r>
-              <w:rPr>
-                <w:rFonts w:ascii="Arial" w:hAnsi="Arial" w:cs="Arial"/>
-              </w:rPr>
-              <w:t xml:space="preserve"> }}</w:t>
+            <w:r>
+              <w:rPr>
+                <w:rFonts w:ascii="Arial" w:hAnsi="Arial" w:cs="Arial"/>
+              </w:rPr>
+              <w:t>[2].time_11_am.name.initials }}</w:t>
             </w:r>
           </w:p>
         </w:tc>
@@ -4613,7 +2959,6 @@
                 <w:rFonts w:ascii="Arial" w:hAnsi="Arial" w:cs="Arial"/>
               </w:rPr>
             </w:pPr>
-            <w:proofErr w:type="gramStart"/>
             <w:r>
               <w:rPr>
                 <w:rFonts w:ascii="Arial" w:hAnsi="Arial" w:cs="Arial"/>
@@ -4628,26 +2973,11 @@
               <w:t>current_week.day</w:t>
             </w:r>
             <w:proofErr w:type="spellEnd"/>
-            <w:proofErr w:type="gramEnd"/>
-            <w:r>
-              <w:rPr>
-                <w:rFonts w:ascii="Arial" w:hAnsi="Arial" w:cs="Arial"/>
-              </w:rPr>
-              <w:t>[3</w:t>
-            </w:r>
-            <w:proofErr w:type="gramStart"/>
-            <w:r>
-              <w:rPr>
-                <w:rFonts w:ascii="Arial" w:hAnsi="Arial" w:cs="Arial"/>
-              </w:rPr>
-              <w:t>].time_11_am.name.initials</w:t>
-            </w:r>
-            <w:proofErr w:type="gramEnd"/>
-            <w:r>
-              <w:rPr>
-                <w:rFonts w:ascii="Arial" w:hAnsi="Arial" w:cs="Arial"/>
-              </w:rPr>
-              <w:t xml:space="preserve"> }}</w:t>
+            <w:r>
+              <w:rPr>
+                <w:rFonts w:ascii="Arial" w:hAnsi="Arial" w:cs="Arial"/>
+              </w:rPr>
+              <w:t>[3].time_11_am.name.initials }}</w:t>
             </w:r>
           </w:p>
         </w:tc>
@@ -4662,7 +2992,6 @@
                 <w:rFonts w:ascii="Arial" w:hAnsi="Arial" w:cs="Arial"/>
               </w:rPr>
             </w:pPr>
-            <w:proofErr w:type="gramStart"/>
             <w:r>
               <w:rPr>
                 <w:rFonts w:ascii="Arial" w:hAnsi="Arial" w:cs="Arial"/>
@@ -4677,26 +3006,11 @@
               <w:t>current_week.day</w:t>
             </w:r>
             <w:proofErr w:type="spellEnd"/>
-            <w:proofErr w:type="gramEnd"/>
-            <w:r>
-              <w:rPr>
-                <w:rFonts w:ascii="Arial" w:hAnsi="Arial" w:cs="Arial"/>
-              </w:rPr>
-              <w:t>[4</w:t>
-            </w:r>
-            <w:proofErr w:type="gramStart"/>
-            <w:r>
-              <w:rPr>
-                <w:rFonts w:ascii="Arial" w:hAnsi="Arial" w:cs="Arial"/>
-              </w:rPr>
-              <w:t>].time_11_am.name.initials</w:t>
-            </w:r>
-            <w:proofErr w:type="gramEnd"/>
-            <w:r>
-              <w:rPr>
-                <w:rFonts w:ascii="Arial" w:hAnsi="Arial" w:cs="Arial"/>
-              </w:rPr>
-              <w:t xml:space="preserve"> }}</w:t>
+            <w:r>
+              <w:rPr>
+                <w:rFonts w:ascii="Arial" w:hAnsi="Arial" w:cs="Arial"/>
+              </w:rPr>
+              <w:t>[4].time_11_am.name.initials }}</w:t>
             </w:r>
           </w:p>
         </w:tc>
@@ -4711,7 +3025,6 @@
                 <w:rFonts w:ascii="Arial" w:hAnsi="Arial" w:cs="Arial"/>
               </w:rPr>
             </w:pPr>
-            <w:proofErr w:type="gramStart"/>
             <w:r>
               <w:rPr>
                 <w:rFonts w:ascii="Arial" w:hAnsi="Arial" w:cs="Arial"/>
@@ -4726,26 +3039,11 @@
               <w:t>current_week.day</w:t>
             </w:r>
             <w:proofErr w:type="spellEnd"/>
-            <w:proofErr w:type="gramEnd"/>
-            <w:r>
-              <w:rPr>
-                <w:rFonts w:ascii="Arial" w:hAnsi="Arial" w:cs="Arial"/>
-              </w:rPr>
-              <w:t>[5</w:t>
-            </w:r>
-            <w:proofErr w:type="gramStart"/>
-            <w:r>
-              <w:rPr>
-                <w:rFonts w:ascii="Arial" w:hAnsi="Arial" w:cs="Arial"/>
-              </w:rPr>
-              <w:t>].time_11_am.name.initials</w:t>
-            </w:r>
-            <w:proofErr w:type="gramEnd"/>
-            <w:r>
-              <w:rPr>
-                <w:rFonts w:ascii="Arial" w:hAnsi="Arial" w:cs="Arial"/>
-              </w:rPr>
-              <w:t xml:space="preserve"> }}</w:t>
+            <w:r>
+              <w:rPr>
+                <w:rFonts w:ascii="Arial" w:hAnsi="Arial" w:cs="Arial"/>
+              </w:rPr>
+              <w:t>[5].time_11_am.name.initials }}</w:t>
             </w:r>
           </w:p>
         </w:tc>
@@ -4760,7 +3058,6 @@
                 <w:rFonts w:ascii="Arial" w:hAnsi="Arial" w:cs="Arial"/>
               </w:rPr>
             </w:pPr>
-            <w:proofErr w:type="gramStart"/>
             <w:r>
               <w:rPr>
                 <w:rFonts w:ascii="Arial" w:hAnsi="Arial" w:cs="Arial"/>
@@ -4775,26 +3072,11 @@
               <w:t>current_week.day</w:t>
             </w:r>
             <w:proofErr w:type="spellEnd"/>
-            <w:proofErr w:type="gramEnd"/>
-            <w:r>
-              <w:rPr>
-                <w:rFonts w:ascii="Arial" w:hAnsi="Arial" w:cs="Arial"/>
-              </w:rPr>
-              <w:t>[6</w:t>
-            </w:r>
-            <w:proofErr w:type="gramStart"/>
-            <w:r>
-              <w:rPr>
-                <w:rFonts w:ascii="Arial" w:hAnsi="Arial" w:cs="Arial"/>
-              </w:rPr>
-              <w:t>].time_11_am.name.initials</w:t>
-            </w:r>
-            <w:proofErr w:type="gramEnd"/>
-            <w:r>
-              <w:rPr>
-                <w:rFonts w:ascii="Arial" w:hAnsi="Arial" w:cs="Arial"/>
-              </w:rPr>
-              <w:t xml:space="preserve"> }}</w:t>
+            <w:r>
+              <w:rPr>
+                <w:rFonts w:ascii="Arial" w:hAnsi="Arial" w:cs="Arial"/>
+              </w:rPr>
+              <w:t>[6].time_11_am.name.initials }}</w:t>
             </w:r>
           </w:p>
         </w:tc>
@@ -4833,7 +3115,6 @@
                 <w:rFonts w:ascii="Arial" w:hAnsi="Arial" w:cs="Arial"/>
               </w:rPr>
             </w:pPr>
-            <w:proofErr w:type="gramStart"/>
             <w:r>
               <w:rPr>
                 <w:rFonts w:ascii="Arial" w:hAnsi="Arial" w:cs="Arial"/>
@@ -4848,33 +3129,18 @@
               <w:t>current_week.day</w:t>
             </w:r>
             <w:proofErr w:type="spellEnd"/>
-            <w:proofErr w:type="gramEnd"/>
-            <w:r>
-              <w:rPr>
-                <w:rFonts w:ascii="Arial" w:hAnsi="Arial" w:cs="Arial"/>
-              </w:rPr>
-              <w:t>[0</w:t>
-            </w:r>
-            <w:proofErr w:type="gramStart"/>
-            <w:r>
-              <w:rPr>
-                <w:rFonts w:ascii="Arial" w:hAnsi="Arial" w:cs="Arial"/>
-              </w:rPr>
-              <w:t>].</w:t>
-            </w:r>
-            <w:proofErr w:type="spellStart"/>
-            <w:r>
-              <w:rPr>
-                <w:rFonts w:ascii="Arial" w:hAnsi="Arial" w:cs="Arial"/>
-              </w:rPr>
-              <w:t>time_noon.name</w:t>
-            </w:r>
-            <w:proofErr w:type="gramEnd"/>
-            <w:r>
-              <w:rPr>
-                <w:rFonts w:ascii="Arial" w:hAnsi="Arial" w:cs="Arial"/>
-              </w:rPr>
-              <w:t>.initials</w:t>
+            <w:r>
+              <w:rPr>
+                <w:rFonts w:ascii="Arial" w:hAnsi="Arial" w:cs="Arial"/>
+              </w:rPr>
+              <w:t>[0].</w:t>
+            </w:r>
+            <w:proofErr w:type="spellStart"/>
+            <w:r>
+              <w:rPr>
+                <w:rFonts w:ascii="Arial" w:hAnsi="Arial" w:cs="Arial"/>
+              </w:rPr>
+              <w:t>time_noon.name.initials</w:t>
             </w:r>
             <w:proofErr w:type="spellEnd"/>
             <w:r>
@@ -4896,7 +3162,6 @@
                 <w:rFonts w:ascii="Arial" w:hAnsi="Arial" w:cs="Arial"/>
               </w:rPr>
             </w:pPr>
-            <w:proofErr w:type="gramStart"/>
             <w:r>
               <w:rPr>
                 <w:rFonts w:ascii="Arial" w:hAnsi="Arial" w:cs="Arial"/>
@@ -4911,33 +3176,18 @@
               <w:t>current_week.day</w:t>
             </w:r>
             <w:proofErr w:type="spellEnd"/>
-            <w:proofErr w:type="gramEnd"/>
-            <w:r>
-              <w:rPr>
-                <w:rFonts w:ascii="Arial" w:hAnsi="Arial" w:cs="Arial"/>
-              </w:rPr>
-              <w:t>[1</w:t>
-            </w:r>
-            <w:proofErr w:type="gramStart"/>
-            <w:r>
-              <w:rPr>
-                <w:rFonts w:ascii="Arial" w:hAnsi="Arial" w:cs="Arial"/>
-              </w:rPr>
-              <w:t>].</w:t>
-            </w:r>
-            <w:proofErr w:type="spellStart"/>
-            <w:r>
-              <w:rPr>
-                <w:rFonts w:ascii="Arial" w:hAnsi="Arial" w:cs="Arial"/>
-              </w:rPr>
-              <w:t>time_noon.name</w:t>
-            </w:r>
-            <w:proofErr w:type="gramEnd"/>
-            <w:r>
-              <w:rPr>
-                <w:rFonts w:ascii="Arial" w:hAnsi="Arial" w:cs="Arial"/>
-              </w:rPr>
-              <w:t>.initials</w:t>
+            <w:r>
+              <w:rPr>
+                <w:rFonts w:ascii="Arial" w:hAnsi="Arial" w:cs="Arial"/>
+              </w:rPr>
+              <w:t>[1].</w:t>
+            </w:r>
+            <w:proofErr w:type="spellStart"/>
+            <w:r>
+              <w:rPr>
+                <w:rFonts w:ascii="Arial" w:hAnsi="Arial" w:cs="Arial"/>
+              </w:rPr>
+              <w:t>time_noon.name.initials</w:t>
             </w:r>
             <w:proofErr w:type="spellEnd"/>
             <w:r>
@@ -4959,7 +3209,6 @@
                 <w:rFonts w:ascii="Arial" w:hAnsi="Arial" w:cs="Arial"/>
               </w:rPr>
             </w:pPr>
-            <w:proofErr w:type="gramStart"/>
             <w:r>
               <w:rPr>
                 <w:rFonts w:ascii="Arial" w:hAnsi="Arial" w:cs="Arial"/>
@@ -4974,33 +3223,18 @@
               <w:t>current_week.day</w:t>
             </w:r>
             <w:proofErr w:type="spellEnd"/>
-            <w:proofErr w:type="gramEnd"/>
-            <w:r>
-              <w:rPr>
-                <w:rFonts w:ascii="Arial" w:hAnsi="Arial" w:cs="Arial"/>
-              </w:rPr>
-              <w:t>[2</w:t>
-            </w:r>
-            <w:proofErr w:type="gramStart"/>
-            <w:r>
-              <w:rPr>
-                <w:rFonts w:ascii="Arial" w:hAnsi="Arial" w:cs="Arial"/>
-              </w:rPr>
-              <w:t>].</w:t>
-            </w:r>
-            <w:proofErr w:type="spellStart"/>
-            <w:r>
-              <w:rPr>
-                <w:rFonts w:ascii="Arial" w:hAnsi="Arial" w:cs="Arial"/>
-              </w:rPr>
-              <w:t>time_noon.name</w:t>
-            </w:r>
-            <w:proofErr w:type="gramEnd"/>
-            <w:r>
-              <w:rPr>
-                <w:rFonts w:ascii="Arial" w:hAnsi="Arial" w:cs="Arial"/>
-              </w:rPr>
-              <w:t>.initials</w:t>
+            <w:r>
+              <w:rPr>
+                <w:rFonts w:ascii="Arial" w:hAnsi="Arial" w:cs="Arial"/>
+              </w:rPr>
+              <w:t>[2].</w:t>
+            </w:r>
+            <w:proofErr w:type="spellStart"/>
+            <w:r>
+              <w:rPr>
+                <w:rFonts w:ascii="Arial" w:hAnsi="Arial" w:cs="Arial"/>
+              </w:rPr>
+              <w:t>time_noon.name.initials</w:t>
             </w:r>
             <w:proofErr w:type="spellEnd"/>
             <w:r>
@@ -5022,7 +3256,6 @@
                 <w:rFonts w:ascii="Arial" w:hAnsi="Arial" w:cs="Arial"/>
               </w:rPr>
             </w:pPr>
-            <w:proofErr w:type="gramStart"/>
             <w:r>
               <w:rPr>
                 <w:rFonts w:ascii="Arial" w:hAnsi="Arial" w:cs="Arial"/>
@@ -5037,33 +3270,18 @@
               <w:t>current_week.day</w:t>
             </w:r>
             <w:proofErr w:type="spellEnd"/>
-            <w:proofErr w:type="gramEnd"/>
-            <w:r>
-              <w:rPr>
-                <w:rFonts w:ascii="Arial" w:hAnsi="Arial" w:cs="Arial"/>
-              </w:rPr>
-              <w:t>[3</w:t>
-            </w:r>
-            <w:proofErr w:type="gramStart"/>
-            <w:r>
-              <w:rPr>
-                <w:rFonts w:ascii="Arial" w:hAnsi="Arial" w:cs="Arial"/>
-              </w:rPr>
-              <w:t>].</w:t>
-            </w:r>
-            <w:proofErr w:type="spellStart"/>
-            <w:r>
-              <w:rPr>
-                <w:rFonts w:ascii="Arial" w:hAnsi="Arial" w:cs="Arial"/>
-              </w:rPr>
-              <w:t>time_noon.name</w:t>
-            </w:r>
-            <w:proofErr w:type="gramEnd"/>
-            <w:r>
-              <w:rPr>
-                <w:rFonts w:ascii="Arial" w:hAnsi="Arial" w:cs="Arial"/>
-              </w:rPr>
-              <w:t>.initials</w:t>
+            <w:r>
+              <w:rPr>
+                <w:rFonts w:ascii="Arial" w:hAnsi="Arial" w:cs="Arial"/>
+              </w:rPr>
+              <w:t>[3].</w:t>
+            </w:r>
+            <w:proofErr w:type="spellStart"/>
+            <w:r>
+              <w:rPr>
+                <w:rFonts w:ascii="Arial" w:hAnsi="Arial" w:cs="Arial"/>
+              </w:rPr>
+              <w:t>time_noon.name.initials</w:t>
             </w:r>
             <w:proofErr w:type="spellEnd"/>
             <w:r>
@@ -5085,7 +3303,6 @@
                 <w:rFonts w:ascii="Arial" w:hAnsi="Arial" w:cs="Arial"/>
               </w:rPr>
             </w:pPr>
-            <w:proofErr w:type="gramStart"/>
             <w:r>
               <w:rPr>
                 <w:rFonts w:ascii="Arial" w:hAnsi="Arial" w:cs="Arial"/>
@@ -5100,33 +3317,18 @@
               <w:t>current_week.day</w:t>
             </w:r>
             <w:proofErr w:type="spellEnd"/>
-            <w:proofErr w:type="gramEnd"/>
-            <w:r>
-              <w:rPr>
-                <w:rFonts w:ascii="Arial" w:hAnsi="Arial" w:cs="Arial"/>
-              </w:rPr>
-              <w:t>[4</w:t>
-            </w:r>
-            <w:proofErr w:type="gramStart"/>
-            <w:r>
-              <w:rPr>
-                <w:rFonts w:ascii="Arial" w:hAnsi="Arial" w:cs="Arial"/>
-              </w:rPr>
-              <w:t>].</w:t>
-            </w:r>
-            <w:proofErr w:type="spellStart"/>
-            <w:r>
-              <w:rPr>
-                <w:rFonts w:ascii="Arial" w:hAnsi="Arial" w:cs="Arial"/>
-              </w:rPr>
-              <w:t>time_noon.name</w:t>
-            </w:r>
-            <w:proofErr w:type="gramEnd"/>
-            <w:r>
-              <w:rPr>
-                <w:rFonts w:ascii="Arial" w:hAnsi="Arial" w:cs="Arial"/>
-              </w:rPr>
-              <w:t>.initials</w:t>
+            <w:r>
+              <w:rPr>
+                <w:rFonts w:ascii="Arial" w:hAnsi="Arial" w:cs="Arial"/>
+              </w:rPr>
+              <w:t>[4].</w:t>
+            </w:r>
+            <w:proofErr w:type="spellStart"/>
+            <w:r>
+              <w:rPr>
+                <w:rFonts w:ascii="Arial" w:hAnsi="Arial" w:cs="Arial"/>
+              </w:rPr>
+              <w:t>time_noon.name.initials</w:t>
             </w:r>
             <w:proofErr w:type="spellEnd"/>
             <w:r>
@@ -5148,7 +3350,6 @@
                 <w:rFonts w:ascii="Arial" w:hAnsi="Arial" w:cs="Arial"/>
               </w:rPr>
             </w:pPr>
-            <w:proofErr w:type="gramStart"/>
             <w:r>
               <w:rPr>
                 <w:rFonts w:ascii="Arial" w:hAnsi="Arial" w:cs="Arial"/>
@@ -5163,33 +3364,18 @@
               <w:t>current_week.day</w:t>
             </w:r>
             <w:proofErr w:type="spellEnd"/>
-            <w:proofErr w:type="gramEnd"/>
-            <w:r>
-              <w:rPr>
-                <w:rFonts w:ascii="Arial" w:hAnsi="Arial" w:cs="Arial"/>
-              </w:rPr>
-              <w:t>[5</w:t>
-            </w:r>
-            <w:proofErr w:type="gramStart"/>
-            <w:r>
-              <w:rPr>
-                <w:rFonts w:ascii="Arial" w:hAnsi="Arial" w:cs="Arial"/>
-              </w:rPr>
-              <w:t>].</w:t>
-            </w:r>
-            <w:proofErr w:type="spellStart"/>
-            <w:r>
-              <w:rPr>
-                <w:rFonts w:ascii="Arial" w:hAnsi="Arial" w:cs="Arial"/>
-              </w:rPr>
-              <w:t>time_noon.name</w:t>
-            </w:r>
-            <w:proofErr w:type="gramEnd"/>
-            <w:r>
-              <w:rPr>
-                <w:rFonts w:ascii="Arial" w:hAnsi="Arial" w:cs="Arial"/>
-              </w:rPr>
-              <w:t>.initials</w:t>
+            <w:r>
+              <w:rPr>
+                <w:rFonts w:ascii="Arial" w:hAnsi="Arial" w:cs="Arial"/>
+              </w:rPr>
+              <w:t>[5].</w:t>
+            </w:r>
+            <w:proofErr w:type="spellStart"/>
+            <w:r>
+              <w:rPr>
+                <w:rFonts w:ascii="Arial" w:hAnsi="Arial" w:cs="Arial"/>
+              </w:rPr>
+              <w:t>time_noon.name.initials</w:t>
             </w:r>
             <w:proofErr w:type="spellEnd"/>
             <w:r>
@@ -5211,7 +3397,6 @@
                 <w:rFonts w:ascii="Arial" w:hAnsi="Arial" w:cs="Arial"/>
               </w:rPr>
             </w:pPr>
-            <w:proofErr w:type="gramStart"/>
             <w:r>
               <w:rPr>
                 <w:rFonts w:ascii="Arial" w:hAnsi="Arial" w:cs="Arial"/>
@@ -5226,33 +3411,18 @@
               <w:t>current_week.day</w:t>
             </w:r>
             <w:proofErr w:type="spellEnd"/>
-            <w:proofErr w:type="gramEnd"/>
-            <w:r>
-              <w:rPr>
-                <w:rFonts w:ascii="Arial" w:hAnsi="Arial" w:cs="Arial"/>
-              </w:rPr>
-              <w:t>[6</w:t>
-            </w:r>
-            <w:proofErr w:type="gramStart"/>
-            <w:r>
-              <w:rPr>
-                <w:rFonts w:ascii="Arial" w:hAnsi="Arial" w:cs="Arial"/>
-              </w:rPr>
-              <w:t>].</w:t>
-            </w:r>
-            <w:proofErr w:type="spellStart"/>
-            <w:r>
-              <w:rPr>
-                <w:rFonts w:ascii="Arial" w:hAnsi="Arial" w:cs="Arial"/>
-              </w:rPr>
-              <w:t>time_noon.name</w:t>
-            </w:r>
-            <w:proofErr w:type="gramEnd"/>
-            <w:r>
-              <w:rPr>
-                <w:rFonts w:ascii="Arial" w:hAnsi="Arial" w:cs="Arial"/>
-              </w:rPr>
-              <w:t>.initials</w:t>
+            <w:r>
+              <w:rPr>
+                <w:rFonts w:ascii="Arial" w:hAnsi="Arial" w:cs="Arial"/>
+              </w:rPr>
+              <w:t>[6].</w:t>
+            </w:r>
+            <w:proofErr w:type="spellStart"/>
+            <w:r>
+              <w:rPr>
+                <w:rFonts w:ascii="Arial" w:hAnsi="Arial" w:cs="Arial"/>
+              </w:rPr>
+              <w:t>time_noon.name.initials</w:t>
             </w:r>
             <w:proofErr w:type="spellEnd"/>
             <w:r>
@@ -5299,7 +3469,6 @@
                 <w:rFonts w:ascii="Arial" w:hAnsi="Arial" w:cs="Arial"/>
               </w:rPr>
             </w:pPr>
-            <w:proofErr w:type="gramStart"/>
             <w:r>
               <w:rPr>
                 <w:rFonts w:ascii="Arial" w:hAnsi="Arial" w:cs="Arial"/>
@@ -5314,26 +3483,11 @@
               <w:t>current_week.day</w:t>
             </w:r>
             <w:proofErr w:type="spellEnd"/>
-            <w:proofErr w:type="gramEnd"/>
-            <w:r>
-              <w:rPr>
-                <w:rFonts w:ascii="Arial" w:hAnsi="Arial" w:cs="Arial"/>
-              </w:rPr>
-              <w:t>[0</w:t>
-            </w:r>
-            <w:proofErr w:type="gramStart"/>
-            <w:r>
-              <w:rPr>
-                <w:rFonts w:ascii="Arial" w:hAnsi="Arial" w:cs="Arial"/>
-              </w:rPr>
-              <w:t>].time_1_pm.name.initials</w:t>
-            </w:r>
-            <w:proofErr w:type="gramEnd"/>
-            <w:r>
-              <w:rPr>
-                <w:rFonts w:ascii="Arial" w:hAnsi="Arial" w:cs="Arial"/>
-              </w:rPr>
-              <w:t xml:space="preserve"> }}</w:t>
+            <w:r>
+              <w:rPr>
+                <w:rFonts w:ascii="Arial" w:hAnsi="Arial" w:cs="Arial"/>
+              </w:rPr>
+              <w:t>[0].time_1_pm.name.initials }}</w:t>
             </w:r>
           </w:p>
         </w:tc>
@@ -5348,7 +3502,6 @@
                 <w:rFonts w:ascii="Arial" w:hAnsi="Arial" w:cs="Arial"/>
               </w:rPr>
             </w:pPr>
-            <w:proofErr w:type="gramStart"/>
             <w:r>
               <w:rPr>
                 <w:rFonts w:ascii="Arial" w:hAnsi="Arial" w:cs="Arial"/>
@@ -5363,26 +3516,11 @@
               <w:t>current_week.day</w:t>
             </w:r>
             <w:proofErr w:type="spellEnd"/>
-            <w:proofErr w:type="gramEnd"/>
-            <w:r>
-              <w:rPr>
-                <w:rFonts w:ascii="Arial" w:hAnsi="Arial" w:cs="Arial"/>
-              </w:rPr>
-              <w:t>[1</w:t>
-            </w:r>
-            <w:proofErr w:type="gramStart"/>
-            <w:r>
-              <w:rPr>
-                <w:rFonts w:ascii="Arial" w:hAnsi="Arial" w:cs="Arial"/>
-              </w:rPr>
-              <w:t>].time_1_pm.name.initials</w:t>
-            </w:r>
-            <w:proofErr w:type="gramEnd"/>
-            <w:r>
-              <w:rPr>
-                <w:rFonts w:ascii="Arial" w:hAnsi="Arial" w:cs="Arial"/>
-              </w:rPr>
-              <w:t xml:space="preserve"> }}</w:t>
+            <w:r>
+              <w:rPr>
+                <w:rFonts w:ascii="Arial" w:hAnsi="Arial" w:cs="Arial"/>
+              </w:rPr>
+              <w:t>[1].time_1_pm.name.initials }}</w:t>
             </w:r>
           </w:p>
         </w:tc>
@@ -5397,7 +3535,6 @@
                 <w:rFonts w:ascii="Arial" w:hAnsi="Arial" w:cs="Arial"/>
               </w:rPr>
             </w:pPr>
-            <w:proofErr w:type="gramStart"/>
             <w:r>
               <w:rPr>
                 <w:rFonts w:ascii="Arial" w:hAnsi="Arial" w:cs="Arial"/>
@@ -5412,26 +3549,11 @@
               <w:t>current_week.day</w:t>
             </w:r>
             <w:proofErr w:type="spellEnd"/>
-            <w:proofErr w:type="gramEnd"/>
-            <w:r>
-              <w:rPr>
-                <w:rFonts w:ascii="Arial" w:hAnsi="Arial" w:cs="Arial"/>
-              </w:rPr>
-              <w:t>[2</w:t>
-            </w:r>
-            <w:proofErr w:type="gramStart"/>
-            <w:r>
-              <w:rPr>
-                <w:rFonts w:ascii="Arial" w:hAnsi="Arial" w:cs="Arial"/>
-              </w:rPr>
-              <w:t>].time_1_pm.name.initials</w:t>
-            </w:r>
-            <w:proofErr w:type="gramEnd"/>
-            <w:r>
-              <w:rPr>
-                <w:rFonts w:ascii="Arial" w:hAnsi="Arial" w:cs="Arial"/>
-              </w:rPr>
-              <w:t xml:space="preserve"> }}</w:t>
+            <w:r>
+              <w:rPr>
+                <w:rFonts w:ascii="Arial" w:hAnsi="Arial" w:cs="Arial"/>
+              </w:rPr>
+              <w:t>[2].time_1_pm.name.initials }}</w:t>
             </w:r>
           </w:p>
         </w:tc>
@@ -5446,7 +3568,6 @@
                 <w:rFonts w:ascii="Arial" w:hAnsi="Arial" w:cs="Arial"/>
               </w:rPr>
             </w:pPr>
-            <w:proofErr w:type="gramStart"/>
             <w:r>
               <w:rPr>
                 <w:rFonts w:ascii="Arial" w:hAnsi="Arial" w:cs="Arial"/>
@@ -5461,26 +3582,11 @@
               <w:t>current_week.day</w:t>
             </w:r>
             <w:proofErr w:type="spellEnd"/>
-            <w:proofErr w:type="gramEnd"/>
-            <w:r>
-              <w:rPr>
-                <w:rFonts w:ascii="Arial" w:hAnsi="Arial" w:cs="Arial"/>
-              </w:rPr>
-              <w:t>[3</w:t>
-            </w:r>
-            <w:proofErr w:type="gramStart"/>
-            <w:r>
-              <w:rPr>
-                <w:rFonts w:ascii="Arial" w:hAnsi="Arial" w:cs="Arial"/>
-              </w:rPr>
-              <w:t>].time_1_pm.name.initials</w:t>
-            </w:r>
-            <w:proofErr w:type="gramEnd"/>
-            <w:r>
-              <w:rPr>
-                <w:rFonts w:ascii="Arial" w:hAnsi="Arial" w:cs="Arial"/>
-              </w:rPr>
-              <w:t xml:space="preserve"> }}</w:t>
+            <w:r>
+              <w:rPr>
+                <w:rFonts w:ascii="Arial" w:hAnsi="Arial" w:cs="Arial"/>
+              </w:rPr>
+              <w:t>[3].time_1_pm.name.initials }}</w:t>
             </w:r>
           </w:p>
         </w:tc>
@@ -5495,7 +3601,6 @@
                 <w:rFonts w:ascii="Arial" w:hAnsi="Arial" w:cs="Arial"/>
               </w:rPr>
             </w:pPr>
-            <w:proofErr w:type="gramStart"/>
             <w:r>
               <w:rPr>
                 <w:rFonts w:ascii="Arial" w:hAnsi="Arial" w:cs="Arial"/>
@@ -5510,26 +3615,11 @@
               <w:t>current_week.day</w:t>
             </w:r>
             <w:proofErr w:type="spellEnd"/>
-            <w:proofErr w:type="gramEnd"/>
-            <w:r>
-              <w:rPr>
-                <w:rFonts w:ascii="Arial" w:hAnsi="Arial" w:cs="Arial"/>
-              </w:rPr>
-              <w:t>[4</w:t>
-            </w:r>
-            <w:proofErr w:type="gramStart"/>
-            <w:r>
-              <w:rPr>
-                <w:rFonts w:ascii="Arial" w:hAnsi="Arial" w:cs="Arial"/>
-              </w:rPr>
-              <w:t>].time_1_pm.name.initials</w:t>
-            </w:r>
-            <w:proofErr w:type="gramEnd"/>
-            <w:r>
-              <w:rPr>
-                <w:rFonts w:ascii="Arial" w:hAnsi="Arial" w:cs="Arial"/>
-              </w:rPr>
-              <w:t xml:space="preserve"> }}</w:t>
+            <w:r>
+              <w:rPr>
+                <w:rFonts w:ascii="Arial" w:hAnsi="Arial" w:cs="Arial"/>
+              </w:rPr>
+              <w:t>[4].time_1_pm.name.initials }}</w:t>
             </w:r>
           </w:p>
         </w:tc>
@@ -5544,7 +3634,6 @@
                 <w:rFonts w:ascii="Arial" w:hAnsi="Arial" w:cs="Arial"/>
               </w:rPr>
             </w:pPr>
-            <w:proofErr w:type="gramStart"/>
             <w:r>
               <w:rPr>
                 <w:rFonts w:ascii="Arial" w:hAnsi="Arial" w:cs="Arial"/>
@@ -5559,26 +3648,11 @@
               <w:t>current_week.day</w:t>
             </w:r>
             <w:proofErr w:type="spellEnd"/>
-            <w:proofErr w:type="gramEnd"/>
-            <w:r>
-              <w:rPr>
-                <w:rFonts w:ascii="Arial" w:hAnsi="Arial" w:cs="Arial"/>
-              </w:rPr>
-              <w:t>[5</w:t>
-            </w:r>
-            <w:proofErr w:type="gramStart"/>
-            <w:r>
-              <w:rPr>
-                <w:rFonts w:ascii="Arial" w:hAnsi="Arial" w:cs="Arial"/>
-              </w:rPr>
-              <w:t>].time_1_pm.name.initials</w:t>
-            </w:r>
-            <w:proofErr w:type="gramEnd"/>
-            <w:r>
-              <w:rPr>
-                <w:rFonts w:ascii="Arial" w:hAnsi="Arial" w:cs="Arial"/>
-              </w:rPr>
-              <w:t xml:space="preserve"> }}</w:t>
+            <w:r>
+              <w:rPr>
+                <w:rFonts w:ascii="Arial" w:hAnsi="Arial" w:cs="Arial"/>
+              </w:rPr>
+              <w:t>[5].time_1_pm.name.initials }}</w:t>
             </w:r>
           </w:p>
         </w:tc>
@@ -5593,7 +3667,6 @@
                 <w:rFonts w:ascii="Arial" w:hAnsi="Arial" w:cs="Arial"/>
               </w:rPr>
             </w:pPr>
-            <w:proofErr w:type="gramStart"/>
             <w:r>
               <w:rPr>
                 <w:rFonts w:ascii="Arial" w:hAnsi="Arial" w:cs="Arial"/>
@@ -5608,26 +3681,11 @@
               <w:t>current_week.day</w:t>
             </w:r>
             <w:proofErr w:type="spellEnd"/>
-            <w:proofErr w:type="gramEnd"/>
-            <w:r>
-              <w:rPr>
-                <w:rFonts w:ascii="Arial" w:hAnsi="Arial" w:cs="Arial"/>
-              </w:rPr>
-              <w:t>[6</w:t>
-            </w:r>
-            <w:proofErr w:type="gramStart"/>
-            <w:r>
-              <w:rPr>
-                <w:rFonts w:ascii="Arial" w:hAnsi="Arial" w:cs="Arial"/>
-              </w:rPr>
-              <w:t>].time_1_pm.name.initials</w:t>
-            </w:r>
-            <w:proofErr w:type="gramEnd"/>
-            <w:r>
-              <w:rPr>
-                <w:rFonts w:ascii="Arial" w:hAnsi="Arial" w:cs="Arial"/>
-              </w:rPr>
-              <w:t xml:space="preserve"> }}</w:t>
+            <w:r>
+              <w:rPr>
+                <w:rFonts w:ascii="Arial" w:hAnsi="Arial" w:cs="Arial"/>
+              </w:rPr>
+              <w:t>[6].time_1_pm.name.initials }}</w:t>
             </w:r>
           </w:p>
         </w:tc>
@@ -5666,7 +3724,6 @@
                 <w:rFonts w:ascii="Arial" w:hAnsi="Arial" w:cs="Arial"/>
               </w:rPr>
             </w:pPr>
-            <w:proofErr w:type="gramStart"/>
             <w:r>
               <w:rPr>
                 <w:rFonts w:ascii="Arial" w:hAnsi="Arial" w:cs="Arial"/>
@@ -5681,26 +3738,11 @@
               <w:t>current_week.day</w:t>
             </w:r>
             <w:proofErr w:type="spellEnd"/>
-            <w:proofErr w:type="gramEnd"/>
-            <w:r>
-              <w:rPr>
-                <w:rFonts w:ascii="Arial" w:hAnsi="Arial" w:cs="Arial"/>
-              </w:rPr>
-              <w:t>[0</w:t>
-            </w:r>
-            <w:proofErr w:type="gramStart"/>
-            <w:r>
-              <w:rPr>
-                <w:rFonts w:ascii="Arial" w:hAnsi="Arial" w:cs="Arial"/>
-              </w:rPr>
-              <w:t>].time_2_pm.name.initials</w:t>
-            </w:r>
-            <w:proofErr w:type="gramEnd"/>
-            <w:r>
-              <w:rPr>
-                <w:rFonts w:ascii="Arial" w:hAnsi="Arial" w:cs="Arial"/>
-              </w:rPr>
-              <w:t xml:space="preserve"> }}</w:t>
+            <w:r>
+              <w:rPr>
+                <w:rFonts w:ascii="Arial" w:hAnsi="Arial" w:cs="Arial"/>
+              </w:rPr>
+              <w:t>[0].time_2_pm.name.initials }}</w:t>
             </w:r>
           </w:p>
         </w:tc>
@@ -5715,7 +3757,6 @@
                 <w:rFonts w:ascii="Arial" w:hAnsi="Arial" w:cs="Arial"/>
               </w:rPr>
             </w:pPr>
-            <w:proofErr w:type="gramStart"/>
             <w:r>
               <w:rPr>
                 <w:rFonts w:ascii="Arial" w:hAnsi="Arial" w:cs="Arial"/>
@@ -5730,26 +3771,11 @@
               <w:t>current_week.day</w:t>
             </w:r>
             <w:proofErr w:type="spellEnd"/>
-            <w:proofErr w:type="gramEnd"/>
-            <w:r>
-              <w:rPr>
-                <w:rFonts w:ascii="Arial" w:hAnsi="Arial" w:cs="Arial"/>
-              </w:rPr>
-              <w:t>[1</w:t>
-            </w:r>
-            <w:proofErr w:type="gramStart"/>
-            <w:r>
-              <w:rPr>
-                <w:rFonts w:ascii="Arial" w:hAnsi="Arial" w:cs="Arial"/>
-              </w:rPr>
-              <w:t>].time_2_pm.name.initials</w:t>
-            </w:r>
-            <w:proofErr w:type="gramEnd"/>
-            <w:r>
-              <w:rPr>
-                <w:rFonts w:ascii="Arial" w:hAnsi="Arial" w:cs="Arial"/>
-              </w:rPr>
-              <w:t xml:space="preserve"> }}</w:t>
+            <w:r>
+              <w:rPr>
+                <w:rFonts w:ascii="Arial" w:hAnsi="Arial" w:cs="Arial"/>
+              </w:rPr>
+              <w:t>[1].time_2_pm.name.initials }}</w:t>
             </w:r>
           </w:p>
         </w:tc>
@@ -5764,7 +3790,6 @@
                 <w:rFonts w:ascii="Arial" w:hAnsi="Arial" w:cs="Arial"/>
               </w:rPr>
             </w:pPr>
-            <w:proofErr w:type="gramStart"/>
             <w:r>
               <w:rPr>
                 <w:rFonts w:ascii="Arial" w:hAnsi="Arial" w:cs="Arial"/>
@@ -5779,26 +3804,11 @@
               <w:t>current_week.day</w:t>
             </w:r>
             <w:proofErr w:type="spellEnd"/>
-            <w:proofErr w:type="gramEnd"/>
-            <w:r>
-              <w:rPr>
-                <w:rFonts w:ascii="Arial" w:hAnsi="Arial" w:cs="Arial"/>
-              </w:rPr>
-              <w:t>[2</w:t>
-            </w:r>
-            <w:proofErr w:type="gramStart"/>
-            <w:r>
-              <w:rPr>
-                <w:rFonts w:ascii="Arial" w:hAnsi="Arial" w:cs="Arial"/>
-              </w:rPr>
-              <w:t>].time_2_pm.name.initials</w:t>
-            </w:r>
-            <w:proofErr w:type="gramEnd"/>
-            <w:r>
-              <w:rPr>
-                <w:rFonts w:ascii="Arial" w:hAnsi="Arial" w:cs="Arial"/>
-              </w:rPr>
-              <w:t xml:space="preserve"> }}</w:t>
+            <w:r>
+              <w:rPr>
+                <w:rFonts w:ascii="Arial" w:hAnsi="Arial" w:cs="Arial"/>
+              </w:rPr>
+              <w:t>[2].time_2_pm.name.initials }}</w:t>
             </w:r>
           </w:p>
         </w:tc>
@@ -5813,7 +3823,6 @@
                 <w:rFonts w:ascii="Arial" w:hAnsi="Arial" w:cs="Arial"/>
               </w:rPr>
             </w:pPr>
-            <w:proofErr w:type="gramStart"/>
             <w:r>
               <w:rPr>
                 <w:rFonts w:ascii="Arial" w:hAnsi="Arial" w:cs="Arial"/>
@@ -5828,26 +3837,11 @@
               <w:t>current_week.day</w:t>
             </w:r>
             <w:proofErr w:type="spellEnd"/>
-            <w:proofErr w:type="gramEnd"/>
-            <w:r>
-              <w:rPr>
-                <w:rFonts w:ascii="Arial" w:hAnsi="Arial" w:cs="Arial"/>
-              </w:rPr>
-              <w:t>[3</w:t>
-            </w:r>
-            <w:proofErr w:type="gramStart"/>
-            <w:r>
-              <w:rPr>
-                <w:rFonts w:ascii="Arial" w:hAnsi="Arial" w:cs="Arial"/>
-              </w:rPr>
-              <w:t>].time_2_pm.name.initials</w:t>
-            </w:r>
-            <w:proofErr w:type="gramEnd"/>
-            <w:r>
-              <w:rPr>
-                <w:rFonts w:ascii="Arial" w:hAnsi="Arial" w:cs="Arial"/>
-              </w:rPr>
-              <w:t xml:space="preserve"> }}</w:t>
+            <w:r>
+              <w:rPr>
+                <w:rFonts w:ascii="Arial" w:hAnsi="Arial" w:cs="Arial"/>
+              </w:rPr>
+              <w:t>[3].time_2_pm.name.initials }}</w:t>
             </w:r>
           </w:p>
         </w:tc>
@@ -5862,7 +3856,6 @@
                 <w:rFonts w:ascii="Arial" w:hAnsi="Arial" w:cs="Arial"/>
               </w:rPr>
             </w:pPr>
-            <w:proofErr w:type="gramStart"/>
             <w:r>
               <w:rPr>
                 <w:rFonts w:ascii="Arial" w:hAnsi="Arial" w:cs="Arial"/>
@@ -5877,26 +3870,11 @@
               <w:t>current_week.day</w:t>
             </w:r>
             <w:proofErr w:type="spellEnd"/>
-            <w:proofErr w:type="gramEnd"/>
-            <w:r>
-              <w:rPr>
-                <w:rFonts w:ascii="Arial" w:hAnsi="Arial" w:cs="Arial"/>
-              </w:rPr>
-              <w:t>[4</w:t>
-            </w:r>
-            <w:proofErr w:type="gramStart"/>
-            <w:r>
-              <w:rPr>
-                <w:rFonts w:ascii="Arial" w:hAnsi="Arial" w:cs="Arial"/>
-              </w:rPr>
-              <w:t>].time_2_pm.name.initials</w:t>
-            </w:r>
-            <w:proofErr w:type="gramEnd"/>
-            <w:r>
-              <w:rPr>
-                <w:rFonts w:ascii="Arial" w:hAnsi="Arial" w:cs="Arial"/>
-              </w:rPr>
-              <w:t xml:space="preserve"> }}</w:t>
+            <w:r>
+              <w:rPr>
+                <w:rFonts w:ascii="Arial" w:hAnsi="Arial" w:cs="Arial"/>
+              </w:rPr>
+              <w:t>[4].time_2_pm.name.initials }}</w:t>
             </w:r>
           </w:p>
         </w:tc>
@@ -5911,7 +3889,6 @@
                 <w:rFonts w:ascii="Arial" w:hAnsi="Arial" w:cs="Arial"/>
               </w:rPr>
             </w:pPr>
-            <w:proofErr w:type="gramStart"/>
             <w:r>
               <w:rPr>
                 <w:rFonts w:ascii="Arial" w:hAnsi="Arial" w:cs="Arial"/>
@@ -5926,26 +3903,11 @@
               <w:t>current_week.day</w:t>
             </w:r>
             <w:proofErr w:type="spellEnd"/>
-            <w:proofErr w:type="gramEnd"/>
-            <w:r>
-              <w:rPr>
-                <w:rFonts w:ascii="Arial" w:hAnsi="Arial" w:cs="Arial"/>
-              </w:rPr>
-              <w:t>[5</w:t>
-            </w:r>
-            <w:proofErr w:type="gramStart"/>
-            <w:r>
-              <w:rPr>
-                <w:rFonts w:ascii="Arial" w:hAnsi="Arial" w:cs="Arial"/>
-              </w:rPr>
-              <w:t>].time_2_pm.name.initials</w:t>
-            </w:r>
-            <w:proofErr w:type="gramEnd"/>
-            <w:r>
-              <w:rPr>
-                <w:rFonts w:ascii="Arial" w:hAnsi="Arial" w:cs="Arial"/>
-              </w:rPr>
-              <w:t xml:space="preserve"> }}</w:t>
+            <w:r>
+              <w:rPr>
+                <w:rFonts w:ascii="Arial" w:hAnsi="Arial" w:cs="Arial"/>
+              </w:rPr>
+              <w:t>[5].time_2_pm.name.initials }}</w:t>
             </w:r>
           </w:p>
         </w:tc>
@@ -5960,7 +3922,6 @@
                 <w:rFonts w:ascii="Arial" w:hAnsi="Arial" w:cs="Arial"/>
               </w:rPr>
             </w:pPr>
-            <w:proofErr w:type="gramStart"/>
             <w:r>
               <w:rPr>
                 <w:rFonts w:ascii="Arial" w:hAnsi="Arial" w:cs="Arial"/>
@@ -5975,26 +3936,11 @@
               <w:t>current_week.day</w:t>
             </w:r>
             <w:proofErr w:type="spellEnd"/>
-            <w:proofErr w:type="gramEnd"/>
-            <w:r>
-              <w:rPr>
-                <w:rFonts w:ascii="Arial" w:hAnsi="Arial" w:cs="Arial"/>
-              </w:rPr>
-              <w:t>[6</w:t>
-            </w:r>
-            <w:proofErr w:type="gramStart"/>
-            <w:r>
-              <w:rPr>
-                <w:rFonts w:ascii="Arial" w:hAnsi="Arial" w:cs="Arial"/>
-              </w:rPr>
-              <w:t>].time_2_pm.name.initials</w:t>
-            </w:r>
-            <w:proofErr w:type="gramEnd"/>
-            <w:r>
-              <w:rPr>
-                <w:rFonts w:ascii="Arial" w:hAnsi="Arial" w:cs="Arial"/>
-              </w:rPr>
-              <w:t xml:space="preserve"> }}</w:t>
+            <w:r>
+              <w:rPr>
+                <w:rFonts w:ascii="Arial" w:hAnsi="Arial" w:cs="Arial"/>
+              </w:rPr>
+              <w:t>[6].time_2_pm.name.initials }}</w:t>
             </w:r>
           </w:p>
         </w:tc>
@@ -6033,7 +3979,6 @@
                 <w:rFonts w:ascii="Arial" w:hAnsi="Arial" w:cs="Arial"/>
               </w:rPr>
             </w:pPr>
-            <w:proofErr w:type="gramStart"/>
             <w:r>
               <w:rPr>
                 <w:rFonts w:ascii="Arial" w:hAnsi="Arial" w:cs="Arial"/>
@@ -6048,26 +3993,11 @@
               <w:t>current_week.day</w:t>
             </w:r>
             <w:proofErr w:type="spellEnd"/>
-            <w:proofErr w:type="gramEnd"/>
-            <w:r>
-              <w:rPr>
-                <w:rFonts w:ascii="Arial" w:hAnsi="Arial" w:cs="Arial"/>
-              </w:rPr>
-              <w:t>[0</w:t>
-            </w:r>
-            <w:proofErr w:type="gramStart"/>
-            <w:r>
-              <w:rPr>
-                <w:rFonts w:ascii="Arial" w:hAnsi="Arial" w:cs="Arial"/>
-              </w:rPr>
-              <w:t>].time_3_pm.name.initials</w:t>
-            </w:r>
-            <w:proofErr w:type="gramEnd"/>
-            <w:r>
-              <w:rPr>
-                <w:rFonts w:ascii="Arial" w:hAnsi="Arial" w:cs="Arial"/>
-              </w:rPr>
-              <w:t xml:space="preserve"> }}</w:t>
+            <w:r>
+              <w:rPr>
+                <w:rFonts w:ascii="Arial" w:hAnsi="Arial" w:cs="Arial"/>
+              </w:rPr>
+              <w:t>[0].time_3_pm.name.initials }}</w:t>
             </w:r>
           </w:p>
         </w:tc>
@@ -6082,7 +4012,6 @@
                 <w:rFonts w:ascii="Arial" w:hAnsi="Arial" w:cs="Arial"/>
               </w:rPr>
             </w:pPr>
-            <w:proofErr w:type="gramStart"/>
             <w:r>
               <w:rPr>
                 <w:rFonts w:ascii="Arial" w:hAnsi="Arial" w:cs="Arial"/>
@@ -6097,26 +4026,11 @@
               <w:t>current_week.day</w:t>
             </w:r>
             <w:proofErr w:type="spellEnd"/>
-            <w:proofErr w:type="gramEnd"/>
-            <w:r>
-              <w:rPr>
-                <w:rFonts w:ascii="Arial" w:hAnsi="Arial" w:cs="Arial"/>
-              </w:rPr>
-              <w:t>[1</w:t>
-            </w:r>
-            <w:proofErr w:type="gramStart"/>
-            <w:r>
-              <w:rPr>
-                <w:rFonts w:ascii="Arial" w:hAnsi="Arial" w:cs="Arial"/>
-              </w:rPr>
-              <w:t>].time_3_pm.name.initials</w:t>
-            </w:r>
-            <w:proofErr w:type="gramEnd"/>
-            <w:r>
-              <w:rPr>
-                <w:rFonts w:ascii="Arial" w:hAnsi="Arial" w:cs="Arial"/>
-              </w:rPr>
-              <w:t xml:space="preserve"> }}</w:t>
+            <w:r>
+              <w:rPr>
+                <w:rFonts w:ascii="Arial" w:hAnsi="Arial" w:cs="Arial"/>
+              </w:rPr>
+              <w:t>[1].time_3_pm.name.initials }}</w:t>
             </w:r>
           </w:p>
         </w:tc>
@@ -6131,7 +4045,6 @@
                 <w:rFonts w:ascii="Arial" w:hAnsi="Arial" w:cs="Arial"/>
               </w:rPr>
             </w:pPr>
-            <w:proofErr w:type="gramStart"/>
             <w:r>
               <w:rPr>
                 <w:rFonts w:ascii="Arial" w:hAnsi="Arial" w:cs="Arial"/>
@@ -6146,26 +4059,11 @@
               <w:t>current_week.day</w:t>
             </w:r>
             <w:proofErr w:type="spellEnd"/>
-            <w:proofErr w:type="gramEnd"/>
-            <w:r>
-              <w:rPr>
-                <w:rFonts w:ascii="Arial" w:hAnsi="Arial" w:cs="Arial"/>
-              </w:rPr>
-              <w:t>[2</w:t>
-            </w:r>
-            <w:proofErr w:type="gramStart"/>
-            <w:r>
-              <w:rPr>
-                <w:rFonts w:ascii="Arial" w:hAnsi="Arial" w:cs="Arial"/>
-              </w:rPr>
-              <w:t>].time_3_pm.name.initials</w:t>
-            </w:r>
-            <w:proofErr w:type="gramEnd"/>
-            <w:r>
-              <w:rPr>
-                <w:rFonts w:ascii="Arial" w:hAnsi="Arial" w:cs="Arial"/>
-              </w:rPr>
-              <w:t xml:space="preserve"> }}</w:t>
+            <w:r>
+              <w:rPr>
+                <w:rFonts w:ascii="Arial" w:hAnsi="Arial" w:cs="Arial"/>
+              </w:rPr>
+              <w:t>[2].time_3_pm.name.initials }}</w:t>
             </w:r>
           </w:p>
         </w:tc>
@@ -6180,7 +4078,6 @@
                 <w:rFonts w:ascii="Arial" w:hAnsi="Arial" w:cs="Arial"/>
               </w:rPr>
             </w:pPr>
-            <w:proofErr w:type="gramStart"/>
             <w:r>
               <w:rPr>
                 <w:rFonts w:ascii="Arial" w:hAnsi="Arial" w:cs="Arial"/>
@@ -6195,26 +4092,11 @@
               <w:t>current_week.day</w:t>
             </w:r>
             <w:proofErr w:type="spellEnd"/>
-            <w:proofErr w:type="gramEnd"/>
-            <w:r>
-              <w:rPr>
-                <w:rFonts w:ascii="Arial" w:hAnsi="Arial" w:cs="Arial"/>
-              </w:rPr>
-              <w:t>[3</w:t>
-            </w:r>
-            <w:proofErr w:type="gramStart"/>
-            <w:r>
-              <w:rPr>
-                <w:rFonts w:ascii="Arial" w:hAnsi="Arial" w:cs="Arial"/>
-              </w:rPr>
-              <w:t>].time_3_pm.name.initials</w:t>
-            </w:r>
-            <w:proofErr w:type="gramEnd"/>
-            <w:r>
-              <w:rPr>
-                <w:rFonts w:ascii="Arial" w:hAnsi="Arial" w:cs="Arial"/>
-              </w:rPr>
-              <w:t xml:space="preserve"> }}</w:t>
+            <w:r>
+              <w:rPr>
+                <w:rFonts w:ascii="Arial" w:hAnsi="Arial" w:cs="Arial"/>
+              </w:rPr>
+              <w:t>[3].time_3_pm.name.initials }}</w:t>
             </w:r>
           </w:p>
         </w:tc>
@@ -6229,7 +4111,6 @@
                 <w:rFonts w:ascii="Arial" w:hAnsi="Arial" w:cs="Arial"/>
               </w:rPr>
             </w:pPr>
-            <w:proofErr w:type="gramStart"/>
             <w:r>
               <w:rPr>
                 <w:rFonts w:ascii="Arial" w:hAnsi="Arial" w:cs="Arial"/>
@@ -6244,26 +4125,11 @@
               <w:t>current_week.day</w:t>
             </w:r>
             <w:proofErr w:type="spellEnd"/>
-            <w:proofErr w:type="gramEnd"/>
-            <w:r>
-              <w:rPr>
-                <w:rFonts w:ascii="Arial" w:hAnsi="Arial" w:cs="Arial"/>
-              </w:rPr>
-              <w:t>[4</w:t>
-            </w:r>
-            <w:proofErr w:type="gramStart"/>
-            <w:r>
-              <w:rPr>
-                <w:rFonts w:ascii="Arial" w:hAnsi="Arial" w:cs="Arial"/>
-              </w:rPr>
-              <w:t>].time_3_pm.name.initials</w:t>
-            </w:r>
-            <w:proofErr w:type="gramEnd"/>
-            <w:r>
-              <w:rPr>
-                <w:rFonts w:ascii="Arial" w:hAnsi="Arial" w:cs="Arial"/>
-              </w:rPr>
-              <w:t xml:space="preserve"> }}</w:t>
+            <w:r>
+              <w:rPr>
+                <w:rFonts w:ascii="Arial" w:hAnsi="Arial" w:cs="Arial"/>
+              </w:rPr>
+              <w:t>[4].time_3_pm.name.initials }}</w:t>
             </w:r>
           </w:p>
         </w:tc>
@@ -6278,7 +4144,6 @@
                 <w:rFonts w:ascii="Arial" w:hAnsi="Arial" w:cs="Arial"/>
               </w:rPr>
             </w:pPr>
-            <w:proofErr w:type="gramStart"/>
             <w:r>
               <w:rPr>
                 <w:rFonts w:ascii="Arial" w:hAnsi="Arial" w:cs="Arial"/>
@@ -6293,26 +4158,11 @@
               <w:t>current_week.day</w:t>
             </w:r>
             <w:proofErr w:type="spellEnd"/>
-            <w:proofErr w:type="gramEnd"/>
-            <w:r>
-              <w:rPr>
-                <w:rFonts w:ascii="Arial" w:hAnsi="Arial" w:cs="Arial"/>
-              </w:rPr>
-              <w:t>[5</w:t>
-            </w:r>
-            <w:proofErr w:type="gramStart"/>
-            <w:r>
-              <w:rPr>
-                <w:rFonts w:ascii="Arial" w:hAnsi="Arial" w:cs="Arial"/>
-              </w:rPr>
-              <w:t>].time_3_pm.name.initials</w:t>
-            </w:r>
-            <w:proofErr w:type="gramEnd"/>
-            <w:r>
-              <w:rPr>
-                <w:rFonts w:ascii="Arial" w:hAnsi="Arial" w:cs="Arial"/>
-              </w:rPr>
-              <w:t xml:space="preserve"> }}</w:t>
+            <w:r>
+              <w:rPr>
+                <w:rFonts w:ascii="Arial" w:hAnsi="Arial" w:cs="Arial"/>
+              </w:rPr>
+              <w:t>[5].time_3_pm.name.initials }}</w:t>
             </w:r>
           </w:p>
         </w:tc>
@@ -6327,7 +4177,6 @@
                 <w:rFonts w:ascii="Arial" w:hAnsi="Arial" w:cs="Arial"/>
               </w:rPr>
             </w:pPr>
-            <w:proofErr w:type="gramStart"/>
             <w:r>
               <w:rPr>
                 <w:rFonts w:ascii="Arial" w:hAnsi="Arial" w:cs="Arial"/>
@@ -6342,26 +4191,11 @@
               <w:t>current_week.day</w:t>
             </w:r>
             <w:proofErr w:type="spellEnd"/>
-            <w:proofErr w:type="gramEnd"/>
-            <w:r>
-              <w:rPr>
-                <w:rFonts w:ascii="Arial" w:hAnsi="Arial" w:cs="Arial"/>
-              </w:rPr>
-              <w:t>[6</w:t>
-            </w:r>
-            <w:proofErr w:type="gramStart"/>
-            <w:r>
-              <w:rPr>
-                <w:rFonts w:ascii="Arial" w:hAnsi="Arial" w:cs="Arial"/>
-              </w:rPr>
-              <w:t>].time_3_pm.name.initials</w:t>
-            </w:r>
-            <w:proofErr w:type="gramEnd"/>
-            <w:r>
-              <w:rPr>
-                <w:rFonts w:ascii="Arial" w:hAnsi="Arial" w:cs="Arial"/>
-              </w:rPr>
-              <w:t xml:space="preserve"> }}</w:t>
+            <w:r>
+              <w:rPr>
+                <w:rFonts w:ascii="Arial" w:hAnsi="Arial" w:cs="Arial"/>
+              </w:rPr>
+              <w:t>[6].time_3_pm.name.initials }}</w:t>
             </w:r>
           </w:p>
         </w:tc>
@@ -6400,7 +4234,6 @@
                 <w:rFonts w:ascii="Arial" w:hAnsi="Arial" w:cs="Arial"/>
               </w:rPr>
             </w:pPr>
-            <w:proofErr w:type="gramStart"/>
             <w:r>
               <w:rPr>
                 <w:rFonts w:ascii="Arial" w:hAnsi="Arial" w:cs="Arial"/>
@@ -6415,26 +4248,11 @@
               <w:t>current_week.day</w:t>
             </w:r>
             <w:proofErr w:type="spellEnd"/>
-            <w:proofErr w:type="gramEnd"/>
-            <w:r>
-              <w:rPr>
-                <w:rFonts w:ascii="Arial" w:hAnsi="Arial" w:cs="Arial"/>
-              </w:rPr>
-              <w:t>[0</w:t>
-            </w:r>
-            <w:proofErr w:type="gramStart"/>
-            <w:r>
-              <w:rPr>
-                <w:rFonts w:ascii="Arial" w:hAnsi="Arial" w:cs="Arial"/>
-              </w:rPr>
-              <w:t>].time_4_pm.name.initials</w:t>
-            </w:r>
-            <w:proofErr w:type="gramEnd"/>
-            <w:r>
-              <w:rPr>
-                <w:rFonts w:ascii="Arial" w:hAnsi="Arial" w:cs="Arial"/>
-              </w:rPr>
-              <w:t xml:space="preserve"> }}</w:t>
+            <w:r>
+              <w:rPr>
+                <w:rFonts w:ascii="Arial" w:hAnsi="Arial" w:cs="Arial"/>
+              </w:rPr>
+              <w:t>[0].time_4_pm.name.initials }}</w:t>
             </w:r>
           </w:p>
         </w:tc>
@@ -6449,7 +4267,6 @@
                 <w:rFonts w:ascii="Arial" w:hAnsi="Arial" w:cs="Arial"/>
               </w:rPr>
             </w:pPr>
-            <w:proofErr w:type="gramStart"/>
             <w:r>
               <w:rPr>
                 <w:rFonts w:ascii="Arial" w:hAnsi="Arial" w:cs="Arial"/>
@@ -6464,26 +4281,11 @@
               <w:t>current_week.day</w:t>
             </w:r>
             <w:proofErr w:type="spellEnd"/>
-            <w:proofErr w:type="gramEnd"/>
-            <w:r>
-              <w:rPr>
-                <w:rFonts w:ascii="Arial" w:hAnsi="Arial" w:cs="Arial"/>
-              </w:rPr>
-              <w:t>[1</w:t>
-            </w:r>
-            <w:proofErr w:type="gramStart"/>
-            <w:r>
-              <w:rPr>
-                <w:rFonts w:ascii="Arial" w:hAnsi="Arial" w:cs="Arial"/>
-              </w:rPr>
-              <w:t>].time_4_pm.name.initials</w:t>
-            </w:r>
-            <w:proofErr w:type="gramEnd"/>
-            <w:r>
-              <w:rPr>
-                <w:rFonts w:ascii="Arial" w:hAnsi="Arial" w:cs="Arial"/>
-              </w:rPr>
-              <w:t xml:space="preserve"> }}</w:t>
+            <w:r>
+              <w:rPr>
+                <w:rFonts w:ascii="Arial" w:hAnsi="Arial" w:cs="Arial"/>
+              </w:rPr>
+              <w:t>[1].time_4_pm.name.initials }}</w:t>
             </w:r>
           </w:p>
         </w:tc>
@@ -6498,7 +4300,6 @@
                 <w:rFonts w:ascii="Arial" w:hAnsi="Arial" w:cs="Arial"/>
               </w:rPr>
             </w:pPr>
-            <w:proofErr w:type="gramStart"/>
             <w:r>
               <w:rPr>
                 <w:rFonts w:ascii="Arial" w:hAnsi="Arial" w:cs="Arial"/>
@@ -6513,26 +4314,11 @@
               <w:t>current_week.day</w:t>
             </w:r>
             <w:proofErr w:type="spellEnd"/>
-            <w:proofErr w:type="gramEnd"/>
-            <w:r>
-              <w:rPr>
-                <w:rFonts w:ascii="Arial" w:hAnsi="Arial" w:cs="Arial"/>
-              </w:rPr>
-              <w:t>[2</w:t>
-            </w:r>
-            <w:proofErr w:type="gramStart"/>
-            <w:r>
-              <w:rPr>
-                <w:rFonts w:ascii="Arial" w:hAnsi="Arial" w:cs="Arial"/>
-              </w:rPr>
-              <w:t>].time_4_pm.name.initials</w:t>
-            </w:r>
-            <w:proofErr w:type="gramEnd"/>
-            <w:r>
-              <w:rPr>
-                <w:rFonts w:ascii="Arial" w:hAnsi="Arial" w:cs="Arial"/>
-              </w:rPr>
-              <w:t xml:space="preserve"> }}</w:t>
+            <w:r>
+              <w:rPr>
+                <w:rFonts w:ascii="Arial" w:hAnsi="Arial" w:cs="Arial"/>
+              </w:rPr>
+              <w:t>[2].time_4_pm.name.initials }}</w:t>
             </w:r>
           </w:p>
         </w:tc>
@@ -6547,7 +4333,6 @@
                 <w:rFonts w:ascii="Arial" w:hAnsi="Arial" w:cs="Arial"/>
               </w:rPr>
             </w:pPr>
-            <w:proofErr w:type="gramStart"/>
             <w:r>
               <w:rPr>
                 <w:rFonts w:ascii="Arial" w:hAnsi="Arial" w:cs="Arial"/>
@@ -6562,26 +4347,11 @@
               <w:t>current_week.day</w:t>
             </w:r>
             <w:proofErr w:type="spellEnd"/>
-            <w:proofErr w:type="gramEnd"/>
-            <w:r>
-              <w:rPr>
-                <w:rFonts w:ascii="Arial" w:hAnsi="Arial" w:cs="Arial"/>
-              </w:rPr>
-              <w:t>[3</w:t>
-            </w:r>
-            <w:proofErr w:type="gramStart"/>
-            <w:r>
-              <w:rPr>
-                <w:rFonts w:ascii="Arial" w:hAnsi="Arial" w:cs="Arial"/>
-              </w:rPr>
-              <w:t>].time_4_pm.name.initials</w:t>
-            </w:r>
-            <w:proofErr w:type="gramEnd"/>
-            <w:r>
-              <w:rPr>
-                <w:rFonts w:ascii="Arial" w:hAnsi="Arial" w:cs="Arial"/>
-              </w:rPr>
-              <w:t xml:space="preserve"> }}</w:t>
+            <w:r>
+              <w:rPr>
+                <w:rFonts w:ascii="Arial" w:hAnsi="Arial" w:cs="Arial"/>
+              </w:rPr>
+              <w:t>[3].time_4_pm.name.initials }}</w:t>
             </w:r>
           </w:p>
         </w:tc>
@@ -6596,7 +4366,6 @@
                 <w:rFonts w:ascii="Arial" w:hAnsi="Arial" w:cs="Arial"/>
               </w:rPr>
             </w:pPr>
-            <w:proofErr w:type="gramStart"/>
             <w:r>
               <w:rPr>
                 <w:rFonts w:ascii="Arial" w:hAnsi="Arial" w:cs="Arial"/>
@@ -6611,26 +4380,11 @@
               <w:t>current_week.day</w:t>
             </w:r>
             <w:proofErr w:type="spellEnd"/>
-            <w:proofErr w:type="gramEnd"/>
-            <w:r>
-              <w:rPr>
-                <w:rFonts w:ascii="Arial" w:hAnsi="Arial" w:cs="Arial"/>
-              </w:rPr>
-              <w:t>[4</w:t>
-            </w:r>
-            <w:proofErr w:type="gramStart"/>
-            <w:r>
-              <w:rPr>
-                <w:rFonts w:ascii="Arial" w:hAnsi="Arial" w:cs="Arial"/>
-              </w:rPr>
-              <w:t>].time_4_pm.name.initials</w:t>
-            </w:r>
-            <w:proofErr w:type="gramEnd"/>
-            <w:r>
-              <w:rPr>
-                <w:rFonts w:ascii="Arial" w:hAnsi="Arial" w:cs="Arial"/>
-              </w:rPr>
-              <w:t xml:space="preserve"> }}</w:t>
+            <w:r>
+              <w:rPr>
+                <w:rFonts w:ascii="Arial" w:hAnsi="Arial" w:cs="Arial"/>
+              </w:rPr>
+              <w:t>[4].time_4_pm.name.initials }}</w:t>
             </w:r>
           </w:p>
         </w:tc>
@@ -6645,7 +4399,6 @@
                 <w:rFonts w:ascii="Arial" w:hAnsi="Arial" w:cs="Arial"/>
               </w:rPr>
             </w:pPr>
-            <w:proofErr w:type="gramStart"/>
             <w:r>
               <w:rPr>
                 <w:rFonts w:ascii="Arial" w:hAnsi="Arial" w:cs="Arial"/>
@@ -6660,26 +4413,11 @@
               <w:t>current_week.day</w:t>
             </w:r>
             <w:proofErr w:type="spellEnd"/>
-            <w:proofErr w:type="gramEnd"/>
-            <w:r>
-              <w:rPr>
-                <w:rFonts w:ascii="Arial" w:hAnsi="Arial" w:cs="Arial"/>
-              </w:rPr>
-              <w:t>[5</w:t>
-            </w:r>
-            <w:proofErr w:type="gramStart"/>
-            <w:r>
-              <w:rPr>
-                <w:rFonts w:ascii="Arial" w:hAnsi="Arial" w:cs="Arial"/>
-              </w:rPr>
-              <w:t>].time_4_pm.name.initials</w:t>
-            </w:r>
-            <w:proofErr w:type="gramEnd"/>
-            <w:r>
-              <w:rPr>
-                <w:rFonts w:ascii="Arial" w:hAnsi="Arial" w:cs="Arial"/>
-              </w:rPr>
-              <w:t xml:space="preserve"> }}</w:t>
+            <w:r>
+              <w:rPr>
+                <w:rFonts w:ascii="Arial" w:hAnsi="Arial" w:cs="Arial"/>
+              </w:rPr>
+              <w:t>[5].time_4_pm.name.initials }}</w:t>
             </w:r>
           </w:p>
         </w:tc>
@@ -6694,7 +4432,6 @@
                 <w:rFonts w:ascii="Arial" w:hAnsi="Arial" w:cs="Arial"/>
               </w:rPr>
             </w:pPr>
-            <w:proofErr w:type="gramStart"/>
             <w:r>
               <w:rPr>
                 <w:rFonts w:ascii="Arial" w:hAnsi="Arial" w:cs="Arial"/>
@@ -6709,26 +4446,11 @@
               <w:t>current_week.day</w:t>
             </w:r>
             <w:proofErr w:type="spellEnd"/>
-            <w:proofErr w:type="gramEnd"/>
-            <w:r>
-              <w:rPr>
-                <w:rFonts w:ascii="Arial" w:hAnsi="Arial" w:cs="Arial"/>
-              </w:rPr>
-              <w:t>[6</w:t>
-            </w:r>
-            <w:proofErr w:type="gramStart"/>
-            <w:r>
-              <w:rPr>
-                <w:rFonts w:ascii="Arial" w:hAnsi="Arial" w:cs="Arial"/>
-              </w:rPr>
-              <w:t>].time_4_pm.name.initials</w:t>
-            </w:r>
-            <w:proofErr w:type="gramEnd"/>
-            <w:r>
-              <w:rPr>
-                <w:rFonts w:ascii="Arial" w:hAnsi="Arial" w:cs="Arial"/>
-              </w:rPr>
-              <w:t xml:space="preserve"> }}</w:t>
+            <w:r>
+              <w:rPr>
+                <w:rFonts w:ascii="Arial" w:hAnsi="Arial" w:cs="Arial"/>
+              </w:rPr>
+              <w:t>[6].time_4_pm.name.initials }}</w:t>
             </w:r>
           </w:p>
         </w:tc>
@@ -6767,7 +4489,6 @@
                 <w:rFonts w:ascii="Arial" w:hAnsi="Arial" w:cs="Arial"/>
               </w:rPr>
             </w:pPr>
-            <w:proofErr w:type="gramStart"/>
             <w:r>
               <w:rPr>
                 <w:rFonts w:ascii="Arial" w:hAnsi="Arial" w:cs="Arial"/>
@@ -6782,26 +4503,11 @@
               <w:t>current_week.day</w:t>
             </w:r>
             <w:proofErr w:type="spellEnd"/>
-            <w:proofErr w:type="gramEnd"/>
-            <w:r>
-              <w:rPr>
-                <w:rFonts w:ascii="Arial" w:hAnsi="Arial" w:cs="Arial"/>
-              </w:rPr>
-              <w:t>[0</w:t>
-            </w:r>
-            <w:proofErr w:type="gramStart"/>
-            <w:r>
-              <w:rPr>
-                <w:rFonts w:ascii="Arial" w:hAnsi="Arial" w:cs="Arial"/>
-              </w:rPr>
-              <w:t>].time_5_pm.name.initials</w:t>
-            </w:r>
-            <w:proofErr w:type="gramEnd"/>
-            <w:r>
-              <w:rPr>
-                <w:rFonts w:ascii="Arial" w:hAnsi="Arial" w:cs="Arial"/>
-              </w:rPr>
-              <w:t xml:space="preserve"> }}</w:t>
+            <w:r>
+              <w:rPr>
+                <w:rFonts w:ascii="Arial" w:hAnsi="Arial" w:cs="Arial"/>
+              </w:rPr>
+              <w:t>[0].time_5_pm.name.initials }}</w:t>
             </w:r>
           </w:p>
         </w:tc>
@@ -6816,7 +4522,6 @@
                 <w:rFonts w:ascii="Arial" w:hAnsi="Arial" w:cs="Arial"/>
               </w:rPr>
             </w:pPr>
-            <w:proofErr w:type="gramStart"/>
             <w:r>
               <w:rPr>
                 <w:rFonts w:ascii="Arial" w:hAnsi="Arial" w:cs="Arial"/>
@@ -6831,26 +4536,11 @@
               <w:t>current_week.day</w:t>
             </w:r>
             <w:proofErr w:type="spellEnd"/>
-            <w:proofErr w:type="gramEnd"/>
-            <w:r>
-              <w:rPr>
-                <w:rFonts w:ascii="Arial" w:hAnsi="Arial" w:cs="Arial"/>
-              </w:rPr>
-              <w:t>[1</w:t>
-            </w:r>
-            <w:proofErr w:type="gramStart"/>
-            <w:r>
-              <w:rPr>
-                <w:rFonts w:ascii="Arial" w:hAnsi="Arial" w:cs="Arial"/>
-              </w:rPr>
-              <w:t>].time_5_pm.name.initials</w:t>
-            </w:r>
-            <w:proofErr w:type="gramEnd"/>
-            <w:r>
-              <w:rPr>
-                <w:rFonts w:ascii="Arial" w:hAnsi="Arial" w:cs="Arial"/>
-              </w:rPr>
-              <w:t xml:space="preserve"> }}</w:t>
+            <w:r>
+              <w:rPr>
+                <w:rFonts w:ascii="Arial" w:hAnsi="Arial" w:cs="Arial"/>
+              </w:rPr>
+              <w:t>[1].time_5_pm.name.initials }}</w:t>
             </w:r>
           </w:p>
         </w:tc>
@@ -6865,7 +4555,6 @@
                 <w:rFonts w:ascii="Arial" w:hAnsi="Arial" w:cs="Arial"/>
               </w:rPr>
             </w:pPr>
-            <w:proofErr w:type="gramStart"/>
             <w:r>
               <w:rPr>
                 <w:rFonts w:ascii="Arial" w:hAnsi="Arial" w:cs="Arial"/>
@@ -6880,26 +4569,11 @@
               <w:t>current_week.day</w:t>
             </w:r>
             <w:proofErr w:type="spellEnd"/>
-            <w:proofErr w:type="gramEnd"/>
-            <w:r>
-              <w:rPr>
-                <w:rFonts w:ascii="Arial" w:hAnsi="Arial" w:cs="Arial"/>
-              </w:rPr>
-              <w:t>[2</w:t>
-            </w:r>
-            <w:proofErr w:type="gramStart"/>
-            <w:r>
-              <w:rPr>
-                <w:rFonts w:ascii="Arial" w:hAnsi="Arial" w:cs="Arial"/>
-              </w:rPr>
-              <w:t>].time_5_pm.name.initials</w:t>
-            </w:r>
-            <w:proofErr w:type="gramEnd"/>
-            <w:r>
-              <w:rPr>
-                <w:rFonts w:ascii="Arial" w:hAnsi="Arial" w:cs="Arial"/>
-              </w:rPr>
-              <w:t xml:space="preserve"> }}</w:t>
+            <w:r>
+              <w:rPr>
+                <w:rFonts w:ascii="Arial" w:hAnsi="Arial" w:cs="Arial"/>
+              </w:rPr>
+              <w:t>[2].time_5_pm.name.initials }}</w:t>
             </w:r>
           </w:p>
         </w:tc>
@@ -6914,7 +4588,6 @@
                 <w:rFonts w:ascii="Arial" w:hAnsi="Arial" w:cs="Arial"/>
               </w:rPr>
             </w:pPr>
-            <w:proofErr w:type="gramStart"/>
             <w:r>
               <w:rPr>
                 <w:rFonts w:ascii="Arial" w:hAnsi="Arial" w:cs="Arial"/>
@@ -6929,26 +4602,11 @@
               <w:t>current_week.day</w:t>
             </w:r>
             <w:proofErr w:type="spellEnd"/>
-            <w:proofErr w:type="gramEnd"/>
-            <w:r>
-              <w:rPr>
-                <w:rFonts w:ascii="Arial" w:hAnsi="Arial" w:cs="Arial"/>
-              </w:rPr>
-              <w:t>[3</w:t>
-            </w:r>
-            <w:proofErr w:type="gramStart"/>
-            <w:r>
-              <w:rPr>
-                <w:rFonts w:ascii="Arial" w:hAnsi="Arial" w:cs="Arial"/>
-              </w:rPr>
-              <w:t>].time_5_pm.name.initials</w:t>
-            </w:r>
-            <w:proofErr w:type="gramEnd"/>
-            <w:r>
-              <w:rPr>
-                <w:rFonts w:ascii="Arial" w:hAnsi="Arial" w:cs="Arial"/>
-              </w:rPr>
-              <w:t xml:space="preserve"> }}</w:t>
+            <w:r>
+              <w:rPr>
+                <w:rFonts w:ascii="Arial" w:hAnsi="Arial" w:cs="Arial"/>
+              </w:rPr>
+              <w:t>[3].time_5_pm.name.initials }}</w:t>
             </w:r>
           </w:p>
         </w:tc>
@@ -6963,7 +4621,6 @@
                 <w:rFonts w:ascii="Arial" w:hAnsi="Arial" w:cs="Arial"/>
               </w:rPr>
             </w:pPr>
-            <w:proofErr w:type="gramStart"/>
             <w:r>
               <w:rPr>
                 <w:rFonts w:ascii="Arial" w:hAnsi="Arial" w:cs="Arial"/>
@@ -6978,26 +4635,11 @@
               <w:t>current_week.day</w:t>
             </w:r>
             <w:proofErr w:type="spellEnd"/>
-            <w:proofErr w:type="gramEnd"/>
-            <w:r>
-              <w:rPr>
-                <w:rFonts w:ascii="Arial" w:hAnsi="Arial" w:cs="Arial"/>
-              </w:rPr>
-              <w:t>[4</w:t>
-            </w:r>
-            <w:proofErr w:type="gramStart"/>
-            <w:r>
-              <w:rPr>
-                <w:rFonts w:ascii="Arial" w:hAnsi="Arial" w:cs="Arial"/>
-              </w:rPr>
-              <w:t>].time_5_pm.name.initials</w:t>
-            </w:r>
-            <w:proofErr w:type="gramEnd"/>
-            <w:r>
-              <w:rPr>
-                <w:rFonts w:ascii="Arial" w:hAnsi="Arial" w:cs="Arial"/>
-              </w:rPr>
-              <w:t xml:space="preserve"> }}</w:t>
+            <w:r>
+              <w:rPr>
+                <w:rFonts w:ascii="Arial" w:hAnsi="Arial" w:cs="Arial"/>
+              </w:rPr>
+              <w:t>[4].time_5_pm.name.initials }}</w:t>
             </w:r>
           </w:p>
         </w:tc>
@@ -7012,7 +4654,6 @@
                 <w:rFonts w:ascii="Arial" w:hAnsi="Arial" w:cs="Arial"/>
               </w:rPr>
             </w:pPr>
-            <w:proofErr w:type="gramStart"/>
             <w:r>
               <w:rPr>
                 <w:rFonts w:ascii="Arial" w:hAnsi="Arial" w:cs="Arial"/>
@@ -7027,26 +4668,11 @@
               <w:t>current_week.day</w:t>
             </w:r>
             <w:proofErr w:type="spellEnd"/>
-            <w:proofErr w:type="gramEnd"/>
-            <w:r>
-              <w:rPr>
-                <w:rFonts w:ascii="Arial" w:hAnsi="Arial" w:cs="Arial"/>
-              </w:rPr>
-              <w:t>[5</w:t>
-            </w:r>
-            <w:proofErr w:type="gramStart"/>
-            <w:r>
-              <w:rPr>
-                <w:rFonts w:ascii="Arial" w:hAnsi="Arial" w:cs="Arial"/>
-              </w:rPr>
-              <w:t>].time_5_pm.name.initials</w:t>
-            </w:r>
-            <w:proofErr w:type="gramEnd"/>
-            <w:r>
-              <w:rPr>
-                <w:rFonts w:ascii="Arial" w:hAnsi="Arial" w:cs="Arial"/>
-              </w:rPr>
-              <w:t xml:space="preserve"> }}</w:t>
+            <w:r>
+              <w:rPr>
+                <w:rFonts w:ascii="Arial" w:hAnsi="Arial" w:cs="Arial"/>
+              </w:rPr>
+              <w:t>[5].time_5_pm.name.initials }}</w:t>
             </w:r>
           </w:p>
         </w:tc>
@@ -7061,7 +4687,6 @@
                 <w:rFonts w:ascii="Arial" w:hAnsi="Arial" w:cs="Arial"/>
               </w:rPr>
             </w:pPr>
-            <w:proofErr w:type="gramStart"/>
             <w:r>
               <w:rPr>
                 <w:rFonts w:ascii="Arial" w:hAnsi="Arial" w:cs="Arial"/>
@@ -7076,26 +4701,11 @@
               <w:t>current_week.day</w:t>
             </w:r>
             <w:proofErr w:type="spellEnd"/>
-            <w:proofErr w:type="gramEnd"/>
-            <w:r>
-              <w:rPr>
-                <w:rFonts w:ascii="Arial" w:hAnsi="Arial" w:cs="Arial"/>
-              </w:rPr>
-              <w:t>[6</w:t>
-            </w:r>
-            <w:proofErr w:type="gramStart"/>
-            <w:r>
-              <w:rPr>
-                <w:rFonts w:ascii="Arial" w:hAnsi="Arial" w:cs="Arial"/>
-              </w:rPr>
-              <w:t>].time_5_pm.name.initials</w:t>
-            </w:r>
-            <w:proofErr w:type="gramEnd"/>
-            <w:r>
-              <w:rPr>
-                <w:rFonts w:ascii="Arial" w:hAnsi="Arial" w:cs="Arial"/>
-              </w:rPr>
-              <w:t xml:space="preserve"> }}</w:t>
+            <w:r>
+              <w:rPr>
+                <w:rFonts w:ascii="Arial" w:hAnsi="Arial" w:cs="Arial"/>
+              </w:rPr>
+              <w:t>[6].time_5_pm.name.initials }}</w:t>
             </w:r>
           </w:p>
         </w:tc>
@@ -7135,7 +4745,6 @@
                 <w:rFonts w:ascii="Arial" w:hAnsi="Arial" w:cs="Arial"/>
               </w:rPr>
             </w:pPr>
-            <w:proofErr w:type="gramStart"/>
             <w:r>
               <w:rPr>
                 <w:rFonts w:ascii="Arial" w:hAnsi="Arial" w:cs="Arial"/>
@@ -7150,26 +4759,11 @@
               <w:t>current_week.day</w:t>
             </w:r>
             <w:proofErr w:type="spellEnd"/>
-            <w:proofErr w:type="gramEnd"/>
-            <w:r>
-              <w:rPr>
-                <w:rFonts w:ascii="Arial" w:hAnsi="Arial" w:cs="Arial"/>
-              </w:rPr>
-              <w:t>[0</w:t>
-            </w:r>
-            <w:proofErr w:type="gramStart"/>
-            <w:r>
-              <w:rPr>
-                <w:rFonts w:ascii="Arial" w:hAnsi="Arial" w:cs="Arial"/>
-              </w:rPr>
-              <w:t>].time_6_pm.name.initials</w:t>
-            </w:r>
-            <w:proofErr w:type="gramEnd"/>
-            <w:r>
-              <w:rPr>
-                <w:rFonts w:ascii="Arial" w:hAnsi="Arial" w:cs="Arial"/>
-              </w:rPr>
-              <w:t xml:space="preserve"> }}</w:t>
+            <w:r>
+              <w:rPr>
+                <w:rFonts w:ascii="Arial" w:hAnsi="Arial" w:cs="Arial"/>
+              </w:rPr>
+              <w:t>[0].time_6_pm.name.initials }}</w:t>
             </w:r>
           </w:p>
         </w:tc>
@@ -7184,7 +4778,6 @@
                 <w:rFonts w:ascii="Arial" w:hAnsi="Arial" w:cs="Arial"/>
               </w:rPr>
             </w:pPr>
-            <w:proofErr w:type="gramStart"/>
             <w:r>
               <w:rPr>
                 <w:rFonts w:ascii="Arial" w:hAnsi="Arial" w:cs="Arial"/>
@@ -7199,26 +4792,11 @@
               <w:t>current_week.day</w:t>
             </w:r>
             <w:proofErr w:type="spellEnd"/>
-            <w:proofErr w:type="gramEnd"/>
-            <w:r>
-              <w:rPr>
-                <w:rFonts w:ascii="Arial" w:hAnsi="Arial" w:cs="Arial"/>
-              </w:rPr>
-              <w:t>[1</w:t>
-            </w:r>
-            <w:proofErr w:type="gramStart"/>
-            <w:r>
-              <w:rPr>
-                <w:rFonts w:ascii="Arial" w:hAnsi="Arial" w:cs="Arial"/>
-              </w:rPr>
-              <w:t>].time_6_pm.name.initials</w:t>
-            </w:r>
-            <w:proofErr w:type="gramEnd"/>
-            <w:r>
-              <w:rPr>
-                <w:rFonts w:ascii="Arial" w:hAnsi="Arial" w:cs="Arial"/>
-              </w:rPr>
-              <w:t xml:space="preserve"> }}</w:t>
+            <w:r>
+              <w:rPr>
+                <w:rFonts w:ascii="Arial" w:hAnsi="Arial" w:cs="Arial"/>
+              </w:rPr>
+              <w:t>[1].time_6_pm.name.initials }}</w:t>
             </w:r>
           </w:p>
         </w:tc>
@@ -7233,7 +4811,6 @@
                 <w:rFonts w:ascii="Arial" w:hAnsi="Arial" w:cs="Arial"/>
               </w:rPr>
             </w:pPr>
-            <w:proofErr w:type="gramStart"/>
             <w:r>
               <w:rPr>
                 <w:rFonts w:ascii="Arial" w:hAnsi="Arial" w:cs="Arial"/>
@@ -7248,26 +4825,11 @@
               <w:t>current_week.day</w:t>
             </w:r>
             <w:proofErr w:type="spellEnd"/>
-            <w:proofErr w:type="gramEnd"/>
-            <w:r>
-              <w:rPr>
-                <w:rFonts w:ascii="Arial" w:hAnsi="Arial" w:cs="Arial"/>
-              </w:rPr>
-              <w:t>[2</w:t>
-            </w:r>
-            <w:proofErr w:type="gramStart"/>
-            <w:r>
-              <w:rPr>
-                <w:rFonts w:ascii="Arial" w:hAnsi="Arial" w:cs="Arial"/>
-              </w:rPr>
-              <w:t>].time_6_pm.name.initials</w:t>
-            </w:r>
-            <w:proofErr w:type="gramEnd"/>
-            <w:r>
-              <w:rPr>
-                <w:rFonts w:ascii="Arial" w:hAnsi="Arial" w:cs="Arial"/>
-              </w:rPr>
-              <w:t xml:space="preserve"> }}</w:t>
+            <w:r>
+              <w:rPr>
+                <w:rFonts w:ascii="Arial" w:hAnsi="Arial" w:cs="Arial"/>
+              </w:rPr>
+              <w:t>[2].time_6_pm.name.initials }}</w:t>
             </w:r>
           </w:p>
         </w:tc>
@@ -7282,7 +4844,6 @@
                 <w:rFonts w:ascii="Arial" w:hAnsi="Arial" w:cs="Arial"/>
               </w:rPr>
             </w:pPr>
-            <w:proofErr w:type="gramStart"/>
             <w:r>
               <w:rPr>
                 <w:rFonts w:ascii="Arial" w:hAnsi="Arial" w:cs="Arial"/>
@@ -7297,26 +4858,11 @@
               <w:t>current_week.day</w:t>
             </w:r>
             <w:proofErr w:type="spellEnd"/>
-            <w:proofErr w:type="gramEnd"/>
-            <w:r>
-              <w:rPr>
-                <w:rFonts w:ascii="Arial" w:hAnsi="Arial" w:cs="Arial"/>
-              </w:rPr>
-              <w:t>[3</w:t>
-            </w:r>
-            <w:proofErr w:type="gramStart"/>
-            <w:r>
-              <w:rPr>
-                <w:rFonts w:ascii="Arial" w:hAnsi="Arial" w:cs="Arial"/>
-              </w:rPr>
-              <w:t>].time_6_pm.name.initials</w:t>
-            </w:r>
-            <w:proofErr w:type="gramEnd"/>
-            <w:r>
-              <w:rPr>
-                <w:rFonts w:ascii="Arial" w:hAnsi="Arial" w:cs="Arial"/>
-              </w:rPr>
-              <w:t xml:space="preserve"> }}</w:t>
+            <w:r>
+              <w:rPr>
+                <w:rFonts w:ascii="Arial" w:hAnsi="Arial" w:cs="Arial"/>
+              </w:rPr>
+              <w:t>[3].time_6_pm.name.initials }}</w:t>
             </w:r>
           </w:p>
         </w:tc>
@@ -7331,7 +4877,6 @@
                 <w:rFonts w:ascii="Arial" w:hAnsi="Arial" w:cs="Arial"/>
               </w:rPr>
             </w:pPr>
-            <w:proofErr w:type="gramStart"/>
             <w:r>
               <w:rPr>
                 <w:rFonts w:ascii="Arial" w:hAnsi="Arial" w:cs="Arial"/>
@@ -7346,26 +4891,11 @@
               <w:t>current_week.day</w:t>
             </w:r>
             <w:proofErr w:type="spellEnd"/>
-            <w:proofErr w:type="gramEnd"/>
-            <w:r>
-              <w:rPr>
-                <w:rFonts w:ascii="Arial" w:hAnsi="Arial" w:cs="Arial"/>
-              </w:rPr>
-              <w:t>[4</w:t>
-            </w:r>
-            <w:proofErr w:type="gramStart"/>
-            <w:r>
-              <w:rPr>
-                <w:rFonts w:ascii="Arial" w:hAnsi="Arial" w:cs="Arial"/>
-              </w:rPr>
-              <w:t>].time_6_pm.name.initials</w:t>
-            </w:r>
-            <w:proofErr w:type="gramEnd"/>
-            <w:r>
-              <w:rPr>
-                <w:rFonts w:ascii="Arial" w:hAnsi="Arial" w:cs="Arial"/>
-              </w:rPr>
-              <w:t xml:space="preserve"> }}</w:t>
+            <w:r>
+              <w:rPr>
+                <w:rFonts w:ascii="Arial" w:hAnsi="Arial" w:cs="Arial"/>
+              </w:rPr>
+              <w:t>[4].time_6_pm.name.initials }}</w:t>
             </w:r>
           </w:p>
         </w:tc>
@@ -7380,7 +4910,6 @@
                 <w:rFonts w:ascii="Arial" w:hAnsi="Arial" w:cs="Arial"/>
               </w:rPr>
             </w:pPr>
-            <w:proofErr w:type="gramStart"/>
             <w:r>
               <w:rPr>
                 <w:rFonts w:ascii="Arial" w:hAnsi="Arial" w:cs="Arial"/>
@@ -7395,26 +4924,11 @@
               <w:t>current_week.day</w:t>
             </w:r>
             <w:proofErr w:type="spellEnd"/>
-            <w:proofErr w:type="gramEnd"/>
-            <w:r>
-              <w:rPr>
-                <w:rFonts w:ascii="Arial" w:hAnsi="Arial" w:cs="Arial"/>
-              </w:rPr>
-              <w:t>[5</w:t>
-            </w:r>
-            <w:proofErr w:type="gramStart"/>
-            <w:r>
-              <w:rPr>
-                <w:rFonts w:ascii="Arial" w:hAnsi="Arial" w:cs="Arial"/>
-              </w:rPr>
-              <w:t>].time_6_pm.name.initials</w:t>
-            </w:r>
-            <w:proofErr w:type="gramEnd"/>
-            <w:r>
-              <w:rPr>
-                <w:rFonts w:ascii="Arial" w:hAnsi="Arial" w:cs="Arial"/>
-              </w:rPr>
-              <w:t xml:space="preserve"> }}</w:t>
+            <w:r>
+              <w:rPr>
+                <w:rFonts w:ascii="Arial" w:hAnsi="Arial" w:cs="Arial"/>
+              </w:rPr>
+              <w:t>[5].time_6_pm.name.initials }}</w:t>
             </w:r>
           </w:p>
         </w:tc>
@@ -7429,7 +4943,6 @@
                 <w:rFonts w:ascii="Arial" w:hAnsi="Arial" w:cs="Arial"/>
               </w:rPr>
             </w:pPr>
-            <w:proofErr w:type="gramStart"/>
             <w:r>
               <w:rPr>
                 <w:rFonts w:ascii="Arial" w:hAnsi="Arial" w:cs="Arial"/>
@@ -7444,26 +4957,11 @@
               <w:t>current_week.day</w:t>
             </w:r>
             <w:proofErr w:type="spellEnd"/>
-            <w:proofErr w:type="gramEnd"/>
-            <w:r>
-              <w:rPr>
-                <w:rFonts w:ascii="Arial" w:hAnsi="Arial" w:cs="Arial"/>
-              </w:rPr>
-              <w:t>[6</w:t>
-            </w:r>
-            <w:proofErr w:type="gramStart"/>
-            <w:r>
-              <w:rPr>
-                <w:rFonts w:ascii="Arial" w:hAnsi="Arial" w:cs="Arial"/>
-              </w:rPr>
-              <w:t>].time_6_pm.name.initials</w:t>
-            </w:r>
-            <w:proofErr w:type="gramEnd"/>
-            <w:r>
-              <w:rPr>
-                <w:rFonts w:ascii="Arial" w:hAnsi="Arial" w:cs="Arial"/>
-              </w:rPr>
-              <w:t xml:space="preserve"> }}</w:t>
+            <w:r>
+              <w:rPr>
+                <w:rFonts w:ascii="Arial" w:hAnsi="Arial" w:cs="Arial"/>
+              </w:rPr>
+              <w:t>[6].time_6_pm.name.initials }}</w:t>
             </w:r>
           </w:p>
         </w:tc>
@@ -7502,7 +5000,6 @@
                 <w:rFonts w:ascii="Arial" w:hAnsi="Arial" w:cs="Arial"/>
               </w:rPr>
             </w:pPr>
-            <w:proofErr w:type="gramStart"/>
             <w:r>
               <w:rPr>
                 <w:rFonts w:ascii="Arial" w:hAnsi="Arial" w:cs="Arial"/>
@@ -7517,26 +5014,11 @@
               <w:t>current_week.day</w:t>
             </w:r>
             <w:proofErr w:type="spellEnd"/>
-            <w:proofErr w:type="gramEnd"/>
-            <w:r>
-              <w:rPr>
-                <w:rFonts w:ascii="Arial" w:hAnsi="Arial" w:cs="Arial"/>
-              </w:rPr>
-              <w:t>[0</w:t>
-            </w:r>
-            <w:proofErr w:type="gramStart"/>
-            <w:r>
-              <w:rPr>
-                <w:rFonts w:ascii="Arial" w:hAnsi="Arial" w:cs="Arial"/>
-              </w:rPr>
-              <w:t>].time_7_pm.name.initials</w:t>
-            </w:r>
-            <w:proofErr w:type="gramEnd"/>
-            <w:r>
-              <w:rPr>
-                <w:rFonts w:ascii="Arial" w:hAnsi="Arial" w:cs="Arial"/>
-              </w:rPr>
-              <w:t xml:space="preserve"> }}</w:t>
+            <w:r>
+              <w:rPr>
+                <w:rFonts w:ascii="Arial" w:hAnsi="Arial" w:cs="Arial"/>
+              </w:rPr>
+              <w:t>[0].time_7_pm.name.initials }}</w:t>
             </w:r>
           </w:p>
         </w:tc>
@@ -7551,7 +5033,6 @@
                 <w:rFonts w:ascii="Arial" w:hAnsi="Arial" w:cs="Arial"/>
               </w:rPr>
             </w:pPr>
-            <w:proofErr w:type="gramStart"/>
             <w:r>
               <w:rPr>
                 <w:rFonts w:ascii="Arial" w:hAnsi="Arial" w:cs="Arial"/>
@@ -7566,26 +5047,11 @@
               <w:t>current_week.day</w:t>
             </w:r>
             <w:proofErr w:type="spellEnd"/>
-            <w:proofErr w:type="gramEnd"/>
-            <w:r>
-              <w:rPr>
-                <w:rFonts w:ascii="Arial" w:hAnsi="Arial" w:cs="Arial"/>
-              </w:rPr>
-              <w:t>[1</w:t>
-            </w:r>
-            <w:proofErr w:type="gramStart"/>
-            <w:r>
-              <w:rPr>
-                <w:rFonts w:ascii="Arial" w:hAnsi="Arial" w:cs="Arial"/>
-              </w:rPr>
-              <w:t>].time_7_pm.name.initials</w:t>
-            </w:r>
-            <w:proofErr w:type="gramEnd"/>
-            <w:r>
-              <w:rPr>
-                <w:rFonts w:ascii="Arial" w:hAnsi="Arial" w:cs="Arial"/>
-              </w:rPr>
-              <w:t xml:space="preserve"> }}</w:t>
+            <w:r>
+              <w:rPr>
+                <w:rFonts w:ascii="Arial" w:hAnsi="Arial" w:cs="Arial"/>
+              </w:rPr>
+              <w:t>[1].time_7_pm.name.initials }}</w:t>
             </w:r>
           </w:p>
         </w:tc>
@@ -7600,7 +5066,6 @@
                 <w:rFonts w:ascii="Arial" w:hAnsi="Arial" w:cs="Arial"/>
               </w:rPr>
             </w:pPr>
-            <w:proofErr w:type="gramStart"/>
             <w:r>
               <w:rPr>
                 <w:rFonts w:ascii="Arial" w:hAnsi="Arial" w:cs="Arial"/>
@@ -7615,26 +5080,11 @@
               <w:t>current_week.day</w:t>
             </w:r>
             <w:proofErr w:type="spellEnd"/>
-            <w:proofErr w:type="gramEnd"/>
-            <w:r>
-              <w:rPr>
-                <w:rFonts w:ascii="Arial" w:hAnsi="Arial" w:cs="Arial"/>
-              </w:rPr>
-              <w:t>[2</w:t>
-            </w:r>
-            <w:proofErr w:type="gramStart"/>
-            <w:r>
-              <w:rPr>
-                <w:rFonts w:ascii="Arial" w:hAnsi="Arial" w:cs="Arial"/>
-              </w:rPr>
-              <w:t>].time_7_pm.name.initials</w:t>
-            </w:r>
-            <w:proofErr w:type="gramEnd"/>
-            <w:r>
-              <w:rPr>
-                <w:rFonts w:ascii="Arial" w:hAnsi="Arial" w:cs="Arial"/>
-              </w:rPr>
-              <w:t xml:space="preserve"> }}</w:t>
+            <w:r>
+              <w:rPr>
+                <w:rFonts w:ascii="Arial" w:hAnsi="Arial" w:cs="Arial"/>
+              </w:rPr>
+              <w:t>[2].time_7_pm.name.initials }}</w:t>
             </w:r>
           </w:p>
         </w:tc>
@@ -7649,7 +5099,6 @@
                 <w:rFonts w:ascii="Arial" w:hAnsi="Arial" w:cs="Arial"/>
               </w:rPr>
             </w:pPr>
-            <w:proofErr w:type="gramStart"/>
             <w:r>
               <w:rPr>
                 <w:rFonts w:ascii="Arial" w:hAnsi="Arial" w:cs="Arial"/>
@@ -7664,26 +5113,11 @@
               <w:t>current_week.day</w:t>
             </w:r>
             <w:proofErr w:type="spellEnd"/>
-            <w:proofErr w:type="gramEnd"/>
-            <w:r>
-              <w:rPr>
-                <w:rFonts w:ascii="Arial" w:hAnsi="Arial" w:cs="Arial"/>
-              </w:rPr>
-              <w:t>[3</w:t>
-            </w:r>
-            <w:proofErr w:type="gramStart"/>
-            <w:r>
-              <w:rPr>
-                <w:rFonts w:ascii="Arial" w:hAnsi="Arial" w:cs="Arial"/>
-              </w:rPr>
-              <w:t>].time_7_pm.name.initials</w:t>
-            </w:r>
-            <w:proofErr w:type="gramEnd"/>
-            <w:r>
-              <w:rPr>
-                <w:rFonts w:ascii="Arial" w:hAnsi="Arial" w:cs="Arial"/>
-              </w:rPr>
-              <w:t xml:space="preserve"> }}</w:t>
+            <w:r>
+              <w:rPr>
+                <w:rFonts w:ascii="Arial" w:hAnsi="Arial" w:cs="Arial"/>
+              </w:rPr>
+              <w:t>[3].time_7_pm.name.initials }}</w:t>
             </w:r>
           </w:p>
         </w:tc>
@@ -7698,7 +5132,6 @@
                 <w:rFonts w:ascii="Arial" w:hAnsi="Arial" w:cs="Arial"/>
               </w:rPr>
             </w:pPr>
-            <w:proofErr w:type="gramStart"/>
             <w:r>
               <w:rPr>
                 <w:rFonts w:ascii="Arial" w:hAnsi="Arial" w:cs="Arial"/>
@@ -7713,26 +5146,11 @@
               <w:t>current_week.day</w:t>
             </w:r>
             <w:proofErr w:type="spellEnd"/>
-            <w:proofErr w:type="gramEnd"/>
-            <w:r>
-              <w:rPr>
-                <w:rFonts w:ascii="Arial" w:hAnsi="Arial" w:cs="Arial"/>
-              </w:rPr>
-              <w:t>[4</w:t>
-            </w:r>
-            <w:proofErr w:type="gramStart"/>
-            <w:r>
-              <w:rPr>
-                <w:rFonts w:ascii="Arial" w:hAnsi="Arial" w:cs="Arial"/>
-              </w:rPr>
-              <w:t>].time_7_pm.name.initials</w:t>
-            </w:r>
-            <w:proofErr w:type="gramEnd"/>
-            <w:r>
-              <w:rPr>
-                <w:rFonts w:ascii="Arial" w:hAnsi="Arial" w:cs="Arial"/>
-              </w:rPr>
-              <w:t xml:space="preserve"> }}</w:t>
+            <w:r>
+              <w:rPr>
+                <w:rFonts w:ascii="Arial" w:hAnsi="Arial" w:cs="Arial"/>
+              </w:rPr>
+              <w:t>[4].time_7_pm.name.initials }}</w:t>
             </w:r>
           </w:p>
         </w:tc>
@@ -7747,7 +5165,6 @@
                 <w:rFonts w:ascii="Arial" w:hAnsi="Arial" w:cs="Arial"/>
               </w:rPr>
             </w:pPr>
-            <w:proofErr w:type="gramStart"/>
             <w:r>
               <w:rPr>
                 <w:rFonts w:ascii="Arial" w:hAnsi="Arial" w:cs="Arial"/>
@@ -7762,26 +5179,11 @@
               <w:t>current_week.day</w:t>
             </w:r>
             <w:proofErr w:type="spellEnd"/>
-            <w:proofErr w:type="gramEnd"/>
-            <w:r>
-              <w:rPr>
-                <w:rFonts w:ascii="Arial" w:hAnsi="Arial" w:cs="Arial"/>
-              </w:rPr>
-              <w:t>[5</w:t>
-            </w:r>
-            <w:proofErr w:type="gramStart"/>
-            <w:r>
-              <w:rPr>
-                <w:rFonts w:ascii="Arial" w:hAnsi="Arial" w:cs="Arial"/>
-              </w:rPr>
-              <w:t>].time_7_pm.name.initials</w:t>
-            </w:r>
-            <w:proofErr w:type="gramEnd"/>
-            <w:r>
-              <w:rPr>
-                <w:rFonts w:ascii="Arial" w:hAnsi="Arial" w:cs="Arial"/>
-              </w:rPr>
-              <w:t xml:space="preserve"> }}</w:t>
+            <w:r>
+              <w:rPr>
+                <w:rFonts w:ascii="Arial" w:hAnsi="Arial" w:cs="Arial"/>
+              </w:rPr>
+              <w:t>[5].time_7_pm.name.initials }}</w:t>
             </w:r>
           </w:p>
         </w:tc>
@@ -7796,7 +5198,6 @@
                 <w:rFonts w:ascii="Arial" w:hAnsi="Arial" w:cs="Arial"/>
               </w:rPr>
             </w:pPr>
-            <w:proofErr w:type="gramStart"/>
             <w:r>
               <w:rPr>
                 <w:rFonts w:ascii="Arial" w:hAnsi="Arial" w:cs="Arial"/>
@@ -7811,26 +5212,11 @@
               <w:t>current_week.day</w:t>
             </w:r>
             <w:proofErr w:type="spellEnd"/>
-            <w:proofErr w:type="gramEnd"/>
-            <w:r>
-              <w:rPr>
-                <w:rFonts w:ascii="Arial" w:hAnsi="Arial" w:cs="Arial"/>
-              </w:rPr>
-              <w:t>[6</w:t>
-            </w:r>
-            <w:proofErr w:type="gramStart"/>
-            <w:r>
-              <w:rPr>
-                <w:rFonts w:ascii="Arial" w:hAnsi="Arial" w:cs="Arial"/>
-              </w:rPr>
-              <w:t>].time_7_pm.name.initials</w:t>
-            </w:r>
-            <w:proofErr w:type="gramEnd"/>
-            <w:r>
-              <w:rPr>
-                <w:rFonts w:ascii="Arial" w:hAnsi="Arial" w:cs="Arial"/>
-              </w:rPr>
-              <w:t xml:space="preserve"> }}</w:t>
+            <w:r>
+              <w:rPr>
+                <w:rFonts w:ascii="Arial" w:hAnsi="Arial" w:cs="Arial"/>
+              </w:rPr>
+              <w:t>[6].time_7_pm.name.initials }}</w:t>
             </w:r>
           </w:p>
         </w:tc>
@@ -7869,7 +5255,6 @@
                 <w:rFonts w:ascii="Arial" w:hAnsi="Arial" w:cs="Arial"/>
               </w:rPr>
             </w:pPr>
-            <w:proofErr w:type="gramStart"/>
             <w:r>
               <w:rPr>
                 <w:rFonts w:ascii="Arial" w:hAnsi="Arial" w:cs="Arial"/>
@@ -7884,26 +5269,11 @@
               <w:t>current_week.day</w:t>
             </w:r>
             <w:proofErr w:type="spellEnd"/>
-            <w:proofErr w:type="gramEnd"/>
-            <w:r>
-              <w:rPr>
-                <w:rFonts w:ascii="Arial" w:hAnsi="Arial" w:cs="Arial"/>
-              </w:rPr>
-              <w:t>[0</w:t>
-            </w:r>
-            <w:proofErr w:type="gramStart"/>
-            <w:r>
-              <w:rPr>
-                <w:rFonts w:ascii="Arial" w:hAnsi="Arial" w:cs="Arial"/>
-              </w:rPr>
-              <w:t>].time_8_pm.name.initials</w:t>
-            </w:r>
-            <w:proofErr w:type="gramEnd"/>
-            <w:r>
-              <w:rPr>
-                <w:rFonts w:ascii="Arial" w:hAnsi="Arial" w:cs="Arial"/>
-              </w:rPr>
-              <w:t xml:space="preserve"> }}</w:t>
+            <w:r>
+              <w:rPr>
+                <w:rFonts w:ascii="Arial" w:hAnsi="Arial" w:cs="Arial"/>
+              </w:rPr>
+              <w:t>[0].time_8_pm.name.initials }}</w:t>
             </w:r>
           </w:p>
         </w:tc>
@@ -7918,7 +5288,6 @@
                 <w:rFonts w:ascii="Arial" w:hAnsi="Arial" w:cs="Arial"/>
               </w:rPr>
             </w:pPr>
-            <w:proofErr w:type="gramStart"/>
             <w:r>
               <w:rPr>
                 <w:rFonts w:ascii="Arial" w:hAnsi="Arial" w:cs="Arial"/>
@@ -7933,26 +5302,11 @@
               <w:t>current_week.day</w:t>
             </w:r>
             <w:proofErr w:type="spellEnd"/>
-            <w:proofErr w:type="gramEnd"/>
-            <w:r>
-              <w:rPr>
-                <w:rFonts w:ascii="Arial" w:hAnsi="Arial" w:cs="Arial"/>
-              </w:rPr>
-              <w:t>[1</w:t>
-            </w:r>
-            <w:proofErr w:type="gramStart"/>
-            <w:r>
-              <w:rPr>
-                <w:rFonts w:ascii="Arial" w:hAnsi="Arial" w:cs="Arial"/>
-              </w:rPr>
-              <w:t>].time_8_pm.name.initials</w:t>
-            </w:r>
-            <w:proofErr w:type="gramEnd"/>
-            <w:r>
-              <w:rPr>
-                <w:rFonts w:ascii="Arial" w:hAnsi="Arial" w:cs="Arial"/>
-              </w:rPr>
-              <w:t xml:space="preserve"> }}</w:t>
+            <w:r>
+              <w:rPr>
+                <w:rFonts w:ascii="Arial" w:hAnsi="Arial" w:cs="Arial"/>
+              </w:rPr>
+              <w:t>[1].time_8_pm.name.initials }}</w:t>
             </w:r>
           </w:p>
         </w:tc>
@@ -7967,7 +5321,6 @@
                 <w:rFonts w:ascii="Arial" w:hAnsi="Arial" w:cs="Arial"/>
               </w:rPr>
             </w:pPr>
-            <w:proofErr w:type="gramStart"/>
             <w:r>
               <w:rPr>
                 <w:rFonts w:ascii="Arial" w:hAnsi="Arial" w:cs="Arial"/>
@@ -7982,26 +5335,11 @@
               <w:t>current_week.day</w:t>
             </w:r>
             <w:proofErr w:type="spellEnd"/>
-            <w:proofErr w:type="gramEnd"/>
-            <w:r>
-              <w:rPr>
-                <w:rFonts w:ascii="Arial" w:hAnsi="Arial" w:cs="Arial"/>
-              </w:rPr>
-              <w:t>[2</w:t>
-            </w:r>
-            <w:proofErr w:type="gramStart"/>
-            <w:r>
-              <w:rPr>
-                <w:rFonts w:ascii="Arial" w:hAnsi="Arial" w:cs="Arial"/>
-              </w:rPr>
-              <w:t>].time_8_pm.name.initials</w:t>
-            </w:r>
-            <w:proofErr w:type="gramEnd"/>
-            <w:r>
-              <w:rPr>
-                <w:rFonts w:ascii="Arial" w:hAnsi="Arial" w:cs="Arial"/>
-              </w:rPr>
-              <w:t xml:space="preserve"> }}</w:t>
+            <w:r>
+              <w:rPr>
+                <w:rFonts w:ascii="Arial" w:hAnsi="Arial" w:cs="Arial"/>
+              </w:rPr>
+              <w:t>[2].time_8_pm.name.initials }}</w:t>
             </w:r>
           </w:p>
         </w:tc>
@@ -8016,7 +5354,6 @@
                 <w:rFonts w:ascii="Arial" w:hAnsi="Arial" w:cs="Arial"/>
               </w:rPr>
             </w:pPr>
-            <w:proofErr w:type="gramStart"/>
             <w:r>
               <w:rPr>
                 <w:rFonts w:ascii="Arial" w:hAnsi="Arial" w:cs="Arial"/>
@@ -8031,26 +5368,11 @@
               <w:t>current_week.day</w:t>
             </w:r>
             <w:proofErr w:type="spellEnd"/>
-            <w:proofErr w:type="gramEnd"/>
-            <w:r>
-              <w:rPr>
-                <w:rFonts w:ascii="Arial" w:hAnsi="Arial" w:cs="Arial"/>
-              </w:rPr>
-              <w:t>[3</w:t>
-            </w:r>
-            <w:proofErr w:type="gramStart"/>
-            <w:r>
-              <w:rPr>
-                <w:rFonts w:ascii="Arial" w:hAnsi="Arial" w:cs="Arial"/>
-              </w:rPr>
-              <w:t>].time_8_pm.name.initials</w:t>
-            </w:r>
-            <w:proofErr w:type="gramEnd"/>
-            <w:r>
-              <w:rPr>
-                <w:rFonts w:ascii="Arial" w:hAnsi="Arial" w:cs="Arial"/>
-              </w:rPr>
-              <w:t xml:space="preserve"> }}</w:t>
+            <w:r>
+              <w:rPr>
+                <w:rFonts w:ascii="Arial" w:hAnsi="Arial" w:cs="Arial"/>
+              </w:rPr>
+              <w:t>[3].time_8_pm.name.initials }}</w:t>
             </w:r>
           </w:p>
         </w:tc>
@@ -8065,7 +5387,6 @@
                 <w:rFonts w:ascii="Arial" w:hAnsi="Arial" w:cs="Arial"/>
               </w:rPr>
             </w:pPr>
-            <w:proofErr w:type="gramStart"/>
             <w:r>
               <w:rPr>
                 <w:rFonts w:ascii="Arial" w:hAnsi="Arial" w:cs="Arial"/>
@@ -8080,26 +5401,11 @@
               <w:t>current_week.day</w:t>
             </w:r>
             <w:proofErr w:type="spellEnd"/>
-            <w:proofErr w:type="gramEnd"/>
-            <w:r>
-              <w:rPr>
-                <w:rFonts w:ascii="Arial" w:hAnsi="Arial" w:cs="Arial"/>
-              </w:rPr>
-              <w:t>[4</w:t>
-            </w:r>
-            <w:proofErr w:type="gramStart"/>
-            <w:r>
-              <w:rPr>
-                <w:rFonts w:ascii="Arial" w:hAnsi="Arial" w:cs="Arial"/>
-              </w:rPr>
-              <w:t>].time_8_pm.name.initials</w:t>
-            </w:r>
-            <w:proofErr w:type="gramEnd"/>
-            <w:r>
-              <w:rPr>
-                <w:rFonts w:ascii="Arial" w:hAnsi="Arial" w:cs="Arial"/>
-              </w:rPr>
-              <w:t xml:space="preserve"> }}</w:t>
+            <w:r>
+              <w:rPr>
+                <w:rFonts w:ascii="Arial" w:hAnsi="Arial" w:cs="Arial"/>
+              </w:rPr>
+              <w:t>[4].time_8_pm.name.initials }}</w:t>
             </w:r>
           </w:p>
         </w:tc>
@@ -8114,7 +5420,6 @@
                 <w:rFonts w:ascii="Arial" w:hAnsi="Arial" w:cs="Arial"/>
               </w:rPr>
             </w:pPr>
-            <w:proofErr w:type="gramStart"/>
             <w:r>
               <w:rPr>
                 <w:rFonts w:ascii="Arial" w:hAnsi="Arial" w:cs="Arial"/>
@@ -8129,26 +5434,11 @@
               <w:t>current_week.day</w:t>
             </w:r>
             <w:proofErr w:type="spellEnd"/>
-            <w:proofErr w:type="gramEnd"/>
-            <w:r>
-              <w:rPr>
-                <w:rFonts w:ascii="Arial" w:hAnsi="Arial" w:cs="Arial"/>
-              </w:rPr>
-              <w:t>[5</w:t>
-            </w:r>
-            <w:proofErr w:type="gramStart"/>
-            <w:r>
-              <w:rPr>
-                <w:rFonts w:ascii="Arial" w:hAnsi="Arial" w:cs="Arial"/>
-              </w:rPr>
-              <w:t>].time_8_pm.name.initials</w:t>
-            </w:r>
-            <w:proofErr w:type="gramEnd"/>
-            <w:r>
-              <w:rPr>
-                <w:rFonts w:ascii="Arial" w:hAnsi="Arial" w:cs="Arial"/>
-              </w:rPr>
-              <w:t xml:space="preserve"> }}</w:t>
+            <w:r>
+              <w:rPr>
+                <w:rFonts w:ascii="Arial" w:hAnsi="Arial" w:cs="Arial"/>
+              </w:rPr>
+              <w:t>[5].time_8_pm.name.initials }}</w:t>
             </w:r>
           </w:p>
         </w:tc>
@@ -8163,7 +5453,6 @@
                 <w:rFonts w:ascii="Arial" w:hAnsi="Arial" w:cs="Arial"/>
               </w:rPr>
             </w:pPr>
-            <w:proofErr w:type="gramStart"/>
             <w:r>
               <w:rPr>
                 <w:rFonts w:ascii="Arial" w:hAnsi="Arial" w:cs="Arial"/>
@@ -8178,26 +5467,11 @@
               <w:t>current_week.day</w:t>
             </w:r>
             <w:proofErr w:type="spellEnd"/>
-            <w:proofErr w:type="gramEnd"/>
-            <w:r>
-              <w:rPr>
-                <w:rFonts w:ascii="Arial" w:hAnsi="Arial" w:cs="Arial"/>
-              </w:rPr>
-              <w:t>[6</w:t>
-            </w:r>
-            <w:proofErr w:type="gramStart"/>
-            <w:r>
-              <w:rPr>
-                <w:rFonts w:ascii="Arial" w:hAnsi="Arial" w:cs="Arial"/>
-              </w:rPr>
-              <w:t>].time_8_pm.name.initials</w:t>
-            </w:r>
-            <w:proofErr w:type="gramEnd"/>
-            <w:r>
-              <w:rPr>
-                <w:rFonts w:ascii="Arial" w:hAnsi="Arial" w:cs="Arial"/>
-              </w:rPr>
-              <w:t xml:space="preserve"> }}</w:t>
+            <w:r>
+              <w:rPr>
+                <w:rFonts w:ascii="Arial" w:hAnsi="Arial" w:cs="Arial"/>
+              </w:rPr>
+              <w:t>[6].time_8_pm.name.initials }}</w:t>
             </w:r>
           </w:p>
         </w:tc>
@@ -8233,7 +5507,6 @@
                 <w:rFonts w:ascii="Arial" w:hAnsi="Arial" w:cs="Arial"/>
               </w:rPr>
             </w:pPr>
-            <w:proofErr w:type="gramStart"/>
             <w:r>
               <w:rPr>
                 <w:rFonts w:ascii="Arial" w:hAnsi="Arial" w:cs="Arial"/>
@@ -8248,26 +5521,11 @@
               <w:t>current_week.day</w:t>
             </w:r>
             <w:proofErr w:type="spellEnd"/>
-            <w:proofErr w:type="gramEnd"/>
-            <w:r>
-              <w:rPr>
-                <w:rFonts w:ascii="Arial" w:hAnsi="Arial" w:cs="Arial"/>
-              </w:rPr>
-              <w:t>[0</w:t>
-            </w:r>
-            <w:proofErr w:type="gramStart"/>
-            <w:r>
-              <w:rPr>
-                <w:rFonts w:ascii="Arial" w:hAnsi="Arial" w:cs="Arial"/>
-              </w:rPr>
-              <w:t>].time_9_pm.name.initials</w:t>
-            </w:r>
-            <w:proofErr w:type="gramEnd"/>
-            <w:r>
-              <w:rPr>
-                <w:rFonts w:ascii="Arial" w:hAnsi="Arial" w:cs="Arial"/>
-              </w:rPr>
-              <w:t xml:space="preserve"> }}</w:t>
+            <w:r>
+              <w:rPr>
+                <w:rFonts w:ascii="Arial" w:hAnsi="Arial" w:cs="Arial"/>
+              </w:rPr>
+              <w:t>[0].time_9_pm.name.initials }}</w:t>
             </w:r>
           </w:p>
         </w:tc>
@@ -8282,7 +5540,6 @@
                 <w:rFonts w:ascii="Arial" w:hAnsi="Arial" w:cs="Arial"/>
               </w:rPr>
             </w:pPr>
-            <w:proofErr w:type="gramStart"/>
             <w:r>
               <w:rPr>
                 <w:rFonts w:ascii="Arial" w:hAnsi="Arial" w:cs="Arial"/>
@@ -8297,26 +5554,11 @@
               <w:t>current_week.day</w:t>
             </w:r>
             <w:proofErr w:type="spellEnd"/>
-            <w:proofErr w:type="gramEnd"/>
-            <w:r>
-              <w:rPr>
-                <w:rFonts w:ascii="Arial" w:hAnsi="Arial" w:cs="Arial"/>
-              </w:rPr>
-              <w:t>[1</w:t>
-            </w:r>
-            <w:proofErr w:type="gramStart"/>
-            <w:r>
-              <w:rPr>
-                <w:rFonts w:ascii="Arial" w:hAnsi="Arial" w:cs="Arial"/>
-              </w:rPr>
-              <w:t>].time_9_pm.name.initials</w:t>
-            </w:r>
-            <w:proofErr w:type="gramEnd"/>
-            <w:r>
-              <w:rPr>
-                <w:rFonts w:ascii="Arial" w:hAnsi="Arial" w:cs="Arial"/>
-              </w:rPr>
-              <w:t xml:space="preserve"> }}</w:t>
+            <w:r>
+              <w:rPr>
+                <w:rFonts w:ascii="Arial" w:hAnsi="Arial" w:cs="Arial"/>
+              </w:rPr>
+              <w:t>[1].time_9_pm.name.initials }}</w:t>
             </w:r>
           </w:p>
         </w:tc>
@@ -8331,7 +5573,6 @@
                 <w:rFonts w:ascii="Arial" w:hAnsi="Arial" w:cs="Arial"/>
               </w:rPr>
             </w:pPr>
-            <w:proofErr w:type="gramStart"/>
             <w:r>
               <w:rPr>
                 <w:rFonts w:ascii="Arial" w:hAnsi="Arial" w:cs="Arial"/>
@@ -8346,26 +5587,11 @@
               <w:t>current_week.day</w:t>
             </w:r>
             <w:proofErr w:type="spellEnd"/>
-            <w:proofErr w:type="gramEnd"/>
-            <w:r>
-              <w:rPr>
-                <w:rFonts w:ascii="Arial" w:hAnsi="Arial" w:cs="Arial"/>
-              </w:rPr>
-              <w:t>[2</w:t>
-            </w:r>
-            <w:proofErr w:type="gramStart"/>
-            <w:r>
-              <w:rPr>
-                <w:rFonts w:ascii="Arial" w:hAnsi="Arial" w:cs="Arial"/>
-              </w:rPr>
-              <w:t>].time_9_pm.name.initials</w:t>
-            </w:r>
-            <w:proofErr w:type="gramEnd"/>
-            <w:r>
-              <w:rPr>
-                <w:rFonts w:ascii="Arial" w:hAnsi="Arial" w:cs="Arial"/>
-              </w:rPr>
-              <w:t xml:space="preserve"> }}</w:t>
+            <w:r>
+              <w:rPr>
+                <w:rFonts w:ascii="Arial" w:hAnsi="Arial" w:cs="Arial"/>
+              </w:rPr>
+              <w:t>[2].time_9_pm.name.initials }}</w:t>
             </w:r>
           </w:p>
         </w:tc>
@@ -8380,7 +5606,6 @@
                 <w:rFonts w:ascii="Arial" w:hAnsi="Arial" w:cs="Arial"/>
               </w:rPr>
             </w:pPr>
-            <w:proofErr w:type="gramStart"/>
             <w:r>
               <w:rPr>
                 <w:rFonts w:ascii="Arial" w:hAnsi="Arial" w:cs="Arial"/>
@@ -8395,26 +5620,11 @@
               <w:t>current_week.day</w:t>
             </w:r>
             <w:proofErr w:type="spellEnd"/>
-            <w:proofErr w:type="gramEnd"/>
-            <w:r>
-              <w:rPr>
-                <w:rFonts w:ascii="Arial" w:hAnsi="Arial" w:cs="Arial"/>
-              </w:rPr>
-              <w:t>[3</w:t>
-            </w:r>
-            <w:proofErr w:type="gramStart"/>
-            <w:r>
-              <w:rPr>
-                <w:rFonts w:ascii="Arial" w:hAnsi="Arial" w:cs="Arial"/>
-              </w:rPr>
-              <w:t>].time_9_pm.name.initials</w:t>
-            </w:r>
-            <w:proofErr w:type="gramEnd"/>
-            <w:r>
-              <w:rPr>
-                <w:rFonts w:ascii="Arial" w:hAnsi="Arial" w:cs="Arial"/>
-              </w:rPr>
-              <w:t xml:space="preserve"> }}</w:t>
+            <w:r>
+              <w:rPr>
+                <w:rFonts w:ascii="Arial" w:hAnsi="Arial" w:cs="Arial"/>
+              </w:rPr>
+              <w:t>[3].time_9_pm.name.initials }}</w:t>
             </w:r>
           </w:p>
         </w:tc>
@@ -8429,7 +5639,6 @@
                 <w:rFonts w:ascii="Arial" w:hAnsi="Arial" w:cs="Arial"/>
               </w:rPr>
             </w:pPr>
-            <w:proofErr w:type="gramStart"/>
             <w:r>
               <w:rPr>
                 <w:rFonts w:ascii="Arial" w:hAnsi="Arial" w:cs="Arial"/>
@@ -8444,26 +5653,11 @@
               <w:t>current_week.day</w:t>
             </w:r>
             <w:proofErr w:type="spellEnd"/>
-            <w:proofErr w:type="gramEnd"/>
-            <w:r>
-              <w:rPr>
-                <w:rFonts w:ascii="Arial" w:hAnsi="Arial" w:cs="Arial"/>
-              </w:rPr>
-              <w:t>[4</w:t>
-            </w:r>
-            <w:proofErr w:type="gramStart"/>
-            <w:r>
-              <w:rPr>
-                <w:rFonts w:ascii="Arial" w:hAnsi="Arial" w:cs="Arial"/>
-              </w:rPr>
-              <w:t>].time_9_pm.name.initials</w:t>
-            </w:r>
-            <w:proofErr w:type="gramEnd"/>
-            <w:r>
-              <w:rPr>
-                <w:rFonts w:ascii="Arial" w:hAnsi="Arial" w:cs="Arial"/>
-              </w:rPr>
-              <w:t xml:space="preserve"> }}</w:t>
+            <w:r>
+              <w:rPr>
+                <w:rFonts w:ascii="Arial" w:hAnsi="Arial" w:cs="Arial"/>
+              </w:rPr>
+              <w:t>[4].time_9_pm.name.initials }}</w:t>
             </w:r>
           </w:p>
         </w:tc>
@@ -8478,7 +5672,6 @@
                 <w:rFonts w:ascii="Arial" w:hAnsi="Arial" w:cs="Arial"/>
               </w:rPr>
             </w:pPr>
-            <w:proofErr w:type="gramStart"/>
             <w:r>
               <w:rPr>
                 <w:rFonts w:ascii="Arial" w:hAnsi="Arial" w:cs="Arial"/>
@@ -8493,26 +5686,11 @@
               <w:t>current_week.day</w:t>
             </w:r>
             <w:proofErr w:type="spellEnd"/>
-            <w:proofErr w:type="gramEnd"/>
-            <w:r>
-              <w:rPr>
-                <w:rFonts w:ascii="Arial" w:hAnsi="Arial" w:cs="Arial"/>
-              </w:rPr>
-              <w:t>[5</w:t>
-            </w:r>
-            <w:proofErr w:type="gramStart"/>
-            <w:r>
-              <w:rPr>
-                <w:rFonts w:ascii="Arial" w:hAnsi="Arial" w:cs="Arial"/>
-              </w:rPr>
-              <w:t>].time_9_pm.name.initials</w:t>
-            </w:r>
-            <w:proofErr w:type="gramEnd"/>
-            <w:r>
-              <w:rPr>
-                <w:rFonts w:ascii="Arial" w:hAnsi="Arial" w:cs="Arial"/>
-              </w:rPr>
-              <w:t xml:space="preserve"> }}</w:t>
+            <w:r>
+              <w:rPr>
+                <w:rFonts w:ascii="Arial" w:hAnsi="Arial" w:cs="Arial"/>
+              </w:rPr>
+              <w:t>[5].time_9_pm.name.initials }}</w:t>
             </w:r>
           </w:p>
         </w:tc>
@@ -8527,7 +5705,6 @@
                 <w:rFonts w:ascii="Arial" w:hAnsi="Arial" w:cs="Arial"/>
               </w:rPr>
             </w:pPr>
-            <w:proofErr w:type="gramStart"/>
             <w:r>
               <w:rPr>
                 <w:rFonts w:ascii="Arial" w:hAnsi="Arial" w:cs="Arial"/>
@@ -8542,26 +5719,11 @@
               <w:t>current_week.day</w:t>
             </w:r>
             <w:proofErr w:type="spellEnd"/>
-            <w:proofErr w:type="gramEnd"/>
-            <w:r>
-              <w:rPr>
-                <w:rFonts w:ascii="Arial" w:hAnsi="Arial" w:cs="Arial"/>
-              </w:rPr>
-              <w:t>[6</w:t>
-            </w:r>
-            <w:proofErr w:type="gramStart"/>
-            <w:r>
-              <w:rPr>
-                <w:rFonts w:ascii="Arial" w:hAnsi="Arial" w:cs="Arial"/>
-              </w:rPr>
-              <w:t>].time_9_pm.name.initials</w:t>
-            </w:r>
-            <w:proofErr w:type="gramEnd"/>
-            <w:r>
-              <w:rPr>
-                <w:rFonts w:ascii="Arial" w:hAnsi="Arial" w:cs="Arial"/>
-              </w:rPr>
-              <w:t xml:space="preserve"> }}</w:t>
+            <w:r>
+              <w:rPr>
+                <w:rFonts w:ascii="Arial" w:hAnsi="Arial" w:cs="Arial"/>
+              </w:rPr>
+              <w:t>[6].time_9_pm.name.initials }}</w:t>
             </w:r>
           </w:p>
         </w:tc>
@@ -8593,7 +5755,6 @@
         <w:t xml:space="preserve"> </w:t>
       </w:r>
       <w:proofErr w:type="spellStart"/>
-      <w:proofErr w:type="gramStart"/>
       <w:r>
         <w:rPr>
           <w:rFonts w:ascii="Arial" w:hAnsi="Arial" w:cs="Arial"/>
@@ -8607,7 +5768,6 @@
         </w:rPr>
         <w:t xml:space="preserve"> %}</w:t>
       </w:r>
-      <w:proofErr w:type="gramEnd"/>
     </w:p>
     <w:p>
       <w:pPr>
@@ -8632,16 +5792,8 @@
         <w:rPr>
           <w:rFonts w:ascii="Arial" w:hAnsi="Arial" w:cs="Arial"/>
         </w:rPr>
-        <w:t xml:space="preserve"> </w:t>
-      </w:r>
-      <w:proofErr w:type="gramStart"/>
-      <w:r>
-        <w:rPr>
-          <w:rFonts w:ascii="Arial" w:hAnsi="Arial" w:cs="Arial"/>
-        </w:rPr>
-        <w:t>endif %}</w:t>
-      </w:r>
-      <w:proofErr w:type="gramEnd"/>
+        <w:t xml:space="preserve"> endif %}</w:t>
+      </w:r>
     </w:p>
     <w:p>
       <w:pPr>
@@ -8673,28 +5825,14 @@
         <w:rPr>
           <w:rFonts w:ascii="Arial" w:hAnsi="Arial" w:cs="Arial"/>
         </w:rPr>
-        <w:t>holiday_list.any_</w:t>
-      </w:r>
-      <w:proofErr w:type="gramStart"/>
-      <w:r>
-        <w:rPr>
-          <w:rFonts w:ascii="Arial" w:hAnsi="Arial" w:cs="Arial"/>
-        </w:rPr>
-        <w:t>true</w:t>
+        <w:t>holiday_list.any_true</w:t>
       </w:r>
       <w:proofErr w:type="spellEnd"/>
       <w:r>
         <w:rPr>
           <w:rFonts w:ascii="Arial" w:hAnsi="Arial" w:cs="Arial"/>
         </w:rPr>
-        <w:t>(</w:t>
-      </w:r>
-      <w:proofErr w:type="gramEnd"/>
-      <w:r>
-        <w:rPr>
-          <w:rFonts w:ascii="Arial" w:hAnsi="Arial" w:cs="Arial"/>
-        </w:rPr>
-        <w:t xml:space="preserve">) </w:t>
+        <w:t xml:space="preserve">() </w:t>
       </w:r>
       <w:r>
         <w:rPr>
@@ -8707,55 +5845,20 @@
         <w:rPr>
           <w:rFonts w:ascii="Arial" w:hAnsi="Arial" w:cs="Arial"/>
         </w:rPr>
-        <w:t>other_</w:t>
-      </w:r>
-      <w:proofErr w:type="gramStart"/>
-      <w:r>
-        <w:rPr>
-          <w:rFonts w:ascii="Arial" w:hAnsi="Arial" w:cs="Arial"/>
-        </w:rPr>
-        <w:t>holidays.number</w:t>
-      </w:r>
-      <w:proofErr w:type="gramEnd"/>
-      <w:r>
-        <w:rPr>
-          <w:rFonts w:ascii="Arial" w:hAnsi="Arial" w:cs="Arial"/>
-        </w:rPr>
-        <w:t>_</w:t>
-      </w:r>
-      <w:proofErr w:type="gramStart"/>
-      <w:r>
-        <w:rPr>
-          <w:rFonts w:ascii="Arial" w:hAnsi="Arial" w:cs="Arial"/>
-        </w:rPr>
-        <w:t>gathered</w:t>
+        <w:t>other_holidays.number_gathered</w:t>
       </w:r>
       <w:proofErr w:type="spellEnd"/>
       <w:r>
         <w:rPr>
           <w:rFonts w:ascii="Arial" w:hAnsi="Arial" w:cs="Arial"/>
         </w:rPr>
-        <w:t>(</w:t>
-      </w:r>
-      <w:proofErr w:type="gramEnd"/>
-      <w:r>
-        <w:rPr>
-          <w:rFonts w:ascii="Arial" w:hAnsi="Arial" w:cs="Arial"/>
-        </w:rPr>
-        <w:t>)</w:t>
-      </w:r>
-      <w:r>
-        <w:rPr>
-          <w:rFonts w:ascii="Arial" w:hAnsi="Arial" w:cs="Arial"/>
-        </w:rPr>
-        <w:t xml:space="preserve"> &gt; </w:t>
-      </w:r>
-      <w:proofErr w:type="gramStart"/>
-      <w:r>
-        <w:rPr>
-          <w:rFonts w:ascii="Arial" w:hAnsi="Arial" w:cs="Arial"/>
-        </w:rPr>
-        <w:t xml:space="preserve">0 </w:t>
+        <w:t>()</w:t>
+      </w:r>
+      <w:r>
+        <w:rPr>
+          <w:rFonts w:ascii="Arial" w:hAnsi="Arial" w:cs="Arial"/>
+        </w:rPr>
+        <w:t xml:space="preserve"> &gt; 0 </w:t>
       </w:r>
       <w:r>
         <w:rPr>
@@ -8763,7 +5866,6 @@
         </w:rPr>
         <w:t>%}</w:t>
       </w:r>
-      <w:proofErr w:type="gramEnd"/>
     </w:p>
     <w:p>
       <w:pPr>
@@ -8803,35 +5905,7 @@
         <w:rPr>
           <w:rFonts w:ascii="Arial" w:hAnsi="Arial" w:cs="Arial"/>
         </w:rPr>
-        <w:t xml:space="preserve">Each year, holidays may fall during school breaks, causing </w:t>
-      </w:r>
-      <w:proofErr w:type="gramStart"/>
-      <w:r>
-        <w:rPr>
-          <w:rFonts w:ascii="Arial" w:hAnsi="Arial" w:cs="Arial"/>
-        </w:rPr>
-        <w:t>a conflict</w:t>
-      </w:r>
-      <w:proofErr w:type="gramEnd"/>
-      <w:r>
-        <w:rPr>
-          <w:rFonts w:ascii="Arial" w:hAnsi="Arial" w:cs="Arial"/>
-        </w:rPr>
-        <w:t xml:space="preserve">. When a conflict happens, the priority will </w:t>
-      </w:r>
-      <w:proofErr w:type="gramStart"/>
-      <w:r>
-        <w:rPr>
-          <w:rFonts w:ascii="Arial" w:hAnsi="Arial" w:cs="Arial"/>
-        </w:rPr>
-        <w:t>be:</w:t>
-      </w:r>
-      <w:proofErr w:type="gramEnd"/>
-      <w:r>
-        <w:rPr>
-          <w:rFonts w:ascii="Arial" w:hAnsi="Arial" w:cs="Arial"/>
-        </w:rPr>
-        <w:t xml:space="preserve"> </w:t>
+        <w:t xml:space="preserve">Each year, holidays may fall during school breaks, causing a conflict. When a conflict happens, the priority will be: </w:t>
       </w:r>
       <w:r>
         <w:rPr>
@@ -9022,14 +6096,9 @@
             </w:r>
             <w:proofErr w:type="spellStart"/>
             <w:r>
-              <w:t>holiday_</w:t>
-            </w:r>
-            <w:proofErr w:type="gramStart"/>
-            <w:r>
-              <w:t>objects.items</w:t>
-            </w:r>
-            <w:proofErr w:type="spellEnd"/>
-            <w:proofErr w:type="gramEnd"/>
+              <w:t>holiday_objects.items</w:t>
+            </w:r>
+            <w:proofErr w:type="spellEnd"/>
             <w:r>
               <w:t xml:space="preserve">() if </w:t>
             </w:r>
@@ -9071,17 +6140,12 @@
                 <w:rFonts w:ascii="Arial" w:hAnsi="Arial" w:cs="Arial"/>
               </w:rPr>
             </w:pPr>
-            <w:proofErr w:type="gramStart"/>
             <w:r>
               <w:t xml:space="preserve">{{ </w:t>
             </w:r>
             <w:proofErr w:type="spellStart"/>
             <w:r>
-              <w:t>holiday</w:t>
-            </w:r>
-            <w:proofErr w:type="gramEnd"/>
-            <w:r>
-              <w:t>_name</w:t>
+              <w:t>holiday_name</w:t>
             </w:r>
             <w:proofErr w:type="spellEnd"/>
             <w:r>
@@ -9100,60 +6164,86 @@
                 <w:rFonts w:ascii="Arial" w:hAnsi="Arial" w:cs="Arial"/>
               </w:rPr>
             </w:pPr>
-            <w:proofErr w:type="gramStart"/>
-            <w:r>
-              <w:t>{{ users</w:t>
-            </w:r>
-            <w:proofErr w:type="gramEnd"/>
+            <w:r>
+              <w:t>{{ users[0].</w:t>
+            </w:r>
+            <w:proofErr w:type="spellStart"/>
+            <w:r>
+              <w:t>name.initials</w:t>
+            </w:r>
+            <w:proofErr w:type="spellEnd"/>
+            <w:r>
+              <w:t xml:space="preserve"> if </w:t>
+            </w:r>
+            <w:proofErr w:type="spellStart"/>
+            <w:r>
+              <w:t>holiday.holiday_year</w:t>
+            </w:r>
+            <w:proofErr w:type="spellEnd"/>
+            <w:r>
+              <w:t xml:space="preserve"> in ['me', 'odd'] else </w:t>
+            </w:r>
+            <w:proofErr w:type="spellStart"/>
+            <w:r>
+              <w:t>other_parties</w:t>
+            </w:r>
+            <w:proofErr w:type="spellEnd"/>
             <w:r>
               <w:t>[0].</w:t>
             </w:r>
             <w:proofErr w:type="spellStart"/>
-            <w:proofErr w:type="gramStart"/>
             <w:r>
               <w:t>name.initials</w:t>
             </w:r>
             <w:proofErr w:type="spellEnd"/>
-            <w:proofErr w:type="gramEnd"/>
+            <w:r>
+              <w:t xml:space="preserve"> }}</w:t>
+            </w:r>
+          </w:p>
+        </w:tc>
+        <w:tc>
+          <w:tcPr>
+            <w:tcW w:w="1584" w:type="dxa"/>
+          </w:tcPr>
+          <w:p>
+            <w:pPr>
+              <w:jc w:val="center"/>
+              <w:rPr>
+                <w:rFonts w:ascii="Arial" w:hAnsi="Arial" w:cs="Arial"/>
+              </w:rPr>
+            </w:pPr>
+            <w:r>
+              <w:t>{{ users[0].</w:t>
+            </w:r>
+            <w:proofErr w:type="spellStart"/>
+            <w:r>
+              <w:t>name.initials</w:t>
+            </w:r>
+            <w:proofErr w:type="spellEnd"/>
             <w:r>
               <w:t xml:space="preserve"> if </w:t>
             </w:r>
             <w:proofErr w:type="spellStart"/>
-            <w:proofErr w:type="gramStart"/>
-            <w:r>
-              <w:t>holiday.holiday</w:t>
-            </w:r>
-            <w:proofErr w:type="gramEnd"/>
-            <w:r>
-              <w:t>_year</w:t>
-            </w:r>
-            <w:proofErr w:type="spellEnd"/>
-            <w:r>
-              <w:t xml:space="preserve"> in ['me', 'odd'] else </w:t>
-            </w:r>
-            <w:proofErr w:type="spellStart"/>
-            <w:r>
-              <w:t>other_</w:t>
-            </w:r>
-            <w:proofErr w:type="gramStart"/>
-            <w:r>
-              <w:t>parties</w:t>
-            </w:r>
-            <w:proofErr w:type="spellEnd"/>
-            <w:r>
-              <w:t>[</w:t>
-            </w:r>
-            <w:proofErr w:type="gramEnd"/>
-            <w:r>
-              <w:t>0].</w:t>
-            </w:r>
-            <w:proofErr w:type="spellStart"/>
-            <w:proofErr w:type="gramStart"/>
+            <w:r>
+              <w:t>holiday.holiday_year</w:t>
+            </w:r>
+            <w:proofErr w:type="spellEnd"/>
+            <w:r>
+              <w:t xml:space="preserve"> in ['me', 'even'] else </w:t>
+            </w:r>
+            <w:proofErr w:type="spellStart"/>
+            <w:r>
+              <w:t>other_parties</w:t>
+            </w:r>
+            <w:proofErr w:type="spellEnd"/>
+            <w:r>
+              <w:t>[0].</w:t>
+            </w:r>
+            <w:proofErr w:type="spellStart"/>
             <w:r>
               <w:t>name.initials</w:t>
             </w:r>
             <w:proofErr w:type="spellEnd"/>
-            <w:proofErr w:type="gramEnd"/>
             <w:r>
               <w:t xml:space="preserve"> }}</w:t>
             </w:r>
@@ -9161,76 +6251,6 @@
         </w:tc>
         <w:tc>
           <w:tcPr>
-            <w:tcW w:w="1584" w:type="dxa"/>
-          </w:tcPr>
-          <w:p>
-            <w:pPr>
-              <w:jc w:val="center"/>
-              <w:rPr>
-                <w:rFonts w:ascii="Arial" w:hAnsi="Arial" w:cs="Arial"/>
-              </w:rPr>
-            </w:pPr>
-            <w:proofErr w:type="gramStart"/>
-            <w:r>
-              <w:t>{{ users</w:t>
-            </w:r>
-            <w:proofErr w:type="gramEnd"/>
-            <w:r>
-              <w:t>[0].</w:t>
-            </w:r>
-            <w:proofErr w:type="spellStart"/>
-            <w:proofErr w:type="gramStart"/>
-            <w:r>
-              <w:t>name.initials</w:t>
-            </w:r>
-            <w:proofErr w:type="spellEnd"/>
-            <w:proofErr w:type="gramEnd"/>
-            <w:r>
-              <w:t xml:space="preserve"> if </w:t>
-            </w:r>
-            <w:proofErr w:type="spellStart"/>
-            <w:proofErr w:type="gramStart"/>
-            <w:r>
-              <w:t>holiday.holiday</w:t>
-            </w:r>
-            <w:proofErr w:type="gramEnd"/>
-            <w:r>
-              <w:t>_year</w:t>
-            </w:r>
-            <w:proofErr w:type="spellEnd"/>
-            <w:r>
-              <w:t xml:space="preserve"> in ['me', 'even'] else </w:t>
-            </w:r>
-            <w:proofErr w:type="spellStart"/>
-            <w:r>
-              <w:t>other_</w:t>
-            </w:r>
-            <w:proofErr w:type="gramStart"/>
-            <w:r>
-              <w:t>parties</w:t>
-            </w:r>
-            <w:proofErr w:type="spellEnd"/>
-            <w:r>
-              <w:t>[</w:t>
-            </w:r>
-            <w:proofErr w:type="gramEnd"/>
-            <w:r>
-              <w:t>0].</w:t>
-            </w:r>
-            <w:proofErr w:type="spellStart"/>
-            <w:proofErr w:type="gramStart"/>
-            <w:r>
-              <w:t>name.initials</w:t>
-            </w:r>
-            <w:proofErr w:type="spellEnd"/>
-            <w:proofErr w:type="gramEnd"/>
-            <w:r>
-              <w:t xml:space="preserve"> }}</w:t>
-            </w:r>
-          </w:p>
-        </w:tc>
-        <w:tc>
-          <w:tcPr>
             <w:tcW w:w="2016" w:type="dxa"/>
           </w:tcPr>
           <w:p>
@@ -9239,21 +6259,12 @@
                 <w:rFonts w:ascii="Arial" w:hAnsi="Arial" w:cs="Arial"/>
               </w:rPr>
             </w:pPr>
-            <w:proofErr w:type="gramStart"/>
             <w:r>
               <w:t xml:space="preserve">{{ </w:t>
             </w:r>
             <w:proofErr w:type="spellStart"/>
             <w:r>
-              <w:t>format</w:t>
-            </w:r>
-            <w:proofErr w:type="gramEnd"/>
-            <w:r>
-              <w:t>_</w:t>
-            </w:r>
-            <w:proofErr w:type="gramStart"/>
-            <w:r>
-              <w:t>time</w:t>
+              <w:t>format_time</w:t>
             </w:r>
             <w:proofErr w:type="spellEnd"/>
             <w:r>
@@ -9261,11 +6272,7 @@
             </w:r>
             <w:proofErr w:type="spellStart"/>
             <w:r>
-              <w:t>holiday.holiday</w:t>
-            </w:r>
-            <w:proofErr w:type="gramEnd"/>
-            <w:r>
-              <w:t>_start</w:t>
+              <w:t>holiday.holiday_start</w:t>
             </w:r>
             <w:proofErr w:type="spellEnd"/>
             <w:r>
@@ -9291,21 +6298,12 @@
                 <w:rFonts w:ascii="Arial" w:hAnsi="Arial" w:cs="Arial"/>
               </w:rPr>
             </w:pPr>
-            <w:proofErr w:type="gramStart"/>
             <w:r>
               <w:t xml:space="preserve">{{ </w:t>
             </w:r>
             <w:proofErr w:type="spellStart"/>
             <w:r>
-              <w:t>format</w:t>
-            </w:r>
-            <w:proofErr w:type="gramEnd"/>
-            <w:r>
-              <w:t>_</w:t>
-            </w:r>
-            <w:proofErr w:type="gramStart"/>
-            <w:r>
-              <w:t>time</w:t>
+              <w:t>format_time</w:t>
             </w:r>
             <w:proofErr w:type="spellEnd"/>
             <w:r>
@@ -9313,11 +6311,7 @@
             </w:r>
             <w:proofErr w:type="spellStart"/>
             <w:r>
-              <w:t>holiday.holiday</w:t>
-            </w:r>
-            <w:proofErr w:type="gramEnd"/>
-            <w:r>
-              <w:t>_end</w:t>
+              <w:t>holiday.holiday_end</w:t>
             </w:r>
             <w:proofErr w:type="spellEnd"/>
             <w:r>
@@ -9397,17 +6391,12 @@
                 <w:rFonts w:ascii="Arial" w:hAnsi="Arial" w:cs="Arial"/>
               </w:rPr>
             </w:pPr>
-            <w:proofErr w:type="gramStart"/>
             <w:r>
               <w:t xml:space="preserve">{{ </w:t>
             </w:r>
             <w:proofErr w:type="spellStart"/>
             <w:r>
-              <w:t>holiday.name</w:t>
-            </w:r>
-            <w:proofErr w:type="gramEnd"/>
-            <w:r>
-              <w:t>.text</w:t>
+              <w:t>holiday.name.text</w:t>
             </w:r>
             <w:proofErr w:type="spellEnd"/>
             <w:r>
@@ -9426,60 +6415,86 @@
                 <w:rFonts w:ascii="Arial" w:hAnsi="Arial" w:cs="Arial"/>
               </w:rPr>
             </w:pPr>
-            <w:proofErr w:type="gramStart"/>
-            <w:r>
-              <w:t>{{ users</w:t>
-            </w:r>
-            <w:proofErr w:type="gramEnd"/>
+            <w:r>
+              <w:t>{{ users[0].</w:t>
+            </w:r>
+            <w:proofErr w:type="spellStart"/>
+            <w:r>
+              <w:t>name.initials</w:t>
+            </w:r>
+            <w:proofErr w:type="spellEnd"/>
+            <w:r>
+              <w:t xml:space="preserve"> if </w:t>
+            </w:r>
+            <w:proofErr w:type="spellStart"/>
+            <w:r>
+              <w:t>holiday.holiday_year</w:t>
+            </w:r>
+            <w:proofErr w:type="spellEnd"/>
+            <w:r>
+              <w:t xml:space="preserve"> in ['me', 'odd'] else </w:t>
+            </w:r>
+            <w:proofErr w:type="spellStart"/>
+            <w:r>
+              <w:t>other_parties</w:t>
+            </w:r>
+            <w:proofErr w:type="spellEnd"/>
             <w:r>
               <w:t>[0].</w:t>
             </w:r>
             <w:proofErr w:type="spellStart"/>
-            <w:proofErr w:type="gramStart"/>
             <w:r>
               <w:t>name.initials</w:t>
             </w:r>
             <w:proofErr w:type="spellEnd"/>
-            <w:proofErr w:type="gramEnd"/>
+            <w:r>
+              <w:t xml:space="preserve"> }}</w:t>
+            </w:r>
+          </w:p>
+        </w:tc>
+        <w:tc>
+          <w:tcPr>
+            <w:tcW w:w="1584" w:type="dxa"/>
+          </w:tcPr>
+          <w:p>
+            <w:pPr>
+              <w:jc w:val="center"/>
+              <w:rPr>
+                <w:rFonts w:ascii="Arial" w:hAnsi="Arial" w:cs="Arial"/>
+              </w:rPr>
+            </w:pPr>
+            <w:r>
+              <w:t>{{ users[0].</w:t>
+            </w:r>
+            <w:proofErr w:type="spellStart"/>
+            <w:r>
+              <w:t>name.initials</w:t>
+            </w:r>
+            <w:proofErr w:type="spellEnd"/>
             <w:r>
               <w:t xml:space="preserve"> if </w:t>
             </w:r>
             <w:proofErr w:type="spellStart"/>
-            <w:proofErr w:type="gramStart"/>
-            <w:r>
-              <w:t>holiday.holiday</w:t>
-            </w:r>
-            <w:proofErr w:type="gramEnd"/>
-            <w:r>
-              <w:t>_year</w:t>
-            </w:r>
-            <w:proofErr w:type="spellEnd"/>
-            <w:r>
-              <w:t xml:space="preserve"> in ['me', 'odd'] else </w:t>
-            </w:r>
-            <w:proofErr w:type="spellStart"/>
-            <w:r>
-              <w:t>other_</w:t>
-            </w:r>
-            <w:proofErr w:type="gramStart"/>
-            <w:r>
-              <w:t>parties</w:t>
-            </w:r>
-            <w:proofErr w:type="spellEnd"/>
-            <w:r>
-              <w:t>[</w:t>
-            </w:r>
-            <w:proofErr w:type="gramEnd"/>
-            <w:r>
-              <w:t>0].</w:t>
-            </w:r>
-            <w:proofErr w:type="spellStart"/>
-            <w:proofErr w:type="gramStart"/>
+            <w:r>
+              <w:t>holiday.holiday_year</w:t>
+            </w:r>
+            <w:proofErr w:type="spellEnd"/>
+            <w:r>
+              <w:t xml:space="preserve"> in ['me', 'even'] else </w:t>
+            </w:r>
+            <w:proofErr w:type="spellStart"/>
+            <w:r>
+              <w:t>other_parties</w:t>
+            </w:r>
+            <w:proofErr w:type="spellEnd"/>
+            <w:r>
+              <w:t>[0].</w:t>
+            </w:r>
+            <w:proofErr w:type="spellStart"/>
             <w:r>
               <w:t>name.initials</w:t>
             </w:r>
             <w:proofErr w:type="spellEnd"/>
-            <w:proofErr w:type="gramEnd"/>
             <w:r>
               <w:t xml:space="preserve"> }}</w:t>
             </w:r>
@@ -9487,76 +6502,6 @@
         </w:tc>
         <w:tc>
           <w:tcPr>
-            <w:tcW w:w="1584" w:type="dxa"/>
-          </w:tcPr>
-          <w:p>
-            <w:pPr>
-              <w:jc w:val="center"/>
-              <w:rPr>
-                <w:rFonts w:ascii="Arial" w:hAnsi="Arial" w:cs="Arial"/>
-              </w:rPr>
-            </w:pPr>
-            <w:proofErr w:type="gramStart"/>
-            <w:r>
-              <w:t>{{ users</w:t>
-            </w:r>
-            <w:proofErr w:type="gramEnd"/>
-            <w:r>
-              <w:t>[0].</w:t>
-            </w:r>
-            <w:proofErr w:type="spellStart"/>
-            <w:proofErr w:type="gramStart"/>
-            <w:r>
-              <w:t>name.initials</w:t>
-            </w:r>
-            <w:proofErr w:type="spellEnd"/>
-            <w:proofErr w:type="gramEnd"/>
-            <w:r>
-              <w:t xml:space="preserve"> if </w:t>
-            </w:r>
-            <w:proofErr w:type="spellStart"/>
-            <w:proofErr w:type="gramStart"/>
-            <w:r>
-              <w:t>holiday.holiday</w:t>
-            </w:r>
-            <w:proofErr w:type="gramEnd"/>
-            <w:r>
-              <w:t>_year</w:t>
-            </w:r>
-            <w:proofErr w:type="spellEnd"/>
-            <w:r>
-              <w:t xml:space="preserve"> in ['me', 'even'] else </w:t>
-            </w:r>
-            <w:proofErr w:type="spellStart"/>
-            <w:r>
-              <w:t>other_</w:t>
-            </w:r>
-            <w:proofErr w:type="gramStart"/>
-            <w:r>
-              <w:t>parties</w:t>
-            </w:r>
-            <w:proofErr w:type="spellEnd"/>
-            <w:r>
-              <w:t>[</w:t>
-            </w:r>
-            <w:proofErr w:type="gramEnd"/>
-            <w:r>
-              <w:t>0].</w:t>
-            </w:r>
-            <w:proofErr w:type="spellStart"/>
-            <w:proofErr w:type="gramStart"/>
-            <w:r>
-              <w:t>name.initials</w:t>
-            </w:r>
-            <w:proofErr w:type="spellEnd"/>
-            <w:proofErr w:type="gramEnd"/>
-            <w:r>
-              <w:t xml:space="preserve"> }}</w:t>
-            </w:r>
-          </w:p>
-        </w:tc>
-        <w:tc>
-          <w:tcPr>
             <w:tcW w:w="2016" w:type="dxa"/>
           </w:tcPr>
           <w:p>
@@ -9565,21 +6510,12 @@
                 <w:rFonts w:ascii="Arial" w:hAnsi="Arial" w:cs="Arial"/>
               </w:rPr>
             </w:pPr>
-            <w:proofErr w:type="gramStart"/>
             <w:r>
               <w:t xml:space="preserve">{{ </w:t>
             </w:r>
             <w:proofErr w:type="spellStart"/>
             <w:r>
-              <w:t>format</w:t>
-            </w:r>
-            <w:proofErr w:type="gramEnd"/>
-            <w:r>
-              <w:t>_</w:t>
-            </w:r>
-            <w:proofErr w:type="gramStart"/>
-            <w:r>
-              <w:t>time</w:t>
+              <w:t>format_time</w:t>
             </w:r>
             <w:proofErr w:type="spellEnd"/>
             <w:r>
@@ -9587,11 +6523,7 @@
             </w:r>
             <w:proofErr w:type="spellStart"/>
             <w:r>
-              <w:t>holiday.holiday</w:t>
-            </w:r>
-            <w:proofErr w:type="gramEnd"/>
-            <w:r>
-              <w:t>_start</w:t>
+              <w:t>holiday.holiday_start</w:t>
             </w:r>
             <w:proofErr w:type="spellEnd"/>
             <w:r>
@@ -9617,21 +6549,12 @@
                 <w:rFonts w:ascii="Arial" w:hAnsi="Arial" w:cs="Arial"/>
               </w:rPr>
             </w:pPr>
-            <w:proofErr w:type="gramStart"/>
             <w:r>
               <w:t xml:space="preserve">{{ </w:t>
             </w:r>
             <w:proofErr w:type="spellStart"/>
             <w:r>
-              <w:t>format</w:t>
-            </w:r>
-            <w:proofErr w:type="gramEnd"/>
-            <w:r>
-              <w:t>_</w:t>
-            </w:r>
-            <w:proofErr w:type="gramStart"/>
-            <w:r>
-              <w:t>time</w:t>
+              <w:t>format_time</w:t>
             </w:r>
             <w:proofErr w:type="spellEnd"/>
             <w:r>
@@ -9639,11 +6562,7 @@
             </w:r>
             <w:proofErr w:type="spellStart"/>
             <w:r>
-              <w:t>holiday.holiday</w:t>
-            </w:r>
-            <w:proofErr w:type="gramEnd"/>
-            <w:r>
-              <w:t>_end</w:t>
+              <w:t>holiday.holiday_end</w:t>
             </w:r>
             <w:proofErr w:type="spellEnd"/>
             <w:r>
@@ -9698,16 +6617,8 @@
         <w:rPr>
           <w:rFonts w:ascii="Arial" w:hAnsi="Arial" w:cs="Arial"/>
         </w:rPr>
-        <w:t xml:space="preserve">{%p </w:t>
-      </w:r>
-      <w:proofErr w:type="gramStart"/>
-      <w:r>
-        <w:rPr>
-          <w:rFonts w:ascii="Arial" w:hAnsi="Arial" w:cs="Arial"/>
-        </w:rPr>
-        <w:t>endif %}</w:t>
-      </w:r>
-      <w:proofErr w:type="gramEnd"/>
+        <w:t>{%p endif %}</w:t>
+      </w:r>
     </w:p>
     <w:p>
       <w:pPr>
@@ -9822,16 +6733,8 @@
         <w:rPr>
           <w:rFonts w:ascii="Arial" w:hAnsi="Arial" w:cs="Arial"/>
         </w:rPr>
-        <w:t xml:space="preserve"> != 'no</w:t>
-      </w:r>
-      <w:proofErr w:type="gramStart"/>
-      <w:r>
-        <w:rPr>
-          <w:rFonts w:ascii="Arial" w:hAnsi="Arial" w:cs="Arial"/>
-        </w:rPr>
-        <w:t>' %}</w:t>
-      </w:r>
-      <w:proofErr w:type="gramEnd"/>
+        <w:t xml:space="preserve"> != 'no' %}</w:t>
+      </w:r>
     </w:p>
     <w:p>
       <w:pPr>
@@ -9840,6 +6743,12 @@
           <w:rFonts w:ascii="Arial" w:hAnsi="Arial" w:cs="Arial"/>
         </w:rPr>
       </w:pPr>
+      <w:r>
+        <w:rPr>
+          <w:rFonts w:ascii="Arial" w:hAnsi="Arial" w:cs="Arial"/>
+        </w:rPr>
+        <w:t>School Spring Break</w:t>
+      </w:r>
     </w:p>
     <w:p>
       <w:pPr>
@@ -9852,7 +6761,33 @@
         <w:rPr>
           <w:rFonts w:ascii="Arial" w:hAnsi="Arial" w:cs="Arial"/>
         </w:rPr>
-        <w:t>School Spring Break</w:t>
+        <w:t>{%</w:t>
+      </w:r>
+      <w:r>
+        <w:rPr>
+          <w:rFonts w:ascii="Arial" w:hAnsi="Arial" w:cs="Arial"/>
+        </w:rPr>
+        <w:t>p</w:t>
+      </w:r>
+      <w:r>
+        <w:rPr>
+          <w:rFonts w:ascii="Arial" w:hAnsi="Arial" w:cs="Arial"/>
+        </w:rPr>
+        <w:t xml:space="preserve"> if </w:t>
+      </w:r>
+      <w:proofErr w:type="spellStart"/>
+      <w:r>
+        <w:rPr>
+          <w:rFonts w:ascii="Arial" w:hAnsi="Arial" w:cs="Arial"/>
+        </w:rPr>
+        <w:t>spring_break</w:t>
+      </w:r>
+      <w:proofErr w:type="spellEnd"/>
+      <w:r>
+        <w:rPr>
+          <w:rFonts w:ascii="Arial" w:hAnsi="Arial" w:cs="Arial"/>
+        </w:rPr>
+        <w:t xml:space="preserve"> == 'split' %}</w:t>
       </w:r>
     </w:p>
     <w:p>
@@ -9866,42 +6801,64 @@
         <w:rPr>
           <w:rFonts w:ascii="Arial" w:hAnsi="Arial" w:cs="Arial"/>
         </w:rPr>
-        <w:t>{%</w:t>
-      </w:r>
-      <w:r>
-        <w:rPr>
-          <w:rFonts w:ascii="Arial" w:hAnsi="Arial" w:cs="Arial"/>
-        </w:rPr>
-        <w:t>p</w:t>
-      </w:r>
-      <w:r>
-        <w:rPr>
-          <w:rFonts w:ascii="Arial" w:hAnsi="Arial" w:cs="Arial"/>
-        </w:rPr>
-        <w:t xml:space="preserve"> if </w:t>
+        <w:t xml:space="preserve">{% if </w:t>
       </w:r>
       <w:proofErr w:type="spellStart"/>
       <w:r>
         <w:rPr>
           <w:rFonts w:ascii="Arial" w:hAnsi="Arial" w:cs="Arial"/>
         </w:rPr>
-        <w:t>spring_break</w:t>
+        <w:t>spring_break_year</w:t>
       </w:r>
       <w:proofErr w:type="spellEnd"/>
       <w:r>
         <w:rPr>
           <w:rFonts w:ascii="Arial" w:hAnsi="Arial" w:cs="Arial"/>
         </w:rPr>
-        <w:t xml:space="preserve"> == 'split</w:t>
-      </w:r>
-      <w:proofErr w:type="gramStart"/>
-      <w:r>
-        <w:rPr>
-          <w:rFonts w:ascii="Arial" w:hAnsi="Arial" w:cs="Arial"/>
-        </w:rPr>
-        <w:t>' %}</w:t>
-      </w:r>
-      <w:proofErr w:type="gramEnd"/>
+        <w:t xml:space="preserve"> == 'me' %}{{ users[0].</w:t>
+      </w:r>
+      <w:proofErr w:type="spellStart"/>
+      <w:r>
+        <w:rPr>
+          <w:rFonts w:ascii="Arial" w:hAnsi="Arial" w:cs="Arial"/>
+        </w:rPr>
+        <w:t>name_full</w:t>
+      </w:r>
+      <w:proofErr w:type="spellEnd"/>
+      <w:r>
+        <w:rPr>
+          <w:rFonts w:ascii="Arial" w:hAnsi="Arial" w:cs="Arial"/>
+        </w:rPr>
+        <w:t xml:space="preserve">() }}{% else %}{{ </w:t>
+      </w:r>
+      <w:proofErr w:type="spellStart"/>
+      <w:r>
+        <w:rPr>
+          <w:rFonts w:ascii="Arial" w:hAnsi="Arial" w:cs="Arial"/>
+        </w:rPr>
+        <w:t>other_parties</w:t>
+      </w:r>
+      <w:proofErr w:type="spellEnd"/>
+      <w:r>
+        <w:rPr>
+          <w:rFonts w:ascii="Arial" w:hAnsi="Arial" w:cs="Arial"/>
+        </w:rPr>
+        <w:t>[0].</w:t>
+      </w:r>
+      <w:proofErr w:type="spellStart"/>
+      <w:r>
+        <w:rPr>
+          <w:rFonts w:ascii="Arial" w:hAnsi="Arial" w:cs="Arial"/>
+        </w:rPr>
+        <w:t>name_full</w:t>
+      </w:r>
+      <w:proofErr w:type="spellEnd"/>
+      <w:r>
+        <w:rPr>
+          <w:rFonts w:ascii="Arial" w:hAnsi="Arial" w:cs="Arial"/>
+        </w:rPr>
+        <w:t>() }}{% endif %} will have the entire spring break in even-numbered years, and the other parent will have it in odd-numbered years. Spring break starts at 9 AM the day after school dismissal and ends at 5 PM the day before school starts again.</w:t>
+      </w:r>
     </w:p>
     <w:p>
       <w:pPr>
@@ -9914,119 +6871,47 @@
         <w:rPr>
           <w:rFonts w:ascii="Arial" w:hAnsi="Arial" w:cs="Arial"/>
         </w:rPr>
-        <w:t xml:space="preserve">{% if </w:t>
+        <w:t>{%</w:t>
+      </w:r>
+      <w:r>
+        <w:rPr>
+          <w:rFonts w:ascii="Arial" w:hAnsi="Arial" w:cs="Arial"/>
+        </w:rPr>
+        <w:t>p</w:t>
+      </w:r>
+      <w:r>
+        <w:rPr>
+          <w:rFonts w:ascii="Arial" w:hAnsi="Arial" w:cs="Arial"/>
+        </w:rPr>
+        <w:t xml:space="preserve"> </w:t>
       </w:r>
       <w:proofErr w:type="spellStart"/>
       <w:r>
         <w:rPr>
           <w:rFonts w:ascii="Arial" w:hAnsi="Arial" w:cs="Arial"/>
         </w:rPr>
-        <w:t>spring_break_year</w:t>
+        <w:t>elif</w:t>
       </w:r>
       <w:proofErr w:type="spellEnd"/>
       <w:r>
         <w:rPr>
           <w:rFonts w:ascii="Arial" w:hAnsi="Arial" w:cs="Arial"/>
         </w:rPr>
-        <w:t xml:space="preserve"> == 'me' </w:t>
-      </w:r>
-      <w:proofErr w:type="gramStart"/>
-      <w:r>
-        <w:rPr>
-          <w:rFonts w:ascii="Arial" w:hAnsi="Arial" w:cs="Arial"/>
-        </w:rPr>
-        <w:t>%}{{ users</w:t>
-      </w:r>
-      <w:proofErr w:type="gramEnd"/>
-      <w:r>
-        <w:rPr>
-          <w:rFonts w:ascii="Arial" w:hAnsi="Arial" w:cs="Arial"/>
-        </w:rPr>
-        <w:t>[0].</w:t>
+        <w:t xml:space="preserve"> </w:t>
       </w:r>
       <w:proofErr w:type="spellStart"/>
       <w:r>
         <w:rPr>
           <w:rFonts w:ascii="Arial" w:hAnsi="Arial" w:cs="Arial"/>
         </w:rPr>
-        <w:t>name_</w:t>
-      </w:r>
-      <w:proofErr w:type="gramStart"/>
-      <w:r>
-        <w:rPr>
-          <w:rFonts w:ascii="Arial" w:hAnsi="Arial" w:cs="Arial"/>
-        </w:rPr>
-        <w:t>full</w:t>
+        <w:t>spring_break</w:t>
       </w:r>
       <w:proofErr w:type="spellEnd"/>
       <w:r>
         <w:rPr>
           <w:rFonts w:ascii="Arial" w:hAnsi="Arial" w:cs="Arial"/>
         </w:rPr>
-        <w:t>() }}{</w:t>
-      </w:r>
-      <w:proofErr w:type="gramEnd"/>
-      <w:r>
-        <w:rPr>
-          <w:rFonts w:ascii="Arial" w:hAnsi="Arial" w:cs="Arial"/>
-        </w:rPr>
-        <w:t xml:space="preserve">% else </w:t>
-      </w:r>
-      <w:proofErr w:type="gramStart"/>
-      <w:r>
-        <w:rPr>
-          <w:rFonts w:ascii="Arial" w:hAnsi="Arial" w:cs="Arial"/>
-        </w:rPr>
-        <w:t xml:space="preserve">%}{{ </w:t>
-      </w:r>
-      <w:proofErr w:type="spellStart"/>
-      <w:r>
-        <w:rPr>
-          <w:rFonts w:ascii="Arial" w:hAnsi="Arial" w:cs="Arial"/>
-        </w:rPr>
-        <w:t>other</w:t>
-      </w:r>
-      <w:proofErr w:type="gramEnd"/>
-      <w:r>
-        <w:rPr>
-          <w:rFonts w:ascii="Arial" w:hAnsi="Arial" w:cs="Arial"/>
-        </w:rPr>
-        <w:t>_parties</w:t>
-      </w:r>
-      <w:proofErr w:type="spellEnd"/>
-      <w:r>
-        <w:rPr>
-          <w:rFonts w:ascii="Arial" w:hAnsi="Arial" w:cs="Arial"/>
-        </w:rPr>
-        <w:t>[0].</w:t>
-      </w:r>
-      <w:proofErr w:type="spellStart"/>
-      <w:r>
-        <w:rPr>
-          <w:rFonts w:ascii="Arial" w:hAnsi="Arial" w:cs="Arial"/>
-        </w:rPr>
-        <w:t>name_</w:t>
-      </w:r>
-      <w:proofErr w:type="gramStart"/>
-      <w:r>
-        <w:rPr>
-          <w:rFonts w:ascii="Arial" w:hAnsi="Arial" w:cs="Arial"/>
-        </w:rPr>
-        <w:t>full</w:t>
-      </w:r>
-      <w:proofErr w:type="spellEnd"/>
-      <w:r>
-        <w:rPr>
-          <w:rFonts w:ascii="Arial" w:hAnsi="Arial" w:cs="Arial"/>
-        </w:rPr>
-        <w:t>() }}{</w:t>
-      </w:r>
-      <w:proofErr w:type="gramEnd"/>
-      <w:r>
-        <w:rPr>
-          <w:rFonts w:ascii="Arial" w:hAnsi="Arial" w:cs="Arial"/>
-        </w:rPr>
-        <w:t>% endif %} will have the entire spring break in even-numbered years, and the other parent will have it in odd-numbered years. Spring break starts at 9 AM the day after school dismissal and ends at 5 PM the day before school starts again.</w:t>
+        <w:t xml:space="preserve"> == 'other' %}</w:t>
       </w:r>
     </w:p>
     <w:p>
@@ -10040,56 +6925,50 @@
         <w:rPr>
           <w:rFonts w:ascii="Arial" w:hAnsi="Arial" w:cs="Arial"/>
         </w:rPr>
-        <w:t>{%</w:t>
-      </w:r>
-      <w:r>
-        <w:rPr>
-          <w:rFonts w:ascii="Arial" w:hAnsi="Arial" w:cs="Arial"/>
-        </w:rPr>
-        <w:t>p</w:t>
-      </w:r>
-      <w:r>
-        <w:rPr>
-          <w:rFonts w:ascii="Arial" w:hAnsi="Arial" w:cs="Arial"/>
-        </w:rPr>
-        <w:t xml:space="preserve"> </w:t>
+        <w:t xml:space="preserve">Other: {{ </w:t>
       </w:r>
       <w:proofErr w:type="spellStart"/>
       <w:r>
         <w:rPr>
           <w:rFonts w:ascii="Arial" w:hAnsi="Arial" w:cs="Arial"/>
         </w:rPr>
-        <w:t>elif</w:t>
+        <w:t>spring_break_other</w:t>
       </w:r>
       <w:proofErr w:type="spellEnd"/>
       <w:r>
         <w:rPr>
           <w:rFonts w:ascii="Arial" w:hAnsi="Arial" w:cs="Arial"/>
         </w:rPr>
-        <w:t xml:space="preserve"> </w:t>
+        <w:t xml:space="preserve"> }} (Start day/time: {{ </w:t>
       </w:r>
       <w:proofErr w:type="spellStart"/>
       <w:r>
         <w:rPr>
           <w:rFonts w:ascii="Arial" w:hAnsi="Arial" w:cs="Arial"/>
         </w:rPr>
-        <w:t>spring_break</w:t>
+        <w:t>spring_break_start</w:t>
       </w:r>
       <w:proofErr w:type="spellEnd"/>
       <w:r>
         <w:rPr>
           <w:rFonts w:ascii="Arial" w:hAnsi="Arial" w:cs="Arial"/>
         </w:rPr>
-        <w:t xml:space="preserve"> == 'other</w:t>
-      </w:r>
-      <w:proofErr w:type="gramStart"/>
-      <w:r>
-        <w:rPr>
-          <w:rFonts w:ascii="Arial" w:hAnsi="Arial" w:cs="Arial"/>
-        </w:rPr>
-        <w:t>' %}</w:t>
-      </w:r>
-      <w:proofErr w:type="gramEnd"/>
+        <w:t xml:space="preserve"> }}; end day/time: {{ </w:t>
+      </w:r>
+      <w:proofErr w:type="spellStart"/>
+      <w:r>
+        <w:rPr>
+          <w:rFonts w:ascii="Arial" w:hAnsi="Arial" w:cs="Arial"/>
+        </w:rPr>
+        <w:t>spring_break_end</w:t>
+      </w:r>
+      <w:proofErr w:type="spellEnd"/>
+      <w:r>
+        <w:rPr>
+          <w:rFonts w:ascii="Arial" w:hAnsi="Arial" w:cs="Arial"/>
+        </w:rPr>
+        <w:t xml:space="preserve"> }})</w:t>
+      </w:r>
     </w:p>
     <w:p>
       <w:pPr>
@@ -10102,133 +6981,19 @@
         <w:rPr>
           <w:rFonts w:ascii="Arial" w:hAnsi="Arial" w:cs="Arial"/>
         </w:rPr>
-        <w:t xml:space="preserve">Other: </w:t>
-      </w:r>
-      <w:proofErr w:type="gramStart"/>
-      <w:r>
-        <w:rPr>
-          <w:rFonts w:ascii="Arial" w:hAnsi="Arial" w:cs="Arial"/>
-        </w:rPr>
-        <w:t xml:space="preserve">{{ </w:t>
-      </w:r>
-      <w:proofErr w:type="spellStart"/>
-      <w:r>
-        <w:rPr>
-          <w:rFonts w:ascii="Arial" w:hAnsi="Arial" w:cs="Arial"/>
-        </w:rPr>
-        <w:t>spring</w:t>
-      </w:r>
-      <w:proofErr w:type="gramEnd"/>
-      <w:r>
-        <w:rPr>
-          <w:rFonts w:ascii="Arial" w:hAnsi="Arial" w:cs="Arial"/>
-        </w:rPr>
-        <w:t>_break_</w:t>
-      </w:r>
-      <w:proofErr w:type="gramStart"/>
-      <w:r>
-        <w:rPr>
-          <w:rFonts w:ascii="Arial" w:hAnsi="Arial" w:cs="Arial"/>
-        </w:rPr>
-        <w:t>other</w:t>
-      </w:r>
-      <w:proofErr w:type="spellEnd"/>
-      <w:r>
-        <w:rPr>
-          <w:rFonts w:ascii="Arial" w:hAnsi="Arial" w:cs="Arial"/>
-        </w:rPr>
-        <w:t xml:space="preserve"> }</w:t>
-      </w:r>
-      <w:proofErr w:type="gramEnd"/>
-      <w:r>
-        <w:rPr>
-          <w:rFonts w:ascii="Arial" w:hAnsi="Arial" w:cs="Arial"/>
-        </w:rPr>
-        <w:t xml:space="preserve">} (Start day/time: </w:t>
-      </w:r>
-      <w:proofErr w:type="gramStart"/>
-      <w:r>
-        <w:rPr>
-          <w:rFonts w:ascii="Arial" w:hAnsi="Arial" w:cs="Arial"/>
-        </w:rPr>
-        <w:t xml:space="preserve">{{ </w:t>
-      </w:r>
-      <w:proofErr w:type="spellStart"/>
-      <w:r>
-        <w:rPr>
-          <w:rFonts w:ascii="Arial" w:hAnsi="Arial" w:cs="Arial"/>
-        </w:rPr>
-        <w:t>spring</w:t>
-      </w:r>
-      <w:proofErr w:type="gramEnd"/>
-      <w:r>
-        <w:rPr>
-          <w:rFonts w:ascii="Arial" w:hAnsi="Arial" w:cs="Arial"/>
-        </w:rPr>
-        <w:t>_break_</w:t>
-      </w:r>
-      <w:proofErr w:type="gramStart"/>
-      <w:r>
-        <w:rPr>
-          <w:rFonts w:ascii="Arial" w:hAnsi="Arial" w:cs="Arial"/>
-        </w:rPr>
-        <w:t>start</w:t>
-      </w:r>
-      <w:proofErr w:type="spellEnd"/>
-      <w:r>
-        <w:rPr>
-          <w:rFonts w:ascii="Arial" w:hAnsi="Arial" w:cs="Arial"/>
-        </w:rPr>
-        <w:t xml:space="preserve"> }</w:t>
-      </w:r>
-      <w:proofErr w:type="gramEnd"/>
-      <w:r>
-        <w:rPr>
-          <w:rFonts w:ascii="Arial" w:hAnsi="Arial" w:cs="Arial"/>
-        </w:rPr>
-        <w:t xml:space="preserve">}; end day/time: </w:t>
-      </w:r>
-      <w:proofErr w:type="gramStart"/>
-      <w:r>
-        <w:rPr>
-          <w:rFonts w:ascii="Arial" w:hAnsi="Arial" w:cs="Arial"/>
-        </w:rPr>
-        <w:t xml:space="preserve">{{ </w:t>
-      </w:r>
-      <w:proofErr w:type="spellStart"/>
-      <w:r>
-        <w:rPr>
-          <w:rFonts w:ascii="Arial" w:hAnsi="Arial" w:cs="Arial"/>
-        </w:rPr>
-        <w:t>spring</w:t>
-      </w:r>
-      <w:proofErr w:type="gramEnd"/>
-      <w:r>
-        <w:rPr>
-          <w:rFonts w:ascii="Arial" w:hAnsi="Arial" w:cs="Arial"/>
-        </w:rPr>
-        <w:t>_break_</w:t>
-      </w:r>
-      <w:proofErr w:type="gramStart"/>
-      <w:r>
-        <w:rPr>
-          <w:rFonts w:ascii="Arial" w:hAnsi="Arial" w:cs="Arial"/>
-        </w:rPr>
-        <w:t>end</w:t>
-      </w:r>
-      <w:proofErr w:type="spellEnd"/>
-      <w:r>
-        <w:rPr>
-          <w:rFonts w:ascii="Arial" w:hAnsi="Arial" w:cs="Arial"/>
-        </w:rPr>
-        <w:t xml:space="preserve"> }</w:t>
-      </w:r>
-      <w:proofErr w:type="gramEnd"/>
-      <w:r>
-        <w:rPr>
-          <w:rFonts w:ascii="Arial" w:hAnsi="Arial" w:cs="Arial"/>
-        </w:rPr>
-        <w:t>})</w:t>
+        <w:t>{%</w:t>
+      </w:r>
+      <w:r>
+        <w:rPr>
+          <w:rFonts w:ascii="Arial" w:hAnsi="Arial" w:cs="Arial"/>
+        </w:rPr>
+        <w:t>p</w:t>
+      </w:r>
+      <w:r>
+        <w:rPr>
+          <w:rFonts w:ascii="Arial" w:hAnsi="Arial" w:cs="Arial"/>
+        </w:rPr>
+        <w:t xml:space="preserve"> endif %}</w:t>
       </w:r>
     </w:p>
     <w:p>
@@ -10238,32 +7003,6 @@
           <w:rFonts w:ascii="Arial" w:hAnsi="Arial" w:cs="Arial"/>
         </w:rPr>
       </w:pPr>
-      <w:r>
-        <w:rPr>
-          <w:rFonts w:ascii="Arial" w:hAnsi="Arial" w:cs="Arial"/>
-        </w:rPr>
-        <w:t>{%</w:t>
-      </w:r>
-      <w:r>
-        <w:rPr>
-          <w:rFonts w:ascii="Arial" w:hAnsi="Arial" w:cs="Arial"/>
-        </w:rPr>
-        <w:t>p</w:t>
-      </w:r>
-      <w:r>
-        <w:rPr>
-          <w:rFonts w:ascii="Arial" w:hAnsi="Arial" w:cs="Arial"/>
-        </w:rPr>
-        <w:t xml:space="preserve"> </w:t>
-      </w:r>
-      <w:proofErr w:type="gramStart"/>
-      <w:r>
-        <w:rPr>
-          <w:rFonts w:ascii="Arial" w:hAnsi="Arial" w:cs="Arial"/>
-        </w:rPr>
-        <w:t>endif %}</w:t>
-      </w:r>
-      <w:proofErr w:type="gramEnd"/>
     </w:p>
     <w:p>
       <w:pPr>
@@ -10289,16 +7028,8 @@
         <w:rPr>
           <w:rFonts w:ascii="Arial" w:hAnsi="Arial" w:cs="Arial"/>
         </w:rPr>
-        <w:t xml:space="preserve"> </w:t>
-      </w:r>
-      <w:proofErr w:type="gramStart"/>
-      <w:r>
-        <w:rPr>
-          <w:rFonts w:ascii="Arial" w:hAnsi="Arial" w:cs="Arial"/>
-        </w:rPr>
-        <w:t>endif %}</w:t>
-      </w:r>
-      <w:proofErr w:type="gramEnd"/>
+        <w:t xml:space="preserve"> endif %}</w:t>
+      </w:r>
     </w:p>
     <w:p>
       <w:pPr>
@@ -10330,37 +7061,15 @@
         <w:rPr>
           <w:rFonts w:ascii="Arial" w:hAnsi="Arial" w:cs="Arial"/>
         </w:rPr>
-        <w:t>summer_</w:t>
-      </w:r>
-      <w:proofErr w:type="gramStart"/>
-      <w:r>
-        <w:rPr>
-          <w:rFonts w:ascii="Arial" w:hAnsi="Arial" w:cs="Arial"/>
-        </w:rPr>
-        <w:t>break</w:t>
+        <w:t>summer_break</w:t>
       </w:r>
       <w:proofErr w:type="spellEnd"/>
       <w:r>
         <w:rPr>
           <w:rFonts w:ascii="Arial" w:hAnsi="Arial" w:cs="Arial"/>
         </w:rPr>
-        <w:t xml:space="preserve"> !</w:t>
-      </w:r>
-      <w:proofErr w:type="gramEnd"/>
-      <w:r>
-        <w:rPr>
-          <w:rFonts w:ascii="Arial" w:hAnsi="Arial" w:cs="Arial"/>
-        </w:rPr>
-        <w:t>= 'no</w:t>
-      </w:r>
-      <w:proofErr w:type="gramStart"/>
-      <w:r>
-        <w:rPr>
-          <w:rFonts w:ascii="Arial" w:hAnsi="Arial" w:cs="Arial"/>
-        </w:rPr>
-        <w:t>' %}</w:t>
-      </w:r>
-      <w:proofErr w:type="gramEnd"/>
+        <w:t xml:space="preserve"> != 'no' %}</w:t>
+      </w:r>
     </w:p>
     <w:p>
       <w:pPr>
@@ -10369,6 +7078,12 @@
           <w:rFonts w:ascii="Arial" w:hAnsi="Arial" w:cs="Arial"/>
         </w:rPr>
       </w:pPr>
+      <w:r>
+        <w:rPr>
+          <w:rFonts w:ascii="Arial" w:hAnsi="Arial" w:cs="Arial"/>
+        </w:rPr>
+        <w:t>School Summer Break</w:t>
+      </w:r>
     </w:p>
     <w:p>
       <w:pPr>
@@ -10381,7 +7096,33 @@
         <w:rPr>
           <w:rFonts w:ascii="Arial" w:hAnsi="Arial" w:cs="Arial"/>
         </w:rPr>
-        <w:t>School Summer Break</w:t>
+        <w:t>{%</w:t>
+      </w:r>
+      <w:r>
+        <w:rPr>
+          <w:rFonts w:ascii="Arial" w:hAnsi="Arial" w:cs="Arial"/>
+        </w:rPr>
+        <w:t>p</w:t>
+      </w:r>
+      <w:r>
+        <w:rPr>
+          <w:rFonts w:ascii="Arial" w:hAnsi="Arial" w:cs="Arial"/>
+        </w:rPr>
+        <w:t xml:space="preserve"> if </w:t>
+      </w:r>
+      <w:proofErr w:type="spellStart"/>
+      <w:r>
+        <w:rPr>
+          <w:rFonts w:ascii="Arial" w:hAnsi="Arial" w:cs="Arial"/>
+        </w:rPr>
+        <w:t>summer_break</w:t>
+      </w:r>
+      <w:proofErr w:type="spellEnd"/>
+      <w:r>
+        <w:rPr>
+          <w:rFonts w:ascii="Arial" w:hAnsi="Arial" w:cs="Arial"/>
+        </w:rPr>
+        <w:t xml:space="preserve"> == 'split' %}</w:t>
       </w:r>
     </w:p>
     <w:p>
@@ -10395,42 +7136,64 @@
         <w:rPr>
           <w:rFonts w:ascii="Arial" w:hAnsi="Arial" w:cs="Arial"/>
         </w:rPr>
-        <w:t>{%</w:t>
-      </w:r>
-      <w:r>
-        <w:rPr>
-          <w:rFonts w:ascii="Arial" w:hAnsi="Arial" w:cs="Arial"/>
-        </w:rPr>
-        <w:t>p</w:t>
-      </w:r>
-      <w:r>
-        <w:rPr>
-          <w:rFonts w:ascii="Arial" w:hAnsi="Arial" w:cs="Arial"/>
-        </w:rPr>
-        <w:t xml:space="preserve"> if </w:t>
+        <w:t xml:space="preserve">Each parent will have 2 non-consecutive weeks in the summer. {% if </w:t>
       </w:r>
       <w:proofErr w:type="spellStart"/>
       <w:r>
         <w:rPr>
           <w:rFonts w:ascii="Arial" w:hAnsi="Arial" w:cs="Arial"/>
         </w:rPr>
-        <w:t>summer_break</w:t>
+        <w:t>summer_break_year</w:t>
       </w:r>
       <w:proofErr w:type="spellEnd"/>
       <w:r>
         <w:rPr>
           <w:rFonts w:ascii="Arial" w:hAnsi="Arial" w:cs="Arial"/>
         </w:rPr>
-        <w:t xml:space="preserve"> == 'split</w:t>
-      </w:r>
-      <w:proofErr w:type="gramStart"/>
-      <w:r>
-        <w:rPr>
-          <w:rFonts w:ascii="Arial" w:hAnsi="Arial" w:cs="Arial"/>
-        </w:rPr>
-        <w:t>' %}</w:t>
-      </w:r>
-      <w:proofErr w:type="gramEnd"/>
+        <w:t xml:space="preserve"> == 'me' %}{{ users[0].</w:t>
+      </w:r>
+      <w:proofErr w:type="spellStart"/>
+      <w:r>
+        <w:rPr>
+          <w:rFonts w:ascii="Arial" w:hAnsi="Arial" w:cs="Arial"/>
+        </w:rPr>
+        <w:t>name_full</w:t>
+      </w:r>
+      <w:proofErr w:type="spellEnd"/>
+      <w:r>
+        <w:rPr>
+          <w:rFonts w:ascii="Arial" w:hAnsi="Arial" w:cs="Arial"/>
+        </w:rPr>
+        <w:t xml:space="preserve">() }}{% else %}{{ </w:t>
+      </w:r>
+      <w:proofErr w:type="spellStart"/>
+      <w:r>
+        <w:rPr>
+          <w:rFonts w:ascii="Arial" w:hAnsi="Arial" w:cs="Arial"/>
+        </w:rPr>
+        <w:t>other_parties</w:t>
+      </w:r>
+      <w:proofErr w:type="spellEnd"/>
+      <w:r>
+        <w:rPr>
+          <w:rFonts w:ascii="Arial" w:hAnsi="Arial" w:cs="Arial"/>
+        </w:rPr>
+        <w:t>[0].</w:t>
+      </w:r>
+      <w:proofErr w:type="spellStart"/>
+      <w:r>
+        <w:rPr>
+          <w:rFonts w:ascii="Arial" w:hAnsi="Arial" w:cs="Arial"/>
+        </w:rPr>
+        <w:t>name_full</w:t>
+      </w:r>
+      <w:proofErr w:type="spellEnd"/>
+      <w:r>
+        <w:rPr>
+          <w:rFonts w:ascii="Arial" w:hAnsi="Arial" w:cs="Arial"/>
+        </w:rPr>
+        <w:t>() }}{% endif %} will have first choice of dates in even-numbered years, and the other parent will have first choice in odd-numbered years. Each parent will notify the other in writing by April 1 each year.</w:t>
+      </w:r>
     </w:p>
     <w:p>
       <w:pPr>
@@ -10443,119 +7206,47 @@
         <w:rPr>
           <w:rFonts w:ascii="Arial" w:hAnsi="Arial" w:cs="Arial"/>
         </w:rPr>
-        <w:t xml:space="preserve">Each parent will have 2 non-consecutive weeks in the summer. {% if </w:t>
+        <w:t>{%</w:t>
+      </w:r>
+      <w:r>
+        <w:rPr>
+          <w:rFonts w:ascii="Arial" w:hAnsi="Arial" w:cs="Arial"/>
+        </w:rPr>
+        <w:t>p</w:t>
+      </w:r>
+      <w:r>
+        <w:rPr>
+          <w:rFonts w:ascii="Arial" w:hAnsi="Arial" w:cs="Arial"/>
+        </w:rPr>
+        <w:t xml:space="preserve"> </w:t>
       </w:r>
       <w:proofErr w:type="spellStart"/>
       <w:r>
         <w:rPr>
           <w:rFonts w:ascii="Arial" w:hAnsi="Arial" w:cs="Arial"/>
         </w:rPr>
-        <w:t>summer_break_year</w:t>
+        <w:t>elif</w:t>
       </w:r>
       <w:proofErr w:type="spellEnd"/>
       <w:r>
         <w:rPr>
           <w:rFonts w:ascii="Arial" w:hAnsi="Arial" w:cs="Arial"/>
         </w:rPr>
-        <w:t xml:space="preserve"> == 'me' </w:t>
-      </w:r>
-      <w:proofErr w:type="gramStart"/>
-      <w:r>
-        <w:rPr>
-          <w:rFonts w:ascii="Arial" w:hAnsi="Arial" w:cs="Arial"/>
-        </w:rPr>
-        <w:t>%}{{ users</w:t>
-      </w:r>
-      <w:proofErr w:type="gramEnd"/>
-      <w:r>
-        <w:rPr>
-          <w:rFonts w:ascii="Arial" w:hAnsi="Arial" w:cs="Arial"/>
-        </w:rPr>
-        <w:t>[0].</w:t>
+        <w:t xml:space="preserve"> </w:t>
       </w:r>
       <w:proofErr w:type="spellStart"/>
       <w:r>
         <w:rPr>
           <w:rFonts w:ascii="Arial" w:hAnsi="Arial" w:cs="Arial"/>
         </w:rPr>
-        <w:t>name_</w:t>
-      </w:r>
-      <w:proofErr w:type="gramStart"/>
-      <w:r>
-        <w:rPr>
-          <w:rFonts w:ascii="Arial" w:hAnsi="Arial" w:cs="Arial"/>
-        </w:rPr>
-        <w:t>full</w:t>
+        <w:t>summer_break</w:t>
       </w:r>
       <w:proofErr w:type="spellEnd"/>
       <w:r>
         <w:rPr>
           <w:rFonts w:ascii="Arial" w:hAnsi="Arial" w:cs="Arial"/>
         </w:rPr>
-        <w:t>() }}{</w:t>
-      </w:r>
-      <w:proofErr w:type="gramEnd"/>
-      <w:r>
-        <w:rPr>
-          <w:rFonts w:ascii="Arial" w:hAnsi="Arial" w:cs="Arial"/>
-        </w:rPr>
-        <w:t xml:space="preserve">% else </w:t>
-      </w:r>
-      <w:proofErr w:type="gramStart"/>
-      <w:r>
-        <w:rPr>
-          <w:rFonts w:ascii="Arial" w:hAnsi="Arial" w:cs="Arial"/>
-        </w:rPr>
-        <w:t xml:space="preserve">%}{{ </w:t>
-      </w:r>
-      <w:proofErr w:type="spellStart"/>
-      <w:r>
-        <w:rPr>
-          <w:rFonts w:ascii="Arial" w:hAnsi="Arial" w:cs="Arial"/>
-        </w:rPr>
-        <w:t>other</w:t>
-      </w:r>
-      <w:proofErr w:type="gramEnd"/>
-      <w:r>
-        <w:rPr>
-          <w:rFonts w:ascii="Arial" w:hAnsi="Arial" w:cs="Arial"/>
-        </w:rPr>
-        <w:t>_parties</w:t>
-      </w:r>
-      <w:proofErr w:type="spellEnd"/>
-      <w:r>
-        <w:rPr>
-          <w:rFonts w:ascii="Arial" w:hAnsi="Arial" w:cs="Arial"/>
-        </w:rPr>
-        <w:t>[0].</w:t>
-      </w:r>
-      <w:proofErr w:type="spellStart"/>
-      <w:r>
-        <w:rPr>
-          <w:rFonts w:ascii="Arial" w:hAnsi="Arial" w:cs="Arial"/>
-        </w:rPr>
-        <w:t>name_</w:t>
-      </w:r>
-      <w:proofErr w:type="gramStart"/>
-      <w:r>
-        <w:rPr>
-          <w:rFonts w:ascii="Arial" w:hAnsi="Arial" w:cs="Arial"/>
-        </w:rPr>
-        <w:t>full</w:t>
-      </w:r>
-      <w:proofErr w:type="spellEnd"/>
-      <w:r>
-        <w:rPr>
-          <w:rFonts w:ascii="Arial" w:hAnsi="Arial" w:cs="Arial"/>
-        </w:rPr>
-        <w:t>() }}{</w:t>
-      </w:r>
-      <w:proofErr w:type="gramEnd"/>
-      <w:r>
-        <w:rPr>
-          <w:rFonts w:ascii="Arial" w:hAnsi="Arial" w:cs="Arial"/>
-        </w:rPr>
-        <w:t>% endif %} will have first choice of dates in even-numbered years, and the other parent will have first choice in odd-numbered years. Each parent will notify the other in writing by April 1 each year.</w:t>
+        <w:t xml:space="preserve"> == 'other' %}</w:t>
       </w:r>
     </w:p>
     <w:p>
@@ -10569,56 +7260,50 @@
         <w:rPr>
           <w:rFonts w:ascii="Arial" w:hAnsi="Arial" w:cs="Arial"/>
         </w:rPr>
-        <w:t>{%</w:t>
-      </w:r>
-      <w:r>
-        <w:rPr>
-          <w:rFonts w:ascii="Arial" w:hAnsi="Arial" w:cs="Arial"/>
-        </w:rPr>
-        <w:t>p</w:t>
-      </w:r>
-      <w:r>
-        <w:rPr>
-          <w:rFonts w:ascii="Arial" w:hAnsi="Arial" w:cs="Arial"/>
-        </w:rPr>
-        <w:t xml:space="preserve"> </w:t>
+        <w:t xml:space="preserve">Other: {{ </w:t>
       </w:r>
       <w:proofErr w:type="spellStart"/>
       <w:r>
         <w:rPr>
           <w:rFonts w:ascii="Arial" w:hAnsi="Arial" w:cs="Arial"/>
         </w:rPr>
-        <w:t>elif</w:t>
+        <w:t>summer_break_other</w:t>
       </w:r>
       <w:proofErr w:type="spellEnd"/>
       <w:r>
         <w:rPr>
           <w:rFonts w:ascii="Arial" w:hAnsi="Arial" w:cs="Arial"/>
         </w:rPr>
-        <w:t xml:space="preserve"> </w:t>
+        <w:t xml:space="preserve"> }} (Start day/time: {{ </w:t>
       </w:r>
       <w:proofErr w:type="spellStart"/>
       <w:r>
         <w:rPr>
           <w:rFonts w:ascii="Arial" w:hAnsi="Arial" w:cs="Arial"/>
         </w:rPr>
-        <w:t>summer_break</w:t>
+        <w:t>summer_break_start</w:t>
       </w:r>
       <w:proofErr w:type="spellEnd"/>
       <w:r>
         <w:rPr>
           <w:rFonts w:ascii="Arial" w:hAnsi="Arial" w:cs="Arial"/>
         </w:rPr>
-        <w:t xml:space="preserve"> == 'other</w:t>
-      </w:r>
-      <w:proofErr w:type="gramStart"/>
-      <w:r>
-        <w:rPr>
-          <w:rFonts w:ascii="Arial" w:hAnsi="Arial" w:cs="Arial"/>
-        </w:rPr>
-        <w:t>' %}</w:t>
-      </w:r>
-      <w:proofErr w:type="gramEnd"/>
+        <w:t xml:space="preserve"> }}; end day/time: {{ </w:t>
+      </w:r>
+      <w:proofErr w:type="spellStart"/>
+      <w:r>
+        <w:rPr>
+          <w:rFonts w:ascii="Arial" w:hAnsi="Arial" w:cs="Arial"/>
+        </w:rPr>
+        <w:t>summer_break_end</w:t>
+      </w:r>
+      <w:proofErr w:type="spellEnd"/>
+      <w:r>
+        <w:rPr>
+          <w:rFonts w:ascii="Arial" w:hAnsi="Arial" w:cs="Arial"/>
+        </w:rPr>
+        <w:t xml:space="preserve"> }})</w:t>
+      </w:r>
     </w:p>
     <w:p>
       <w:pPr>
@@ -10631,133 +7316,19 @@
         <w:rPr>
           <w:rFonts w:ascii="Arial" w:hAnsi="Arial" w:cs="Arial"/>
         </w:rPr>
-        <w:t xml:space="preserve">Other: </w:t>
-      </w:r>
-      <w:proofErr w:type="gramStart"/>
-      <w:r>
-        <w:rPr>
-          <w:rFonts w:ascii="Arial" w:hAnsi="Arial" w:cs="Arial"/>
-        </w:rPr>
-        <w:t xml:space="preserve">{{ </w:t>
-      </w:r>
-      <w:proofErr w:type="spellStart"/>
-      <w:r>
-        <w:rPr>
-          <w:rFonts w:ascii="Arial" w:hAnsi="Arial" w:cs="Arial"/>
-        </w:rPr>
-        <w:t>summer</w:t>
-      </w:r>
-      <w:proofErr w:type="gramEnd"/>
-      <w:r>
-        <w:rPr>
-          <w:rFonts w:ascii="Arial" w:hAnsi="Arial" w:cs="Arial"/>
-        </w:rPr>
-        <w:t>_break_</w:t>
-      </w:r>
-      <w:proofErr w:type="gramStart"/>
-      <w:r>
-        <w:rPr>
-          <w:rFonts w:ascii="Arial" w:hAnsi="Arial" w:cs="Arial"/>
-        </w:rPr>
-        <w:t>other</w:t>
-      </w:r>
-      <w:proofErr w:type="spellEnd"/>
-      <w:r>
-        <w:rPr>
-          <w:rFonts w:ascii="Arial" w:hAnsi="Arial" w:cs="Arial"/>
-        </w:rPr>
-        <w:t xml:space="preserve"> }</w:t>
-      </w:r>
-      <w:proofErr w:type="gramEnd"/>
-      <w:r>
-        <w:rPr>
-          <w:rFonts w:ascii="Arial" w:hAnsi="Arial" w:cs="Arial"/>
-        </w:rPr>
-        <w:t xml:space="preserve">} (Start day/time: </w:t>
-      </w:r>
-      <w:proofErr w:type="gramStart"/>
-      <w:r>
-        <w:rPr>
-          <w:rFonts w:ascii="Arial" w:hAnsi="Arial" w:cs="Arial"/>
-        </w:rPr>
-        <w:t xml:space="preserve">{{ </w:t>
-      </w:r>
-      <w:proofErr w:type="spellStart"/>
-      <w:r>
-        <w:rPr>
-          <w:rFonts w:ascii="Arial" w:hAnsi="Arial" w:cs="Arial"/>
-        </w:rPr>
-        <w:t>summer</w:t>
-      </w:r>
-      <w:proofErr w:type="gramEnd"/>
-      <w:r>
-        <w:rPr>
-          <w:rFonts w:ascii="Arial" w:hAnsi="Arial" w:cs="Arial"/>
-        </w:rPr>
-        <w:t>_break_</w:t>
-      </w:r>
-      <w:proofErr w:type="gramStart"/>
-      <w:r>
-        <w:rPr>
-          <w:rFonts w:ascii="Arial" w:hAnsi="Arial" w:cs="Arial"/>
-        </w:rPr>
-        <w:t>start</w:t>
-      </w:r>
-      <w:proofErr w:type="spellEnd"/>
-      <w:r>
-        <w:rPr>
-          <w:rFonts w:ascii="Arial" w:hAnsi="Arial" w:cs="Arial"/>
-        </w:rPr>
-        <w:t xml:space="preserve"> }</w:t>
-      </w:r>
-      <w:proofErr w:type="gramEnd"/>
-      <w:r>
-        <w:rPr>
-          <w:rFonts w:ascii="Arial" w:hAnsi="Arial" w:cs="Arial"/>
-        </w:rPr>
-        <w:t xml:space="preserve">}; end day/time: </w:t>
-      </w:r>
-      <w:proofErr w:type="gramStart"/>
-      <w:r>
-        <w:rPr>
-          <w:rFonts w:ascii="Arial" w:hAnsi="Arial" w:cs="Arial"/>
-        </w:rPr>
-        <w:t xml:space="preserve">{{ </w:t>
-      </w:r>
-      <w:proofErr w:type="spellStart"/>
-      <w:r>
-        <w:rPr>
-          <w:rFonts w:ascii="Arial" w:hAnsi="Arial" w:cs="Arial"/>
-        </w:rPr>
-        <w:t>summer</w:t>
-      </w:r>
-      <w:proofErr w:type="gramEnd"/>
-      <w:r>
-        <w:rPr>
-          <w:rFonts w:ascii="Arial" w:hAnsi="Arial" w:cs="Arial"/>
-        </w:rPr>
-        <w:t>_break_</w:t>
-      </w:r>
-      <w:proofErr w:type="gramStart"/>
-      <w:r>
-        <w:rPr>
-          <w:rFonts w:ascii="Arial" w:hAnsi="Arial" w:cs="Arial"/>
-        </w:rPr>
-        <w:t>end</w:t>
-      </w:r>
-      <w:proofErr w:type="spellEnd"/>
-      <w:r>
-        <w:rPr>
-          <w:rFonts w:ascii="Arial" w:hAnsi="Arial" w:cs="Arial"/>
-        </w:rPr>
-        <w:t xml:space="preserve"> }</w:t>
-      </w:r>
-      <w:proofErr w:type="gramEnd"/>
-      <w:r>
-        <w:rPr>
-          <w:rFonts w:ascii="Arial" w:hAnsi="Arial" w:cs="Arial"/>
-        </w:rPr>
-        <w:t>})</w:t>
+        <w:t>{%</w:t>
+      </w:r>
+      <w:r>
+        <w:rPr>
+          <w:rFonts w:ascii="Arial" w:hAnsi="Arial" w:cs="Arial"/>
+        </w:rPr>
+        <w:t>p</w:t>
+      </w:r>
+      <w:r>
+        <w:rPr>
+          <w:rFonts w:ascii="Arial" w:hAnsi="Arial" w:cs="Arial"/>
+        </w:rPr>
+        <w:t xml:space="preserve"> endif %}</w:t>
       </w:r>
     </w:p>
     <w:p>
@@ -10767,32 +7338,6 @@
           <w:rFonts w:ascii="Arial" w:hAnsi="Arial" w:cs="Arial"/>
         </w:rPr>
       </w:pPr>
-      <w:r>
-        <w:rPr>
-          <w:rFonts w:ascii="Arial" w:hAnsi="Arial" w:cs="Arial"/>
-        </w:rPr>
-        <w:t>{%</w:t>
-      </w:r>
-      <w:r>
-        <w:rPr>
-          <w:rFonts w:ascii="Arial" w:hAnsi="Arial" w:cs="Arial"/>
-        </w:rPr>
-        <w:t>p</w:t>
-      </w:r>
-      <w:r>
-        <w:rPr>
-          <w:rFonts w:ascii="Arial" w:hAnsi="Arial" w:cs="Arial"/>
-        </w:rPr>
-        <w:t xml:space="preserve"> </w:t>
-      </w:r>
-      <w:proofErr w:type="gramStart"/>
-      <w:r>
-        <w:rPr>
-          <w:rFonts w:ascii="Arial" w:hAnsi="Arial" w:cs="Arial"/>
-        </w:rPr>
-        <w:t>endif %}</w:t>
-      </w:r>
-      <w:proofErr w:type="gramEnd"/>
     </w:p>
     <w:p>
       <w:pPr>
@@ -10817,16 +7362,8 @@
         <w:rPr>
           <w:rFonts w:ascii="Arial" w:hAnsi="Arial" w:cs="Arial"/>
         </w:rPr>
-        <w:t xml:space="preserve"> </w:t>
-      </w:r>
-      <w:proofErr w:type="gramStart"/>
-      <w:r>
-        <w:rPr>
-          <w:rFonts w:ascii="Arial" w:hAnsi="Arial" w:cs="Arial"/>
-        </w:rPr>
-        <w:t>endif %}</w:t>
-      </w:r>
-      <w:proofErr w:type="gramEnd"/>
+        <w:t xml:space="preserve"> endif %}</w:t>
+      </w:r>
     </w:p>
     <w:p>
       <w:pPr>
@@ -10858,37 +7395,15 @@
         <w:rPr>
           <w:rFonts w:ascii="Arial" w:hAnsi="Arial" w:cs="Arial"/>
         </w:rPr>
-        <w:t>winter_</w:t>
-      </w:r>
-      <w:proofErr w:type="gramStart"/>
-      <w:r>
-        <w:rPr>
-          <w:rFonts w:ascii="Arial" w:hAnsi="Arial" w:cs="Arial"/>
-        </w:rPr>
-        <w:t>break</w:t>
+        <w:t>winter_break</w:t>
       </w:r>
       <w:proofErr w:type="spellEnd"/>
       <w:r>
         <w:rPr>
           <w:rFonts w:ascii="Arial" w:hAnsi="Arial" w:cs="Arial"/>
         </w:rPr>
-        <w:t xml:space="preserve"> !</w:t>
-      </w:r>
-      <w:proofErr w:type="gramEnd"/>
-      <w:r>
-        <w:rPr>
-          <w:rFonts w:ascii="Arial" w:hAnsi="Arial" w:cs="Arial"/>
-        </w:rPr>
-        <w:t>= 'no</w:t>
-      </w:r>
-      <w:proofErr w:type="gramStart"/>
-      <w:r>
-        <w:rPr>
-          <w:rFonts w:ascii="Arial" w:hAnsi="Arial" w:cs="Arial"/>
-        </w:rPr>
-        <w:t>' %}</w:t>
-      </w:r>
-      <w:proofErr w:type="gramEnd"/>
+        <w:t xml:space="preserve"> != 'no' %}</w:t>
+      </w:r>
     </w:p>
     <w:p>
       <w:pPr>
@@ -10897,6 +7412,12 @@
           <w:rFonts w:ascii="Arial" w:hAnsi="Arial" w:cs="Arial"/>
         </w:rPr>
       </w:pPr>
+      <w:r>
+        <w:rPr>
+          <w:rFonts w:ascii="Arial" w:hAnsi="Arial" w:cs="Arial"/>
+        </w:rPr>
+        <w:t>School Winter Break</w:t>
+      </w:r>
     </w:p>
     <w:p>
       <w:pPr>
@@ -10909,7 +7430,33 @@
         <w:rPr>
           <w:rFonts w:ascii="Arial" w:hAnsi="Arial" w:cs="Arial"/>
         </w:rPr>
-        <w:t>School Winter Break</w:t>
+        <w:t>{%</w:t>
+      </w:r>
+      <w:r>
+        <w:rPr>
+          <w:rFonts w:ascii="Arial" w:hAnsi="Arial" w:cs="Arial"/>
+        </w:rPr>
+        <w:t>p</w:t>
+      </w:r>
+      <w:r>
+        <w:rPr>
+          <w:rFonts w:ascii="Arial" w:hAnsi="Arial" w:cs="Arial"/>
+        </w:rPr>
+        <w:t xml:space="preserve"> if </w:t>
+      </w:r>
+      <w:proofErr w:type="spellStart"/>
+      <w:r>
+        <w:rPr>
+          <w:rFonts w:ascii="Arial" w:hAnsi="Arial" w:cs="Arial"/>
+        </w:rPr>
+        <w:t>winter_break</w:t>
+      </w:r>
+      <w:proofErr w:type="spellEnd"/>
+      <w:r>
+        <w:rPr>
+          <w:rFonts w:ascii="Arial" w:hAnsi="Arial" w:cs="Arial"/>
+        </w:rPr>
+        <w:t xml:space="preserve"> == 'split' %}</w:t>
       </w:r>
     </w:p>
     <w:p>
@@ -10923,42 +7470,64 @@
         <w:rPr>
           <w:rFonts w:ascii="Arial" w:hAnsi="Arial" w:cs="Arial"/>
         </w:rPr>
-        <w:t>{%</w:t>
-      </w:r>
-      <w:r>
-        <w:rPr>
-          <w:rFonts w:ascii="Arial" w:hAnsi="Arial" w:cs="Arial"/>
-        </w:rPr>
-        <w:t>p</w:t>
-      </w:r>
-      <w:r>
-        <w:rPr>
-          <w:rFonts w:ascii="Arial" w:hAnsi="Arial" w:cs="Arial"/>
-        </w:rPr>
-        <w:t xml:space="preserve"> if </w:t>
+        <w:t xml:space="preserve">{% if </w:t>
       </w:r>
       <w:proofErr w:type="spellStart"/>
       <w:r>
         <w:rPr>
           <w:rFonts w:ascii="Arial" w:hAnsi="Arial" w:cs="Arial"/>
         </w:rPr>
-        <w:t>winter_break</w:t>
+        <w:t>winter_break_year</w:t>
       </w:r>
       <w:proofErr w:type="spellEnd"/>
       <w:r>
         <w:rPr>
           <w:rFonts w:ascii="Arial" w:hAnsi="Arial" w:cs="Arial"/>
         </w:rPr>
-        <w:t xml:space="preserve"> == 'split</w:t>
-      </w:r>
-      <w:proofErr w:type="gramStart"/>
-      <w:r>
-        <w:rPr>
-          <w:rFonts w:ascii="Arial" w:hAnsi="Arial" w:cs="Arial"/>
-        </w:rPr>
-        <w:t>' %}</w:t>
-      </w:r>
-      <w:proofErr w:type="gramEnd"/>
+        <w:t xml:space="preserve"> == 'me' %}{{ users[0].</w:t>
+      </w:r>
+      <w:proofErr w:type="spellStart"/>
+      <w:r>
+        <w:rPr>
+          <w:rFonts w:ascii="Arial" w:hAnsi="Arial" w:cs="Arial"/>
+        </w:rPr>
+        <w:t>name_full</w:t>
+      </w:r>
+      <w:proofErr w:type="spellEnd"/>
+      <w:r>
+        <w:rPr>
+          <w:rFonts w:ascii="Arial" w:hAnsi="Arial" w:cs="Arial"/>
+        </w:rPr>
+        <w:t xml:space="preserve">() }}{% else %}{{ </w:t>
+      </w:r>
+      <w:proofErr w:type="spellStart"/>
+      <w:r>
+        <w:rPr>
+          <w:rFonts w:ascii="Arial" w:hAnsi="Arial" w:cs="Arial"/>
+        </w:rPr>
+        <w:t>other_parties</w:t>
+      </w:r>
+      <w:proofErr w:type="spellEnd"/>
+      <w:r>
+        <w:rPr>
+          <w:rFonts w:ascii="Arial" w:hAnsi="Arial" w:cs="Arial"/>
+        </w:rPr>
+        <w:t>[0].</w:t>
+      </w:r>
+      <w:proofErr w:type="spellStart"/>
+      <w:r>
+        <w:rPr>
+          <w:rFonts w:ascii="Arial" w:hAnsi="Arial" w:cs="Arial"/>
+        </w:rPr>
+        <w:t>name_full</w:t>
+      </w:r>
+      <w:proofErr w:type="spellEnd"/>
+      <w:r>
+        <w:rPr>
+          <w:rFonts w:ascii="Arial" w:hAnsi="Arial" w:cs="Arial"/>
+        </w:rPr>
+        <w:t>() }}{% endif %} will have the first half of winter break in even-numbered years and the second half in odd-numbered years. The other parent will have the second half in even-numbered years and the first half in odd-numbered years. Winter break starts at 9 AM the day after school dismissal and ends at 5 PM the day before school starts again.</w:t>
+      </w:r>
     </w:p>
     <w:p>
       <w:pPr>
@@ -10971,133 +7540,47 @@
         <w:rPr>
           <w:rFonts w:ascii="Arial" w:hAnsi="Arial" w:cs="Arial"/>
         </w:rPr>
-        <w:t xml:space="preserve">{% if </w:t>
+        <w:t>{%</w:t>
+      </w:r>
+      <w:r>
+        <w:rPr>
+          <w:rFonts w:ascii="Arial" w:hAnsi="Arial" w:cs="Arial"/>
+        </w:rPr>
+        <w:t>p</w:t>
+      </w:r>
+      <w:r>
+        <w:rPr>
+          <w:rFonts w:ascii="Arial" w:hAnsi="Arial" w:cs="Arial"/>
+        </w:rPr>
+        <w:t xml:space="preserve"> </w:t>
       </w:r>
       <w:proofErr w:type="spellStart"/>
       <w:r>
         <w:rPr>
           <w:rFonts w:ascii="Arial" w:hAnsi="Arial" w:cs="Arial"/>
         </w:rPr>
-        <w:t>winter_break_year</w:t>
+        <w:t>elif</w:t>
       </w:r>
       <w:proofErr w:type="spellEnd"/>
       <w:r>
         <w:rPr>
           <w:rFonts w:ascii="Arial" w:hAnsi="Arial" w:cs="Arial"/>
         </w:rPr>
-        <w:t xml:space="preserve"> == 'me' </w:t>
-      </w:r>
-      <w:proofErr w:type="gramStart"/>
-      <w:r>
-        <w:rPr>
-          <w:rFonts w:ascii="Arial" w:hAnsi="Arial" w:cs="Arial"/>
-        </w:rPr>
-        <w:t>%}{{ users</w:t>
-      </w:r>
-      <w:proofErr w:type="gramEnd"/>
-      <w:r>
-        <w:rPr>
-          <w:rFonts w:ascii="Arial" w:hAnsi="Arial" w:cs="Arial"/>
-        </w:rPr>
-        <w:t>[0].</w:t>
+        <w:t xml:space="preserve"> </w:t>
       </w:r>
       <w:proofErr w:type="spellStart"/>
       <w:r>
         <w:rPr>
           <w:rFonts w:ascii="Arial" w:hAnsi="Arial" w:cs="Arial"/>
         </w:rPr>
-        <w:t>name_</w:t>
-      </w:r>
-      <w:proofErr w:type="gramStart"/>
-      <w:r>
-        <w:rPr>
-          <w:rFonts w:ascii="Arial" w:hAnsi="Arial" w:cs="Arial"/>
-        </w:rPr>
-        <w:t>full</w:t>
+        <w:t>winter_break</w:t>
       </w:r>
       <w:proofErr w:type="spellEnd"/>
       <w:r>
         <w:rPr>
           <w:rFonts w:ascii="Arial" w:hAnsi="Arial" w:cs="Arial"/>
         </w:rPr>
-        <w:t>() }}{</w:t>
-      </w:r>
-      <w:proofErr w:type="gramEnd"/>
-      <w:r>
-        <w:rPr>
-          <w:rFonts w:ascii="Arial" w:hAnsi="Arial" w:cs="Arial"/>
-        </w:rPr>
-        <w:t xml:space="preserve">% else </w:t>
-      </w:r>
-      <w:proofErr w:type="gramStart"/>
-      <w:r>
-        <w:rPr>
-          <w:rFonts w:ascii="Arial" w:hAnsi="Arial" w:cs="Arial"/>
-        </w:rPr>
-        <w:t xml:space="preserve">%}{{ </w:t>
-      </w:r>
-      <w:proofErr w:type="spellStart"/>
-      <w:r>
-        <w:rPr>
-          <w:rFonts w:ascii="Arial" w:hAnsi="Arial" w:cs="Arial"/>
-        </w:rPr>
-        <w:t>other</w:t>
-      </w:r>
-      <w:proofErr w:type="gramEnd"/>
-      <w:r>
-        <w:rPr>
-          <w:rFonts w:ascii="Arial" w:hAnsi="Arial" w:cs="Arial"/>
-        </w:rPr>
-        <w:t>_parties</w:t>
-      </w:r>
-      <w:proofErr w:type="spellEnd"/>
-      <w:r>
-        <w:rPr>
-          <w:rFonts w:ascii="Arial" w:hAnsi="Arial" w:cs="Arial"/>
-        </w:rPr>
-        <w:t>[0].</w:t>
-      </w:r>
-      <w:proofErr w:type="spellStart"/>
-      <w:r>
-        <w:rPr>
-          <w:rFonts w:ascii="Arial" w:hAnsi="Arial" w:cs="Arial"/>
-        </w:rPr>
-        <w:t>name_</w:t>
-      </w:r>
-      <w:proofErr w:type="gramStart"/>
-      <w:r>
-        <w:rPr>
-          <w:rFonts w:ascii="Arial" w:hAnsi="Arial" w:cs="Arial"/>
-        </w:rPr>
-        <w:t>full</w:t>
-      </w:r>
-      <w:proofErr w:type="spellEnd"/>
-      <w:r>
-        <w:rPr>
-          <w:rFonts w:ascii="Arial" w:hAnsi="Arial" w:cs="Arial"/>
-        </w:rPr>
-        <w:t>() }}{</w:t>
-      </w:r>
-      <w:proofErr w:type="gramEnd"/>
-      <w:r>
-        <w:rPr>
-          <w:rFonts w:ascii="Arial" w:hAnsi="Arial" w:cs="Arial"/>
-        </w:rPr>
-        <w:t xml:space="preserve">% endif %} will have the first half of winter break in even-numbered years and the second half in odd-numbered years. The other parent will have the second half in even-numbered years and the first half in odd-numbered years. Winter break starts at 9 AM the day after </w:t>
-      </w:r>
-      <w:proofErr w:type="gramStart"/>
-      <w:r>
-        <w:rPr>
-          <w:rFonts w:ascii="Arial" w:hAnsi="Arial" w:cs="Arial"/>
-        </w:rPr>
-        <w:t>school dismissal</w:t>
-      </w:r>
-      <w:proofErr w:type="gramEnd"/>
-      <w:r>
-        <w:rPr>
-          <w:rFonts w:ascii="Arial" w:hAnsi="Arial" w:cs="Arial"/>
-        </w:rPr>
-        <w:t xml:space="preserve"> and ends at 5 PM the day before school starts again.</w:t>
+        <w:t xml:space="preserve"> == 'other' %}</w:t>
       </w:r>
     </w:p>
     <w:p>
@@ -11111,56 +7594,50 @@
         <w:rPr>
           <w:rFonts w:ascii="Arial" w:hAnsi="Arial" w:cs="Arial"/>
         </w:rPr>
-        <w:t>{%</w:t>
-      </w:r>
-      <w:r>
-        <w:rPr>
-          <w:rFonts w:ascii="Arial" w:hAnsi="Arial" w:cs="Arial"/>
-        </w:rPr>
-        <w:t>p</w:t>
-      </w:r>
-      <w:r>
-        <w:rPr>
-          <w:rFonts w:ascii="Arial" w:hAnsi="Arial" w:cs="Arial"/>
-        </w:rPr>
-        <w:t xml:space="preserve"> </w:t>
+        <w:t xml:space="preserve">Other: {{ </w:t>
       </w:r>
       <w:proofErr w:type="spellStart"/>
       <w:r>
         <w:rPr>
           <w:rFonts w:ascii="Arial" w:hAnsi="Arial" w:cs="Arial"/>
         </w:rPr>
-        <w:t>elif</w:t>
+        <w:t>winter_break_other</w:t>
       </w:r>
       <w:proofErr w:type="spellEnd"/>
       <w:r>
         <w:rPr>
           <w:rFonts w:ascii="Arial" w:hAnsi="Arial" w:cs="Arial"/>
         </w:rPr>
-        <w:t xml:space="preserve"> </w:t>
+        <w:t xml:space="preserve"> }} (Start day/time: {{ </w:t>
       </w:r>
       <w:proofErr w:type="spellStart"/>
       <w:r>
         <w:rPr>
           <w:rFonts w:ascii="Arial" w:hAnsi="Arial" w:cs="Arial"/>
         </w:rPr>
-        <w:t>winter_break</w:t>
+        <w:t>winter_break_start</w:t>
       </w:r>
       <w:proofErr w:type="spellEnd"/>
       <w:r>
         <w:rPr>
           <w:rFonts w:ascii="Arial" w:hAnsi="Arial" w:cs="Arial"/>
         </w:rPr>
-        <w:t xml:space="preserve"> == 'other</w:t>
-      </w:r>
-      <w:proofErr w:type="gramStart"/>
-      <w:r>
-        <w:rPr>
-          <w:rFonts w:ascii="Arial" w:hAnsi="Arial" w:cs="Arial"/>
-        </w:rPr>
-        <w:t>' %}</w:t>
-      </w:r>
-      <w:proofErr w:type="gramEnd"/>
+        <w:t xml:space="preserve"> }}; end day/time: {{ </w:t>
+      </w:r>
+      <w:proofErr w:type="spellStart"/>
+      <w:r>
+        <w:rPr>
+          <w:rFonts w:ascii="Arial" w:hAnsi="Arial" w:cs="Arial"/>
+        </w:rPr>
+        <w:t>winter_break_end</w:t>
+      </w:r>
+      <w:proofErr w:type="spellEnd"/>
+      <w:r>
+        <w:rPr>
+          <w:rFonts w:ascii="Arial" w:hAnsi="Arial" w:cs="Arial"/>
+        </w:rPr>
+        <w:t xml:space="preserve"> }})</w:t>
+      </w:r>
     </w:p>
     <w:p>
       <w:pPr>
@@ -11173,133 +7650,19 @@
         <w:rPr>
           <w:rFonts w:ascii="Arial" w:hAnsi="Arial" w:cs="Arial"/>
         </w:rPr>
-        <w:t xml:space="preserve">Other: </w:t>
-      </w:r>
-      <w:proofErr w:type="gramStart"/>
-      <w:r>
-        <w:rPr>
-          <w:rFonts w:ascii="Arial" w:hAnsi="Arial" w:cs="Arial"/>
-        </w:rPr>
-        <w:t xml:space="preserve">{{ </w:t>
-      </w:r>
-      <w:proofErr w:type="spellStart"/>
-      <w:r>
-        <w:rPr>
-          <w:rFonts w:ascii="Arial" w:hAnsi="Arial" w:cs="Arial"/>
-        </w:rPr>
-        <w:t>winter</w:t>
-      </w:r>
-      <w:proofErr w:type="gramEnd"/>
-      <w:r>
-        <w:rPr>
-          <w:rFonts w:ascii="Arial" w:hAnsi="Arial" w:cs="Arial"/>
-        </w:rPr>
-        <w:t>_break_</w:t>
-      </w:r>
-      <w:proofErr w:type="gramStart"/>
-      <w:r>
-        <w:rPr>
-          <w:rFonts w:ascii="Arial" w:hAnsi="Arial" w:cs="Arial"/>
-        </w:rPr>
-        <w:t>other</w:t>
-      </w:r>
-      <w:proofErr w:type="spellEnd"/>
-      <w:r>
-        <w:rPr>
-          <w:rFonts w:ascii="Arial" w:hAnsi="Arial" w:cs="Arial"/>
-        </w:rPr>
-        <w:t xml:space="preserve"> }</w:t>
-      </w:r>
-      <w:proofErr w:type="gramEnd"/>
-      <w:r>
-        <w:rPr>
-          <w:rFonts w:ascii="Arial" w:hAnsi="Arial" w:cs="Arial"/>
-        </w:rPr>
-        <w:t xml:space="preserve">} (Start day/time: </w:t>
-      </w:r>
-      <w:proofErr w:type="gramStart"/>
-      <w:r>
-        <w:rPr>
-          <w:rFonts w:ascii="Arial" w:hAnsi="Arial" w:cs="Arial"/>
-        </w:rPr>
-        <w:t xml:space="preserve">{{ </w:t>
-      </w:r>
-      <w:proofErr w:type="spellStart"/>
-      <w:r>
-        <w:rPr>
-          <w:rFonts w:ascii="Arial" w:hAnsi="Arial" w:cs="Arial"/>
-        </w:rPr>
-        <w:t>winter</w:t>
-      </w:r>
-      <w:proofErr w:type="gramEnd"/>
-      <w:r>
-        <w:rPr>
-          <w:rFonts w:ascii="Arial" w:hAnsi="Arial" w:cs="Arial"/>
-        </w:rPr>
-        <w:t>_break_</w:t>
-      </w:r>
-      <w:proofErr w:type="gramStart"/>
-      <w:r>
-        <w:rPr>
-          <w:rFonts w:ascii="Arial" w:hAnsi="Arial" w:cs="Arial"/>
-        </w:rPr>
-        <w:t>start</w:t>
-      </w:r>
-      <w:proofErr w:type="spellEnd"/>
-      <w:r>
-        <w:rPr>
-          <w:rFonts w:ascii="Arial" w:hAnsi="Arial" w:cs="Arial"/>
-        </w:rPr>
-        <w:t xml:space="preserve"> }</w:t>
-      </w:r>
-      <w:proofErr w:type="gramEnd"/>
-      <w:r>
-        <w:rPr>
-          <w:rFonts w:ascii="Arial" w:hAnsi="Arial" w:cs="Arial"/>
-        </w:rPr>
-        <w:t xml:space="preserve">}; end day/time: </w:t>
-      </w:r>
-      <w:proofErr w:type="gramStart"/>
-      <w:r>
-        <w:rPr>
-          <w:rFonts w:ascii="Arial" w:hAnsi="Arial" w:cs="Arial"/>
-        </w:rPr>
-        <w:t xml:space="preserve">{{ </w:t>
-      </w:r>
-      <w:proofErr w:type="spellStart"/>
-      <w:r>
-        <w:rPr>
-          <w:rFonts w:ascii="Arial" w:hAnsi="Arial" w:cs="Arial"/>
-        </w:rPr>
-        <w:t>winter</w:t>
-      </w:r>
-      <w:proofErr w:type="gramEnd"/>
-      <w:r>
-        <w:rPr>
-          <w:rFonts w:ascii="Arial" w:hAnsi="Arial" w:cs="Arial"/>
-        </w:rPr>
-        <w:t>_break_</w:t>
-      </w:r>
-      <w:proofErr w:type="gramStart"/>
-      <w:r>
-        <w:rPr>
-          <w:rFonts w:ascii="Arial" w:hAnsi="Arial" w:cs="Arial"/>
-        </w:rPr>
-        <w:t>end</w:t>
-      </w:r>
-      <w:proofErr w:type="spellEnd"/>
-      <w:r>
-        <w:rPr>
-          <w:rFonts w:ascii="Arial" w:hAnsi="Arial" w:cs="Arial"/>
-        </w:rPr>
-        <w:t xml:space="preserve"> }</w:t>
-      </w:r>
-      <w:proofErr w:type="gramEnd"/>
-      <w:r>
-        <w:rPr>
-          <w:rFonts w:ascii="Arial" w:hAnsi="Arial" w:cs="Arial"/>
-        </w:rPr>
-        <w:t>})</w:t>
+        <w:t>{%</w:t>
+      </w:r>
+      <w:r>
+        <w:rPr>
+          <w:rFonts w:ascii="Arial" w:hAnsi="Arial" w:cs="Arial"/>
+        </w:rPr>
+        <w:t>p</w:t>
+      </w:r>
+      <w:r>
+        <w:rPr>
+          <w:rFonts w:ascii="Arial" w:hAnsi="Arial" w:cs="Arial"/>
+        </w:rPr>
+        <w:t xml:space="preserve"> endif %}</w:t>
       </w:r>
     </w:p>
     <w:p>
@@ -11325,16 +7688,8 @@
         <w:rPr>
           <w:rFonts w:ascii="Arial" w:hAnsi="Arial" w:cs="Arial"/>
         </w:rPr>
-        <w:t xml:space="preserve"> </w:t>
-      </w:r>
-      <w:proofErr w:type="gramStart"/>
-      <w:r>
-        <w:rPr>
-          <w:rFonts w:ascii="Arial" w:hAnsi="Arial" w:cs="Arial"/>
-        </w:rPr>
-        <w:t>endif %}</w:t>
-      </w:r>
-      <w:proofErr w:type="gramEnd"/>
+        <w:t xml:space="preserve"> endif %}</w:t>
+      </w:r>
     </w:p>
     <w:p>
       <w:pPr>
@@ -11343,32 +7698,6 @@
           <w:rFonts w:ascii="Arial" w:hAnsi="Arial" w:cs="Arial"/>
         </w:rPr>
       </w:pPr>
-      <w:r>
-        <w:rPr>
-          <w:rFonts w:ascii="Arial" w:hAnsi="Arial" w:cs="Arial"/>
-        </w:rPr>
-        <w:t>{%</w:t>
-      </w:r>
-      <w:r>
-        <w:rPr>
-          <w:rFonts w:ascii="Arial" w:hAnsi="Arial" w:cs="Arial"/>
-        </w:rPr>
-        <w:t>p</w:t>
-      </w:r>
-      <w:r>
-        <w:rPr>
-          <w:rFonts w:ascii="Arial" w:hAnsi="Arial" w:cs="Arial"/>
-        </w:rPr>
-        <w:t xml:space="preserve"> </w:t>
-      </w:r>
-      <w:proofErr w:type="gramStart"/>
-      <w:r>
-        <w:rPr>
-          <w:rFonts w:ascii="Arial" w:hAnsi="Arial" w:cs="Arial"/>
-        </w:rPr>
-        <w:t>endif %}</w:t>
-      </w:r>
-      <w:proofErr w:type="gramEnd"/>
     </w:p>
     <w:p>
       <w:pPr>
@@ -11393,24 +7722,8 @@
         <w:rPr>
           <w:rFonts w:ascii="Arial" w:hAnsi="Arial" w:cs="Arial"/>
         </w:rPr>
-        <w:t xml:space="preserve"> </w:t>
-      </w:r>
-      <w:proofErr w:type="gramStart"/>
-      <w:r>
-        <w:rPr>
-          <w:rFonts w:ascii="Arial" w:hAnsi="Arial" w:cs="Arial"/>
-        </w:rPr>
-        <w:t>endif %}</w:t>
-      </w:r>
-      <w:proofErr w:type="gramEnd"/>
-    </w:p>
-    <w:p>
-      <w:pPr>
-        <w:spacing w:after="0"/>
-        <w:rPr>
-          <w:rFonts w:ascii="Arial" w:hAnsi="Arial" w:cs="Arial"/>
-        </w:rPr>
-      </w:pPr>
+        <w:t xml:space="preserve"> endif %}</w:t>
+      </w:r>
     </w:p>
     <w:bookmarkEnd w:id="1"/>
     <w:bookmarkEnd w:id="2"/>
@@ -11444,16 +7757,44 @@
         <w:rPr>
           <w:rFonts w:ascii="Arial" w:hAnsi="Arial" w:cs="Arial"/>
         </w:rPr>
-        <w:t xml:space="preserve">{% if transportation == 'me' </w:t>
-      </w:r>
-      <w:proofErr w:type="gramStart"/>
-      <w:r>
-        <w:rPr>
-          <w:rFonts w:ascii="Arial" w:hAnsi="Arial" w:cs="Arial"/>
-        </w:rPr>
-        <w:t>%}{{ users</w:t>
-      </w:r>
-      <w:proofErr w:type="gramEnd"/>
+        <w:t>{% if transportation == 'me' %}{{ users[0].</w:t>
+      </w:r>
+      <w:proofErr w:type="spellStart"/>
+      <w:r>
+        <w:rPr>
+          <w:rFonts w:ascii="Arial" w:hAnsi="Arial" w:cs="Arial"/>
+        </w:rPr>
+        <w:t>name_full</w:t>
+      </w:r>
+      <w:proofErr w:type="spellEnd"/>
+      <w:r>
+        <w:rPr>
+          <w:rFonts w:ascii="Arial" w:hAnsi="Arial" w:cs="Arial"/>
+        </w:rPr>
+        <w:t xml:space="preserve">() }} will provide all transportation.{% </w:t>
+      </w:r>
+      <w:proofErr w:type="spellStart"/>
+      <w:r>
+        <w:rPr>
+          <w:rFonts w:ascii="Arial" w:hAnsi="Arial" w:cs="Arial"/>
+        </w:rPr>
+        <w:t>elif</w:t>
+      </w:r>
+      <w:proofErr w:type="spellEnd"/>
+      <w:r>
+        <w:rPr>
+          <w:rFonts w:ascii="Arial" w:hAnsi="Arial" w:cs="Arial"/>
+        </w:rPr>
+        <w:t xml:space="preserve"> transportation == 'them' %}{{ </w:t>
+      </w:r>
+      <w:proofErr w:type="spellStart"/>
+      <w:r>
+        <w:rPr>
+          <w:rFonts w:ascii="Arial" w:hAnsi="Arial" w:cs="Arial"/>
+        </w:rPr>
+        <w:t>other_parties</w:t>
+      </w:r>
+      <w:proofErr w:type="spellEnd"/>
       <w:r>
         <w:rPr>
           <w:rFonts w:ascii="Arial" w:hAnsi="Arial" w:cs="Arial"/>
@@ -11465,42 +7806,14 @@
         <w:rPr>
           <w:rFonts w:ascii="Arial" w:hAnsi="Arial" w:cs="Arial"/>
         </w:rPr>
-        <w:t>name_</w:t>
-      </w:r>
-      <w:proofErr w:type="gramStart"/>
-      <w:r>
-        <w:rPr>
-          <w:rFonts w:ascii="Arial" w:hAnsi="Arial" w:cs="Arial"/>
-        </w:rPr>
-        <w:t>full</w:t>
+        <w:t>name_full</w:t>
       </w:r>
       <w:proofErr w:type="spellEnd"/>
       <w:r>
         <w:rPr>
           <w:rFonts w:ascii="Arial" w:hAnsi="Arial" w:cs="Arial"/>
         </w:rPr>
-        <w:t>() }</w:t>
-      </w:r>
-      <w:proofErr w:type="gramEnd"/>
-      <w:r>
-        <w:rPr>
-          <w:rFonts w:ascii="Arial" w:hAnsi="Arial" w:cs="Arial"/>
-        </w:rPr>
-        <w:t xml:space="preserve">} will provide all </w:t>
-      </w:r>
-      <w:proofErr w:type="gramStart"/>
-      <w:r>
-        <w:rPr>
-          <w:rFonts w:ascii="Arial" w:hAnsi="Arial" w:cs="Arial"/>
-        </w:rPr>
-        <w:t>transportation.{</w:t>
-      </w:r>
-      <w:proofErr w:type="gramEnd"/>
-      <w:r>
-        <w:rPr>
-          <w:rFonts w:ascii="Arial" w:hAnsi="Arial" w:cs="Arial"/>
-        </w:rPr>
-        <w:t xml:space="preserve">% </w:t>
+        <w:t xml:space="preserve">() }} will provide all transportation.{% </w:t>
       </w:r>
       <w:proofErr w:type="spellStart"/>
       <w:r>
@@ -11514,175 +7827,49 @@
         <w:rPr>
           <w:rFonts w:ascii="Arial" w:hAnsi="Arial" w:cs="Arial"/>
         </w:rPr>
-        <w:t xml:space="preserve"> transportation == 'them' </w:t>
-      </w:r>
-      <w:proofErr w:type="gramStart"/>
-      <w:r>
-        <w:rPr>
-          <w:rFonts w:ascii="Arial" w:hAnsi="Arial" w:cs="Arial"/>
-        </w:rPr>
-        <w:t xml:space="preserve">%}{{ </w:t>
+        <w:t xml:space="preserve"> transportation == '</w:t>
       </w:r>
       <w:proofErr w:type="spellStart"/>
       <w:r>
         <w:rPr>
           <w:rFonts w:ascii="Arial" w:hAnsi="Arial" w:cs="Arial"/>
         </w:rPr>
-        <w:t>other</w:t>
-      </w:r>
-      <w:proofErr w:type="gramEnd"/>
-      <w:r>
-        <w:rPr>
-          <w:rFonts w:ascii="Arial" w:hAnsi="Arial" w:cs="Arial"/>
-        </w:rPr>
-        <w:t>_parties</w:t>
+        <w:t>pick_up</w:t>
       </w:r>
       <w:proofErr w:type="spellEnd"/>
       <w:r>
         <w:rPr>
           <w:rFonts w:ascii="Arial" w:hAnsi="Arial" w:cs="Arial"/>
         </w:rPr>
-        <w:t>[0].</w:t>
+        <w:t xml:space="preserve">' %}Each parent will pick up the children at the start of their parenting time.{% </w:t>
       </w:r>
       <w:proofErr w:type="spellStart"/>
       <w:r>
         <w:rPr>
           <w:rFonts w:ascii="Arial" w:hAnsi="Arial" w:cs="Arial"/>
         </w:rPr>
-        <w:t>name_</w:t>
-      </w:r>
-      <w:proofErr w:type="gramStart"/>
-      <w:r>
-        <w:rPr>
-          <w:rFonts w:ascii="Arial" w:hAnsi="Arial" w:cs="Arial"/>
-        </w:rPr>
-        <w:t>full</w:t>
+        <w:t>elif</w:t>
       </w:r>
       <w:proofErr w:type="spellEnd"/>
       <w:r>
         <w:rPr>
           <w:rFonts w:ascii="Arial" w:hAnsi="Arial" w:cs="Arial"/>
         </w:rPr>
-        <w:t>() }</w:t>
-      </w:r>
-      <w:proofErr w:type="gramEnd"/>
-      <w:r>
-        <w:rPr>
-          <w:rFonts w:ascii="Arial" w:hAnsi="Arial" w:cs="Arial"/>
-        </w:rPr>
-        <w:t xml:space="preserve">} will provide all </w:t>
-      </w:r>
-      <w:proofErr w:type="gramStart"/>
-      <w:r>
-        <w:rPr>
-          <w:rFonts w:ascii="Arial" w:hAnsi="Arial" w:cs="Arial"/>
-        </w:rPr>
-        <w:t>transportation.{</w:t>
-      </w:r>
-      <w:proofErr w:type="gramEnd"/>
-      <w:r>
-        <w:rPr>
-          <w:rFonts w:ascii="Arial" w:hAnsi="Arial" w:cs="Arial"/>
-        </w:rPr>
-        <w:t xml:space="preserve">% </w:t>
+        <w:t xml:space="preserve"> transportation == '</w:t>
       </w:r>
       <w:proofErr w:type="spellStart"/>
       <w:r>
         <w:rPr>
           <w:rFonts w:ascii="Arial" w:hAnsi="Arial" w:cs="Arial"/>
         </w:rPr>
-        <w:t>elif</w:t>
+        <w:t>drop_off</w:t>
       </w:r>
       <w:proofErr w:type="spellEnd"/>
       <w:r>
         <w:rPr>
           <w:rFonts w:ascii="Arial" w:hAnsi="Arial" w:cs="Arial"/>
         </w:rPr>
-        <w:t xml:space="preserve"> transportation == '</w:t>
-      </w:r>
-      <w:proofErr w:type="spellStart"/>
-      <w:r>
-        <w:rPr>
-          <w:rFonts w:ascii="Arial" w:hAnsi="Arial" w:cs="Arial"/>
-        </w:rPr>
-        <w:t>pick_up</w:t>
-      </w:r>
-      <w:proofErr w:type="spellEnd"/>
-      <w:r>
-        <w:rPr>
-          <w:rFonts w:ascii="Arial" w:hAnsi="Arial" w:cs="Arial"/>
-        </w:rPr>
-        <w:t xml:space="preserve">' </w:t>
-      </w:r>
-      <w:proofErr w:type="gramStart"/>
-      <w:r>
-        <w:rPr>
-          <w:rFonts w:ascii="Arial" w:hAnsi="Arial" w:cs="Arial"/>
-        </w:rPr>
-        <w:t>%}Each</w:t>
-      </w:r>
-      <w:proofErr w:type="gramEnd"/>
-      <w:r>
-        <w:rPr>
-          <w:rFonts w:ascii="Arial" w:hAnsi="Arial" w:cs="Arial"/>
-        </w:rPr>
-        <w:t xml:space="preserve"> parent will pick up the children at the start of their parenting </w:t>
-      </w:r>
-      <w:proofErr w:type="gramStart"/>
-      <w:r>
-        <w:rPr>
-          <w:rFonts w:ascii="Arial" w:hAnsi="Arial" w:cs="Arial"/>
-        </w:rPr>
-        <w:t>time.{</w:t>
-      </w:r>
-      <w:proofErr w:type="gramEnd"/>
-      <w:r>
-        <w:rPr>
-          <w:rFonts w:ascii="Arial" w:hAnsi="Arial" w:cs="Arial"/>
-        </w:rPr>
-        <w:t xml:space="preserve">% </w:t>
-      </w:r>
-      <w:proofErr w:type="spellStart"/>
-      <w:r>
-        <w:rPr>
-          <w:rFonts w:ascii="Arial" w:hAnsi="Arial" w:cs="Arial"/>
-        </w:rPr>
-        <w:t>elif</w:t>
-      </w:r>
-      <w:proofErr w:type="spellEnd"/>
-      <w:r>
-        <w:rPr>
-          <w:rFonts w:ascii="Arial" w:hAnsi="Arial" w:cs="Arial"/>
-        </w:rPr>
-        <w:t xml:space="preserve"> transportation == '</w:t>
-      </w:r>
-      <w:proofErr w:type="spellStart"/>
-      <w:r>
-        <w:rPr>
-          <w:rFonts w:ascii="Arial" w:hAnsi="Arial" w:cs="Arial"/>
-        </w:rPr>
-        <w:t>drop_off</w:t>
-      </w:r>
-      <w:proofErr w:type="spellEnd"/>
-      <w:r>
-        <w:rPr>
-          <w:rFonts w:ascii="Arial" w:hAnsi="Arial" w:cs="Arial"/>
-        </w:rPr>
-        <w:t xml:space="preserve">' </w:t>
-      </w:r>
-      <w:proofErr w:type="gramStart"/>
-      <w:r>
-        <w:rPr>
-          <w:rFonts w:ascii="Arial" w:hAnsi="Arial" w:cs="Arial"/>
-        </w:rPr>
-        <w:t>%}Each</w:t>
-      </w:r>
-      <w:proofErr w:type="gramEnd"/>
-      <w:r>
-        <w:rPr>
-          <w:rFonts w:ascii="Arial" w:hAnsi="Arial" w:cs="Arial"/>
-        </w:rPr>
-        <w:t xml:space="preserve"> parent will drop off the children at the end of their parenting time.{% </w:t>
+        <w:t xml:space="preserve">' %}Each parent will drop off the children at the end of their parenting time.{% </w:t>
       </w:r>
       <w:proofErr w:type="spellStart"/>
       <w:r>
@@ -11737,7 +7924,6 @@
         <w:rPr>
           <w:rFonts w:ascii="Arial" w:hAnsi="Arial" w:cs="Arial"/>
         </w:rPr>
-        <w:lastRenderedPageBreak/>
         <w:t>EXCHANGE OF CHILDREN</w:t>
       </w:r>
     </w:p>
@@ -11752,6 +7938,7 @@
         <w:rPr>
           <w:rFonts w:ascii="Arial" w:hAnsi="Arial" w:cs="Arial"/>
         </w:rPr>
+        <w:lastRenderedPageBreak/>
         <w:t xml:space="preserve">{% if </w:t>
       </w:r>
       <w:proofErr w:type="spellStart"/>
@@ -11766,35 +7953,7 @@
         <w:rPr>
           <w:rFonts w:ascii="Arial" w:hAnsi="Arial" w:cs="Arial"/>
         </w:rPr>
-        <w:t xml:space="preserve"> == 'homes' </w:t>
-      </w:r>
-      <w:proofErr w:type="gramStart"/>
-      <w:r>
-        <w:rPr>
-          <w:rFonts w:ascii="Arial" w:hAnsi="Arial" w:cs="Arial"/>
-        </w:rPr>
-        <w:t>%}Drop</w:t>
-      </w:r>
-      <w:proofErr w:type="gramEnd"/>
-      <w:r>
-        <w:rPr>
-          <w:rFonts w:ascii="Arial" w:hAnsi="Arial" w:cs="Arial"/>
-        </w:rPr>
-        <w:t xml:space="preserve"> off and pick up of the children will be at each parent's home unless both parties agree in advance to a different meeting </w:t>
-      </w:r>
-      <w:proofErr w:type="gramStart"/>
-      <w:r>
-        <w:rPr>
-          <w:rFonts w:ascii="Arial" w:hAnsi="Arial" w:cs="Arial"/>
-        </w:rPr>
-        <w:t>place.{</w:t>
-      </w:r>
-      <w:proofErr w:type="gramEnd"/>
-      <w:r>
-        <w:rPr>
-          <w:rFonts w:ascii="Arial" w:hAnsi="Arial" w:cs="Arial"/>
-        </w:rPr>
-        <w:t xml:space="preserve">% </w:t>
+        <w:t xml:space="preserve"> == 'homes' %}Drop off and pick up of the children will be at each parent's home unless both parties agree in advance to a different meeting place.{% </w:t>
       </w:r>
       <w:proofErr w:type="spellStart"/>
       <w:r>
@@ -11822,92 +7981,28 @@
         <w:rPr>
           <w:rFonts w:ascii="Arial" w:hAnsi="Arial" w:cs="Arial"/>
         </w:rPr>
-        <w:t xml:space="preserve"> == 'location' </w:t>
-      </w:r>
-      <w:proofErr w:type="gramStart"/>
-      <w:r>
-        <w:rPr>
-          <w:rFonts w:ascii="Arial" w:hAnsi="Arial" w:cs="Arial"/>
-        </w:rPr>
-        <w:t>%}Drop</w:t>
-      </w:r>
-      <w:proofErr w:type="gramEnd"/>
-      <w:r>
-        <w:rPr>
-          <w:rFonts w:ascii="Arial" w:hAnsi="Arial" w:cs="Arial"/>
-        </w:rPr>
-        <w:t xml:space="preserve"> off and pick up will take place at </w:t>
-      </w:r>
-      <w:proofErr w:type="gramStart"/>
-      <w:r>
-        <w:rPr>
-          <w:rFonts w:ascii="Arial" w:hAnsi="Arial" w:cs="Arial"/>
-        </w:rPr>
-        <w:t xml:space="preserve">{{ </w:t>
+        <w:t xml:space="preserve"> == 'location' %}Drop off and pick up will take place at {{ </w:t>
       </w:r>
       <w:proofErr w:type="spellStart"/>
       <w:r>
         <w:rPr>
           <w:rFonts w:ascii="Arial" w:hAnsi="Arial" w:cs="Arial"/>
         </w:rPr>
-        <w:t>exchange</w:t>
-      </w:r>
-      <w:proofErr w:type="gramEnd"/>
-      <w:r>
-        <w:rPr>
-          <w:rFonts w:ascii="Arial" w:hAnsi="Arial" w:cs="Arial"/>
-        </w:rPr>
-        <w:t>_</w:t>
-      </w:r>
-      <w:proofErr w:type="gramStart"/>
-      <w:r>
-        <w:rPr>
-          <w:rFonts w:ascii="Arial" w:hAnsi="Arial" w:cs="Arial"/>
-        </w:rPr>
-        <w:t>address.location</w:t>
+        <w:t>exchange_address.location</w:t>
       </w:r>
       <w:proofErr w:type="spellEnd"/>
-      <w:proofErr w:type="gramEnd"/>
-      <w:r>
-        <w:rPr>
-          <w:rFonts w:ascii="Arial" w:hAnsi="Arial" w:cs="Arial"/>
-        </w:rPr>
-        <w:t xml:space="preserve"> }}, </w:t>
-      </w:r>
-      <w:proofErr w:type="gramStart"/>
-      <w:r>
-        <w:rPr>
-          <w:rFonts w:ascii="Arial" w:hAnsi="Arial" w:cs="Arial"/>
-        </w:rPr>
-        <w:t xml:space="preserve">{{ </w:t>
+      <w:r>
+        <w:rPr>
+          <w:rFonts w:ascii="Arial" w:hAnsi="Arial" w:cs="Arial"/>
+        </w:rPr>
+        <w:t xml:space="preserve"> }}, {{ </w:t>
       </w:r>
       <w:proofErr w:type="spellStart"/>
       <w:r>
         <w:rPr>
           <w:rFonts w:ascii="Arial" w:hAnsi="Arial" w:cs="Arial"/>
         </w:rPr>
-        <w:t>exchange</w:t>
-      </w:r>
-      <w:proofErr w:type="gramEnd"/>
-      <w:r>
-        <w:rPr>
-          <w:rFonts w:ascii="Arial" w:hAnsi="Arial" w:cs="Arial"/>
-        </w:rPr>
-        <w:t>_</w:t>
-      </w:r>
-      <w:proofErr w:type="gramStart"/>
-      <w:r>
-        <w:rPr>
-          <w:rFonts w:ascii="Arial" w:hAnsi="Arial" w:cs="Arial"/>
-        </w:rPr>
-        <w:t>address.address</w:t>
-      </w:r>
-      <w:proofErr w:type="gramEnd"/>
-      <w:r>
-        <w:rPr>
-          <w:rFonts w:ascii="Arial" w:hAnsi="Arial" w:cs="Arial"/>
-        </w:rPr>
-        <w:t>.on_one_line</w:t>
+        <w:t>exchange_address.address.on_one_line</w:t>
       </w:r>
       <w:proofErr w:type="spellEnd"/>
       <w:r>
@@ -11953,14 +8048,7 @@
         <w:rPr>
           <w:rFonts w:ascii="Arial" w:hAnsi="Arial" w:cs="Arial"/>
         </w:rPr>
-        <w:t>additional_</w:t>
-      </w:r>
-      <w:proofErr w:type="gramStart"/>
-      <w:r>
-        <w:rPr>
-          <w:rFonts w:ascii="Arial" w:hAnsi="Arial" w:cs="Arial"/>
-        </w:rPr>
-        <w:t>time</w:t>
+        <w:t>additional_time</w:t>
       </w:r>
       <w:proofErr w:type="spellEnd"/>
       <w:r>
@@ -11969,7 +8057,6 @@
         </w:rPr>
         <w:t xml:space="preserve"> %}</w:t>
       </w:r>
-      <w:proofErr w:type="gramEnd"/>
     </w:p>
     <w:p>
       <w:pPr>
@@ -12005,7 +8092,6 @@
           <w:rFonts w:ascii="Arial" w:hAnsi="Arial" w:cs="Arial"/>
         </w:rPr>
       </w:pPr>
-      <w:proofErr w:type="gramStart"/>
       <w:r>
         <w:rPr>
           <w:rFonts w:ascii="Arial" w:hAnsi="Arial" w:cs="Arial"/>
@@ -12017,35 +8103,14 @@
         <w:rPr>
           <w:rFonts w:ascii="Arial" w:hAnsi="Arial" w:cs="Arial"/>
         </w:rPr>
-        <w:t>additional</w:t>
-      </w:r>
-      <w:proofErr w:type="gramEnd"/>
-      <w:r>
-        <w:rPr>
-          <w:rFonts w:ascii="Arial" w:hAnsi="Arial" w:cs="Arial"/>
-        </w:rPr>
-        <w:t>_time_</w:t>
-      </w:r>
-      <w:proofErr w:type="gramStart"/>
-      <w:r>
-        <w:rPr>
-          <w:rFonts w:ascii="Arial" w:hAnsi="Arial" w:cs="Arial"/>
-        </w:rPr>
-        <w:t>details</w:t>
+        <w:t>additional_time_details</w:t>
       </w:r>
       <w:proofErr w:type="spellEnd"/>
       <w:r>
         <w:rPr>
           <w:rFonts w:ascii="Arial" w:hAnsi="Arial" w:cs="Arial"/>
         </w:rPr>
-        <w:t xml:space="preserve"> }</w:t>
-      </w:r>
-      <w:proofErr w:type="gramEnd"/>
-      <w:r>
-        <w:rPr>
-          <w:rFonts w:ascii="Arial" w:hAnsi="Arial" w:cs="Arial"/>
-        </w:rPr>
-        <w:t>}</w:t>
+        <w:t xml:space="preserve"> }}</w:t>
       </w:r>
     </w:p>
     <w:p>
@@ -12077,16 +8142,8 @@
         <w:rPr>
           <w:rFonts w:ascii="Arial" w:hAnsi="Arial" w:cs="Arial"/>
         </w:rPr>
-        <w:t xml:space="preserve"> </w:t>
-      </w:r>
-      <w:proofErr w:type="gramStart"/>
-      <w:r>
-        <w:rPr>
-          <w:rFonts w:ascii="Arial" w:hAnsi="Arial" w:cs="Arial"/>
-        </w:rPr>
-        <w:t>endif %}</w:t>
-      </w:r>
-      <w:proofErr w:type="gramEnd"/>
+        <w:t xml:space="preserve"> endif %}</w:t>
+      </w:r>
     </w:p>
     <w:p>
       <w:pPr>
@@ -12236,47 +8293,25 @@
                 <w:u w:val="single"/>
               </w:rPr>
             </w:pPr>
-            <w:proofErr w:type="gramStart"/>
-            <w:r>
-              <w:rPr>
-                <w:rFonts w:ascii="Arial" w:hAnsi="Arial" w:cs="Arial"/>
-              </w:rPr>
-              <w:t>{{ users</w:t>
-            </w:r>
-            <w:proofErr w:type="gramEnd"/>
-            <w:r>
-              <w:rPr>
-                <w:rFonts w:ascii="Arial" w:hAnsi="Arial" w:cs="Arial"/>
-              </w:rPr>
-              <w:t>[0].</w:t>
-            </w:r>
-            <w:proofErr w:type="spellStart"/>
-            <w:r>
-              <w:rPr>
-                <w:rFonts w:ascii="Arial" w:hAnsi="Arial" w:cs="Arial"/>
-              </w:rPr>
-              <w:t>name_</w:t>
-            </w:r>
-            <w:proofErr w:type="gramStart"/>
-            <w:r>
-              <w:rPr>
-                <w:rFonts w:ascii="Arial" w:hAnsi="Arial" w:cs="Arial"/>
-              </w:rPr>
-              <w:t>full</w:t>
-            </w:r>
-            <w:proofErr w:type="spellEnd"/>
-            <w:r>
-              <w:rPr>
-                <w:rFonts w:ascii="Arial" w:hAnsi="Arial" w:cs="Arial"/>
-              </w:rPr>
-              <w:t>(</w:t>
-            </w:r>
-            <w:proofErr w:type="gramEnd"/>
-            <w:r>
-              <w:rPr>
-                <w:rFonts w:ascii="Arial" w:hAnsi="Arial" w:cs="Arial"/>
-              </w:rPr>
-              <w:t>) }}</w:t>
+            <w:r>
+              <w:rPr>
+                <w:rFonts w:ascii="Arial" w:hAnsi="Arial" w:cs="Arial"/>
+              </w:rPr>
+              <w:t>{{ users[0].</w:t>
+            </w:r>
+            <w:proofErr w:type="spellStart"/>
+            <w:r>
+              <w:rPr>
+                <w:rFonts w:ascii="Arial" w:hAnsi="Arial" w:cs="Arial"/>
+              </w:rPr>
+              <w:t>name_full</w:t>
+            </w:r>
+            <w:proofErr w:type="spellEnd"/>
+            <w:r>
+              <w:rPr>
+                <w:rFonts w:ascii="Arial" w:hAnsi="Arial" w:cs="Arial"/>
+              </w:rPr>
+              <w:t>() }}</w:t>
             </w:r>
           </w:p>
         </w:tc>
@@ -12543,70 +8578,28 @@
               <w:rPr>
                 <w:rFonts w:ascii="Arial" w:hAnsi="Arial" w:cs="Arial"/>
               </w:rPr>
-              <w:t>e_</w:t>
-            </w:r>
-            <w:proofErr w:type="gramStart"/>
-            <w:r>
-              <w:rPr>
-                <w:rFonts w:ascii="Arial" w:hAnsi="Arial" w:cs="Arial"/>
-              </w:rPr>
-              <w:t>signature</w:t>
-            </w:r>
-            <w:proofErr w:type="spellEnd"/>
-            <w:r>
-              <w:rPr>
-                <w:rFonts w:ascii="Arial" w:hAnsi="Arial" w:cs="Arial"/>
-              </w:rPr>
-              <w:t xml:space="preserve"> %}</w:t>
-            </w:r>
-            <w:proofErr w:type="gramEnd"/>
-            <w:r>
-              <w:rPr>
-                <w:rFonts w:ascii="Arial" w:hAnsi="Arial" w:cs="Arial"/>
-              </w:rPr>
-              <w:t xml:space="preserve">/s/ </w:t>
-            </w:r>
-            <w:proofErr w:type="gramStart"/>
-            <w:r>
-              <w:rPr>
-                <w:rFonts w:ascii="Arial" w:hAnsi="Arial" w:cs="Arial"/>
-              </w:rPr>
-              <w:t>{{ users</w:t>
-            </w:r>
-            <w:proofErr w:type="gramEnd"/>
-            <w:r>
-              <w:rPr>
-                <w:rFonts w:ascii="Arial" w:hAnsi="Arial" w:cs="Arial"/>
-              </w:rPr>
-              <w:t>[0].</w:t>
-            </w:r>
-            <w:proofErr w:type="spellStart"/>
-            <w:r>
-              <w:rPr>
-                <w:rFonts w:ascii="Arial" w:hAnsi="Arial" w:cs="Arial"/>
-              </w:rPr>
-              <w:t>name_</w:t>
-            </w:r>
-            <w:proofErr w:type="gramStart"/>
-            <w:r>
-              <w:rPr>
-                <w:rFonts w:ascii="Arial" w:hAnsi="Arial" w:cs="Arial"/>
-              </w:rPr>
-              <w:t>full</w:t>
-            </w:r>
-            <w:proofErr w:type="spellEnd"/>
-            <w:r>
-              <w:rPr>
-                <w:rFonts w:ascii="Arial" w:hAnsi="Arial" w:cs="Arial"/>
-              </w:rPr>
-              <w:t>() }}{</w:t>
-            </w:r>
-            <w:proofErr w:type="gramEnd"/>
-            <w:r>
-              <w:rPr>
-                <w:rFonts w:ascii="Arial" w:hAnsi="Arial" w:cs="Arial"/>
-              </w:rPr>
-              <w:t>% endif %}</w:t>
+              <w:t>e_signature</w:t>
+            </w:r>
+            <w:proofErr w:type="spellEnd"/>
+            <w:r>
+              <w:rPr>
+                <w:rFonts w:ascii="Arial" w:hAnsi="Arial" w:cs="Arial"/>
+              </w:rPr>
+              <w:t xml:space="preserve"> %}/s/ {{ users[0].</w:t>
+            </w:r>
+            <w:proofErr w:type="spellStart"/>
+            <w:r>
+              <w:rPr>
+                <w:rFonts w:ascii="Arial" w:hAnsi="Arial" w:cs="Arial"/>
+              </w:rPr>
+              <w:t>name_full</w:t>
+            </w:r>
+            <w:proofErr w:type="spellEnd"/>
+            <w:r>
+              <w:rPr>
+                <w:rFonts w:ascii="Arial" w:hAnsi="Arial" w:cs="Arial"/>
+              </w:rPr>
+              <w:t>() }}{% endif %}</w:t>
             </w:r>
           </w:p>
         </w:tc>
@@ -12657,19 +8650,11 @@
                 <w:rFonts w:ascii="Arial" w:hAnsi="Arial" w:cs="Arial"/>
               </w:rPr>
             </w:pPr>
-            <w:proofErr w:type="gramStart"/>
-            <w:r>
-              <w:rPr>
-                <w:rFonts w:ascii="Arial" w:hAnsi="Arial" w:cs="Arial"/>
-              </w:rPr>
-              <w:t>{{ today</w:t>
-            </w:r>
-            <w:proofErr w:type="gramEnd"/>
-            <w:r>
-              <w:rPr>
-                <w:rFonts w:ascii="Arial" w:hAnsi="Arial" w:cs="Arial"/>
-              </w:rPr>
-              <w:t>() }}</w:t>
+            <w:r>
+              <w:rPr>
+                <w:rFonts w:ascii="Arial" w:hAnsi="Arial" w:cs="Arial"/>
+              </w:rPr>
+              <w:t>{{ today() }}</w:t>
             </w:r>
           </w:p>
         </w:tc>
@@ -12793,47 +8778,25 @@
                 <w:rFonts w:ascii="Arial" w:hAnsi="Arial" w:cs="Arial"/>
               </w:rPr>
             </w:pPr>
-            <w:proofErr w:type="gramStart"/>
-            <w:r>
-              <w:rPr>
-                <w:rFonts w:ascii="Arial" w:hAnsi="Arial" w:cs="Arial"/>
-              </w:rPr>
-              <w:t>{{ users</w:t>
-            </w:r>
-            <w:proofErr w:type="gramEnd"/>
-            <w:r>
-              <w:rPr>
-                <w:rFonts w:ascii="Arial" w:hAnsi="Arial" w:cs="Arial"/>
-              </w:rPr>
-              <w:t>[0].</w:t>
-            </w:r>
-            <w:proofErr w:type="spellStart"/>
-            <w:r>
-              <w:rPr>
-                <w:rFonts w:ascii="Arial" w:hAnsi="Arial" w:cs="Arial"/>
-              </w:rPr>
-              <w:t>name_</w:t>
-            </w:r>
-            <w:proofErr w:type="gramStart"/>
-            <w:r>
-              <w:rPr>
-                <w:rFonts w:ascii="Arial" w:hAnsi="Arial" w:cs="Arial"/>
-              </w:rPr>
-              <w:t>full</w:t>
-            </w:r>
-            <w:proofErr w:type="spellEnd"/>
-            <w:r>
-              <w:rPr>
-                <w:rFonts w:ascii="Arial" w:hAnsi="Arial" w:cs="Arial"/>
-              </w:rPr>
-              <w:t>(</w:t>
-            </w:r>
-            <w:proofErr w:type="gramEnd"/>
-            <w:r>
-              <w:rPr>
-                <w:rFonts w:ascii="Arial" w:hAnsi="Arial" w:cs="Arial"/>
-              </w:rPr>
-              <w:t>) }}</w:t>
+            <w:r>
+              <w:rPr>
+                <w:rFonts w:ascii="Arial" w:hAnsi="Arial" w:cs="Arial"/>
+              </w:rPr>
+              <w:t>{{ users[0].</w:t>
+            </w:r>
+            <w:proofErr w:type="spellStart"/>
+            <w:r>
+              <w:rPr>
+                <w:rFonts w:ascii="Arial" w:hAnsi="Arial" w:cs="Arial"/>
+              </w:rPr>
+              <w:t>name_full</w:t>
+            </w:r>
+            <w:proofErr w:type="spellEnd"/>
+            <w:r>
+              <w:rPr>
+                <w:rFonts w:ascii="Arial" w:hAnsi="Arial" w:cs="Arial"/>
+              </w:rPr>
+              <w:t>() }}</w:t>
             </w:r>
           </w:p>
         </w:tc>
@@ -12990,7 +8953,6 @@
                 <w:rFonts w:ascii="Arial" w:hAnsi="Arial" w:cs="Arial"/>
               </w:rPr>
             </w:pPr>
-            <w:proofErr w:type="gramStart"/>
             <w:r>
               <w:rPr>
                 <w:rFonts w:ascii="Arial" w:hAnsi="Arial" w:cs="Arial"/>
@@ -13002,42 +8964,21 @@
               <w:rPr>
                 <w:rFonts w:ascii="Arial" w:hAnsi="Arial" w:cs="Arial"/>
               </w:rPr>
-              <w:t>phone</w:t>
-            </w:r>
-            <w:proofErr w:type="gramEnd"/>
-            <w:r>
-              <w:rPr>
-                <w:rFonts w:ascii="Arial" w:hAnsi="Arial" w:cs="Arial"/>
-              </w:rPr>
-              <w:t>_number_formatted</w:t>
-            </w:r>
-            <w:proofErr w:type="spellEnd"/>
-            <w:r>
-              <w:rPr>
-                <w:rFonts w:ascii="Arial" w:hAnsi="Arial" w:cs="Arial"/>
-              </w:rPr>
-              <w:t>(users[0</w:t>
-            </w:r>
-            <w:proofErr w:type="gramStart"/>
-            <w:r>
-              <w:rPr>
-                <w:rFonts w:ascii="Arial" w:hAnsi="Arial" w:cs="Arial"/>
-              </w:rPr>
-              <w:t>].</w:t>
-            </w:r>
-            <w:proofErr w:type="spellStart"/>
-            <w:r>
-              <w:rPr>
-                <w:rFonts w:ascii="Arial" w:hAnsi="Arial" w:cs="Arial"/>
-              </w:rPr>
-              <w:t>phone</w:t>
-            </w:r>
-            <w:proofErr w:type="gramEnd"/>
-            <w:r>
-              <w:rPr>
-                <w:rFonts w:ascii="Arial" w:hAnsi="Arial" w:cs="Arial"/>
-              </w:rPr>
-              <w:t>_number</w:t>
+              <w:t>phone_number_formatted</w:t>
+            </w:r>
+            <w:proofErr w:type="spellEnd"/>
+            <w:r>
+              <w:rPr>
+                <w:rFonts w:ascii="Arial" w:hAnsi="Arial" w:cs="Arial"/>
+              </w:rPr>
+              <w:t>(users[0].</w:t>
+            </w:r>
+            <w:proofErr w:type="spellStart"/>
+            <w:r>
+              <w:rPr>
+                <w:rFonts w:ascii="Arial" w:hAnsi="Arial" w:cs="Arial"/>
+              </w:rPr>
+              <w:t>phone_number</w:t>
             </w:r>
             <w:proofErr w:type="spellEnd"/>
             <w:r>
@@ -13105,91 +9046,21 @@
               <w:rPr>
                 <w:rFonts w:ascii="Arial" w:hAnsi="Arial" w:cs="Arial"/>
               </w:rPr>
-              <w:t xml:space="preserve">{% if </w:t>
-            </w:r>
-            <w:proofErr w:type="gramStart"/>
-            <w:r>
-              <w:rPr>
-                <w:rFonts w:ascii="Arial" w:hAnsi="Arial" w:cs="Arial"/>
-              </w:rPr>
-              <w:t>users[</w:t>
-            </w:r>
-            <w:proofErr w:type="gramEnd"/>
-            <w:r>
-              <w:rPr>
-                <w:rFonts w:ascii="Arial" w:hAnsi="Arial" w:cs="Arial"/>
-              </w:rPr>
-              <w:t>0</w:t>
-            </w:r>
-            <w:proofErr w:type="gramStart"/>
-            <w:r>
-              <w:rPr>
-                <w:rFonts w:ascii="Arial" w:hAnsi="Arial" w:cs="Arial"/>
-              </w:rPr>
-              <w:t>].</w:t>
-            </w:r>
-            <w:proofErr w:type="spellStart"/>
-            <w:r>
-              <w:rPr>
-                <w:rFonts w:ascii="Arial" w:hAnsi="Arial" w:cs="Arial"/>
-              </w:rPr>
-              <w:t>has</w:t>
-            </w:r>
-            <w:proofErr w:type="gramEnd"/>
-            <w:r>
-              <w:rPr>
-                <w:rFonts w:ascii="Arial" w:hAnsi="Arial" w:cs="Arial"/>
-              </w:rPr>
-              <w:t>_email_address</w:t>
-            </w:r>
-            <w:proofErr w:type="spellEnd"/>
-            <w:r>
-              <w:rPr>
-                <w:rFonts w:ascii="Arial" w:hAnsi="Arial" w:cs="Arial"/>
-              </w:rPr>
-              <w:t xml:space="preserve"> </w:t>
-            </w:r>
-            <w:proofErr w:type="gramStart"/>
-            <w:r>
-              <w:rPr>
-                <w:rFonts w:ascii="Arial" w:hAnsi="Arial" w:cs="Arial"/>
-              </w:rPr>
-              <w:t>%}{{ users</w:t>
-            </w:r>
-            <w:proofErr w:type="gramEnd"/>
-            <w:r>
-              <w:rPr>
-                <w:rFonts w:ascii="Arial" w:hAnsi="Arial" w:cs="Arial"/>
-              </w:rPr>
-              <w:t>[0</w:t>
-            </w:r>
-            <w:proofErr w:type="gramStart"/>
-            <w:r>
-              <w:rPr>
-                <w:rFonts w:ascii="Arial" w:hAnsi="Arial" w:cs="Arial"/>
-              </w:rPr>
-              <w:t>].email</w:t>
-            </w:r>
-            <w:proofErr w:type="gramEnd"/>
-            <w:r>
-              <w:rPr>
-                <w:rFonts w:ascii="Arial" w:hAnsi="Arial" w:cs="Arial"/>
-              </w:rPr>
-              <w:t xml:space="preserve"> </w:t>
-            </w:r>
-            <w:proofErr w:type="gramStart"/>
-            <w:r>
-              <w:rPr>
-                <w:rFonts w:ascii="Arial" w:hAnsi="Arial" w:cs="Arial"/>
-              </w:rPr>
-              <w:t>}}{</w:t>
-            </w:r>
-            <w:proofErr w:type="gramEnd"/>
-            <w:r>
-              <w:rPr>
-                <w:rFonts w:ascii="Arial" w:hAnsi="Arial" w:cs="Arial"/>
-              </w:rPr>
-              <w:t>% endif %}</w:t>
+              <w:t>{% if users[0].</w:t>
+            </w:r>
+            <w:proofErr w:type="spellStart"/>
+            <w:r>
+              <w:rPr>
+                <w:rFonts w:ascii="Arial" w:hAnsi="Arial" w:cs="Arial"/>
+              </w:rPr>
+              <w:t>has_email_address</w:t>
+            </w:r>
+            <w:proofErr w:type="spellEnd"/>
+            <w:r>
+              <w:rPr>
+                <w:rFonts w:ascii="Arial" w:hAnsi="Arial" w:cs="Arial"/>
+              </w:rPr>
+              <w:t xml:space="preserve"> %}{{ users[0].email }}{% endif %}</w:t>
             </w:r>
           </w:p>
         </w:tc>
@@ -13315,40 +9186,18 @@
                 <w:rFonts w:ascii="Arial" w:hAnsi="Arial" w:cs="Arial"/>
               </w:rPr>
             </w:pPr>
-            <w:proofErr w:type="gramStart"/>
-            <w:r>
-              <w:rPr>
-                <w:rFonts w:ascii="Arial" w:hAnsi="Arial" w:cs="Arial"/>
-              </w:rPr>
-              <w:t>{{ users</w:t>
-            </w:r>
-            <w:proofErr w:type="gramEnd"/>
-            <w:r>
-              <w:rPr>
-                <w:rFonts w:ascii="Arial" w:hAnsi="Arial" w:cs="Arial"/>
-              </w:rPr>
-              <w:t>[0</w:t>
-            </w:r>
-            <w:proofErr w:type="gramStart"/>
-            <w:r>
-              <w:rPr>
-                <w:rFonts w:ascii="Arial" w:hAnsi="Arial" w:cs="Arial"/>
-              </w:rPr>
-              <w:t>].</w:t>
-            </w:r>
-            <w:proofErr w:type="spellStart"/>
-            <w:r>
-              <w:rPr>
-                <w:rFonts w:ascii="Arial" w:hAnsi="Arial" w:cs="Arial"/>
-              </w:rPr>
-              <w:t>address</w:t>
-            </w:r>
-            <w:proofErr w:type="gramEnd"/>
-            <w:r>
-              <w:rPr>
-                <w:rFonts w:ascii="Arial" w:hAnsi="Arial" w:cs="Arial"/>
-              </w:rPr>
-              <w:t>.on_one_line</w:t>
+            <w:r>
+              <w:rPr>
+                <w:rFonts w:ascii="Arial" w:hAnsi="Arial" w:cs="Arial"/>
+              </w:rPr>
+              <w:t>{{ users[0].</w:t>
+            </w:r>
+            <w:proofErr w:type="spellStart"/>
+            <w:r>
+              <w:rPr>
+                <w:rFonts w:ascii="Arial" w:hAnsi="Arial" w:cs="Arial"/>
+              </w:rPr>
+              <w:t>address.on_one_line</w:t>
             </w:r>
             <w:proofErr w:type="spellEnd"/>
             <w:r>

--- a/docassemble/ParentingTimeSchedule/data/templates/Motion_to_modify_parenting_time.docx
+++ b/docassemble/ParentingTimeSchedule/data/templates/Motion_to_modify_parenting_time.docx
@@ -40,6 +40,7 @@
         </w:rPr>
         <w:t xml:space="preserve">IN THE CIRCUIT COURT OF </w:t>
       </w:r>
+      <w:proofErr w:type="gramStart"/>
       <w:r>
         <w:rPr>
           <w:rFonts w:ascii="Arial" w:hAnsi="Arial" w:cs="Arial"/>
@@ -51,14 +52,43 @@
         <w:rPr>
           <w:rFonts w:ascii="Arial" w:hAnsi="Arial" w:cs="Arial"/>
         </w:rPr>
-        <w:t>filing_county.upper</w:t>
+        <w:t>filing</w:t>
+      </w:r>
+      <w:proofErr w:type="gramEnd"/>
+      <w:r>
+        <w:rPr>
+          <w:rFonts w:ascii="Arial" w:hAnsi="Arial" w:cs="Arial"/>
+        </w:rPr>
+        <w:t>_</w:t>
+      </w:r>
+      <w:proofErr w:type="gramStart"/>
+      <w:r>
+        <w:rPr>
+          <w:rFonts w:ascii="Arial" w:hAnsi="Arial" w:cs="Arial"/>
+        </w:rPr>
+        <w:t>county.upper</w:t>
       </w:r>
       <w:proofErr w:type="spellEnd"/>
-      <w:r>
-        <w:rPr>
-          <w:rFonts w:ascii="Arial" w:hAnsi="Arial" w:cs="Arial"/>
-        </w:rPr>
-        <w:t xml:space="preserve">() }} </w:t>
+      <w:proofErr w:type="gramEnd"/>
+      <w:r>
+        <w:rPr>
+          <w:rFonts w:ascii="Arial" w:hAnsi="Arial" w:cs="Arial"/>
+        </w:rPr>
+        <w:t>(</w:t>
+      </w:r>
+      <w:proofErr w:type="gramStart"/>
+      <w:r>
+        <w:rPr>
+          <w:rFonts w:ascii="Arial" w:hAnsi="Arial" w:cs="Arial"/>
+        </w:rPr>
+        <w:t>) }</w:t>
+      </w:r>
+      <w:proofErr w:type="gramEnd"/>
+      <w:r>
+        <w:rPr>
+          <w:rFonts w:ascii="Arial" w:hAnsi="Arial" w:cs="Arial"/>
+        </w:rPr>
+        <w:t xml:space="preserve">} </w:t>
       </w:r>
       <w:r>
         <w:rPr>
@@ -138,30 +168,16 @@
               <w:rPr>
                 <w:rFonts w:ascii="Arial" w:hAnsi="Arial" w:cs="Arial"/>
               </w:rPr>
-              <w:t xml:space="preserve"> == 'petitioner' %}{{ users[0].</w:t>
-            </w:r>
-            <w:proofErr w:type="spellStart"/>
-            <w:r>
-              <w:rPr>
-                <w:rFonts w:ascii="Arial" w:hAnsi="Arial" w:cs="Arial"/>
-              </w:rPr>
-              <w:t>name_full</w:t>
-            </w:r>
-            <w:proofErr w:type="spellEnd"/>
-            <w:r>
-              <w:rPr>
-                <w:rFonts w:ascii="Arial" w:hAnsi="Arial" w:cs="Arial"/>
-              </w:rPr>
-              <w:t xml:space="preserve">() }}{% else %}{{ </w:t>
-            </w:r>
-            <w:proofErr w:type="spellStart"/>
-            <w:r>
-              <w:rPr>
-                <w:rFonts w:ascii="Arial" w:hAnsi="Arial" w:cs="Arial"/>
-              </w:rPr>
-              <w:t>other_parties</w:t>
-            </w:r>
-            <w:proofErr w:type="spellEnd"/>
+              <w:t xml:space="preserve"> == 'petitioner' </w:t>
+            </w:r>
+            <w:proofErr w:type="gramStart"/>
+            <w:r>
+              <w:rPr>
+                <w:rFonts w:ascii="Arial" w:hAnsi="Arial" w:cs="Arial"/>
+              </w:rPr>
+              <w:t>%}{{ users</w:t>
+            </w:r>
+            <w:proofErr w:type="gramEnd"/>
             <w:r>
               <w:rPr>
                 <w:rFonts w:ascii="Arial" w:hAnsi="Arial" w:cs="Arial"/>
@@ -173,14 +189,84 @@
               <w:rPr>
                 <w:rFonts w:ascii="Arial" w:hAnsi="Arial" w:cs="Arial"/>
               </w:rPr>
-              <w:t>name_full</w:t>
-            </w:r>
-            <w:proofErr w:type="spellEnd"/>
-            <w:r>
-              <w:rPr>
-                <w:rFonts w:ascii="Arial" w:hAnsi="Arial" w:cs="Arial"/>
-              </w:rPr>
-              <w:t>() }}{% endif %}</w:t>
+              <w:t>name_</w:t>
+            </w:r>
+            <w:proofErr w:type="gramStart"/>
+            <w:r>
+              <w:rPr>
+                <w:rFonts w:ascii="Arial" w:hAnsi="Arial" w:cs="Arial"/>
+              </w:rPr>
+              <w:t>full</w:t>
+            </w:r>
+            <w:proofErr w:type="spellEnd"/>
+            <w:r>
+              <w:rPr>
+                <w:rFonts w:ascii="Arial" w:hAnsi="Arial" w:cs="Arial"/>
+              </w:rPr>
+              <w:t>() }}{</w:t>
+            </w:r>
+            <w:proofErr w:type="gramEnd"/>
+            <w:r>
+              <w:rPr>
+                <w:rFonts w:ascii="Arial" w:hAnsi="Arial" w:cs="Arial"/>
+              </w:rPr>
+              <w:t xml:space="preserve">% else </w:t>
+            </w:r>
+            <w:proofErr w:type="gramStart"/>
+            <w:r>
+              <w:rPr>
+                <w:rFonts w:ascii="Arial" w:hAnsi="Arial" w:cs="Arial"/>
+              </w:rPr>
+              <w:t xml:space="preserve">%}{{ </w:t>
+            </w:r>
+            <w:proofErr w:type="spellStart"/>
+            <w:r>
+              <w:rPr>
+                <w:rFonts w:ascii="Arial" w:hAnsi="Arial" w:cs="Arial"/>
+              </w:rPr>
+              <w:t>other</w:t>
+            </w:r>
+            <w:proofErr w:type="gramEnd"/>
+            <w:r>
+              <w:rPr>
+                <w:rFonts w:ascii="Arial" w:hAnsi="Arial" w:cs="Arial"/>
+              </w:rPr>
+              <w:t>_parties</w:t>
+            </w:r>
+            <w:proofErr w:type="spellEnd"/>
+            <w:r>
+              <w:rPr>
+                <w:rFonts w:ascii="Arial" w:hAnsi="Arial" w:cs="Arial"/>
+              </w:rPr>
+              <w:t>[0].</w:t>
+            </w:r>
+            <w:proofErr w:type="spellStart"/>
+            <w:r>
+              <w:rPr>
+                <w:rFonts w:ascii="Arial" w:hAnsi="Arial" w:cs="Arial"/>
+              </w:rPr>
+              <w:t>name_</w:t>
+            </w:r>
+            <w:proofErr w:type="gramStart"/>
+            <w:r>
+              <w:rPr>
+                <w:rFonts w:ascii="Arial" w:hAnsi="Arial" w:cs="Arial"/>
+              </w:rPr>
+              <w:t>full</w:t>
+            </w:r>
+            <w:proofErr w:type="spellEnd"/>
+            <w:r>
+              <w:rPr>
+                <w:rFonts w:ascii="Arial" w:hAnsi="Arial" w:cs="Arial"/>
+              </w:rPr>
+              <w:t>() }}{</w:t>
+            </w:r>
+            <w:proofErr w:type="gramEnd"/>
+            <w:r>
+              <w:rPr>
+                <w:rFonts w:ascii="Arial" w:hAnsi="Arial" w:cs="Arial"/>
+              </w:rPr>
+              <w:t>% endif %}</w:t>
             </w:r>
           </w:p>
         </w:tc>
@@ -301,6 +387,7 @@
                 <w:rFonts w:ascii="Arial" w:hAnsi="Arial" w:cs="Arial"/>
               </w:rPr>
             </w:pPr>
+            <w:proofErr w:type="gramStart"/>
             <w:r>
               <w:rPr>
                 <w:rFonts w:ascii="Arial" w:hAnsi="Arial" w:cs="Arial"/>
@@ -326,6 +413,7 @@
               </w:rPr>
               <w:t>ase</w:t>
             </w:r>
+            <w:proofErr w:type="gramEnd"/>
             <w:r>
               <w:rPr>
                 <w:rFonts w:ascii="Arial" w:hAnsi="Arial" w:cs="Arial"/>
@@ -476,14 +564,28 @@
               <w:rPr>
                 <w:rFonts w:ascii="Arial" w:hAnsi="Arial" w:cs="Arial"/>
               </w:rPr>
-              <w:t xml:space="preserve"> == 'petitioner' %}{{ </w:t>
-            </w:r>
-            <w:proofErr w:type="spellStart"/>
-            <w:r>
-              <w:rPr>
-                <w:rFonts w:ascii="Arial" w:hAnsi="Arial" w:cs="Arial"/>
-              </w:rPr>
-              <w:t>other_parties</w:t>
+              <w:t xml:space="preserve"> == 'petitioner' </w:t>
+            </w:r>
+            <w:proofErr w:type="gramStart"/>
+            <w:r>
+              <w:rPr>
+                <w:rFonts w:ascii="Arial" w:hAnsi="Arial" w:cs="Arial"/>
+              </w:rPr>
+              <w:t xml:space="preserve">%}{{ </w:t>
+            </w:r>
+            <w:proofErr w:type="spellStart"/>
+            <w:r>
+              <w:rPr>
+                <w:rFonts w:ascii="Arial" w:hAnsi="Arial" w:cs="Arial"/>
+              </w:rPr>
+              <w:t>other</w:t>
+            </w:r>
+            <w:proofErr w:type="gramEnd"/>
+            <w:r>
+              <w:rPr>
+                <w:rFonts w:ascii="Arial" w:hAnsi="Arial" w:cs="Arial"/>
+              </w:rPr>
+              <w:t>_parties</w:t>
             </w:r>
             <w:proofErr w:type="spellEnd"/>
             <w:r>
@@ -497,28 +599,70 @@
               <w:rPr>
                 <w:rFonts w:ascii="Arial" w:hAnsi="Arial" w:cs="Arial"/>
               </w:rPr>
-              <w:t>name_full</w:t>
-            </w:r>
-            <w:proofErr w:type="spellEnd"/>
-            <w:r>
-              <w:rPr>
-                <w:rFonts w:ascii="Arial" w:hAnsi="Arial" w:cs="Arial"/>
-              </w:rPr>
-              <w:t>() }}{% else %}{{ users[0].</w:t>
-            </w:r>
-            <w:proofErr w:type="spellStart"/>
-            <w:r>
-              <w:rPr>
-                <w:rFonts w:ascii="Arial" w:hAnsi="Arial" w:cs="Arial"/>
-              </w:rPr>
-              <w:t>name_full</w:t>
-            </w:r>
-            <w:proofErr w:type="spellEnd"/>
-            <w:r>
-              <w:rPr>
-                <w:rFonts w:ascii="Arial" w:hAnsi="Arial" w:cs="Arial"/>
-              </w:rPr>
-              <w:t>() }}{% endif %}</w:t>
+              <w:t>name_</w:t>
+            </w:r>
+            <w:proofErr w:type="gramStart"/>
+            <w:r>
+              <w:rPr>
+                <w:rFonts w:ascii="Arial" w:hAnsi="Arial" w:cs="Arial"/>
+              </w:rPr>
+              <w:t>full</w:t>
+            </w:r>
+            <w:proofErr w:type="spellEnd"/>
+            <w:r>
+              <w:rPr>
+                <w:rFonts w:ascii="Arial" w:hAnsi="Arial" w:cs="Arial"/>
+              </w:rPr>
+              <w:t>() }}{</w:t>
+            </w:r>
+            <w:proofErr w:type="gramEnd"/>
+            <w:r>
+              <w:rPr>
+                <w:rFonts w:ascii="Arial" w:hAnsi="Arial" w:cs="Arial"/>
+              </w:rPr>
+              <w:t xml:space="preserve">% else </w:t>
+            </w:r>
+            <w:proofErr w:type="gramStart"/>
+            <w:r>
+              <w:rPr>
+                <w:rFonts w:ascii="Arial" w:hAnsi="Arial" w:cs="Arial"/>
+              </w:rPr>
+              <w:t>%}{{ users</w:t>
+            </w:r>
+            <w:proofErr w:type="gramEnd"/>
+            <w:r>
+              <w:rPr>
+                <w:rFonts w:ascii="Arial" w:hAnsi="Arial" w:cs="Arial"/>
+              </w:rPr>
+              <w:t>[0].</w:t>
+            </w:r>
+            <w:proofErr w:type="spellStart"/>
+            <w:r>
+              <w:rPr>
+                <w:rFonts w:ascii="Arial" w:hAnsi="Arial" w:cs="Arial"/>
+              </w:rPr>
+              <w:t>name_</w:t>
+            </w:r>
+            <w:proofErr w:type="gramStart"/>
+            <w:r>
+              <w:rPr>
+                <w:rFonts w:ascii="Arial" w:hAnsi="Arial" w:cs="Arial"/>
+              </w:rPr>
+              <w:t>full</w:t>
+            </w:r>
+            <w:proofErr w:type="spellEnd"/>
+            <w:r>
+              <w:rPr>
+                <w:rFonts w:ascii="Arial" w:hAnsi="Arial" w:cs="Arial"/>
+              </w:rPr>
+              <w:t>() }}{</w:t>
+            </w:r>
+            <w:proofErr w:type="gramEnd"/>
+            <w:r>
+              <w:rPr>
+                <w:rFonts w:ascii="Arial" w:hAnsi="Arial" w:cs="Arial"/>
+              </w:rPr>
+              <w:t>% endif %}</w:t>
             </w:r>
             <w:r>
               <w:rPr>
@@ -666,9 +810,9 @@
           <w:bCs/>
           <w:u w:val="single"/>
         </w:rPr>
-        <w:t xml:space="preserve">MOTION TO {% if </w:t>
-      </w:r>
-      <w:proofErr w:type="spellStart"/>
+        <w:t xml:space="preserve">MOTION </w:t>
+      </w:r>
+      <w:proofErr w:type="gramStart"/>
       <w:r>
         <w:rPr>
           <w:rFonts w:ascii="Arial" w:hAnsi="Arial" w:cs="Arial"/>
@@ -676,9 +820,9 @@
           <w:bCs/>
           <w:u w:val="single"/>
         </w:rPr>
-        <w:t>have_set_schedule</w:t>
-      </w:r>
-      <w:proofErr w:type="spellEnd"/>
+        <w:t>TO {%</w:t>
+      </w:r>
+      <w:proofErr w:type="gramEnd"/>
       <w:r>
         <w:rPr>
           <w:rFonts w:ascii="Arial" w:hAnsi="Arial" w:cs="Arial"/>
@@ -686,7 +830,87 @@
           <w:bCs/>
           <w:u w:val="single"/>
         </w:rPr>
-        <w:t xml:space="preserve"> %}MODIFY{% else %}SPECIFY{% endif %} PARENTING TIME</w:t>
+        <w:t xml:space="preserve"> if </w:t>
+      </w:r>
+      <w:proofErr w:type="spellStart"/>
+      <w:r>
+        <w:rPr>
+          <w:rFonts w:ascii="Arial" w:hAnsi="Arial" w:cs="Arial"/>
+          <w:b/>
+          <w:bCs/>
+          <w:u w:val="single"/>
+        </w:rPr>
+        <w:t>have_set_schedule</w:t>
+      </w:r>
+      <w:proofErr w:type="spellEnd"/>
+      <w:r>
+        <w:rPr>
+          <w:rFonts w:ascii="Arial" w:hAnsi="Arial" w:cs="Arial"/>
+          <w:b/>
+          <w:bCs/>
+          <w:u w:val="single"/>
+        </w:rPr>
+        <w:t xml:space="preserve"> </w:t>
+      </w:r>
+      <w:proofErr w:type="gramStart"/>
+      <w:r>
+        <w:rPr>
+          <w:rFonts w:ascii="Arial" w:hAnsi="Arial" w:cs="Arial"/>
+          <w:b/>
+          <w:bCs/>
+          <w:u w:val="single"/>
+        </w:rPr>
+        <w:t>%}MODIFY</w:t>
+      </w:r>
+      <w:proofErr w:type="gramEnd"/>
+      <w:r>
+        <w:rPr>
+          <w:rFonts w:ascii="Arial" w:hAnsi="Arial" w:cs="Arial"/>
+          <w:b/>
+          <w:bCs/>
+          <w:u w:val="single"/>
+        </w:rPr>
+        <w:t xml:space="preserve">{% else </w:t>
+      </w:r>
+      <w:proofErr w:type="gramStart"/>
+      <w:r>
+        <w:rPr>
+          <w:rFonts w:ascii="Arial" w:hAnsi="Arial" w:cs="Arial"/>
+          <w:b/>
+          <w:bCs/>
+          <w:u w:val="single"/>
+        </w:rPr>
+        <w:t>%}SPECIFY</w:t>
+      </w:r>
+      <w:proofErr w:type="gramEnd"/>
+      <w:r>
+        <w:rPr>
+          <w:rFonts w:ascii="Arial" w:hAnsi="Arial" w:cs="Arial"/>
+          <w:b/>
+          <w:bCs/>
+          <w:u w:val="single"/>
+        </w:rPr>
+        <w:t xml:space="preserve">{% </w:t>
+      </w:r>
+      <w:proofErr w:type="gramStart"/>
+      <w:r>
+        <w:rPr>
+          <w:rFonts w:ascii="Arial" w:hAnsi="Arial" w:cs="Arial"/>
+          <w:b/>
+          <w:bCs/>
+          <w:u w:val="single"/>
+        </w:rPr>
+        <w:t>endif %}</w:t>
+      </w:r>
+      <w:proofErr w:type="gramEnd"/>
+      <w:r>
+        <w:rPr>
+          <w:rFonts w:ascii="Arial" w:hAnsi="Arial" w:cs="Arial"/>
+          <w:b/>
+          <w:bCs/>
+          <w:u w:val="single"/>
+        </w:rPr>
+        <w:t xml:space="preserve"> PARENTING TIME</w:t>
       </w:r>
     </w:p>
     <w:p>
@@ -714,21 +938,49 @@
         <w:rPr>
           <w:rFonts w:ascii="Arial" w:hAnsi="Arial" w:cs="Arial"/>
         </w:rPr>
-        <w:t>, {{ users[0].</w:t>
+        <w:t xml:space="preserve">, </w:t>
+      </w:r>
+      <w:proofErr w:type="gramStart"/>
+      <w:r>
+        <w:rPr>
+          <w:rFonts w:ascii="Arial" w:hAnsi="Arial" w:cs="Arial"/>
+        </w:rPr>
+        <w:t>{{ users</w:t>
+      </w:r>
+      <w:proofErr w:type="gramEnd"/>
+      <w:r>
+        <w:rPr>
+          <w:rFonts w:ascii="Arial" w:hAnsi="Arial" w:cs="Arial"/>
+        </w:rPr>
+        <w:t>[0].</w:t>
       </w:r>
       <w:proofErr w:type="spellStart"/>
       <w:r>
         <w:rPr>
           <w:rFonts w:ascii="Arial" w:hAnsi="Arial" w:cs="Arial"/>
         </w:rPr>
-        <w:t>name_full</w:t>
+        <w:t>name_</w:t>
+      </w:r>
+      <w:proofErr w:type="gramStart"/>
+      <w:r>
+        <w:rPr>
+          <w:rFonts w:ascii="Arial" w:hAnsi="Arial" w:cs="Arial"/>
+        </w:rPr>
+        <w:t>full</w:t>
       </w:r>
       <w:proofErr w:type="spellEnd"/>
       <w:r>
         <w:rPr>
           <w:rFonts w:ascii="Arial" w:hAnsi="Arial" w:cs="Arial"/>
         </w:rPr>
-        <w:t xml:space="preserve">() }}, ask this Honorable Court to {% if </w:t>
+        <w:t>() }</w:t>
+      </w:r>
+      <w:proofErr w:type="gramEnd"/>
+      <w:r>
+        <w:rPr>
+          <w:rFonts w:ascii="Arial" w:hAnsi="Arial" w:cs="Arial"/>
+        </w:rPr>
+        <w:t xml:space="preserve">}, ask this Honorable Court to {% if </w:t>
       </w:r>
       <w:proofErr w:type="spellStart"/>
       <w:r>
@@ -742,21 +994,105 @@
         <w:rPr>
           <w:rFonts w:ascii="Arial" w:hAnsi="Arial" w:cs="Arial"/>
         </w:rPr>
-        <w:t xml:space="preserve"> %}modify an existing order of parenting time{% else %}order a specific parenting time schedule{% endif %} involving the children of the parties, {{ </w:t>
+        <w:t xml:space="preserve"> </w:t>
+      </w:r>
+      <w:proofErr w:type="gramStart"/>
+      <w:r>
+        <w:rPr>
+          <w:rFonts w:ascii="Arial" w:hAnsi="Arial" w:cs="Arial"/>
+        </w:rPr>
+        <w:t>%}modify</w:t>
+      </w:r>
+      <w:proofErr w:type="gramEnd"/>
+      <w:r>
+        <w:rPr>
+          <w:rFonts w:ascii="Arial" w:hAnsi="Arial" w:cs="Arial"/>
+        </w:rPr>
+        <w:t xml:space="preserve"> an existing order of parenting </w:t>
+      </w:r>
+      <w:proofErr w:type="gramStart"/>
+      <w:r>
+        <w:rPr>
+          <w:rFonts w:ascii="Arial" w:hAnsi="Arial" w:cs="Arial"/>
+        </w:rPr>
+        <w:t>time{</w:t>
+      </w:r>
+      <w:proofErr w:type="gramEnd"/>
+      <w:r>
+        <w:rPr>
+          <w:rFonts w:ascii="Arial" w:hAnsi="Arial" w:cs="Arial"/>
+        </w:rPr>
+        <w:t xml:space="preserve">% else </w:t>
+      </w:r>
+      <w:proofErr w:type="gramStart"/>
+      <w:r>
+        <w:rPr>
+          <w:rFonts w:ascii="Arial" w:hAnsi="Arial" w:cs="Arial"/>
+        </w:rPr>
+        <w:t>%}order</w:t>
+      </w:r>
+      <w:proofErr w:type="gramEnd"/>
+      <w:r>
+        <w:rPr>
+          <w:rFonts w:ascii="Arial" w:hAnsi="Arial" w:cs="Arial"/>
+        </w:rPr>
+        <w:t xml:space="preserve"> a specific parenting time </w:t>
+      </w:r>
+      <w:proofErr w:type="gramStart"/>
+      <w:r>
+        <w:rPr>
+          <w:rFonts w:ascii="Arial" w:hAnsi="Arial" w:cs="Arial"/>
+        </w:rPr>
+        <w:t>schedule{</w:t>
+      </w:r>
+      <w:proofErr w:type="gramEnd"/>
+      <w:r>
+        <w:rPr>
+          <w:rFonts w:ascii="Arial" w:hAnsi="Arial" w:cs="Arial"/>
+        </w:rPr>
+        <w:t xml:space="preserve">% endif %} involving the children of the parties, </w:t>
+      </w:r>
+      <w:proofErr w:type="gramStart"/>
+      <w:r>
+        <w:rPr>
+          <w:rFonts w:ascii="Arial" w:hAnsi="Arial" w:cs="Arial"/>
+        </w:rPr>
+        <w:t xml:space="preserve">{{ </w:t>
       </w:r>
       <w:proofErr w:type="spellStart"/>
       <w:r>
         <w:rPr>
           <w:rFonts w:ascii="Arial" w:hAnsi="Arial" w:cs="Arial"/>
         </w:rPr>
-        <w:t>children.full_names</w:t>
+        <w:t>children</w:t>
+      </w:r>
+      <w:proofErr w:type="gramEnd"/>
+      <w:r>
+        <w:rPr>
+          <w:rFonts w:ascii="Arial" w:hAnsi="Arial" w:cs="Arial"/>
+        </w:rPr>
+        <w:t>.full_</w:t>
+      </w:r>
+      <w:proofErr w:type="gramStart"/>
+      <w:r>
+        <w:rPr>
+          <w:rFonts w:ascii="Arial" w:hAnsi="Arial" w:cs="Arial"/>
+        </w:rPr>
+        <w:t>names</w:t>
       </w:r>
       <w:proofErr w:type="spellEnd"/>
       <w:r>
         <w:rPr>
           <w:rFonts w:ascii="Arial" w:hAnsi="Arial" w:cs="Arial"/>
         </w:rPr>
-        <w:t>() }}. In support of my motion, I state that the following is true and correct:</w:t>
+        <w:t>() }</w:t>
+      </w:r>
+      <w:proofErr w:type="gramEnd"/>
+      <w:r>
+        <w:rPr>
+          <w:rFonts w:ascii="Arial" w:hAnsi="Arial" w:cs="Arial"/>
+        </w:rPr>
+        <w:t>}. In support of my motion, I state that the following is true and correct:</w:t>
       </w:r>
     </w:p>
     <w:p>
@@ -823,35 +1159,105 @@
         <w:rPr>
           <w:rFonts w:ascii="Arial" w:hAnsi="Arial" w:cs="Arial"/>
         </w:rPr>
-        <w:t>is {{ users[0].</w:t>
+        <w:t xml:space="preserve">is </w:t>
+      </w:r>
+      <w:proofErr w:type="gramStart"/>
+      <w:r>
+        <w:rPr>
+          <w:rFonts w:ascii="Arial" w:hAnsi="Arial" w:cs="Arial"/>
+        </w:rPr>
+        <w:t>{{ users</w:t>
+      </w:r>
+      <w:proofErr w:type="gramEnd"/>
+      <w:r>
+        <w:rPr>
+          <w:rFonts w:ascii="Arial" w:hAnsi="Arial" w:cs="Arial"/>
+        </w:rPr>
+        <w:t>[0].</w:t>
       </w:r>
       <w:proofErr w:type="spellStart"/>
       <w:r>
         <w:rPr>
           <w:rFonts w:ascii="Arial" w:hAnsi="Arial" w:cs="Arial"/>
         </w:rPr>
-        <w:t>name_full</w:t>
+        <w:t>name_</w:t>
+      </w:r>
+      <w:proofErr w:type="gramStart"/>
+      <w:r>
+        <w:rPr>
+          <w:rFonts w:ascii="Arial" w:hAnsi="Arial" w:cs="Arial"/>
+        </w:rPr>
+        <w:t>full</w:t>
       </w:r>
       <w:proofErr w:type="spellEnd"/>
       <w:r>
         <w:rPr>
           <w:rFonts w:ascii="Arial" w:hAnsi="Arial" w:cs="Arial"/>
         </w:rPr>
-        <w:t>() }}. I am {{ users[0].</w:t>
+        <w:t>() }</w:t>
+      </w:r>
+      <w:proofErr w:type="gramEnd"/>
+      <w:r>
+        <w:rPr>
+          <w:rFonts w:ascii="Arial" w:hAnsi="Arial" w:cs="Arial"/>
+        </w:rPr>
+        <w:t xml:space="preserve">}. I am </w:t>
+      </w:r>
+      <w:proofErr w:type="gramStart"/>
+      <w:r>
+        <w:rPr>
+          <w:rFonts w:ascii="Arial" w:hAnsi="Arial" w:cs="Arial"/>
+        </w:rPr>
+        <w:t>{{ users</w:t>
+      </w:r>
+      <w:proofErr w:type="gramEnd"/>
+      <w:r>
+        <w:rPr>
+          <w:rFonts w:ascii="Arial" w:hAnsi="Arial" w:cs="Arial"/>
+        </w:rPr>
+        <w:t>[0</w:t>
+      </w:r>
+      <w:proofErr w:type="gramStart"/>
+      <w:r>
+        <w:rPr>
+          <w:rFonts w:ascii="Arial" w:hAnsi="Arial" w:cs="Arial"/>
+        </w:rPr>
+        <w:t>].</w:t>
       </w:r>
       <w:proofErr w:type="spellStart"/>
       <w:r>
         <w:rPr>
           <w:rFonts w:ascii="Arial" w:hAnsi="Arial" w:cs="Arial"/>
         </w:rPr>
-        <w:t>age_in_years</w:t>
+        <w:t>age</w:t>
+      </w:r>
+      <w:proofErr w:type="gramEnd"/>
+      <w:r>
+        <w:rPr>
+          <w:rFonts w:ascii="Arial" w:hAnsi="Arial" w:cs="Arial"/>
+        </w:rPr>
+        <w:t>_in_</w:t>
+      </w:r>
+      <w:proofErr w:type="gramStart"/>
+      <w:r>
+        <w:rPr>
+          <w:rFonts w:ascii="Arial" w:hAnsi="Arial" w:cs="Arial"/>
+        </w:rPr>
+        <w:t>years</w:t>
       </w:r>
       <w:proofErr w:type="spellEnd"/>
       <w:r>
         <w:rPr>
           <w:rFonts w:ascii="Arial" w:hAnsi="Arial" w:cs="Arial"/>
         </w:rPr>
-        <w:t xml:space="preserve">() }} years old. {% if </w:t>
+        <w:t>() }</w:t>
+      </w:r>
+      <w:proofErr w:type="gramEnd"/>
+      <w:r>
+        <w:rPr>
+          <w:rFonts w:ascii="Arial" w:hAnsi="Arial" w:cs="Arial"/>
+        </w:rPr>
+        <w:t xml:space="preserve">} years old. {% if </w:t>
       </w:r>
       <w:proofErr w:type="spellStart"/>
       <w:r>
@@ -865,22 +1271,114 @@
         <w:rPr>
           <w:rFonts w:ascii="Arial" w:hAnsi="Arial" w:cs="Arial"/>
         </w:rPr>
-        <w:t xml:space="preserve"> %}I am using an alternative address because disclosing my address would put me or my household at risk.{% else %}I live at {{ users[0].</w:t>
+        <w:t xml:space="preserve"> </w:t>
+      </w:r>
+      <w:proofErr w:type="gramStart"/>
+      <w:r>
+        <w:rPr>
+          <w:rFonts w:ascii="Arial" w:hAnsi="Arial" w:cs="Arial"/>
+        </w:rPr>
+        <w:t>%}I</w:t>
+      </w:r>
+      <w:proofErr w:type="gramEnd"/>
+      <w:r>
+        <w:rPr>
+          <w:rFonts w:ascii="Arial" w:hAnsi="Arial" w:cs="Arial"/>
+        </w:rPr>
+        <w:t xml:space="preserve"> am using an alternative address because disclosing my address would put me or my household at </w:t>
+      </w:r>
+      <w:proofErr w:type="gramStart"/>
+      <w:r>
+        <w:rPr>
+          <w:rFonts w:ascii="Arial" w:hAnsi="Arial" w:cs="Arial"/>
+        </w:rPr>
+        <w:t>risk.{</w:t>
+      </w:r>
+      <w:proofErr w:type="gramEnd"/>
+      <w:r>
+        <w:rPr>
+          <w:rFonts w:ascii="Arial" w:hAnsi="Arial" w:cs="Arial"/>
+        </w:rPr>
+        <w:t xml:space="preserve">% else </w:t>
+      </w:r>
+      <w:proofErr w:type="gramStart"/>
+      <w:r>
+        <w:rPr>
+          <w:rFonts w:ascii="Arial" w:hAnsi="Arial" w:cs="Arial"/>
+        </w:rPr>
+        <w:t>%}I</w:t>
+      </w:r>
+      <w:proofErr w:type="gramEnd"/>
+      <w:r>
+        <w:rPr>
+          <w:rFonts w:ascii="Arial" w:hAnsi="Arial" w:cs="Arial"/>
+        </w:rPr>
+        <w:t xml:space="preserve"> live at </w:t>
+      </w:r>
+      <w:proofErr w:type="gramStart"/>
+      <w:r>
+        <w:rPr>
+          <w:rFonts w:ascii="Arial" w:hAnsi="Arial" w:cs="Arial"/>
+        </w:rPr>
+        <w:t>{{ users</w:t>
+      </w:r>
+      <w:proofErr w:type="gramEnd"/>
+      <w:r>
+        <w:rPr>
+          <w:rFonts w:ascii="Arial" w:hAnsi="Arial" w:cs="Arial"/>
+        </w:rPr>
+        <w:t>[0</w:t>
+      </w:r>
+      <w:proofErr w:type="gramStart"/>
+      <w:r>
+        <w:rPr>
+          <w:rFonts w:ascii="Arial" w:hAnsi="Arial" w:cs="Arial"/>
+        </w:rPr>
+        <w:t>].</w:t>
       </w:r>
       <w:proofErr w:type="spellStart"/>
       <w:r>
         <w:rPr>
           <w:rFonts w:ascii="Arial" w:hAnsi="Arial" w:cs="Arial"/>
         </w:rPr>
-        <w:t>address.on_one_line</w:t>
+        <w:t>address</w:t>
+      </w:r>
+      <w:proofErr w:type="gramEnd"/>
+      <w:r>
+        <w:rPr>
+          <w:rFonts w:ascii="Arial" w:hAnsi="Arial" w:cs="Arial"/>
+        </w:rPr>
+        <w:t>.on_one_line</w:t>
       </w:r>
       <w:proofErr w:type="spellEnd"/>
       <w:r>
         <w:rPr>
           <w:rFonts w:ascii="Arial" w:hAnsi="Arial" w:cs="Arial"/>
         </w:rPr>
-        <w:t>(bare=True) }}.{% endif %}</w:t>
-      </w:r>
+        <w:t>(bare=True</w:t>
+      </w:r>
+      <w:proofErr w:type="gramStart"/>
+      <w:r>
+        <w:rPr>
+          <w:rFonts w:ascii="Arial" w:hAnsi="Arial" w:cs="Arial"/>
+        </w:rPr>
+        <w:t>) }}.{</w:t>
+      </w:r>
+      <w:proofErr w:type="gramEnd"/>
+      <w:r>
+        <w:rPr>
+          <w:rFonts w:ascii="Arial" w:hAnsi="Arial" w:cs="Arial"/>
+        </w:rPr>
+        <w:t xml:space="preserve">% </w:t>
+      </w:r>
+      <w:proofErr w:type="gramStart"/>
+      <w:r>
+        <w:rPr>
+          <w:rFonts w:ascii="Arial" w:hAnsi="Arial" w:cs="Arial"/>
+        </w:rPr>
+        <w:t>endif %}</w:t>
+      </w:r>
+      <w:proofErr w:type="gramEnd"/>
     </w:p>
     <w:p>
       <w:pPr>
@@ -918,14 +1416,28 @@
         <w:rPr>
           <w:rFonts w:ascii="Arial" w:hAnsi="Arial" w:cs="Arial"/>
         </w:rPr>
-        <w:t xml:space="preserve">parent is {{ </w:t>
+        <w:t xml:space="preserve">parent is </w:t>
+      </w:r>
+      <w:proofErr w:type="gramStart"/>
+      <w:r>
+        <w:rPr>
+          <w:rFonts w:ascii="Arial" w:hAnsi="Arial" w:cs="Arial"/>
+        </w:rPr>
+        <w:t xml:space="preserve">{{ </w:t>
       </w:r>
       <w:proofErr w:type="spellStart"/>
       <w:r>
         <w:rPr>
           <w:rFonts w:ascii="Arial" w:hAnsi="Arial" w:cs="Arial"/>
         </w:rPr>
-        <w:t>other_parties</w:t>
+        <w:t>other</w:t>
+      </w:r>
+      <w:proofErr w:type="gramEnd"/>
+      <w:r>
+        <w:rPr>
+          <w:rFonts w:ascii="Arial" w:hAnsi="Arial" w:cs="Arial"/>
+        </w:rPr>
+        <w:t>_parties</w:t>
       </w:r>
       <w:proofErr w:type="spellEnd"/>
       <w:r>
@@ -939,14 +1451,28 @@
         <w:rPr>
           <w:rFonts w:ascii="Arial" w:hAnsi="Arial" w:cs="Arial"/>
         </w:rPr>
-        <w:t>name_full</w:t>
+        <w:t>name_</w:t>
+      </w:r>
+      <w:proofErr w:type="gramStart"/>
+      <w:r>
+        <w:rPr>
+          <w:rFonts w:ascii="Arial" w:hAnsi="Arial" w:cs="Arial"/>
+        </w:rPr>
+        <w:t>full</w:t>
       </w:r>
       <w:proofErr w:type="spellEnd"/>
       <w:r>
         <w:rPr>
           <w:rFonts w:ascii="Arial" w:hAnsi="Arial" w:cs="Arial"/>
         </w:rPr>
-        <w:t xml:space="preserve">() }}.{% if </w:t>
+        <w:t>() }}.{</w:t>
+      </w:r>
+      <w:proofErr w:type="gramEnd"/>
+      <w:r>
+        <w:rPr>
+          <w:rFonts w:ascii="Arial" w:hAnsi="Arial" w:cs="Arial"/>
+        </w:rPr>
+        <w:t xml:space="preserve">% if </w:t>
       </w:r>
       <w:proofErr w:type="spellStart"/>
       <w:r>
@@ -960,35 +1486,105 @@
         <w:rPr>
           <w:rFonts w:ascii="Arial" w:hAnsi="Arial" w:cs="Arial"/>
         </w:rPr>
-        <w:t xml:space="preserve"> %} They are {{ </w:t>
+        <w:t xml:space="preserve"> %} They are </w:t>
+      </w:r>
+      <w:proofErr w:type="gramStart"/>
+      <w:r>
+        <w:rPr>
+          <w:rFonts w:ascii="Arial" w:hAnsi="Arial" w:cs="Arial"/>
+        </w:rPr>
+        <w:t xml:space="preserve">{{ </w:t>
       </w:r>
       <w:proofErr w:type="spellStart"/>
       <w:r>
         <w:rPr>
           <w:rFonts w:ascii="Arial" w:hAnsi="Arial" w:cs="Arial"/>
         </w:rPr>
-        <w:t>other_parties</w:t>
+        <w:t>other</w:t>
+      </w:r>
+      <w:proofErr w:type="gramEnd"/>
+      <w:r>
+        <w:rPr>
+          <w:rFonts w:ascii="Arial" w:hAnsi="Arial" w:cs="Arial"/>
+        </w:rPr>
+        <w:t>_parties</w:t>
       </w:r>
       <w:proofErr w:type="spellEnd"/>
       <w:r>
         <w:rPr>
           <w:rFonts w:ascii="Arial" w:hAnsi="Arial" w:cs="Arial"/>
         </w:rPr>
-        <w:t>[0].</w:t>
+        <w:t>[0</w:t>
+      </w:r>
+      <w:proofErr w:type="gramStart"/>
+      <w:r>
+        <w:rPr>
+          <w:rFonts w:ascii="Arial" w:hAnsi="Arial" w:cs="Arial"/>
+        </w:rPr>
+        <w:t>].</w:t>
       </w:r>
       <w:proofErr w:type="spellStart"/>
       <w:r>
         <w:rPr>
           <w:rFonts w:ascii="Arial" w:hAnsi="Arial" w:cs="Arial"/>
         </w:rPr>
-        <w:t>age_in_years</w:t>
+        <w:t>age</w:t>
+      </w:r>
+      <w:proofErr w:type="gramEnd"/>
+      <w:r>
+        <w:rPr>
+          <w:rFonts w:ascii="Arial" w:hAnsi="Arial" w:cs="Arial"/>
+        </w:rPr>
+        <w:t>_in_</w:t>
+      </w:r>
+      <w:proofErr w:type="gramStart"/>
+      <w:r>
+        <w:rPr>
+          <w:rFonts w:ascii="Arial" w:hAnsi="Arial" w:cs="Arial"/>
+        </w:rPr>
+        <w:t>years</w:t>
       </w:r>
       <w:proofErr w:type="spellEnd"/>
       <w:r>
         <w:rPr>
           <w:rFonts w:ascii="Arial" w:hAnsi="Arial" w:cs="Arial"/>
         </w:rPr>
-        <w:t xml:space="preserve">() }} years old.{% endif %}{% if </w:t>
+        <w:t>() }</w:t>
+      </w:r>
+      <w:proofErr w:type="gramEnd"/>
+      <w:r>
+        <w:rPr>
+          <w:rFonts w:ascii="Arial" w:hAnsi="Arial" w:cs="Arial"/>
+        </w:rPr>
+        <w:t xml:space="preserve">} years </w:t>
+      </w:r>
+      <w:proofErr w:type="gramStart"/>
+      <w:r>
+        <w:rPr>
+          <w:rFonts w:ascii="Arial" w:hAnsi="Arial" w:cs="Arial"/>
+        </w:rPr>
+        <w:t>old.{</w:t>
+      </w:r>
+      <w:proofErr w:type="gramEnd"/>
+      <w:r>
+        <w:rPr>
+          <w:rFonts w:ascii="Arial" w:hAnsi="Arial" w:cs="Arial"/>
+        </w:rPr>
+        <w:t xml:space="preserve">% endif </w:t>
+      </w:r>
+      <w:proofErr w:type="gramStart"/>
+      <w:r>
+        <w:rPr>
+          <w:rFonts w:ascii="Arial" w:hAnsi="Arial" w:cs="Arial"/>
+        </w:rPr>
+        <w:t>%}{</w:t>
+      </w:r>
+      <w:proofErr w:type="gramEnd"/>
+      <w:r>
+        <w:rPr>
+          <w:rFonts w:ascii="Arial" w:hAnsi="Arial" w:cs="Arial"/>
+        </w:rPr>
+        <w:t xml:space="preserve">% if </w:t>
       </w:r>
       <w:proofErr w:type="spellStart"/>
       <w:r>
@@ -1002,35 +1598,77 @@
         <w:rPr>
           <w:rFonts w:ascii="Arial" w:hAnsi="Arial" w:cs="Arial"/>
         </w:rPr>
-        <w:t xml:space="preserve"> %} They live at {{ </w:t>
+        <w:t xml:space="preserve"> %} They live at </w:t>
+      </w:r>
+      <w:proofErr w:type="gramStart"/>
+      <w:r>
+        <w:rPr>
+          <w:rFonts w:ascii="Arial" w:hAnsi="Arial" w:cs="Arial"/>
+        </w:rPr>
+        <w:t xml:space="preserve">{{ </w:t>
       </w:r>
       <w:proofErr w:type="spellStart"/>
       <w:r>
         <w:rPr>
           <w:rFonts w:ascii="Arial" w:hAnsi="Arial" w:cs="Arial"/>
         </w:rPr>
-        <w:t>other_parties</w:t>
+        <w:t>other</w:t>
+      </w:r>
+      <w:proofErr w:type="gramEnd"/>
+      <w:r>
+        <w:rPr>
+          <w:rFonts w:ascii="Arial" w:hAnsi="Arial" w:cs="Arial"/>
+        </w:rPr>
+        <w:t>_parties</w:t>
       </w:r>
       <w:proofErr w:type="spellEnd"/>
       <w:r>
         <w:rPr>
           <w:rFonts w:ascii="Arial" w:hAnsi="Arial" w:cs="Arial"/>
         </w:rPr>
-        <w:t>[0].</w:t>
+        <w:t>[0</w:t>
+      </w:r>
+      <w:proofErr w:type="gramStart"/>
+      <w:r>
+        <w:rPr>
+          <w:rFonts w:ascii="Arial" w:hAnsi="Arial" w:cs="Arial"/>
+        </w:rPr>
+        <w:t>].</w:t>
       </w:r>
       <w:proofErr w:type="spellStart"/>
       <w:r>
         <w:rPr>
           <w:rFonts w:ascii="Arial" w:hAnsi="Arial" w:cs="Arial"/>
         </w:rPr>
-        <w:t>address.on_one_line</w:t>
+        <w:t>address</w:t>
+      </w:r>
+      <w:proofErr w:type="gramEnd"/>
+      <w:r>
+        <w:rPr>
+          <w:rFonts w:ascii="Arial" w:hAnsi="Arial" w:cs="Arial"/>
+        </w:rPr>
+        <w:t>.on_one_line</w:t>
       </w:r>
       <w:proofErr w:type="spellEnd"/>
       <w:r>
         <w:rPr>
           <w:rFonts w:ascii="Arial" w:hAnsi="Arial" w:cs="Arial"/>
         </w:rPr>
-        <w:t>(bare=True) }}.{% endif %}</w:t>
+        <w:t>(bare=True</w:t>
+      </w:r>
+      <w:proofErr w:type="gramStart"/>
+      <w:r>
+        <w:rPr>
+          <w:rFonts w:ascii="Arial" w:hAnsi="Arial" w:cs="Arial"/>
+        </w:rPr>
+        <w:t>) }}.{</w:t>
+      </w:r>
+      <w:proofErr w:type="gramEnd"/>
+      <w:r>
+        <w:rPr>
+          <w:rFonts w:ascii="Arial" w:hAnsi="Arial" w:cs="Arial"/>
+        </w:rPr>
+        <w:t>% endif %}</w:t>
       </w:r>
     </w:p>
     <w:p>
@@ -1059,6 +1697,7 @@
         </w:rPr>
         <w:t xml:space="preserve">On </w:t>
       </w:r>
+      <w:proofErr w:type="gramStart"/>
       <w:r>
         <w:rPr>
           <w:rFonts w:ascii="Arial" w:hAnsi="Arial" w:cs="Arial"/>
@@ -1070,14 +1709,35 @@
         <w:rPr>
           <w:rFonts w:ascii="Arial" w:hAnsi="Arial" w:cs="Arial"/>
         </w:rPr>
-        <w:t>order_date</w:t>
+        <w:t>order</w:t>
+      </w:r>
+      <w:proofErr w:type="gramEnd"/>
+      <w:r>
+        <w:rPr>
+          <w:rFonts w:ascii="Arial" w:hAnsi="Arial" w:cs="Arial"/>
+        </w:rPr>
+        <w:t>_</w:t>
+      </w:r>
+      <w:proofErr w:type="gramStart"/>
+      <w:r>
+        <w:rPr>
+          <w:rFonts w:ascii="Arial" w:hAnsi="Arial" w:cs="Arial"/>
+        </w:rPr>
+        <w:t>date</w:t>
       </w:r>
       <w:proofErr w:type="spellEnd"/>
       <w:r>
         <w:rPr>
           <w:rFonts w:ascii="Arial" w:hAnsi="Arial" w:cs="Arial"/>
         </w:rPr>
-        <w:t xml:space="preserve"> }}, this Court entered an order regarding parenting time (see attached). The children covered by the order are:</w:t>
+        <w:t xml:space="preserve"> }</w:t>
+      </w:r>
+      <w:proofErr w:type="gramEnd"/>
+      <w:r>
+        <w:rPr>
+          <w:rFonts w:ascii="Arial" w:hAnsi="Arial" w:cs="Arial"/>
+        </w:rPr>
+        <w:t>}, this Court entered an order regarding parenting time (see attached). The children covered by the order are:</w:t>
       </w:r>
     </w:p>
     <w:p>
@@ -1104,8 +1764,16 @@
         <w:rPr>
           <w:rFonts w:ascii="Arial" w:hAnsi="Arial" w:cs="Arial"/>
         </w:rPr>
-        <w:t xml:space="preserve"> for child in children %}</w:t>
-      </w:r>
+        <w:t xml:space="preserve"> for child in </w:t>
+      </w:r>
+      <w:proofErr w:type="gramStart"/>
+      <w:r>
+        <w:rPr>
+          <w:rFonts w:ascii="Arial" w:hAnsi="Arial" w:cs="Arial"/>
+        </w:rPr>
+        <w:t>children %}</w:t>
+      </w:r>
+      <w:proofErr w:type="gramEnd"/>
     </w:p>
     <w:p>
       <w:pPr>
@@ -1119,6 +1787,7 @@
           <w:rFonts w:ascii="Arial" w:hAnsi="Arial" w:cs="Arial"/>
         </w:rPr>
       </w:pPr>
+      <w:proofErr w:type="gramStart"/>
       <w:r>
         <w:rPr>
           <w:rFonts w:ascii="Arial" w:hAnsi="Arial" w:cs="Arial"/>
@@ -1131,42 +1800,119 @@
         <w:rPr>
           <w:rFonts w:ascii="Arial" w:hAnsi="Arial" w:cs="Arial"/>
         </w:rPr>
-        <w:t>child.name_full</w:t>
+        <w:t>child.name</w:t>
+      </w:r>
+      <w:proofErr w:type="gramEnd"/>
+      <w:r>
+        <w:rPr>
+          <w:rFonts w:ascii="Arial" w:hAnsi="Arial" w:cs="Arial"/>
+        </w:rPr>
+        <w:t>_</w:t>
+      </w:r>
+      <w:proofErr w:type="gramStart"/>
+      <w:r>
+        <w:rPr>
+          <w:rFonts w:ascii="Arial" w:hAnsi="Arial" w:cs="Arial"/>
+        </w:rPr>
+        <w:t>full</w:t>
       </w:r>
       <w:proofErr w:type="spellEnd"/>
       <w:r>
         <w:rPr>
           <w:rFonts w:ascii="Arial" w:hAnsi="Arial" w:cs="Arial"/>
         </w:rPr>
-        <w:t xml:space="preserve">() }}, born {{ </w:t>
+        <w:t>() }</w:t>
+      </w:r>
+      <w:proofErr w:type="gramEnd"/>
+      <w:r>
+        <w:rPr>
+          <w:rFonts w:ascii="Arial" w:hAnsi="Arial" w:cs="Arial"/>
+        </w:rPr>
+        <w:t xml:space="preserve">}, born </w:t>
+      </w:r>
+      <w:proofErr w:type="gramStart"/>
+      <w:r>
+        <w:rPr>
+          <w:rFonts w:ascii="Arial" w:hAnsi="Arial" w:cs="Arial"/>
+        </w:rPr>
+        <w:t xml:space="preserve">{{ </w:t>
       </w:r>
       <w:proofErr w:type="spellStart"/>
       <w:r>
         <w:rPr>
           <w:rFonts w:ascii="Arial" w:hAnsi="Arial" w:cs="Arial"/>
         </w:rPr>
-        <w:t>child.birthdate</w:t>
+        <w:t>child</w:t>
+      </w:r>
+      <w:proofErr w:type="gramEnd"/>
+      <w:r>
+        <w:rPr>
+          <w:rFonts w:ascii="Arial" w:hAnsi="Arial" w:cs="Arial"/>
+        </w:rPr>
+        <w:t>.</w:t>
+      </w:r>
+      <w:proofErr w:type="gramStart"/>
+      <w:r>
+        <w:rPr>
+          <w:rFonts w:ascii="Arial" w:hAnsi="Arial" w:cs="Arial"/>
+        </w:rPr>
+        <w:t>birthdate</w:t>
       </w:r>
       <w:proofErr w:type="spellEnd"/>
       <w:r>
         <w:rPr>
           <w:rFonts w:ascii="Arial" w:hAnsi="Arial" w:cs="Arial"/>
         </w:rPr>
-        <w:t xml:space="preserve"> }}, age {{ </w:t>
+        <w:t xml:space="preserve"> }</w:t>
+      </w:r>
+      <w:proofErr w:type="gramEnd"/>
+      <w:r>
+        <w:rPr>
+          <w:rFonts w:ascii="Arial" w:hAnsi="Arial" w:cs="Arial"/>
+        </w:rPr>
+        <w:t xml:space="preserve">}, age </w:t>
+      </w:r>
+      <w:proofErr w:type="gramStart"/>
+      <w:r>
+        <w:rPr>
+          <w:rFonts w:ascii="Arial" w:hAnsi="Arial" w:cs="Arial"/>
+        </w:rPr>
+        <w:t xml:space="preserve">{{ </w:t>
       </w:r>
       <w:proofErr w:type="spellStart"/>
       <w:r>
         <w:rPr>
           <w:rFonts w:ascii="Arial" w:hAnsi="Arial" w:cs="Arial"/>
         </w:rPr>
-        <w:t>child.age_in_years</w:t>
+        <w:t>child.age</w:t>
+      </w:r>
+      <w:proofErr w:type="gramEnd"/>
+      <w:r>
+        <w:rPr>
+          <w:rFonts w:ascii="Arial" w:hAnsi="Arial" w:cs="Arial"/>
+        </w:rPr>
+        <w:t>_in_</w:t>
+      </w:r>
+      <w:proofErr w:type="gramStart"/>
+      <w:r>
+        <w:rPr>
+          <w:rFonts w:ascii="Arial" w:hAnsi="Arial" w:cs="Arial"/>
+        </w:rPr>
+        <w:t>years</w:t>
       </w:r>
       <w:proofErr w:type="spellEnd"/>
       <w:r>
         <w:rPr>
           <w:rFonts w:ascii="Arial" w:hAnsi="Arial" w:cs="Arial"/>
         </w:rPr>
-        <w:t>() }}.</w:t>
+        <w:t>() }</w:t>
+      </w:r>
+      <w:proofErr w:type="gramEnd"/>
+      <w:r>
+        <w:rPr>
+          <w:rFonts w:ascii="Arial" w:hAnsi="Arial" w:cs="Arial"/>
+        </w:rPr>
+        <w:t>}.</w:t>
       </w:r>
     </w:p>
     <w:p>
@@ -1196,6 +1942,7 @@
         <w:t xml:space="preserve"> </w:t>
       </w:r>
       <w:proofErr w:type="spellStart"/>
+      <w:proofErr w:type="gramStart"/>
       <w:r>
         <w:rPr>
           <w:rFonts w:ascii="Arial" w:hAnsi="Arial" w:cs="Arial"/>
@@ -1209,6 +1956,7 @@
         </w:rPr>
         <w:t xml:space="preserve"> %}</w:t>
       </w:r>
+      <w:proofErr w:type="gramEnd"/>
     </w:p>
     <w:p>
       <w:pPr>
@@ -1248,14 +1996,28 @@
         <w:rPr>
           <w:rFonts w:ascii="Arial" w:hAnsi="Arial" w:cs="Arial"/>
         </w:rPr>
-        <w:t xml:space="preserve"> %}{{ </w:t>
+        <w:t xml:space="preserve"> </w:t>
+      </w:r>
+      <w:proofErr w:type="gramStart"/>
+      <w:r>
+        <w:rPr>
+          <w:rFonts w:ascii="Arial" w:hAnsi="Arial" w:cs="Arial"/>
+        </w:rPr>
+        <w:t xml:space="preserve">%}{{ </w:t>
       </w:r>
       <w:proofErr w:type="spellStart"/>
       <w:r>
         <w:rPr>
           <w:rFonts w:ascii="Arial" w:hAnsi="Arial" w:cs="Arial"/>
         </w:rPr>
-        <w:t>other_parties</w:t>
+        <w:t>other</w:t>
+      </w:r>
+      <w:proofErr w:type="gramEnd"/>
+      <w:r>
+        <w:rPr>
+          <w:rFonts w:ascii="Arial" w:hAnsi="Arial" w:cs="Arial"/>
+        </w:rPr>
+        <w:t>_parties</w:t>
       </w:r>
       <w:proofErr w:type="spellEnd"/>
       <w:r>
@@ -1269,28 +2031,98 @@
         <w:rPr>
           <w:rFonts w:ascii="Arial" w:hAnsi="Arial" w:cs="Arial"/>
         </w:rPr>
-        <w:t>name_full</w:t>
+        <w:t>name_</w:t>
+      </w:r>
+      <w:proofErr w:type="gramStart"/>
+      <w:r>
+        <w:rPr>
+          <w:rFonts w:ascii="Arial" w:hAnsi="Arial" w:cs="Arial"/>
+        </w:rPr>
+        <w:t>full</w:t>
       </w:r>
       <w:proofErr w:type="spellEnd"/>
       <w:r>
         <w:rPr>
           <w:rFonts w:ascii="Arial" w:hAnsi="Arial" w:cs="Arial"/>
         </w:rPr>
-        <w:t xml:space="preserve">() }} and I have not been able to agree on consistent days and times for parenting time.{% else %}Since the entry of this order, there have been substantial changes in circumstances which justify modifying the parenting time order, including: {{ </w:t>
+        <w:t>() }</w:t>
+      </w:r>
+      <w:proofErr w:type="gramEnd"/>
+      <w:r>
+        <w:rPr>
+          <w:rFonts w:ascii="Arial" w:hAnsi="Arial" w:cs="Arial"/>
+        </w:rPr>
+        <w:t xml:space="preserve">} and I have not been able to agree on consistent days and times for parenting </w:t>
+      </w:r>
+      <w:proofErr w:type="gramStart"/>
+      <w:r>
+        <w:rPr>
+          <w:rFonts w:ascii="Arial" w:hAnsi="Arial" w:cs="Arial"/>
+        </w:rPr>
+        <w:t>time.{</w:t>
+      </w:r>
+      <w:proofErr w:type="gramEnd"/>
+      <w:r>
+        <w:rPr>
+          <w:rFonts w:ascii="Arial" w:hAnsi="Arial" w:cs="Arial"/>
+        </w:rPr>
+        <w:t xml:space="preserve">% else </w:t>
+      </w:r>
+      <w:proofErr w:type="gramStart"/>
+      <w:r>
+        <w:rPr>
+          <w:rFonts w:ascii="Arial" w:hAnsi="Arial" w:cs="Arial"/>
+        </w:rPr>
+        <w:t>%}Since</w:t>
+      </w:r>
+      <w:proofErr w:type="gramEnd"/>
+      <w:r>
+        <w:rPr>
+          <w:rFonts w:ascii="Arial" w:hAnsi="Arial" w:cs="Arial"/>
+        </w:rPr>
+        <w:t xml:space="preserve"> the entry of this order, there have been substantial changes in circumstances which justify modifying the parenting time order, including: </w:t>
+      </w:r>
+      <w:proofErr w:type="gramStart"/>
+      <w:r>
+        <w:rPr>
+          <w:rFonts w:ascii="Arial" w:hAnsi="Arial" w:cs="Arial"/>
+        </w:rPr>
+        <w:t xml:space="preserve">{{ </w:t>
       </w:r>
       <w:proofErr w:type="spellStart"/>
       <w:r>
         <w:rPr>
           <w:rFonts w:ascii="Arial" w:hAnsi="Arial" w:cs="Arial"/>
         </w:rPr>
-        <w:t>changed_circumstances</w:t>
+        <w:t>changed</w:t>
+      </w:r>
+      <w:proofErr w:type="gramEnd"/>
+      <w:r>
+        <w:rPr>
+          <w:rFonts w:ascii="Arial" w:hAnsi="Arial" w:cs="Arial"/>
+        </w:rPr>
+        <w:t>_</w:t>
+      </w:r>
+      <w:proofErr w:type="gramStart"/>
+      <w:r>
+        <w:rPr>
+          <w:rFonts w:ascii="Arial" w:hAnsi="Arial" w:cs="Arial"/>
+        </w:rPr>
+        <w:t>circumstances</w:t>
       </w:r>
       <w:proofErr w:type="spellEnd"/>
       <w:r>
         <w:rPr>
           <w:rFonts w:ascii="Arial" w:hAnsi="Arial" w:cs="Arial"/>
         </w:rPr>
-        <w:t xml:space="preserve"> }}{% endif %}</w:t>
+        <w:t xml:space="preserve"> }}{</w:t>
+      </w:r>
+      <w:proofErr w:type="gramEnd"/>
+      <w:r>
+        <w:rPr>
+          <w:rFonts w:ascii="Arial" w:hAnsi="Arial" w:cs="Arial"/>
+        </w:rPr>
+        <w:t>% endif %}</w:t>
       </w:r>
     </w:p>
     <w:p>
@@ -1323,21 +2155,85 @@
         <w:rPr>
           <w:rFonts w:ascii="Arial" w:hAnsi="Arial" w:cs="Arial"/>
         </w:rPr>
-        <w:t xml:space="preserve"> believe it is in the best interest of the children that a {% if </w:t>
+        <w:t xml:space="preserve"> believe it is in the best interest of the children that </w:t>
+      </w:r>
+      <w:proofErr w:type="gramStart"/>
+      <w:r>
+        <w:rPr>
+          <w:rFonts w:ascii="Arial" w:hAnsi="Arial" w:cs="Arial"/>
+        </w:rPr>
+        <w:t>a {%</w:t>
+      </w:r>
+      <w:proofErr w:type="gramEnd"/>
+      <w:r>
+        <w:rPr>
+          <w:rFonts w:ascii="Arial" w:hAnsi="Arial" w:cs="Arial"/>
+        </w:rPr>
+        <w:t xml:space="preserve"> if </w:t>
       </w:r>
       <w:proofErr w:type="spellStart"/>
-      <w:r>
-        <w:rPr>
-          <w:rFonts w:ascii="Arial" w:hAnsi="Arial" w:cs="Arial"/>
-        </w:rPr>
-        <w:t>have_set_schedule</w:t>
+      <w:proofErr w:type="gramStart"/>
+      <w:r>
+        <w:rPr>
+          <w:rFonts w:ascii="Arial" w:hAnsi="Arial" w:cs="Arial"/>
+        </w:rPr>
+        <w:t>have_set</w:t>
+      </w:r>
+      <w:proofErr w:type="gramEnd"/>
+      <w:r>
+        <w:rPr>
+          <w:rFonts w:ascii="Arial" w:hAnsi="Arial" w:cs="Arial"/>
+        </w:rPr>
+        <w:t>_schedule</w:t>
       </w:r>
       <w:proofErr w:type="spellEnd"/>
       <w:r>
         <w:rPr>
           <w:rFonts w:ascii="Arial" w:hAnsi="Arial" w:cs="Arial"/>
         </w:rPr>
-        <w:t xml:space="preserve"> %}modified{% else %}specific{% endif %} schedule be set for parenting time.</w:t>
+        <w:t xml:space="preserve"> </w:t>
+      </w:r>
+      <w:proofErr w:type="gramStart"/>
+      <w:r>
+        <w:rPr>
+          <w:rFonts w:ascii="Arial" w:hAnsi="Arial" w:cs="Arial"/>
+        </w:rPr>
+        <w:t>%}modified</w:t>
+      </w:r>
+      <w:proofErr w:type="gramEnd"/>
+      <w:r>
+        <w:rPr>
+          <w:rFonts w:ascii="Arial" w:hAnsi="Arial" w:cs="Arial"/>
+        </w:rPr>
+        <w:t xml:space="preserve">{% else </w:t>
+      </w:r>
+      <w:proofErr w:type="gramStart"/>
+      <w:r>
+        <w:rPr>
+          <w:rFonts w:ascii="Arial" w:hAnsi="Arial" w:cs="Arial"/>
+        </w:rPr>
+        <w:t>%}specific</w:t>
+      </w:r>
+      <w:proofErr w:type="gramEnd"/>
+      <w:r>
+        <w:rPr>
+          <w:rFonts w:ascii="Arial" w:hAnsi="Arial" w:cs="Arial"/>
+        </w:rPr>
+        <w:t xml:space="preserve">{% </w:t>
+      </w:r>
+      <w:proofErr w:type="gramStart"/>
+      <w:r>
+        <w:rPr>
+          <w:rFonts w:ascii="Arial" w:hAnsi="Arial" w:cs="Arial"/>
+        </w:rPr>
+        <w:t>endif %}</w:t>
+      </w:r>
+      <w:proofErr w:type="gramEnd"/>
+      <w:r>
+        <w:rPr>
+          <w:rFonts w:ascii="Arial" w:hAnsi="Arial" w:cs="Arial"/>
+        </w:rPr>
+        <w:t xml:space="preserve"> schedule be set for parenting time.</w:t>
       </w:r>
     </w:p>
     <w:p>
@@ -1386,7 +2282,21 @@
         <w:rPr>
           <w:rFonts w:ascii="Arial" w:hAnsi="Arial" w:cs="Arial"/>
         </w:rPr>
-        <w:t xml:space="preserve">That the Court {% if </w:t>
+        <w:t xml:space="preserve">That the </w:t>
+      </w:r>
+      <w:proofErr w:type="gramStart"/>
+      <w:r>
+        <w:rPr>
+          <w:rFonts w:ascii="Arial" w:hAnsi="Arial" w:cs="Arial"/>
+        </w:rPr>
+        <w:t>Court {%</w:t>
+      </w:r>
+      <w:proofErr w:type="gramEnd"/>
+      <w:r>
+        <w:rPr>
+          <w:rFonts w:ascii="Arial" w:hAnsi="Arial" w:cs="Arial"/>
+        </w:rPr>
+        <w:t xml:space="preserve"> if </w:t>
       </w:r>
       <w:proofErr w:type="spellStart"/>
       <w:r>
@@ -1400,7 +2310,77 @@
         <w:rPr>
           <w:rFonts w:ascii="Arial" w:hAnsi="Arial" w:cs="Arial"/>
         </w:rPr>
-        <w:t xml:space="preserve"> %}modify the existing parenting time order{% else %}order a specific parenting time schedule{% endif %} as described below.</w:t>
+        <w:t xml:space="preserve"> </w:t>
+      </w:r>
+      <w:proofErr w:type="gramStart"/>
+      <w:r>
+        <w:rPr>
+          <w:rFonts w:ascii="Arial" w:hAnsi="Arial" w:cs="Arial"/>
+        </w:rPr>
+        <w:t>%}modify</w:t>
+      </w:r>
+      <w:proofErr w:type="gramEnd"/>
+      <w:r>
+        <w:rPr>
+          <w:rFonts w:ascii="Arial" w:hAnsi="Arial" w:cs="Arial"/>
+        </w:rPr>
+        <w:t xml:space="preserve"> the existing parenting time </w:t>
+      </w:r>
+      <w:proofErr w:type="gramStart"/>
+      <w:r>
+        <w:rPr>
+          <w:rFonts w:ascii="Arial" w:hAnsi="Arial" w:cs="Arial"/>
+        </w:rPr>
+        <w:t>order{</w:t>
+      </w:r>
+      <w:proofErr w:type="gramEnd"/>
+      <w:r>
+        <w:rPr>
+          <w:rFonts w:ascii="Arial" w:hAnsi="Arial" w:cs="Arial"/>
+        </w:rPr>
+        <w:t xml:space="preserve">% else </w:t>
+      </w:r>
+      <w:proofErr w:type="gramStart"/>
+      <w:r>
+        <w:rPr>
+          <w:rFonts w:ascii="Arial" w:hAnsi="Arial" w:cs="Arial"/>
+        </w:rPr>
+        <w:t>%}order</w:t>
+      </w:r>
+      <w:proofErr w:type="gramEnd"/>
+      <w:r>
+        <w:rPr>
+          <w:rFonts w:ascii="Arial" w:hAnsi="Arial" w:cs="Arial"/>
+        </w:rPr>
+        <w:t xml:space="preserve"> a specific parenting time </w:t>
+      </w:r>
+      <w:proofErr w:type="gramStart"/>
+      <w:r>
+        <w:rPr>
+          <w:rFonts w:ascii="Arial" w:hAnsi="Arial" w:cs="Arial"/>
+        </w:rPr>
+        <w:t>schedule{</w:t>
+      </w:r>
+      <w:proofErr w:type="gramEnd"/>
+      <w:r>
+        <w:rPr>
+          <w:rFonts w:ascii="Arial" w:hAnsi="Arial" w:cs="Arial"/>
+        </w:rPr>
+        <w:t xml:space="preserve">% </w:t>
+      </w:r>
+      <w:proofErr w:type="gramStart"/>
+      <w:r>
+        <w:rPr>
+          <w:rFonts w:ascii="Arial" w:hAnsi="Arial" w:cs="Arial"/>
+        </w:rPr>
+        <w:t>endif %}</w:t>
+      </w:r>
+      <w:proofErr w:type="gramEnd"/>
+      <w:r>
+        <w:rPr>
+          <w:rFonts w:ascii="Arial" w:hAnsi="Arial" w:cs="Arial"/>
+        </w:rPr>
+        <w:t xml:space="preserve"> as described below.</w:t>
       </w:r>
     </w:p>
     <w:p>
@@ -1428,7 +2408,21 @@
         <w:rPr>
           <w:rFonts w:ascii="Arial" w:hAnsi="Arial" w:cs="Arial"/>
         </w:rPr>
-        <w:t xml:space="preserve">This parenting time schedule will begin {% if </w:t>
+        <w:t xml:space="preserve">This parenting time schedule will </w:t>
+      </w:r>
+      <w:proofErr w:type="gramStart"/>
+      <w:r>
+        <w:rPr>
+          <w:rFonts w:ascii="Arial" w:hAnsi="Arial" w:cs="Arial"/>
+        </w:rPr>
+        <w:t>begin {%</w:t>
+      </w:r>
+      <w:proofErr w:type="gramEnd"/>
+      <w:r>
+        <w:rPr>
+          <w:rFonts w:ascii="Arial" w:hAnsi="Arial" w:cs="Arial"/>
+        </w:rPr>
+        <w:t xml:space="preserve"> if </w:t>
       </w:r>
       <w:proofErr w:type="spellStart"/>
       <w:r>
@@ -1442,21 +2436,105 @@
         <w:rPr>
           <w:rFonts w:ascii="Arial" w:hAnsi="Arial" w:cs="Arial"/>
         </w:rPr>
-        <w:t xml:space="preserve"> == 'specific' %}on {{ </w:t>
+        <w:t xml:space="preserve"> == 'specific' </w:t>
+      </w:r>
+      <w:proofErr w:type="gramStart"/>
+      <w:r>
+        <w:rPr>
+          <w:rFonts w:ascii="Arial" w:hAnsi="Arial" w:cs="Arial"/>
+        </w:rPr>
+        <w:t>%}on</w:t>
+      </w:r>
+      <w:proofErr w:type="gramEnd"/>
+      <w:r>
+        <w:rPr>
+          <w:rFonts w:ascii="Arial" w:hAnsi="Arial" w:cs="Arial"/>
+        </w:rPr>
+        <w:t xml:space="preserve"> </w:t>
+      </w:r>
+      <w:proofErr w:type="gramStart"/>
+      <w:r>
+        <w:rPr>
+          <w:rFonts w:ascii="Arial" w:hAnsi="Arial" w:cs="Arial"/>
+        </w:rPr>
+        <w:t xml:space="preserve">{{ </w:t>
       </w:r>
       <w:proofErr w:type="spellStart"/>
       <w:r>
         <w:rPr>
           <w:rFonts w:ascii="Arial" w:hAnsi="Arial" w:cs="Arial"/>
         </w:rPr>
-        <w:t>schedule_start_date</w:t>
+        <w:t>schedule</w:t>
+      </w:r>
+      <w:proofErr w:type="gramEnd"/>
+      <w:r>
+        <w:rPr>
+          <w:rFonts w:ascii="Arial" w:hAnsi="Arial" w:cs="Arial"/>
+        </w:rPr>
+        <w:t>_start_</w:t>
+      </w:r>
+      <w:proofErr w:type="gramStart"/>
+      <w:r>
+        <w:rPr>
+          <w:rFonts w:ascii="Arial" w:hAnsi="Arial" w:cs="Arial"/>
+        </w:rPr>
+        <w:t>date</w:t>
       </w:r>
       <w:proofErr w:type="spellEnd"/>
       <w:r>
         <w:rPr>
           <w:rFonts w:ascii="Arial" w:hAnsi="Arial" w:cs="Arial"/>
         </w:rPr>
-        <w:t xml:space="preserve"> }}{% else %}when the Court orders the new schedule{% endif %}.</w:t>
+        <w:t xml:space="preserve"> }}{</w:t>
+      </w:r>
+      <w:proofErr w:type="gramEnd"/>
+      <w:r>
+        <w:rPr>
+          <w:rFonts w:ascii="Arial" w:hAnsi="Arial" w:cs="Arial"/>
+        </w:rPr>
+        <w:t xml:space="preserve">% else </w:t>
+      </w:r>
+      <w:proofErr w:type="gramStart"/>
+      <w:r>
+        <w:rPr>
+          <w:rFonts w:ascii="Arial" w:hAnsi="Arial" w:cs="Arial"/>
+        </w:rPr>
+        <w:t>%}when</w:t>
+      </w:r>
+      <w:proofErr w:type="gramEnd"/>
+      <w:r>
+        <w:rPr>
+          <w:rFonts w:ascii="Arial" w:hAnsi="Arial" w:cs="Arial"/>
+        </w:rPr>
+        <w:t xml:space="preserve"> the Court orders the new </w:t>
+      </w:r>
+      <w:proofErr w:type="gramStart"/>
+      <w:r>
+        <w:rPr>
+          <w:rFonts w:ascii="Arial" w:hAnsi="Arial" w:cs="Arial"/>
+        </w:rPr>
+        <w:t>schedule{</w:t>
+      </w:r>
+      <w:proofErr w:type="gramEnd"/>
+      <w:r>
+        <w:rPr>
+          <w:rFonts w:ascii="Arial" w:hAnsi="Arial" w:cs="Arial"/>
+        </w:rPr>
+        <w:t xml:space="preserve">% </w:t>
+      </w:r>
+      <w:proofErr w:type="gramStart"/>
+      <w:r>
+        <w:rPr>
+          <w:rFonts w:ascii="Arial" w:hAnsi="Arial" w:cs="Arial"/>
+        </w:rPr>
+        <w:t>endif %}</w:t>
+      </w:r>
+      <w:proofErr w:type="gramEnd"/>
+      <w:r>
+        <w:rPr>
+          <w:rFonts w:ascii="Arial" w:hAnsi="Arial" w:cs="Arial"/>
+        </w:rPr>
+        <w:t>.</w:t>
       </w:r>
     </w:p>
     <w:p>
@@ -1498,23 +2576,66 @@
         <w:rPr>
           <w:rFonts w:ascii="Arial" w:hAnsi="Arial" w:cs="Arial"/>
         </w:rPr>
-        <w:t>Parent Name: {{ users[0].</w:t>
+        <w:t xml:space="preserve">Parent Name: </w:t>
+      </w:r>
+      <w:proofErr w:type="gramStart"/>
+      <w:r>
+        <w:rPr>
+          <w:rFonts w:ascii="Arial" w:hAnsi="Arial" w:cs="Arial"/>
+        </w:rPr>
+        <w:t>{{ users</w:t>
+      </w:r>
+      <w:proofErr w:type="gramEnd"/>
+      <w:r>
+        <w:rPr>
+          <w:rFonts w:ascii="Arial" w:hAnsi="Arial" w:cs="Arial"/>
+        </w:rPr>
+        <w:t>[0].</w:t>
       </w:r>
       <w:proofErr w:type="spellStart"/>
       <w:r>
         <w:rPr>
           <w:rFonts w:ascii="Arial" w:hAnsi="Arial" w:cs="Arial"/>
         </w:rPr>
-        <w:t>name_full</w:t>
+        <w:t>name_</w:t>
+      </w:r>
+      <w:proofErr w:type="gramStart"/>
+      <w:r>
+        <w:rPr>
+          <w:rFonts w:ascii="Arial" w:hAnsi="Arial" w:cs="Arial"/>
+        </w:rPr>
+        <w:t>full</w:t>
       </w:r>
       <w:proofErr w:type="spellEnd"/>
       <w:r>
         <w:rPr>
           <w:rFonts w:ascii="Arial" w:hAnsi="Arial" w:cs="Arial"/>
         </w:rPr>
-        <w:t>() }}, Initials: {{ users[0].</w:t>
+        <w:t>() }</w:t>
+      </w:r>
+      <w:proofErr w:type="gramEnd"/>
+      <w:r>
+        <w:rPr>
+          <w:rFonts w:ascii="Arial" w:hAnsi="Arial" w:cs="Arial"/>
+        </w:rPr>
+        <w:t xml:space="preserve">}, Initials: </w:t>
+      </w:r>
+      <w:proofErr w:type="gramStart"/>
+      <w:r>
+        <w:rPr>
+          <w:rFonts w:ascii="Arial" w:hAnsi="Arial" w:cs="Arial"/>
+        </w:rPr>
+        <w:t>{{ users</w:t>
+      </w:r>
+      <w:proofErr w:type="gramEnd"/>
+      <w:r>
+        <w:rPr>
+          <w:rFonts w:ascii="Arial" w:hAnsi="Arial" w:cs="Arial"/>
+        </w:rPr>
+        <w:t>[0].</w:t>
       </w:r>
       <w:proofErr w:type="spellStart"/>
+      <w:proofErr w:type="gramStart"/>
       <w:r>
         <w:rPr>
           <w:rFonts w:ascii="Arial" w:hAnsi="Arial" w:cs="Arial"/>
@@ -1522,6 +2643,7 @@
         <w:t>name.initials</w:t>
       </w:r>
       <w:proofErr w:type="spellEnd"/>
+      <w:proofErr w:type="gramEnd"/>
       <w:r>
         <w:rPr>
           <w:rFonts w:ascii="Arial" w:hAnsi="Arial" w:cs="Arial"/>
@@ -1540,14 +2662,28 @@
         <w:rPr>
           <w:rFonts w:ascii="Arial" w:hAnsi="Arial" w:cs="Arial"/>
         </w:rPr>
-        <w:t xml:space="preserve">Parent Name: {{ </w:t>
+        <w:t xml:space="preserve">Parent Name: </w:t>
+      </w:r>
+      <w:proofErr w:type="gramStart"/>
+      <w:r>
+        <w:rPr>
+          <w:rFonts w:ascii="Arial" w:hAnsi="Arial" w:cs="Arial"/>
+        </w:rPr>
+        <w:t xml:space="preserve">{{ </w:t>
       </w:r>
       <w:proofErr w:type="spellStart"/>
       <w:r>
         <w:rPr>
           <w:rFonts w:ascii="Arial" w:hAnsi="Arial" w:cs="Arial"/>
         </w:rPr>
-        <w:t>other_parties</w:t>
+        <w:t>other</w:t>
+      </w:r>
+      <w:proofErr w:type="gramEnd"/>
+      <w:r>
+        <w:rPr>
+          <w:rFonts w:ascii="Arial" w:hAnsi="Arial" w:cs="Arial"/>
+        </w:rPr>
+        <w:t>_parties</w:t>
       </w:r>
       <w:proofErr w:type="spellEnd"/>
       <w:r>
@@ -1561,30 +2697,73 @@
         <w:rPr>
           <w:rFonts w:ascii="Arial" w:hAnsi="Arial" w:cs="Arial"/>
         </w:rPr>
-        <w:t>name_full</w:t>
+        <w:t>name_</w:t>
+      </w:r>
+      <w:proofErr w:type="gramStart"/>
+      <w:r>
+        <w:rPr>
+          <w:rFonts w:ascii="Arial" w:hAnsi="Arial" w:cs="Arial"/>
+        </w:rPr>
+        <w:t>full</w:t>
       </w:r>
       <w:proofErr w:type="spellEnd"/>
       <w:r>
         <w:rPr>
           <w:rFonts w:ascii="Arial" w:hAnsi="Arial" w:cs="Arial"/>
         </w:rPr>
-        <w:t xml:space="preserve">() }}, Initials: {{ </w:t>
+        <w:t>() }</w:t>
+      </w:r>
+      <w:proofErr w:type="gramEnd"/>
+      <w:r>
+        <w:rPr>
+          <w:rFonts w:ascii="Arial" w:hAnsi="Arial" w:cs="Arial"/>
+        </w:rPr>
+        <w:t xml:space="preserve">}, Initials: </w:t>
+      </w:r>
+      <w:proofErr w:type="gramStart"/>
+      <w:r>
+        <w:rPr>
+          <w:rFonts w:ascii="Arial" w:hAnsi="Arial" w:cs="Arial"/>
+        </w:rPr>
+        <w:t xml:space="preserve">{{ </w:t>
       </w:r>
       <w:proofErr w:type="spellStart"/>
       <w:r>
         <w:rPr>
           <w:rFonts w:ascii="Arial" w:hAnsi="Arial" w:cs="Arial"/>
         </w:rPr>
-        <w:t>other_parties</w:t>
+        <w:t>other</w:t>
+      </w:r>
+      <w:proofErr w:type="gramEnd"/>
+      <w:r>
+        <w:rPr>
+          <w:rFonts w:ascii="Arial" w:hAnsi="Arial" w:cs="Arial"/>
+        </w:rPr>
+        <w:t>_</w:t>
+      </w:r>
+      <w:proofErr w:type="gramStart"/>
+      <w:r>
+        <w:rPr>
+          <w:rFonts w:ascii="Arial" w:hAnsi="Arial" w:cs="Arial"/>
+        </w:rPr>
+        <w:t>parties</w:t>
       </w:r>
       <w:proofErr w:type="spellEnd"/>
       <w:r>
         <w:rPr>
           <w:rFonts w:ascii="Arial" w:hAnsi="Arial" w:cs="Arial"/>
         </w:rPr>
-        <w:t>[0].</w:t>
+        <w:t>[</w:t>
+      </w:r>
+      <w:proofErr w:type="gramEnd"/>
+      <w:r>
+        <w:rPr>
+          <w:rFonts w:ascii="Arial" w:hAnsi="Arial" w:cs="Arial"/>
+        </w:rPr>
+        <w:t>0].</w:t>
       </w:r>
       <w:proofErr w:type="spellStart"/>
+      <w:proofErr w:type="gramStart"/>
       <w:r>
         <w:rPr>
           <w:rFonts w:ascii="Arial" w:hAnsi="Arial" w:cs="Arial"/>
@@ -1592,6 +2771,7 @@
         <w:t>name.initials</w:t>
       </w:r>
       <w:proofErr w:type="spellEnd"/>
+      <w:proofErr w:type="gramEnd"/>
       <w:r>
         <w:rPr>
           <w:rFonts w:ascii="Arial" w:hAnsi="Arial" w:cs="Arial"/>
@@ -1629,7 +2809,14 @@
         <w:rPr>
           <w:rFonts w:ascii="Arial" w:hAnsi="Arial" w:cs="Arial"/>
         </w:rPr>
-        <w:t>weekly_schedule</w:t>
+        <w:t>weekly_</w:t>
+      </w:r>
+      <w:proofErr w:type="gramStart"/>
+      <w:r>
+        <w:rPr>
+          <w:rFonts w:ascii="Arial" w:hAnsi="Arial" w:cs="Arial"/>
+        </w:rPr>
+        <w:t>schedule</w:t>
       </w:r>
       <w:proofErr w:type="spellEnd"/>
       <w:r>
@@ -1638,6 +2825,7 @@
         </w:rPr>
         <w:t xml:space="preserve"> %}</w:t>
       </w:r>
+      <w:proofErr w:type="gramEnd"/>
     </w:p>
     <w:p>
       <w:pPr>
@@ -1677,7 +2865,35 @@
         <w:rPr>
           <w:rFonts w:ascii="Arial" w:hAnsi="Arial" w:cs="Arial"/>
         </w:rPr>
-        <w:t>The schedule below has each day separated into one-hour blocks, except for overnights, which begin at 9:00 PM and end at 8:00 AM the next day.</w:t>
+        <w:t xml:space="preserve">The schedule below </w:t>
+      </w:r>
+      <w:proofErr w:type="gramStart"/>
+      <w:r>
+        <w:rPr>
+          <w:rFonts w:ascii="Arial" w:hAnsi="Arial" w:cs="Arial"/>
+        </w:rPr>
+        <w:t>has</w:t>
+      </w:r>
+      <w:proofErr w:type="gramEnd"/>
+      <w:r>
+        <w:rPr>
+          <w:rFonts w:ascii="Arial" w:hAnsi="Arial" w:cs="Arial"/>
+        </w:rPr>
+        <w:t xml:space="preserve"> </w:t>
+      </w:r>
+      <w:proofErr w:type="gramStart"/>
+      <w:r>
+        <w:rPr>
+          <w:rFonts w:ascii="Arial" w:hAnsi="Arial" w:cs="Arial"/>
+        </w:rPr>
+        <w:t>each day separated</w:t>
+      </w:r>
+      <w:proofErr w:type="gramEnd"/>
+      <w:r>
+        <w:rPr>
+          <w:rFonts w:ascii="Arial" w:hAnsi="Arial" w:cs="Arial"/>
+        </w:rPr>
+        <w:t xml:space="preserve"> into one-hour blocks, except for overnights, which begin at 9:00 PM and end at 8:00 AM the next day.</w:t>
       </w:r>
     </w:p>
     <w:p>
@@ -1691,146 +2907,42 @@
         <w:rPr>
           <w:rFonts w:ascii="Arial" w:hAnsi="Arial" w:cs="Arial"/>
         </w:rPr>
-        <w:t>Parent Name: {{ users[0].</w:t>
+        <w:t>{%</w:t>
+      </w:r>
+      <w:r>
+        <w:rPr>
+          <w:rFonts w:ascii="Arial" w:hAnsi="Arial" w:cs="Arial"/>
+        </w:rPr>
+        <w:t>p</w:t>
+      </w:r>
+      <w:r>
+        <w:rPr>
+          <w:rFonts w:ascii="Arial" w:hAnsi="Arial" w:cs="Arial"/>
+        </w:rPr>
+        <w:t xml:space="preserve"> for </w:t>
       </w:r>
       <w:proofErr w:type="spellStart"/>
       <w:r>
         <w:rPr>
           <w:rFonts w:ascii="Arial" w:hAnsi="Arial" w:cs="Arial"/>
         </w:rPr>
-        <w:t>name_full</w:t>
+        <w:t>current_week</w:t>
       </w:r>
       <w:proofErr w:type="spellEnd"/>
       <w:r>
         <w:rPr>
           <w:rFonts w:ascii="Arial" w:hAnsi="Arial" w:cs="Arial"/>
         </w:rPr>
-        <w:t>() }}, Initials: {{ users[0].</w:t>
-      </w:r>
-      <w:proofErr w:type="spellStart"/>
-      <w:r>
-        <w:rPr>
-          <w:rFonts w:ascii="Arial" w:hAnsi="Arial" w:cs="Arial"/>
-        </w:rPr>
-        <w:t>name.initials</w:t>
-      </w:r>
-      <w:proofErr w:type="spellEnd"/>
-      <w:r>
-        <w:rPr>
-          <w:rFonts w:ascii="Arial" w:hAnsi="Arial" w:cs="Arial"/>
-        </w:rPr>
-        <w:t xml:space="preserve"> }}</w:t>
-      </w:r>
-    </w:p>
-    <w:p>
-      <w:pPr>
-        <w:spacing w:after="0"/>
-        <w:rPr>
-          <w:rFonts w:ascii="Arial" w:hAnsi="Arial" w:cs="Arial"/>
-        </w:rPr>
-      </w:pPr>
-      <w:r>
-        <w:rPr>
-          <w:rFonts w:ascii="Arial" w:hAnsi="Arial" w:cs="Arial"/>
-        </w:rPr>
-        <w:t xml:space="preserve">Parent Name: {{ </w:t>
-      </w:r>
-      <w:proofErr w:type="spellStart"/>
-      <w:r>
-        <w:rPr>
-          <w:rFonts w:ascii="Arial" w:hAnsi="Arial" w:cs="Arial"/>
-        </w:rPr>
-        <w:t>other_parties</w:t>
-      </w:r>
-      <w:proofErr w:type="spellEnd"/>
-      <w:r>
-        <w:rPr>
-          <w:rFonts w:ascii="Arial" w:hAnsi="Arial" w:cs="Arial"/>
-        </w:rPr>
-        <w:t>[0].</w:t>
-      </w:r>
-      <w:proofErr w:type="spellStart"/>
-      <w:r>
-        <w:rPr>
-          <w:rFonts w:ascii="Arial" w:hAnsi="Arial" w:cs="Arial"/>
-        </w:rPr>
-        <w:t>name_full</w:t>
-      </w:r>
-      <w:proofErr w:type="spellEnd"/>
-      <w:r>
-        <w:rPr>
-          <w:rFonts w:ascii="Arial" w:hAnsi="Arial" w:cs="Arial"/>
-        </w:rPr>
-        <w:t xml:space="preserve">() }}, Initials: {{ </w:t>
-      </w:r>
-      <w:proofErr w:type="spellStart"/>
-      <w:r>
-        <w:rPr>
-          <w:rFonts w:ascii="Arial" w:hAnsi="Arial" w:cs="Arial"/>
-        </w:rPr>
-        <w:t>other_parties</w:t>
-      </w:r>
-      <w:proofErr w:type="spellEnd"/>
-      <w:r>
-        <w:rPr>
-          <w:rFonts w:ascii="Arial" w:hAnsi="Arial" w:cs="Arial"/>
-        </w:rPr>
-        <w:t>[0].</w:t>
-      </w:r>
-      <w:proofErr w:type="spellStart"/>
-      <w:r>
-        <w:rPr>
-          <w:rFonts w:ascii="Arial" w:hAnsi="Arial" w:cs="Arial"/>
-        </w:rPr>
-        <w:t>name.initials</w:t>
-      </w:r>
-      <w:proofErr w:type="spellEnd"/>
-      <w:r>
-        <w:rPr>
-          <w:rFonts w:ascii="Arial" w:hAnsi="Arial" w:cs="Arial"/>
-        </w:rPr>
-        <w:t xml:space="preserve"> }}</w:t>
-      </w:r>
-    </w:p>
-    <w:p>
-      <w:pPr>
-        <w:spacing w:after="0"/>
-        <w:rPr>
-          <w:rFonts w:ascii="Arial" w:hAnsi="Arial" w:cs="Arial"/>
-        </w:rPr>
-      </w:pPr>
-      <w:r>
-        <w:rPr>
-          <w:rFonts w:ascii="Arial" w:hAnsi="Arial" w:cs="Arial"/>
-        </w:rPr>
-        <w:t>{%</w:t>
-      </w:r>
-      <w:r>
-        <w:rPr>
-          <w:rFonts w:ascii="Arial" w:hAnsi="Arial" w:cs="Arial"/>
-        </w:rPr>
-        <w:t>p</w:t>
-      </w:r>
-      <w:r>
-        <w:rPr>
-          <w:rFonts w:ascii="Arial" w:hAnsi="Arial" w:cs="Arial"/>
-        </w:rPr>
-        <w:t xml:space="preserve"> for </w:t>
-      </w:r>
-      <w:proofErr w:type="spellStart"/>
-      <w:r>
-        <w:rPr>
-          <w:rFonts w:ascii="Arial" w:hAnsi="Arial" w:cs="Arial"/>
-        </w:rPr>
-        <w:t>current_week</w:t>
-      </w:r>
-      <w:proofErr w:type="spellEnd"/>
-      <w:r>
-        <w:rPr>
-          <w:rFonts w:ascii="Arial" w:hAnsi="Arial" w:cs="Arial"/>
-        </w:rPr>
-        <w:t xml:space="preserve"> in week %}</w:t>
-      </w:r>
+        <w:t xml:space="preserve"> in </w:t>
+      </w:r>
+      <w:proofErr w:type="gramStart"/>
+      <w:r>
+        <w:rPr>
+          <w:rFonts w:ascii="Arial" w:hAnsi="Arial" w:cs="Arial"/>
+        </w:rPr>
+        <w:t>week %}</w:t>
+      </w:r>
+      <w:proofErr w:type="gramEnd"/>
     </w:p>
     <w:p>
       <w:pPr>
@@ -1847,11 +2959,19 @@
           <w:rFonts w:ascii="Arial" w:hAnsi="Arial" w:cs="Arial"/>
         </w:rPr>
       </w:pPr>
-      <w:r>
-        <w:rPr>
-          <w:rFonts w:ascii="Arial" w:hAnsi="Arial" w:cs="Arial"/>
-        </w:rPr>
-        <w:t>{{ current_week.name }}</w:t>
+      <w:proofErr w:type="gramStart"/>
+      <w:r>
+        <w:rPr>
+          <w:rFonts w:ascii="Arial" w:hAnsi="Arial" w:cs="Arial"/>
+        </w:rPr>
+        <w:t>{{ current_week.name</w:t>
+      </w:r>
+      <w:proofErr w:type="gramEnd"/>
+      <w:r>
+        <w:rPr>
+          <w:rFonts w:ascii="Arial" w:hAnsi="Arial" w:cs="Arial"/>
+        </w:rPr>
+        <w:t xml:space="preserve"> }}</w:t>
       </w:r>
     </w:p>
     <w:tbl>
@@ -2095,6 +3215,7 @@
                 <w:rFonts w:ascii="Arial" w:hAnsi="Arial" w:cs="Arial"/>
               </w:rPr>
             </w:pPr>
+            <w:proofErr w:type="gramStart"/>
             <w:r>
               <w:rPr>
                 <w:rFonts w:ascii="Arial" w:hAnsi="Arial" w:cs="Arial"/>
@@ -2109,11 +3230,26 @@
               <w:t>current_week.day</w:t>
             </w:r>
             <w:proofErr w:type="spellEnd"/>
-            <w:r>
-              <w:rPr>
-                <w:rFonts w:ascii="Arial" w:hAnsi="Arial" w:cs="Arial"/>
-              </w:rPr>
-              <w:t>[0].time_8_am.name.initials }}</w:t>
+            <w:proofErr w:type="gramEnd"/>
+            <w:r>
+              <w:rPr>
+                <w:rFonts w:ascii="Arial" w:hAnsi="Arial" w:cs="Arial"/>
+              </w:rPr>
+              <w:t>[0</w:t>
+            </w:r>
+            <w:proofErr w:type="gramStart"/>
+            <w:r>
+              <w:rPr>
+                <w:rFonts w:ascii="Arial" w:hAnsi="Arial" w:cs="Arial"/>
+              </w:rPr>
+              <w:t>].time_8_am.name.initials</w:t>
+            </w:r>
+            <w:proofErr w:type="gramEnd"/>
+            <w:r>
+              <w:rPr>
+                <w:rFonts w:ascii="Arial" w:hAnsi="Arial" w:cs="Arial"/>
+              </w:rPr>
+              <w:t xml:space="preserve"> }}</w:t>
             </w:r>
           </w:p>
         </w:tc>
@@ -2128,6 +3264,7 @@
                 <w:rFonts w:ascii="Arial" w:hAnsi="Arial" w:cs="Arial"/>
               </w:rPr>
             </w:pPr>
+            <w:proofErr w:type="gramStart"/>
             <w:r>
               <w:rPr>
                 <w:rFonts w:ascii="Arial" w:hAnsi="Arial" w:cs="Arial"/>
@@ -2142,11 +3279,26 @@
               <w:t>current_week.day</w:t>
             </w:r>
             <w:proofErr w:type="spellEnd"/>
-            <w:r>
-              <w:rPr>
-                <w:rFonts w:ascii="Arial" w:hAnsi="Arial" w:cs="Arial"/>
-              </w:rPr>
-              <w:t>[1].time_8_am.name.initials }}</w:t>
+            <w:proofErr w:type="gramEnd"/>
+            <w:r>
+              <w:rPr>
+                <w:rFonts w:ascii="Arial" w:hAnsi="Arial" w:cs="Arial"/>
+              </w:rPr>
+              <w:t>[1</w:t>
+            </w:r>
+            <w:proofErr w:type="gramStart"/>
+            <w:r>
+              <w:rPr>
+                <w:rFonts w:ascii="Arial" w:hAnsi="Arial" w:cs="Arial"/>
+              </w:rPr>
+              <w:t>].time_8_am.name.initials</w:t>
+            </w:r>
+            <w:proofErr w:type="gramEnd"/>
+            <w:r>
+              <w:rPr>
+                <w:rFonts w:ascii="Arial" w:hAnsi="Arial" w:cs="Arial"/>
+              </w:rPr>
+              <w:t xml:space="preserve"> }}</w:t>
             </w:r>
           </w:p>
         </w:tc>
@@ -2161,6 +3313,7 @@
                 <w:rFonts w:ascii="Arial" w:hAnsi="Arial" w:cs="Arial"/>
               </w:rPr>
             </w:pPr>
+            <w:proofErr w:type="gramStart"/>
             <w:r>
               <w:rPr>
                 <w:rFonts w:ascii="Arial" w:hAnsi="Arial" w:cs="Arial"/>
@@ -2175,11 +3328,26 @@
               <w:t>current_week.day</w:t>
             </w:r>
             <w:proofErr w:type="spellEnd"/>
-            <w:r>
-              <w:rPr>
-                <w:rFonts w:ascii="Arial" w:hAnsi="Arial" w:cs="Arial"/>
-              </w:rPr>
-              <w:t>[2].time_8_am.name.initials }}</w:t>
+            <w:proofErr w:type="gramEnd"/>
+            <w:r>
+              <w:rPr>
+                <w:rFonts w:ascii="Arial" w:hAnsi="Arial" w:cs="Arial"/>
+              </w:rPr>
+              <w:t>[2</w:t>
+            </w:r>
+            <w:proofErr w:type="gramStart"/>
+            <w:r>
+              <w:rPr>
+                <w:rFonts w:ascii="Arial" w:hAnsi="Arial" w:cs="Arial"/>
+              </w:rPr>
+              <w:t>].time_8_am.name.initials</w:t>
+            </w:r>
+            <w:proofErr w:type="gramEnd"/>
+            <w:r>
+              <w:rPr>
+                <w:rFonts w:ascii="Arial" w:hAnsi="Arial" w:cs="Arial"/>
+              </w:rPr>
+              <w:t xml:space="preserve"> }}</w:t>
             </w:r>
           </w:p>
         </w:tc>
@@ -2194,6 +3362,7 @@
                 <w:rFonts w:ascii="Arial" w:hAnsi="Arial" w:cs="Arial"/>
               </w:rPr>
             </w:pPr>
+            <w:proofErr w:type="gramStart"/>
             <w:r>
               <w:rPr>
                 <w:rFonts w:ascii="Arial" w:hAnsi="Arial" w:cs="Arial"/>
@@ -2208,11 +3377,26 @@
               <w:t>current_week.day</w:t>
             </w:r>
             <w:proofErr w:type="spellEnd"/>
-            <w:r>
-              <w:rPr>
-                <w:rFonts w:ascii="Arial" w:hAnsi="Arial" w:cs="Arial"/>
-              </w:rPr>
-              <w:t>[3].time_8_am.name.initials }}</w:t>
+            <w:proofErr w:type="gramEnd"/>
+            <w:r>
+              <w:rPr>
+                <w:rFonts w:ascii="Arial" w:hAnsi="Arial" w:cs="Arial"/>
+              </w:rPr>
+              <w:t>[3</w:t>
+            </w:r>
+            <w:proofErr w:type="gramStart"/>
+            <w:r>
+              <w:rPr>
+                <w:rFonts w:ascii="Arial" w:hAnsi="Arial" w:cs="Arial"/>
+              </w:rPr>
+              <w:t>].time_8_am.name.initials</w:t>
+            </w:r>
+            <w:proofErr w:type="gramEnd"/>
+            <w:r>
+              <w:rPr>
+                <w:rFonts w:ascii="Arial" w:hAnsi="Arial" w:cs="Arial"/>
+              </w:rPr>
+              <w:t xml:space="preserve"> }}</w:t>
             </w:r>
           </w:p>
         </w:tc>
@@ -2227,6 +3411,7 @@
                 <w:rFonts w:ascii="Arial" w:hAnsi="Arial" w:cs="Arial"/>
               </w:rPr>
             </w:pPr>
+            <w:proofErr w:type="gramStart"/>
             <w:r>
               <w:rPr>
                 <w:rFonts w:ascii="Arial" w:hAnsi="Arial" w:cs="Arial"/>
@@ -2241,11 +3426,26 @@
               <w:t>current_week.day</w:t>
             </w:r>
             <w:proofErr w:type="spellEnd"/>
-            <w:r>
-              <w:rPr>
-                <w:rFonts w:ascii="Arial" w:hAnsi="Arial" w:cs="Arial"/>
-              </w:rPr>
-              <w:t>[4].time_8_am.name.initials }}</w:t>
+            <w:proofErr w:type="gramEnd"/>
+            <w:r>
+              <w:rPr>
+                <w:rFonts w:ascii="Arial" w:hAnsi="Arial" w:cs="Arial"/>
+              </w:rPr>
+              <w:t>[4</w:t>
+            </w:r>
+            <w:proofErr w:type="gramStart"/>
+            <w:r>
+              <w:rPr>
+                <w:rFonts w:ascii="Arial" w:hAnsi="Arial" w:cs="Arial"/>
+              </w:rPr>
+              <w:t>].time_8_am.name.initials</w:t>
+            </w:r>
+            <w:proofErr w:type="gramEnd"/>
+            <w:r>
+              <w:rPr>
+                <w:rFonts w:ascii="Arial" w:hAnsi="Arial" w:cs="Arial"/>
+              </w:rPr>
+              <w:t xml:space="preserve"> }}</w:t>
             </w:r>
           </w:p>
         </w:tc>
@@ -2260,6 +3460,7 @@
                 <w:rFonts w:ascii="Arial" w:hAnsi="Arial" w:cs="Arial"/>
               </w:rPr>
             </w:pPr>
+            <w:proofErr w:type="gramStart"/>
             <w:r>
               <w:rPr>
                 <w:rFonts w:ascii="Arial" w:hAnsi="Arial" w:cs="Arial"/>
@@ -2274,11 +3475,26 @@
               <w:t>current_week.day</w:t>
             </w:r>
             <w:proofErr w:type="spellEnd"/>
-            <w:r>
-              <w:rPr>
-                <w:rFonts w:ascii="Arial" w:hAnsi="Arial" w:cs="Arial"/>
-              </w:rPr>
-              <w:t>[5].time_8_am.name.initials }}</w:t>
+            <w:proofErr w:type="gramEnd"/>
+            <w:r>
+              <w:rPr>
+                <w:rFonts w:ascii="Arial" w:hAnsi="Arial" w:cs="Arial"/>
+              </w:rPr>
+              <w:t>[5</w:t>
+            </w:r>
+            <w:proofErr w:type="gramStart"/>
+            <w:r>
+              <w:rPr>
+                <w:rFonts w:ascii="Arial" w:hAnsi="Arial" w:cs="Arial"/>
+              </w:rPr>
+              <w:t>].time_8_am.name.initials</w:t>
+            </w:r>
+            <w:proofErr w:type="gramEnd"/>
+            <w:r>
+              <w:rPr>
+                <w:rFonts w:ascii="Arial" w:hAnsi="Arial" w:cs="Arial"/>
+              </w:rPr>
+              <w:t xml:space="preserve"> }}</w:t>
             </w:r>
           </w:p>
         </w:tc>
@@ -2293,6 +3509,7 @@
                 <w:rFonts w:ascii="Arial" w:hAnsi="Arial" w:cs="Arial"/>
               </w:rPr>
             </w:pPr>
+            <w:proofErr w:type="gramStart"/>
             <w:r>
               <w:rPr>
                 <w:rFonts w:ascii="Arial" w:hAnsi="Arial" w:cs="Arial"/>
@@ -2307,11 +3524,26 @@
               <w:t>current_week.day</w:t>
             </w:r>
             <w:proofErr w:type="spellEnd"/>
-            <w:r>
-              <w:rPr>
-                <w:rFonts w:ascii="Arial" w:hAnsi="Arial" w:cs="Arial"/>
-              </w:rPr>
-              <w:t>[6].time_8_am.name.initials }}</w:t>
+            <w:proofErr w:type="gramEnd"/>
+            <w:r>
+              <w:rPr>
+                <w:rFonts w:ascii="Arial" w:hAnsi="Arial" w:cs="Arial"/>
+              </w:rPr>
+              <w:t>[6</w:t>
+            </w:r>
+            <w:proofErr w:type="gramStart"/>
+            <w:r>
+              <w:rPr>
+                <w:rFonts w:ascii="Arial" w:hAnsi="Arial" w:cs="Arial"/>
+              </w:rPr>
+              <w:t>].time_8_am.name.initials</w:t>
+            </w:r>
+            <w:proofErr w:type="gramEnd"/>
+            <w:r>
+              <w:rPr>
+                <w:rFonts w:ascii="Arial" w:hAnsi="Arial" w:cs="Arial"/>
+              </w:rPr>
+              <w:t xml:space="preserve"> }}</w:t>
             </w:r>
           </w:p>
         </w:tc>
@@ -2350,6 +3582,7 @@
                 <w:rFonts w:ascii="Arial" w:hAnsi="Arial" w:cs="Arial"/>
               </w:rPr>
             </w:pPr>
+            <w:proofErr w:type="gramStart"/>
             <w:r>
               <w:rPr>
                 <w:rFonts w:ascii="Arial" w:hAnsi="Arial" w:cs="Arial"/>
@@ -2364,11 +3597,26 @@
               <w:t>current_week.day</w:t>
             </w:r>
             <w:proofErr w:type="spellEnd"/>
-            <w:r>
-              <w:rPr>
-                <w:rFonts w:ascii="Arial" w:hAnsi="Arial" w:cs="Arial"/>
-              </w:rPr>
-              <w:t>[0].time_9_am.name.initials }}</w:t>
+            <w:proofErr w:type="gramEnd"/>
+            <w:r>
+              <w:rPr>
+                <w:rFonts w:ascii="Arial" w:hAnsi="Arial" w:cs="Arial"/>
+              </w:rPr>
+              <w:t>[0</w:t>
+            </w:r>
+            <w:proofErr w:type="gramStart"/>
+            <w:r>
+              <w:rPr>
+                <w:rFonts w:ascii="Arial" w:hAnsi="Arial" w:cs="Arial"/>
+              </w:rPr>
+              <w:t>].time_9_am.name.initials</w:t>
+            </w:r>
+            <w:proofErr w:type="gramEnd"/>
+            <w:r>
+              <w:rPr>
+                <w:rFonts w:ascii="Arial" w:hAnsi="Arial" w:cs="Arial"/>
+              </w:rPr>
+              <w:t xml:space="preserve"> }}</w:t>
             </w:r>
           </w:p>
         </w:tc>
@@ -2383,6 +3631,7 @@
                 <w:rFonts w:ascii="Arial" w:hAnsi="Arial" w:cs="Arial"/>
               </w:rPr>
             </w:pPr>
+            <w:proofErr w:type="gramStart"/>
             <w:r>
               <w:rPr>
                 <w:rFonts w:ascii="Arial" w:hAnsi="Arial" w:cs="Arial"/>
@@ -2397,11 +3646,26 @@
               <w:t>current_week.day</w:t>
             </w:r>
             <w:proofErr w:type="spellEnd"/>
-            <w:r>
-              <w:rPr>
-                <w:rFonts w:ascii="Arial" w:hAnsi="Arial" w:cs="Arial"/>
-              </w:rPr>
-              <w:t>[1].time_9_am.name.initials }}</w:t>
+            <w:proofErr w:type="gramEnd"/>
+            <w:r>
+              <w:rPr>
+                <w:rFonts w:ascii="Arial" w:hAnsi="Arial" w:cs="Arial"/>
+              </w:rPr>
+              <w:t>[1</w:t>
+            </w:r>
+            <w:proofErr w:type="gramStart"/>
+            <w:r>
+              <w:rPr>
+                <w:rFonts w:ascii="Arial" w:hAnsi="Arial" w:cs="Arial"/>
+              </w:rPr>
+              <w:t>].time_9_am.name.initials</w:t>
+            </w:r>
+            <w:proofErr w:type="gramEnd"/>
+            <w:r>
+              <w:rPr>
+                <w:rFonts w:ascii="Arial" w:hAnsi="Arial" w:cs="Arial"/>
+              </w:rPr>
+              <w:t xml:space="preserve"> }}</w:t>
             </w:r>
           </w:p>
         </w:tc>
@@ -2416,6 +3680,7 @@
                 <w:rFonts w:ascii="Arial" w:hAnsi="Arial" w:cs="Arial"/>
               </w:rPr>
             </w:pPr>
+            <w:proofErr w:type="gramStart"/>
             <w:r>
               <w:rPr>
                 <w:rFonts w:ascii="Arial" w:hAnsi="Arial" w:cs="Arial"/>
@@ -2430,11 +3695,26 @@
               <w:t>current_week.day</w:t>
             </w:r>
             <w:proofErr w:type="spellEnd"/>
-            <w:r>
-              <w:rPr>
-                <w:rFonts w:ascii="Arial" w:hAnsi="Arial" w:cs="Arial"/>
-              </w:rPr>
-              <w:t>[2].time_9_am.name.initials }}</w:t>
+            <w:proofErr w:type="gramEnd"/>
+            <w:r>
+              <w:rPr>
+                <w:rFonts w:ascii="Arial" w:hAnsi="Arial" w:cs="Arial"/>
+              </w:rPr>
+              <w:t>[2</w:t>
+            </w:r>
+            <w:proofErr w:type="gramStart"/>
+            <w:r>
+              <w:rPr>
+                <w:rFonts w:ascii="Arial" w:hAnsi="Arial" w:cs="Arial"/>
+              </w:rPr>
+              <w:t>].time_9_am.name.initials</w:t>
+            </w:r>
+            <w:proofErr w:type="gramEnd"/>
+            <w:r>
+              <w:rPr>
+                <w:rFonts w:ascii="Arial" w:hAnsi="Arial" w:cs="Arial"/>
+              </w:rPr>
+              <w:t xml:space="preserve"> }}</w:t>
             </w:r>
           </w:p>
         </w:tc>
@@ -2449,6 +3729,7 @@
                 <w:rFonts w:ascii="Arial" w:hAnsi="Arial" w:cs="Arial"/>
               </w:rPr>
             </w:pPr>
+            <w:proofErr w:type="gramStart"/>
             <w:r>
               <w:rPr>
                 <w:rFonts w:ascii="Arial" w:hAnsi="Arial" w:cs="Arial"/>
@@ -2463,11 +3744,26 @@
               <w:t>current_week.day</w:t>
             </w:r>
             <w:proofErr w:type="spellEnd"/>
-            <w:r>
-              <w:rPr>
-                <w:rFonts w:ascii="Arial" w:hAnsi="Arial" w:cs="Arial"/>
-              </w:rPr>
-              <w:t>[3].time_9_am.name.initials }}</w:t>
+            <w:proofErr w:type="gramEnd"/>
+            <w:r>
+              <w:rPr>
+                <w:rFonts w:ascii="Arial" w:hAnsi="Arial" w:cs="Arial"/>
+              </w:rPr>
+              <w:t>[3</w:t>
+            </w:r>
+            <w:proofErr w:type="gramStart"/>
+            <w:r>
+              <w:rPr>
+                <w:rFonts w:ascii="Arial" w:hAnsi="Arial" w:cs="Arial"/>
+              </w:rPr>
+              <w:t>].time_9_am.name.initials</w:t>
+            </w:r>
+            <w:proofErr w:type="gramEnd"/>
+            <w:r>
+              <w:rPr>
+                <w:rFonts w:ascii="Arial" w:hAnsi="Arial" w:cs="Arial"/>
+              </w:rPr>
+              <w:t xml:space="preserve"> }}</w:t>
             </w:r>
           </w:p>
         </w:tc>
@@ -2482,6 +3778,7 @@
                 <w:rFonts w:ascii="Arial" w:hAnsi="Arial" w:cs="Arial"/>
               </w:rPr>
             </w:pPr>
+            <w:proofErr w:type="gramStart"/>
             <w:r>
               <w:rPr>
                 <w:rFonts w:ascii="Arial" w:hAnsi="Arial" w:cs="Arial"/>
@@ -2496,11 +3793,26 @@
               <w:t>current_week.day</w:t>
             </w:r>
             <w:proofErr w:type="spellEnd"/>
-            <w:r>
-              <w:rPr>
-                <w:rFonts w:ascii="Arial" w:hAnsi="Arial" w:cs="Arial"/>
-              </w:rPr>
-              <w:t>[4].time_9_am.name.initials }}</w:t>
+            <w:proofErr w:type="gramEnd"/>
+            <w:r>
+              <w:rPr>
+                <w:rFonts w:ascii="Arial" w:hAnsi="Arial" w:cs="Arial"/>
+              </w:rPr>
+              <w:t>[4</w:t>
+            </w:r>
+            <w:proofErr w:type="gramStart"/>
+            <w:r>
+              <w:rPr>
+                <w:rFonts w:ascii="Arial" w:hAnsi="Arial" w:cs="Arial"/>
+              </w:rPr>
+              <w:t>].time_9_am.name.initials</w:t>
+            </w:r>
+            <w:proofErr w:type="gramEnd"/>
+            <w:r>
+              <w:rPr>
+                <w:rFonts w:ascii="Arial" w:hAnsi="Arial" w:cs="Arial"/>
+              </w:rPr>
+              <w:t xml:space="preserve"> }}</w:t>
             </w:r>
           </w:p>
         </w:tc>
@@ -2515,6 +3827,7 @@
                 <w:rFonts w:ascii="Arial" w:hAnsi="Arial" w:cs="Arial"/>
               </w:rPr>
             </w:pPr>
+            <w:proofErr w:type="gramStart"/>
             <w:r>
               <w:rPr>
                 <w:rFonts w:ascii="Arial" w:hAnsi="Arial" w:cs="Arial"/>
@@ -2529,11 +3842,26 @@
               <w:t>current_week.day</w:t>
             </w:r>
             <w:proofErr w:type="spellEnd"/>
-            <w:r>
-              <w:rPr>
-                <w:rFonts w:ascii="Arial" w:hAnsi="Arial" w:cs="Arial"/>
-              </w:rPr>
-              <w:t>[5].time_9_am.name.initials }}</w:t>
+            <w:proofErr w:type="gramEnd"/>
+            <w:r>
+              <w:rPr>
+                <w:rFonts w:ascii="Arial" w:hAnsi="Arial" w:cs="Arial"/>
+              </w:rPr>
+              <w:t>[5</w:t>
+            </w:r>
+            <w:proofErr w:type="gramStart"/>
+            <w:r>
+              <w:rPr>
+                <w:rFonts w:ascii="Arial" w:hAnsi="Arial" w:cs="Arial"/>
+              </w:rPr>
+              <w:t>].time_9_am.name.initials</w:t>
+            </w:r>
+            <w:proofErr w:type="gramEnd"/>
+            <w:r>
+              <w:rPr>
+                <w:rFonts w:ascii="Arial" w:hAnsi="Arial" w:cs="Arial"/>
+              </w:rPr>
+              <w:t xml:space="preserve"> }}</w:t>
             </w:r>
           </w:p>
         </w:tc>
@@ -2548,6 +3876,7 @@
                 <w:rFonts w:ascii="Arial" w:hAnsi="Arial" w:cs="Arial"/>
               </w:rPr>
             </w:pPr>
+            <w:proofErr w:type="gramStart"/>
             <w:r>
               <w:rPr>
                 <w:rFonts w:ascii="Arial" w:hAnsi="Arial" w:cs="Arial"/>
@@ -2562,11 +3891,26 @@
               <w:t>current_week.day</w:t>
             </w:r>
             <w:proofErr w:type="spellEnd"/>
-            <w:r>
-              <w:rPr>
-                <w:rFonts w:ascii="Arial" w:hAnsi="Arial" w:cs="Arial"/>
-              </w:rPr>
-              <w:t>[6].time_9_am.name.initials }}</w:t>
+            <w:proofErr w:type="gramEnd"/>
+            <w:r>
+              <w:rPr>
+                <w:rFonts w:ascii="Arial" w:hAnsi="Arial" w:cs="Arial"/>
+              </w:rPr>
+              <w:t>[6</w:t>
+            </w:r>
+            <w:proofErr w:type="gramStart"/>
+            <w:r>
+              <w:rPr>
+                <w:rFonts w:ascii="Arial" w:hAnsi="Arial" w:cs="Arial"/>
+              </w:rPr>
+              <w:t>].time_9_am.name.initials</w:t>
+            </w:r>
+            <w:proofErr w:type="gramEnd"/>
+            <w:r>
+              <w:rPr>
+                <w:rFonts w:ascii="Arial" w:hAnsi="Arial" w:cs="Arial"/>
+              </w:rPr>
+              <w:t xml:space="preserve"> }}</w:t>
             </w:r>
           </w:p>
         </w:tc>
@@ -2605,6 +3949,7 @@
                 <w:rFonts w:ascii="Arial" w:hAnsi="Arial" w:cs="Arial"/>
               </w:rPr>
             </w:pPr>
+            <w:proofErr w:type="gramStart"/>
             <w:r>
               <w:rPr>
                 <w:rFonts w:ascii="Arial" w:hAnsi="Arial" w:cs="Arial"/>
@@ -2619,11 +3964,26 @@
               <w:t>current_week.day</w:t>
             </w:r>
             <w:proofErr w:type="spellEnd"/>
-            <w:r>
-              <w:rPr>
-                <w:rFonts w:ascii="Arial" w:hAnsi="Arial" w:cs="Arial"/>
-              </w:rPr>
-              <w:t>[0].time_10_am.name.initials }}</w:t>
+            <w:proofErr w:type="gramEnd"/>
+            <w:r>
+              <w:rPr>
+                <w:rFonts w:ascii="Arial" w:hAnsi="Arial" w:cs="Arial"/>
+              </w:rPr>
+              <w:t>[0</w:t>
+            </w:r>
+            <w:proofErr w:type="gramStart"/>
+            <w:r>
+              <w:rPr>
+                <w:rFonts w:ascii="Arial" w:hAnsi="Arial" w:cs="Arial"/>
+              </w:rPr>
+              <w:t>].time_10_am.name.initials</w:t>
+            </w:r>
+            <w:proofErr w:type="gramEnd"/>
+            <w:r>
+              <w:rPr>
+                <w:rFonts w:ascii="Arial" w:hAnsi="Arial" w:cs="Arial"/>
+              </w:rPr>
+              <w:t xml:space="preserve"> }}</w:t>
             </w:r>
           </w:p>
         </w:tc>
@@ -2638,6 +3998,7 @@
                 <w:rFonts w:ascii="Arial" w:hAnsi="Arial" w:cs="Arial"/>
               </w:rPr>
             </w:pPr>
+            <w:proofErr w:type="gramStart"/>
             <w:r>
               <w:rPr>
                 <w:rFonts w:ascii="Arial" w:hAnsi="Arial" w:cs="Arial"/>
@@ -2652,11 +4013,26 @@
               <w:t>current_week.day</w:t>
             </w:r>
             <w:proofErr w:type="spellEnd"/>
-            <w:r>
-              <w:rPr>
-                <w:rFonts w:ascii="Arial" w:hAnsi="Arial" w:cs="Arial"/>
-              </w:rPr>
-              <w:t>[1].time_10_am.name.initials }}</w:t>
+            <w:proofErr w:type="gramEnd"/>
+            <w:r>
+              <w:rPr>
+                <w:rFonts w:ascii="Arial" w:hAnsi="Arial" w:cs="Arial"/>
+              </w:rPr>
+              <w:t>[1</w:t>
+            </w:r>
+            <w:proofErr w:type="gramStart"/>
+            <w:r>
+              <w:rPr>
+                <w:rFonts w:ascii="Arial" w:hAnsi="Arial" w:cs="Arial"/>
+              </w:rPr>
+              <w:t>].time_10_am.name.initials</w:t>
+            </w:r>
+            <w:proofErr w:type="gramEnd"/>
+            <w:r>
+              <w:rPr>
+                <w:rFonts w:ascii="Arial" w:hAnsi="Arial" w:cs="Arial"/>
+              </w:rPr>
+              <w:t xml:space="preserve"> }}</w:t>
             </w:r>
           </w:p>
         </w:tc>
@@ -2671,6 +4047,7 @@
                 <w:rFonts w:ascii="Arial" w:hAnsi="Arial" w:cs="Arial"/>
               </w:rPr>
             </w:pPr>
+            <w:proofErr w:type="gramStart"/>
             <w:r>
               <w:rPr>
                 <w:rFonts w:ascii="Arial" w:hAnsi="Arial" w:cs="Arial"/>
@@ -2685,11 +4062,26 @@
               <w:t>current_week.day</w:t>
             </w:r>
             <w:proofErr w:type="spellEnd"/>
-            <w:r>
-              <w:rPr>
-                <w:rFonts w:ascii="Arial" w:hAnsi="Arial" w:cs="Arial"/>
-              </w:rPr>
-              <w:t>[2].time_10_am.name.initials }}</w:t>
+            <w:proofErr w:type="gramEnd"/>
+            <w:r>
+              <w:rPr>
+                <w:rFonts w:ascii="Arial" w:hAnsi="Arial" w:cs="Arial"/>
+              </w:rPr>
+              <w:t>[2</w:t>
+            </w:r>
+            <w:proofErr w:type="gramStart"/>
+            <w:r>
+              <w:rPr>
+                <w:rFonts w:ascii="Arial" w:hAnsi="Arial" w:cs="Arial"/>
+              </w:rPr>
+              <w:t>].time_10_am.name.initials</w:t>
+            </w:r>
+            <w:proofErr w:type="gramEnd"/>
+            <w:r>
+              <w:rPr>
+                <w:rFonts w:ascii="Arial" w:hAnsi="Arial" w:cs="Arial"/>
+              </w:rPr>
+              <w:t xml:space="preserve"> }}</w:t>
             </w:r>
           </w:p>
         </w:tc>
@@ -2704,6 +4096,7 @@
                 <w:rFonts w:ascii="Arial" w:hAnsi="Arial" w:cs="Arial"/>
               </w:rPr>
             </w:pPr>
+            <w:proofErr w:type="gramStart"/>
             <w:r>
               <w:rPr>
                 <w:rFonts w:ascii="Arial" w:hAnsi="Arial" w:cs="Arial"/>
@@ -2718,11 +4111,26 @@
               <w:t>current_week.day</w:t>
             </w:r>
             <w:proofErr w:type="spellEnd"/>
-            <w:r>
-              <w:rPr>
-                <w:rFonts w:ascii="Arial" w:hAnsi="Arial" w:cs="Arial"/>
-              </w:rPr>
-              <w:t>[3].time_10_am.name.initials }}</w:t>
+            <w:proofErr w:type="gramEnd"/>
+            <w:r>
+              <w:rPr>
+                <w:rFonts w:ascii="Arial" w:hAnsi="Arial" w:cs="Arial"/>
+              </w:rPr>
+              <w:t>[3</w:t>
+            </w:r>
+            <w:proofErr w:type="gramStart"/>
+            <w:r>
+              <w:rPr>
+                <w:rFonts w:ascii="Arial" w:hAnsi="Arial" w:cs="Arial"/>
+              </w:rPr>
+              <w:t>].time_10_am.name.initials</w:t>
+            </w:r>
+            <w:proofErr w:type="gramEnd"/>
+            <w:r>
+              <w:rPr>
+                <w:rFonts w:ascii="Arial" w:hAnsi="Arial" w:cs="Arial"/>
+              </w:rPr>
+              <w:t xml:space="preserve"> }}</w:t>
             </w:r>
           </w:p>
         </w:tc>
@@ -2737,6 +4145,7 @@
                 <w:rFonts w:ascii="Arial" w:hAnsi="Arial" w:cs="Arial"/>
               </w:rPr>
             </w:pPr>
+            <w:proofErr w:type="gramStart"/>
             <w:r>
               <w:rPr>
                 <w:rFonts w:ascii="Arial" w:hAnsi="Arial" w:cs="Arial"/>
@@ -2751,11 +4160,26 @@
               <w:t>current_week.day</w:t>
             </w:r>
             <w:proofErr w:type="spellEnd"/>
-            <w:r>
-              <w:rPr>
-                <w:rFonts w:ascii="Arial" w:hAnsi="Arial" w:cs="Arial"/>
-              </w:rPr>
-              <w:t>[4].time_10_am.name.initials }}</w:t>
+            <w:proofErr w:type="gramEnd"/>
+            <w:r>
+              <w:rPr>
+                <w:rFonts w:ascii="Arial" w:hAnsi="Arial" w:cs="Arial"/>
+              </w:rPr>
+              <w:t>[4</w:t>
+            </w:r>
+            <w:proofErr w:type="gramStart"/>
+            <w:r>
+              <w:rPr>
+                <w:rFonts w:ascii="Arial" w:hAnsi="Arial" w:cs="Arial"/>
+              </w:rPr>
+              <w:t>].time_10_am.name.initials</w:t>
+            </w:r>
+            <w:proofErr w:type="gramEnd"/>
+            <w:r>
+              <w:rPr>
+                <w:rFonts w:ascii="Arial" w:hAnsi="Arial" w:cs="Arial"/>
+              </w:rPr>
+              <w:t xml:space="preserve"> }}</w:t>
             </w:r>
           </w:p>
         </w:tc>
@@ -2770,6 +4194,7 @@
                 <w:rFonts w:ascii="Arial" w:hAnsi="Arial" w:cs="Arial"/>
               </w:rPr>
             </w:pPr>
+            <w:proofErr w:type="gramStart"/>
             <w:r>
               <w:rPr>
                 <w:rFonts w:ascii="Arial" w:hAnsi="Arial" w:cs="Arial"/>
@@ -2784,11 +4209,26 @@
               <w:t>current_week.day</w:t>
             </w:r>
             <w:proofErr w:type="spellEnd"/>
-            <w:r>
-              <w:rPr>
-                <w:rFonts w:ascii="Arial" w:hAnsi="Arial" w:cs="Arial"/>
-              </w:rPr>
-              <w:t>[5].time_10_am.name.initials }}</w:t>
+            <w:proofErr w:type="gramEnd"/>
+            <w:r>
+              <w:rPr>
+                <w:rFonts w:ascii="Arial" w:hAnsi="Arial" w:cs="Arial"/>
+              </w:rPr>
+              <w:t>[5</w:t>
+            </w:r>
+            <w:proofErr w:type="gramStart"/>
+            <w:r>
+              <w:rPr>
+                <w:rFonts w:ascii="Arial" w:hAnsi="Arial" w:cs="Arial"/>
+              </w:rPr>
+              <w:t>].time_10_am.name.initials</w:t>
+            </w:r>
+            <w:proofErr w:type="gramEnd"/>
+            <w:r>
+              <w:rPr>
+                <w:rFonts w:ascii="Arial" w:hAnsi="Arial" w:cs="Arial"/>
+              </w:rPr>
+              <w:t xml:space="preserve"> }}</w:t>
             </w:r>
           </w:p>
         </w:tc>
@@ -2803,6 +4243,7 @@
                 <w:rFonts w:ascii="Arial" w:hAnsi="Arial" w:cs="Arial"/>
               </w:rPr>
             </w:pPr>
+            <w:proofErr w:type="gramStart"/>
             <w:r>
               <w:rPr>
                 <w:rFonts w:ascii="Arial" w:hAnsi="Arial" w:cs="Arial"/>
@@ -2817,11 +4258,26 @@
               <w:t>current_week.day</w:t>
             </w:r>
             <w:proofErr w:type="spellEnd"/>
-            <w:r>
-              <w:rPr>
-                <w:rFonts w:ascii="Arial" w:hAnsi="Arial" w:cs="Arial"/>
-              </w:rPr>
-              <w:t>[6].time_10_am.name.initials }}</w:t>
+            <w:proofErr w:type="gramEnd"/>
+            <w:r>
+              <w:rPr>
+                <w:rFonts w:ascii="Arial" w:hAnsi="Arial" w:cs="Arial"/>
+              </w:rPr>
+              <w:t>[6</w:t>
+            </w:r>
+            <w:proofErr w:type="gramStart"/>
+            <w:r>
+              <w:rPr>
+                <w:rFonts w:ascii="Arial" w:hAnsi="Arial" w:cs="Arial"/>
+              </w:rPr>
+              <w:t>].time_10_am.name.initials</w:t>
+            </w:r>
+            <w:proofErr w:type="gramEnd"/>
+            <w:r>
+              <w:rPr>
+                <w:rFonts w:ascii="Arial" w:hAnsi="Arial" w:cs="Arial"/>
+              </w:rPr>
+              <w:t xml:space="preserve"> }}</w:t>
             </w:r>
           </w:p>
         </w:tc>
@@ -2860,6 +4316,7 @@
                 <w:rFonts w:ascii="Arial" w:hAnsi="Arial" w:cs="Arial"/>
               </w:rPr>
             </w:pPr>
+            <w:proofErr w:type="gramStart"/>
             <w:r>
               <w:rPr>
                 <w:rFonts w:ascii="Arial" w:hAnsi="Arial" w:cs="Arial"/>
@@ -2874,11 +4331,26 @@
               <w:t>current_week.day</w:t>
             </w:r>
             <w:proofErr w:type="spellEnd"/>
-            <w:r>
-              <w:rPr>
-                <w:rFonts w:ascii="Arial" w:hAnsi="Arial" w:cs="Arial"/>
-              </w:rPr>
-              <w:t>[0].time_11_am.name.initials }}</w:t>
+            <w:proofErr w:type="gramEnd"/>
+            <w:r>
+              <w:rPr>
+                <w:rFonts w:ascii="Arial" w:hAnsi="Arial" w:cs="Arial"/>
+              </w:rPr>
+              <w:t>[0</w:t>
+            </w:r>
+            <w:proofErr w:type="gramStart"/>
+            <w:r>
+              <w:rPr>
+                <w:rFonts w:ascii="Arial" w:hAnsi="Arial" w:cs="Arial"/>
+              </w:rPr>
+              <w:t>].time_11_am.name.initials</w:t>
+            </w:r>
+            <w:proofErr w:type="gramEnd"/>
+            <w:r>
+              <w:rPr>
+                <w:rFonts w:ascii="Arial" w:hAnsi="Arial" w:cs="Arial"/>
+              </w:rPr>
+              <w:t xml:space="preserve"> }}</w:t>
             </w:r>
           </w:p>
         </w:tc>
@@ -2893,6 +4365,7 @@
                 <w:rFonts w:ascii="Arial" w:hAnsi="Arial" w:cs="Arial"/>
               </w:rPr>
             </w:pPr>
+            <w:proofErr w:type="gramStart"/>
             <w:r>
               <w:rPr>
                 <w:rFonts w:ascii="Arial" w:hAnsi="Arial" w:cs="Arial"/>
@@ -2907,11 +4380,26 @@
               <w:t>current_week.day</w:t>
             </w:r>
             <w:proofErr w:type="spellEnd"/>
-            <w:r>
-              <w:rPr>
-                <w:rFonts w:ascii="Arial" w:hAnsi="Arial" w:cs="Arial"/>
-              </w:rPr>
-              <w:t>[1].time_11_am.name.initials }}</w:t>
+            <w:proofErr w:type="gramEnd"/>
+            <w:r>
+              <w:rPr>
+                <w:rFonts w:ascii="Arial" w:hAnsi="Arial" w:cs="Arial"/>
+              </w:rPr>
+              <w:t>[1</w:t>
+            </w:r>
+            <w:proofErr w:type="gramStart"/>
+            <w:r>
+              <w:rPr>
+                <w:rFonts w:ascii="Arial" w:hAnsi="Arial" w:cs="Arial"/>
+              </w:rPr>
+              <w:t>].time_11_am.name.initials</w:t>
+            </w:r>
+            <w:proofErr w:type="gramEnd"/>
+            <w:r>
+              <w:rPr>
+                <w:rFonts w:ascii="Arial" w:hAnsi="Arial" w:cs="Arial"/>
+              </w:rPr>
+              <w:t xml:space="preserve"> }}</w:t>
             </w:r>
           </w:p>
         </w:tc>
@@ -2926,6 +4414,7 @@
                 <w:rFonts w:ascii="Arial" w:hAnsi="Arial" w:cs="Arial"/>
               </w:rPr>
             </w:pPr>
+            <w:proofErr w:type="gramStart"/>
             <w:r>
               <w:rPr>
                 <w:rFonts w:ascii="Arial" w:hAnsi="Arial" w:cs="Arial"/>
@@ -2940,11 +4429,26 @@
               <w:t>current_week.day</w:t>
             </w:r>
             <w:proofErr w:type="spellEnd"/>
-            <w:r>
-              <w:rPr>
-                <w:rFonts w:ascii="Arial" w:hAnsi="Arial" w:cs="Arial"/>
-              </w:rPr>
-              <w:t>[2].time_11_am.name.initials }}</w:t>
+            <w:proofErr w:type="gramEnd"/>
+            <w:r>
+              <w:rPr>
+                <w:rFonts w:ascii="Arial" w:hAnsi="Arial" w:cs="Arial"/>
+              </w:rPr>
+              <w:t>[2</w:t>
+            </w:r>
+            <w:proofErr w:type="gramStart"/>
+            <w:r>
+              <w:rPr>
+                <w:rFonts w:ascii="Arial" w:hAnsi="Arial" w:cs="Arial"/>
+              </w:rPr>
+              <w:t>].time_11_am.name.initials</w:t>
+            </w:r>
+            <w:proofErr w:type="gramEnd"/>
+            <w:r>
+              <w:rPr>
+                <w:rFonts w:ascii="Arial" w:hAnsi="Arial" w:cs="Arial"/>
+              </w:rPr>
+              <w:t xml:space="preserve"> }}</w:t>
             </w:r>
           </w:p>
         </w:tc>
@@ -2959,6 +4463,7 @@
                 <w:rFonts w:ascii="Arial" w:hAnsi="Arial" w:cs="Arial"/>
               </w:rPr>
             </w:pPr>
+            <w:proofErr w:type="gramStart"/>
             <w:r>
               <w:rPr>
                 <w:rFonts w:ascii="Arial" w:hAnsi="Arial" w:cs="Arial"/>
@@ -2973,11 +4478,26 @@
               <w:t>current_week.day</w:t>
             </w:r>
             <w:proofErr w:type="spellEnd"/>
-            <w:r>
-              <w:rPr>
-                <w:rFonts w:ascii="Arial" w:hAnsi="Arial" w:cs="Arial"/>
-              </w:rPr>
-              <w:t>[3].time_11_am.name.initials }}</w:t>
+            <w:proofErr w:type="gramEnd"/>
+            <w:r>
+              <w:rPr>
+                <w:rFonts w:ascii="Arial" w:hAnsi="Arial" w:cs="Arial"/>
+              </w:rPr>
+              <w:t>[3</w:t>
+            </w:r>
+            <w:proofErr w:type="gramStart"/>
+            <w:r>
+              <w:rPr>
+                <w:rFonts w:ascii="Arial" w:hAnsi="Arial" w:cs="Arial"/>
+              </w:rPr>
+              <w:t>].time_11_am.name.initials</w:t>
+            </w:r>
+            <w:proofErr w:type="gramEnd"/>
+            <w:r>
+              <w:rPr>
+                <w:rFonts w:ascii="Arial" w:hAnsi="Arial" w:cs="Arial"/>
+              </w:rPr>
+              <w:t xml:space="preserve"> }}</w:t>
             </w:r>
           </w:p>
         </w:tc>
@@ -2992,6 +4512,7 @@
                 <w:rFonts w:ascii="Arial" w:hAnsi="Arial" w:cs="Arial"/>
               </w:rPr>
             </w:pPr>
+            <w:proofErr w:type="gramStart"/>
             <w:r>
               <w:rPr>
                 <w:rFonts w:ascii="Arial" w:hAnsi="Arial" w:cs="Arial"/>
@@ -3006,11 +4527,26 @@
               <w:t>current_week.day</w:t>
             </w:r>
             <w:proofErr w:type="spellEnd"/>
-            <w:r>
-              <w:rPr>
-                <w:rFonts w:ascii="Arial" w:hAnsi="Arial" w:cs="Arial"/>
-              </w:rPr>
-              <w:t>[4].time_11_am.name.initials }}</w:t>
+            <w:proofErr w:type="gramEnd"/>
+            <w:r>
+              <w:rPr>
+                <w:rFonts w:ascii="Arial" w:hAnsi="Arial" w:cs="Arial"/>
+              </w:rPr>
+              <w:t>[4</w:t>
+            </w:r>
+            <w:proofErr w:type="gramStart"/>
+            <w:r>
+              <w:rPr>
+                <w:rFonts w:ascii="Arial" w:hAnsi="Arial" w:cs="Arial"/>
+              </w:rPr>
+              <w:t>].time_11_am.name.initials</w:t>
+            </w:r>
+            <w:proofErr w:type="gramEnd"/>
+            <w:r>
+              <w:rPr>
+                <w:rFonts w:ascii="Arial" w:hAnsi="Arial" w:cs="Arial"/>
+              </w:rPr>
+              <w:t xml:space="preserve"> }}</w:t>
             </w:r>
           </w:p>
         </w:tc>
@@ -3025,6 +4561,7 @@
                 <w:rFonts w:ascii="Arial" w:hAnsi="Arial" w:cs="Arial"/>
               </w:rPr>
             </w:pPr>
+            <w:proofErr w:type="gramStart"/>
             <w:r>
               <w:rPr>
                 <w:rFonts w:ascii="Arial" w:hAnsi="Arial" w:cs="Arial"/>
@@ -3039,11 +4576,26 @@
               <w:t>current_week.day</w:t>
             </w:r>
             <w:proofErr w:type="spellEnd"/>
-            <w:r>
-              <w:rPr>
-                <w:rFonts w:ascii="Arial" w:hAnsi="Arial" w:cs="Arial"/>
-              </w:rPr>
-              <w:t>[5].time_11_am.name.initials }}</w:t>
+            <w:proofErr w:type="gramEnd"/>
+            <w:r>
+              <w:rPr>
+                <w:rFonts w:ascii="Arial" w:hAnsi="Arial" w:cs="Arial"/>
+              </w:rPr>
+              <w:t>[5</w:t>
+            </w:r>
+            <w:proofErr w:type="gramStart"/>
+            <w:r>
+              <w:rPr>
+                <w:rFonts w:ascii="Arial" w:hAnsi="Arial" w:cs="Arial"/>
+              </w:rPr>
+              <w:t>].time_11_am.name.initials</w:t>
+            </w:r>
+            <w:proofErr w:type="gramEnd"/>
+            <w:r>
+              <w:rPr>
+                <w:rFonts w:ascii="Arial" w:hAnsi="Arial" w:cs="Arial"/>
+              </w:rPr>
+              <w:t xml:space="preserve"> }}</w:t>
             </w:r>
           </w:p>
         </w:tc>
@@ -3058,6 +4610,7 @@
                 <w:rFonts w:ascii="Arial" w:hAnsi="Arial" w:cs="Arial"/>
               </w:rPr>
             </w:pPr>
+            <w:proofErr w:type="gramStart"/>
             <w:r>
               <w:rPr>
                 <w:rFonts w:ascii="Arial" w:hAnsi="Arial" w:cs="Arial"/>
@@ -3072,11 +4625,26 @@
               <w:t>current_week.day</w:t>
             </w:r>
             <w:proofErr w:type="spellEnd"/>
-            <w:r>
-              <w:rPr>
-                <w:rFonts w:ascii="Arial" w:hAnsi="Arial" w:cs="Arial"/>
-              </w:rPr>
-              <w:t>[6].time_11_am.name.initials }}</w:t>
+            <w:proofErr w:type="gramEnd"/>
+            <w:r>
+              <w:rPr>
+                <w:rFonts w:ascii="Arial" w:hAnsi="Arial" w:cs="Arial"/>
+              </w:rPr>
+              <w:t>[6</w:t>
+            </w:r>
+            <w:proofErr w:type="gramStart"/>
+            <w:r>
+              <w:rPr>
+                <w:rFonts w:ascii="Arial" w:hAnsi="Arial" w:cs="Arial"/>
+              </w:rPr>
+              <w:t>].time_11_am.name.initials</w:t>
+            </w:r>
+            <w:proofErr w:type="gramEnd"/>
+            <w:r>
+              <w:rPr>
+                <w:rFonts w:ascii="Arial" w:hAnsi="Arial" w:cs="Arial"/>
+              </w:rPr>
+              <w:t xml:space="preserve"> }}</w:t>
             </w:r>
           </w:p>
         </w:tc>
@@ -3115,6 +4683,7 @@
                 <w:rFonts w:ascii="Arial" w:hAnsi="Arial" w:cs="Arial"/>
               </w:rPr>
             </w:pPr>
+            <w:proofErr w:type="gramStart"/>
             <w:r>
               <w:rPr>
                 <w:rFonts w:ascii="Arial" w:hAnsi="Arial" w:cs="Arial"/>
@@ -3129,18 +4698,33 @@
               <w:t>current_week.day</w:t>
             </w:r>
             <w:proofErr w:type="spellEnd"/>
-            <w:r>
-              <w:rPr>
-                <w:rFonts w:ascii="Arial" w:hAnsi="Arial" w:cs="Arial"/>
-              </w:rPr>
-              <w:t>[0].</w:t>
-            </w:r>
-            <w:proofErr w:type="spellStart"/>
-            <w:r>
-              <w:rPr>
-                <w:rFonts w:ascii="Arial" w:hAnsi="Arial" w:cs="Arial"/>
-              </w:rPr>
-              <w:t>time_noon.name.initials</w:t>
+            <w:proofErr w:type="gramEnd"/>
+            <w:r>
+              <w:rPr>
+                <w:rFonts w:ascii="Arial" w:hAnsi="Arial" w:cs="Arial"/>
+              </w:rPr>
+              <w:t>[0</w:t>
+            </w:r>
+            <w:proofErr w:type="gramStart"/>
+            <w:r>
+              <w:rPr>
+                <w:rFonts w:ascii="Arial" w:hAnsi="Arial" w:cs="Arial"/>
+              </w:rPr>
+              <w:t>].</w:t>
+            </w:r>
+            <w:proofErr w:type="spellStart"/>
+            <w:r>
+              <w:rPr>
+                <w:rFonts w:ascii="Arial" w:hAnsi="Arial" w:cs="Arial"/>
+              </w:rPr>
+              <w:t>time_noon.name</w:t>
+            </w:r>
+            <w:proofErr w:type="gramEnd"/>
+            <w:r>
+              <w:rPr>
+                <w:rFonts w:ascii="Arial" w:hAnsi="Arial" w:cs="Arial"/>
+              </w:rPr>
+              <w:t>.initials</w:t>
             </w:r>
             <w:proofErr w:type="spellEnd"/>
             <w:r>
@@ -3162,6 +4746,7 @@
                 <w:rFonts w:ascii="Arial" w:hAnsi="Arial" w:cs="Arial"/>
               </w:rPr>
             </w:pPr>
+            <w:proofErr w:type="gramStart"/>
             <w:r>
               <w:rPr>
                 <w:rFonts w:ascii="Arial" w:hAnsi="Arial" w:cs="Arial"/>
@@ -3176,18 +4761,33 @@
               <w:t>current_week.day</w:t>
             </w:r>
             <w:proofErr w:type="spellEnd"/>
-            <w:r>
-              <w:rPr>
-                <w:rFonts w:ascii="Arial" w:hAnsi="Arial" w:cs="Arial"/>
-              </w:rPr>
-              <w:t>[1].</w:t>
-            </w:r>
-            <w:proofErr w:type="spellStart"/>
-            <w:r>
-              <w:rPr>
-                <w:rFonts w:ascii="Arial" w:hAnsi="Arial" w:cs="Arial"/>
-              </w:rPr>
-              <w:t>time_noon.name.initials</w:t>
+            <w:proofErr w:type="gramEnd"/>
+            <w:r>
+              <w:rPr>
+                <w:rFonts w:ascii="Arial" w:hAnsi="Arial" w:cs="Arial"/>
+              </w:rPr>
+              <w:t>[1</w:t>
+            </w:r>
+            <w:proofErr w:type="gramStart"/>
+            <w:r>
+              <w:rPr>
+                <w:rFonts w:ascii="Arial" w:hAnsi="Arial" w:cs="Arial"/>
+              </w:rPr>
+              <w:t>].</w:t>
+            </w:r>
+            <w:proofErr w:type="spellStart"/>
+            <w:r>
+              <w:rPr>
+                <w:rFonts w:ascii="Arial" w:hAnsi="Arial" w:cs="Arial"/>
+              </w:rPr>
+              <w:t>time_noon.name</w:t>
+            </w:r>
+            <w:proofErr w:type="gramEnd"/>
+            <w:r>
+              <w:rPr>
+                <w:rFonts w:ascii="Arial" w:hAnsi="Arial" w:cs="Arial"/>
+              </w:rPr>
+              <w:t>.initials</w:t>
             </w:r>
             <w:proofErr w:type="spellEnd"/>
             <w:r>
@@ -3209,6 +4809,7 @@
                 <w:rFonts w:ascii="Arial" w:hAnsi="Arial" w:cs="Arial"/>
               </w:rPr>
             </w:pPr>
+            <w:proofErr w:type="gramStart"/>
             <w:r>
               <w:rPr>
                 <w:rFonts w:ascii="Arial" w:hAnsi="Arial" w:cs="Arial"/>
@@ -3223,18 +4824,33 @@
               <w:t>current_week.day</w:t>
             </w:r>
             <w:proofErr w:type="spellEnd"/>
-            <w:r>
-              <w:rPr>
-                <w:rFonts w:ascii="Arial" w:hAnsi="Arial" w:cs="Arial"/>
-              </w:rPr>
-              <w:t>[2].</w:t>
-            </w:r>
-            <w:proofErr w:type="spellStart"/>
-            <w:r>
-              <w:rPr>
-                <w:rFonts w:ascii="Arial" w:hAnsi="Arial" w:cs="Arial"/>
-              </w:rPr>
-              <w:t>time_noon.name.initials</w:t>
+            <w:proofErr w:type="gramEnd"/>
+            <w:r>
+              <w:rPr>
+                <w:rFonts w:ascii="Arial" w:hAnsi="Arial" w:cs="Arial"/>
+              </w:rPr>
+              <w:t>[2</w:t>
+            </w:r>
+            <w:proofErr w:type="gramStart"/>
+            <w:r>
+              <w:rPr>
+                <w:rFonts w:ascii="Arial" w:hAnsi="Arial" w:cs="Arial"/>
+              </w:rPr>
+              <w:t>].</w:t>
+            </w:r>
+            <w:proofErr w:type="spellStart"/>
+            <w:r>
+              <w:rPr>
+                <w:rFonts w:ascii="Arial" w:hAnsi="Arial" w:cs="Arial"/>
+              </w:rPr>
+              <w:t>time_noon.name</w:t>
+            </w:r>
+            <w:proofErr w:type="gramEnd"/>
+            <w:r>
+              <w:rPr>
+                <w:rFonts w:ascii="Arial" w:hAnsi="Arial" w:cs="Arial"/>
+              </w:rPr>
+              <w:t>.initials</w:t>
             </w:r>
             <w:proofErr w:type="spellEnd"/>
             <w:r>
@@ -3256,6 +4872,7 @@
                 <w:rFonts w:ascii="Arial" w:hAnsi="Arial" w:cs="Arial"/>
               </w:rPr>
             </w:pPr>
+            <w:proofErr w:type="gramStart"/>
             <w:r>
               <w:rPr>
                 <w:rFonts w:ascii="Arial" w:hAnsi="Arial" w:cs="Arial"/>
@@ -3270,18 +4887,33 @@
               <w:t>current_week.day</w:t>
             </w:r>
             <w:proofErr w:type="spellEnd"/>
-            <w:r>
-              <w:rPr>
-                <w:rFonts w:ascii="Arial" w:hAnsi="Arial" w:cs="Arial"/>
-              </w:rPr>
-              <w:t>[3].</w:t>
-            </w:r>
-            <w:proofErr w:type="spellStart"/>
-            <w:r>
-              <w:rPr>
-                <w:rFonts w:ascii="Arial" w:hAnsi="Arial" w:cs="Arial"/>
-              </w:rPr>
-              <w:t>time_noon.name.initials</w:t>
+            <w:proofErr w:type="gramEnd"/>
+            <w:r>
+              <w:rPr>
+                <w:rFonts w:ascii="Arial" w:hAnsi="Arial" w:cs="Arial"/>
+              </w:rPr>
+              <w:t>[3</w:t>
+            </w:r>
+            <w:proofErr w:type="gramStart"/>
+            <w:r>
+              <w:rPr>
+                <w:rFonts w:ascii="Arial" w:hAnsi="Arial" w:cs="Arial"/>
+              </w:rPr>
+              <w:t>].</w:t>
+            </w:r>
+            <w:proofErr w:type="spellStart"/>
+            <w:r>
+              <w:rPr>
+                <w:rFonts w:ascii="Arial" w:hAnsi="Arial" w:cs="Arial"/>
+              </w:rPr>
+              <w:t>time_noon.name</w:t>
+            </w:r>
+            <w:proofErr w:type="gramEnd"/>
+            <w:r>
+              <w:rPr>
+                <w:rFonts w:ascii="Arial" w:hAnsi="Arial" w:cs="Arial"/>
+              </w:rPr>
+              <w:t>.initials</w:t>
             </w:r>
             <w:proofErr w:type="spellEnd"/>
             <w:r>
@@ -3303,6 +4935,7 @@
                 <w:rFonts w:ascii="Arial" w:hAnsi="Arial" w:cs="Arial"/>
               </w:rPr>
             </w:pPr>
+            <w:proofErr w:type="gramStart"/>
             <w:r>
               <w:rPr>
                 <w:rFonts w:ascii="Arial" w:hAnsi="Arial" w:cs="Arial"/>
@@ -3317,18 +4950,33 @@
               <w:t>current_week.day</w:t>
             </w:r>
             <w:proofErr w:type="spellEnd"/>
-            <w:r>
-              <w:rPr>
-                <w:rFonts w:ascii="Arial" w:hAnsi="Arial" w:cs="Arial"/>
-              </w:rPr>
-              <w:t>[4].</w:t>
-            </w:r>
-            <w:proofErr w:type="spellStart"/>
-            <w:r>
-              <w:rPr>
-                <w:rFonts w:ascii="Arial" w:hAnsi="Arial" w:cs="Arial"/>
-              </w:rPr>
-              <w:t>time_noon.name.initials</w:t>
+            <w:proofErr w:type="gramEnd"/>
+            <w:r>
+              <w:rPr>
+                <w:rFonts w:ascii="Arial" w:hAnsi="Arial" w:cs="Arial"/>
+              </w:rPr>
+              <w:t>[4</w:t>
+            </w:r>
+            <w:proofErr w:type="gramStart"/>
+            <w:r>
+              <w:rPr>
+                <w:rFonts w:ascii="Arial" w:hAnsi="Arial" w:cs="Arial"/>
+              </w:rPr>
+              <w:t>].</w:t>
+            </w:r>
+            <w:proofErr w:type="spellStart"/>
+            <w:r>
+              <w:rPr>
+                <w:rFonts w:ascii="Arial" w:hAnsi="Arial" w:cs="Arial"/>
+              </w:rPr>
+              <w:t>time_noon.name</w:t>
+            </w:r>
+            <w:proofErr w:type="gramEnd"/>
+            <w:r>
+              <w:rPr>
+                <w:rFonts w:ascii="Arial" w:hAnsi="Arial" w:cs="Arial"/>
+              </w:rPr>
+              <w:t>.initials</w:t>
             </w:r>
             <w:proofErr w:type="spellEnd"/>
             <w:r>
@@ -3350,6 +4998,7 @@
                 <w:rFonts w:ascii="Arial" w:hAnsi="Arial" w:cs="Arial"/>
               </w:rPr>
             </w:pPr>
+            <w:proofErr w:type="gramStart"/>
             <w:r>
               <w:rPr>
                 <w:rFonts w:ascii="Arial" w:hAnsi="Arial" w:cs="Arial"/>
@@ -3364,18 +5013,33 @@
               <w:t>current_week.day</w:t>
             </w:r>
             <w:proofErr w:type="spellEnd"/>
-            <w:r>
-              <w:rPr>
-                <w:rFonts w:ascii="Arial" w:hAnsi="Arial" w:cs="Arial"/>
-              </w:rPr>
-              <w:t>[5].</w:t>
-            </w:r>
-            <w:proofErr w:type="spellStart"/>
-            <w:r>
-              <w:rPr>
-                <w:rFonts w:ascii="Arial" w:hAnsi="Arial" w:cs="Arial"/>
-              </w:rPr>
-              <w:t>time_noon.name.initials</w:t>
+            <w:proofErr w:type="gramEnd"/>
+            <w:r>
+              <w:rPr>
+                <w:rFonts w:ascii="Arial" w:hAnsi="Arial" w:cs="Arial"/>
+              </w:rPr>
+              <w:t>[5</w:t>
+            </w:r>
+            <w:proofErr w:type="gramStart"/>
+            <w:r>
+              <w:rPr>
+                <w:rFonts w:ascii="Arial" w:hAnsi="Arial" w:cs="Arial"/>
+              </w:rPr>
+              <w:t>].</w:t>
+            </w:r>
+            <w:proofErr w:type="spellStart"/>
+            <w:r>
+              <w:rPr>
+                <w:rFonts w:ascii="Arial" w:hAnsi="Arial" w:cs="Arial"/>
+              </w:rPr>
+              <w:t>time_noon.name</w:t>
+            </w:r>
+            <w:proofErr w:type="gramEnd"/>
+            <w:r>
+              <w:rPr>
+                <w:rFonts w:ascii="Arial" w:hAnsi="Arial" w:cs="Arial"/>
+              </w:rPr>
+              <w:t>.initials</w:t>
             </w:r>
             <w:proofErr w:type="spellEnd"/>
             <w:r>
@@ -3397,6 +5061,7 @@
                 <w:rFonts w:ascii="Arial" w:hAnsi="Arial" w:cs="Arial"/>
               </w:rPr>
             </w:pPr>
+            <w:proofErr w:type="gramStart"/>
             <w:r>
               <w:rPr>
                 <w:rFonts w:ascii="Arial" w:hAnsi="Arial" w:cs="Arial"/>
@@ -3411,18 +5076,33 @@
               <w:t>current_week.day</w:t>
             </w:r>
             <w:proofErr w:type="spellEnd"/>
-            <w:r>
-              <w:rPr>
-                <w:rFonts w:ascii="Arial" w:hAnsi="Arial" w:cs="Arial"/>
-              </w:rPr>
-              <w:t>[6].</w:t>
-            </w:r>
-            <w:proofErr w:type="spellStart"/>
-            <w:r>
-              <w:rPr>
-                <w:rFonts w:ascii="Arial" w:hAnsi="Arial" w:cs="Arial"/>
-              </w:rPr>
-              <w:t>time_noon.name.initials</w:t>
+            <w:proofErr w:type="gramEnd"/>
+            <w:r>
+              <w:rPr>
+                <w:rFonts w:ascii="Arial" w:hAnsi="Arial" w:cs="Arial"/>
+              </w:rPr>
+              <w:t>[6</w:t>
+            </w:r>
+            <w:proofErr w:type="gramStart"/>
+            <w:r>
+              <w:rPr>
+                <w:rFonts w:ascii="Arial" w:hAnsi="Arial" w:cs="Arial"/>
+              </w:rPr>
+              <w:t>].</w:t>
+            </w:r>
+            <w:proofErr w:type="spellStart"/>
+            <w:r>
+              <w:rPr>
+                <w:rFonts w:ascii="Arial" w:hAnsi="Arial" w:cs="Arial"/>
+              </w:rPr>
+              <w:t>time_noon.name</w:t>
+            </w:r>
+            <w:proofErr w:type="gramEnd"/>
+            <w:r>
+              <w:rPr>
+                <w:rFonts w:ascii="Arial" w:hAnsi="Arial" w:cs="Arial"/>
+              </w:rPr>
+              <w:t>.initials</w:t>
             </w:r>
             <w:proofErr w:type="spellEnd"/>
             <w:r>
@@ -3469,6 +5149,7 @@
                 <w:rFonts w:ascii="Arial" w:hAnsi="Arial" w:cs="Arial"/>
               </w:rPr>
             </w:pPr>
+            <w:proofErr w:type="gramStart"/>
             <w:r>
               <w:rPr>
                 <w:rFonts w:ascii="Arial" w:hAnsi="Arial" w:cs="Arial"/>
@@ -3483,11 +5164,26 @@
               <w:t>current_week.day</w:t>
             </w:r>
             <w:proofErr w:type="spellEnd"/>
-            <w:r>
-              <w:rPr>
-                <w:rFonts w:ascii="Arial" w:hAnsi="Arial" w:cs="Arial"/>
-              </w:rPr>
-              <w:t>[0].time_1_pm.name.initials }}</w:t>
+            <w:proofErr w:type="gramEnd"/>
+            <w:r>
+              <w:rPr>
+                <w:rFonts w:ascii="Arial" w:hAnsi="Arial" w:cs="Arial"/>
+              </w:rPr>
+              <w:t>[0</w:t>
+            </w:r>
+            <w:proofErr w:type="gramStart"/>
+            <w:r>
+              <w:rPr>
+                <w:rFonts w:ascii="Arial" w:hAnsi="Arial" w:cs="Arial"/>
+              </w:rPr>
+              <w:t>].time_1_pm.name.initials</w:t>
+            </w:r>
+            <w:proofErr w:type="gramEnd"/>
+            <w:r>
+              <w:rPr>
+                <w:rFonts w:ascii="Arial" w:hAnsi="Arial" w:cs="Arial"/>
+              </w:rPr>
+              <w:t xml:space="preserve"> }}</w:t>
             </w:r>
           </w:p>
         </w:tc>
@@ -3502,6 +5198,7 @@
                 <w:rFonts w:ascii="Arial" w:hAnsi="Arial" w:cs="Arial"/>
               </w:rPr>
             </w:pPr>
+            <w:proofErr w:type="gramStart"/>
             <w:r>
               <w:rPr>
                 <w:rFonts w:ascii="Arial" w:hAnsi="Arial" w:cs="Arial"/>
@@ -3516,11 +5213,26 @@
               <w:t>current_week.day</w:t>
             </w:r>
             <w:proofErr w:type="spellEnd"/>
-            <w:r>
-              <w:rPr>
-                <w:rFonts w:ascii="Arial" w:hAnsi="Arial" w:cs="Arial"/>
-              </w:rPr>
-              <w:t>[1].time_1_pm.name.initials }}</w:t>
+            <w:proofErr w:type="gramEnd"/>
+            <w:r>
+              <w:rPr>
+                <w:rFonts w:ascii="Arial" w:hAnsi="Arial" w:cs="Arial"/>
+              </w:rPr>
+              <w:t>[1</w:t>
+            </w:r>
+            <w:proofErr w:type="gramStart"/>
+            <w:r>
+              <w:rPr>
+                <w:rFonts w:ascii="Arial" w:hAnsi="Arial" w:cs="Arial"/>
+              </w:rPr>
+              <w:t>].time_1_pm.name.initials</w:t>
+            </w:r>
+            <w:proofErr w:type="gramEnd"/>
+            <w:r>
+              <w:rPr>
+                <w:rFonts w:ascii="Arial" w:hAnsi="Arial" w:cs="Arial"/>
+              </w:rPr>
+              <w:t xml:space="preserve"> }}</w:t>
             </w:r>
           </w:p>
         </w:tc>
@@ -3535,6 +5247,7 @@
                 <w:rFonts w:ascii="Arial" w:hAnsi="Arial" w:cs="Arial"/>
               </w:rPr>
             </w:pPr>
+            <w:proofErr w:type="gramStart"/>
             <w:r>
               <w:rPr>
                 <w:rFonts w:ascii="Arial" w:hAnsi="Arial" w:cs="Arial"/>
@@ -3549,11 +5262,26 @@
               <w:t>current_week.day</w:t>
             </w:r>
             <w:proofErr w:type="spellEnd"/>
-            <w:r>
-              <w:rPr>
-                <w:rFonts w:ascii="Arial" w:hAnsi="Arial" w:cs="Arial"/>
-              </w:rPr>
-              <w:t>[2].time_1_pm.name.initials }}</w:t>
+            <w:proofErr w:type="gramEnd"/>
+            <w:r>
+              <w:rPr>
+                <w:rFonts w:ascii="Arial" w:hAnsi="Arial" w:cs="Arial"/>
+              </w:rPr>
+              <w:t>[2</w:t>
+            </w:r>
+            <w:proofErr w:type="gramStart"/>
+            <w:r>
+              <w:rPr>
+                <w:rFonts w:ascii="Arial" w:hAnsi="Arial" w:cs="Arial"/>
+              </w:rPr>
+              <w:t>].time_1_pm.name.initials</w:t>
+            </w:r>
+            <w:proofErr w:type="gramEnd"/>
+            <w:r>
+              <w:rPr>
+                <w:rFonts w:ascii="Arial" w:hAnsi="Arial" w:cs="Arial"/>
+              </w:rPr>
+              <w:t xml:space="preserve"> }}</w:t>
             </w:r>
           </w:p>
         </w:tc>
@@ -3568,6 +5296,7 @@
                 <w:rFonts w:ascii="Arial" w:hAnsi="Arial" w:cs="Arial"/>
               </w:rPr>
             </w:pPr>
+            <w:proofErr w:type="gramStart"/>
             <w:r>
               <w:rPr>
                 <w:rFonts w:ascii="Arial" w:hAnsi="Arial" w:cs="Arial"/>
@@ -3582,11 +5311,26 @@
               <w:t>current_week.day</w:t>
             </w:r>
             <w:proofErr w:type="spellEnd"/>
-            <w:r>
-              <w:rPr>
-                <w:rFonts w:ascii="Arial" w:hAnsi="Arial" w:cs="Arial"/>
-              </w:rPr>
-              <w:t>[3].time_1_pm.name.initials }}</w:t>
+            <w:proofErr w:type="gramEnd"/>
+            <w:r>
+              <w:rPr>
+                <w:rFonts w:ascii="Arial" w:hAnsi="Arial" w:cs="Arial"/>
+              </w:rPr>
+              <w:t>[3</w:t>
+            </w:r>
+            <w:proofErr w:type="gramStart"/>
+            <w:r>
+              <w:rPr>
+                <w:rFonts w:ascii="Arial" w:hAnsi="Arial" w:cs="Arial"/>
+              </w:rPr>
+              <w:t>].time_1_pm.name.initials</w:t>
+            </w:r>
+            <w:proofErr w:type="gramEnd"/>
+            <w:r>
+              <w:rPr>
+                <w:rFonts w:ascii="Arial" w:hAnsi="Arial" w:cs="Arial"/>
+              </w:rPr>
+              <w:t xml:space="preserve"> }}</w:t>
             </w:r>
           </w:p>
         </w:tc>
@@ -3601,6 +5345,7 @@
                 <w:rFonts w:ascii="Arial" w:hAnsi="Arial" w:cs="Arial"/>
               </w:rPr>
             </w:pPr>
+            <w:proofErr w:type="gramStart"/>
             <w:r>
               <w:rPr>
                 <w:rFonts w:ascii="Arial" w:hAnsi="Arial" w:cs="Arial"/>
@@ -3615,11 +5360,26 @@
               <w:t>current_week.day</w:t>
             </w:r>
             <w:proofErr w:type="spellEnd"/>
-            <w:r>
-              <w:rPr>
-                <w:rFonts w:ascii="Arial" w:hAnsi="Arial" w:cs="Arial"/>
-              </w:rPr>
-              <w:t>[4].time_1_pm.name.initials }}</w:t>
+            <w:proofErr w:type="gramEnd"/>
+            <w:r>
+              <w:rPr>
+                <w:rFonts w:ascii="Arial" w:hAnsi="Arial" w:cs="Arial"/>
+              </w:rPr>
+              <w:t>[4</w:t>
+            </w:r>
+            <w:proofErr w:type="gramStart"/>
+            <w:r>
+              <w:rPr>
+                <w:rFonts w:ascii="Arial" w:hAnsi="Arial" w:cs="Arial"/>
+              </w:rPr>
+              <w:t>].time_1_pm.name.initials</w:t>
+            </w:r>
+            <w:proofErr w:type="gramEnd"/>
+            <w:r>
+              <w:rPr>
+                <w:rFonts w:ascii="Arial" w:hAnsi="Arial" w:cs="Arial"/>
+              </w:rPr>
+              <w:t xml:space="preserve"> }}</w:t>
             </w:r>
           </w:p>
         </w:tc>
@@ -3634,6 +5394,7 @@
                 <w:rFonts w:ascii="Arial" w:hAnsi="Arial" w:cs="Arial"/>
               </w:rPr>
             </w:pPr>
+            <w:proofErr w:type="gramStart"/>
             <w:r>
               <w:rPr>
                 <w:rFonts w:ascii="Arial" w:hAnsi="Arial" w:cs="Arial"/>
@@ -3648,11 +5409,26 @@
               <w:t>current_week.day</w:t>
             </w:r>
             <w:proofErr w:type="spellEnd"/>
-            <w:r>
-              <w:rPr>
-                <w:rFonts w:ascii="Arial" w:hAnsi="Arial" w:cs="Arial"/>
-              </w:rPr>
-              <w:t>[5].time_1_pm.name.initials }}</w:t>
+            <w:proofErr w:type="gramEnd"/>
+            <w:r>
+              <w:rPr>
+                <w:rFonts w:ascii="Arial" w:hAnsi="Arial" w:cs="Arial"/>
+              </w:rPr>
+              <w:t>[5</w:t>
+            </w:r>
+            <w:proofErr w:type="gramStart"/>
+            <w:r>
+              <w:rPr>
+                <w:rFonts w:ascii="Arial" w:hAnsi="Arial" w:cs="Arial"/>
+              </w:rPr>
+              <w:t>].time_1_pm.name.initials</w:t>
+            </w:r>
+            <w:proofErr w:type="gramEnd"/>
+            <w:r>
+              <w:rPr>
+                <w:rFonts w:ascii="Arial" w:hAnsi="Arial" w:cs="Arial"/>
+              </w:rPr>
+              <w:t xml:space="preserve"> }}</w:t>
             </w:r>
           </w:p>
         </w:tc>
@@ -3667,6 +5443,7 @@
                 <w:rFonts w:ascii="Arial" w:hAnsi="Arial" w:cs="Arial"/>
               </w:rPr>
             </w:pPr>
+            <w:proofErr w:type="gramStart"/>
             <w:r>
               <w:rPr>
                 <w:rFonts w:ascii="Arial" w:hAnsi="Arial" w:cs="Arial"/>
@@ -3681,11 +5458,26 @@
               <w:t>current_week.day</w:t>
             </w:r>
             <w:proofErr w:type="spellEnd"/>
-            <w:r>
-              <w:rPr>
-                <w:rFonts w:ascii="Arial" w:hAnsi="Arial" w:cs="Arial"/>
-              </w:rPr>
-              <w:t>[6].time_1_pm.name.initials }}</w:t>
+            <w:proofErr w:type="gramEnd"/>
+            <w:r>
+              <w:rPr>
+                <w:rFonts w:ascii="Arial" w:hAnsi="Arial" w:cs="Arial"/>
+              </w:rPr>
+              <w:t>[6</w:t>
+            </w:r>
+            <w:proofErr w:type="gramStart"/>
+            <w:r>
+              <w:rPr>
+                <w:rFonts w:ascii="Arial" w:hAnsi="Arial" w:cs="Arial"/>
+              </w:rPr>
+              <w:t>].time_1_pm.name.initials</w:t>
+            </w:r>
+            <w:proofErr w:type="gramEnd"/>
+            <w:r>
+              <w:rPr>
+                <w:rFonts w:ascii="Arial" w:hAnsi="Arial" w:cs="Arial"/>
+              </w:rPr>
+              <w:t xml:space="preserve"> }}</w:t>
             </w:r>
           </w:p>
         </w:tc>
@@ -3724,6 +5516,7 @@
                 <w:rFonts w:ascii="Arial" w:hAnsi="Arial" w:cs="Arial"/>
               </w:rPr>
             </w:pPr>
+            <w:proofErr w:type="gramStart"/>
             <w:r>
               <w:rPr>
                 <w:rFonts w:ascii="Arial" w:hAnsi="Arial" w:cs="Arial"/>
@@ -3738,11 +5531,26 @@
               <w:t>current_week.day</w:t>
             </w:r>
             <w:proofErr w:type="spellEnd"/>
-            <w:r>
-              <w:rPr>
-                <w:rFonts w:ascii="Arial" w:hAnsi="Arial" w:cs="Arial"/>
-              </w:rPr>
-              <w:t>[0].time_2_pm.name.initials }}</w:t>
+            <w:proofErr w:type="gramEnd"/>
+            <w:r>
+              <w:rPr>
+                <w:rFonts w:ascii="Arial" w:hAnsi="Arial" w:cs="Arial"/>
+              </w:rPr>
+              <w:t>[0</w:t>
+            </w:r>
+            <w:proofErr w:type="gramStart"/>
+            <w:r>
+              <w:rPr>
+                <w:rFonts w:ascii="Arial" w:hAnsi="Arial" w:cs="Arial"/>
+              </w:rPr>
+              <w:t>].time_2_pm.name.initials</w:t>
+            </w:r>
+            <w:proofErr w:type="gramEnd"/>
+            <w:r>
+              <w:rPr>
+                <w:rFonts w:ascii="Arial" w:hAnsi="Arial" w:cs="Arial"/>
+              </w:rPr>
+              <w:t xml:space="preserve"> }}</w:t>
             </w:r>
           </w:p>
         </w:tc>
@@ -3757,6 +5565,7 @@
                 <w:rFonts w:ascii="Arial" w:hAnsi="Arial" w:cs="Arial"/>
               </w:rPr>
             </w:pPr>
+            <w:proofErr w:type="gramStart"/>
             <w:r>
               <w:rPr>
                 <w:rFonts w:ascii="Arial" w:hAnsi="Arial" w:cs="Arial"/>
@@ -3771,11 +5580,26 @@
               <w:t>current_week.day</w:t>
             </w:r>
             <w:proofErr w:type="spellEnd"/>
-            <w:r>
-              <w:rPr>
-                <w:rFonts w:ascii="Arial" w:hAnsi="Arial" w:cs="Arial"/>
-              </w:rPr>
-              <w:t>[1].time_2_pm.name.initials }}</w:t>
+            <w:proofErr w:type="gramEnd"/>
+            <w:r>
+              <w:rPr>
+                <w:rFonts w:ascii="Arial" w:hAnsi="Arial" w:cs="Arial"/>
+              </w:rPr>
+              <w:t>[1</w:t>
+            </w:r>
+            <w:proofErr w:type="gramStart"/>
+            <w:r>
+              <w:rPr>
+                <w:rFonts w:ascii="Arial" w:hAnsi="Arial" w:cs="Arial"/>
+              </w:rPr>
+              <w:t>].time_2_pm.name.initials</w:t>
+            </w:r>
+            <w:proofErr w:type="gramEnd"/>
+            <w:r>
+              <w:rPr>
+                <w:rFonts w:ascii="Arial" w:hAnsi="Arial" w:cs="Arial"/>
+              </w:rPr>
+              <w:t xml:space="preserve"> }}</w:t>
             </w:r>
           </w:p>
         </w:tc>
@@ -3790,6 +5614,7 @@
                 <w:rFonts w:ascii="Arial" w:hAnsi="Arial" w:cs="Arial"/>
               </w:rPr>
             </w:pPr>
+            <w:proofErr w:type="gramStart"/>
             <w:r>
               <w:rPr>
                 <w:rFonts w:ascii="Arial" w:hAnsi="Arial" w:cs="Arial"/>
@@ -3804,11 +5629,26 @@
               <w:t>current_week.day</w:t>
             </w:r>
             <w:proofErr w:type="spellEnd"/>
-            <w:r>
-              <w:rPr>
-                <w:rFonts w:ascii="Arial" w:hAnsi="Arial" w:cs="Arial"/>
-              </w:rPr>
-              <w:t>[2].time_2_pm.name.initials }}</w:t>
+            <w:proofErr w:type="gramEnd"/>
+            <w:r>
+              <w:rPr>
+                <w:rFonts w:ascii="Arial" w:hAnsi="Arial" w:cs="Arial"/>
+              </w:rPr>
+              <w:t>[2</w:t>
+            </w:r>
+            <w:proofErr w:type="gramStart"/>
+            <w:r>
+              <w:rPr>
+                <w:rFonts w:ascii="Arial" w:hAnsi="Arial" w:cs="Arial"/>
+              </w:rPr>
+              <w:t>].time_2_pm.name.initials</w:t>
+            </w:r>
+            <w:proofErr w:type="gramEnd"/>
+            <w:r>
+              <w:rPr>
+                <w:rFonts w:ascii="Arial" w:hAnsi="Arial" w:cs="Arial"/>
+              </w:rPr>
+              <w:t xml:space="preserve"> }}</w:t>
             </w:r>
           </w:p>
         </w:tc>
@@ -3823,6 +5663,7 @@
                 <w:rFonts w:ascii="Arial" w:hAnsi="Arial" w:cs="Arial"/>
               </w:rPr>
             </w:pPr>
+            <w:proofErr w:type="gramStart"/>
             <w:r>
               <w:rPr>
                 <w:rFonts w:ascii="Arial" w:hAnsi="Arial" w:cs="Arial"/>
@@ -3837,11 +5678,26 @@
               <w:t>current_week.day</w:t>
             </w:r>
             <w:proofErr w:type="spellEnd"/>
-            <w:r>
-              <w:rPr>
-                <w:rFonts w:ascii="Arial" w:hAnsi="Arial" w:cs="Arial"/>
-              </w:rPr>
-              <w:t>[3].time_2_pm.name.initials }}</w:t>
+            <w:proofErr w:type="gramEnd"/>
+            <w:r>
+              <w:rPr>
+                <w:rFonts w:ascii="Arial" w:hAnsi="Arial" w:cs="Arial"/>
+              </w:rPr>
+              <w:t>[3</w:t>
+            </w:r>
+            <w:proofErr w:type="gramStart"/>
+            <w:r>
+              <w:rPr>
+                <w:rFonts w:ascii="Arial" w:hAnsi="Arial" w:cs="Arial"/>
+              </w:rPr>
+              <w:t>].time_2_pm.name.initials</w:t>
+            </w:r>
+            <w:proofErr w:type="gramEnd"/>
+            <w:r>
+              <w:rPr>
+                <w:rFonts w:ascii="Arial" w:hAnsi="Arial" w:cs="Arial"/>
+              </w:rPr>
+              <w:t xml:space="preserve"> }}</w:t>
             </w:r>
           </w:p>
         </w:tc>
@@ -3856,6 +5712,7 @@
                 <w:rFonts w:ascii="Arial" w:hAnsi="Arial" w:cs="Arial"/>
               </w:rPr>
             </w:pPr>
+            <w:proofErr w:type="gramStart"/>
             <w:r>
               <w:rPr>
                 <w:rFonts w:ascii="Arial" w:hAnsi="Arial" w:cs="Arial"/>
@@ -3870,11 +5727,26 @@
               <w:t>current_week.day</w:t>
             </w:r>
             <w:proofErr w:type="spellEnd"/>
-            <w:r>
-              <w:rPr>
-                <w:rFonts w:ascii="Arial" w:hAnsi="Arial" w:cs="Arial"/>
-              </w:rPr>
-              <w:t>[4].time_2_pm.name.initials }}</w:t>
+            <w:proofErr w:type="gramEnd"/>
+            <w:r>
+              <w:rPr>
+                <w:rFonts w:ascii="Arial" w:hAnsi="Arial" w:cs="Arial"/>
+              </w:rPr>
+              <w:t>[4</w:t>
+            </w:r>
+            <w:proofErr w:type="gramStart"/>
+            <w:r>
+              <w:rPr>
+                <w:rFonts w:ascii="Arial" w:hAnsi="Arial" w:cs="Arial"/>
+              </w:rPr>
+              <w:t>].time_2_pm.name.initials</w:t>
+            </w:r>
+            <w:proofErr w:type="gramEnd"/>
+            <w:r>
+              <w:rPr>
+                <w:rFonts w:ascii="Arial" w:hAnsi="Arial" w:cs="Arial"/>
+              </w:rPr>
+              <w:t xml:space="preserve"> }}</w:t>
             </w:r>
           </w:p>
         </w:tc>
@@ -3889,6 +5761,7 @@
                 <w:rFonts w:ascii="Arial" w:hAnsi="Arial" w:cs="Arial"/>
               </w:rPr>
             </w:pPr>
+            <w:proofErr w:type="gramStart"/>
             <w:r>
               <w:rPr>
                 <w:rFonts w:ascii="Arial" w:hAnsi="Arial" w:cs="Arial"/>
@@ -3903,11 +5776,26 @@
               <w:t>current_week.day</w:t>
             </w:r>
             <w:proofErr w:type="spellEnd"/>
-            <w:r>
-              <w:rPr>
-                <w:rFonts w:ascii="Arial" w:hAnsi="Arial" w:cs="Arial"/>
-              </w:rPr>
-              <w:t>[5].time_2_pm.name.initials }}</w:t>
+            <w:proofErr w:type="gramEnd"/>
+            <w:r>
+              <w:rPr>
+                <w:rFonts w:ascii="Arial" w:hAnsi="Arial" w:cs="Arial"/>
+              </w:rPr>
+              <w:t>[5</w:t>
+            </w:r>
+            <w:proofErr w:type="gramStart"/>
+            <w:r>
+              <w:rPr>
+                <w:rFonts w:ascii="Arial" w:hAnsi="Arial" w:cs="Arial"/>
+              </w:rPr>
+              <w:t>].time_2_pm.name.initials</w:t>
+            </w:r>
+            <w:proofErr w:type="gramEnd"/>
+            <w:r>
+              <w:rPr>
+                <w:rFonts w:ascii="Arial" w:hAnsi="Arial" w:cs="Arial"/>
+              </w:rPr>
+              <w:t xml:space="preserve"> }}</w:t>
             </w:r>
           </w:p>
         </w:tc>
@@ -3922,6 +5810,7 @@
                 <w:rFonts w:ascii="Arial" w:hAnsi="Arial" w:cs="Arial"/>
               </w:rPr>
             </w:pPr>
+            <w:proofErr w:type="gramStart"/>
             <w:r>
               <w:rPr>
                 <w:rFonts w:ascii="Arial" w:hAnsi="Arial" w:cs="Arial"/>
@@ -3936,11 +5825,26 @@
               <w:t>current_week.day</w:t>
             </w:r>
             <w:proofErr w:type="spellEnd"/>
-            <w:r>
-              <w:rPr>
-                <w:rFonts w:ascii="Arial" w:hAnsi="Arial" w:cs="Arial"/>
-              </w:rPr>
-              <w:t>[6].time_2_pm.name.initials }}</w:t>
+            <w:proofErr w:type="gramEnd"/>
+            <w:r>
+              <w:rPr>
+                <w:rFonts w:ascii="Arial" w:hAnsi="Arial" w:cs="Arial"/>
+              </w:rPr>
+              <w:t>[6</w:t>
+            </w:r>
+            <w:proofErr w:type="gramStart"/>
+            <w:r>
+              <w:rPr>
+                <w:rFonts w:ascii="Arial" w:hAnsi="Arial" w:cs="Arial"/>
+              </w:rPr>
+              <w:t>].time_2_pm.name.initials</w:t>
+            </w:r>
+            <w:proofErr w:type="gramEnd"/>
+            <w:r>
+              <w:rPr>
+                <w:rFonts w:ascii="Arial" w:hAnsi="Arial" w:cs="Arial"/>
+              </w:rPr>
+              <w:t xml:space="preserve"> }}</w:t>
             </w:r>
           </w:p>
         </w:tc>
@@ -3979,6 +5883,7 @@
                 <w:rFonts w:ascii="Arial" w:hAnsi="Arial" w:cs="Arial"/>
               </w:rPr>
             </w:pPr>
+            <w:proofErr w:type="gramStart"/>
             <w:r>
               <w:rPr>
                 <w:rFonts w:ascii="Arial" w:hAnsi="Arial" w:cs="Arial"/>
@@ -3993,11 +5898,26 @@
               <w:t>current_week.day</w:t>
             </w:r>
             <w:proofErr w:type="spellEnd"/>
-            <w:r>
-              <w:rPr>
-                <w:rFonts w:ascii="Arial" w:hAnsi="Arial" w:cs="Arial"/>
-              </w:rPr>
-              <w:t>[0].time_3_pm.name.initials }}</w:t>
+            <w:proofErr w:type="gramEnd"/>
+            <w:r>
+              <w:rPr>
+                <w:rFonts w:ascii="Arial" w:hAnsi="Arial" w:cs="Arial"/>
+              </w:rPr>
+              <w:t>[0</w:t>
+            </w:r>
+            <w:proofErr w:type="gramStart"/>
+            <w:r>
+              <w:rPr>
+                <w:rFonts w:ascii="Arial" w:hAnsi="Arial" w:cs="Arial"/>
+              </w:rPr>
+              <w:t>].time_3_pm.name.initials</w:t>
+            </w:r>
+            <w:proofErr w:type="gramEnd"/>
+            <w:r>
+              <w:rPr>
+                <w:rFonts w:ascii="Arial" w:hAnsi="Arial" w:cs="Arial"/>
+              </w:rPr>
+              <w:t xml:space="preserve"> }}</w:t>
             </w:r>
           </w:p>
         </w:tc>
@@ -4012,6 +5932,7 @@
                 <w:rFonts w:ascii="Arial" w:hAnsi="Arial" w:cs="Arial"/>
               </w:rPr>
             </w:pPr>
+            <w:proofErr w:type="gramStart"/>
             <w:r>
               <w:rPr>
                 <w:rFonts w:ascii="Arial" w:hAnsi="Arial" w:cs="Arial"/>
@@ -4026,11 +5947,26 @@
               <w:t>current_week.day</w:t>
             </w:r>
             <w:proofErr w:type="spellEnd"/>
-            <w:r>
-              <w:rPr>
-                <w:rFonts w:ascii="Arial" w:hAnsi="Arial" w:cs="Arial"/>
-              </w:rPr>
-              <w:t>[1].time_3_pm.name.initials }}</w:t>
+            <w:proofErr w:type="gramEnd"/>
+            <w:r>
+              <w:rPr>
+                <w:rFonts w:ascii="Arial" w:hAnsi="Arial" w:cs="Arial"/>
+              </w:rPr>
+              <w:t>[1</w:t>
+            </w:r>
+            <w:proofErr w:type="gramStart"/>
+            <w:r>
+              <w:rPr>
+                <w:rFonts w:ascii="Arial" w:hAnsi="Arial" w:cs="Arial"/>
+              </w:rPr>
+              <w:t>].time_3_pm.name.initials</w:t>
+            </w:r>
+            <w:proofErr w:type="gramEnd"/>
+            <w:r>
+              <w:rPr>
+                <w:rFonts w:ascii="Arial" w:hAnsi="Arial" w:cs="Arial"/>
+              </w:rPr>
+              <w:t xml:space="preserve"> }}</w:t>
             </w:r>
           </w:p>
         </w:tc>
@@ -4045,6 +5981,7 @@
                 <w:rFonts w:ascii="Arial" w:hAnsi="Arial" w:cs="Arial"/>
               </w:rPr>
             </w:pPr>
+            <w:proofErr w:type="gramStart"/>
             <w:r>
               <w:rPr>
                 <w:rFonts w:ascii="Arial" w:hAnsi="Arial" w:cs="Arial"/>
@@ -4059,11 +5996,26 @@
               <w:t>current_week.day</w:t>
             </w:r>
             <w:proofErr w:type="spellEnd"/>
-            <w:r>
-              <w:rPr>
-                <w:rFonts w:ascii="Arial" w:hAnsi="Arial" w:cs="Arial"/>
-              </w:rPr>
-              <w:t>[2].time_3_pm.name.initials }}</w:t>
+            <w:proofErr w:type="gramEnd"/>
+            <w:r>
+              <w:rPr>
+                <w:rFonts w:ascii="Arial" w:hAnsi="Arial" w:cs="Arial"/>
+              </w:rPr>
+              <w:t>[2</w:t>
+            </w:r>
+            <w:proofErr w:type="gramStart"/>
+            <w:r>
+              <w:rPr>
+                <w:rFonts w:ascii="Arial" w:hAnsi="Arial" w:cs="Arial"/>
+              </w:rPr>
+              <w:t>].time_3_pm.name.initials</w:t>
+            </w:r>
+            <w:proofErr w:type="gramEnd"/>
+            <w:r>
+              <w:rPr>
+                <w:rFonts w:ascii="Arial" w:hAnsi="Arial" w:cs="Arial"/>
+              </w:rPr>
+              <w:t xml:space="preserve"> }}</w:t>
             </w:r>
           </w:p>
         </w:tc>
@@ -4078,6 +6030,7 @@
                 <w:rFonts w:ascii="Arial" w:hAnsi="Arial" w:cs="Arial"/>
               </w:rPr>
             </w:pPr>
+            <w:proofErr w:type="gramStart"/>
             <w:r>
               <w:rPr>
                 <w:rFonts w:ascii="Arial" w:hAnsi="Arial" w:cs="Arial"/>
@@ -4092,11 +6045,26 @@
               <w:t>current_week.day</w:t>
             </w:r>
             <w:proofErr w:type="spellEnd"/>
-            <w:r>
-              <w:rPr>
-                <w:rFonts w:ascii="Arial" w:hAnsi="Arial" w:cs="Arial"/>
-              </w:rPr>
-              <w:t>[3].time_3_pm.name.initials }}</w:t>
+            <w:proofErr w:type="gramEnd"/>
+            <w:r>
+              <w:rPr>
+                <w:rFonts w:ascii="Arial" w:hAnsi="Arial" w:cs="Arial"/>
+              </w:rPr>
+              <w:t>[3</w:t>
+            </w:r>
+            <w:proofErr w:type="gramStart"/>
+            <w:r>
+              <w:rPr>
+                <w:rFonts w:ascii="Arial" w:hAnsi="Arial" w:cs="Arial"/>
+              </w:rPr>
+              <w:t>].time_3_pm.name.initials</w:t>
+            </w:r>
+            <w:proofErr w:type="gramEnd"/>
+            <w:r>
+              <w:rPr>
+                <w:rFonts w:ascii="Arial" w:hAnsi="Arial" w:cs="Arial"/>
+              </w:rPr>
+              <w:t xml:space="preserve"> }}</w:t>
             </w:r>
           </w:p>
         </w:tc>
@@ -4111,6 +6079,7 @@
                 <w:rFonts w:ascii="Arial" w:hAnsi="Arial" w:cs="Arial"/>
               </w:rPr>
             </w:pPr>
+            <w:proofErr w:type="gramStart"/>
             <w:r>
               <w:rPr>
                 <w:rFonts w:ascii="Arial" w:hAnsi="Arial" w:cs="Arial"/>
@@ -4125,11 +6094,26 @@
               <w:t>current_week.day</w:t>
             </w:r>
             <w:proofErr w:type="spellEnd"/>
-            <w:r>
-              <w:rPr>
-                <w:rFonts w:ascii="Arial" w:hAnsi="Arial" w:cs="Arial"/>
-              </w:rPr>
-              <w:t>[4].time_3_pm.name.initials }}</w:t>
+            <w:proofErr w:type="gramEnd"/>
+            <w:r>
+              <w:rPr>
+                <w:rFonts w:ascii="Arial" w:hAnsi="Arial" w:cs="Arial"/>
+              </w:rPr>
+              <w:t>[4</w:t>
+            </w:r>
+            <w:proofErr w:type="gramStart"/>
+            <w:r>
+              <w:rPr>
+                <w:rFonts w:ascii="Arial" w:hAnsi="Arial" w:cs="Arial"/>
+              </w:rPr>
+              <w:t>].time_3_pm.name.initials</w:t>
+            </w:r>
+            <w:proofErr w:type="gramEnd"/>
+            <w:r>
+              <w:rPr>
+                <w:rFonts w:ascii="Arial" w:hAnsi="Arial" w:cs="Arial"/>
+              </w:rPr>
+              <w:t xml:space="preserve"> }}</w:t>
             </w:r>
           </w:p>
         </w:tc>
@@ -4144,6 +6128,7 @@
                 <w:rFonts w:ascii="Arial" w:hAnsi="Arial" w:cs="Arial"/>
               </w:rPr>
             </w:pPr>
+            <w:proofErr w:type="gramStart"/>
             <w:r>
               <w:rPr>
                 <w:rFonts w:ascii="Arial" w:hAnsi="Arial" w:cs="Arial"/>
@@ -4158,11 +6143,26 @@
               <w:t>current_week.day</w:t>
             </w:r>
             <w:proofErr w:type="spellEnd"/>
-            <w:r>
-              <w:rPr>
-                <w:rFonts w:ascii="Arial" w:hAnsi="Arial" w:cs="Arial"/>
-              </w:rPr>
-              <w:t>[5].time_3_pm.name.initials }}</w:t>
+            <w:proofErr w:type="gramEnd"/>
+            <w:r>
+              <w:rPr>
+                <w:rFonts w:ascii="Arial" w:hAnsi="Arial" w:cs="Arial"/>
+              </w:rPr>
+              <w:t>[5</w:t>
+            </w:r>
+            <w:proofErr w:type="gramStart"/>
+            <w:r>
+              <w:rPr>
+                <w:rFonts w:ascii="Arial" w:hAnsi="Arial" w:cs="Arial"/>
+              </w:rPr>
+              <w:t>].time_3_pm.name.initials</w:t>
+            </w:r>
+            <w:proofErr w:type="gramEnd"/>
+            <w:r>
+              <w:rPr>
+                <w:rFonts w:ascii="Arial" w:hAnsi="Arial" w:cs="Arial"/>
+              </w:rPr>
+              <w:t xml:space="preserve"> }}</w:t>
             </w:r>
           </w:p>
         </w:tc>
@@ -4177,6 +6177,7 @@
                 <w:rFonts w:ascii="Arial" w:hAnsi="Arial" w:cs="Arial"/>
               </w:rPr>
             </w:pPr>
+            <w:proofErr w:type="gramStart"/>
             <w:r>
               <w:rPr>
                 <w:rFonts w:ascii="Arial" w:hAnsi="Arial" w:cs="Arial"/>
@@ -4191,11 +6192,26 @@
               <w:t>current_week.day</w:t>
             </w:r>
             <w:proofErr w:type="spellEnd"/>
-            <w:r>
-              <w:rPr>
-                <w:rFonts w:ascii="Arial" w:hAnsi="Arial" w:cs="Arial"/>
-              </w:rPr>
-              <w:t>[6].time_3_pm.name.initials }}</w:t>
+            <w:proofErr w:type="gramEnd"/>
+            <w:r>
+              <w:rPr>
+                <w:rFonts w:ascii="Arial" w:hAnsi="Arial" w:cs="Arial"/>
+              </w:rPr>
+              <w:t>[6</w:t>
+            </w:r>
+            <w:proofErr w:type="gramStart"/>
+            <w:r>
+              <w:rPr>
+                <w:rFonts w:ascii="Arial" w:hAnsi="Arial" w:cs="Arial"/>
+              </w:rPr>
+              <w:t>].time_3_pm.name.initials</w:t>
+            </w:r>
+            <w:proofErr w:type="gramEnd"/>
+            <w:r>
+              <w:rPr>
+                <w:rFonts w:ascii="Arial" w:hAnsi="Arial" w:cs="Arial"/>
+              </w:rPr>
+              <w:t xml:space="preserve"> }}</w:t>
             </w:r>
           </w:p>
         </w:tc>
@@ -4234,6 +6250,7 @@
                 <w:rFonts w:ascii="Arial" w:hAnsi="Arial" w:cs="Arial"/>
               </w:rPr>
             </w:pPr>
+            <w:proofErr w:type="gramStart"/>
             <w:r>
               <w:rPr>
                 <w:rFonts w:ascii="Arial" w:hAnsi="Arial" w:cs="Arial"/>
@@ -4248,11 +6265,26 @@
               <w:t>current_week.day</w:t>
             </w:r>
             <w:proofErr w:type="spellEnd"/>
-            <w:r>
-              <w:rPr>
-                <w:rFonts w:ascii="Arial" w:hAnsi="Arial" w:cs="Arial"/>
-              </w:rPr>
-              <w:t>[0].time_4_pm.name.initials }}</w:t>
+            <w:proofErr w:type="gramEnd"/>
+            <w:r>
+              <w:rPr>
+                <w:rFonts w:ascii="Arial" w:hAnsi="Arial" w:cs="Arial"/>
+              </w:rPr>
+              <w:t>[0</w:t>
+            </w:r>
+            <w:proofErr w:type="gramStart"/>
+            <w:r>
+              <w:rPr>
+                <w:rFonts w:ascii="Arial" w:hAnsi="Arial" w:cs="Arial"/>
+              </w:rPr>
+              <w:t>].time_4_pm.name.initials</w:t>
+            </w:r>
+            <w:proofErr w:type="gramEnd"/>
+            <w:r>
+              <w:rPr>
+                <w:rFonts w:ascii="Arial" w:hAnsi="Arial" w:cs="Arial"/>
+              </w:rPr>
+              <w:t xml:space="preserve"> }}</w:t>
             </w:r>
           </w:p>
         </w:tc>
@@ -4267,6 +6299,7 @@
                 <w:rFonts w:ascii="Arial" w:hAnsi="Arial" w:cs="Arial"/>
               </w:rPr>
             </w:pPr>
+            <w:proofErr w:type="gramStart"/>
             <w:r>
               <w:rPr>
                 <w:rFonts w:ascii="Arial" w:hAnsi="Arial" w:cs="Arial"/>
@@ -4281,11 +6314,26 @@
               <w:t>current_week.day</w:t>
             </w:r>
             <w:proofErr w:type="spellEnd"/>
-            <w:r>
-              <w:rPr>
-                <w:rFonts w:ascii="Arial" w:hAnsi="Arial" w:cs="Arial"/>
-              </w:rPr>
-              <w:t>[1].time_4_pm.name.initials }}</w:t>
+            <w:proofErr w:type="gramEnd"/>
+            <w:r>
+              <w:rPr>
+                <w:rFonts w:ascii="Arial" w:hAnsi="Arial" w:cs="Arial"/>
+              </w:rPr>
+              <w:t>[1</w:t>
+            </w:r>
+            <w:proofErr w:type="gramStart"/>
+            <w:r>
+              <w:rPr>
+                <w:rFonts w:ascii="Arial" w:hAnsi="Arial" w:cs="Arial"/>
+              </w:rPr>
+              <w:t>].time_4_pm.name.initials</w:t>
+            </w:r>
+            <w:proofErr w:type="gramEnd"/>
+            <w:r>
+              <w:rPr>
+                <w:rFonts w:ascii="Arial" w:hAnsi="Arial" w:cs="Arial"/>
+              </w:rPr>
+              <w:t xml:space="preserve"> }}</w:t>
             </w:r>
           </w:p>
         </w:tc>
@@ -4300,6 +6348,7 @@
                 <w:rFonts w:ascii="Arial" w:hAnsi="Arial" w:cs="Arial"/>
               </w:rPr>
             </w:pPr>
+            <w:proofErr w:type="gramStart"/>
             <w:r>
               <w:rPr>
                 <w:rFonts w:ascii="Arial" w:hAnsi="Arial" w:cs="Arial"/>
@@ -4314,11 +6363,26 @@
               <w:t>current_week.day</w:t>
             </w:r>
             <w:proofErr w:type="spellEnd"/>
-            <w:r>
-              <w:rPr>
-                <w:rFonts w:ascii="Arial" w:hAnsi="Arial" w:cs="Arial"/>
-              </w:rPr>
-              <w:t>[2].time_4_pm.name.initials }}</w:t>
+            <w:proofErr w:type="gramEnd"/>
+            <w:r>
+              <w:rPr>
+                <w:rFonts w:ascii="Arial" w:hAnsi="Arial" w:cs="Arial"/>
+              </w:rPr>
+              <w:t>[2</w:t>
+            </w:r>
+            <w:proofErr w:type="gramStart"/>
+            <w:r>
+              <w:rPr>
+                <w:rFonts w:ascii="Arial" w:hAnsi="Arial" w:cs="Arial"/>
+              </w:rPr>
+              <w:t>].time_4_pm.name.initials</w:t>
+            </w:r>
+            <w:proofErr w:type="gramEnd"/>
+            <w:r>
+              <w:rPr>
+                <w:rFonts w:ascii="Arial" w:hAnsi="Arial" w:cs="Arial"/>
+              </w:rPr>
+              <w:t xml:space="preserve"> }}</w:t>
             </w:r>
           </w:p>
         </w:tc>
@@ -4333,6 +6397,7 @@
                 <w:rFonts w:ascii="Arial" w:hAnsi="Arial" w:cs="Arial"/>
               </w:rPr>
             </w:pPr>
+            <w:proofErr w:type="gramStart"/>
             <w:r>
               <w:rPr>
                 <w:rFonts w:ascii="Arial" w:hAnsi="Arial" w:cs="Arial"/>
@@ -4347,11 +6412,26 @@
               <w:t>current_week.day</w:t>
             </w:r>
             <w:proofErr w:type="spellEnd"/>
-            <w:r>
-              <w:rPr>
-                <w:rFonts w:ascii="Arial" w:hAnsi="Arial" w:cs="Arial"/>
-              </w:rPr>
-              <w:t>[3].time_4_pm.name.initials }}</w:t>
+            <w:proofErr w:type="gramEnd"/>
+            <w:r>
+              <w:rPr>
+                <w:rFonts w:ascii="Arial" w:hAnsi="Arial" w:cs="Arial"/>
+              </w:rPr>
+              <w:t>[3</w:t>
+            </w:r>
+            <w:proofErr w:type="gramStart"/>
+            <w:r>
+              <w:rPr>
+                <w:rFonts w:ascii="Arial" w:hAnsi="Arial" w:cs="Arial"/>
+              </w:rPr>
+              <w:t>].time_4_pm.name.initials</w:t>
+            </w:r>
+            <w:proofErr w:type="gramEnd"/>
+            <w:r>
+              <w:rPr>
+                <w:rFonts w:ascii="Arial" w:hAnsi="Arial" w:cs="Arial"/>
+              </w:rPr>
+              <w:t xml:space="preserve"> }}</w:t>
             </w:r>
           </w:p>
         </w:tc>
@@ -4366,6 +6446,7 @@
                 <w:rFonts w:ascii="Arial" w:hAnsi="Arial" w:cs="Arial"/>
               </w:rPr>
             </w:pPr>
+            <w:proofErr w:type="gramStart"/>
             <w:r>
               <w:rPr>
                 <w:rFonts w:ascii="Arial" w:hAnsi="Arial" w:cs="Arial"/>
@@ -4380,11 +6461,26 @@
               <w:t>current_week.day</w:t>
             </w:r>
             <w:proofErr w:type="spellEnd"/>
-            <w:r>
-              <w:rPr>
-                <w:rFonts w:ascii="Arial" w:hAnsi="Arial" w:cs="Arial"/>
-              </w:rPr>
-              <w:t>[4].time_4_pm.name.initials }}</w:t>
+            <w:proofErr w:type="gramEnd"/>
+            <w:r>
+              <w:rPr>
+                <w:rFonts w:ascii="Arial" w:hAnsi="Arial" w:cs="Arial"/>
+              </w:rPr>
+              <w:t>[4</w:t>
+            </w:r>
+            <w:proofErr w:type="gramStart"/>
+            <w:r>
+              <w:rPr>
+                <w:rFonts w:ascii="Arial" w:hAnsi="Arial" w:cs="Arial"/>
+              </w:rPr>
+              <w:t>].time_4_pm.name.initials</w:t>
+            </w:r>
+            <w:proofErr w:type="gramEnd"/>
+            <w:r>
+              <w:rPr>
+                <w:rFonts w:ascii="Arial" w:hAnsi="Arial" w:cs="Arial"/>
+              </w:rPr>
+              <w:t xml:space="preserve"> }}</w:t>
             </w:r>
           </w:p>
         </w:tc>
@@ -4399,6 +6495,7 @@
                 <w:rFonts w:ascii="Arial" w:hAnsi="Arial" w:cs="Arial"/>
               </w:rPr>
             </w:pPr>
+            <w:proofErr w:type="gramStart"/>
             <w:r>
               <w:rPr>
                 <w:rFonts w:ascii="Arial" w:hAnsi="Arial" w:cs="Arial"/>
@@ -4413,11 +6510,26 @@
               <w:t>current_week.day</w:t>
             </w:r>
             <w:proofErr w:type="spellEnd"/>
-            <w:r>
-              <w:rPr>
-                <w:rFonts w:ascii="Arial" w:hAnsi="Arial" w:cs="Arial"/>
-              </w:rPr>
-              <w:t>[5].time_4_pm.name.initials }}</w:t>
+            <w:proofErr w:type="gramEnd"/>
+            <w:r>
+              <w:rPr>
+                <w:rFonts w:ascii="Arial" w:hAnsi="Arial" w:cs="Arial"/>
+              </w:rPr>
+              <w:t>[5</w:t>
+            </w:r>
+            <w:proofErr w:type="gramStart"/>
+            <w:r>
+              <w:rPr>
+                <w:rFonts w:ascii="Arial" w:hAnsi="Arial" w:cs="Arial"/>
+              </w:rPr>
+              <w:t>].time_4_pm.name.initials</w:t>
+            </w:r>
+            <w:proofErr w:type="gramEnd"/>
+            <w:r>
+              <w:rPr>
+                <w:rFonts w:ascii="Arial" w:hAnsi="Arial" w:cs="Arial"/>
+              </w:rPr>
+              <w:t xml:space="preserve"> }}</w:t>
             </w:r>
           </w:p>
         </w:tc>
@@ -4432,6 +6544,7 @@
                 <w:rFonts w:ascii="Arial" w:hAnsi="Arial" w:cs="Arial"/>
               </w:rPr>
             </w:pPr>
+            <w:proofErr w:type="gramStart"/>
             <w:r>
               <w:rPr>
                 <w:rFonts w:ascii="Arial" w:hAnsi="Arial" w:cs="Arial"/>
@@ -4446,11 +6559,26 @@
               <w:t>current_week.day</w:t>
             </w:r>
             <w:proofErr w:type="spellEnd"/>
-            <w:r>
-              <w:rPr>
-                <w:rFonts w:ascii="Arial" w:hAnsi="Arial" w:cs="Arial"/>
-              </w:rPr>
-              <w:t>[6].time_4_pm.name.initials }}</w:t>
+            <w:proofErr w:type="gramEnd"/>
+            <w:r>
+              <w:rPr>
+                <w:rFonts w:ascii="Arial" w:hAnsi="Arial" w:cs="Arial"/>
+              </w:rPr>
+              <w:t>[6</w:t>
+            </w:r>
+            <w:proofErr w:type="gramStart"/>
+            <w:r>
+              <w:rPr>
+                <w:rFonts w:ascii="Arial" w:hAnsi="Arial" w:cs="Arial"/>
+              </w:rPr>
+              <w:t>].time_4_pm.name.initials</w:t>
+            </w:r>
+            <w:proofErr w:type="gramEnd"/>
+            <w:r>
+              <w:rPr>
+                <w:rFonts w:ascii="Arial" w:hAnsi="Arial" w:cs="Arial"/>
+              </w:rPr>
+              <w:t xml:space="preserve"> }}</w:t>
             </w:r>
           </w:p>
         </w:tc>
@@ -4489,6 +6617,7 @@
                 <w:rFonts w:ascii="Arial" w:hAnsi="Arial" w:cs="Arial"/>
               </w:rPr>
             </w:pPr>
+            <w:proofErr w:type="gramStart"/>
             <w:r>
               <w:rPr>
                 <w:rFonts w:ascii="Arial" w:hAnsi="Arial" w:cs="Arial"/>
@@ -4503,11 +6632,26 @@
               <w:t>current_week.day</w:t>
             </w:r>
             <w:proofErr w:type="spellEnd"/>
-            <w:r>
-              <w:rPr>
-                <w:rFonts w:ascii="Arial" w:hAnsi="Arial" w:cs="Arial"/>
-              </w:rPr>
-              <w:t>[0].time_5_pm.name.initials }}</w:t>
+            <w:proofErr w:type="gramEnd"/>
+            <w:r>
+              <w:rPr>
+                <w:rFonts w:ascii="Arial" w:hAnsi="Arial" w:cs="Arial"/>
+              </w:rPr>
+              <w:t>[0</w:t>
+            </w:r>
+            <w:proofErr w:type="gramStart"/>
+            <w:r>
+              <w:rPr>
+                <w:rFonts w:ascii="Arial" w:hAnsi="Arial" w:cs="Arial"/>
+              </w:rPr>
+              <w:t>].time_5_pm.name.initials</w:t>
+            </w:r>
+            <w:proofErr w:type="gramEnd"/>
+            <w:r>
+              <w:rPr>
+                <w:rFonts w:ascii="Arial" w:hAnsi="Arial" w:cs="Arial"/>
+              </w:rPr>
+              <w:t xml:space="preserve"> }}</w:t>
             </w:r>
           </w:p>
         </w:tc>
@@ -4522,6 +6666,7 @@
                 <w:rFonts w:ascii="Arial" w:hAnsi="Arial" w:cs="Arial"/>
               </w:rPr>
             </w:pPr>
+            <w:proofErr w:type="gramStart"/>
             <w:r>
               <w:rPr>
                 <w:rFonts w:ascii="Arial" w:hAnsi="Arial" w:cs="Arial"/>
@@ -4536,11 +6681,26 @@
               <w:t>current_week.day</w:t>
             </w:r>
             <w:proofErr w:type="spellEnd"/>
-            <w:r>
-              <w:rPr>
-                <w:rFonts w:ascii="Arial" w:hAnsi="Arial" w:cs="Arial"/>
-              </w:rPr>
-              <w:t>[1].time_5_pm.name.initials }}</w:t>
+            <w:proofErr w:type="gramEnd"/>
+            <w:r>
+              <w:rPr>
+                <w:rFonts w:ascii="Arial" w:hAnsi="Arial" w:cs="Arial"/>
+              </w:rPr>
+              <w:t>[1</w:t>
+            </w:r>
+            <w:proofErr w:type="gramStart"/>
+            <w:r>
+              <w:rPr>
+                <w:rFonts w:ascii="Arial" w:hAnsi="Arial" w:cs="Arial"/>
+              </w:rPr>
+              <w:t>].time_5_pm.name.initials</w:t>
+            </w:r>
+            <w:proofErr w:type="gramEnd"/>
+            <w:r>
+              <w:rPr>
+                <w:rFonts w:ascii="Arial" w:hAnsi="Arial" w:cs="Arial"/>
+              </w:rPr>
+              <w:t xml:space="preserve"> }}</w:t>
             </w:r>
           </w:p>
         </w:tc>
@@ -4555,6 +6715,7 @@
                 <w:rFonts w:ascii="Arial" w:hAnsi="Arial" w:cs="Arial"/>
               </w:rPr>
             </w:pPr>
+            <w:proofErr w:type="gramStart"/>
             <w:r>
               <w:rPr>
                 <w:rFonts w:ascii="Arial" w:hAnsi="Arial" w:cs="Arial"/>
@@ -4569,11 +6730,26 @@
               <w:t>current_week.day</w:t>
             </w:r>
             <w:proofErr w:type="spellEnd"/>
-            <w:r>
-              <w:rPr>
-                <w:rFonts w:ascii="Arial" w:hAnsi="Arial" w:cs="Arial"/>
-              </w:rPr>
-              <w:t>[2].time_5_pm.name.initials }}</w:t>
+            <w:proofErr w:type="gramEnd"/>
+            <w:r>
+              <w:rPr>
+                <w:rFonts w:ascii="Arial" w:hAnsi="Arial" w:cs="Arial"/>
+              </w:rPr>
+              <w:t>[2</w:t>
+            </w:r>
+            <w:proofErr w:type="gramStart"/>
+            <w:r>
+              <w:rPr>
+                <w:rFonts w:ascii="Arial" w:hAnsi="Arial" w:cs="Arial"/>
+              </w:rPr>
+              <w:t>].time_5_pm.name.initials</w:t>
+            </w:r>
+            <w:proofErr w:type="gramEnd"/>
+            <w:r>
+              <w:rPr>
+                <w:rFonts w:ascii="Arial" w:hAnsi="Arial" w:cs="Arial"/>
+              </w:rPr>
+              <w:t xml:space="preserve"> }}</w:t>
             </w:r>
           </w:p>
         </w:tc>
@@ -4588,6 +6764,7 @@
                 <w:rFonts w:ascii="Arial" w:hAnsi="Arial" w:cs="Arial"/>
               </w:rPr>
             </w:pPr>
+            <w:proofErr w:type="gramStart"/>
             <w:r>
               <w:rPr>
                 <w:rFonts w:ascii="Arial" w:hAnsi="Arial" w:cs="Arial"/>
@@ -4602,11 +6779,26 @@
               <w:t>current_week.day</w:t>
             </w:r>
             <w:proofErr w:type="spellEnd"/>
-            <w:r>
-              <w:rPr>
-                <w:rFonts w:ascii="Arial" w:hAnsi="Arial" w:cs="Arial"/>
-              </w:rPr>
-              <w:t>[3].time_5_pm.name.initials }}</w:t>
+            <w:proofErr w:type="gramEnd"/>
+            <w:r>
+              <w:rPr>
+                <w:rFonts w:ascii="Arial" w:hAnsi="Arial" w:cs="Arial"/>
+              </w:rPr>
+              <w:t>[3</w:t>
+            </w:r>
+            <w:proofErr w:type="gramStart"/>
+            <w:r>
+              <w:rPr>
+                <w:rFonts w:ascii="Arial" w:hAnsi="Arial" w:cs="Arial"/>
+              </w:rPr>
+              <w:t>].time_5_pm.name.initials</w:t>
+            </w:r>
+            <w:proofErr w:type="gramEnd"/>
+            <w:r>
+              <w:rPr>
+                <w:rFonts w:ascii="Arial" w:hAnsi="Arial" w:cs="Arial"/>
+              </w:rPr>
+              <w:t xml:space="preserve"> }}</w:t>
             </w:r>
           </w:p>
         </w:tc>
@@ -4621,6 +6813,7 @@
                 <w:rFonts w:ascii="Arial" w:hAnsi="Arial" w:cs="Arial"/>
               </w:rPr>
             </w:pPr>
+            <w:proofErr w:type="gramStart"/>
             <w:r>
               <w:rPr>
                 <w:rFonts w:ascii="Arial" w:hAnsi="Arial" w:cs="Arial"/>
@@ -4635,11 +6828,26 @@
               <w:t>current_week.day</w:t>
             </w:r>
             <w:proofErr w:type="spellEnd"/>
-            <w:r>
-              <w:rPr>
-                <w:rFonts w:ascii="Arial" w:hAnsi="Arial" w:cs="Arial"/>
-              </w:rPr>
-              <w:t>[4].time_5_pm.name.initials }}</w:t>
+            <w:proofErr w:type="gramEnd"/>
+            <w:r>
+              <w:rPr>
+                <w:rFonts w:ascii="Arial" w:hAnsi="Arial" w:cs="Arial"/>
+              </w:rPr>
+              <w:t>[4</w:t>
+            </w:r>
+            <w:proofErr w:type="gramStart"/>
+            <w:r>
+              <w:rPr>
+                <w:rFonts w:ascii="Arial" w:hAnsi="Arial" w:cs="Arial"/>
+              </w:rPr>
+              <w:t>].time_5_pm.name.initials</w:t>
+            </w:r>
+            <w:proofErr w:type="gramEnd"/>
+            <w:r>
+              <w:rPr>
+                <w:rFonts w:ascii="Arial" w:hAnsi="Arial" w:cs="Arial"/>
+              </w:rPr>
+              <w:t xml:space="preserve"> }}</w:t>
             </w:r>
           </w:p>
         </w:tc>
@@ -4654,6 +6862,7 @@
                 <w:rFonts w:ascii="Arial" w:hAnsi="Arial" w:cs="Arial"/>
               </w:rPr>
             </w:pPr>
+            <w:proofErr w:type="gramStart"/>
             <w:r>
               <w:rPr>
                 <w:rFonts w:ascii="Arial" w:hAnsi="Arial" w:cs="Arial"/>
@@ -4668,11 +6877,26 @@
               <w:t>current_week.day</w:t>
             </w:r>
             <w:proofErr w:type="spellEnd"/>
-            <w:r>
-              <w:rPr>
-                <w:rFonts w:ascii="Arial" w:hAnsi="Arial" w:cs="Arial"/>
-              </w:rPr>
-              <w:t>[5].time_5_pm.name.initials }}</w:t>
+            <w:proofErr w:type="gramEnd"/>
+            <w:r>
+              <w:rPr>
+                <w:rFonts w:ascii="Arial" w:hAnsi="Arial" w:cs="Arial"/>
+              </w:rPr>
+              <w:t>[5</w:t>
+            </w:r>
+            <w:proofErr w:type="gramStart"/>
+            <w:r>
+              <w:rPr>
+                <w:rFonts w:ascii="Arial" w:hAnsi="Arial" w:cs="Arial"/>
+              </w:rPr>
+              <w:t>].time_5_pm.name.initials</w:t>
+            </w:r>
+            <w:proofErr w:type="gramEnd"/>
+            <w:r>
+              <w:rPr>
+                <w:rFonts w:ascii="Arial" w:hAnsi="Arial" w:cs="Arial"/>
+              </w:rPr>
+              <w:t xml:space="preserve"> }}</w:t>
             </w:r>
           </w:p>
         </w:tc>
@@ -4687,6 +6911,7 @@
                 <w:rFonts w:ascii="Arial" w:hAnsi="Arial" w:cs="Arial"/>
               </w:rPr>
             </w:pPr>
+            <w:proofErr w:type="gramStart"/>
             <w:r>
               <w:rPr>
                 <w:rFonts w:ascii="Arial" w:hAnsi="Arial" w:cs="Arial"/>
@@ -4701,11 +6926,26 @@
               <w:t>current_week.day</w:t>
             </w:r>
             <w:proofErr w:type="spellEnd"/>
-            <w:r>
-              <w:rPr>
-                <w:rFonts w:ascii="Arial" w:hAnsi="Arial" w:cs="Arial"/>
-              </w:rPr>
-              <w:t>[6].time_5_pm.name.initials }}</w:t>
+            <w:proofErr w:type="gramEnd"/>
+            <w:r>
+              <w:rPr>
+                <w:rFonts w:ascii="Arial" w:hAnsi="Arial" w:cs="Arial"/>
+              </w:rPr>
+              <w:t>[6</w:t>
+            </w:r>
+            <w:proofErr w:type="gramStart"/>
+            <w:r>
+              <w:rPr>
+                <w:rFonts w:ascii="Arial" w:hAnsi="Arial" w:cs="Arial"/>
+              </w:rPr>
+              <w:t>].time_5_pm.name.initials</w:t>
+            </w:r>
+            <w:proofErr w:type="gramEnd"/>
+            <w:r>
+              <w:rPr>
+                <w:rFonts w:ascii="Arial" w:hAnsi="Arial" w:cs="Arial"/>
+              </w:rPr>
+              <w:t xml:space="preserve"> }}</w:t>
             </w:r>
           </w:p>
         </w:tc>
@@ -4745,6 +6985,7 @@
                 <w:rFonts w:ascii="Arial" w:hAnsi="Arial" w:cs="Arial"/>
               </w:rPr>
             </w:pPr>
+            <w:proofErr w:type="gramStart"/>
             <w:r>
               <w:rPr>
                 <w:rFonts w:ascii="Arial" w:hAnsi="Arial" w:cs="Arial"/>
@@ -4759,11 +7000,26 @@
               <w:t>current_week.day</w:t>
             </w:r>
             <w:proofErr w:type="spellEnd"/>
-            <w:r>
-              <w:rPr>
-                <w:rFonts w:ascii="Arial" w:hAnsi="Arial" w:cs="Arial"/>
-              </w:rPr>
-              <w:t>[0].time_6_pm.name.initials }}</w:t>
+            <w:proofErr w:type="gramEnd"/>
+            <w:r>
+              <w:rPr>
+                <w:rFonts w:ascii="Arial" w:hAnsi="Arial" w:cs="Arial"/>
+              </w:rPr>
+              <w:t>[0</w:t>
+            </w:r>
+            <w:proofErr w:type="gramStart"/>
+            <w:r>
+              <w:rPr>
+                <w:rFonts w:ascii="Arial" w:hAnsi="Arial" w:cs="Arial"/>
+              </w:rPr>
+              <w:t>].time_6_pm.name.initials</w:t>
+            </w:r>
+            <w:proofErr w:type="gramEnd"/>
+            <w:r>
+              <w:rPr>
+                <w:rFonts w:ascii="Arial" w:hAnsi="Arial" w:cs="Arial"/>
+              </w:rPr>
+              <w:t xml:space="preserve"> }}</w:t>
             </w:r>
           </w:p>
         </w:tc>
@@ -4778,6 +7034,7 @@
                 <w:rFonts w:ascii="Arial" w:hAnsi="Arial" w:cs="Arial"/>
               </w:rPr>
             </w:pPr>
+            <w:proofErr w:type="gramStart"/>
             <w:r>
               <w:rPr>
                 <w:rFonts w:ascii="Arial" w:hAnsi="Arial" w:cs="Arial"/>
@@ -4792,11 +7049,26 @@
               <w:t>current_week.day</w:t>
             </w:r>
             <w:proofErr w:type="spellEnd"/>
-            <w:r>
-              <w:rPr>
-                <w:rFonts w:ascii="Arial" w:hAnsi="Arial" w:cs="Arial"/>
-              </w:rPr>
-              <w:t>[1].time_6_pm.name.initials }}</w:t>
+            <w:proofErr w:type="gramEnd"/>
+            <w:r>
+              <w:rPr>
+                <w:rFonts w:ascii="Arial" w:hAnsi="Arial" w:cs="Arial"/>
+              </w:rPr>
+              <w:t>[1</w:t>
+            </w:r>
+            <w:proofErr w:type="gramStart"/>
+            <w:r>
+              <w:rPr>
+                <w:rFonts w:ascii="Arial" w:hAnsi="Arial" w:cs="Arial"/>
+              </w:rPr>
+              <w:t>].time_6_pm.name.initials</w:t>
+            </w:r>
+            <w:proofErr w:type="gramEnd"/>
+            <w:r>
+              <w:rPr>
+                <w:rFonts w:ascii="Arial" w:hAnsi="Arial" w:cs="Arial"/>
+              </w:rPr>
+              <w:t xml:space="preserve"> }}</w:t>
             </w:r>
           </w:p>
         </w:tc>
@@ -4811,6 +7083,7 @@
                 <w:rFonts w:ascii="Arial" w:hAnsi="Arial" w:cs="Arial"/>
               </w:rPr>
             </w:pPr>
+            <w:proofErr w:type="gramStart"/>
             <w:r>
               <w:rPr>
                 <w:rFonts w:ascii="Arial" w:hAnsi="Arial" w:cs="Arial"/>
@@ -4825,11 +7098,26 @@
               <w:t>current_week.day</w:t>
             </w:r>
             <w:proofErr w:type="spellEnd"/>
-            <w:r>
-              <w:rPr>
-                <w:rFonts w:ascii="Arial" w:hAnsi="Arial" w:cs="Arial"/>
-              </w:rPr>
-              <w:t>[2].time_6_pm.name.initials }}</w:t>
+            <w:proofErr w:type="gramEnd"/>
+            <w:r>
+              <w:rPr>
+                <w:rFonts w:ascii="Arial" w:hAnsi="Arial" w:cs="Arial"/>
+              </w:rPr>
+              <w:t>[2</w:t>
+            </w:r>
+            <w:proofErr w:type="gramStart"/>
+            <w:r>
+              <w:rPr>
+                <w:rFonts w:ascii="Arial" w:hAnsi="Arial" w:cs="Arial"/>
+              </w:rPr>
+              <w:t>].time_6_pm.name.initials</w:t>
+            </w:r>
+            <w:proofErr w:type="gramEnd"/>
+            <w:r>
+              <w:rPr>
+                <w:rFonts w:ascii="Arial" w:hAnsi="Arial" w:cs="Arial"/>
+              </w:rPr>
+              <w:t xml:space="preserve"> }}</w:t>
             </w:r>
           </w:p>
         </w:tc>
@@ -4844,6 +7132,7 @@
                 <w:rFonts w:ascii="Arial" w:hAnsi="Arial" w:cs="Arial"/>
               </w:rPr>
             </w:pPr>
+            <w:proofErr w:type="gramStart"/>
             <w:r>
               <w:rPr>
                 <w:rFonts w:ascii="Arial" w:hAnsi="Arial" w:cs="Arial"/>
@@ -4858,11 +7147,26 @@
               <w:t>current_week.day</w:t>
             </w:r>
             <w:proofErr w:type="spellEnd"/>
-            <w:r>
-              <w:rPr>
-                <w:rFonts w:ascii="Arial" w:hAnsi="Arial" w:cs="Arial"/>
-              </w:rPr>
-              <w:t>[3].time_6_pm.name.initials }}</w:t>
+            <w:proofErr w:type="gramEnd"/>
+            <w:r>
+              <w:rPr>
+                <w:rFonts w:ascii="Arial" w:hAnsi="Arial" w:cs="Arial"/>
+              </w:rPr>
+              <w:t>[3</w:t>
+            </w:r>
+            <w:proofErr w:type="gramStart"/>
+            <w:r>
+              <w:rPr>
+                <w:rFonts w:ascii="Arial" w:hAnsi="Arial" w:cs="Arial"/>
+              </w:rPr>
+              <w:t>].time_6_pm.name.initials</w:t>
+            </w:r>
+            <w:proofErr w:type="gramEnd"/>
+            <w:r>
+              <w:rPr>
+                <w:rFonts w:ascii="Arial" w:hAnsi="Arial" w:cs="Arial"/>
+              </w:rPr>
+              <w:t xml:space="preserve"> }}</w:t>
             </w:r>
           </w:p>
         </w:tc>
@@ -4877,6 +7181,7 @@
                 <w:rFonts w:ascii="Arial" w:hAnsi="Arial" w:cs="Arial"/>
               </w:rPr>
             </w:pPr>
+            <w:proofErr w:type="gramStart"/>
             <w:r>
               <w:rPr>
                 <w:rFonts w:ascii="Arial" w:hAnsi="Arial" w:cs="Arial"/>
@@ -4891,11 +7196,26 @@
               <w:t>current_week.day</w:t>
             </w:r>
             <w:proofErr w:type="spellEnd"/>
-            <w:r>
-              <w:rPr>
-                <w:rFonts w:ascii="Arial" w:hAnsi="Arial" w:cs="Arial"/>
-              </w:rPr>
-              <w:t>[4].time_6_pm.name.initials }}</w:t>
+            <w:proofErr w:type="gramEnd"/>
+            <w:r>
+              <w:rPr>
+                <w:rFonts w:ascii="Arial" w:hAnsi="Arial" w:cs="Arial"/>
+              </w:rPr>
+              <w:t>[4</w:t>
+            </w:r>
+            <w:proofErr w:type="gramStart"/>
+            <w:r>
+              <w:rPr>
+                <w:rFonts w:ascii="Arial" w:hAnsi="Arial" w:cs="Arial"/>
+              </w:rPr>
+              <w:t>].time_6_pm.name.initials</w:t>
+            </w:r>
+            <w:proofErr w:type="gramEnd"/>
+            <w:r>
+              <w:rPr>
+                <w:rFonts w:ascii="Arial" w:hAnsi="Arial" w:cs="Arial"/>
+              </w:rPr>
+              <w:t xml:space="preserve"> }}</w:t>
             </w:r>
           </w:p>
         </w:tc>
@@ -4910,6 +7230,7 @@
                 <w:rFonts w:ascii="Arial" w:hAnsi="Arial" w:cs="Arial"/>
               </w:rPr>
             </w:pPr>
+            <w:proofErr w:type="gramStart"/>
             <w:r>
               <w:rPr>
                 <w:rFonts w:ascii="Arial" w:hAnsi="Arial" w:cs="Arial"/>
@@ -4924,11 +7245,26 @@
               <w:t>current_week.day</w:t>
             </w:r>
             <w:proofErr w:type="spellEnd"/>
-            <w:r>
-              <w:rPr>
-                <w:rFonts w:ascii="Arial" w:hAnsi="Arial" w:cs="Arial"/>
-              </w:rPr>
-              <w:t>[5].time_6_pm.name.initials }}</w:t>
+            <w:proofErr w:type="gramEnd"/>
+            <w:r>
+              <w:rPr>
+                <w:rFonts w:ascii="Arial" w:hAnsi="Arial" w:cs="Arial"/>
+              </w:rPr>
+              <w:t>[5</w:t>
+            </w:r>
+            <w:proofErr w:type="gramStart"/>
+            <w:r>
+              <w:rPr>
+                <w:rFonts w:ascii="Arial" w:hAnsi="Arial" w:cs="Arial"/>
+              </w:rPr>
+              <w:t>].time_6_pm.name.initials</w:t>
+            </w:r>
+            <w:proofErr w:type="gramEnd"/>
+            <w:r>
+              <w:rPr>
+                <w:rFonts w:ascii="Arial" w:hAnsi="Arial" w:cs="Arial"/>
+              </w:rPr>
+              <w:t xml:space="preserve"> }}</w:t>
             </w:r>
           </w:p>
         </w:tc>
@@ -4943,6 +7279,7 @@
                 <w:rFonts w:ascii="Arial" w:hAnsi="Arial" w:cs="Arial"/>
               </w:rPr>
             </w:pPr>
+            <w:proofErr w:type="gramStart"/>
             <w:r>
               <w:rPr>
                 <w:rFonts w:ascii="Arial" w:hAnsi="Arial" w:cs="Arial"/>
@@ -4957,11 +7294,26 @@
               <w:t>current_week.day</w:t>
             </w:r>
             <w:proofErr w:type="spellEnd"/>
-            <w:r>
-              <w:rPr>
-                <w:rFonts w:ascii="Arial" w:hAnsi="Arial" w:cs="Arial"/>
-              </w:rPr>
-              <w:t>[6].time_6_pm.name.initials }}</w:t>
+            <w:proofErr w:type="gramEnd"/>
+            <w:r>
+              <w:rPr>
+                <w:rFonts w:ascii="Arial" w:hAnsi="Arial" w:cs="Arial"/>
+              </w:rPr>
+              <w:t>[6</w:t>
+            </w:r>
+            <w:proofErr w:type="gramStart"/>
+            <w:r>
+              <w:rPr>
+                <w:rFonts w:ascii="Arial" w:hAnsi="Arial" w:cs="Arial"/>
+              </w:rPr>
+              <w:t>].time_6_pm.name.initials</w:t>
+            </w:r>
+            <w:proofErr w:type="gramEnd"/>
+            <w:r>
+              <w:rPr>
+                <w:rFonts w:ascii="Arial" w:hAnsi="Arial" w:cs="Arial"/>
+              </w:rPr>
+              <w:t xml:space="preserve"> }}</w:t>
             </w:r>
           </w:p>
         </w:tc>
@@ -5000,6 +7352,7 @@
                 <w:rFonts w:ascii="Arial" w:hAnsi="Arial" w:cs="Arial"/>
               </w:rPr>
             </w:pPr>
+            <w:proofErr w:type="gramStart"/>
             <w:r>
               <w:rPr>
                 <w:rFonts w:ascii="Arial" w:hAnsi="Arial" w:cs="Arial"/>
@@ -5014,11 +7367,26 @@
               <w:t>current_week.day</w:t>
             </w:r>
             <w:proofErr w:type="spellEnd"/>
-            <w:r>
-              <w:rPr>
-                <w:rFonts w:ascii="Arial" w:hAnsi="Arial" w:cs="Arial"/>
-              </w:rPr>
-              <w:t>[0].time_7_pm.name.initials }}</w:t>
+            <w:proofErr w:type="gramEnd"/>
+            <w:r>
+              <w:rPr>
+                <w:rFonts w:ascii="Arial" w:hAnsi="Arial" w:cs="Arial"/>
+              </w:rPr>
+              <w:t>[0</w:t>
+            </w:r>
+            <w:proofErr w:type="gramStart"/>
+            <w:r>
+              <w:rPr>
+                <w:rFonts w:ascii="Arial" w:hAnsi="Arial" w:cs="Arial"/>
+              </w:rPr>
+              <w:t>].time_7_pm.name.initials</w:t>
+            </w:r>
+            <w:proofErr w:type="gramEnd"/>
+            <w:r>
+              <w:rPr>
+                <w:rFonts w:ascii="Arial" w:hAnsi="Arial" w:cs="Arial"/>
+              </w:rPr>
+              <w:t xml:space="preserve"> }}</w:t>
             </w:r>
           </w:p>
         </w:tc>
@@ -5033,6 +7401,7 @@
                 <w:rFonts w:ascii="Arial" w:hAnsi="Arial" w:cs="Arial"/>
               </w:rPr>
             </w:pPr>
+            <w:proofErr w:type="gramStart"/>
             <w:r>
               <w:rPr>
                 <w:rFonts w:ascii="Arial" w:hAnsi="Arial" w:cs="Arial"/>
@@ -5047,11 +7416,26 @@
               <w:t>current_week.day</w:t>
             </w:r>
             <w:proofErr w:type="spellEnd"/>
-            <w:r>
-              <w:rPr>
-                <w:rFonts w:ascii="Arial" w:hAnsi="Arial" w:cs="Arial"/>
-              </w:rPr>
-              <w:t>[1].time_7_pm.name.initials }}</w:t>
+            <w:proofErr w:type="gramEnd"/>
+            <w:r>
+              <w:rPr>
+                <w:rFonts w:ascii="Arial" w:hAnsi="Arial" w:cs="Arial"/>
+              </w:rPr>
+              <w:t>[1</w:t>
+            </w:r>
+            <w:proofErr w:type="gramStart"/>
+            <w:r>
+              <w:rPr>
+                <w:rFonts w:ascii="Arial" w:hAnsi="Arial" w:cs="Arial"/>
+              </w:rPr>
+              <w:t>].time_7_pm.name.initials</w:t>
+            </w:r>
+            <w:proofErr w:type="gramEnd"/>
+            <w:r>
+              <w:rPr>
+                <w:rFonts w:ascii="Arial" w:hAnsi="Arial" w:cs="Arial"/>
+              </w:rPr>
+              <w:t xml:space="preserve"> }}</w:t>
             </w:r>
           </w:p>
         </w:tc>
@@ -5066,6 +7450,7 @@
                 <w:rFonts w:ascii="Arial" w:hAnsi="Arial" w:cs="Arial"/>
               </w:rPr>
             </w:pPr>
+            <w:proofErr w:type="gramStart"/>
             <w:r>
               <w:rPr>
                 <w:rFonts w:ascii="Arial" w:hAnsi="Arial" w:cs="Arial"/>
@@ -5080,11 +7465,26 @@
               <w:t>current_week.day</w:t>
             </w:r>
             <w:proofErr w:type="spellEnd"/>
-            <w:r>
-              <w:rPr>
-                <w:rFonts w:ascii="Arial" w:hAnsi="Arial" w:cs="Arial"/>
-              </w:rPr>
-              <w:t>[2].time_7_pm.name.initials }}</w:t>
+            <w:proofErr w:type="gramEnd"/>
+            <w:r>
+              <w:rPr>
+                <w:rFonts w:ascii="Arial" w:hAnsi="Arial" w:cs="Arial"/>
+              </w:rPr>
+              <w:t>[2</w:t>
+            </w:r>
+            <w:proofErr w:type="gramStart"/>
+            <w:r>
+              <w:rPr>
+                <w:rFonts w:ascii="Arial" w:hAnsi="Arial" w:cs="Arial"/>
+              </w:rPr>
+              <w:t>].time_7_pm.name.initials</w:t>
+            </w:r>
+            <w:proofErr w:type="gramEnd"/>
+            <w:r>
+              <w:rPr>
+                <w:rFonts w:ascii="Arial" w:hAnsi="Arial" w:cs="Arial"/>
+              </w:rPr>
+              <w:t xml:space="preserve"> }}</w:t>
             </w:r>
           </w:p>
         </w:tc>
@@ -5099,6 +7499,7 @@
                 <w:rFonts w:ascii="Arial" w:hAnsi="Arial" w:cs="Arial"/>
               </w:rPr>
             </w:pPr>
+            <w:proofErr w:type="gramStart"/>
             <w:r>
               <w:rPr>
                 <w:rFonts w:ascii="Arial" w:hAnsi="Arial" w:cs="Arial"/>
@@ -5113,11 +7514,26 @@
               <w:t>current_week.day</w:t>
             </w:r>
             <w:proofErr w:type="spellEnd"/>
-            <w:r>
-              <w:rPr>
-                <w:rFonts w:ascii="Arial" w:hAnsi="Arial" w:cs="Arial"/>
-              </w:rPr>
-              <w:t>[3].time_7_pm.name.initials }}</w:t>
+            <w:proofErr w:type="gramEnd"/>
+            <w:r>
+              <w:rPr>
+                <w:rFonts w:ascii="Arial" w:hAnsi="Arial" w:cs="Arial"/>
+              </w:rPr>
+              <w:t>[3</w:t>
+            </w:r>
+            <w:proofErr w:type="gramStart"/>
+            <w:r>
+              <w:rPr>
+                <w:rFonts w:ascii="Arial" w:hAnsi="Arial" w:cs="Arial"/>
+              </w:rPr>
+              <w:t>].time_7_pm.name.initials</w:t>
+            </w:r>
+            <w:proofErr w:type="gramEnd"/>
+            <w:r>
+              <w:rPr>
+                <w:rFonts w:ascii="Arial" w:hAnsi="Arial" w:cs="Arial"/>
+              </w:rPr>
+              <w:t xml:space="preserve"> }}</w:t>
             </w:r>
           </w:p>
         </w:tc>
@@ -5132,6 +7548,7 @@
                 <w:rFonts w:ascii="Arial" w:hAnsi="Arial" w:cs="Arial"/>
               </w:rPr>
             </w:pPr>
+            <w:proofErr w:type="gramStart"/>
             <w:r>
               <w:rPr>
                 <w:rFonts w:ascii="Arial" w:hAnsi="Arial" w:cs="Arial"/>
@@ -5146,11 +7563,26 @@
               <w:t>current_week.day</w:t>
             </w:r>
             <w:proofErr w:type="spellEnd"/>
-            <w:r>
-              <w:rPr>
-                <w:rFonts w:ascii="Arial" w:hAnsi="Arial" w:cs="Arial"/>
-              </w:rPr>
-              <w:t>[4].time_7_pm.name.initials }}</w:t>
+            <w:proofErr w:type="gramEnd"/>
+            <w:r>
+              <w:rPr>
+                <w:rFonts w:ascii="Arial" w:hAnsi="Arial" w:cs="Arial"/>
+              </w:rPr>
+              <w:t>[4</w:t>
+            </w:r>
+            <w:proofErr w:type="gramStart"/>
+            <w:r>
+              <w:rPr>
+                <w:rFonts w:ascii="Arial" w:hAnsi="Arial" w:cs="Arial"/>
+              </w:rPr>
+              <w:t>].time_7_pm.name.initials</w:t>
+            </w:r>
+            <w:proofErr w:type="gramEnd"/>
+            <w:r>
+              <w:rPr>
+                <w:rFonts w:ascii="Arial" w:hAnsi="Arial" w:cs="Arial"/>
+              </w:rPr>
+              <w:t xml:space="preserve"> }}</w:t>
             </w:r>
           </w:p>
         </w:tc>
@@ -5165,6 +7597,7 @@
                 <w:rFonts w:ascii="Arial" w:hAnsi="Arial" w:cs="Arial"/>
               </w:rPr>
             </w:pPr>
+            <w:proofErr w:type="gramStart"/>
             <w:r>
               <w:rPr>
                 <w:rFonts w:ascii="Arial" w:hAnsi="Arial" w:cs="Arial"/>
@@ -5179,11 +7612,26 @@
               <w:t>current_week.day</w:t>
             </w:r>
             <w:proofErr w:type="spellEnd"/>
-            <w:r>
-              <w:rPr>
-                <w:rFonts w:ascii="Arial" w:hAnsi="Arial" w:cs="Arial"/>
-              </w:rPr>
-              <w:t>[5].time_7_pm.name.initials }}</w:t>
+            <w:proofErr w:type="gramEnd"/>
+            <w:r>
+              <w:rPr>
+                <w:rFonts w:ascii="Arial" w:hAnsi="Arial" w:cs="Arial"/>
+              </w:rPr>
+              <w:t>[5</w:t>
+            </w:r>
+            <w:proofErr w:type="gramStart"/>
+            <w:r>
+              <w:rPr>
+                <w:rFonts w:ascii="Arial" w:hAnsi="Arial" w:cs="Arial"/>
+              </w:rPr>
+              <w:t>].time_7_pm.name.initials</w:t>
+            </w:r>
+            <w:proofErr w:type="gramEnd"/>
+            <w:r>
+              <w:rPr>
+                <w:rFonts w:ascii="Arial" w:hAnsi="Arial" w:cs="Arial"/>
+              </w:rPr>
+              <w:t xml:space="preserve"> }}</w:t>
             </w:r>
           </w:p>
         </w:tc>
@@ -5198,6 +7646,7 @@
                 <w:rFonts w:ascii="Arial" w:hAnsi="Arial" w:cs="Arial"/>
               </w:rPr>
             </w:pPr>
+            <w:proofErr w:type="gramStart"/>
             <w:r>
               <w:rPr>
                 <w:rFonts w:ascii="Arial" w:hAnsi="Arial" w:cs="Arial"/>
@@ -5212,11 +7661,26 @@
               <w:t>current_week.day</w:t>
             </w:r>
             <w:proofErr w:type="spellEnd"/>
-            <w:r>
-              <w:rPr>
-                <w:rFonts w:ascii="Arial" w:hAnsi="Arial" w:cs="Arial"/>
-              </w:rPr>
-              <w:t>[6].time_7_pm.name.initials }}</w:t>
+            <w:proofErr w:type="gramEnd"/>
+            <w:r>
+              <w:rPr>
+                <w:rFonts w:ascii="Arial" w:hAnsi="Arial" w:cs="Arial"/>
+              </w:rPr>
+              <w:t>[6</w:t>
+            </w:r>
+            <w:proofErr w:type="gramStart"/>
+            <w:r>
+              <w:rPr>
+                <w:rFonts w:ascii="Arial" w:hAnsi="Arial" w:cs="Arial"/>
+              </w:rPr>
+              <w:t>].time_7_pm.name.initials</w:t>
+            </w:r>
+            <w:proofErr w:type="gramEnd"/>
+            <w:r>
+              <w:rPr>
+                <w:rFonts w:ascii="Arial" w:hAnsi="Arial" w:cs="Arial"/>
+              </w:rPr>
+              <w:t xml:space="preserve"> }}</w:t>
             </w:r>
           </w:p>
         </w:tc>
@@ -5255,6 +7719,7 @@
                 <w:rFonts w:ascii="Arial" w:hAnsi="Arial" w:cs="Arial"/>
               </w:rPr>
             </w:pPr>
+            <w:proofErr w:type="gramStart"/>
             <w:r>
               <w:rPr>
                 <w:rFonts w:ascii="Arial" w:hAnsi="Arial" w:cs="Arial"/>
@@ -5269,11 +7734,26 @@
               <w:t>current_week.day</w:t>
             </w:r>
             <w:proofErr w:type="spellEnd"/>
-            <w:r>
-              <w:rPr>
-                <w:rFonts w:ascii="Arial" w:hAnsi="Arial" w:cs="Arial"/>
-              </w:rPr>
-              <w:t>[0].time_8_pm.name.initials }}</w:t>
+            <w:proofErr w:type="gramEnd"/>
+            <w:r>
+              <w:rPr>
+                <w:rFonts w:ascii="Arial" w:hAnsi="Arial" w:cs="Arial"/>
+              </w:rPr>
+              <w:t>[0</w:t>
+            </w:r>
+            <w:proofErr w:type="gramStart"/>
+            <w:r>
+              <w:rPr>
+                <w:rFonts w:ascii="Arial" w:hAnsi="Arial" w:cs="Arial"/>
+              </w:rPr>
+              <w:t>].time_8_pm.name.initials</w:t>
+            </w:r>
+            <w:proofErr w:type="gramEnd"/>
+            <w:r>
+              <w:rPr>
+                <w:rFonts w:ascii="Arial" w:hAnsi="Arial" w:cs="Arial"/>
+              </w:rPr>
+              <w:t xml:space="preserve"> }}</w:t>
             </w:r>
           </w:p>
         </w:tc>
@@ -5288,6 +7768,7 @@
                 <w:rFonts w:ascii="Arial" w:hAnsi="Arial" w:cs="Arial"/>
               </w:rPr>
             </w:pPr>
+            <w:proofErr w:type="gramStart"/>
             <w:r>
               <w:rPr>
                 <w:rFonts w:ascii="Arial" w:hAnsi="Arial" w:cs="Arial"/>
@@ -5302,11 +7783,26 @@
               <w:t>current_week.day</w:t>
             </w:r>
             <w:proofErr w:type="spellEnd"/>
-            <w:r>
-              <w:rPr>
-                <w:rFonts w:ascii="Arial" w:hAnsi="Arial" w:cs="Arial"/>
-              </w:rPr>
-              <w:t>[1].time_8_pm.name.initials }}</w:t>
+            <w:proofErr w:type="gramEnd"/>
+            <w:r>
+              <w:rPr>
+                <w:rFonts w:ascii="Arial" w:hAnsi="Arial" w:cs="Arial"/>
+              </w:rPr>
+              <w:t>[1</w:t>
+            </w:r>
+            <w:proofErr w:type="gramStart"/>
+            <w:r>
+              <w:rPr>
+                <w:rFonts w:ascii="Arial" w:hAnsi="Arial" w:cs="Arial"/>
+              </w:rPr>
+              <w:t>].time_8_pm.name.initials</w:t>
+            </w:r>
+            <w:proofErr w:type="gramEnd"/>
+            <w:r>
+              <w:rPr>
+                <w:rFonts w:ascii="Arial" w:hAnsi="Arial" w:cs="Arial"/>
+              </w:rPr>
+              <w:t xml:space="preserve"> }}</w:t>
             </w:r>
           </w:p>
         </w:tc>
@@ -5321,6 +7817,7 @@
                 <w:rFonts w:ascii="Arial" w:hAnsi="Arial" w:cs="Arial"/>
               </w:rPr>
             </w:pPr>
+            <w:proofErr w:type="gramStart"/>
             <w:r>
               <w:rPr>
                 <w:rFonts w:ascii="Arial" w:hAnsi="Arial" w:cs="Arial"/>
@@ -5335,11 +7832,26 @@
               <w:t>current_week.day</w:t>
             </w:r>
             <w:proofErr w:type="spellEnd"/>
-            <w:r>
-              <w:rPr>
-                <w:rFonts w:ascii="Arial" w:hAnsi="Arial" w:cs="Arial"/>
-              </w:rPr>
-              <w:t>[2].time_8_pm.name.initials }}</w:t>
+            <w:proofErr w:type="gramEnd"/>
+            <w:r>
+              <w:rPr>
+                <w:rFonts w:ascii="Arial" w:hAnsi="Arial" w:cs="Arial"/>
+              </w:rPr>
+              <w:t>[2</w:t>
+            </w:r>
+            <w:proofErr w:type="gramStart"/>
+            <w:r>
+              <w:rPr>
+                <w:rFonts w:ascii="Arial" w:hAnsi="Arial" w:cs="Arial"/>
+              </w:rPr>
+              <w:t>].time_8_pm.name.initials</w:t>
+            </w:r>
+            <w:proofErr w:type="gramEnd"/>
+            <w:r>
+              <w:rPr>
+                <w:rFonts w:ascii="Arial" w:hAnsi="Arial" w:cs="Arial"/>
+              </w:rPr>
+              <w:t xml:space="preserve"> }}</w:t>
             </w:r>
           </w:p>
         </w:tc>
@@ -5354,6 +7866,7 @@
                 <w:rFonts w:ascii="Arial" w:hAnsi="Arial" w:cs="Arial"/>
               </w:rPr>
             </w:pPr>
+            <w:proofErr w:type="gramStart"/>
             <w:r>
               <w:rPr>
                 <w:rFonts w:ascii="Arial" w:hAnsi="Arial" w:cs="Arial"/>
@@ -5368,11 +7881,26 @@
               <w:t>current_week.day</w:t>
             </w:r>
             <w:proofErr w:type="spellEnd"/>
-            <w:r>
-              <w:rPr>
-                <w:rFonts w:ascii="Arial" w:hAnsi="Arial" w:cs="Arial"/>
-              </w:rPr>
-              <w:t>[3].time_8_pm.name.initials }}</w:t>
+            <w:proofErr w:type="gramEnd"/>
+            <w:r>
+              <w:rPr>
+                <w:rFonts w:ascii="Arial" w:hAnsi="Arial" w:cs="Arial"/>
+              </w:rPr>
+              <w:t>[3</w:t>
+            </w:r>
+            <w:proofErr w:type="gramStart"/>
+            <w:r>
+              <w:rPr>
+                <w:rFonts w:ascii="Arial" w:hAnsi="Arial" w:cs="Arial"/>
+              </w:rPr>
+              <w:t>].time_8_pm.name.initials</w:t>
+            </w:r>
+            <w:proofErr w:type="gramEnd"/>
+            <w:r>
+              <w:rPr>
+                <w:rFonts w:ascii="Arial" w:hAnsi="Arial" w:cs="Arial"/>
+              </w:rPr>
+              <w:t xml:space="preserve"> }}</w:t>
             </w:r>
           </w:p>
         </w:tc>
@@ -5387,6 +7915,7 @@
                 <w:rFonts w:ascii="Arial" w:hAnsi="Arial" w:cs="Arial"/>
               </w:rPr>
             </w:pPr>
+            <w:proofErr w:type="gramStart"/>
             <w:r>
               <w:rPr>
                 <w:rFonts w:ascii="Arial" w:hAnsi="Arial" w:cs="Arial"/>
@@ -5401,11 +7930,26 @@
               <w:t>current_week.day</w:t>
             </w:r>
             <w:proofErr w:type="spellEnd"/>
-            <w:r>
-              <w:rPr>
-                <w:rFonts w:ascii="Arial" w:hAnsi="Arial" w:cs="Arial"/>
-              </w:rPr>
-              <w:t>[4].time_8_pm.name.initials }}</w:t>
+            <w:proofErr w:type="gramEnd"/>
+            <w:r>
+              <w:rPr>
+                <w:rFonts w:ascii="Arial" w:hAnsi="Arial" w:cs="Arial"/>
+              </w:rPr>
+              <w:t>[4</w:t>
+            </w:r>
+            <w:proofErr w:type="gramStart"/>
+            <w:r>
+              <w:rPr>
+                <w:rFonts w:ascii="Arial" w:hAnsi="Arial" w:cs="Arial"/>
+              </w:rPr>
+              <w:t>].time_8_pm.name.initials</w:t>
+            </w:r>
+            <w:proofErr w:type="gramEnd"/>
+            <w:r>
+              <w:rPr>
+                <w:rFonts w:ascii="Arial" w:hAnsi="Arial" w:cs="Arial"/>
+              </w:rPr>
+              <w:t xml:space="preserve"> }}</w:t>
             </w:r>
           </w:p>
         </w:tc>
@@ -5420,6 +7964,7 @@
                 <w:rFonts w:ascii="Arial" w:hAnsi="Arial" w:cs="Arial"/>
               </w:rPr>
             </w:pPr>
+            <w:proofErr w:type="gramStart"/>
             <w:r>
               <w:rPr>
                 <w:rFonts w:ascii="Arial" w:hAnsi="Arial" w:cs="Arial"/>
@@ -5434,11 +7979,26 @@
               <w:t>current_week.day</w:t>
             </w:r>
             <w:proofErr w:type="spellEnd"/>
-            <w:r>
-              <w:rPr>
-                <w:rFonts w:ascii="Arial" w:hAnsi="Arial" w:cs="Arial"/>
-              </w:rPr>
-              <w:t>[5].time_8_pm.name.initials }}</w:t>
+            <w:proofErr w:type="gramEnd"/>
+            <w:r>
+              <w:rPr>
+                <w:rFonts w:ascii="Arial" w:hAnsi="Arial" w:cs="Arial"/>
+              </w:rPr>
+              <w:t>[5</w:t>
+            </w:r>
+            <w:proofErr w:type="gramStart"/>
+            <w:r>
+              <w:rPr>
+                <w:rFonts w:ascii="Arial" w:hAnsi="Arial" w:cs="Arial"/>
+              </w:rPr>
+              <w:t>].time_8_pm.name.initials</w:t>
+            </w:r>
+            <w:proofErr w:type="gramEnd"/>
+            <w:r>
+              <w:rPr>
+                <w:rFonts w:ascii="Arial" w:hAnsi="Arial" w:cs="Arial"/>
+              </w:rPr>
+              <w:t xml:space="preserve"> }}</w:t>
             </w:r>
           </w:p>
         </w:tc>
@@ -5453,6 +8013,7 @@
                 <w:rFonts w:ascii="Arial" w:hAnsi="Arial" w:cs="Arial"/>
               </w:rPr>
             </w:pPr>
+            <w:proofErr w:type="gramStart"/>
             <w:r>
               <w:rPr>
                 <w:rFonts w:ascii="Arial" w:hAnsi="Arial" w:cs="Arial"/>
@@ -5467,11 +8028,26 @@
               <w:t>current_week.day</w:t>
             </w:r>
             <w:proofErr w:type="spellEnd"/>
-            <w:r>
-              <w:rPr>
-                <w:rFonts w:ascii="Arial" w:hAnsi="Arial" w:cs="Arial"/>
-              </w:rPr>
-              <w:t>[6].time_8_pm.name.initials }}</w:t>
+            <w:proofErr w:type="gramEnd"/>
+            <w:r>
+              <w:rPr>
+                <w:rFonts w:ascii="Arial" w:hAnsi="Arial" w:cs="Arial"/>
+              </w:rPr>
+              <w:t>[6</w:t>
+            </w:r>
+            <w:proofErr w:type="gramStart"/>
+            <w:r>
+              <w:rPr>
+                <w:rFonts w:ascii="Arial" w:hAnsi="Arial" w:cs="Arial"/>
+              </w:rPr>
+              <w:t>].time_8_pm.name.initials</w:t>
+            </w:r>
+            <w:proofErr w:type="gramEnd"/>
+            <w:r>
+              <w:rPr>
+                <w:rFonts w:ascii="Arial" w:hAnsi="Arial" w:cs="Arial"/>
+              </w:rPr>
+              <w:t xml:space="preserve"> }}</w:t>
             </w:r>
           </w:p>
         </w:tc>
@@ -5507,6 +8083,7 @@
                 <w:rFonts w:ascii="Arial" w:hAnsi="Arial" w:cs="Arial"/>
               </w:rPr>
             </w:pPr>
+            <w:proofErr w:type="gramStart"/>
             <w:r>
               <w:rPr>
                 <w:rFonts w:ascii="Arial" w:hAnsi="Arial" w:cs="Arial"/>
@@ -5521,11 +8098,26 @@
               <w:t>current_week.day</w:t>
             </w:r>
             <w:proofErr w:type="spellEnd"/>
-            <w:r>
-              <w:rPr>
-                <w:rFonts w:ascii="Arial" w:hAnsi="Arial" w:cs="Arial"/>
-              </w:rPr>
-              <w:t>[0].time_9_pm.name.initials }}</w:t>
+            <w:proofErr w:type="gramEnd"/>
+            <w:r>
+              <w:rPr>
+                <w:rFonts w:ascii="Arial" w:hAnsi="Arial" w:cs="Arial"/>
+              </w:rPr>
+              <w:t>[0</w:t>
+            </w:r>
+            <w:proofErr w:type="gramStart"/>
+            <w:r>
+              <w:rPr>
+                <w:rFonts w:ascii="Arial" w:hAnsi="Arial" w:cs="Arial"/>
+              </w:rPr>
+              <w:t>].time_9_pm.name.initials</w:t>
+            </w:r>
+            <w:proofErr w:type="gramEnd"/>
+            <w:r>
+              <w:rPr>
+                <w:rFonts w:ascii="Arial" w:hAnsi="Arial" w:cs="Arial"/>
+              </w:rPr>
+              <w:t xml:space="preserve"> }}</w:t>
             </w:r>
           </w:p>
         </w:tc>
@@ -5540,6 +8132,7 @@
                 <w:rFonts w:ascii="Arial" w:hAnsi="Arial" w:cs="Arial"/>
               </w:rPr>
             </w:pPr>
+            <w:proofErr w:type="gramStart"/>
             <w:r>
               <w:rPr>
                 <w:rFonts w:ascii="Arial" w:hAnsi="Arial" w:cs="Arial"/>
@@ -5554,11 +8147,26 @@
               <w:t>current_week.day</w:t>
             </w:r>
             <w:proofErr w:type="spellEnd"/>
-            <w:r>
-              <w:rPr>
-                <w:rFonts w:ascii="Arial" w:hAnsi="Arial" w:cs="Arial"/>
-              </w:rPr>
-              <w:t>[1].time_9_pm.name.initials }}</w:t>
+            <w:proofErr w:type="gramEnd"/>
+            <w:r>
+              <w:rPr>
+                <w:rFonts w:ascii="Arial" w:hAnsi="Arial" w:cs="Arial"/>
+              </w:rPr>
+              <w:t>[1</w:t>
+            </w:r>
+            <w:proofErr w:type="gramStart"/>
+            <w:r>
+              <w:rPr>
+                <w:rFonts w:ascii="Arial" w:hAnsi="Arial" w:cs="Arial"/>
+              </w:rPr>
+              <w:t>].time_9_pm.name.initials</w:t>
+            </w:r>
+            <w:proofErr w:type="gramEnd"/>
+            <w:r>
+              <w:rPr>
+                <w:rFonts w:ascii="Arial" w:hAnsi="Arial" w:cs="Arial"/>
+              </w:rPr>
+              <w:t xml:space="preserve"> }}</w:t>
             </w:r>
           </w:p>
         </w:tc>
@@ -5573,6 +8181,7 @@
                 <w:rFonts w:ascii="Arial" w:hAnsi="Arial" w:cs="Arial"/>
               </w:rPr>
             </w:pPr>
+            <w:proofErr w:type="gramStart"/>
             <w:r>
               <w:rPr>
                 <w:rFonts w:ascii="Arial" w:hAnsi="Arial" w:cs="Arial"/>
@@ -5587,11 +8196,26 @@
               <w:t>current_week.day</w:t>
             </w:r>
             <w:proofErr w:type="spellEnd"/>
-            <w:r>
-              <w:rPr>
-                <w:rFonts w:ascii="Arial" w:hAnsi="Arial" w:cs="Arial"/>
-              </w:rPr>
-              <w:t>[2].time_9_pm.name.initials }}</w:t>
+            <w:proofErr w:type="gramEnd"/>
+            <w:r>
+              <w:rPr>
+                <w:rFonts w:ascii="Arial" w:hAnsi="Arial" w:cs="Arial"/>
+              </w:rPr>
+              <w:t>[2</w:t>
+            </w:r>
+            <w:proofErr w:type="gramStart"/>
+            <w:r>
+              <w:rPr>
+                <w:rFonts w:ascii="Arial" w:hAnsi="Arial" w:cs="Arial"/>
+              </w:rPr>
+              <w:t>].time_9_pm.name.initials</w:t>
+            </w:r>
+            <w:proofErr w:type="gramEnd"/>
+            <w:r>
+              <w:rPr>
+                <w:rFonts w:ascii="Arial" w:hAnsi="Arial" w:cs="Arial"/>
+              </w:rPr>
+              <w:t xml:space="preserve"> }}</w:t>
             </w:r>
           </w:p>
         </w:tc>
@@ -5606,6 +8230,7 @@
                 <w:rFonts w:ascii="Arial" w:hAnsi="Arial" w:cs="Arial"/>
               </w:rPr>
             </w:pPr>
+            <w:proofErr w:type="gramStart"/>
             <w:r>
               <w:rPr>
                 <w:rFonts w:ascii="Arial" w:hAnsi="Arial" w:cs="Arial"/>
@@ -5620,11 +8245,26 @@
               <w:t>current_week.day</w:t>
             </w:r>
             <w:proofErr w:type="spellEnd"/>
-            <w:r>
-              <w:rPr>
-                <w:rFonts w:ascii="Arial" w:hAnsi="Arial" w:cs="Arial"/>
-              </w:rPr>
-              <w:t>[3].time_9_pm.name.initials }}</w:t>
+            <w:proofErr w:type="gramEnd"/>
+            <w:r>
+              <w:rPr>
+                <w:rFonts w:ascii="Arial" w:hAnsi="Arial" w:cs="Arial"/>
+              </w:rPr>
+              <w:t>[3</w:t>
+            </w:r>
+            <w:proofErr w:type="gramStart"/>
+            <w:r>
+              <w:rPr>
+                <w:rFonts w:ascii="Arial" w:hAnsi="Arial" w:cs="Arial"/>
+              </w:rPr>
+              <w:t>].time_9_pm.name.initials</w:t>
+            </w:r>
+            <w:proofErr w:type="gramEnd"/>
+            <w:r>
+              <w:rPr>
+                <w:rFonts w:ascii="Arial" w:hAnsi="Arial" w:cs="Arial"/>
+              </w:rPr>
+              <w:t xml:space="preserve"> }}</w:t>
             </w:r>
           </w:p>
         </w:tc>
@@ -5639,6 +8279,7 @@
                 <w:rFonts w:ascii="Arial" w:hAnsi="Arial" w:cs="Arial"/>
               </w:rPr>
             </w:pPr>
+            <w:proofErr w:type="gramStart"/>
             <w:r>
               <w:rPr>
                 <w:rFonts w:ascii="Arial" w:hAnsi="Arial" w:cs="Arial"/>
@@ -5653,11 +8294,26 @@
               <w:t>current_week.day</w:t>
             </w:r>
             <w:proofErr w:type="spellEnd"/>
-            <w:r>
-              <w:rPr>
-                <w:rFonts w:ascii="Arial" w:hAnsi="Arial" w:cs="Arial"/>
-              </w:rPr>
-              <w:t>[4].time_9_pm.name.initials }}</w:t>
+            <w:proofErr w:type="gramEnd"/>
+            <w:r>
+              <w:rPr>
+                <w:rFonts w:ascii="Arial" w:hAnsi="Arial" w:cs="Arial"/>
+              </w:rPr>
+              <w:t>[4</w:t>
+            </w:r>
+            <w:proofErr w:type="gramStart"/>
+            <w:r>
+              <w:rPr>
+                <w:rFonts w:ascii="Arial" w:hAnsi="Arial" w:cs="Arial"/>
+              </w:rPr>
+              <w:t>].time_9_pm.name.initials</w:t>
+            </w:r>
+            <w:proofErr w:type="gramEnd"/>
+            <w:r>
+              <w:rPr>
+                <w:rFonts w:ascii="Arial" w:hAnsi="Arial" w:cs="Arial"/>
+              </w:rPr>
+              <w:t xml:space="preserve"> }}</w:t>
             </w:r>
           </w:p>
         </w:tc>
@@ -5672,6 +8328,7 @@
                 <w:rFonts w:ascii="Arial" w:hAnsi="Arial" w:cs="Arial"/>
               </w:rPr>
             </w:pPr>
+            <w:proofErr w:type="gramStart"/>
             <w:r>
               <w:rPr>
                 <w:rFonts w:ascii="Arial" w:hAnsi="Arial" w:cs="Arial"/>
@@ -5686,11 +8343,26 @@
               <w:t>current_week.day</w:t>
             </w:r>
             <w:proofErr w:type="spellEnd"/>
-            <w:r>
-              <w:rPr>
-                <w:rFonts w:ascii="Arial" w:hAnsi="Arial" w:cs="Arial"/>
-              </w:rPr>
-              <w:t>[5].time_9_pm.name.initials }}</w:t>
+            <w:proofErr w:type="gramEnd"/>
+            <w:r>
+              <w:rPr>
+                <w:rFonts w:ascii="Arial" w:hAnsi="Arial" w:cs="Arial"/>
+              </w:rPr>
+              <w:t>[5</w:t>
+            </w:r>
+            <w:proofErr w:type="gramStart"/>
+            <w:r>
+              <w:rPr>
+                <w:rFonts w:ascii="Arial" w:hAnsi="Arial" w:cs="Arial"/>
+              </w:rPr>
+              <w:t>].time_9_pm.name.initials</w:t>
+            </w:r>
+            <w:proofErr w:type="gramEnd"/>
+            <w:r>
+              <w:rPr>
+                <w:rFonts w:ascii="Arial" w:hAnsi="Arial" w:cs="Arial"/>
+              </w:rPr>
+              <w:t xml:space="preserve"> }}</w:t>
             </w:r>
           </w:p>
         </w:tc>
@@ -5705,6 +8377,7 @@
                 <w:rFonts w:ascii="Arial" w:hAnsi="Arial" w:cs="Arial"/>
               </w:rPr>
             </w:pPr>
+            <w:proofErr w:type="gramStart"/>
             <w:r>
               <w:rPr>
                 <w:rFonts w:ascii="Arial" w:hAnsi="Arial" w:cs="Arial"/>
@@ -5719,11 +8392,26 @@
               <w:t>current_week.day</w:t>
             </w:r>
             <w:proofErr w:type="spellEnd"/>
-            <w:r>
-              <w:rPr>
-                <w:rFonts w:ascii="Arial" w:hAnsi="Arial" w:cs="Arial"/>
-              </w:rPr>
-              <w:t>[6].time_9_pm.name.initials }}</w:t>
+            <w:proofErr w:type="gramEnd"/>
+            <w:r>
+              <w:rPr>
+                <w:rFonts w:ascii="Arial" w:hAnsi="Arial" w:cs="Arial"/>
+              </w:rPr>
+              <w:t>[6</w:t>
+            </w:r>
+            <w:proofErr w:type="gramStart"/>
+            <w:r>
+              <w:rPr>
+                <w:rFonts w:ascii="Arial" w:hAnsi="Arial" w:cs="Arial"/>
+              </w:rPr>
+              <w:t>].time_9_pm.name.initials</w:t>
+            </w:r>
+            <w:proofErr w:type="gramEnd"/>
+            <w:r>
+              <w:rPr>
+                <w:rFonts w:ascii="Arial" w:hAnsi="Arial" w:cs="Arial"/>
+              </w:rPr>
+              <w:t xml:space="preserve"> }}</w:t>
             </w:r>
           </w:p>
         </w:tc>
@@ -5755,6 +8443,7 @@
         <w:t xml:space="preserve"> </w:t>
       </w:r>
       <w:proofErr w:type="spellStart"/>
+      <w:proofErr w:type="gramStart"/>
       <w:r>
         <w:rPr>
           <w:rFonts w:ascii="Arial" w:hAnsi="Arial" w:cs="Arial"/>
@@ -5768,6 +8457,7 @@
         </w:rPr>
         <w:t xml:space="preserve"> %}</w:t>
       </w:r>
+      <w:proofErr w:type="gramEnd"/>
     </w:p>
     <w:p>
       <w:pPr>
@@ -5776,24 +8466,6 @@
           <w:rFonts w:ascii="Arial" w:hAnsi="Arial" w:cs="Arial"/>
         </w:rPr>
       </w:pPr>
-      <w:r>
-        <w:rPr>
-          <w:rFonts w:ascii="Arial" w:hAnsi="Arial" w:cs="Arial"/>
-        </w:rPr>
-        <w:t>{%</w:t>
-      </w:r>
-      <w:r>
-        <w:rPr>
-          <w:rFonts w:ascii="Arial" w:hAnsi="Arial" w:cs="Arial"/>
-        </w:rPr>
-        <w:t>p</w:t>
-      </w:r>
-      <w:r>
-        <w:rPr>
-          <w:rFonts w:ascii="Arial" w:hAnsi="Arial" w:cs="Arial"/>
-        </w:rPr>
-        <w:t xml:space="preserve"> endif %}</w:t>
-      </w:r>
     </w:p>
     <w:p>
       <w:pPr>
@@ -5818,54 +8490,16 @@
         <w:rPr>
           <w:rFonts w:ascii="Arial" w:hAnsi="Arial" w:cs="Arial"/>
         </w:rPr>
-        <w:t xml:space="preserve"> if </w:t>
-      </w:r>
-      <w:proofErr w:type="spellStart"/>
-      <w:r>
-        <w:rPr>
-          <w:rFonts w:ascii="Arial" w:hAnsi="Arial" w:cs="Arial"/>
-        </w:rPr>
-        <w:t>holiday_list.any_true</w:t>
-      </w:r>
-      <w:proofErr w:type="spellEnd"/>
-      <w:r>
-        <w:rPr>
-          <w:rFonts w:ascii="Arial" w:hAnsi="Arial" w:cs="Arial"/>
-        </w:rPr>
-        <w:t xml:space="preserve">() </w:t>
-      </w:r>
-      <w:r>
-        <w:rPr>
-          <w:rFonts w:ascii="Arial" w:hAnsi="Arial" w:cs="Arial"/>
-        </w:rPr>
-        <w:t xml:space="preserve">or </w:t>
-      </w:r>
-      <w:proofErr w:type="spellStart"/>
-      <w:r>
-        <w:rPr>
-          <w:rFonts w:ascii="Arial" w:hAnsi="Arial" w:cs="Arial"/>
-        </w:rPr>
-        <w:t>other_holidays.number_gathered</w:t>
-      </w:r>
-      <w:proofErr w:type="spellEnd"/>
-      <w:r>
-        <w:rPr>
-          <w:rFonts w:ascii="Arial" w:hAnsi="Arial" w:cs="Arial"/>
-        </w:rPr>
-        <w:t>()</w:t>
-      </w:r>
-      <w:r>
-        <w:rPr>
-          <w:rFonts w:ascii="Arial" w:hAnsi="Arial" w:cs="Arial"/>
-        </w:rPr>
-        <w:t xml:space="preserve"> &gt; 0 </w:t>
-      </w:r>
-      <w:r>
-        <w:rPr>
-          <w:rFonts w:ascii="Arial" w:hAnsi="Arial" w:cs="Arial"/>
-        </w:rPr>
-        <w:t>%}</w:t>
-      </w:r>
+        <w:t xml:space="preserve"> </w:t>
+      </w:r>
+      <w:proofErr w:type="gramStart"/>
+      <w:r>
+        <w:rPr>
+          <w:rFonts w:ascii="Arial" w:hAnsi="Arial" w:cs="Arial"/>
+        </w:rPr>
+        <w:t>endif %}</w:t>
+      </w:r>
+      <w:proofErr w:type="gramEnd"/>
     </w:p>
     <w:p>
       <w:pPr>
@@ -5874,6 +8508,118 @@
           <w:rFonts w:ascii="Arial" w:hAnsi="Arial" w:cs="Arial"/>
         </w:rPr>
       </w:pPr>
+      <w:r>
+        <w:rPr>
+          <w:rFonts w:ascii="Arial" w:hAnsi="Arial" w:cs="Arial"/>
+        </w:rPr>
+        <w:t xml:space="preserve">{%p if </w:t>
+      </w:r>
+      <w:proofErr w:type="spellStart"/>
+      <w:r>
+        <w:rPr>
+          <w:rFonts w:ascii="Arial" w:hAnsi="Arial" w:cs="Arial"/>
+        </w:rPr>
+        <w:t>holiday_list.any_</w:t>
+      </w:r>
+      <w:proofErr w:type="gramStart"/>
+      <w:r>
+        <w:rPr>
+          <w:rFonts w:ascii="Arial" w:hAnsi="Arial" w:cs="Arial"/>
+        </w:rPr>
+        <w:t>true</w:t>
+      </w:r>
+      <w:proofErr w:type="spellEnd"/>
+      <w:r>
+        <w:rPr>
+          <w:rFonts w:ascii="Arial" w:hAnsi="Arial" w:cs="Arial"/>
+        </w:rPr>
+        <w:t>(</w:t>
+      </w:r>
+      <w:proofErr w:type="gramEnd"/>
+      <w:r>
+        <w:rPr>
+          <w:rFonts w:ascii="Arial" w:hAnsi="Arial" w:cs="Arial"/>
+        </w:rPr>
+        <w:t>) or (</w:t>
+      </w:r>
+      <w:proofErr w:type="spellStart"/>
+      <w:r>
+        <w:rPr>
+          <w:rFonts w:ascii="Arial" w:hAnsi="Arial" w:cs="Arial"/>
+        </w:rPr>
+        <w:t>other_</w:t>
+      </w:r>
+      <w:proofErr w:type="gramStart"/>
+      <w:r>
+        <w:rPr>
+          <w:rFonts w:ascii="Arial" w:hAnsi="Arial" w:cs="Arial"/>
+        </w:rPr>
+        <w:t>holidays.there</w:t>
+      </w:r>
+      <w:proofErr w:type="gramEnd"/>
+      <w:r>
+        <w:rPr>
+          <w:rFonts w:ascii="Arial" w:hAnsi="Arial" w:cs="Arial"/>
+        </w:rPr>
+        <w:t>_are_any</w:t>
+      </w:r>
+      <w:proofErr w:type="spellEnd"/>
+      <w:r>
+        <w:rPr>
+          <w:rFonts w:ascii="Arial" w:hAnsi="Arial" w:cs="Arial"/>
+        </w:rPr>
+        <w:t xml:space="preserve"> and </w:t>
+      </w:r>
+      <w:proofErr w:type="spellStart"/>
+      <w:r>
+        <w:rPr>
+          <w:rFonts w:ascii="Arial" w:hAnsi="Arial" w:cs="Arial"/>
+        </w:rPr>
+        <w:t>other_</w:t>
+      </w:r>
+      <w:proofErr w:type="gramStart"/>
+      <w:r>
+        <w:rPr>
+          <w:rFonts w:ascii="Arial" w:hAnsi="Arial" w:cs="Arial"/>
+        </w:rPr>
+        <w:t>holidays.number</w:t>
+      </w:r>
+      <w:proofErr w:type="gramEnd"/>
+      <w:r>
+        <w:rPr>
+          <w:rFonts w:ascii="Arial" w:hAnsi="Arial" w:cs="Arial"/>
+        </w:rPr>
+        <w:t>_</w:t>
+      </w:r>
+      <w:proofErr w:type="gramStart"/>
+      <w:r>
+        <w:rPr>
+          <w:rFonts w:ascii="Arial" w:hAnsi="Arial" w:cs="Arial"/>
+        </w:rPr>
+        <w:t>gathered</w:t>
+      </w:r>
+      <w:proofErr w:type="spellEnd"/>
+      <w:r>
+        <w:rPr>
+          <w:rFonts w:ascii="Arial" w:hAnsi="Arial" w:cs="Arial"/>
+        </w:rPr>
+        <w:t>(</w:t>
+      </w:r>
+      <w:proofErr w:type="gramEnd"/>
+      <w:r>
+        <w:rPr>
+          <w:rFonts w:ascii="Arial" w:hAnsi="Arial" w:cs="Arial"/>
+        </w:rPr>
+        <w:t>) &gt; 0</w:t>
+      </w:r>
+      <w:proofErr w:type="gramStart"/>
+      <w:r>
+        <w:rPr>
+          <w:rFonts w:ascii="Arial" w:hAnsi="Arial" w:cs="Arial"/>
+        </w:rPr>
+        <w:t>) %}</w:t>
+      </w:r>
+      <w:proofErr w:type="gramEnd"/>
     </w:p>
     <w:p>
       <w:pPr>
@@ -5905,7 +8651,35 @@
         <w:rPr>
           <w:rFonts w:ascii="Arial" w:hAnsi="Arial" w:cs="Arial"/>
         </w:rPr>
-        <w:t xml:space="preserve">Each year, holidays may fall during school breaks, causing a conflict. When a conflict happens, the priority will be: </w:t>
+        <w:t xml:space="preserve">Each year, holidays may fall during school breaks, causing </w:t>
+      </w:r>
+      <w:proofErr w:type="gramStart"/>
+      <w:r>
+        <w:rPr>
+          <w:rFonts w:ascii="Arial" w:hAnsi="Arial" w:cs="Arial"/>
+        </w:rPr>
+        <w:t>a conflict</w:t>
+      </w:r>
+      <w:proofErr w:type="gramEnd"/>
+      <w:r>
+        <w:rPr>
+          <w:rFonts w:ascii="Arial" w:hAnsi="Arial" w:cs="Arial"/>
+        </w:rPr>
+        <w:t xml:space="preserve">. When a conflict happens, the priority will </w:t>
+      </w:r>
+      <w:proofErr w:type="gramStart"/>
+      <w:r>
+        <w:rPr>
+          <w:rFonts w:ascii="Arial" w:hAnsi="Arial" w:cs="Arial"/>
+        </w:rPr>
+        <w:t>be:</w:t>
+      </w:r>
+      <w:proofErr w:type="gramEnd"/>
+      <w:r>
+        <w:rPr>
+          <w:rFonts w:ascii="Arial" w:hAnsi="Arial" w:cs="Arial"/>
+        </w:rPr>
+        <w:t xml:space="preserve"> </w:t>
       </w:r>
       <w:r>
         <w:rPr>
@@ -6005,6 +8779,7 @@
               </w:rPr>
             </w:pPr>
             <w:r>
+              <w:lastRenderedPageBreak/>
               <w:t>Holiday</w:t>
             </w:r>
           </w:p>
@@ -6083,7 +8858,6 @@
               </w:rPr>
             </w:pPr>
             <w:r>
-              <w:lastRenderedPageBreak/>
               <w:t xml:space="preserve">{%tr for </w:t>
             </w:r>
             <w:proofErr w:type="spellStart"/>
@@ -6096,9 +8870,14 @@
             </w:r>
             <w:proofErr w:type="spellStart"/>
             <w:r>
-              <w:t>holiday_objects.items</w:t>
-            </w:r>
-            <w:proofErr w:type="spellEnd"/>
+              <w:t>holiday_</w:t>
+            </w:r>
+            <w:proofErr w:type="gramStart"/>
+            <w:r>
+              <w:t>objects.items</w:t>
+            </w:r>
+            <w:proofErr w:type="spellEnd"/>
+            <w:proofErr w:type="gramEnd"/>
             <w:r>
               <w:t xml:space="preserve">() if </w:t>
             </w:r>
@@ -6140,12 +8919,17 @@
                 <w:rFonts w:ascii="Arial" w:hAnsi="Arial" w:cs="Arial"/>
               </w:rPr>
             </w:pPr>
+            <w:proofErr w:type="gramStart"/>
             <w:r>
               <w:t xml:space="preserve">{{ </w:t>
             </w:r>
             <w:proofErr w:type="spellStart"/>
             <w:r>
-              <w:t>holiday_name</w:t>
+              <w:t>holiday</w:t>
+            </w:r>
+            <w:proofErr w:type="gramEnd"/>
+            <w:r>
+              <w:t>_name</w:t>
             </w:r>
             <w:proofErr w:type="spellEnd"/>
             <w:r>
@@ -6164,20 +8948,32 @@
                 <w:rFonts w:ascii="Arial" w:hAnsi="Arial" w:cs="Arial"/>
               </w:rPr>
             </w:pPr>
-            <w:r>
-              <w:t>{{ users[0].</w:t>
-            </w:r>
-            <w:proofErr w:type="spellStart"/>
+            <w:proofErr w:type="gramStart"/>
+            <w:r>
+              <w:t>{{ users</w:t>
+            </w:r>
+            <w:proofErr w:type="gramEnd"/>
+            <w:r>
+              <w:t>[0].</w:t>
+            </w:r>
+            <w:proofErr w:type="spellStart"/>
+            <w:proofErr w:type="gramStart"/>
             <w:r>
               <w:t>name.initials</w:t>
             </w:r>
             <w:proofErr w:type="spellEnd"/>
+            <w:proofErr w:type="gramEnd"/>
             <w:r>
               <w:t xml:space="preserve"> if </w:t>
             </w:r>
             <w:proofErr w:type="spellStart"/>
-            <w:r>
-              <w:t>holiday.holiday_year</w:t>
+            <w:proofErr w:type="gramStart"/>
+            <w:r>
+              <w:t>holiday.holiday</w:t>
+            </w:r>
+            <w:proofErr w:type="gramEnd"/>
+            <w:r>
+              <w:t>_year</w:t>
             </w:r>
             <w:proofErr w:type="spellEnd"/>
             <w:r>
@@ -6185,17 +8981,97 @@
             </w:r>
             <w:proofErr w:type="spellStart"/>
             <w:r>
-              <w:t>other_parties</w:t>
-            </w:r>
-            <w:proofErr w:type="spellEnd"/>
+              <w:t>other_</w:t>
+            </w:r>
+            <w:proofErr w:type="gramStart"/>
+            <w:r>
+              <w:t>parties</w:t>
+            </w:r>
+            <w:proofErr w:type="spellEnd"/>
+            <w:r>
+              <w:t>[</w:t>
+            </w:r>
+            <w:proofErr w:type="gramEnd"/>
+            <w:r>
+              <w:t>0].</w:t>
+            </w:r>
+            <w:proofErr w:type="spellStart"/>
+            <w:proofErr w:type="gramStart"/>
+            <w:r>
+              <w:t>name.initials</w:t>
+            </w:r>
+            <w:proofErr w:type="spellEnd"/>
+            <w:proofErr w:type="gramEnd"/>
+            <w:r>
+              <w:t xml:space="preserve"> }}</w:t>
+            </w:r>
+          </w:p>
+        </w:tc>
+        <w:tc>
+          <w:tcPr>
+            <w:tcW w:w="1584" w:type="dxa"/>
+          </w:tcPr>
+          <w:p>
+            <w:pPr>
+              <w:jc w:val="center"/>
+              <w:rPr>
+                <w:rFonts w:ascii="Arial" w:hAnsi="Arial" w:cs="Arial"/>
+              </w:rPr>
+            </w:pPr>
+            <w:proofErr w:type="gramStart"/>
+            <w:r>
+              <w:t>{{ users</w:t>
+            </w:r>
+            <w:proofErr w:type="gramEnd"/>
             <w:r>
               <w:t>[0].</w:t>
             </w:r>
             <w:proofErr w:type="spellStart"/>
+            <w:proofErr w:type="gramStart"/>
             <w:r>
               <w:t>name.initials</w:t>
             </w:r>
             <w:proofErr w:type="spellEnd"/>
+            <w:proofErr w:type="gramEnd"/>
+            <w:r>
+              <w:t xml:space="preserve"> if </w:t>
+            </w:r>
+            <w:proofErr w:type="spellStart"/>
+            <w:proofErr w:type="gramStart"/>
+            <w:r>
+              <w:t>holiday.holiday</w:t>
+            </w:r>
+            <w:proofErr w:type="gramEnd"/>
+            <w:r>
+              <w:t>_year</w:t>
+            </w:r>
+            <w:proofErr w:type="spellEnd"/>
+            <w:r>
+              <w:t xml:space="preserve"> in ['me', 'even'] else </w:t>
+            </w:r>
+            <w:proofErr w:type="spellStart"/>
+            <w:r>
+              <w:t>other_</w:t>
+            </w:r>
+            <w:proofErr w:type="gramStart"/>
+            <w:r>
+              <w:t>parties</w:t>
+            </w:r>
+            <w:proofErr w:type="spellEnd"/>
+            <w:r>
+              <w:t>[</w:t>
+            </w:r>
+            <w:proofErr w:type="gramEnd"/>
+            <w:r>
+              <w:t>0].</w:t>
+            </w:r>
+            <w:proofErr w:type="spellStart"/>
+            <w:proofErr w:type="gramStart"/>
+            <w:r>
+              <w:t>name.initials</w:t>
+            </w:r>
+            <w:proofErr w:type="spellEnd"/>
+            <w:proofErr w:type="gramEnd"/>
             <w:r>
               <w:t xml:space="preserve"> }}</w:t>
             </w:r>
@@ -6203,54 +9079,6 @@
         </w:tc>
         <w:tc>
           <w:tcPr>
-            <w:tcW w:w="1584" w:type="dxa"/>
-          </w:tcPr>
-          <w:p>
-            <w:pPr>
-              <w:jc w:val="center"/>
-              <w:rPr>
-                <w:rFonts w:ascii="Arial" w:hAnsi="Arial" w:cs="Arial"/>
-              </w:rPr>
-            </w:pPr>
-            <w:r>
-              <w:t>{{ users[0].</w:t>
-            </w:r>
-            <w:proofErr w:type="spellStart"/>
-            <w:r>
-              <w:t>name.initials</w:t>
-            </w:r>
-            <w:proofErr w:type="spellEnd"/>
-            <w:r>
-              <w:t xml:space="preserve"> if </w:t>
-            </w:r>
-            <w:proofErr w:type="spellStart"/>
-            <w:r>
-              <w:t>holiday.holiday_year</w:t>
-            </w:r>
-            <w:proofErr w:type="spellEnd"/>
-            <w:r>
-              <w:t xml:space="preserve"> in ['me', 'even'] else </w:t>
-            </w:r>
-            <w:proofErr w:type="spellStart"/>
-            <w:r>
-              <w:t>other_parties</w:t>
-            </w:r>
-            <w:proofErr w:type="spellEnd"/>
-            <w:r>
-              <w:t>[0].</w:t>
-            </w:r>
-            <w:proofErr w:type="spellStart"/>
-            <w:r>
-              <w:t>name.initials</w:t>
-            </w:r>
-            <w:proofErr w:type="spellEnd"/>
-            <w:r>
-              <w:t xml:space="preserve"> }}</w:t>
-            </w:r>
-          </w:p>
-        </w:tc>
-        <w:tc>
-          <w:tcPr>
             <w:tcW w:w="2016" w:type="dxa"/>
           </w:tcPr>
           <w:p>
@@ -6259,12 +9087,21 @@
                 <w:rFonts w:ascii="Arial" w:hAnsi="Arial" w:cs="Arial"/>
               </w:rPr>
             </w:pPr>
+            <w:proofErr w:type="gramStart"/>
             <w:r>
               <w:t xml:space="preserve">{{ </w:t>
             </w:r>
             <w:proofErr w:type="spellStart"/>
             <w:r>
-              <w:t>format_time</w:t>
+              <w:t>format</w:t>
+            </w:r>
+            <w:proofErr w:type="gramEnd"/>
+            <w:r>
+              <w:t>_</w:t>
+            </w:r>
+            <w:proofErr w:type="gramStart"/>
+            <w:r>
+              <w:t>time</w:t>
             </w:r>
             <w:proofErr w:type="spellEnd"/>
             <w:r>
@@ -6272,7 +9109,11 @@
             </w:r>
             <w:proofErr w:type="spellStart"/>
             <w:r>
-              <w:t>holiday.holiday_start</w:t>
+              <w:t>holiday.holiday</w:t>
+            </w:r>
+            <w:proofErr w:type="gramEnd"/>
+            <w:r>
+              <w:t>_start</w:t>
             </w:r>
             <w:proofErr w:type="spellEnd"/>
             <w:r>
@@ -6298,12 +9139,21 @@
                 <w:rFonts w:ascii="Arial" w:hAnsi="Arial" w:cs="Arial"/>
               </w:rPr>
             </w:pPr>
+            <w:proofErr w:type="gramStart"/>
             <w:r>
               <w:t xml:space="preserve">{{ </w:t>
             </w:r>
             <w:proofErr w:type="spellStart"/>
             <w:r>
-              <w:t>format_time</w:t>
+              <w:t>format</w:t>
+            </w:r>
+            <w:proofErr w:type="gramEnd"/>
+            <w:r>
+              <w:t>_</w:t>
+            </w:r>
+            <w:proofErr w:type="gramStart"/>
+            <w:r>
+              <w:t>time</w:t>
             </w:r>
             <w:proofErr w:type="spellEnd"/>
             <w:r>
@@ -6311,7 +9161,11 @@
             </w:r>
             <w:proofErr w:type="spellStart"/>
             <w:r>
-              <w:t>holiday.holiday_end</w:t>
+              <w:t>holiday.holiday</w:t>
+            </w:r>
+            <w:proofErr w:type="gramEnd"/>
+            <w:r>
+              <w:t>_end</w:t>
             </w:r>
             <w:proofErr w:type="spellEnd"/>
             <w:r>
@@ -6367,7 +9221,7 @@
               </w:rPr>
             </w:pPr>
             <w:r>
-              <w:t xml:space="preserve">{%tr for holiday in </w:t>
+              <w:t>{%tr for holiday in (</w:t>
             </w:r>
             <w:proofErr w:type="spellStart"/>
             <w:r>
@@ -6375,7 +9229,23 @@
             </w:r>
             <w:proofErr w:type="spellEnd"/>
             <w:r>
-              <w:t xml:space="preserve"> %}</w:t>
+              <w:t xml:space="preserve"> if </w:t>
+            </w:r>
+            <w:proofErr w:type="spellStart"/>
+            <w:r>
+              <w:t>other_</w:t>
+            </w:r>
+            <w:proofErr w:type="gramStart"/>
+            <w:r>
+              <w:t>holidays.there</w:t>
+            </w:r>
+            <w:proofErr w:type="gramEnd"/>
+            <w:r>
+              <w:t>_are_any</w:t>
+            </w:r>
+            <w:proofErr w:type="spellEnd"/>
+            <w:r>
+              <w:t xml:space="preserve"> else []) %}</w:t>
             </w:r>
           </w:p>
         </w:tc>
@@ -6391,12 +9261,17 @@
                 <w:rFonts w:ascii="Arial" w:hAnsi="Arial" w:cs="Arial"/>
               </w:rPr>
             </w:pPr>
+            <w:proofErr w:type="gramStart"/>
             <w:r>
               <w:t xml:space="preserve">{{ </w:t>
             </w:r>
             <w:proofErr w:type="spellStart"/>
             <w:r>
-              <w:t>holiday.name.text</w:t>
+              <w:t>holiday.name</w:t>
+            </w:r>
+            <w:proofErr w:type="gramEnd"/>
+            <w:r>
+              <w:t>.text</w:t>
             </w:r>
             <w:proofErr w:type="spellEnd"/>
             <w:r>
@@ -6415,20 +9290,32 @@
                 <w:rFonts w:ascii="Arial" w:hAnsi="Arial" w:cs="Arial"/>
               </w:rPr>
             </w:pPr>
-            <w:r>
-              <w:t>{{ users[0].</w:t>
-            </w:r>
-            <w:proofErr w:type="spellStart"/>
+            <w:proofErr w:type="gramStart"/>
+            <w:r>
+              <w:t>{{ users</w:t>
+            </w:r>
+            <w:proofErr w:type="gramEnd"/>
+            <w:r>
+              <w:t>[0].</w:t>
+            </w:r>
+            <w:proofErr w:type="spellStart"/>
+            <w:proofErr w:type="gramStart"/>
             <w:r>
               <w:t>name.initials</w:t>
             </w:r>
             <w:proofErr w:type="spellEnd"/>
+            <w:proofErr w:type="gramEnd"/>
             <w:r>
               <w:t xml:space="preserve"> if </w:t>
             </w:r>
             <w:proofErr w:type="spellStart"/>
-            <w:r>
-              <w:t>holiday.holiday_year</w:t>
+            <w:proofErr w:type="gramStart"/>
+            <w:r>
+              <w:t>holiday.holiday</w:t>
+            </w:r>
+            <w:proofErr w:type="gramEnd"/>
+            <w:r>
+              <w:t>_year</w:t>
             </w:r>
             <w:proofErr w:type="spellEnd"/>
             <w:r>
@@ -6436,17 +9323,97 @@
             </w:r>
             <w:proofErr w:type="spellStart"/>
             <w:r>
-              <w:t>other_parties</w:t>
-            </w:r>
-            <w:proofErr w:type="spellEnd"/>
+              <w:t>other_</w:t>
+            </w:r>
+            <w:proofErr w:type="gramStart"/>
+            <w:r>
+              <w:t>parties</w:t>
+            </w:r>
+            <w:proofErr w:type="spellEnd"/>
+            <w:r>
+              <w:t>[</w:t>
+            </w:r>
+            <w:proofErr w:type="gramEnd"/>
+            <w:r>
+              <w:t>0].</w:t>
+            </w:r>
+            <w:proofErr w:type="spellStart"/>
+            <w:proofErr w:type="gramStart"/>
+            <w:r>
+              <w:t>name.initials</w:t>
+            </w:r>
+            <w:proofErr w:type="spellEnd"/>
+            <w:proofErr w:type="gramEnd"/>
+            <w:r>
+              <w:t xml:space="preserve"> }}</w:t>
+            </w:r>
+          </w:p>
+        </w:tc>
+        <w:tc>
+          <w:tcPr>
+            <w:tcW w:w="1584" w:type="dxa"/>
+          </w:tcPr>
+          <w:p>
+            <w:pPr>
+              <w:jc w:val="center"/>
+              <w:rPr>
+                <w:rFonts w:ascii="Arial" w:hAnsi="Arial" w:cs="Arial"/>
+              </w:rPr>
+            </w:pPr>
+            <w:proofErr w:type="gramStart"/>
+            <w:r>
+              <w:t>{{ users</w:t>
+            </w:r>
+            <w:proofErr w:type="gramEnd"/>
             <w:r>
               <w:t>[0].</w:t>
             </w:r>
             <w:proofErr w:type="spellStart"/>
+            <w:proofErr w:type="gramStart"/>
             <w:r>
               <w:t>name.initials</w:t>
             </w:r>
             <w:proofErr w:type="spellEnd"/>
+            <w:proofErr w:type="gramEnd"/>
+            <w:r>
+              <w:t xml:space="preserve"> if </w:t>
+            </w:r>
+            <w:proofErr w:type="spellStart"/>
+            <w:proofErr w:type="gramStart"/>
+            <w:r>
+              <w:t>holiday.holiday</w:t>
+            </w:r>
+            <w:proofErr w:type="gramEnd"/>
+            <w:r>
+              <w:t>_year</w:t>
+            </w:r>
+            <w:proofErr w:type="spellEnd"/>
+            <w:r>
+              <w:t xml:space="preserve"> in ['me', 'even'] else </w:t>
+            </w:r>
+            <w:proofErr w:type="spellStart"/>
+            <w:r>
+              <w:t>other_</w:t>
+            </w:r>
+            <w:proofErr w:type="gramStart"/>
+            <w:r>
+              <w:t>parties</w:t>
+            </w:r>
+            <w:proofErr w:type="spellEnd"/>
+            <w:r>
+              <w:t>[</w:t>
+            </w:r>
+            <w:proofErr w:type="gramEnd"/>
+            <w:r>
+              <w:t>0].</w:t>
+            </w:r>
+            <w:proofErr w:type="spellStart"/>
+            <w:proofErr w:type="gramStart"/>
+            <w:r>
+              <w:t>name.initials</w:t>
+            </w:r>
+            <w:proofErr w:type="spellEnd"/>
+            <w:proofErr w:type="gramEnd"/>
             <w:r>
               <w:t xml:space="preserve"> }}</w:t>
             </w:r>
@@ -6454,54 +9421,6 @@
         </w:tc>
         <w:tc>
           <w:tcPr>
-            <w:tcW w:w="1584" w:type="dxa"/>
-          </w:tcPr>
-          <w:p>
-            <w:pPr>
-              <w:jc w:val="center"/>
-              <w:rPr>
-                <w:rFonts w:ascii="Arial" w:hAnsi="Arial" w:cs="Arial"/>
-              </w:rPr>
-            </w:pPr>
-            <w:r>
-              <w:t>{{ users[0].</w:t>
-            </w:r>
-            <w:proofErr w:type="spellStart"/>
-            <w:r>
-              <w:t>name.initials</w:t>
-            </w:r>
-            <w:proofErr w:type="spellEnd"/>
-            <w:r>
-              <w:t xml:space="preserve"> if </w:t>
-            </w:r>
-            <w:proofErr w:type="spellStart"/>
-            <w:r>
-              <w:t>holiday.holiday_year</w:t>
-            </w:r>
-            <w:proofErr w:type="spellEnd"/>
-            <w:r>
-              <w:t xml:space="preserve"> in ['me', 'even'] else </w:t>
-            </w:r>
-            <w:proofErr w:type="spellStart"/>
-            <w:r>
-              <w:t>other_parties</w:t>
-            </w:r>
-            <w:proofErr w:type="spellEnd"/>
-            <w:r>
-              <w:t>[0].</w:t>
-            </w:r>
-            <w:proofErr w:type="spellStart"/>
-            <w:r>
-              <w:t>name.initials</w:t>
-            </w:r>
-            <w:proofErr w:type="spellEnd"/>
-            <w:r>
-              <w:t xml:space="preserve"> }}</w:t>
-            </w:r>
-          </w:p>
-        </w:tc>
-        <w:tc>
-          <w:tcPr>
             <w:tcW w:w="2016" w:type="dxa"/>
           </w:tcPr>
           <w:p>
@@ -6510,12 +9429,21 @@
                 <w:rFonts w:ascii="Arial" w:hAnsi="Arial" w:cs="Arial"/>
               </w:rPr>
             </w:pPr>
+            <w:proofErr w:type="gramStart"/>
             <w:r>
               <w:t xml:space="preserve">{{ </w:t>
             </w:r>
             <w:proofErr w:type="spellStart"/>
             <w:r>
-              <w:t>format_time</w:t>
+              <w:t>format</w:t>
+            </w:r>
+            <w:proofErr w:type="gramEnd"/>
+            <w:r>
+              <w:t>_</w:t>
+            </w:r>
+            <w:proofErr w:type="gramStart"/>
+            <w:r>
+              <w:t>time</w:t>
             </w:r>
             <w:proofErr w:type="spellEnd"/>
             <w:r>
@@ -6523,7 +9451,11 @@
             </w:r>
             <w:proofErr w:type="spellStart"/>
             <w:r>
-              <w:t>holiday.holiday_start</w:t>
+              <w:t>holiday.holiday</w:t>
+            </w:r>
+            <w:proofErr w:type="gramEnd"/>
+            <w:r>
+              <w:t>_start</w:t>
             </w:r>
             <w:proofErr w:type="spellEnd"/>
             <w:r>
@@ -6549,12 +9481,21 @@
                 <w:rFonts w:ascii="Arial" w:hAnsi="Arial" w:cs="Arial"/>
               </w:rPr>
             </w:pPr>
+            <w:proofErr w:type="gramStart"/>
             <w:r>
               <w:t xml:space="preserve">{{ </w:t>
             </w:r>
             <w:proofErr w:type="spellStart"/>
             <w:r>
-              <w:t>format_time</w:t>
+              <w:t>format</w:t>
+            </w:r>
+            <w:proofErr w:type="gramEnd"/>
+            <w:r>
+              <w:t>_</w:t>
+            </w:r>
+            <w:proofErr w:type="gramStart"/>
+            <w:r>
+              <w:t>time</w:t>
             </w:r>
             <w:proofErr w:type="spellEnd"/>
             <w:r>
@@ -6562,7 +9503,11 @@
             </w:r>
             <w:proofErr w:type="spellStart"/>
             <w:r>
-              <w:t>holiday.holiday_end</w:t>
+              <w:t>holiday.holiday</w:t>
+            </w:r>
+            <w:proofErr w:type="gramEnd"/>
+            <w:r>
+              <w:t>_end</w:t>
             </w:r>
             <w:proofErr w:type="spellEnd"/>
             <w:r>
@@ -6613,12 +9558,6 @@
           <w:rFonts w:ascii="Arial" w:hAnsi="Arial" w:cs="Arial"/>
         </w:rPr>
       </w:pPr>
-      <w:r>
-        <w:rPr>
-          <w:rFonts w:ascii="Arial" w:hAnsi="Arial" w:cs="Arial"/>
-        </w:rPr>
-        <w:t>{%p endif %}</w:t>
-      </w:r>
     </w:p>
     <w:p>
       <w:pPr>
@@ -6631,41 +9570,16 @@
         <w:rPr>
           <w:rFonts w:ascii="Arial" w:hAnsi="Arial" w:cs="Arial"/>
         </w:rPr>
-        <w:t>{</w:t>
-      </w:r>
-      <w:r>
-        <w:rPr>
-          <w:rFonts w:ascii="Arial" w:hAnsi="Arial" w:cs="Arial"/>
-        </w:rPr>
-        <w:t>%</w:t>
-      </w:r>
-      <w:r>
-        <w:rPr>
-          <w:rFonts w:ascii="Arial" w:hAnsi="Arial" w:cs="Arial"/>
-        </w:rPr>
-        <w:t>p</w:t>
-      </w:r>
-      <w:r>
-        <w:rPr>
-          <w:rFonts w:ascii="Arial" w:hAnsi="Arial" w:cs="Arial"/>
-        </w:rPr>
-        <w:t xml:space="preserve"> if </w:t>
-      </w:r>
-      <w:proofErr w:type="spellStart"/>
-      <w:r>
-        <w:rPr>
-          <w:rFonts w:ascii="Arial" w:hAnsi="Arial" w:cs="Arial"/>
-        </w:rPr>
-        <w:t>school_breaks</w:t>
-      </w:r>
-      <w:proofErr w:type="spellEnd"/>
-      <w:r>
-        <w:rPr>
-          <w:rFonts w:ascii="Arial" w:hAnsi="Arial" w:cs="Arial"/>
-        </w:rPr>
-        <w:t xml:space="preserve"> %}</w:t>
-      </w:r>
-      <w:bookmarkEnd w:id="0"/>
+        <w:t xml:space="preserve">{%p </w:t>
+      </w:r>
+      <w:proofErr w:type="gramStart"/>
+      <w:r>
+        <w:rPr>
+          <w:rFonts w:ascii="Arial" w:hAnsi="Arial" w:cs="Arial"/>
+        </w:rPr>
+        <w:t>endif %}</w:t>
+      </w:r>
+      <w:proofErr w:type="gramEnd"/>
     </w:p>
     <w:p>
       <w:pPr>
@@ -6674,6 +9588,45 @@
           <w:rFonts w:ascii="Arial" w:hAnsi="Arial" w:cs="Arial"/>
         </w:rPr>
       </w:pPr>
+      <w:r>
+        <w:rPr>
+          <w:rFonts w:ascii="Arial" w:hAnsi="Arial" w:cs="Arial"/>
+        </w:rPr>
+        <w:t>{</w:t>
+      </w:r>
+      <w:r>
+        <w:rPr>
+          <w:rFonts w:ascii="Arial" w:hAnsi="Arial" w:cs="Arial"/>
+        </w:rPr>
+        <w:t>%</w:t>
+      </w:r>
+      <w:r>
+        <w:rPr>
+          <w:rFonts w:ascii="Arial" w:hAnsi="Arial" w:cs="Arial"/>
+        </w:rPr>
+        <w:t>p</w:t>
+      </w:r>
+      <w:r>
+        <w:rPr>
+          <w:rFonts w:ascii="Arial" w:hAnsi="Arial" w:cs="Arial"/>
+        </w:rPr>
+        <w:t xml:space="preserve"> if </w:t>
+      </w:r>
+      <w:proofErr w:type="spellStart"/>
+      <w:r>
+        <w:rPr>
+          <w:rFonts w:ascii="Arial" w:hAnsi="Arial" w:cs="Arial"/>
+        </w:rPr>
+        <w:t>school_breaks</w:t>
+      </w:r>
+      <w:proofErr w:type="spellEnd"/>
+      <w:r>
+        <w:rPr>
+          <w:rFonts w:ascii="Arial" w:hAnsi="Arial" w:cs="Arial"/>
+        </w:rPr>
+        <w:t xml:space="preserve"> %}</w:t>
+      </w:r>
+      <w:bookmarkEnd w:id="0"/>
     </w:p>
     <w:p>
       <w:pPr>
@@ -6726,15 +9679,37 @@
         <w:rPr>
           <w:rFonts w:ascii="Arial" w:hAnsi="Arial" w:cs="Arial"/>
         </w:rPr>
-        <w:t>spring_break</w:t>
+        <w:t>spring_</w:t>
+      </w:r>
+      <w:proofErr w:type="gramStart"/>
+      <w:r>
+        <w:rPr>
+          <w:rFonts w:ascii="Arial" w:hAnsi="Arial" w:cs="Arial"/>
+        </w:rPr>
+        <w:t>break</w:t>
       </w:r>
       <w:proofErr w:type="spellEnd"/>
       <w:r>
         <w:rPr>
           <w:rFonts w:ascii="Arial" w:hAnsi="Arial" w:cs="Arial"/>
         </w:rPr>
-        <w:t xml:space="preserve"> != 'no' %}</w:t>
-      </w:r>
+        <w:t xml:space="preserve"> !</w:t>
+      </w:r>
+      <w:proofErr w:type="gramEnd"/>
+      <w:r>
+        <w:rPr>
+          <w:rFonts w:ascii="Arial" w:hAnsi="Arial" w:cs="Arial"/>
+        </w:rPr>
+        <w:t>= 'no</w:t>
+      </w:r>
+      <w:proofErr w:type="gramStart"/>
+      <w:r>
+        <w:rPr>
+          <w:rFonts w:ascii="Arial" w:hAnsi="Arial" w:cs="Arial"/>
+        </w:rPr>
+        <w:t>' %}</w:t>
+      </w:r>
+      <w:proofErr w:type="gramEnd"/>
     </w:p>
     <w:p>
       <w:pPr>
@@ -6787,8 +9762,16 @@
         <w:rPr>
           <w:rFonts w:ascii="Arial" w:hAnsi="Arial" w:cs="Arial"/>
         </w:rPr>
-        <w:t xml:space="preserve"> == 'split' %}</w:t>
-      </w:r>
+        <w:t xml:space="preserve"> == 'split</w:t>
+      </w:r>
+      <w:proofErr w:type="gramStart"/>
+      <w:r>
+        <w:rPr>
+          <w:rFonts w:ascii="Arial" w:hAnsi="Arial" w:cs="Arial"/>
+        </w:rPr>
+        <w:t>' %}</w:t>
+      </w:r>
+      <w:proofErr w:type="gramEnd"/>
     </w:p>
     <w:p>
       <w:pPr>
@@ -6815,28 +9798,70 @@
         <w:rPr>
           <w:rFonts w:ascii="Arial" w:hAnsi="Arial" w:cs="Arial"/>
         </w:rPr>
-        <w:t xml:space="preserve"> == 'me' %}{{ users[0].</w:t>
+        <w:t xml:space="preserve"> == 'me' </w:t>
+      </w:r>
+      <w:proofErr w:type="gramStart"/>
+      <w:r>
+        <w:rPr>
+          <w:rFonts w:ascii="Arial" w:hAnsi="Arial" w:cs="Arial"/>
+        </w:rPr>
+        <w:t>%}{{ users</w:t>
+      </w:r>
+      <w:proofErr w:type="gramEnd"/>
+      <w:r>
+        <w:rPr>
+          <w:rFonts w:ascii="Arial" w:hAnsi="Arial" w:cs="Arial"/>
+        </w:rPr>
+        <w:t>[0].</w:t>
       </w:r>
       <w:proofErr w:type="spellStart"/>
       <w:r>
         <w:rPr>
           <w:rFonts w:ascii="Arial" w:hAnsi="Arial" w:cs="Arial"/>
         </w:rPr>
-        <w:t>name_full</w:t>
+        <w:t>name_</w:t>
+      </w:r>
+      <w:proofErr w:type="gramStart"/>
+      <w:r>
+        <w:rPr>
+          <w:rFonts w:ascii="Arial" w:hAnsi="Arial" w:cs="Arial"/>
+        </w:rPr>
+        <w:t>full</w:t>
       </w:r>
       <w:proofErr w:type="spellEnd"/>
       <w:r>
         <w:rPr>
           <w:rFonts w:ascii="Arial" w:hAnsi="Arial" w:cs="Arial"/>
         </w:rPr>
-        <w:t xml:space="preserve">() }}{% else %}{{ </w:t>
+        <w:t>() }}{</w:t>
+      </w:r>
+      <w:proofErr w:type="gramEnd"/>
+      <w:r>
+        <w:rPr>
+          <w:rFonts w:ascii="Arial" w:hAnsi="Arial" w:cs="Arial"/>
+        </w:rPr>
+        <w:t xml:space="preserve">% else </w:t>
+      </w:r>
+      <w:proofErr w:type="gramStart"/>
+      <w:r>
+        <w:rPr>
+          <w:rFonts w:ascii="Arial" w:hAnsi="Arial" w:cs="Arial"/>
+        </w:rPr>
+        <w:t xml:space="preserve">%}{{ </w:t>
       </w:r>
       <w:proofErr w:type="spellStart"/>
       <w:r>
         <w:rPr>
           <w:rFonts w:ascii="Arial" w:hAnsi="Arial" w:cs="Arial"/>
         </w:rPr>
-        <w:t>other_parties</w:t>
+        <w:t>other</w:t>
+      </w:r>
+      <w:proofErr w:type="gramEnd"/>
+      <w:r>
+        <w:rPr>
+          <w:rFonts w:ascii="Arial" w:hAnsi="Arial" w:cs="Arial"/>
+        </w:rPr>
+        <w:t>_parties</w:t>
       </w:r>
       <w:proofErr w:type="spellEnd"/>
       <w:r>
@@ -6850,14 +9875,28 @@
         <w:rPr>
           <w:rFonts w:ascii="Arial" w:hAnsi="Arial" w:cs="Arial"/>
         </w:rPr>
-        <w:t>name_full</w:t>
+        <w:t>name_</w:t>
+      </w:r>
+      <w:proofErr w:type="gramStart"/>
+      <w:r>
+        <w:rPr>
+          <w:rFonts w:ascii="Arial" w:hAnsi="Arial" w:cs="Arial"/>
+        </w:rPr>
+        <w:t>full</w:t>
       </w:r>
       <w:proofErr w:type="spellEnd"/>
       <w:r>
         <w:rPr>
           <w:rFonts w:ascii="Arial" w:hAnsi="Arial" w:cs="Arial"/>
         </w:rPr>
-        <w:t>() }}{% endif %} will have the entire spring break in even-numbered years, and the other parent will have it in odd-numbered years. Spring break starts at 9 AM the day after school dismissal and ends at 5 PM the day before school starts again.</w:t>
+        <w:t>() }}{</w:t>
+      </w:r>
+      <w:proofErr w:type="gramEnd"/>
+      <w:r>
+        <w:rPr>
+          <w:rFonts w:ascii="Arial" w:hAnsi="Arial" w:cs="Arial"/>
+        </w:rPr>
+        <w:t>% endif %} will have the entire spring break in even-numbered years, and the other parent will have it in odd-numbered years. Spring break starts at 9 AM the day after school dismissal and ends at 5 PM the day before school starts again.</w:t>
       </w:r>
     </w:p>
     <w:p>
@@ -6911,8 +9950,16 @@
         <w:rPr>
           <w:rFonts w:ascii="Arial" w:hAnsi="Arial" w:cs="Arial"/>
         </w:rPr>
-        <w:t xml:space="preserve"> == 'other' %}</w:t>
-      </w:r>
+        <w:t xml:space="preserve"> == 'other</w:t>
+      </w:r>
+      <w:proofErr w:type="gramStart"/>
+      <w:r>
+        <w:rPr>
+          <w:rFonts w:ascii="Arial" w:hAnsi="Arial" w:cs="Arial"/>
+        </w:rPr>
+        <w:t>' %}</w:t>
+      </w:r>
+      <w:proofErr w:type="gramEnd"/>
     </w:p>
     <w:p>
       <w:pPr>
@@ -6925,49 +9972,133 @@
         <w:rPr>
           <w:rFonts w:ascii="Arial" w:hAnsi="Arial" w:cs="Arial"/>
         </w:rPr>
-        <w:t xml:space="preserve">Other: {{ </w:t>
+        <w:t xml:space="preserve">Other: </w:t>
+      </w:r>
+      <w:proofErr w:type="gramStart"/>
+      <w:r>
+        <w:rPr>
+          <w:rFonts w:ascii="Arial" w:hAnsi="Arial" w:cs="Arial"/>
+        </w:rPr>
+        <w:t xml:space="preserve">{{ </w:t>
       </w:r>
       <w:proofErr w:type="spellStart"/>
       <w:r>
         <w:rPr>
           <w:rFonts w:ascii="Arial" w:hAnsi="Arial" w:cs="Arial"/>
         </w:rPr>
-        <w:t>spring_break_other</w:t>
+        <w:t>spring</w:t>
+      </w:r>
+      <w:proofErr w:type="gramEnd"/>
+      <w:r>
+        <w:rPr>
+          <w:rFonts w:ascii="Arial" w:hAnsi="Arial" w:cs="Arial"/>
+        </w:rPr>
+        <w:t>_break_</w:t>
+      </w:r>
+      <w:proofErr w:type="gramStart"/>
+      <w:r>
+        <w:rPr>
+          <w:rFonts w:ascii="Arial" w:hAnsi="Arial" w:cs="Arial"/>
+        </w:rPr>
+        <w:t>other</w:t>
       </w:r>
       <w:proofErr w:type="spellEnd"/>
       <w:r>
         <w:rPr>
           <w:rFonts w:ascii="Arial" w:hAnsi="Arial" w:cs="Arial"/>
         </w:rPr>
-        <w:t xml:space="preserve"> }} (Start day/time: {{ </w:t>
+        <w:t xml:space="preserve"> }</w:t>
+      </w:r>
+      <w:proofErr w:type="gramEnd"/>
+      <w:r>
+        <w:rPr>
+          <w:rFonts w:ascii="Arial" w:hAnsi="Arial" w:cs="Arial"/>
+        </w:rPr>
+        <w:t xml:space="preserve">} (Start day/time: </w:t>
+      </w:r>
+      <w:proofErr w:type="gramStart"/>
+      <w:r>
+        <w:rPr>
+          <w:rFonts w:ascii="Arial" w:hAnsi="Arial" w:cs="Arial"/>
+        </w:rPr>
+        <w:t xml:space="preserve">{{ </w:t>
       </w:r>
       <w:proofErr w:type="spellStart"/>
       <w:r>
         <w:rPr>
           <w:rFonts w:ascii="Arial" w:hAnsi="Arial" w:cs="Arial"/>
         </w:rPr>
-        <w:t>spring_break_start</w:t>
+        <w:t>spring</w:t>
+      </w:r>
+      <w:proofErr w:type="gramEnd"/>
+      <w:r>
+        <w:rPr>
+          <w:rFonts w:ascii="Arial" w:hAnsi="Arial" w:cs="Arial"/>
+        </w:rPr>
+        <w:t>_break_</w:t>
+      </w:r>
+      <w:proofErr w:type="gramStart"/>
+      <w:r>
+        <w:rPr>
+          <w:rFonts w:ascii="Arial" w:hAnsi="Arial" w:cs="Arial"/>
+        </w:rPr>
+        <w:t>start</w:t>
       </w:r>
       <w:proofErr w:type="spellEnd"/>
       <w:r>
         <w:rPr>
           <w:rFonts w:ascii="Arial" w:hAnsi="Arial" w:cs="Arial"/>
         </w:rPr>
-        <w:t xml:space="preserve"> }}; end day/time: {{ </w:t>
+        <w:t xml:space="preserve"> }</w:t>
+      </w:r>
+      <w:proofErr w:type="gramEnd"/>
+      <w:r>
+        <w:rPr>
+          <w:rFonts w:ascii="Arial" w:hAnsi="Arial" w:cs="Arial"/>
+        </w:rPr>
+        <w:t xml:space="preserve">}; end day/time: </w:t>
+      </w:r>
+      <w:proofErr w:type="gramStart"/>
+      <w:r>
+        <w:rPr>
+          <w:rFonts w:ascii="Arial" w:hAnsi="Arial" w:cs="Arial"/>
+        </w:rPr>
+        <w:t xml:space="preserve">{{ </w:t>
       </w:r>
       <w:proofErr w:type="spellStart"/>
       <w:r>
         <w:rPr>
           <w:rFonts w:ascii="Arial" w:hAnsi="Arial" w:cs="Arial"/>
         </w:rPr>
-        <w:t>spring_break_end</w:t>
+        <w:t>spring</w:t>
+      </w:r>
+      <w:proofErr w:type="gramEnd"/>
+      <w:r>
+        <w:rPr>
+          <w:rFonts w:ascii="Arial" w:hAnsi="Arial" w:cs="Arial"/>
+        </w:rPr>
+        <w:t>_break_</w:t>
+      </w:r>
+      <w:proofErr w:type="gramStart"/>
+      <w:r>
+        <w:rPr>
+          <w:rFonts w:ascii="Arial" w:hAnsi="Arial" w:cs="Arial"/>
+        </w:rPr>
+        <w:t>end</w:t>
       </w:r>
       <w:proofErr w:type="spellEnd"/>
       <w:r>
         <w:rPr>
           <w:rFonts w:ascii="Arial" w:hAnsi="Arial" w:cs="Arial"/>
         </w:rPr>
-        <w:t xml:space="preserve"> }})</w:t>
+        <w:t xml:space="preserve"> }</w:t>
+      </w:r>
+      <w:proofErr w:type="gramEnd"/>
+      <w:r>
+        <w:rPr>
+          <w:rFonts w:ascii="Arial" w:hAnsi="Arial" w:cs="Arial"/>
+        </w:rPr>
+        <w:t>})</w:t>
       </w:r>
     </w:p>
     <w:p>
@@ -6993,8 +10124,16 @@
         <w:rPr>
           <w:rFonts w:ascii="Arial" w:hAnsi="Arial" w:cs="Arial"/>
         </w:rPr>
-        <w:t xml:space="preserve"> endif %}</w:t>
-      </w:r>
+        <w:t xml:space="preserve"> </w:t>
+      </w:r>
+      <w:proofErr w:type="gramStart"/>
+      <w:r>
+        <w:rPr>
+          <w:rFonts w:ascii="Arial" w:hAnsi="Arial" w:cs="Arial"/>
+        </w:rPr>
+        <w:t>endif %}</w:t>
+      </w:r>
+      <w:proofErr w:type="gramEnd"/>
     </w:p>
     <w:p>
       <w:pPr>
@@ -7011,25 +10150,6 @@
           <w:rFonts w:ascii="Arial" w:hAnsi="Arial" w:cs="Arial"/>
         </w:rPr>
       </w:pPr>
-      <w:r>
-        <w:rPr>
-          <w:rFonts w:ascii="Arial" w:hAnsi="Arial" w:cs="Arial"/>
-        </w:rPr>
-        <w:lastRenderedPageBreak/>
-        <w:t>{%</w:t>
-      </w:r>
-      <w:r>
-        <w:rPr>
-          <w:rFonts w:ascii="Arial" w:hAnsi="Arial" w:cs="Arial"/>
-        </w:rPr>
-        <w:t>p</w:t>
-      </w:r>
-      <w:r>
-        <w:rPr>
-          <w:rFonts w:ascii="Arial" w:hAnsi="Arial" w:cs="Arial"/>
-        </w:rPr>
-        <w:t xml:space="preserve"> endif %}</w:t>
-      </w:r>
     </w:p>
     <w:p>
       <w:pPr>
@@ -7054,22 +10174,16 @@
         <w:rPr>
           <w:rFonts w:ascii="Arial" w:hAnsi="Arial" w:cs="Arial"/>
         </w:rPr>
-        <w:t xml:space="preserve"> if </w:t>
-      </w:r>
-      <w:proofErr w:type="spellStart"/>
-      <w:r>
-        <w:rPr>
-          <w:rFonts w:ascii="Arial" w:hAnsi="Arial" w:cs="Arial"/>
-        </w:rPr>
-        <w:t>summer_break</w:t>
-      </w:r>
-      <w:proofErr w:type="spellEnd"/>
-      <w:r>
-        <w:rPr>
-          <w:rFonts w:ascii="Arial" w:hAnsi="Arial" w:cs="Arial"/>
-        </w:rPr>
-        <w:t xml:space="preserve"> != 'no' %}</w:t>
-      </w:r>
+        <w:t xml:space="preserve"> </w:t>
+      </w:r>
+      <w:proofErr w:type="gramStart"/>
+      <w:r>
+        <w:rPr>
+          <w:rFonts w:ascii="Arial" w:hAnsi="Arial" w:cs="Arial"/>
+        </w:rPr>
+        <w:t>endif %}</w:t>
+      </w:r>
+      <w:proofErr w:type="gramEnd"/>
     </w:p>
     <w:p>
       <w:pPr>
@@ -7082,8 +10196,56 @@
         <w:rPr>
           <w:rFonts w:ascii="Arial" w:hAnsi="Arial" w:cs="Arial"/>
         </w:rPr>
-        <w:t>School Summer Break</w:t>
-      </w:r>
+        <w:t>{%</w:t>
+      </w:r>
+      <w:r>
+        <w:rPr>
+          <w:rFonts w:ascii="Arial" w:hAnsi="Arial" w:cs="Arial"/>
+        </w:rPr>
+        <w:t>p</w:t>
+      </w:r>
+      <w:r>
+        <w:rPr>
+          <w:rFonts w:ascii="Arial" w:hAnsi="Arial" w:cs="Arial"/>
+        </w:rPr>
+        <w:t xml:space="preserve"> if </w:t>
+      </w:r>
+      <w:proofErr w:type="spellStart"/>
+      <w:r>
+        <w:rPr>
+          <w:rFonts w:ascii="Arial" w:hAnsi="Arial" w:cs="Arial"/>
+        </w:rPr>
+        <w:t>summer_</w:t>
+      </w:r>
+      <w:proofErr w:type="gramStart"/>
+      <w:r>
+        <w:rPr>
+          <w:rFonts w:ascii="Arial" w:hAnsi="Arial" w:cs="Arial"/>
+        </w:rPr>
+        <w:t>break</w:t>
+      </w:r>
+      <w:proofErr w:type="spellEnd"/>
+      <w:r>
+        <w:rPr>
+          <w:rFonts w:ascii="Arial" w:hAnsi="Arial" w:cs="Arial"/>
+        </w:rPr>
+        <w:t xml:space="preserve"> !</w:t>
+      </w:r>
+      <w:proofErr w:type="gramEnd"/>
+      <w:r>
+        <w:rPr>
+          <w:rFonts w:ascii="Arial" w:hAnsi="Arial" w:cs="Arial"/>
+        </w:rPr>
+        <w:t>= 'no</w:t>
+      </w:r>
+      <w:proofErr w:type="gramStart"/>
+      <w:r>
+        <w:rPr>
+          <w:rFonts w:ascii="Arial" w:hAnsi="Arial" w:cs="Arial"/>
+        </w:rPr>
+        <w:t>' %}</w:t>
+      </w:r>
+      <w:proofErr w:type="gramEnd"/>
     </w:p>
     <w:p>
       <w:pPr>
@@ -7096,33 +10258,7 @@
         <w:rPr>
           <w:rFonts w:ascii="Arial" w:hAnsi="Arial" w:cs="Arial"/>
         </w:rPr>
-        <w:t>{%</w:t>
-      </w:r>
-      <w:r>
-        <w:rPr>
-          <w:rFonts w:ascii="Arial" w:hAnsi="Arial" w:cs="Arial"/>
-        </w:rPr>
-        <w:t>p</w:t>
-      </w:r>
-      <w:r>
-        <w:rPr>
-          <w:rFonts w:ascii="Arial" w:hAnsi="Arial" w:cs="Arial"/>
-        </w:rPr>
-        <w:t xml:space="preserve"> if </w:t>
-      </w:r>
-      <w:proofErr w:type="spellStart"/>
-      <w:r>
-        <w:rPr>
-          <w:rFonts w:ascii="Arial" w:hAnsi="Arial" w:cs="Arial"/>
-        </w:rPr>
-        <w:t>summer_break</w:t>
-      </w:r>
-      <w:proofErr w:type="spellEnd"/>
-      <w:r>
-        <w:rPr>
-          <w:rFonts w:ascii="Arial" w:hAnsi="Arial" w:cs="Arial"/>
-        </w:rPr>
-        <w:t xml:space="preserve"> == 'split' %}</w:t>
+        <w:t>School Summer Break</w:t>
       </w:r>
     </w:p>
     <w:p>
@@ -7136,64 +10272,42 @@
         <w:rPr>
           <w:rFonts w:ascii="Arial" w:hAnsi="Arial" w:cs="Arial"/>
         </w:rPr>
-        <w:t xml:space="preserve">Each parent will have 2 non-consecutive weeks in the summer. {% if </w:t>
+        <w:t>{%</w:t>
+      </w:r>
+      <w:r>
+        <w:rPr>
+          <w:rFonts w:ascii="Arial" w:hAnsi="Arial" w:cs="Arial"/>
+        </w:rPr>
+        <w:t>p</w:t>
+      </w:r>
+      <w:r>
+        <w:rPr>
+          <w:rFonts w:ascii="Arial" w:hAnsi="Arial" w:cs="Arial"/>
+        </w:rPr>
+        <w:t xml:space="preserve"> if </w:t>
       </w:r>
       <w:proofErr w:type="spellStart"/>
       <w:r>
         <w:rPr>
           <w:rFonts w:ascii="Arial" w:hAnsi="Arial" w:cs="Arial"/>
         </w:rPr>
-        <w:t>summer_break_year</w:t>
+        <w:t>summer_break</w:t>
       </w:r>
       <w:proofErr w:type="spellEnd"/>
       <w:r>
         <w:rPr>
           <w:rFonts w:ascii="Arial" w:hAnsi="Arial" w:cs="Arial"/>
         </w:rPr>
-        <w:t xml:space="preserve"> == 'me' %}{{ users[0].</w:t>
-      </w:r>
-      <w:proofErr w:type="spellStart"/>
-      <w:r>
-        <w:rPr>
-          <w:rFonts w:ascii="Arial" w:hAnsi="Arial" w:cs="Arial"/>
-        </w:rPr>
-        <w:t>name_full</w:t>
-      </w:r>
-      <w:proofErr w:type="spellEnd"/>
-      <w:r>
-        <w:rPr>
-          <w:rFonts w:ascii="Arial" w:hAnsi="Arial" w:cs="Arial"/>
-        </w:rPr>
-        <w:t xml:space="preserve">() }}{% else %}{{ </w:t>
-      </w:r>
-      <w:proofErr w:type="spellStart"/>
-      <w:r>
-        <w:rPr>
-          <w:rFonts w:ascii="Arial" w:hAnsi="Arial" w:cs="Arial"/>
-        </w:rPr>
-        <w:t>other_parties</w:t>
-      </w:r>
-      <w:proofErr w:type="spellEnd"/>
-      <w:r>
-        <w:rPr>
-          <w:rFonts w:ascii="Arial" w:hAnsi="Arial" w:cs="Arial"/>
-        </w:rPr>
-        <w:t>[0].</w:t>
-      </w:r>
-      <w:proofErr w:type="spellStart"/>
-      <w:r>
-        <w:rPr>
-          <w:rFonts w:ascii="Arial" w:hAnsi="Arial" w:cs="Arial"/>
-        </w:rPr>
-        <w:t>name_full</w:t>
-      </w:r>
-      <w:proofErr w:type="spellEnd"/>
-      <w:r>
-        <w:rPr>
-          <w:rFonts w:ascii="Arial" w:hAnsi="Arial" w:cs="Arial"/>
-        </w:rPr>
-        <w:t>() }}{% endif %} will have first choice of dates in even-numbered years, and the other parent will have first choice in odd-numbered years. Each parent will notify the other in writing by April 1 each year.</w:t>
-      </w:r>
+        <w:t xml:space="preserve"> == 'split</w:t>
+      </w:r>
+      <w:proofErr w:type="gramStart"/>
+      <w:r>
+        <w:rPr>
+          <w:rFonts w:ascii="Arial" w:hAnsi="Arial" w:cs="Arial"/>
+        </w:rPr>
+        <w:t>' %}</w:t>
+      </w:r>
+      <w:proofErr w:type="gramEnd"/>
     </w:p>
     <w:p>
       <w:pPr>
@@ -7206,47 +10320,119 @@
         <w:rPr>
           <w:rFonts w:ascii="Arial" w:hAnsi="Arial" w:cs="Arial"/>
         </w:rPr>
-        <w:t>{%</w:t>
-      </w:r>
-      <w:r>
-        <w:rPr>
-          <w:rFonts w:ascii="Arial" w:hAnsi="Arial" w:cs="Arial"/>
-        </w:rPr>
-        <w:t>p</w:t>
-      </w:r>
-      <w:r>
-        <w:rPr>
-          <w:rFonts w:ascii="Arial" w:hAnsi="Arial" w:cs="Arial"/>
-        </w:rPr>
-        <w:t xml:space="preserve"> </w:t>
+        <w:t xml:space="preserve">Each parent will have 2 non-consecutive weeks in the summer. {% if </w:t>
       </w:r>
       <w:proofErr w:type="spellStart"/>
       <w:r>
         <w:rPr>
           <w:rFonts w:ascii="Arial" w:hAnsi="Arial" w:cs="Arial"/>
         </w:rPr>
-        <w:t>elif</w:t>
+        <w:t>summer_break_year</w:t>
       </w:r>
       <w:proofErr w:type="spellEnd"/>
       <w:r>
         <w:rPr>
           <w:rFonts w:ascii="Arial" w:hAnsi="Arial" w:cs="Arial"/>
         </w:rPr>
-        <w:t xml:space="preserve"> </w:t>
+        <w:t xml:space="preserve"> == 'me' </w:t>
+      </w:r>
+      <w:proofErr w:type="gramStart"/>
+      <w:r>
+        <w:rPr>
+          <w:rFonts w:ascii="Arial" w:hAnsi="Arial" w:cs="Arial"/>
+        </w:rPr>
+        <w:t>%}{{ users</w:t>
+      </w:r>
+      <w:proofErr w:type="gramEnd"/>
+      <w:r>
+        <w:rPr>
+          <w:rFonts w:ascii="Arial" w:hAnsi="Arial" w:cs="Arial"/>
+        </w:rPr>
+        <w:t>[0].</w:t>
       </w:r>
       <w:proofErr w:type="spellStart"/>
       <w:r>
         <w:rPr>
           <w:rFonts w:ascii="Arial" w:hAnsi="Arial" w:cs="Arial"/>
         </w:rPr>
-        <w:t>summer_break</w:t>
+        <w:t>name_</w:t>
+      </w:r>
+      <w:proofErr w:type="gramStart"/>
+      <w:r>
+        <w:rPr>
+          <w:rFonts w:ascii="Arial" w:hAnsi="Arial" w:cs="Arial"/>
+        </w:rPr>
+        <w:t>full</w:t>
       </w:r>
       <w:proofErr w:type="spellEnd"/>
       <w:r>
         <w:rPr>
           <w:rFonts w:ascii="Arial" w:hAnsi="Arial" w:cs="Arial"/>
         </w:rPr>
-        <w:t xml:space="preserve"> == 'other' %}</w:t>
+        <w:t>() }}{</w:t>
+      </w:r>
+      <w:proofErr w:type="gramEnd"/>
+      <w:r>
+        <w:rPr>
+          <w:rFonts w:ascii="Arial" w:hAnsi="Arial" w:cs="Arial"/>
+        </w:rPr>
+        <w:t xml:space="preserve">% else </w:t>
+      </w:r>
+      <w:proofErr w:type="gramStart"/>
+      <w:r>
+        <w:rPr>
+          <w:rFonts w:ascii="Arial" w:hAnsi="Arial" w:cs="Arial"/>
+        </w:rPr>
+        <w:t xml:space="preserve">%}{{ </w:t>
+      </w:r>
+      <w:proofErr w:type="spellStart"/>
+      <w:r>
+        <w:rPr>
+          <w:rFonts w:ascii="Arial" w:hAnsi="Arial" w:cs="Arial"/>
+        </w:rPr>
+        <w:t>other</w:t>
+      </w:r>
+      <w:proofErr w:type="gramEnd"/>
+      <w:r>
+        <w:rPr>
+          <w:rFonts w:ascii="Arial" w:hAnsi="Arial" w:cs="Arial"/>
+        </w:rPr>
+        <w:t>_parties</w:t>
+      </w:r>
+      <w:proofErr w:type="spellEnd"/>
+      <w:r>
+        <w:rPr>
+          <w:rFonts w:ascii="Arial" w:hAnsi="Arial" w:cs="Arial"/>
+        </w:rPr>
+        <w:t>[0].</w:t>
+      </w:r>
+      <w:proofErr w:type="spellStart"/>
+      <w:r>
+        <w:rPr>
+          <w:rFonts w:ascii="Arial" w:hAnsi="Arial" w:cs="Arial"/>
+        </w:rPr>
+        <w:t>name_</w:t>
+      </w:r>
+      <w:proofErr w:type="gramStart"/>
+      <w:r>
+        <w:rPr>
+          <w:rFonts w:ascii="Arial" w:hAnsi="Arial" w:cs="Arial"/>
+        </w:rPr>
+        <w:t>full</w:t>
+      </w:r>
+      <w:proofErr w:type="spellEnd"/>
+      <w:r>
+        <w:rPr>
+          <w:rFonts w:ascii="Arial" w:hAnsi="Arial" w:cs="Arial"/>
+        </w:rPr>
+        <w:t>() }}{</w:t>
+      </w:r>
+      <w:proofErr w:type="gramEnd"/>
+      <w:r>
+        <w:rPr>
+          <w:rFonts w:ascii="Arial" w:hAnsi="Arial" w:cs="Arial"/>
+        </w:rPr>
+        <w:t>% endif %} will have first choice of dates in even-numbered years, and the other parent will have first choice in odd-numbered years. Each parent will notify the other in writing by April 1 each year.</w:t>
       </w:r>
     </w:p>
     <w:p>
@@ -7260,50 +10446,56 @@
         <w:rPr>
           <w:rFonts w:ascii="Arial" w:hAnsi="Arial" w:cs="Arial"/>
         </w:rPr>
-        <w:t xml:space="preserve">Other: {{ </w:t>
+        <w:t>{%</w:t>
+      </w:r>
+      <w:r>
+        <w:rPr>
+          <w:rFonts w:ascii="Arial" w:hAnsi="Arial" w:cs="Arial"/>
+        </w:rPr>
+        <w:t>p</w:t>
+      </w:r>
+      <w:r>
+        <w:rPr>
+          <w:rFonts w:ascii="Arial" w:hAnsi="Arial" w:cs="Arial"/>
+        </w:rPr>
+        <w:t xml:space="preserve"> </w:t>
       </w:r>
       <w:proofErr w:type="spellStart"/>
       <w:r>
         <w:rPr>
           <w:rFonts w:ascii="Arial" w:hAnsi="Arial" w:cs="Arial"/>
         </w:rPr>
-        <w:t>summer_break_other</w:t>
+        <w:t>elif</w:t>
       </w:r>
       <w:proofErr w:type="spellEnd"/>
       <w:r>
         <w:rPr>
           <w:rFonts w:ascii="Arial" w:hAnsi="Arial" w:cs="Arial"/>
         </w:rPr>
-        <w:t xml:space="preserve"> }} (Start day/time: {{ </w:t>
+        <w:t xml:space="preserve"> </w:t>
       </w:r>
       <w:proofErr w:type="spellStart"/>
       <w:r>
         <w:rPr>
           <w:rFonts w:ascii="Arial" w:hAnsi="Arial" w:cs="Arial"/>
         </w:rPr>
-        <w:t>summer_break_start</w:t>
+        <w:t>summer_break</w:t>
       </w:r>
       <w:proofErr w:type="spellEnd"/>
       <w:r>
         <w:rPr>
           <w:rFonts w:ascii="Arial" w:hAnsi="Arial" w:cs="Arial"/>
         </w:rPr>
-        <w:t xml:space="preserve"> }}; end day/time: {{ </w:t>
-      </w:r>
-      <w:proofErr w:type="spellStart"/>
-      <w:r>
-        <w:rPr>
-          <w:rFonts w:ascii="Arial" w:hAnsi="Arial" w:cs="Arial"/>
-        </w:rPr>
-        <w:t>summer_break_end</w:t>
-      </w:r>
-      <w:proofErr w:type="spellEnd"/>
-      <w:r>
-        <w:rPr>
-          <w:rFonts w:ascii="Arial" w:hAnsi="Arial" w:cs="Arial"/>
-        </w:rPr>
-        <w:t xml:space="preserve"> }})</w:t>
-      </w:r>
+        <w:t xml:space="preserve"> == 'other</w:t>
+      </w:r>
+      <w:proofErr w:type="gramStart"/>
+      <w:r>
+        <w:rPr>
+          <w:rFonts w:ascii="Arial" w:hAnsi="Arial" w:cs="Arial"/>
+        </w:rPr>
+        <w:t>' %}</w:t>
+      </w:r>
+      <w:proofErr w:type="gramEnd"/>
     </w:p>
     <w:p>
       <w:pPr>
@@ -7316,6 +10508,146 @@
         <w:rPr>
           <w:rFonts w:ascii="Arial" w:hAnsi="Arial" w:cs="Arial"/>
         </w:rPr>
+        <w:t xml:space="preserve">Other: </w:t>
+      </w:r>
+      <w:proofErr w:type="gramStart"/>
+      <w:r>
+        <w:rPr>
+          <w:rFonts w:ascii="Arial" w:hAnsi="Arial" w:cs="Arial"/>
+        </w:rPr>
+        <w:t xml:space="preserve">{{ </w:t>
+      </w:r>
+      <w:proofErr w:type="spellStart"/>
+      <w:r>
+        <w:rPr>
+          <w:rFonts w:ascii="Arial" w:hAnsi="Arial" w:cs="Arial"/>
+        </w:rPr>
+        <w:t>summer</w:t>
+      </w:r>
+      <w:proofErr w:type="gramEnd"/>
+      <w:r>
+        <w:rPr>
+          <w:rFonts w:ascii="Arial" w:hAnsi="Arial" w:cs="Arial"/>
+        </w:rPr>
+        <w:t>_break_</w:t>
+      </w:r>
+      <w:proofErr w:type="gramStart"/>
+      <w:r>
+        <w:rPr>
+          <w:rFonts w:ascii="Arial" w:hAnsi="Arial" w:cs="Arial"/>
+        </w:rPr>
+        <w:t>other</w:t>
+      </w:r>
+      <w:proofErr w:type="spellEnd"/>
+      <w:r>
+        <w:rPr>
+          <w:rFonts w:ascii="Arial" w:hAnsi="Arial" w:cs="Arial"/>
+        </w:rPr>
+        <w:t xml:space="preserve"> }</w:t>
+      </w:r>
+      <w:proofErr w:type="gramEnd"/>
+      <w:r>
+        <w:rPr>
+          <w:rFonts w:ascii="Arial" w:hAnsi="Arial" w:cs="Arial"/>
+        </w:rPr>
+        <w:t xml:space="preserve">} (Start day/time: </w:t>
+      </w:r>
+      <w:proofErr w:type="gramStart"/>
+      <w:r>
+        <w:rPr>
+          <w:rFonts w:ascii="Arial" w:hAnsi="Arial" w:cs="Arial"/>
+        </w:rPr>
+        <w:t xml:space="preserve">{{ </w:t>
+      </w:r>
+      <w:proofErr w:type="spellStart"/>
+      <w:r>
+        <w:rPr>
+          <w:rFonts w:ascii="Arial" w:hAnsi="Arial" w:cs="Arial"/>
+        </w:rPr>
+        <w:t>summer</w:t>
+      </w:r>
+      <w:proofErr w:type="gramEnd"/>
+      <w:r>
+        <w:rPr>
+          <w:rFonts w:ascii="Arial" w:hAnsi="Arial" w:cs="Arial"/>
+        </w:rPr>
+        <w:t>_break_</w:t>
+      </w:r>
+      <w:proofErr w:type="gramStart"/>
+      <w:r>
+        <w:rPr>
+          <w:rFonts w:ascii="Arial" w:hAnsi="Arial" w:cs="Arial"/>
+        </w:rPr>
+        <w:t>start</w:t>
+      </w:r>
+      <w:proofErr w:type="spellEnd"/>
+      <w:r>
+        <w:rPr>
+          <w:rFonts w:ascii="Arial" w:hAnsi="Arial" w:cs="Arial"/>
+        </w:rPr>
+        <w:t xml:space="preserve"> }</w:t>
+      </w:r>
+      <w:proofErr w:type="gramEnd"/>
+      <w:r>
+        <w:rPr>
+          <w:rFonts w:ascii="Arial" w:hAnsi="Arial" w:cs="Arial"/>
+        </w:rPr>
+        <w:t xml:space="preserve">}; end day/time: </w:t>
+      </w:r>
+      <w:proofErr w:type="gramStart"/>
+      <w:r>
+        <w:rPr>
+          <w:rFonts w:ascii="Arial" w:hAnsi="Arial" w:cs="Arial"/>
+        </w:rPr>
+        <w:t xml:space="preserve">{{ </w:t>
+      </w:r>
+      <w:proofErr w:type="spellStart"/>
+      <w:r>
+        <w:rPr>
+          <w:rFonts w:ascii="Arial" w:hAnsi="Arial" w:cs="Arial"/>
+        </w:rPr>
+        <w:t>summer</w:t>
+      </w:r>
+      <w:proofErr w:type="gramEnd"/>
+      <w:r>
+        <w:rPr>
+          <w:rFonts w:ascii="Arial" w:hAnsi="Arial" w:cs="Arial"/>
+        </w:rPr>
+        <w:t>_break_</w:t>
+      </w:r>
+      <w:proofErr w:type="gramStart"/>
+      <w:r>
+        <w:rPr>
+          <w:rFonts w:ascii="Arial" w:hAnsi="Arial" w:cs="Arial"/>
+        </w:rPr>
+        <w:t>end</w:t>
+      </w:r>
+      <w:proofErr w:type="spellEnd"/>
+      <w:r>
+        <w:rPr>
+          <w:rFonts w:ascii="Arial" w:hAnsi="Arial" w:cs="Arial"/>
+        </w:rPr>
+        <w:t xml:space="preserve"> }</w:t>
+      </w:r>
+      <w:proofErr w:type="gramEnd"/>
+      <w:r>
+        <w:rPr>
+          <w:rFonts w:ascii="Arial" w:hAnsi="Arial" w:cs="Arial"/>
+        </w:rPr>
+        <w:t>})</w:t>
+      </w:r>
+    </w:p>
+    <w:p>
+      <w:pPr>
+        <w:spacing w:after="0"/>
+        <w:rPr>
+          <w:rFonts w:ascii="Arial" w:hAnsi="Arial" w:cs="Arial"/>
+        </w:rPr>
+      </w:pPr>
+      <w:r>
+        <w:rPr>
+          <w:rFonts w:ascii="Arial" w:hAnsi="Arial" w:cs="Arial"/>
+        </w:rPr>
         <w:t>{%</w:t>
       </w:r>
       <w:r>
@@ -7328,8 +10660,16 @@
         <w:rPr>
           <w:rFonts w:ascii="Arial" w:hAnsi="Arial" w:cs="Arial"/>
         </w:rPr>
-        <w:t xml:space="preserve"> endif %}</w:t>
-      </w:r>
+        <w:t xml:space="preserve"> </w:t>
+      </w:r>
+      <w:proofErr w:type="gramStart"/>
+      <w:r>
+        <w:rPr>
+          <w:rFonts w:ascii="Arial" w:hAnsi="Arial" w:cs="Arial"/>
+        </w:rPr>
+        <w:t>endif %}</w:t>
+      </w:r>
+      <w:proofErr w:type="gramEnd"/>
     </w:p>
     <w:p>
       <w:pPr>
@@ -7362,8 +10702,16 @@
         <w:rPr>
           <w:rFonts w:ascii="Arial" w:hAnsi="Arial" w:cs="Arial"/>
         </w:rPr>
-        <w:t xml:space="preserve"> endif %}</w:t>
-      </w:r>
+        <w:t xml:space="preserve"> </w:t>
+      </w:r>
+      <w:proofErr w:type="gramStart"/>
+      <w:r>
+        <w:rPr>
+          <w:rFonts w:ascii="Arial" w:hAnsi="Arial" w:cs="Arial"/>
+        </w:rPr>
+        <w:t>endif %}</w:t>
+      </w:r>
+      <w:proofErr w:type="gramEnd"/>
     </w:p>
     <w:p>
       <w:pPr>
@@ -7395,15 +10743,37 @@
         <w:rPr>
           <w:rFonts w:ascii="Arial" w:hAnsi="Arial" w:cs="Arial"/>
         </w:rPr>
-        <w:t>winter_break</w:t>
+        <w:t>winter_</w:t>
+      </w:r>
+      <w:proofErr w:type="gramStart"/>
+      <w:r>
+        <w:rPr>
+          <w:rFonts w:ascii="Arial" w:hAnsi="Arial" w:cs="Arial"/>
+        </w:rPr>
+        <w:t>break</w:t>
       </w:r>
       <w:proofErr w:type="spellEnd"/>
       <w:r>
         <w:rPr>
           <w:rFonts w:ascii="Arial" w:hAnsi="Arial" w:cs="Arial"/>
         </w:rPr>
-        <w:t xml:space="preserve"> != 'no' %}</w:t>
-      </w:r>
+        <w:t xml:space="preserve"> !</w:t>
+      </w:r>
+      <w:proofErr w:type="gramEnd"/>
+      <w:r>
+        <w:rPr>
+          <w:rFonts w:ascii="Arial" w:hAnsi="Arial" w:cs="Arial"/>
+        </w:rPr>
+        <w:t>= 'no</w:t>
+      </w:r>
+      <w:proofErr w:type="gramStart"/>
+      <w:r>
+        <w:rPr>
+          <w:rFonts w:ascii="Arial" w:hAnsi="Arial" w:cs="Arial"/>
+        </w:rPr>
+        <w:t>' %}</w:t>
+      </w:r>
+      <w:proofErr w:type="gramEnd"/>
     </w:p>
     <w:p>
       <w:pPr>
@@ -7456,8 +10826,16 @@
         <w:rPr>
           <w:rFonts w:ascii="Arial" w:hAnsi="Arial" w:cs="Arial"/>
         </w:rPr>
-        <w:t xml:space="preserve"> == 'split' %}</w:t>
-      </w:r>
+        <w:t xml:space="preserve"> == 'split</w:t>
+      </w:r>
+      <w:proofErr w:type="gramStart"/>
+      <w:r>
+        <w:rPr>
+          <w:rFonts w:ascii="Arial" w:hAnsi="Arial" w:cs="Arial"/>
+        </w:rPr>
+        <w:t>' %}</w:t>
+      </w:r>
+      <w:proofErr w:type="gramEnd"/>
     </w:p>
     <w:p>
       <w:pPr>
@@ -7484,28 +10862,70 @@
         <w:rPr>
           <w:rFonts w:ascii="Arial" w:hAnsi="Arial" w:cs="Arial"/>
         </w:rPr>
-        <w:t xml:space="preserve"> == 'me' %}{{ users[0].</w:t>
+        <w:t xml:space="preserve"> == 'me' </w:t>
+      </w:r>
+      <w:proofErr w:type="gramStart"/>
+      <w:r>
+        <w:rPr>
+          <w:rFonts w:ascii="Arial" w:hAnsi="Arial" w:cs="Arial"/>
+        </w:rPr>
+        <w:t>%}{{ users</w:t>
+      </w:r>
+      <w:proofErr w:type="gramEnd"/>
+      <w:r>
+        <w:rPr>
+          <w:rFonts w:ascii="Arial" w:hAnsi="Arial" w:cs="Arial"/>
+        </w:rPr>
+        <w:t>[0].</w:t>
       </w:r>
       <w:proofErr w:type="spellStart"/>
       <w:r>
         <w:rPr>
           <w:rFonts w:ascii="Arial" w:hAnsi="Arial" w:cs="Arial"/>
         </w:rPr>
-        <w:t>name_full</w:t>
+        <w:t>name_</w:t>
+      </w:r>
+      <w:proofErr w:type="gramStart"/>
+      <w:r>
+        <w:rPr>
+          <w:rFonts w:ascii="Arial" w:hAnsi="Arial" w:cs="Arial"/>
+        </w:rPr>
+        <w:t>full</w:t>
       </w:r>
       <w:proofErr w:type="spellEnd"/>
       <w:r>
         <w:rPr>
           <w:rFonts w:ascii="Arial" w:hAnsi="Arial" w:cs="Arial"/>
         </w:rPr>
-        <w:t xml:space="preserve">() }}{% else %}{{ </w:t>
+        <w:t>() }}{</w:t>
+      </w:r>
+      <w:proofErr w:type="gramEnd"/>
+      <w:r>
+        <w:rPr>
+          <w:rFonts w:ascii="Arial" w:hAnsi="Arial" w:cs="Arial"/>
+        </w:rPr>
+        <w:t xml:space="preserve">% else </w:t>
+      </w:r>
+      <w:proofErr w:type="gramStart"/>
+      <w:r>
+        <w:rPr>
+          <w:rFonts w:ascii="Arial" w:hAnsi="Arial" w:cs="Arial"/>
+        </w:rPr>
+        <w:t xml:space="preserve">%}{{ </w:t>
       </w:r>
       <w:proofErr w:type="spellStart"/>
       <w:r>
         <w:rPr>
           <w:rFonts w:ascii="Arial" w:hAnsi="Arial" w:cs="Arial"/>
         </w:rPr>
-        <w:t>other_parties</w:t>
+        <w:t>other</w:t>
+      </w:r>
+      <w:proofErr w:type="gramEnd"/>
+      <w:r>
+        <w:rPr>
+          <w:rFonts w:ascii="Arial" w:hAnsi="Arial" w:cs="Arial"/>
+        </w:rPr>
+        <w:t>_parties</w:t>
       </w:r>
       <w:proofErr w:type="spellEnd"/>
       <w:r>
@@ -7519,14 +10939,42 @@
         <w:rPr>
           <w:rFonts w:ascii="Arial" w:hAnsi="Arial" w:cs="Arial"/>
         </w:rPr>
-        <w:t>name_full</w:t>
+        <w:t>name_</w:t>
+      </w:r>
+      <w:proofErr w:type="gramStart"/>
+      <w:r>
+        <w:rPr>
+          <w:rFonts w:ascii="Arial" w:hAnsi="Arial" w:cs="Arial"/>
+        </w:rPr>
+        <w:t>full</w:t>
       </w:r>
       <w:proofErr w:type="spellEnd"/>
       <w:r>
         <w:rPr>
           <w:rFonts w:ascii="Arial" w:hAnsi="Arial" w:cs="Arial"/>
         </w:rPr>
-        <w:t>() }}{% endif %} will have the first half of winter break in even-numbered years and the second half in odd-numbered years. The other parent will have the second half in even-numbered years and the first half in odd-numbered years. Winter break starts at 9 AM the day after school dismissal and ends at 5 PM the day before school starts again.</w:t>
+        <w:t>() }}{</w:t>
+      </w:r>
+      <w:proofErr w:type="gramEnd"/>
+      <w:r>
+        <w:rPr>
+          <w:rFonts w:ascii="Arial" w:hAnsi="Arial" w:cs="Arial"/>
+        </w:rPr>
+        <w:t xml:space="preserve">% endif %} will have the first half of winter break in even-numbered years and the second half in odd-numbered years. The other parent will have the second half in even-numbered years and the first half in odd-numbered years. Winter break starts at 9 AM the day after </w:t>
+      </w:r>
+      <w:proofErr w:type="gramStart"/>
+      <w:r>
+        <w:rPr>
+          <w:rFonts w:ascii="Arial" w:hAnsi="Arial" w:cs="Arial"/>
+        </w:rPr>
+        <w:t>school dismissal</w:t>
+      </w:r>
+      <w:proofErr w:type="gramEnd"/>
+      <w:r>
+        <w:rPr>
+          <w:rFonts w:ascii="Arial" w:hAnsi="Arial" w:cs="Arial"/>
+        </w:rPr>
+        <w:t xml:space="preserve"> and ends at 5 PM the day before school starts again.</w:t>
       </w:r>
     </w:p>
     <w:p>
@@ -7580,8 +11028,16 @@
         <w:rPr>
           <w:rFonts w:ascii="Arial" w:hAnsi="Arial" w:cs="Arial"/>
         </w:rPr>
-        <w:t xml:space="preserve"> == 'other' %}</w:t>
-      </w:r>
+        <w:t xml:space="preserve"> == 'other</w:t>
+      </w:r>
+      <w:proofErr w:type="gramStart"/>
+      <w:r>
+        <w:rPr>
+          <w:rFonts w:ascii="Arial" w:hAnsi="Arial" w:cs="Arial"/>
+        </w:rPr>
+        <w:t>' %}</w:t>
+      </w:r>
+      <w:proofErr w:type="gramEnd"/>
     </w:p>
     <w:p>
       <w:pPr>
@@ -7594,49 +11050,133 @@
         <w:rPr>
           <w:rFonts w:ascii="Arial" w:hAnsi="Arial" w:cs="Arial"/>
         </w:rPr>
-        <w:t xml:space="preserve">Other: {{ </w:t>
+        <w:t xml:space="preserve">Other: </w:t>
+      </w:r>
+      <w:proofErr w:type="gramStart"/>
+      <w:r>
+        <w:rPr>
+          <w:rFonts w:ascii="Arial" w:hAnsi="Arial" w:cs="Arial"/>
+        </w:rPr>
+        <w:t xml:space="preserve">{{ </w:t>
       </w:r>
       <w:proofErr w:type="spellStart"/>
       <w:r>
         <w:rPr>
           <w:rFonts w:ascii="Arial" w:hAnsi="Arial" w:cs="Arial"/>
         </w:rPr>
-        <w:t>winter_break_other</w:t>
+        <w:t>winter</w:t>
+      </w:r>
+      <w:proofErr w:type="gramEnd"/>
+      <w:r>
+        <w:rPr>
+          <w:rFonts w:ascii="Arial" w:hAnsi="Arial" w:cs="Arial"/>
+        </w:rPr>
+        <w:t>_break_</w:t>
+      </w:r>
+      <w:proofErr w:type="gramStart"/>
+      <w:r>
+        <w:rPr>
+          <w:rFonts w:ascii="Arial" w:hAnsi="Arial" w:cs="Arial"/>
+        </w:rPr>
+        <w:t>other</w:t>
       </w:r>
       <w:proofErr w:type="spellEnd"/>
       <w:r>
         <w:rPr>
           <w:rFonts w:ascii="Arial" w:hAnsi="Arial" w:cs="Arial"/>
         </w:rPr>
-        <w:t xml:space="preserve"> }} (Start day/time: {{ </w:t>
+        <w:t xml:space="preserve"> }</w:t>
+      </w:r>
+      <w:proofErr w:type="gramEnd"/>
+      <w:r>
+        <w:rPr>
+          <w:rFonts w:ascii="Arial" w:hAnsi="Arial" w:cs="Arial"/>
+        </w:rPr>
+        <w:t xml:space="preserve">} (Start day/time: </w:t>
+      </w:r>
+      <w:proofErr w:type="gramStart"/>
+      <w:r>
+        <w:rPr>
+          <w:rFonts w:ascii="Arial" w:hAnsi="Arial" w:cs="Arial"/>
+        </w:rPr>
+        <w:t xml:space="preserve">{{ </w:t>
       </w:r>
       <w:proofErr w:type="spellStart"/>
       <w:r>
         <w:rPr>
           <w:rFonts w:ascii="Arial" w:hAnsi="Arial" w:cs="Arial"/>
         </w:rPr>
-        <w:t>winter_break_start</w:t>
+        <w:t>winter</w:t>
+      </w:r>
+      <w:proofErr w:type="gramEnd"/>
+      <w:r>
+        <w:rPr>
+          <w:rFonts w:ascii="Arial" w:hAnsi="Arial" w:cs="Arial"/>
+        </w:rPr>
+        <w:t>_break_</w:t>
+      </w:r>
+      <w:proofErr w:type="gramStart"/>
+      <w:r>
+        <w:rPr>
+          <w:rFonts w:ascii="Arial" w:hAnsi="Arial" w:cs="Arial"/>
+        </w:rPr>
+        <w:t>start</w:t>
       </w:r>
       <w:proofErr w:type="spellEnd"/>
       <w:r>
         <w:rPr>
           <w:rFonts w:ascii="Arial" w:hAnsi="Arial" w:cs="Arial"/>
         </w:rPr>
-        <w:t xml:space="preserve"> }}; end day/time: {{ </w:t>
+        <w:t xml:space="preserve"> }</w:t>
+      </w:r>
+      <w:proofErr w:type="gramEnd"/>
+      <w:r>
+        <w:rPr>
+          <w:rFonts w:ascii="Arial" w:hAnsi="Arial" w:cs="Arial"/>
+        </w:rPr>
+        <w:t xml:space="preserve">}; end day/time: </w:t>
+      </w:r>
+      <w:proofErr w:type="gramStart"/>
+      <w:r>
+        <w:rPr>
+          <w:rFonts w:ascii="Arial" w:hAnsi="Arial" w:cs="Arial"/>
+        </w:rPr>
+        <w:t xml:space="preserve">{{ </w:t>
       </w:r>
       <w:proofErr w:type="spellStart"/>
       <w:r>
         <w:rPr>
           <w:rFonts w:ascii="Arial" w:hAnsi="Arial" w:cs="Arial"/>
         </w:rPr>
-        <w:t>winter_break_end</w:t>
+        <w:t>winter</w:t>
+      </w:r>
+      <w:proofErr w:type="gramEnd"/>
+      <w:r>
+        <w:rPr>
+          <w:rFonts w:ascii="Arial" w:hAnsi="Arial" w:cs="Arial"/>
+        </w:rPr>
+        <w:t>_break_</w:t>
+      </w:r>
+      <w:proofErr w:type="gramStart"/>
+      <w:r>
+        <w:rPr>
+          <w:rFonts w:ascii="Arial" w:hAnsi="Arial" w:cs="Arial"/>
+        </w:rPr>
+        <w:t>end</w:t>
       </w:r>
       <w:proofErr w:type="spellEnd"/>
       <w:r>
         <w:rPr>
           <w:rFonts w:ascii="Arial" w:hAnsi="Arial" w:cs="Arial"/>
         </w:rPr>
-        <w:t xml:space="preserve"> }})</w:t>
+        <w:t xml:space="preserve"> }</w:t>
+      </w:r>
+      <w:proofErr w:type="gramEnd"/>
+      <w:r>
+        <w:rPr>
+          <w:rFonts w:ascii="Arial" w:hAnsi="Arial" w:cs="Arial"/>
+        </w:rPr>
+        <w:t>})</w:t>
       </w:r>
     </w:p>
     <w:p>
@@ -7662,8 +11202,16 @@
         <w:rPr>
           <w:rFonts w:ascii="Arial" w:hAnsi="Arial" w:cs="Arial"/>
         </w:rPr>
-        <w:t xml:space="preserve"> endif %}</w:t>
-      </w:r>
+        <w:t xml:space="preserve"> </w:t>
+      </w:r>
+      <w:proofErr w:type="gramStart"/>
+      <w:r>
+        <w:rPr>
+          <w:rFonts w:ascii="Arial" w:hAnsi="Arial" w:cs="Arial"/>
+        </w:rPr>
+        <w:t>endif %}</w:t>
+      </w:r>
+      <w:proofErr w:type="gramEnd"/>
     </w:p>
     <w:p>
       <w:pPr>
@@ -7688,8 +11236,16 @@
         <w:rPr>
           <w:rFonts w:ascii="Arial" w:hAnsi="Arial" w:cs="Arial"/>
         </w:rPr>
-        <w:t xml:space="preserve"> endif %}</w:t>
-      </w:r>
+        <w:t xml:space="preserve"> </w:t>
+      </w:r>
+      <w:proofErr w:type="gramStart"/>
+      <w:r>
+        <w:rPr>
+          <w:rFonts w:ascii="Arial" w:hAnsi="Arial" w:cs="Arial"/>
+        </w:rPr>
+        <w:t>endif %}</w:t>
+      </w:r>
+      <w:proofErr w:type="gramEnd"/>
     </w:p>
     <w:p>
       <w:pPr>
@@ -7722,8 +11278,16 @@
         <w:rPr>
           <w:rFonts w:ascii="Arial" w:hAnsi="Arial" w:cs="Arial"/>
         </w:rPr>
-        <w:t xml:space="preserve"> endif %}</w:t>
-      </w:r>
+        <w:t xml:space="preserve"> </w:t>
+      </w:r>
+      <w:proofErr w:type="gramStart"/>
+      <w:r>
+        <w:rPr>
+          <w:rFonts w:ascii="Arial" w:hAnsi="Arial" w:cs="Arial"/>
+        </w:rPr>
+        <w:t>endif %}</w:t>
+      </w:r>
+      <w:proofErr w:type="gramEnd"/>
     </w:p>
     <w:bookmarkEnd w:id="1"/>
     <w:bookmarkEnd w:id="2"/>
@@ -7757,21 +11321,63 @@
         <w:rPr>
           <w:rFonts w:ascii="Arial" w:hAnsi="Arial" w:cs="Arial"/>
         </w:rPr>
-        <w:t>{% if transportation == 'me' %}{{ users[0].</w:t>
+        <w:t xml:space="preserve">{% if transportation == 'me' </w:t>
+      </w:r>
+      <w:proofErr w:type="gramStart"/>
+      <w:r>
+        <w:rPr>
+          <w:rFonts w:ascii="Arial" w:hAnsi="Arial" w:cs="Arial"/>
+        </w:rPr>
+        <w:t>%}{{ users</w:t>
+      </w:r>
+      <w:proofErr w:type="gramEnd"/>
+      <w:r>
+        <w:rPr>
+          <w:rFonts w:ascii="Arial" w:hAnsi="Arial" w:cs="Arial"/>
+        </w:rPr>
+        <w:t>[0].</w:t>
       </w:r>
       <w:proofErr w:type="spellStart"/>
       <w:r>
         <w:rPr>
           <w:rFonts w:ascii="Arial" w:hAnsi="Arial" w:cs="Arial"/>
         </w:rPr>
-        <w:t>name_full</w:t>
+        <w:t>name_</w:t>
+      </w:r>
+      <w:proofErr w:type="gramStart"/>
+      <w:r>
+        <w:rPr>
+          <w:rFonts w:ascii="Arial" w:hAnsi="Arial" w:cs="Arial"/>
+        </w:rPr>
+        <w:t>full</w:t>
       </w:r>
       <w:proofErr w:type="spellEnd"/>
       <w:r>
         <w:rPr>
           <w:rFonts w:ascii="Arial" w:hAnsi="Arial" w:cs="Arial"/>
         </w:rPr>
-        <w:t xml:space="preserve">() }} will provide all transportation.{% </w:t>
+        <w:t>() }</w:t>
+      </w:r>
+      <w:proofErr w:type="gramEnd"/>
+      <w:r>
+        <w:rPr>
+          <w:rFonts w:ascii="Arial" w:hAnsi="Arial" w:cs="Arial"/>
+        </w:rPr>
+        <w:t xml:space="preserve">} will provide all </w:t>
+      </w:r>
+      <w:proofErr w:type="gramStart"/>
+      <w:r>
+        <w:rPr>
+          <w:rFonts w:ascii="Arial" w:hAnsi="Arial" w:cs="Arial"/>
+        </w:rPr>
+        <w:t>transportation.{</w:t>
+      </w:r>
+      <w:proofErr w:type="gramEnd"/>
+      <w:r>
+        <w:rPr>
+          <w:rFonts w:ascii="Arial" w:hAnsi="Arial" w:cs="Arial"/>
+        </w:rPr>
+        <w:t xml:space="preserve">% </w:t>
       </w:r>
       <w:proofErr w:type="spellStart"/>
       <w:r>
@@ -7785,14 +11391,28 @@
         <w:rPr>
           <w:rFonts w:ascii="Arial" w:hAnsi="Arial" w:cs="Arial"/>
         </w:rPr>
-        <w:t xml:space="preserve"> transportation == 'them' %}{{ </w:t>
+        <w:t xml:space="preserve"> transportation == 'them' </w:t>
+      </w:r>
+      <w:proofErr w:type="gramStart"/>
+      <w:r>
+        <w:rPr>
+          <w:rFonts w:ascii="Arial" w:hAnsi="Arial" w:cs="Arial"/>
+        </w:rPr>
+        <w:t xml:space="preserve">%}{{ </w:t>
       </w:r>
       <w:proofErr w:type="spellStart"/>
       <w:r>
         <w:rPr>
           <w:rFonts w:ascii="Arial" w:hAnsi="Arial" w:cs="Arial"/>
         </w:rPr>
-        <w:t>other_parties</w:t>
+        <w:t>other</w:t>
+      </w:r>
+      <w:proofErr w:type="gramEnd"/>
+      <w:r>
+        <w:rPr>
+          <w:rFonts w:ascii="Arial" w:hAnsi="Arial" w:cs="Arial"/>
+        </w:rPr>
+        <w:t>_parties</w:t>
       </w:r>
       <w:proofErr w:type="spellEnd"/>
       <w:r>
@@ -7806,14 +11426,42 @@
         <w:rPr>
           <w:rFonts w:ascii="Arial" w:hAnsi="Arial" w:cs="Arial"/>
         </w:rPr>
-        <w:t>name_full</w:t>
+        <w:t>name_</w:t>
+      </w:r>
+      <w:proofErr w:type="gramStart"/>
+      <w:r>
+        <w:rPr>
+          <w:rFonts w:ascii="Arial" w:hAnsi="Arial" w:cs="Arial"/>
+        </w:rPr>
+        <w:t>full</w:t>
       </w:r>
       <w:proofErr w:type="spellEnd"/>
       <w:r>
         <w:rPr>
           <w:rFonts w:ascii="Arial" w:hAnsi="Arial" w:cs="Arial"/>
         </w:rPr>
-        <w:t xml:space="preserve">() }} will provide all transportation.{% </w:t>
+        <w:t>() }</w:t>
+      </w:r>
+      <w:proofErr w:type="gramEnd"/>
+      <w:r>
+        <w:rPr>
+          <w:rFonts w:ascii="Arial" w:hAnsi="Arial" w:cs="Arial"/>
+        </w:rPr>
+        <w:t xml:space="preserve">} will provide all </w:t>
+      </w:r>
+      <w:proofErr w:type="gramStart"/>
+      <w:r>
+        <w:rPr>
+          <w:rFonts w:ascii="Arial" w:hAnsi="Arial" w:cs="Arial"/>
+        </w:rPr>
+        <w:t>transportation.{</w:t>
+      </w:r>
+      <w:proofErr w:type="gramEnd"/>
+      <w:r>
+        <w:rPr>
+          <w:rFonts w:ascii="Arial" w:hAnsi="Arial" w:cs="Arial"/>
+        </w:rPr>
+        <w:t xml:space="preserve">% </w:t>
       </w:r>
       <w:proofErr w:type="spellStart"/>
       <w:r>
@@ -7841,7 +11489,35 @@
         <w:rPr>
           <w:rFonts w:ascii="Arial" w:hAnsi="Arial" w:cs="Arial"/>
         </w:rPr>
-        <w:t xml:space="preserve">' %}Each parent will pick up the children at the start of their parenting time.{% </w:t>
+        <w:t xml:space="preserve">' </w:t>
+      </w:r>
+      <w:proofErr w:type="gramStart"/>
+      <w:r>
+        <w:rPr>
+          <w:rFonts w:ascii="Arial" w:hAnsi="Arial" w:cs="Arial"/>
+        </w:rPr>
+        <w:t>%}Each</w:t>
+      </w:r>
+      <w:proofErr w:type="gramEnd"/>
+      <w:r>
+        <w:rPr>
+          <w:rFonts w:ascii="Arial" w:hAnsi="Arial" w:cs="Arial"/>
+        </w:rPr>
+        <w:t xml:space="preserve"> parent will pick up the children at the start of their parenting </w:t>
+      </w:r>
+      <w:proofErr w:type="gramStart"/>
+      <w:r>
+        <w:rPr>
+          <w:rFonts w:ascii="Arial" w:hAnsi="Arial" w:cs="Arial"/>
+        </w:rPr>
+        <w:t>time.{</w:t>
+      </w:r>
+      <w:proofErr w:type="gramEnd"/>
+      <w:r>
+        <w:rPr>
+          <w:rFonts w:ascii="Arial" w:hAnsi="Arial" w:cs="Arial"/>
+        </w:rPr>
+        <w:t xml:space="preserve">% </w:t>
       </w:r>
       <w:proofErr w:type="spellStart"/>
       <w:r>
@@ -7869,7 +11545,35 @@
         <w:rPr>
           <w:rFonts w:ascii="Arial" w:hAnsi="Arial" w:cs="Arial"/>
         </w:rPr>
-        <w:t xml:space="preserve">' %}Each parent will drop off the children at the end of their parenting time.{% </w:t>
+        <w:t xml:space="preserve">' </w:t>
+      </w:r>
+      <w:proofErr w:type="gramStart"/>
+      <w:r>
+        <w:rPr>
+          <w:rFonts w:ascii="Arial" w:hAnsi="Arial" w:cs="Arial"/>
+        </w:rPr>
+        <w:t>%}Each</w:t>
+      </w:r>
+      <w:proofErr w:type="gramEnd"/>
+      <w:r>
+        <w:rPr>
+          <w:rFonts w:ascii="Arial" w:hAnsi="Arial" w:cs="Arial"/>
+        </w:rPr>
+        <w:t xml:space="preserve"> parent will drop off the children at the end of their parenting </w:t>
+      </w:r>
+      <w:proofErr w:type="gramStart"/>
+      <w:r>
+        <w:rPr>
+          <w:rFonts w:ascii="Arial" w:hAnsi="Arial" w:cs="Arial"/>
+        </w:rPr>
+        <w:t>time.{</w:t>
+      </w:r>
+      <w:proofErr w:type="gramEnd"/>
+      <w:r>
+        <w:rPr>
+          <w:rFonts w:ascii="Arial" w:hAnsi="Arial" w:cs="Arial"/>
+        </w:rPr>
+        <w:t xml:space="preserve">% </w:t>
       </w:r>
       <w:proofErr w:type="spellStart"/>
       <w:r>
@@ -7883,21 +11587,63 @@
         <w:rPr>
           <w:rFonts w:ascii="Arial" w:hAnsi="Arial" w:cs="Arial"/>
         </w:rPr>
-        <w:t xml:space="preserve"> transportation == 'other' %}Other: {{ </w:t>
+        <w:t xml:space="preserve"> transportation == 'other' </w:t>
+      </w:r>
+      <w:proofErr w:type="gramStart"/>
+      <w:r>
+        <w:rPr>
+          <w:rFonts w:ascii="Arial" w:hAnsi="Arial" w:cs="Arial"/>
+        </w:rPr>
+        <w:t>%}Other</w:t>
+      </w:r>
+      <w:proofErr w:type="gramEnd"/>
+      <w:r>
+        <w:rPr>
+          <w:rFonts w:ascii="Arial" w:hAnsi="Arial" w:cs="Arial"/>
+        </w:rPr>
+        <w:t xml:space="preserve">: </w:t>
+      </w:r>
+      <w:proofErr w:type="gramStart"/>
+      <w:r>
+        <w:rPr>
+          <w:rFonts w:ascii="Arial" w:hAnsi="Arial" w:cs="Arial"/>
+        </w:rPr>
+        <w:t xml:space="preserve">{{ </w:t>
       </w:r>
       <w:proofErr w:type="spellStart"/>
       <w:r>
         <w:rPr>
           <w:rFonts w:ascii="Arial" w:hAnsi="Arial" w:cs="Arial"/>
         </w:rPr>
-        <w:t>transportation_other</w:t>
+        <w:t>transportation</w:t>
+      </w:r>
+      <w:proofErr w:type="gramEnd"/>
+      <w:r>
+        <w:rPr>
+          <w:rFonts w:ascii="Arial" w:hAnsi="Arial" w:cs="Arial"/>
+        </w:rPr>
+        <w:t>_</w:t>
+      </w:r>
+      <w:proofErr w:type="gramStart"/>
+      <w:r>
+        <w:rPr>
+          <w:rFonts w:ascii="Arial" w:hAnsi="Arial" w:cs="Arial"/>
+        </w:rPr>
+        <w:t>other</w:t>
       </w:r>
       <w:proofErr w:type="spellEnd"/>
       <w:r>
         <w:rPr>
           <w:rFonts w:ascii="Arial" w:hAnsi="Arial" w:cs="Arial"/>
         </w:rPr>
-        <w:t xml:space="preserve"> }}{% endif %}</w:t>
+        <w:t xml:space="preserve"> }}{</w:t>
+      </w:r>
+      <w:proofErr w:type="gramEnd"/>
+      <w:r>
+        <w:rPr>
+          <w:rFonts w:ascii="Arial" w:hAnsi="Arial" w:cs="Arial"/>
+        </w:rPr>
+        <w:t>% endif %}</w:t>
       </w:r>
     </w:p>
     <w:p>
@@ -7938,7 +11684,6 @@
         <w:rPr>
           <w:rFonts w:ascii="Arial" w:hAnsi="Arial" w:cs="Arial"/>
         </w:rPr>
-        <w:lastRenderedPageBreak/>
         <w:t xml:space="preserve">{% if </w:t>
       </w:r>
       <w:proofErr w:type="spellStart"/>
@@ -7953,7 +11698,35 @@
         <w:rPr>
           <w:rFonts w:ascii="Arial" w:hAnsi="Arial" w:cs="Arial"/>
         </w:rPr>
-        <w:t xml:space="preserve"> == 'homes' %}Drop off and pick up of the children will be at each parent's home unless both parties agree in advance to a different meeting place.{% </w:t>
+        <w:t xml:space="preserve"> == 'homes' </w:t>
+      </w:r>
+      <w:proofErr w:type="gramStart"/>
+      <w:r>
+        <w:rPr>
+          <w:rFonts w:ascii="Arial" w:hAnsi="Arial" w:cs="Arial"/>
+        </w:rPr>
+        <w:t>%}Drop</w:t>
+      </w:r>
+      <w:proofErr w:type="gramEnd"/>
+      <w:r>
+        <w:rPr>
+          <w:rFonts w:ascii="Arial" w:hAnsi="Arial" w:cs="Arial"/>
+        </w:rPr>
+        <w:t xml:space="preserve"> off and pick up of the children will be at each parent's home unless both parties agree in advance to a different meeting </w:t>
+      </w:r>
+      <w:proofErr w:type="gramStart"/>
+      <w:r>
+        <w:rPr>
+          <w:rFonts w:ascii="Arial" w:hAnsi="Arial" w:cs="Arial"/>
+        </w:rPr>
+        <w:t>place.{</w:t>
+      </w:r>
+      <w:proofErr w:type="gramEnd"/>
+      <w:r>
+        <w:rPr>
+          <w:rFonts w:ascii="Arial" w:hAnsi="Arial" w:cs="Arial"/>
+        </w:rPr>
+        <w:t xml:space="preserve">% </w:t>
       </w:r>
       <w:proofErr w:type="spellStart"/>
       <w:r>
@@ -7981,35 +11754,113 @@
         <w:rPr>
           <w:rFonts w:ascii="Arial" w:hAnsi="Arial" w:cs="Arial"/>
         </w:rPr>
-        <w:t xml:space="preserve"> == 'location' %}Drop off and pick up will take place at {{ </w:t>
+        <w:t xml:space="preserve"> == 'location' </w:t>
+      </w:r>
+      <w:proofErr w:type="gramStart"/>
+      <w:r>
+        <w:rPr>
+          <w:rFonts w:ascii="Arial" w:hAnsi="Arial" w:cs="Arial"/>
+        </w:rPr>
+        <w:t>%}Drop</w:t>
+      </w:r>
+      <w:proofErr w:type="gramEnd"/>
+      <w:r>
+        <w:rPr>
+          <w:rFonts w:ascii="Arial" w:hAnsi="Arial" w:cs="Arial"/>
+        </w:rPr>
+        <w:t xml:space="preserve"> off and pick up will take place at </w:t>
+      </w:r>
+      <w:proofErr w:type="gramStart"/>
+      <w:r>
+        <w:rPr>
+          <w:rFonts w:ascii="Arial" w:hAnsi="Arial" w:cs="Arial"/>
+        </w:rPr>
+        <w:t xml:space="preserve">{{ </w:t>
       </w:r>
       <w:proofErr w:type="spellStart"/>
       <w:r>
         <w:rPr>
           <w:rFonts w:ascii="Arial" w:hAnsi="Arial" w:cs="Arial"/>
         </w:rPr>
-        <w:t>exchange_address.location</w:t>
+        <w:t>exchange</w:t>
+      </w:r>
+      <w:proofErr w:type="gramEnd"/>
+      <w:r>
+        <w:rPr>
+          <w:rFonts w:ascii="Arial" w:hAnsi="Arial" w:cs="Arial"/>
+        </w:rPr>
+        <w:t>_</w:t>
+      </w:r>
+      <w:proofErr w:type="gramStart"/>
+      <w:r>
+        <w:rPr>
+          <w:rFonts w:ascii="Arial" w:hAnsi="Arial" w:cs="Arial"/>
+        </w:rPr>
+        <w:t>address.location</w:t>
       </w:r>
       <w:proofErr w:type="spellEnd"/>
-      <w:r>
-        <w:rPr>
-          <w:rFonts w:ascii="Arial" w:hAnsi="Arial" w:cs="Arial"/>
-        </w:rPr>
-        <w:t xml:space="preserve"> }}, {{ </w:t>
+      <w:proofErr w:type="gramEnd"/>
+      <w:r>
+        <w:rPr>
+          <w:rFonts w:ascii="Arial" w:hAnsi="Arial" w:cs="Arial"/>
+        </w:rPr>
+        <w:t xml:space="preserve"> }}, </w:t>
+      </w:r>
+      <w:proofErr w:type="gramStart"/>
+      <w:r>
+        <w:rPr>
+          <w:rFonts w:ascii="Arial" w:hAnsi="Arial" w:cs="Arial"/>
+        </w:rPr>
+        <w:t xml:space="preserve">{{ </w:t>
       </w:r>
       <w:proofErr w:type="spellStart"/>
       <w:r>
         <w:rPr>
           <w:rFonts w:ascii="Arial" w:hAnsi="Arial" w:cs="Arial"/>
         </w:rPr>
-        <w:t>exchange_address.address.on_one_line</w:t>
+        <w:t>exchange</w:t>
+      </w:r>
+      <w:proofErr w:type="gramEnd"/>
+      <w:r>
+        <w:rPr>
+          <w:rFonts w:ascii="Arial" w:hAnsi="Arial" w:cs="Arial"/>
+        </w:rPr>
+        <w:t>_</w:t>
+      </w:r>
+      <w:proofErr w:type="gramStart"/>
+      <w:r>
+        <w:rPr>
+          <w:rFonts w:ascii="Arial" w:hAnsi="Arial" w:cs="Arial"/>
+        </w:rPr>
+        <w:t>address.address</w:t>
+      </w:r>
+      <w:proofErr w:type="gramEnd"/>
+      <w:r>
+        <w:rPr>
+          <w:rFonts w:ascii="Arial" w:hAnsi="Arial" w:cs="Arial"/>
+        </w:rPr>
+        <w:t>.on_one_line</w:t>
       </w:r>
       <w:proofErr w:type="spellEnd"/>
       <w:r>
         <w:rPr>
           <w:rFonts w:ascii="Arial" w:hAnsi="Arial" w:cs="Arial"/>
         </w:rPr>
-        <w:t>(bare=True) }}.{% endif %}</w:t>
+        <w:t>(bare=True</w:t>
+      </w:r>
+      <w:proofErr w:type="gramStart"/>
+      <w:r>
+        <w:rPr>
+          <w:rFonts w:ascii="Arial" w:hAnsi="Arial" w:cs="Arial"/>
+        </w:rPr>
+        <w:t>) }}.{</w:t>
+      </w:r>
+      <w:proofErr w:type="gramEnd"/>
+      <w:r>
+        <w:rPr>
+          <w:rFonts w:ascii="Arial" w:hAnsi="Arial" w:cs="Arial"/>
+        </w:rPr>
+        <w:t>% endif %}</w:t>
       </w:r>
     </w:p>
     <w:p>
@@ -8019,44 +11870,6 @@
           <w:rFonts w:ascii="Arial" w:hAnsi="Arial" w:cs="Arial"/>
         </w:rPr>
       </w:pPr>
-      <w:r>
-        <w:rPr>
-          <w:rFonts w:ascii="Arial" w:hAnsi="Arial" w:cs="Arial"/>
-        </w:rPr>
-        <w:t>{</w:t>
-      </w:r>
-      <w:r>
-        <w:rPr>
-          <w:rFonts w:ascii="Arial" w:hAnsi="Arial" w:cs="Arial"/>
-        </w:rPr>
-        <w:t>%</w:t>
-      </w:r>
-      <w:r>
-        <w:rPr>
-          <w:rFonts w:ascii="Arial" w:hAnsi="Arial" w:cs="Arial"/>
-        </w:rPr>
-        <w:t>p</w:t>
-      </w:r>
-      <w:r>
-        <w:rPr>
-          <w:rFonts w:ascii="Arial" w:hAnsi="Arial" w:cs="Arial"/>
-        </w:rPr>
-        <w:t xml:space="preserve"> if </w:t>
-      </w:r>
-      <w:proofErr w:type="spellStart"/>
-      <w:r>
-        <w:rPr>
-          <w:rFonts w:ascii="Arial" w:hAnsi="Arial" w:cs="Arial"/>
-        </w:rPr>
-        <w:t>additional_time</w:t>
-      </w:r>
-      <w:proofErr w:type="spellEnd"/>
-      <w:r>
-        <w:rPr>
-          <w:rFonts w:ascii="Arial" w:hAnsi="Arial" w:cs="Arial"/>
-        </w:rPr>
-        <w:t xml:space="preserve"> %}</w:t>
-      </w:r>
     </w:p>
     <w:p>
       <w:pPr>
@@ -8065,6 +11878,52 @@
           <w:rFonts w:ascii="Arial" w:hAnsi="Arial" w:cs="Arial"/>
         </w:rPr>
       </w:pPr>
+      <w:r>
+        <w:rPr>
+          <w:rFonts w:ascii="Arial" w:hAnsi="Arial" w:cs="Arial"/>
+        </w:rPr>
+        <w:t>{</w:t>
+      </w:r>
+      <w:r>
+        <w:rPr>
+          <w:rFonts w:ascii="Arial" w:hAnsi="Arial" w:cs="Arial"/>
+        </w:rPr>
+        <w:t>%</w:t>
+      </w:r>
+      <w:r>
+        <w:rPr>
+          <w:rFonts w:ascii="Arial" w:hAnsi="Arial" w:cs="Arial"/>
+        </w:rPr>
+        <w:t>p</w:t>
+      </w:r>
+      <w:r>
+        <w:rPr>
+          <w:rFonts w:ascii="Arial" w:hAnsi="Arial" w:cs="Arial"/>
+        </w:rPr>
+        <w:t xml:space="preserve"> if </w:t>
+      </w:r>
+      <w:proofErr w:type="spellStart"/>
+      <w:r>
+        <w:rPr>
+          <w:rFonts w:ascii="Arial" w:hAnsi="Arial" w:cs="Arial"/>
+        </w:rPr>
+        <w:t>additional_</w:t>
+      </w:r>
+      <w:proofErr w:type="gramStart"/>
+      <w:r>
+        <w:rPr>
+          <w:rFonts w:ascii="Arial" w:hAnsi="Arial" w:cs="Arial"/>
+        </w:rPr>
+        <w:t>time</w:t>
+      </w:r>
+      <w:proofErr w:type="spellEnd"/>
+      <w:r>
+        <w:rPr>
+          <w:rFonts w:ascii="Arial" w:hAnsi="Arial" w:cs="Arial"/>
+        </w:rPr>
+        <w:t xml:space="preserve"> %}</w:t>
+      </w:r>
+      <w:proofErr w:type="gramEnd"/>
     </w:p>
     <w:p>
       <w:pPr>
@@ -8092,6 +11951,7 @@
           <w:rFonts w:ascii="Arial" w:hAnsi="Arial" w:cs="Arial"/>
         </w:rPr>
       </w:pPr>
+      <w:proofErr w:type="gramStart"/>
       <w:r>
         <w:rPr>
           <w:rFonts w:ascii="Arial" w:hAnsi="Arial" w:cs="Arial"/>
@@ -8103,14 +11963,35 @@
         <w:rPr>
           <w:rFonts w:ascii="Arial" w:hAnsi="Arial" w:cs="Arial"/>
         </w:rPr>
-        <w:t>additional_time_details</w:t>
+        <w:t>additional</w:t>
+      </w:r>
+      <w:proofErr w:type="gramEnd"/>
+      <w:r>
+        <w:rPr>
+          <w:rFonts w:ascii="Arial" w:hAnsi="Arial" w:cs="Arial"/>
+        </w:rPr>
+        <w:t>_time_</w:t>
+      </w:r>
+      <w:proofErr w:type="gramStart"/>
+      <w:r>
+        <w:rPr>
+          <w:rFonts w:ascii="Arial" w:hAnsi="Arial" w:cs="Arial"/>
+        </w:rPr>
+        <w:t>details</w:t>
       </w:r>
       <w:proofErr w:type="spellEnd"/>
       <w:r>
         <w:rPr>
           <w:rFonts w:ascii="Arial" w:hAnsi="Arial" w:cs="Arial"/>
         </w:rPr>
-        <w:t xml:space="preserve"> }}</w:t>
+        <w:t xml:space="preserve"> }</w:t>
+      </w:r>
+      <w:proofErr w:type="gramEnd"/>
+      <w:r>
+        <w:rPr>
+          <w:rFonts w:ascii="Arial" w:hAnsi="Arial" w:cs="Arial"/>
+        </w:rPr>
+        <w:t>}</w:t>
       </w:r>
     </w:p>
     <w:p>
@@ -8120,30 +12001,6 @@
           <w:rFonts w:ascii="Arial" w:hAnsi="Arial" w:cs="Arial"/>
         </w:rPr>
       </w:pPr>
-      <w:r>
-        <w:rPr>
-          <w:rFonts w:ascii="Arial" w:hAnsi="Arial" w:cs="Arial"/>
-        </w:rPr>
-        <w:br/>
-      </w:r>
-      <w:r>
-        <w:rPr>
-          <w:rFonts w:ascii="Arial" w:hAnsi="Arial" w:cs="Arial"/>
-        </w:rPr>
-        <w:t>{%</w:t>
-      </w:r>
-      <w:r>
-        <w:rPr>
-          <w:rFonts w:ascii="Arial" w:hAnsi="Arial" w:cs="Arial"/>
-        </w:rPr>
-        <w:t>p</w:t>
-      </w:r>
-      <w:r>
-        <w:rPr>
-          <w:rFonts w:ascii="Arial" w:hAnsi="Arial" w:cs="Arial"/>
-        </w:rPr>
-        <w:t xml:space="preserve"> endif %}</w:t>
-      </w:r>
     </w:p>
     <w:p>
       <w:pPr>
@@ -8152,6 +12009,32 @@
           <w:rFonts w:ascii="Arial" w:hAnsi="Arial" w:cs="Arial"/>
         </w:rPr>
       </w:pPr>
+      <w:r>
+        <w:rPr>
+          <w:rFonts w:ascii="Arial" w:hAnsi="Arial" w:cs="Arial"/>
+        </w:rPr>
+        <w:t>{%</w:t>
+      </w:r>
+      <w:r>
+        <w:rPr>
+          <w:rFonts w:ascii="Arial" w:hAnsi="Arial" w:cs="Arial"/>
+        </w:rPr>
+        <w:t>p</w:t>
+      </w:r>
+      <w:r>
+        <w:rPr>
+          <w:rFonts w:ascii="Arial" w:hAnsi="Arial" w:cs="Arial"/>
+        </w:rPr>
+        <w:t xml:space="preserve"> </w:t>
+      </w:r>
+      <w:proofErr w:type="gramStart"/>
+      <w:r>
+        <w:rPr>
+          <w:rFonts w:ascii="Arial" w:hAnsi="Arial" w:cs="Arial"/>
+        </w:rPr>
+        <w:t>endif %}</w:t>
+      </w:r>
+      <w:proofErr w:type="gramEnd"/>
     </w:p>
     <w:p>
       <w:pPr>
@@ -8207,6 +12090,9 @@
         <w:gridCol w:w="4225"/>
       </w:tblGrid>
       <w:tr>
+        <w:trPr>
+          <w:cantSplit/>
+        </w:trPr>
         <w:tc>
           <w:tcPr>
             <w:tcW w:w="5125" w:type="dxa"/>
@@ -8258,6 +12144,9 @@
         </w:tc>
       </w:tr>
       <w:tr>
+        <w:trPr>
+          <w:cantSplit/>
+        </w:trPr>
         <w:tc>
           <w:tcPr>
             <w:tcW w:w="5125" w:type="dxa"/>
@@ -8293,30 +12182,55 @@
                 <w:u w:val="single"/>
               </w:rPr>
             </w:pPr>
-            <w:r>
-              <w:rPr>
-                <w:rFonts w:ascii="Arial" w:hAnsi="Arial" w:cs="Arial"/>
-              </w:rPr>
-              <w:t>{{ users[0].</w:t>
-            </w:r>
-            <w:proofErr w:type="spellStart"/>
-            <w:r>
-              <w:rPr>
-                <w:rFonts w:ascii="Arial" w:hAnsi="Arial" w:cs="Arial"/>
-              </w:rPr>
-              <w:t>name_full</w:t>
-            </w:r>
-            <w:proofErr w:type="spellEnd"/>
-            <w:r>
-              <w:rPr>
-                <w:rFonts w:ascii="Arial" w:hAnsi="Arial" w:cs="Arial"/>
-              </w:rPr>
-              <w:t>() }}</w:t>
+            <w:proofErr w:type="gramStart"/>
+            <w:r>
+              <w:rPr>
+                <w:rFonts w:ascii="Arial" w:hAnsi="Arial" w:cs="Arial"/>
+              </w:rPr>
+              <w:t>{{ users</w:t>
+            </w:r>
+            <w:proofErr w:type="gramEnd"/>
+            <w:r>
+              <w:rPr>
+                <w:rFonts w:ascii="Arial" w:hAnsi="Arial" w:cs="Arial"/>
+              </w:rPr>
+              <w:t>[0].</w:t>
+            </w:r>
+            <w:proofErr w:type="spellStart"/>
+            <w:r>
+              <w:rPr>
+                <w:rFonts w:ascii="Arial" w:hAnsi="Arial" w:cs="Arial"/>
+              </w:rPr>
+              <w:t>name_</w:t>
+            </w:r>
+            <w:proofErr w:type="gramStart"/>
+            <w:r>
+              <w:rPr>
+                <w:rFonts w:ascii="Arial" w:hAnsi="Arial" w:cs="Arial"/>
+              </w:rPr>
+              <w:t>full</w:t>
+            </w:r>
+            <w:proofErr w:type="spellEnd"/>
+            <w:r>
+              <w:rPr>
+                <w:rFonts w:ascii="Arial" w:hAnsi="Arial" w:cs="Arial"/>
+              </w:rPr>
+              <w:t>(</w:t>
+            </w:r>
+            <w:proofErr w:type="gramEnd"/>
+            <w:r>
+              <w:rPr>
+                <w:rFonts w:ascii="Arial" w:hAnsi="Arial" w:cs="Arial"/>
+              </w:rPr>
+              <w:t>) }}</w:t>
             </w:r>
           </w:p>
         </w:tc>
       </w:tr>
       <w:tr>
+        <w:trPr>
+          <w:cantSplit/>
+        </w:trPr>
         <w:tc>
           <w:tcPr>
             <w:tcW w:w="5125" w:type="dxa"/>
@@ -8578,28 +12492,70 @@
               <w:rPr>
                 <w:rFonts w:ascii="Arial" w:hAnsi="Arial" w:cs="Arial"/>
               </w:rPr>
-              <w:t>e_signature</w:t>
-            </w:r>
-            <w:proofErr w:type="spellEnd"/>
-            <w:r>
-              <w:rPr>
-                <w:rFonts w:ascii="Arial" w:hAnsi="Arial" w:cs="Arial"/>
-              </w:rPr>
-              <w:t xml:space="preserve"> %}/s/ {{ users[0].</w:t>
-            </w:r>
-            <w:proofErr w:type="spellStart"/>
-            <w:r>
-              <w:rPr>
-                <w:rFonts w:ascii="Arial" w:hAnsi="Arial" w:cs="Arial"/>
-              </w:rPr>
-              <w:t>name_full</w:t>
-            </w:r>
-            <w:proofErr w:type="spellEnd"/>
-            <w:r>
-              <w:rPr>
-                <w:rFonts w:ascii="Arial" w:hAnsi="Arial" w:cs="Arial"/>
-              </w:rPr>
-              <w:t>() }}{% endif %}</w:t>
+              <w:t>e_</w:t>
+            </w:r>
+            <w:proofErr w:type="gramStart"/>
+            <w:r>
+              <w:rPr>
+                <w:rFonts w:ascii="Arial" w:hAnsi="Arial" w:cs="Arial"/>
+              </w:rPr>
+              <w:t>signature</w:t>
+            </w:r>
+            <w:proofErr w:type="spellEnd"/>
+            <w:r>
+              <w:rPr>
+                <w:rFonts w:ascii="Arial" w:hAnsi="Arial" w:cs="Arial"/>
+              </w:rPr>
+              <w:t xml:space="preserve"> %}</w:t>
+            </w:r>
+            <w:proofErr w:type="gramEnd"/>
+            <w:r>
+              <w:rPr>
+                <w:rFonts w:ascii="Arial" w:hAnsi="Arial" w:cs="Arial"/>
+              </w:rPr>
+              <w:t xml:space="preserve">/s/ </w:t>
+            </w:r>
+            <w:proofErr w:type="gramStart"/>
+            <w:r>
+              <w:rPr>
+                <w:rFonts w:ascii="Arial" w:hAnsi="Arial" w:cs="Arial"/>
+              </w:rPr>
+              <w:t>{{ users</w:t>
+            </w:r>
+            <w:proofErr w:type="gramEnd"/>
+            <w:r>
+              <w:rPr>
+                <w:rFonts w:ascii="Arial" w:hAnsi="Arial" w:cs="Arial"/>
+              </w:rPr>
+              <w:t>[0].</w:t>
+            </w:r>
+            <w:proofErr w:type="spellStart"/>
+            <w:r>
+              <w:rPr>
+                <w:rFonts w:ascii="Arial" w:hAnsi="Arial" w:cs="Arial"/>
+              </w:rPr>
+              <w:t>name_</w:t>
+            </w:r>
+            <w:proofErr w:type="gramStart"/>
+            <w:r>
+              <w:rPr>
+                <w:rFonts w:ascii="Arial" w:hAnsi="Arial" w:cs="Arial"/>
+              </w:rPr>
+              <w:t>full</w:t>
+            </w:r>
+            <w:proofErr w:type="spellEnd"/>
+            <w:r>
+              <w:rPr>
+                <w:rFonts w:ascii="Arial" w:hAnsi="Arial" w:cs="Arial"/>
+              </w:rPr>
+              <w:t>() }}{</w:t>
+            </w:r>
+            <w:proofErr w:type="gramEnd"/>
+            <w:r>
+              <w:rPr>
+                <w:rFonts w:ascii="Arial" w:hAnsi="Arial" w:cs="Arial"/>
+              </w:rPr>
+              <w:t>% endif %}</w:t>
             </w:r>
           </w:p>
         </w:tc>
@@ -8650,11 +12606,19 @@
                 <w:rFonts w:ascii="Arial" w:hAnsi="Arial" w:cs="Arial"/>
               </w:rPr>
             </w:pPr>
-            <w:r>
-              <w:rPr>
-                <w:rFonts w:ascii="Arial" w:hAnsi="Arial" w:cs="Arial"/>
-              </w:rPr>
-              <w:t>{{ today() }}</w:t>
+            <w:proofErr w:type="gramStart"/>
+            <w:r>
+              <w:rPr>
+                <w:rFonts w:ascii="Arial" w:hAnsi="Arial" w:cs="Arial"/>
+              </w:rPr>
+              <w:t>{{ today</w:t>
+            </w:r>
+            <w:proofErr w:type="gramEnd"/>
+            <w:r>
+              <w:rPr>
+                <w:rFonts w:ascii="Arial" w:hAnsi="Arial" w:cs="Arial"/>
+              </w:rPr>
+              <w:t>() }}</w:t>
             </w:r>
           </w:p>
         </w:tc>
@@ -8778,25 +12742,47 @@
                 <w:rFonts w:ascii="Arial" w:hAnsi="Arial" w:cs="Arial"/>
               </w:rPr>
             </w:pPr>
-            <w:r>
-              <w:rPr>
-                <w:rFonts w:ascii="Arial" w:hAnsi="Arial" w:cs="Arial"/>
-              </w:rPr>
-              <w:t>{{ users[0].</w:t>
-            </w:r>
-            <w:proofErr w:type="spellStart"/>
-            <w:r>
-              <w:rPr>
-                <w:rFonts w:ascii="Arial" w:hAnsi="Arial" w:cs="Arial"/>
-              </w:rPr>
-              <w:t>name_full</w:t>
-            </w:r>
-            <w:proofErr w:type="spellEnd"/>
-            <w:r>
-              <w:rPr>
-                <w:rFonts w:ascii="Arial" w:hAnsi="Arial" w:cs="Arial"/>
-              </w:rPr>
-              <w:t>() }}</w:t>
+            <w:proofErr w:type="gramStart"/>
+            <w:r>
+              <w:rPr>
+                <w:rFonts w:ascii="Arial" w:hAnsi="Arial" w:cs="Arial"/>
+              </w:rPr>
+              <w:t>{{ users</w:t>
+            </w:r>
+            <w:proofErr w:type="gramEnd"/>
+            <w:r>
+              <w:rPr>
+                <w:rFonts w:ascii="Arial" w:hAnsi="Arial" w:cs="Arial"/>
+              </w:rPr>
+              <w:t>[0].</w:t>
+            </w:r>
+            <w:proofErr w:type="spellStart"/>
+            <w:r>
+              <w:rPr>
+                <w:rFonts w:ascii="Arial" w:hAnsi="Arial" w:cs="Arial"/>
+              </w:rPr>
+              <w:t>name_</w:t>
+            </w:r>
+            <w:proofErr w:type="gramStart"/>
+            <w:r>
+              <w:rPr>
+                <w:rFonts w:ascii="Arial" w:hAnsi="Arial" w:cs="Arial"/>
+              </w:rPr>
+              <w:t>full</w:t>
+            </w:r>
+            <w:proofErr w:type="spellEnd"/>
+            <w:r>
+              <w:rPr>
+                <w:rFonts w:ascii="Arial" w:hAnsi="Arial" w:cs="Arial"/>
+              </w:rPr>
+              <w:t>(</w:t>
+            </w:r>
+            <w:proofErr w:type="gramEnd"/>
+            <w:r>
+              <w:rPr>
+                <w:rFonts w:ascii="Arial" w:hAnsi="Arial" w:cs="Arial"/>
+              </w:rPr>
+              <w:t>) }}</w:t>
             </w:r>
           </w:p>
         </w:tc>
@@ -8957,30 +12943,113 @@
               <w:rPr>
                 <w:rFonts w:ascii="Arial" w:hAnsi="Arial" w:cs="Arial"/>
               </w:rPr>
-              <w:t xml:space="preserve">{{ </w:t>
-            </w:r>
-            <w:proofErr w:type="spellStart"/>
-            <w:r>
-              <w:rPr>
-                <w:rFonts w:ascii="Arial" w:hAnsi="Arial" w:cs="Arial"/>
-              </w:rPr>
-              <w:t>phone_number_formatted</w:t>
-            </w:r>
-            <w:proofErr w:type="spellEnd"/>
-            <w:r>
-              <w:rPr>
-                <w:rFonts w:ascii="Arial" w:hAnsi="Arial" w:cs="Arial"/>
-              </w:rPr>
-              <w:t>(users[0].</w:t>
-            </w:r>
-            <w:proofErr w:type="spellStart"/>
-            <w:r>
-              <w:rPr>
-                <w:rFonts w:ascii="Arial" w:hAnsi="Arial" w:cs="Arial"/>
-              </w:rPr>
-              <w:t>phone_number</w:t>
-            </w:r>
-            <w:proofErr w:type="spellEnd"/>
+              <w:t>{</w:t>
+            </w:r>
+            <w:r>
+              <w:rPr>
+                <w:rFonts w:ascii="Arial" w:hAnsi="Arial" w:cs="Arial"/>
+              </w:rPr>
+              <w:t xml:space="preserve">% </w:t>
+            </w:r>
+            <w:r>
+              <w:rPr>
+                <w:rFonts w:ascii="Arial" w:hAnsi="Arial" w:cs="Arial"/>
+              </w:rPr>
+              <w:t xml:space="preserve">if </w:t>
+            </w:r>
+            <w:proofErr w:type="gramStart"/>
+            <w:r>
+              <w:rPr>
+                <w:rFonts w:ascii="Arial" w:hAnsi="Arial" w:cs="Arial"/>
+              </w:rPr>
+              <w:t>users[</w:t>
+            </w:r>
+            <w:proofErr w:type="gramEnd"/>
+            <w:r>
+              <w:rPr>
+                <w:rFonts w:ascii="Arial" w:hAnsi="Arial" w:cs="Arial"/>
+              </w:rPr>
+              <w:t>0</w:t>
+            </w:r>
+            <w:proofErr w:type="gramStart"/>
+            <w:r>
+              <w:rPr>
+                <w:rFonts w:ascii="Arial" w:hAnsi="Arial" w:cs="Arial"/>
+              </w:rPr>
+              <w:t>].</w:t>
+            </w:r>
+            <w:proofErr w:type="spellStart"/>
+            <w:r>
+              <w:rPr>
+                <w:rFonts w:ascii="Arial" w:hAnsi="Arial" w:cs="Arial"/>
+              </w:rPr>
+              <w:t>phone</w:t>
+            </w:r>
+            <w:proofErr w:type="gramEnd"/>
+            <w:r>
+              <w:rPr>
+                <w:rFonts w:ascii="Arial" w:hAnsi="Arial" w:cs="Arial"/>
+              </w:rPr>
+              <w:t>_number</w:t>
+            </w:r>
+            <w:proofErr w:type="spellEnd"/>
+            <w:r>
+              <w:rPr>
+                <w:rFonts w:ascii="Arial" w:hAnsi="Arial" w:cs="Arial"/>
+              </w:rPr>
+              <w:t xml:space="preserve"> </w:t>
+            </w:r>
+            <w:proofErr w:type="gramStart"/>
+            <w:r>
+              <w:rPr>
+                <w:rFonts w:ascii="Arial" w:hAnsi="Arial" w:cs="Arial"/>
+              </w:rPr>
+              <w:t xml:space="preserve">%}{{ </w:t>
+            </w:r>
+            <w:proofErr w:type="spellStart"/>
+            <w:r>
+              <w:rPr>
+                <w:rFonts w:ascii="Arial" w:hAnsi="Arial" w:cs="Arial"/>
+              </w:rPr>
+              <w:t>phone</w:t>
+            </w:r>
+            <w:proofErr w:type="gramEnd"/>
+            <w:r>
+              <w:rPr>
+                <w:rFonts w:ascii="Arial" w:hAnsi="Arial" w:cs="Arial"/>
+              </w:rPr>
+              <w:t>_number_formatted</w:t>
+            </w:r>
+            <w:proofErr w:type="spellEnd"/>
+            <w:r>
+              <w:rPr>
+                <w:rFonts w:ascii="Arial" w:hAnsi="Arial" w:cs="Arial"/>
+              </w:rPr>
+              <w:t>(users[0</w:t>
+            </w:r>
+            <w:proofErr w:type="gramStart"/>
+            <w:r>
+              <w:rPr>
+                <w:rFonts w:ascii="Arial" w:hAnsi="Arial" w:cs="Arial"/>
+              </w:rPr>
+              <w:t>].</w:t>
+            </w:r>
+            <w:proofErr w:type="spellStart"/>
+            <w:r>
+              <w:rPr>
+                <w:rFonts w:ascii="Arial" w:hAnsi="Arial" w:cs="Arial"/>
+              </w:rPr>
+              <w:t>phone</w:t>
+            </w:r>
+            <w:proofErr w:type="gramEnd"/>
+            <w:r>
+              <w:rPr>
+                <w:rFonts w:ascii="Arial" w:hAnsi="Arial" w:cs="Arial"/>
+              </w:rPr>
+              <w:t>_number</w:t>
+            </w:r>
+            <w:proofErr w:type="spellEnd"/>
+            <w:proofErr w:type="gramStart"/>
             <w:r>
               <w:rPr>
                 <w:rFonts w:ascii="Arial" w:hAnsi="Arial" w:cs="Arial"/>
@@ -8991,7 +13060,26 @@
               <w:rPr>
                 <w:rFonts w:ascii="Arial" w:hAnsi="Arial" w:cs="Arial"/>
               </w:rPr>
-              <w:t xml:space="preserve"> }}</w:t>
+              <w:t xml:space="preserve"> </w:t>
+            </w:r>
+            <w:r>
+              <w:rPr>
+                <w:rFonts w:ascii="Arial" w:hAnsi="Arial" w:cs="Arial"/>
+              </w:rPr>
+              <w:t>}}</w:t>
+            </w:r>
+            <w:r>
+              <w:rPr>
+                <w:rFonts w:ascii="Arial" w:hAnsi="Arial" w:cs="Arial"/>
+              </w:rPr>
+              <w:t>{</w:t>
+            </w:r>
+            <w:proofErr w:type="gramEnd"/>
+            <w:r>
+              <w:rPr>
+                <w:rFonts w:ascii="Arial" w:hAnsi="Arial" w:cs="Arial"/>
+              </w:rPr>
+              <w:t>% endif %}</w:t>
             </w:r>
           </w:p>
         </w:tc>
@@ -9046,21 +13134,91 @@
               <w:rPr>
                 <w:rFonts w:ascii="Arial" w:hAnsi="Arial" w:cs="Arial"/>
               </w:rPr>
-              <w:t>{% if users[0].</w:t>
-            </w:r>
-            <w:proofErr w:type="spellStart"/>
-            <w:r>
-              <w:rPr>
-                <w:rFonts w:ascii="Arial" w:hAnsi="Arial" w:cs="Arial"/>
-              </w:rPr>
-              <w:t>has_email_address</w:t>
-            </w:r>
-            <w:proofErr w:type="spellEnd"/>
-            <w:r>
-              <w:rPr>
-                <w:rFonts w:ascii="Arial" w:hAnsi="Arial" w:cs="Arial"/>
-              </w:rPr>
-              <w:t xml:space="preserve"> %}{{ users[0].email }}{% endif %}</w:t>
+              <w:t xml:space="preserve">{% if </w:t>
+            </w:r>
+            <w:proofErr w:type="gramStart"/>
+            <w:r>
+              <w:rPr>
+                <w:rFonts w:ascii="Arial" w:hAnsi="Arial" w:cs="Arial"/>
+              </w:rPr>
+              <w:t>users[</w:t>
+            </w:r>
+            <w:proofErr w:type="gramEnd"/>
+            <w:r>
+              <w:rPr>
+                <w:rFonts w:ascii="Arial" w:hAnsi="Arial" w:cs="Arial"/>
+              </w:rPr>
+              <w:t>0</w:t>
+            </w:r>
+            <w:proofErr w:type="gramStart"/>
+            <w:r>
+              <w:rPr>
+                <w:rFonts w:ascii="Arial" w:hAnsi="Arial" w:cs="Arial"/>
+              </w:rPr>
+              <w:t>].</w:t>
+            </w:r>
+            <w:proofErr w:type="spellStart"/>
+            <w:r>
+              <w:rPr>
+                <w:rFonts w:ascii="Arial" w:hAnsi="Arial" w:cs="Arial"/>
+              </w:rPr>
+              <w:t>has</w:t>
+            </w:r>
+            <w:proofErr w:type="gramEnd"/>
+            <w:r>
+              <w:rPr>
+                <w:rFonts w:ascii="Arial" w:hAnsi="Arial" w:cs="Arial"/>
+              </w:rPr>
+              <w:t>_email_address</w:t>
+            </w:r>
+            <w:proofErr w:type="spellEnd"/>
+            <w:r>
+              <w:rPr>
+                <w:rFonts w:ascii="Arial" w:hAnsi="Arial" w:cs="Arial"/>
+              </w:rPr>
+              <w:t xml:space="preserve"> </w:t>
+            </w:r>
+            <w:proofErr w:type="gramStart"/>
+            <w:r>
+              <w:rPr>
+                <w:rFonts w:ascii="Arial" w:hAnsi="Arial" w:cs="Arial"/>
+              </w:rPr>
+              <w:t>%}{{ users</w:t>
+            </w:r>
+            <w:proofErr w:type="gramEnd"/>
+            <w:r>
+              <w:rPr>
+                <w:rFonts w:ascii="Arial" w:hAnsi="Arial" w:cs="Arial"/>
+              </w:rPr>
+              <w:t>[0</w:t>
+            </w:r>
+            <w:proofErr w:type="gramStart"/>
+            <w:r>
+              <w:rPr>
+                <w:rFonts w:ascii="Arial" w:hAnsi="Arial" w:cs="Arial"/>
+              </w:rPr>
+              <w:t>].email</w:t>
+            </w:r>
+            <w:proofErr w:type="gramEnd"/>
+            <w:r>
+              <w:rPr>
+                <w:rFonts w:ascii="Arial" w:hAnsi="Arial" w:cs="Arial"/>
+              </w:rPr>
+              <w:t xml:space="preserve"> </w:t>
+            </w:r>
+            <w:proofErr w:type="gramStart"/>
+            <w:r>
+              <w:rPr>
+                <w:rFonts w:ascii="Arial" w:hAnsi="Arial" w:cs="Arial"/>
+              </w:rPr>
+              <w:t>}}{</w:t>
+            </w:r>
+            <w:proofErr w:type="gramEnd"/>
+            <w:r>
+              <w:rPr>
+                <w:rFonts w:ascii="Arial" w:hAnsi="Arial" w:cs="Arial"/>
+              </w:rPr>
+              <w:t>% endif %}</w:t>
             </w:r>
           </w:p>
         </w:tc>
@@ -9186,18 +13344,40 @@
                 <w:rFonts w:ascii="Arial" w:hAnsi="Arial" w:cs="Arial"/>
               </w:rPr>
             </w:pPr>
-            <w:r>
-              <w:rPr>
-                <w:rFonts w:ascii="Arial" w:hAnsi="Arial" w:cs="Arial"/>
-              </w:rPr>
-              <w:t>{{ users[0].</w:t>
-            </w:r>
-            <w:proofErr w:type="spellStart"/>
-            <w:r>
-              <w:rPr>
-                <w:rFonts w:ascii="Arial" w:hAnsi="Arial" w:cs="Arial"/>
-              </w:rPr>
-              <w:t>address.on_one_line</w:t>
+            <w:proofErr w:type="gramStart"/>
+            <w:r>
+              <w:rPr>
+                <w:rFonts w:ascii="Arial" w:hAnsi="Arial" w:cs="Arial"/>
+              </w:rPr>
+              <w:t>{{ users</w:t>
+            </w:r>
+            <w:proofErr w:type="gramEnd"/>
+            <w:r>
+              <w:rPr>
+                <w:rFonts w:ascii="Arial" w:hAnsi="Arial" w:cs="Arial"/>
+              </w:rPr>
+              <w:t>[0</w:t>
+            </w:r>
+            <w:proofErr w:type="gramStart"/>
+            <w:r>
+              <w:rPr>
+                <w:rFonts w:ascii="Arial" w:hAnsi="Arial" w:cs="Arial"/>
+              </w:rPr>
+              <w:t>].</w:t>
+            </w:r>
+            <w:proofErr w:type="spellStart"/>
+            <w:r>
+              <w:rPr>
+                <w:rFonts w:ascii="Arial" w:hAnsi="Arial" w:cs="Arial"/>
+              </w:rPr>
+              <w:t>address</w:t>
+            </w:r>
+            <w:proofErr w:type="gramEnd"/>
+            <w:r>
+              <w:rPr>
+                <w:rFonts w:ascii="Arial" w:hAnsi="Arial" w:cs="Arial"/>
+              </w:rPr>
+              <w:t>.on_one_line</w:t>
             </w:r>
             <w:proofErr w:type="spellEnd"/>
             <w:r>
